--- a/documents/IA_ID.docx
+++ b/documents/IA_ID.docx
@@ -623,8 +623,10 @@
             <w:pPr>
               <w:rPr>
                 <w:rFonts w:ascii="Roboto" w:hAnsi="Roboto" w:eastAsia="Roboto" w:cs="Roboto"/>
-                <w:i w:val="1"/>
-                <w:iCs w:val="1"/>
+                <w:b w:val="1"/>
+                <w:bCs w:val="1"/>
+                <w:i w:val="0"/>
+                <w:iCs w:val="0"/>
                 <w:color w:val="1D2125"/>
                 <w:sz w:val="24"/>
                 <w:szCs w:val="24"/>
@@ -634,86 +636,377 @@
             <w:r>
               <w:rPr>
                 <w:rFonts w:ascii="Roboto" w:hAnsi="Roboto" w:eastAsia="Roboto" w:cs="Roboto"/>
-                <w:i w:val="1"/>
-                <w:iCs w:val="1"/>
-                <w:color w:val="1D2125"/>
-                <w:sz w:val="24"/>
-                <w:szCs w:val="24"/>
-                <w:lang w:val="en-US"/>
-              </w:rPr>
-              <w:t>List all the content/services you will provide on the website the team is developing.</w:t>
-            </w:r>
-            <w:r>
-              <w:rPr>
-                <w:rFonts w:ascii="Roboto" w:hAnsi="Roboto" w:eastAsia="Roboto" w:cs="Roboto"/>
-                <w:i w:val="1"/>
-                <w:iCs w:val="1"/>
-                <w:color w:val="1D2125"/>
-                <w:sz w:val="24"/>
-                <w:szCs w:val="24"/>
-                <w:lang w:val="en-US"/>
-              </w:rPr>
-              <w:t xml:space="preserve"> Member 1 </w:t>
-            </w:r>
-            <w:r>
-              <w:rPr>
-                <w:rFonts w:ascii="Roboto" w:hAnsi="Roboto" w:eastAsia="Roboto" w:cs="Roboto"/>
-                <w:i w:val="1"/>
-                <w:iCs w:val="1"/>
-                <w:color w:val="1D2125"/>
-                <w:sz w:val="24"/>
-                <w:szCs w:val="24"/>
-                <w:lang w:val="en-US"/>
-              </w:rPr>
-              <w:t>has to</w:t>
-            </w:r>
-            <w:r>
-              <w:rPr>
-                <w:rFonts w:ascii="Roboto" w:hAnsi="Roboto" w:eastAsia="Roboto" w:cs="Roboto"/>
-                <w:i w:val="1"/>
-                <w:iCs w:val="1"/>
-                <w:color w:val="1D2125"/>
-                <w:sz w:val="24"/>
-                <w:szCs w:val="24"/>
-                <w:lang w:val="en-US"/>
-              </w:rPr>
-              <w:t xml:space="preserve"> put in his/her list of content here</w:t>
-            </w:r>
-            <w:r>
-              <w:rPr>
-                <w:rFonts w:ascii="Roboto" w:hAnsi="Roboto" w:eastAsia="Roboto" w:cs="Roboto"/>
-                <w:i w:val="1"/>
-                <w:iCs w:val="1"/>
-                <w:color w:val="1D2125"/>
-                <w:sz w:val="24"/>
-                <w:szCs w:val="24"/>
-                <w:lang w:val="en-US"/>
-              </w:rPr>
-              <w:t>.</w:t>
-            </w:r>
-            <w:r>
-              <w:rPr>
-                <w:rFonts w:ascii="Roboto" w:hAnsi="Roboto" w:eastAsia="Roboto" w:cs="Roboto"/>
-                <w:i w:val="1"/>
-                <w:iCs w:val="1"/>
-                <w:color w:val="1D2125"/>
-                <w:sz w:val="24"/>
-                <w:szCs w:val="24"/>
-                <w:lang w:val="en-US"/>
-              </w:rPr>
-              <w:t xml:space="preserve">  </w:t>
-            </w:r>
-            <w:r>
-              <w:rPr>
-                <w:rFonts w:ascii="Roboto" w:hAnsi="Roboto" w:eastAsia="Roboto" w:cs="Roboto"/>
-                <w:i w:val="1"/>
-                <w:iCs w:val="1"/>
-                <w:color w:val="1D2125"/>
-                <w:sz w:val="24"/>
-                <w:szCs w:val="24"/>
-                <w:lang w:val="en-US"/>
-              </w:rPr>
-              <w:t xml:space="preserve">You must categorize the content.  </w:t>
+                <w:b w:val="1"/>
+                <w:bCs w:val="1"/>
+                <w:i w:val="0"/>
+                <w:iCs w:val="0"/>
+                <w:color w:val="1D2125"/>
+                <w:sz w:val="24"/>
+                <w:szCs w:val="24"/>
+                <w:lang w:val="en-US"/>
+              </w:rPr>
+              <w:t xml:space="preserve">Pages: </w:t>
+            </w:r>
+          </w:p>
+          <w:p>
+            <w:pPr>
+              <w:rPr>
+                <w:rFonts w:ascii="Roboto" w:hAnsi="Roboto" w:eastAsia="Roboto" w:cs="Roboto"/>
+                <w:i w:val="0"/>
+                <w:iCs w:val="0"/>
+                <w:color w:val="1D2125"/>
+                <w:sz w:val="24"/>
+                <w:szCs w:val="24"/>
+                <w:lang w:val="en-US"/>
+              </w:rPr>
+            </w:pPr>
+            <w:r>
+              <w:rPr>
+                <w:rFonts w:ascii="Roboto" w:hAnsi="Roboto" w:eastAsia="Roboto" w:cs="Roboto"/>
+                <w:i w:val="0"/>
+                <w:iCs w:val="0"/>
+                <w:color w:val="1D2125"/>
+                <w:sz w:val="24"/>
+                <w:szCs w:val="24"/>
+                <w:lang w:val="en-US"/>
+              </w:rPr>
+              <w:t xml:space="preserve">Home, </w:t>
+            </w:r>
+            <w:r>
+              <w:rPr>
+                <w:rFonts w:ascii="Roboto" w:hAnsi="Roboto" w:eastAsia="Roboto" w:cs="Roboto"/>
+                <w:i w:val="0"/>
+                <w:iCs w:val="0"/>
+                <w:color w:val="1D2125"/>
+                <w:sz w:val="24"/>
+                <w:szCs w:val="24"/>
+                <w:lang w:val="en-US"/>
+              </w:rPr>
+              <w:t xml:space="preserve">Emergency Services, </w:t>
+            </w:r>
+            <w:r>
+              <w:rPr>
+                <w:rFonts w:ascii="Roboto" w:hAnsi="Roboto" w:eastAsia="Roboto" w:cs="Roboto"/>
+                <w:i w:val="0"/>
+                <w:iCs w:val="0"/>
+                <w:color w:val="1D2125"/>
+                <w:sz w:val="24"/>
+                <w:szCs w:val="24"/>
+                <w:lang w:val="en-US"/>
+              </w:rPr>
+              <w:t>About, Contact, FAQ, Accessibility Statement</w:t>
+            </w:r>
+            <w:r>
+              <w:br/>
+            </w:r>
+            <w:r>
+              <w:rPr>
+                <w:rFonts w:ascii="Roboto" w:hAnsi="Roboto" w:eastAsia="Roboto" w:cs="Roboto"/>
+                <w:b w:val="1"/>
+                <w:bCs w:val="1"/>
+                <w:i w:val="0"/>
+                <w:iCs w:val="0"/>
+                <w:color w:val="1D2125"/>
+                <w:sz w:val="24"/>
+                <w:szCs w:val="24"/>
+                <w:lang w:val="en-US"/>
+              </w:rPr>
+              <w:t>Provider Search:</w:t>
+            </w:r>
+            <w:r>
+              <w:br/>
+            </w:r>
+            <w:r>
+              <w:rPr>
+                <w:rFonts w:ascii="Roboto" w:hAnsi="Roboto" w:eastAsia="Roboto" w:cs="Roboto"/>
+                <w:i w:val="0"/>
+                <w:iCs w:val="0"/>
+                <w:color w:val="1D2125"/>
+                <w:sz w:val="24"/>
+                <w:szCs w:val="24"/>
+                <w:lang w:val="en-US"/>
+              </w:rPr>
+              <w:t xml:space="preserve">Search bar, Filter by specialization (dental, eye doctor, cardiologist </w:t>
+            </w:r>
+            <w:r>
+              <w:rPr>
+                <w:rFonts w:ascii="Roboto" w:hAnsi="Roboto" w:eastAsia="Roboto" w:cs="Roboto"/>
+                <w:i w:val="0"/>
+                <w:iCs w:val="0"/>
+                <w:color w:val="1D2125"/>
+                <w:sz w:val="24"/>
+                <w:szCs w:val="24"/>
+                <w:lang w:val="en-US"/>
+              </w:rPr>
+              <w:t>etc</w:t>
+            </w:r>
+            <w:r>
+              <w:rPr>
+                <w:rFonts w:ascii="Roboto" w:hAnsi="Roboto" w:eastAsia="Roboto" w:cs="Roboto"/>
+                <w:i w:val="0"/>
+                <w:iCs w:val="0"/>
+                <w:color w:val="1D2125"/>
+                <w:sz w:val="24"/>
+                <w:szCs w:val="24"/>
+                <w:lang w:val="en-US"/>
+              </w:rPr>
+              <w:t xml:space="preserve">), </w:t>
+            </w:r>
+            <w:r>
+              <w:rPr>
+                <w:rFonts w:ascii="Roboto" w:hAnsi="Roboto" w:eastAsia="Roboto" w:cs="Roboto"/>
+                <w:i w:val="0"/>
+                <w:iCs w:val="0"/>
+                <w:color w:val="1D2125"/>
+                <w:sz w:val="24"/>
+                <w:szCs w:val="24"/>
+                <w:lang w:val="en-US"/>
+              </w:rPr>
+              <w:t xml:space="preserve">Filter by distance/location, </w:t>
+            </w:r>
+            <w:r>
+              <w:rPr>
+                <w:rFonts w:ascii="Roboto" w:hAnsi="Roboto" w:eastAsia="Roboto" w:cs="Roboto"/>
+                <w:i w:val="0"/>
+                <w:iCs w:val="0"/>
+                <w:color w:val="1D2125"/>
+                <w:sz w:val="24"/>
+                <w:szCs w:val="24"/>
+                <w:lang w:val="en-US"/>
+              </w:rPr>
+              <w:t xml:space="preserve">Filter by ratings, </w:t>
+            </w:r>
+            <w:r>
+              <w:rPr>
+                <w:rFonts w:ascii="Roboto" w:hAnsi="Roboto" w:eastAsia="Roboto" w:cs="Roboto"/>
+                <w:i w:val="0"/>
+                <w:iCs w:val="0"/>
+                <w:color w:val="1D2125"/>
+                <w:sz w:val="24"/>
+                <w:szCs w:val="24"/>
+                <w:lang w:val="en-US"/>
+              </w:rPr>
+              <w:t>Alphabetical order directory</w:t>
+            </w:r>
+            <w:r>
+              <w:br/>
+            </w:r>
+            <w:r>
+              <w:rPr>
+                <w:rFonts w:ascii="Roboto" w:hAnsi="Roboto" w:eastAsia="Roboto" w:cs="Roboto"/>
+                <w:b w:val="1"/>
+                <w:bCs w:val="1"/>
+                <w:i w:val="0"/>
+                <w:iCs w:val="0"/>
+                <w:color w:val="1D2125"/>
+                <w:sz w:val="24"/>
+                <w:szCs w:val="24"/>
+                <w:lang w:val="en-US"/>
+              </w:rPr>
+              <w:t xml:space="preserve">Accessibility Features: </w:t>
+            </w:r>
+          </w:p>
+          <w:p>
+            <w:pPr>
+              <w:rPr>
+                <w:rFonts w:ascii="Roboto" w:hAnsi="Roboto" w:eastAsia="Roboto" w:cs="Roboto"/>
+                <w:b w:val="0"/>
+                <w:bCs w:val="0"/>
+                <w:i w:val="0"/>
+                <w:iCs w:val="0"/>
+                <w:color w:val="1D2125"/>
+                <w:sz w:val="24"/>
+                <w:szCs w:val="24"/>
+                <w:lang w:val="en-US"/>
+              </w:rPr>
+            </w:pPr>
+            <w:r>
+              <w:rPr>
+                <w:rFonts w:ascii="Roboto" w:hAnsi="Roboto" w:eastAsia="Roboto" w:cs="Roboto"/>
+                <w:b w:val="0"/>
+                <w:bCs w:val="0"/>
+                <w:i w:val="0"/>
+                <w:iCs w:val="0"/>
+                <w:color w:val="1D2125"/>
+                <w:sz w:val="24"/>
+                <w:szCs w:val="24"/>
+                <w:lang w:val="en-US"/>
+              </w:rPr>
+              <w:t>Adjustable text size, Light mode/Dark mode, Keyboard navigations, Simple structure, Screen reader</w:t>
+            </w:r>
+          </w:p>
+          <w:p>
+            <w:pPr>
+              <w:rPr>
+                <w:rFonts w:ascii="Roboto" w:hAnsi="Roboto" w:eastAsia="Roboto" w:cs="Roboto"/>
+                <w:b w:val="1"/>
+                <w:bCs w:val="1"/>
+                <w:i w:val="0"/>
+                <w:iCs w:val="0"/>
+                <w:color w:val="1D2125"/>
+                <w:sz w:val="24"/>
+                <w:szCs w:val="24"/>
+                <w:lang w:val="en-US"/>
+              </w:rPr>
+            </w:pPr>
+            <w:r>
+              <w:rPr>
+                <w:rFonts w:ascii="Roboto" w:hAnsi="Roboto" w:eastAsia="Roboto" w:cs="Roboto"/>
+                <w:b w:val="1"/>
+                <w:bCs w:val="1"/>
+                <w:i w:val="0"/>
+                <w:iCs w:val="0"/>
+                <w:color w:val="1D2125"/>
+                <w:sz w:val="24"/>
+                <w:szCs w:val="24"/>
+                <w:lang w:val="en-US"/>
+              </w:rPr>
+              <w:t>Emergency Services:</w:t>
+            </w:r>
+          </w:p>
+          <w:p>
+            <w:pPr>
+              <w:rPr>
+                <w:rFonts w:ascii="Roboto" w:hAnsi="Roboto" w:eastAsia="Roboto" w:cs="Roboto"/>
+                <w:b w:val="1"/>
+                <w:bCs w:val="1"/>
+                <w:i w:val="0"/>
+                <w:iCs w:val="0"/>
+                <w:color w:val="1D2125"/>
+                <w:sz w:val="24"/>
+                <w:szCs w:val="24"/>
+                <w:lang w:val="en-US"/>
+              </w:rPr>
+            </w:pPr>
+            <w:r>
+              <w:rPr>
+                <w:rFonts w:ascii="Roboto" w:hAnsi="Roboto" w:eastAsia="Roboto" w:cs="Roboto"/>
+                <w:b w:val="0"/>
+                <w:bCs w:val="0"/>
+                <w:i w:val="0"/>
+                <w:iCs w:val="0"/>
+                <w:color w:val="1D2125"/>
+                <w:sz w:val="24"/>
+                <w:szCs w:val="24"/>
+                <w:lang w:val="en-US"/>
+              </w:rPr>
+              <w:t xml:space="preserve">Emergency contact </w:t>
+            </w:r>
+            <w:r>
+              <w:rPr>
+                <w:rFonts w:ascii="Roboto" w:hAnsi="Roboto" w:eastAsia="Roboto" w:cs="Roboto"/>
+                <w:b w:val="0"/>
+                <w:bCs w:val="0"/>
+                <w:i w:val="0"/>
+                <w:iCs w:val="0"/>
+                <w:color w:val="1D2125"/>
+                <w:sz w:val="24"/>
+                <w:szCs w:val="24"/>
+                <w:lang w:val="en-US"/>
+              </w:rPr>
+              <w:t>info</w:t>
+            </w:r>
+            <w:r>
+              <w:rPr>
+                <w:rFonts w:ascii="Roboto" w:hAnsi="Roboto" w:eastAsia="Roboto" w:cs="Roboto"/>
+                <w:b w:val="0"/>
+                <w:bCs w:val="0"/>
+                <w:i w:val="0"/>
+                <w:iCs w:val="0"/>
+                <w:color w:val="1D2125"/>
+                <w:sz w:val="24"/>
+                <w:szCs w:val="24"/>
+                <w:lang w:val="en-US"/>
+              </w:rPr>
+              <w:t>(</w:t>
+            </w:r>
+            <w:r>
+              <w:rPr>
+                <w:rFonts w:ascii="Roboto" w:hAnsi="Roboto" w:eastAsia="Roboto" w:cs="Roboto"/>
+                <w:b w:val="0"/>
+                <w:bCs w:val="0"/>
+                <w:i w:val="0"/>
+                <w:iCs w:val="0"/>
+                <w:color w:val="1D2125"/>
+                <w:sz w:val="24"/>
+                <w:szCs w:val="24"/>
+                <w:lang w:val="en-US"/>
+              </w:rPr>
+              <w:t>link to sites/phone numbers/location)</w:t>
+            </w:r>
+            <w:r>
+              <w:rPr>
+                <w:rFonts w:ascii="Roboto" w:hAnsi="Roboto" w:eastAsia="Roboto" w:cs="Roboto"/>
+                <w:b w:val="0"/>
+                <w:bCs w:val="0"/>
+                <w:i w:val="0"/>
+                <w:iCs w:val="0"/>
+                <w:color w:val="1D2125"/>
+                <w:sz w:val="24"/>
+                <w:szCs w:val="24"/>
+                <w:lang w:val="en-US"/>
+              </w:rPr>
+              <w:t xml:space="preserve">, </w:t>
+            </w:r>
+            <w:r>
+              <w:rPr>
+                <w:rFonts w:ascii="Roboto" w:hAnsi="Roboto" w:eastAsia="Roboto" w:cs="Roboto"/>
+                <w:b w:val="0"/>
+                <w:bCs w:val="0"/>
+                <w:i w:val="0"/>
+                <w:iCs w:val="0"/>
+                <w:color w:val="1D2125"/>
+                <w:sz w:val="24"/>
+                <w:szCs w:val="24"/>
+                <w:lang w:val="en-US"/>
+              </w:rPr>
+              <w:t>Nearest ER and Urgent Cares, 911 guidance</w:t>
+            </w:r>
+            <w:r>
+              <w:br/>
+            </w:r>
+            <w:r>
+              <w:rPr>
+                <w:rFonts w:ascii="Roboto" w:hAnsi="Roboto" w:eastAsia="Roboto" w:cs="Roboto"/>
+                <w:b w:val="1"/>
+                <w:bCs w:val="1"/>
+                <w:i w:val="0"/>
+                <w:iCs w:val="0"/>
+                <w:color w:val="1D2125"/>
+                <w:sz w:val="24"/>
+                <w:szCs w:val="24"/>
+                <w:lang w:val="en-US"/>
+              </w:rPr>
+              <w:t>Mobile Friendly:</w:t>
+            </w:r>
+          </w:p>
+          <w:p>
+            <w:pPr>
+              <w:rPr>
+                <w:rFonts w:ascii="Roboto" w:hAnsi="Roboto" w:eastAsia="Roboto" w:cs="Roboto"/>
+                <w:b w:val="0"/>
+                <w:bCs w:val="0"/>
+                <w:i w:val="0"/>
+                <w:iCs w:val="0"/>
+                <w:color w:val="1D2125"/>
+                <w:sz w:val="24"/>
+                <w:szCs w:val="24"/>
+                <w:lang w:val="en-US"/>
+              </w:rPr>
+            </w:pPr>
+            <w:r>
+              <w:rPr>
+                <w:rFonts w:ascii="Roboto" w:hAnsi="Roboto" w:eastAsia="Roboto" w:cs="Roboto"/>
+                <w:b w:val="0"/>
+                <w:bCs w:val="0"/>
+                <w:i w:val="0"/>
+                <w:iCs w:val="0"/>
+                <w:color w:val="1D2125"/>
+                <w:sz w:val="24"/>
+                <w:szCs w:val="24"/>
+                <w:lang w:val="en-US"/>
+              </w:rPr>
+              <w:t>Mobile friendly layout, clear call to action buttons, simple navigation</w:t>
             </w:r>
           </w:p>
         </w:tc>

--- a/documents/IA_ID.docx
+++ b/documents/IA_ID.docx
@@ -7,7 +7,7 @@
         <w:shd w:val="clear" w:color="auto" w:fill="F8F9FA"/>
         <w:jc w:val="center"/>
         <w:rPr>
-          <w:rFonts w:ascii="Roboto" w:hAnsi="Roboto" w:eastAsia="Roboto" w:cs="Roboto"/>
+          <w:rFonts w:ascii="Roboto" w:eastAsia="Roboto" w:hAnsi="Roboto" w:cs="Roboto"/>
           <w:color w:val="1D2125"/>
           <w:sz w:val="24"/>
           <w:szCs w:val="24"/>
@@ -15,7 +15,7 @@
       </w:pPr>
       <w:r>
         <w:rPr>
-          <w:rFonts w:ascii="Roboto" w:hAnsi="Roboto" w:eastAsia="Roboto" w:cs="Roboto"/>
+          <w:rFonts w:ascii="Roboto" w:eastAsia="Roboto" w:hAnsi="Roboto" w:cs="Roboto"/>
           <w:b/>
           <w:bCs/>
           <w:color w:val="1D2125"/>
@@ -30,7 +30,7 @@
         <w:shd w:val="clear" w:color="auto" w:fill="F8F9FA"/>
         <w:jc w:val="center"/>
         <w:rPr>
-          <w:rFonts w:ascii="Roboto" w:hAnsi="Roboto" w:eastAsia="Roboto" w:cs="Roboto"/>
+          <w:rFonts w:ascii="Roboto" w:eastAsia="Roboto" w:hAnsi="Roboto" w:cs="Roboto"/>
           <w:b/>
           <w:bCs/>
           <w:color w:val="1D2125"/>
@@ -40,7 +40,7 @@
       </w:pPr>
       <w:r>
         <w:rPr>
-          <w:rFonts w:ascii="Roboto" w:hAnsi="Roboto" w:eastAsia="Roboto" w:cs="Roboto"/>
+          <w:rFonts w:ascii="Roboto" w:eastAsia="Roboto" w:hAnsi="Roboto" w:cs="Roboto"/>
           <w:b/>
           <w:bCs/>
           <w:color w:val="1D2125"/>
@@ -51,7 +51,7 @@
       </w:r>
       <w:r>
         <w:rPr>
-          <w:rFonts w:ascii="Roboto" w:hAnsi="Roboto" w:eastAsia="Roboto" w:cs="Roboto"/>
+          <w:rFonts w:ascii="Roboto" w:eastAsia="Roboto" w:hAnsi="Roboto" w:cs="Roboto"/>
           <w:b/>
           <w:bCs/>
           <w:color w:val="1D2125"/>
@@ -66,7 +66,7 @@
         <w:shd w:val="clear" w:color="auto" w:fill="F8F9FA"/>
         <w:jc w:val="center"/>
         <w:rPr>
-          <w:rFonts w:ascii="Roboto" w:hAnsi="Roboto" w:eastAsia="Roboto" w:cs="Roboto"/>
+          <w:rFonts w:ascii="Roboto" w:eastAsia="Roboto" w:hAnsi="Roboto" w:cs="Roboto"/>
           <w:b/>
           <w:bCs/>
           <w:color w:val="1D2125"/>
@@ -76,7 +76,7 @@
       </w:pPr>
       <w:r>
         <w:rPr>
-          <w:rFonts w:ascii="Roboto" w:hAnsi="Roboto" w:eastAsia="Roboto" w:cs="Roboto"/>
+          <w:rFonts w:ascii="Roboto" w:eastAsia="Roboto" w:hAnsi="Roboto" w:cs="Roboto"/>
           <w:b/>
           <w:bCs/>
           <w:color w:val="1D2125"/>
@@ -91,7 +91,7 @@
         <w:shd w:val="clear" w:color="auto" w:fill="F8F9FA"/>
         <w:jc w:val="center"/>
         <w:rPr>
-          <w:rFonts w:ascii="Roboto" w:hAnsi="Roboto" w:eastAsia="Roboto" w:cs="Roboto"/>
+          <w:rFonts w:ascii="Roboto" w:eastAsia="Roboto" w:hAnsi="Roboto" w:cs="Roboto"/>
           <w:b/>
           <w:bCs/>
           <w:color w:val="1D2125"/>
@@ -101,7 +101,7 @@
       </w:pPr>
       <w:r>
         <w:rPr>
-          <w:rFonts w:ascii="Roboto" w:hAnsi="Roboto" w:eastAsia="Roboto" w:cs="Roboto"/>
+          <w:rFonts w:ascii="Roboto" w:eastAsia="Roboto" w:hAnsi="Roboto" w:cs="Roboto"/>
           <w:b/>
           <w:bCs/>
           <w:color w:val="1D2125"/>
@@ -116,7 +116,7 @@
         <w:shd w:val="clear" w:color="auto" w:fill="F8F9FA"/>
         <w:jc w:val="center"/>
         <w:rPr>
-          <w:rFonts w:ascii="Roboto" w:hAnsi="Roboto" w:eastAsia="Roboto" w:cs="Roboto"/>
+          <w:rFonts w:ascii="Roboto" w:eastAsia="Roboto" w:hAnsi="Roboto" w:cs="Roboto"/>
           <w:b/>
           <w:bCs/>
           <w:color w:val="1D2125"/>
@@ -126,7 +126,7 @@
       </w:pPr>
       <w:r>
         <w:rPr>
-          <w:rFonts w:ascii="Roboto" w:hAnsi="Roboto" w:eastAsia="Roboto" w:cs="Roboto"/>
+          <w:rFonts w:ascii="Roboto" w:eastAsia="Roboto" w:hAnsi="Roboto" w:cs="Roboto"/>
           <w:b/>
           <w:bCs/>
           <w:color w:val="1D2125"/>
@@ -137,7 +137,7 @@
       </w:r>
       <w:r>
         <w:rPr>
-          <w:rFonts w:ascii="Roboto" w:hAnsi="Roboto" w:eastAsia="Roboto" w:cs="Roboto"/>
+          <w:rFonts w:ascii="Roboto" w:eastAsia="Roboto" w:hAnsi="Roboto" w:cs="Roboto"/>
           <w:b/>
           <w:bCs/>
           <w:color w:val="1D2125"/>
@@ -152,7 +152,7 @@
         <w:shd w:val="clear" w:color="auto" w:fill="F8F9FA"/>
         <w:jc w:val="center"/>
         <w:rPr>
-          <w:rFonts w:ascii="Roboto" w:hAnsi="Roboto" w:eastAsia="Roboto" w:cs="Roboto"/>
+          <w:rFonts w:ascii="Roboto" w:eastAsia="Roboto" w:hAnsi="Roboto" w:cs="Roboto"/>
           <w:b/>
           <w:bCs/>
           <w:color w:val="1D2125"/>
@@ -162,7 +162,7 @@
       </w:pPr>
       <w:r>
         <w:rPr>
-          <w:rFonts w:ascii="Roboto" w:hAnsi="Roboto" w:eastAsia="Roboto" w:cs="Roboto"/>
+          <w:rFonts w:ascii="Roboto" w:eastAsia="Roboto" w:hAnsi="Roboto" w:cs="Roboto"/>
           <w:b/>
           <w:bCs/>
           <w:color w:val="1D2125"/>
@@ -176,7 +176,7 @@
       <w:pPr>
         <w:shd w:val="clear" w:color="auto" w:fill="F8F9FA"/>
         <w:rPr>
-          <w:rFonts w:ascii="Roboto" w:hAnsi="Roboto" w:eastAsia="Roboto" w:cs="Roboto"/>
+          <w:rFonts w:ascii="Roboto" w:eastAsia="Roboto" w:hAnsi="Roboto" w:cs="Roboto"/>
           <w:b/>
           <w:bCs/>
           <w:color w:val="1D2125"/>
@@ -186,31 +186,53 @@
       </w:pPr>
       <w:r>
         <w:rPr>
-          <w:rFonts w:ascii="Roboto" w:hAnsi="Roboto" w:eastAsia="Roboto" w:cs="Roboto"/>
+          <w:rFonts w:ascii="Roboto" w:eastAsia="Roboto" w:hAnsi="Roboto" w:cs="Roboto"/>
           <w:b/>
           <w:bCs/>
           <w:color w:val="1D2125"/>
           <w:sz w:val="24"/>
           <w:szCs w:val="24"/>
         </w:rPr>
-        <w:t xml:space="preserve">Project Name: </w:t>
+        <w:t>Project Name:</w:t>
       </w:r>
-    </w:p>
-    <w:p>
-      <w:pPr>
-        <w:shd w:val="clear" w:color="auto" w:fill="F8F9FA"/>
+      <w:r>
         <w:rPr>
-          <w:rFonts w:ascii="Roboto" w:hAnsi="Roboto" w:eastAsia="Roboto" w:cs="Roboto"/>
+          <w:rFonts w:ascii="Roboto" w:eastAsia="Roboto" w:hAnsi="Roboto" w:cs="Roboto"/>
           <w:b/>
           <w:bCs/>
           <w:color w:val="1D2125"/>
           <w:sz w:val="24"/>
           <w:szCs w:val="24"/>
         </w:rPr>
-      </w:pPr>
+        <w:t xml:space="preserve"> Healthcare Services in Carrolton</w:t>
+      </w:r>
       <w:r>
         <w:rPr>
-          <w:rFonts w:ascii="Roboto" w:hAnsi="Roboto" w:eastAsia="Roboto" w:cs="Roboto"/>
+          <w:rFonts w:ascii="Roboto" w:eastAsia="Roboto" w:hAnsi="Roboto" w:cs="Roboto"/>
+          <w:b/>
+          <w:bCs/>
+          <w:color w:val="1D2125"/>
+          <w:sz w:val="24"/>
+          <w:szCs w:val="24"/>
+        </w:rPr>
+        <w:t xml:space="preserve"> </w:t>
+      </w:r>
+    </w:p>
+    <w:p>
+      <w:pPr>
+        <w:shd w:val="clear" w:color="auto" w:fill="F8F9FA"/>
+        <w:rPr>
+          <w:rFonts w:ascii="Roboto" w:eastAsia="Roboto" w:hAnsi="Roboto" w:cs="Roboto"/>
+          <w:b/>
+          <w:bCs/>
+          <w:color w:val="1D2125"/>
+          <w:sz w:val="24"/>
+          <w:szCs w:val="24"/>
+        </w:rPr>
+      </w:pPr>
+      <w:r>
+        <w:rPr>
+          <w:rFonts w:ascii="Roboto" w:eastAsia="Roboto" w:hAnsi="Roboto" w:cs="Roboto"/>
           <w:b/>
           <w:bCs/>
           <w:color w:val="1D2125"/>
@@ -219,12 +241,79 @@
         </w:rPr>
         <w:t>Team Name:</w:t>
       </w:r>
+      <w:r>
+        <w:rPr>
+          <w:rFonts w:ascii="Roboto" w:eastAsia="Roboto" w:hAnsi="Roboto" w:cs="Roboto"/>
+          <w:b/>
+          <w:bCs/>
+          <w:color w:val="1D2125"/>
+          <w:sz w:val="24"/>
+          <w:szCs w:val="24"/>
+        </w:rPr>
+        <w:t xml:space="preserve"> Wolves</w:t>
+      </w:r>
     </w:p>
     <w:p>
       <w:pPr>
+        <w:pStyle w:val="BodyA"/>
+        <w:rPr>
+          <w:rFonts w:ascii="Roboto" w:eastAsia="Roboto" w:hAnsi="Roboto" w:cs="Roboto"/>
+          <w:b/>
+          <w:bCs/>
+          <w:color w:val="1D2125"/>
+          <w:sz w:val="24"/>
+          <w:szCs w:val="24"/>
+          <w:u w:color="1D2125"/>
+        </w:rPr>
+      </w:pPr>
+      <w:r>
+        <w:rPr>
+          <w:rFonts w:ascii="Roboto" w:eastAsia="Roboto" w:hAnsi="Roboto" w:cs="Roboto"/>
+          <w:b/>
+          <w:bCs/>
+          <w:color w:val="1D2125"/>
+          <w:sz w:val="24"/>
+          <w:szCs w:val="24"/>
+        </w:rPr>
+        <w:t>Trello board URL:</w:t>
+      </w:r>
+      <w:r>
+        <w:rPr>
+          <w:rFonts w:ascii="Roboto" w:eastAsia="Roboto" w:hAnsi="Roboto" w:cs="Roboto"/>
+          <w:b/>
+          <w:bCs/>
+          <w:color w:val="1D2125"/>
+          <w:sz w:val="24"/>
+          <w:szCs w:val="24"/>
+        </w:rPr>
+        <w:t xml:space="preserve"> </w:t>
+      </w:r>
+      <w:r>
+        <w:rPr>
+          <w:rFonts w:ascii="Roboto" w:eastAsia="Roboto" w:hAnsi="Roboto" w:cs="Roboto"/>
+          <w:b/>
+          <w:bCs/>
+          <w:color w:val="1D2125"/>
+          <w:sz w:val="24"/>
+          <w:szCs w:val="24"/>
+          <w:u w:color="1D2125"/>
+        </w:rPr>
+        <w:t xml:space="preserve">: </w:t>
+      </w:r>
+      <w:hyperlink r:id="rId5" w:history="1">
+        <w:r>
+          <w:rPr>
+            <w:rStyle w:val="Hyperlink0"/>
+          </w:rPr>
+          <w:t>https://trello.com/b/l3h0oAN5/team-wolves-healthcare-services-in-carrollton</w:t>
+        </w:r>
+      </w:hyperlink>
+    </w:p>
+    <w:p>
+      <w:pPr>
         <w:shd w:val="clear" w:color="auto" w:fill="F8F9FA"/>
         <w:rPr>
-          <w:rFonts w:ascii="Roboto" w:hAnsi="Roboto" w:eastAsia="Roboto" w:cs="Roboto"/>
+          <w:rFonts w:ascii="Roboto" w:eastAsia="Roboto" w:hAnsi="Roboto" w:cs="Roboto"/>
           <w:b/>
           <w:bCs/>
           <w:color w:val="1D2125"/>
@@ -235,33 +324,7 @@
       </w:pPr>
       <w:r>
         <w:rPr>
-          <w:rFonts w:ascii="Roboto" w:hAnsi="Roboto" w:eastAsia="Roboto" w:cs="Roboto"/>
-          <w:b/>
-          <w:bCs/>
-          <w:color w:val="1D2125"/>
-          <w:sz w:val="24"/>
-          <w:szCs w:val="24"/>
-          <w:lang w:val="en-US"/>
-        </w:rPr>
-        <w:t>Trello board URL:</w:t>
-      </w:r>
-    </w:p>
-    <w:p>
-      <w:pPr>
-        <w:shd w:val="clear" w:color="auto" w:fill="F8F9FA"/>
-        <w:rPr>
-          <w:rFonts w:ascii="Roboto" w:hAnsi="Roboto" w:eastAsia="Roboto" w:cs="Roboto"/>
-          <w:b/>
-          <w:bCs/>
-          <w:color w:val="1D2125"/>
-          <w:sz w:val="24"/>
-          <w:szCs w:val="24"/>
-          <w:lang w:val="en-US"/>
-        </w:rPr>
-      </w:pPr>
-      <w:r>
-        <w:rPr>
-          <w:rFonts w:ascii="Roboto" w:hAnsi="Roboto" w:eastAsia="Roboto" w:cs="Roboto"/>
+          <w:rFonts w:ascii="Roboto" w:eastAsia="Roboto" w:hAnsi="Roboto" w:cs="Roboto"/>
           <w:b/>
           <w:bCs/>
           <w:color w:val="1D2125"/>
@@ -271,6 +334,14 @@
         </w:rPr>
         <w:t xml:space="preserve">Github repo URL: </w:t>
       </w:r>
+      <w:hyperlink r:id="rId6" w:history="1">
+        <w:r>
+          <w:rPr>
+            <w:rStyle w:val="Hyperlink0"/>
+          </w:rPr>
+          <w:t>https://github.com/KevinBennett00/Team-Wolves---Healthcare-Services-in-Carrollton-GA-Website</w:t>
+        </w:r>
+      </w:hyperlink>
     </w:p>
     <w:p>
       <w:pPr>
@@ -293,10 +364,10 @@
         <w:tblStyle w:val="TableGrid"/>
         <w:tblW w:w="0" w:type="auto"/>
         <w:tblBorders>
-          <w:top w:val="single" w:color="auto" w:sz="6" w:space="0"/>
-          <w:left w:val="single" w:color="auto" w:sz="6" w:space="0"/>
-          <w:bottom w:val="single" w:color="auto" w:sz="6" w:space="0"/>
-          <w:right w:val="single" w:color="auto" w:sz="6" w:space="0"/>
+          <w:top w:val="single" w:sz="6" w:space="0" w:color="auto"/>
+          <w:left w:val="single" w:sz="6" w:space="0" w:color="auto"/>
+          <w:bottom w:val="single" w:sz="6" w:space="0" w:color="auto"/>
+          <w:right w:val="single" w:sz="6" w:space="0" w:color="auto"/>
         </w:tblBorders>
         <w:tblLayout w:type="fixed"/>
         <w:tblLook w:val="06A0" w:firstRow="1" w:lastRow="0" w:firstColumn="1" w:lastColumn="0" w:noHBand="1" w:noVBand="1"/>
@@ -374,7 +445,6 @@
           </w:tcPr>
           <w:p>
             <w:r>
-              <w:rPr/>
               <w:t>Kevin Bennett - 917592484</w:t>
             </w:r>
           </w:p>
@@ -395,6 +465,39 @@
           <w:p>
             <w:r>
               <w:t>2</w:t>
+            </w:r>
+          </w:p>
+        </w:tc>
+        <w:tc>
+          <w:tcPr>
+            <w:tcW w:w="3060" w:type="dxa"/>
+            <w:tcMar>
+              <w:left w:w="105" w:type="dxa"/>
+              <w:right w:w="105" w:type="dxa"/>
+            </w:tcMar>
+          </w:tcPr>
+          <w:p>
+            <w:r>
+              <w:t>Noah Barcomb - 917655806</w:t>
+            </w:r>
+          </w:p>
+        </w:tc>
+      </w:tr>
+      <w:tr>
+        <w:trPr>
+          <w:trHeight w:val="300"/>
+        </w:trPr>
+        <w:tc>
+          <w:tcPr>
+            <w:tcW w:w="525" w:type="dxa"/>
+            <w:tcMar>
+              <w:left w:w="105" w:type="dxa"/>
+              <w:right w:w="105" w:type="dxa"/>
+            </w:tcMar>
+          </w:tcPr>
+          <w:p>
+            <w:r>
+              <w:t>3</w:t>
             </w:r>
           </w:p>
         </w:tc>
@@ -423,35 +526,6 @@
           </w:tcPr>
           <w:p>
             <w:r>
-              <w:t>3</w:t>
-            </w:r>
-          </w:p>
-        </w:tc>
-        <w:tc>
-          <w:tcPr>
-            <w:tcW w:w="3060" w:type="dxa"/>
-            <w:tcMar>
-              <w:left w:w="105" w:type="dxa"/>
-              <w:right w:w="105" w:type="dxa"/>
-            </w:tcMar>
-          </w:tcPr>
-          <w:p/>
-        </w:tc>
-      </w:tr>
-      <w:tr>
-        <w:trPr>
-          <w:trHeight w:val="300"/>
-        </w:trPr>
-        <w:tc>
-          <w:tcPr>
-            <w:tcW w:w="525" w:type="dxa"/>
-            <w:tcMar>
-              <w:left w:w="105" w:type="dxa"/>
-              <w:right w:w="105" w:type="dxa"/>
-            </w:tcMar>
-          </w:tcPr>
-          <w:p>
-            <w:r>
               <w:t>4</w:t>
             </w:r>
           </w:p>
@@ -481,7 +555,7 @@
       <w:pPr>
         <w:shd w:val="clear" w:color="auto" w:fill="F8F9FA"/>
         <w:rPr>
-          <w:rFonts w:ascii="Roboto" w:hAnsi="Roboto" w:eastAsia="Roboto" w:cs="Roboto"/>
+          <w:rFonts w:ascii="Roboto" w:eastAsia="Roboto" w:hAnsi="Roboto" w:cs="Roboto"/>
           <w:b/>
           <w:bCs/>
           <w:color w:val="1D2125"/>
@@ -492,7 +566,7 @@
       </w:pPr>
       <w:r>
         <w:rPr>
-          <w:rFonts w:ascii="Roboto" w:hAnsi="Roboto" w:eastAsia="Roboto" w:cs="Roboto"/>
+          <w:rFonts w:ascii="Roboto" w:eastAsia="Roboto" w:hAnsi="Roboto" w:cs="Roboto"/>
           <w:b/>
           <w:bCs/>
           <w:color w:val="1D2125"/>
@@ -504,7 +578,7 @@
       </w:r>
       <w:r>
         <w:rPr>
-          <w:rFonts w:ascii="Roboto" w:hAnsi="Roboto" w:eastAsia="Roboto" w:cs="Roboto"/>
+          <w:rFonts w:ascii="Roboto" w:eastAsia="Roboto" w:hAnsi="Roboto" w:cs="Roboto"/>
           <w:b/>
           <w:bCs/>
           <w:color w:val="1D2125"/>
@@ -533,7 +607,6 @@
         <w:tc>
           <w:tcPr>
             <w:tcW w:w="9360" w:type="dxa"/>
-            <w:tcMar/>
           </w:tcPr>
           <w:p>
             <w:pPr>
@@ -541,7 +614,7 @@
             </w:pPr>
             <w:r>
               <w:rPr>
-                <w:rFonts w:ascii="Roboto" w:hAnsi="Roboto" w:eastAsia="Roboto" w:cs="Roboto"/>
+                <w:rFonts w:ascii="Roboto" w:eastAsia="Roboto" w:hAnsi="Roboto" w:cs="Roboto"/>
                 <w:b/>
                 <w:bCs/>
                 <w:color w:val="1D2125"/>
@@ -556,7 +629,7 @@
             <w:pPr>
               <w:jc w:val="center"/>
               <w:rPr>
-                <w:rFonts w:ascii="Roboto" w:hAnsi="Roboto" w:eastAsia="Roboto" w:cs="Roboto"/>
+                <w:rFonts w:ascii="Roboto" w:eastAsia="Roboto" w:hAnsi="Roboto" w:cs="Roboto"/>
                 <w:b/>
                 <w:bCs/>
                 <w:color w:val="1D2125"/>
@@ -570,7 +643,6 @@
         <w:tc>
           <w:tcPr>
             <w:tcW w:w="360" w:type="dxa"/>
-            <w:tcMar/>
           </w:tcPr>
           <w:p/>
         </w:tc>
@@ -578,27 +650,22 @@
       <w:tr>
         <w:trPr>
           <w:gridAfter w:val="1"/>
+          <w:wAfter w:w="355" w:type="dxa"/>
           <w:trHeight w:val="300"/>
         </w:trPr>
         <w:tc>
           <w:tcPr>
             <w:tcW w:w="9360" w:type="dxa"/>
-            <w:tcMar/>
           </w:tcPr>
           <w:p>
             <w:pPr>
-              <w:pStyle w:val="Normal"/>
-              <w:suppressLineNumbers w:val="0"/>
-              <w:bidi w:val="0"/>
-              <w:spacing w:before="0" w:beforeAutospacing="off" w:after="0" w:afterAutospacing="off" w:line="240" w:lineRule="auto"/>
-              <w:ind w:left="0" w:right="0"/>
               <w:jc w:val="center"/>
             </w:pPr>
             <w:r>
               <w:rPr>
-                <w:rFonts w:ascii="Roboto" w:hAnsi="Roboto" w:eastAsia="Roboto" w:cs="Roboto"/>
-                <w:b w:val="1"/>
-                <w:bCs w:val="1"/>
+                <w:rFonts w:ascii="Roboto" w:eastAsia="Roboto" w:hAnsi="Roboto" w:cs="Roboto"/>
+                <w:b/>
+                <w:bCs/>
                 <w:color w:val="1D2125"/>
                 <w:sz w:val="24"/>
                 <w:szCs w:val="24"/>
@@ -612,34 +679,30 @@
       <w:tr>
         <w:trPr>
           <w:gridAfter w:val="1"/>
+          <w:wAfter w:w="355" w:type="dxa"/>
           <w:trHeight w:val="795"/>
         </w:trPr>
         <w:tc>
           <w:tcPr>
             <w:tcW w:w="9360" w:type="dxa"/>
-            <w:tcMar/>
           </w:tcPr>
           <w:p>
             <w:pPr>
               <w:rPr>
-                <w:rFonts w:ascii="Roboto" w:hAnsi="Roboto" w:eastAsia="Roboto" w:cs="Roboto"/>
-                <w:b w:val="1"/>
-                <w:bCs w:val="1"/>
-                <w:i w:val="0"/>
-                <w:iCs w:val="0"/>
-                <w:color w:val="1D2125"/>
-                <w:sz w:val="24"/>
-                <w:szCs w:val="24"/>
-                <w:lang w:val="en-US"/>
-              </w:rPr>
-            </w:pPr>
-            <w:r>
-              <w:rPr>
-                <w:rFonts w:ascii="Roboto" w:hAnsi="Roboto" w:eastAsia="Roboto" w:cs="Roboto"/>
-                <w:b w:val="1"/>
-                <w:bCs w:val="1"/>
-                <w:i w:val="0"/>
-                <w:iCs w:val="0"/>
+                <w:rFonts w:ascii="Roboto" w:eastAsia="Roboto" w:hAnsi="Roboto" w:cs="Roboto"/>
+                <w:b/>
+                <w:bCs/>
+                <w:color w:val="1D2125"/>
+                <w:sz w:val="24"/>
+                <w:szCs w:val="24"/>
+                <w:lang w:val="en-US"/>
+              </w:rPr>
+            </w:pPr>
+            <w:r>
+              <w:rPr>
+                <w:rFonts w:ascii="Roboto" w:eastAsia="Roboto" w:hAnsi="Roboto" w:cs="Roboto"/>
+                <w:b/>
+                <w:bCs/>
                 <w:color w:val="1D2125"/>
                 <w:sz w:val="24"/>
                 <w:szCs w:val="24"/>
@@ -651,20 +714,16 @@
           <w:p>
             <w:pPr>
               <w:rPr>
-                <w:rFonts w:ascii="Roboto" w:hAnsi="Roboto" w:eastAsia="Roboto" w:cs="Roboto"/>
-                <w:i w:val="0"/>
-                <w:iCs w:val="0"/>
-                <w:color w:val="1D2125"/>
-                <w:sz w:val="24"/>
-                <w:szCs w:val="24"/>
-                <w:lang w:val="en-US"/>
-              </w:rPr>
-            </w:pPr>
-            <w:r>
-              <w:rPr>
-                <w:rFonts w:ascii="Roboto" w:hAnsi="Roboto" w:eastAsia="Roboto" w:cs="Roboto"/>
-                <w:i w:val="0"/>
-                <w:iCs w:val="0"/>
+                <w:rFonts w:ascii="Roboto" w:eastAsia="Roboto" w:hAnsi="Roboto" w:cs="Roboto"/>
+                <w:color w:val="1D2125"/>
+                <w:sz w:val="24"/>
+                <w:szCs w:val="24"/>
+                <w:lang w:val="en-US"/>
+              </w:rPr>
+            </w:pPr>
+            <w:r>
+              <w:rPr>
+                <w:rFonts w:ascii="Roboto" w:eastAsia="Roboto" w:hAnsi="Roboto" w:cs="Roboto"/>
                 <w:color w:val="1D2125"/>
                 <w:sz w:val="24"/>
                 <w:szCs w:val="24"/>
@@ -674,9 +733,7 @@
             </w:r>
             <w:r>
               <w:rPr>
-                <w:rFonts w:ascii="Roboto" w:hAnsi="Roboto" w:eastAsia="Roboto" w:cs="Roboto"/>
-                <w:i w:val="0"/>
-                <w:iCs w:val="0"/>
+                <w:rFonts w:ascii="Roboto" w:eastAsia="Roboto" w:hAnsi="Roboto" w:cs="Roboto"/>
                 <w:color w:val="1D2125"/>
                 <w:sz w:val="24"/>
                 <w:szCs w:val="24"/>
@@ -686,9 +743,7 @@
             </w:r>
             <w:r>
               <w:rPr>
-                <w:rFonts w:ascii="Roboto" w:hAnsi="Roboto" w:eastAsia="Roboto" w:cs="Roboto"/>
-                <w:i w:val="0"/>
-                <w:iCs w:val="0"/>
+                <w:rFonts w:ascii="Roboto" w:eastAsia="Roboto" w:hAnsi="Roboto" w:cs="Roboto"/>
                 <w:color w:val="1D2125"/>
                 <w:sz w:val="24"/>
                 <w:szCs w:val="24"/>
@@ -701,11 +756,9 @@
             </w:r>
             <w:r>
               <w:rPr>
-                <w:rFonts w:ascii="Roboto" w:hAnsi="Roboto" w:eastAsia="Roboto" w:cs="Roboto"/>
-                <w:b w:val="1"/>
-                <w:bCs w:val="1"/>
-                <w:i w:val="0"/>
-                <w:iCs w:val="0"/>
+                <w:rFonts w:ascii="Roboto" w:eastAsia="Roboto" w:hAnsi="Roboto" w:cs="Roboto"/>
+                <w:b/>
+                <w:bCs/>
                 <w:color w:val="1D2125"/>
                 <w:sz w:val="24"/>
                 <w:szCs w:val="24"/>
@@ -718,45 +771,17 @@
             </w:r>
             <w:r>
               <w:rPr>
-                <w:rFonts w:ascii="Roboto" w:hAnsi="Roboto" w:eastAsia="Roboto" w:cs="Roboto"/>
-                <w:i w:val="0"/>
-                <w:iCs w:val="0"/>
-                <w:color w:val="1D2125"/>
-                <w:sz w:val="24"/>
-                <w:szCs w:val="24"/>
-                <w:lang w:val="en-US"/>
-              </w:rPr>
-              <w:t xml:space="preserve">Search bar, Filter by specialization (dental, eye doctor, cardiologist </w:t>
-            </w:r>
-            <w:r>
-              <w:rPr>
-                <w:rFonts w:ascii="Roboto" w:hAnsi="Roboto" w:eastAsia="Roboto" w:cs="Roboto"/>
-                <w:i w:val="0"/>
-                <w:iCs w:val="0"/>
-                <w:color w:val="1D2125"/>
-                <w:sz w:val="24"/>
-                <w:szCs w:val="24"/>
-                <w:lang w:val="en-US"/>
-              </w:rPr>
-              <w:t>etc</w:t>
-            </w:r>
-            <w:r>
-              <w:rPr>
-                <w:rFonts w:ascii="Roboto" w:hAnsi="Roboto" w:eastAsia="Roboto" w:cs="Roboto"/>
-                <w:i w:val="0"/>
-                <w:iCs w:val="0"/>
-                <w:color w:val="1D2125"/>
-                <w:sz w:val="24"/>
-                <w:szCs w:val="24"/>
-                <w:lang w:val="en-US"/>
-              </w:rPr>
-              <w:t xml:space="preserve">), </w:t>
-            </w:r>
-            <w:r>
-              <w:rPr>
-                <w:rFonts w:ascii="Roboto" w:hAnsi="Roboto" w:eastAsia="Roboto" w:cs="Roboto"/>
-                <w:i w:val="0"/>
-                <w:iCs w:val="0"/>
+                <w:rFonts w:ascii="Roboto" w:eastAsia="Roboto" w:hAnsi="Roboto" w:cs="Roboto"/>
+                <w:color w:val="1D2125"/>
+                <w:sz w:val="24"/>
+                <w:szCs w:val="24"/>
+                <w:lang w:val="en-US"/>
+              </w:rPr>
+              <w:t xml:space="preserve">Search bar, Filter by specialization (dental, eye doctor, cardiologist etc), </w:t>
+            </w:r>
+            <w:r>
+              <w:rPr>
+                <w:rFonts w:ascii="Roboto" w:eastAsia="Roboto" w:hAnsi="Roboto" w:cs="Roboto"/>
                 <w:color w:val="1D2125"/>
                 <w:sz w:val="24"/>
                 <w:szCs w:val="24"/>
@@ -766,9 +791,7 @@
             </w:r>
             <w:r>
               <w:rPr>
-                <w:rFonts w:ascii="Roboto" w:hAnsi="Roboto" w:eastAsia="Roboto" w:cs="Roboto"/>
-                <w:i w:val="0"/>
-                <w:iCs w:val="0"/>
+                <w:rFonts w:ascii="Roboto" w:eastAsia="Roboto" w:hAnsi="Roboto" w:cs="Roboto"/>
                 <w:color w:val="1D2125"/>
                 <w:sz w:val="24"/>
                 <w:szCs w:val="24"/>
@@ -778,9 +801,7 @@
             </w:r>
             <w:r>
               <w:rPr>
-                <w:rFonts w:ascii="Roboto" w:hAnsi="Roboto" w:eastAsia="Roboto" w:cs="Roboto"/>
-                <w:i w:val="0"/>
-                <w:iCs w:val="0"/>
+                <w:rFonts w:ascii="Roboto" w:eastAsia="Roboto" w:hAnsi="Roboto" w:cs="Roboto"/>
                 <w:color w:val="1D2125"/>
                 <w:sz w:val="24"/>
                 <w:szCs w:val="24"/>
@@ -793,11 +814,9 @@
             </w:r>
             <w:r>
               <w:rPr>
-                <w:rFonts w:ascii="Roboto" w:hAnsi="Roboto" w:eastAsia="Roboto" w:cs="Roboto"/>
-                <w:b w:val="1"/>
-                <w:bCs w:val="1"/>
-                <w:i w:val="0"/>
-                <w:iCs w:val="0"/>
+                <w:rFonts w:ascii="Roboto" w:eastAsia="Roboto" w:hAnsi="Roboto" w:cs="Roboto"/>
+                <w:b/>
+                <w:bCs/>
                 <w:color w:val="1D2125"/>
                 <w:sz w:val="24"/>
                 <w:szCs w:val="24"/>
@@ -809,24 +828,16 @@
           <w:p>
             <w:pPr>
               <w:rPr>
-                <w:rFonts w:ascii="Roboto" w:hAnsi="Roboto" w:eastAsia="Roboto" w:cs="Roboto"/>
-                <w:b w:val="0"/>
-                <w:bCs w:val="0"/>
-                <w:i w:val="0"/>
-                <w:iCs w:val="0"/>
-                <w:color w:val="1D2125"/>
-                <w:sz w:val="24"/>
-                <w:szCs w:val="24"/>
-                <w:lang w:val="en-US"/>
-              </w:rPr>
-            </w:pPr>
-            <w:r>
-              <w:rPr>
-                <w:rFonts w:ascii="Roboto" w:hAnsi="Roboto" w:eastAsia="Roboto" w:cs="Roboto"/>
-                <w:b w:val="0"/>
-                <w:bCs w:val="0"/>
-                <w:i w:val="0"/>
-                <w:iCs w:val="0"/>
+                <w:rFonts w:ascii="Roboto" w:eastAsia="Roboto" w:hAnsi="Roboto" w:cs="Roboto"/>
+                <w:color w:val="1D2125"/>
+                <w:sz w:val="24"/>
+                <w:szCs w:val="24"/>
+                <w:lang w:val="en-US"/>
+              </w:rPr>
+            </w:pPr>
+            <w:r>
+              <w:rPr>
+                <w:rFonts w:ascii="Roboto" w:eastAsia="Roboto" w:hAnsi="Roboto" w:cs="Roboto"/>
                 <w:color w:val="1D2125"/>
                 <w:sz w:val="24"/>
                 <w:szCs w:val="24"/>
@@ -838,24 +849,20 @@
           <w:p>
             <w:pPr>
               <w:rPr>
-                <w:rFonts w:ascii="Roboto" w:hAnsi="Roboto" w:eastAsia="Roboto" w:cs="Roboto"/>
-                <w:b w:val="1"/>
-                <w:bCs w:val="1"/>
-                <w:i w:val="0"/>
-                <w:iCs w:val="0"/>
-                <w:color w:val="1D2125"/>
-                <w:sz w:val="24"/>
-                <w:szCs w:val="24"/>
-                <w:lang w:val="en-US"/>
-              </w:rPr>
-            </w:pPr>
-            <w:r>
-              <w:rPr>
-                <w:rFonts w:ascii="Roboto" w:hAnsi="Roboto" w:eastAsia="Roboto" w:cs="Roboto"/>
-                <w:b w:val="1"/>
-                <w:bCs w:val="1"/>
-                <w:i w:val="0"/>
-                <w:iCs w:val="0"/>
+                <w:rFonts w:ascii="Roboto" w:eastAsia="Roboto" w:hAnsi="Roboto" w:cs="Roboto"/>
+                <w:b/>
+                <w:bCs/>
+                <w:color w:val="1D2125"/>
+                <w:sz w:val="24"/>
+                <w:szCs w:val="24"/>
+                <w:lang w:val="en-US"/>
+              </w:rPr>
+            </w:pPr>
+            <w:r>
+              <w:rPr>
+                <w:rFonts w:ascii="Roboto" w:eastAsia="Roboto" w:hAnsi="Roboto" w:cs="Roboto"/>
+                <w:b/>
+                <w:bCs/>
                 <w:color w:val="1D2125"/>
                 <w:sz w:val="24"/>
                 <w:szCs w:val="24"/>
@@ -867,80 +874,38 @@
           <w:p>
             <w:pPr>
               <w:rPr>
-                <w:rFonts w:ascii="Roboto" w:hAnsi="Roboto" w:eastAsia="Roboto" w:cs="Roboto"/>
-                <w:b w:val="1"/>
-                <w:bCs w:val="1"/>
-                <w:i w:val="0"/>
-                <w:iCs w:val="0"/>
-                <w:color w:val="1D2125"/>
-                <w:sz w:val="24"/>
-                <w:szCs w:val="24"/>
-                <w:lang w:val="en-US"/>
-              </w:rPr>
-            </w:pPr>
-            <w:r>
-              <w:rPr>
-                <w:rFonts w:ascii="Roboto" w:hAnsi="Roboto" w:eastAsia="Roboto" w:cs="Roboto"/>
-                <w:b w:val="0"/>
-                <w:bCs w:val="0"/>
-                <w:i w:val="0"/>
-                <w:iCs w:val="0"/>
-                <w:color w:val="1D2125"/>
-                <w:sz w:val="24"/>
-                <w:szCs w:val="24"/>
-                <w:lang w:val="en-US"/>
-              </w:rPr>
-              <w:t xml:space="preserve">Emergency contact </w:t>
-            </w:r>
-            <w:r>
-              <w:rPr>
-                <w:rFonts w:ascii="Roboto" w:hAnsi="Roboto" w:eastAsia="Roboto" w:cs="Roboto"/>
-                <w:b w:val="0"/>
-                <w:bCs w:val="0"/>
-                <w:i w:val="0"/>
-                <w:iCs w:val="0"/>
-                <w:color w:val="1D2125"/>
-                <w:sz w:val="24"/>
-                <w:szCs w:val="24"/>
-                <w:lang w:val="en-US"/>
-              </w:rPr>
-              <w:t>info</w:t>
-            </w:r>
-            <w:r>
-              <w:rPr>
-                <w:rFonts w:ascii="Roboto" w:hAnsi="Roboto" w:eastAsia="Roboto" w:cs="Roboto"/>
-                <w:b w:val="0"/>
-                <w:bCs w:val="0"/>
-                <w:i w:val="0"/>
-                <w:iCs w:val="0"/>
-                <w:color w:val="1D2125"/>
-                <w:sz w:val="24"/>
-                <w:szCs w:val="24"/>
-                <w:lang w:val="en-US"/>
-              </w:rPr>
-              <w:t>(</w:t>
-            </w:r>
-            <w:r>
-              <w:rPr>
-                <w:rFonts w:ascii="Roboto" w:hAnsi="Roboto" w:eastAsia="Roboto" w:cs="Roboto"/>
-                <w:b w:val="0"/>
-                <w:bCs w:val="0"/>
-                <w:i w:val="0"/>
-                <w:iCs w:val="0"/>
-                <w:color w:val="1D2125"/>
-                <w:sz w:val="24"/>
-                <w:szCs w:val="24"/>
-                <w:lang w:val="en-US"/>
-              </w:rPr>
-              <w:t>link to sites/phone numbers/location)</w:t>
-            </w:r>
-            <w:r>
-              <w:rPr>
-                <w:rFonts w:ascii="Roboto" w:hAnsi="Roboto" w:eastAsia="Roboto" w:cs="Roboto"/>
-                <w:b w:val="0"/>
-                <w:bCs w:val="0"/>
-                <w:i w:val="0"/>
-                <w:iCs w:val="0"/>
+                <w:rFonts w:ascii="Roboto" w:eastAsia="Roboto" w:hAnsi="Roboto" w:cs="Roboto"/>
+                <w:b/>
+                <w:bCs/>
+                <w:color w:val="1D2125"/>
+                <w:sz w:val="24"/>
+                <w:szCs w:val="24"/>
+                <w:lang w:val="en-US"/>
+              </w:rPr>
+            </w:pPr>
+            <w:r>
+              <w:rPr>
+                <w:rFonts w:ascii="Roboto" w:eastAsia="Roboto" w:hAnsi="Roboto" w:cs="Roboto"/>
+                <w:color w:val="1D2125"/>
+                <w:sz w:val="24"/>
+                <w:szCs w:val="24"/>
+                <w:lang w:val="en-US"/>
+              </w:rPr>
+              <w:t>Emergency contact info</w:t>
+            </w:r>
+            <w:r>
+              <w:rPr>
+                <w:rFonts w:ascii="Roboto" w:eastAsia="Roboto" w:hAnsi="Roboto" w:cs="Roboto"/>
+                <w:color w:val="1D2125"/>
+                <w:sz w:val="24"/>
+                <w:szCs w:val="24"/>
+                <w:lang w:val="en-US"/>
+              </w:rPr>
+              <w:t>(link to sites/phone numbers/location)</w:t>
+            </w:r>
+            <w:r>
+              <w:rPr>
+                <w:rFonts w:ascii="Roboto" w:eastAsia="Roboto" w:hAnsi="Roboto" w:cs="Roboto"/>
                 <w:color w:val="1D2125"/>
                 <w:sz w:val="24"/>
                 <w:szCs w:val="24"/>
@@ -950,11 +915,7 @@
             </w:r>
             <w:r>
               <w:rPr>
-                <w:rFonts w:ascii="Roboto" w:hAnsi="Roboto" w:eastAsia="Roboto" w:cs="Roboto"/>
-                <w:b w:val="0"/>
-                <w:bCs w:val="0"/>
-                <w:i w:val="0"/>
-                <w:iCs w:val="0"/>
+                <w:rFonts w:ascii="Roboto" w:eastAsia="Roboto" w:hAnsi="Roboto" w:cs="Roboto"/>
                 <w:color w:val="1D2125"/>
                 <w:sz w:val="24"/>
                 <w:szCs w:val="24"/>
@@ -967,11 +928,9 @@
             </w:r>
             <w:r>
               <w:rPr>
-                <w:rFonts w:ascii="Roboto" w:hAnsi="Roboto" w:eastAsia="Roboto" w:cs="Roboto"/>
-                <w:b w:val="1"/>
-                <w:bCs w:val="1"/>
-                <w:i w:val="0"/>
-                <w:iCs w:val="0"/>
+                <w:rFonts w:ascii="Roboto" w:eastAsia="Roboto" w:hAnsi="Roboto" w:cs="Roboto"/>
+                <w:b/>
+                <w:bCs/>
                 <w:color w:val="1D2125"/>
                 <w:sz w:val="24"/>
                 <w:szCs w:val="24"/>
@@ -983,24 +942,16 @@
           <w:p>
             <w:pPr>
               <w:rPr>
-                <w:rFonts w:ascii="Roboto" w:hAnsi="Roboto" w:eastAsia="Roboto" w:cs="Roboto"/>
-                <w:b w:val="0"/>
-                <w:bCs w:val="0"/>
-                <w:i w:val="0"/>
-                <w:iCs w:val="0"/>
-                <w:color w:val="1D2125"/>
-                <w:sz w:val="24"/>
-                <w:szCs w:val="24"/>
-                <w:lang w:val="en-US"/>
-              </w:rPr>
-            </w:pPr>
-            <w:r>
-              <w:rPr>
-                <w:rFonts w:ascii="Roboto" w:hAnsi="Roboto" w:eastAsia="Roboto" w:cs="Roboto"/>
-                <w:b w:val="0"/>
-                <w:bCs w:val="0"/>
-                <w:i w:val="0"/>
-                <w:iCs w:val="0"/>
+                <w:rFonts w:ascii="Roboto" w:eastAsia="Roboto" w:hAnsi="Roboto" w:cs="Roboto"/>
+                <w:color w:val="1D2125"/>
+                <w:sz w:val="24"/>
+                <w:szCs w:val="24"/>
+                <w:lang w:val="en-US"/>
+              </w:rPr>
+            </w:pPr>
+            <w:r>
+              <w:rPr>
+                <w:rFonts w:ascii="Roboto" w:eastAsia="Roboto" w:hAnsi="Roboto" w:cs="Roboto"/>
                 <w:color w:val="1D2125"/>
                 <w:sz w:val="24"/>
                 <w:szCs w:val="24"/>
@@ -1014,27 +965,22 @@
       <w:tr>
         <w:trPr>
           <w:gridAfter w:val="1"/>
+          <w:wAfter w:w="355" w:type="dxa"/>
           <w:trHeight w:val="300"/>
         </w:trPr>
         <w:tc>
           <w:tcPr>
             <w:tcW w:w="9360" w:type="dxa"/>
-            <w:tcMar/>
           </w:tcPr>
           <w:p>
             <w:pPr>
-              <w:pStyle w:val="Normal"/>
-              <w:suppressLineNumbers w:val="0"/>
-              <w:bidi w:val="0"/>
-              <w:spacing w:before="0" w:beforeAutospacing="off" w:after="0" w:afterAutospacing="off" w:line="240" w:lineRule="auto"/>
-              <w:ind w:left="0" w:right="0"/>
               <w:jc w:val="center"/>
             </w:pPr>
             <w:r>
               <w:rPr>
-                <w:rFonts w:ascii="Roboto" w:hAnsi="Roboto" w:eastAsia="Roboto" w:cs="Roboto"/>
-                <w:b w:val="1"/>
-                <w:bCs w:val="1"/>
+                <w:rFonts w:ascii="Roboto" w:eastAsia="Roboto" w:hAnsi="Roboto" w:cs="Roboto"/>
+                <w:b/>
+                <w:bCs/>
                 <w:color w:val="1D2125"/>
                 <w:sz w:val="24"/>
                 <w:szCs w:val="24"/>
@@ -1052,87 +998,212 @@
         <w:tc>
           <w:tcPr>
             <w:tcW w:w="9360" w:type="dxa"/>
-            <w:tcMar/>
           </w:tcPr>
           <w:p>
             <w:pPr>
-              <w:pStyle w:val="Normal"/>
-              <w:rPr>
-                <w:rFonts w:ascii="Roboto" w:hAnsi="Roboto" w:eastAsia="Roboto" w:cs="Roboto"/>
-                <w:i w:val="1"/>
-                <w:iCs w:val="1"/>
-                <w:color w:val="1D2125"/>
-                <w:sz w:val="24"/>
-                <w:szCs w:val="24"/>
-                <w:lang w:val="en-US"/>
-              </w:rPr>
-            </w:pPr>
-            <w:r>
-              <w:rPr>
-                <w:rFonts w:ascii="Roboto" w:hAnsi="Roboto" w:eastAsia="Roboto" w:cs="Roboto"/>
-                <w:i w:val="1"/>
-                <w:iCs w:val="1"/>
-                <w:color w:val="1D2125"/>
-                <w:sz w:val="24"/>
-                <w:szCs w:val="24"/>
-                <w:lang w:val="en-US"/>
-              </w:rPr>
-              <w:t xml:space="preserve">List all the content/services you will provide on the website the team is developing. Member 2 </w:t>
-            </w:r>
-            <w:r>
-              <w:rPr>
-                <w:rFonts w:ascii="Roboto" w:hAnsi="Roboto" w:eastAsia="Roboto" w:cs="Roboto"/>
-                <w:i w:val="1"/>
-                <w:iCs w:val="1"/>
-                <w:color w:val="1D2125"/>
-                <w:sz w:val="24"/>
-                <w:szCs w:val="24"/>
-                <w:lang w:val="en-US"/>
-              </w:rPr>
-              <w:t>has to</w:t>
-            </w:r>
-            <w:r>
-              <w:rPr>
-                <w:rFonts w:ascii="Roboto" w:hAnsi="Roboto" w:eastAsia="Roboto" w:cs="Roboto"/>
-                <w:i w:val="1"/>
-                <w:iCs w:val="1"/>
-                <w:color w:val="1D2125"/>
-                <w:sz w:val="24"/>
-                <w:szCs w:val="24"/>
-                <w:lang w:val="en-US"/>
-              </w:rPr>
-              <w:t xml:space="preserve"> put in his/her list of content here</w:t>
-            </w:r>
-            <w:r>
-              <w:rPr>
-                <w:rFonts w:ascii="Roboto" w:hAnsi="Roboto" w:eastAsia="Roboto" w:cs="Roboto"/>
-                <w:i w:val="1"/>
-                <w:iCs w:val="1"/>
-                <w:color w:val="1D2125"/>
-                <w:sz w:val="24"/>
-                <w:szCs w:val="24"/>
-                <w:lang w:val="en-US"/>
-              </w:rPr>
-              <w:t>.</w:t>
-            </w:r>
-            <w:r>
-              <w:rPr>
-                <w:rFonts w:ascii="Roboto" w:hAnsi="Roboto" w:eastAsia="Roboto" w:cs="Roboto"/>
-                <w:i w:val="1"/>
-                <w:iCs w:val="1"/>
-                <w:color w:val="1D2125"/>
-                <w:sz w:val="24"/>
-                <w:szCs w:val="24"/>
-                <w:lang w:val="en-US"/>
-              </w:rPr>
-              <w:t xml:space="preserve">   You must categorize the content.  </w:t>
+              <w:rPr>
+                <w:rFonts w:ascii="Roboto" w:eastAsia="Roboto" w:hAnsi="Roboto" w:cs="Roboto"/>
+                <w:i/>
+                <w:iCs/>
+                <w:color w:val="1D2125"/>
+                <w:sz w:val="24"/>
+                <w:szCs w:val="24"/>
+                <w:lang w:val="en-US"/>
+              </w:rPr>
+            </w:pPr>
+            <w:r>
+              <w:rPr>
+                <w:rFonts w:ascii="Roboto" w:eastAsia="Roboto" w:hAnsi="Roboto" w:cs="Roboto"/>
+                <w:i/>
+                <w:iCs/>
+                <w:color w:val="1D2125"/>
+                <w:sz w:val="24"/>
+                <w:szCs w:val="24"/>
+                <w:lang w:val="en-US"/>
+              </w:rPr>
+              <w:t>Pages:</w:t>
+            </w:r>
+          </w:p>
+          <w:p>
+            <w:pPr>
+              <w:rPr>
+                <w:rFonts w:ascii="Roboto" w:eastAsia="Roboto" w:hAnsi="Roboto" w:cs="Roboto"/>
+                <w:i/>
+                <w:iCs/>
+                <w:color w:val="1D2125"/>
+                <w:sz w:val="24"/>
+                <w:szCs w:val="24"/>
+                <w:lang w:val="en-US"/>
+              </w:rPr>
+            </w:pPr>
+            <w:r>
+              <w:rPr>
+                <w:rFonts w:ascii="Roboto" w:eastAsia="Roboto" w:hAnsi="Roboto" w:cs="Roboto"/>
+                <w:i/>
+                <w:iCs/>
+                <w:color w:val="1D2125"/>
+                <w:sz w:val="24"/>
+                <w:szCs w:val="24"/>
+                <w:lang w:val="en-US"/>
+              </w:rPr>
+              <w:t>Home, About, Contact, FAQ, Accessibility Statement</w:t>
+            </w:r>
+            <w:r>
+              <w:rPr>
+                <w:rFonts w:ascii="Roboto" w:eastAsia="Roboto" w:hAnsi="Roboto" w:cs="Roboto"/>
+                <w:i/>
+                <w:iCs/>
+                <w:color w:val="1D2125"/>
+                <w:sz w:val="24"/>
+                <w:szCs w:val="24"/>
+                <w:lang w:val="en-US"/>
+              </w:rPr>
+              <w:t xml:space="preserve">  </w:t>
+            </w:r>
+            <w:r>
+              <w:rPr>
+                <w:rFonts w:ascii="Roboto" w:eastAsia="Roboto" w:hAnsi="Roboto" w:cs="Roboto"/>
+                <w:i/>
+                <w:iCs/>
+                <w:color w:val="1D2125"/>
+                <w:sz w:val="24"/>
+                <w:szCs w:val="24"/>
+                <w:lang w:val="en-US"/>
+              </w:rPr>
+              <w:br/>
+              <w:t>Provider Search</w:t>
+            </w:r>
+            <w:r>
+              <w:rPr>
+                <w:rFonts w:ascii="Roboto" w:eastAsia="Roboto" w:hAnsi="Roboto" w:cs="Roboto"/>
+                <w:i/>
+                <w:iCs/>
+                <w:color w:val="1D2125"/>
+                <w:sz w:val="24"/>
+                <w:szCs w:val="24"/>
+                <w:lang w:val="en-US"/>
+              </w:rPr>
+              <w:br/>
+              <w:t>Search Bar, Filter by Primary Care Physician, Specialty, distance, ratings</w:t>
+            </w:r>
+            <w:r>
+              <w:rPr>
+                <w:rFonts w:ascii="Roboto" w:eastAsia="Roboto" w:hAnsi="Roboto" w:cs="Roboto"/>
+                <w:i/>
+                <w:iCs/>
+                <w:color w:val="1D2125"/>
+                <w:sz w:val="24"/>
+                <w:szCs w:val="24"/>
+                <w:lang w:val="en-US"/>
+              </w:rPr>
+              <w:t xml:space="preserve">  </w:t>
+            </w:r>
+          </w:p>
+          <w:p>
+            <w:pPr>
+              <w:rPr>
+                <w:rFonts w:ascii="Roboto" w:eastAsia="Roboto" w:hAnsi="Roboto" w:cs="Roboto"/>
+                <w:i/>
+                <w:iCs/>
+                <w:color w:val="1D2125"/>
+                <w:sz w:val="24"/>
+                <w:szCs w:val="24"/>
+                <w:lang w:val="en-US"/>
+              </w:rPr>
+            </w:pPr>
+            <w:r>
+              <w:rPr>
+                <w:rFonts w:ascii="Roboto" w:eastAsia="Roboto" w:hAnsi="Roboto" w:cs="Roboto"/>
+                <w:i/>
+                <w:iCs/>
+                <w:color w:val="1D2125"/>
+                <w:sz w:val="24"/>
+                <w:szCs w:val="24"/>
+                <w:lang w:val="en-US"/>
+              </w:rPr>
+              <w:t>Accessibility Features:</w:t>
+            </w:r>
+          </w:p>
+          <w:p>
+            <w:pPr>
+              <w:rPr>
+                <w:rFonts w:ascii="Roboto" w:eastAsia="Roboto" w:hAnsi="Roboto" w:cs="Roboto"/>
+                <w:i/>
+                <w:iCs/>
+                <w:color w:val="1D2125"/>
+                <w:sz w:val="24"/>
+                <w:szCs w:val="24"/>
+                <w:lang w:val="en-US"/>
+              </w:rPr>
+            </w:pPr>
+            <w:r>
+              <w:rPr>
+                <w:rFonts w:ascii="Roboto" w:eastAsia="Roboto" w:hAnsi="Roboto" w:cs="Roboto"/>
+                <w:i/>
+                <w:iCs/>
+                <w:color w:val="1D2125"/>
+                <w:sz w:val="24"/>
+                <w:szCs w:val="24"/>
+                <w:lang w:val="en-US"/>
+              </w:rPr>
+              <w:t>Adjustable text size, different color modes, keyboard navigation, screen reader</w:t>
+            </w:r>
+          </w:p>
+          <w:p>
+            <w:pPr>
+              <w:rPr>
+                <w:rFonts w:ascii="Roboto" w:eastAsia="Roboto" w:hAnsi="Roboto" w:cs="Roboto"/>
+                <w:i/>
+                <w:iCs/>
+                <w:color w:val="1D2125"/>
+                <w:sz w:val="24"/>
+                <w:szCs w:val="24"/>
+                <w:lang w:val="en-US"/>
+              </w:rPr>
+            </w:pPr>
+            <w:r>
+              <w:rPr>
+                <w:rFonts w:ascii="Roboto" w:eastAsia="Roboto" w:hAnsi="Roboto" w:cs="Roboto"/>
+                <w:i/>
+                <w:iCs/>
+                <w:color w:val="1D2125"/>
+                <w:sz w:val="24"/>
+                <w:szCs w:val="24"/>
+                <w:lang w:val="en-US"/>
+              </w:rPr>
+              <w:t>Emergency Services:</w:t>
+            </w:r>
+          </w:p>
+          <w:p>
+            <w:pPr>
+              <w:rPr>
+                <w:rFonts w:ascii="Roboto" w:eastAsia="Roboto" w:hAnsi="Roboto" w:cs="Roboto"/>
+                <w:i/>
+                <w:iCs/>
+                <w:color w:val="1D2125"/>
+                <w:sz w:val="24"/>
+                <w:szCs w:val="24"/>
+                <w:lang w:val="en-US"/>
+              </w:rPr>
+            </w:pPr>
+            <w:r>
+              <w:rPr>
+                <w:rFonts w:ascii="Roboto" w:eastAsia="Roboto" w:hAnsi="Roboto" w:cs="Roboto"/>
+                <w:i/>
+                <w:iCs/>
+                <w:color w:val="1D2125"/>
+                <w:sz w:val="24"/>
+                <w:szCs w:val="24"/>
+                <w:lang w:val="en-US"/>
+              </w:rPr>
+              <w:lastRenderedPageBreak/>
+              <w:t>911 guidance</w:t>
             </w:r>
           </w:p>
         </w:tc>
         <w:tc>
           <w:tcPr>
             <w:tcW w:w="360" w:type="dxa"/>
-            <w:tcMar/>
           </w:tcPr>
           <w:p/>
         </w:tc>
@@ -1144,64 +1215,39 @@
         <w:tc>
           <w:tcPr>
             <w:tcW w:w="9005" w:type="dxa"/>
-            <w:tcMar/>
           </w:tcPr>
           <w:p>
             <w:pPr>
-              <w:pStyle w:val="Normal"/>
               <w:jc w:val="center"/>
               <w:rPr>
-                <w:rFonts w:ascii="Roboto" w:hAnsi="Roboto" w:eastAsia="Roboto" w:cs="Roboto"/>
-                <w:b w:val="1"/>
-                <w:bCs w:val="1"/>
-                <w:i w:val="0"/>
-                <w:iCs w:val="0"/>
-                <w:color w:val="1D2125"/>
-                <w:sz w:val="24"/>
-                <w:szCs w:val="24"/>
-                <w:lang w:val="en-US"/>
-              </w:rPr>
-            </w:pPr>
-            <w:r>
-              <w:rPr>
-                <w:rFonts w:ascii="Roboto" w:hAnsi="Roboto" w:eastAsia="Roboto" w:cs="Roboto"/>
-                <w:b w:val="1"/>
-                <w:bCs w:val="1"/>
-                <w:i w:val="0"/>
-                <w:iCs w:val="0"/>
-                <w:color w:val="1D2125"/>
-                <w:sz w:val="24"/>
-                <w:szCs w:val="24"/>
-                <w:lang w:val="en-US"/>
-              </w:rPr>
-              <w:t xml:space="preserve">Bernard </w:t>
-            </w:r>
-            <w:r>
-              <w:rPr>
-                <w:rFonts w:ascii="Roboto" w:hAnsi="Roboto" w:eastAsia="Roboto" w:cs="Roboto"/>
-                <w:b w:val="1"/>
-                <w:bCs w:val="1"/>
-                <w:i w:val="0"/>
-                <w:iCs w:val="0"/>
-                <w:color w:val="1D2125"/>
-                <w:sz w:val="24"/>
-                <w:szCs w:val="24"/>
-                <w:lang w:val="en-US"/>
-              </w:rPr>
-              <w:t>Bawak</w:t>
+                <w:rFonts w:ascii="Roboto" w:eastAsia="Roboto" w:hAnsi="Roboto" w:cs="Roboto"/>
+                <w:b/>
+                <w:bCs/>
+                <w:color w:val="1D2125"/>
+                <w:sz w:val="24"/>
+                <w:szCs w:val="24"/>
+                <w:lang w:val="en-US"/>
+              </w:rPr>
+            </w:pPr>
+            <w:r>
+              <w:rPr>
+                <w:rFonts w:ascii="Roboto" w:eastAsia="Roboto" w:hAnsi="Roboto" w:cs="Roboto"/>
+                <w:b/>
+                <w:bCs/>
+                <w:color w:val="1D2125"/>
+                <w:sz w:val="24"/>
+                <w:szCs w:val="24"/>
+                <w:lang w:val="en-US"/>
+              </w:rPr>
+              <w:t>Bernard Bawak</w:t>
             </w:r>
           </w:p>
         </w:tc>
         <w:tc>
           <w:tcPr>
             <w:tcW w:w="355" w:type="dxa"/>
-            <w:tcMar/>
           </w:tcPr>
-          <w:p>
-            <w:pPr>
-              <w:pStyle w:val="Normal"/>
-            </w:pPr>
-          </w:p>
+          <w:p/>
         </w:tc>
       </w:tr>
       <w:tr>
@@ -1211,26 +1257,24 @@
         <w:tc>
           <w:tcPr>
             <w:tcW w:w="9005" w:type="dxa"/>
-            <w:tcMar/>
           </w:tcPr>
           <w:p>
             <w:pPr>
-              <w:pStyle w:val="Normal"/>
-              <w:rPr>
-                <w:rFonts w:ascii="Roboto" w:hAnsi="Roboto" w:eastAsia="Roboto" w:cs="Roboto"/>
-                <w:i w:val="1"/>
-                <w:iCs w:val="1"/>
-                <w:color w:val="1D2125"/>
-                <w:sz w:val="24"/>
-                <w:szCs w:val="24"/>
-                <w:lang w:val="en-US"/>
-              </w:rPr>
-            </w:pPr>
-            <w:r>
-              <w:rPr>
-                <w:rFonts w:ascii="Roboto" w:hAnsi="Roboto" w:eastAsia="Roboto" w:cs="Roboto"/>
-                <w:i w:val="1"/>
-                <w:iCs w:val="1"/>
+              <w:rPr>
+                <w:rFonts w:ascii="Roboto" w:eastAsia="Roboto" w:hAnsi="Roboto" w:cs="Roboto"/>
+                <w:i/>
+                <w:iCs/>
+                <w:color w:val="1D2125"/>
+                <w:sz w:val="24"/>
+                <w:szCs w:val="24"/>
+                <w:lang w:val="en-US"/>
+              </w:rPr>
+            </w:pPr>
+            <w:r>
+              <w:rPr>
+                <w:rFonts w:ascii="Roboto" w:eastAsia="Roboto" w:hAnsi="Roboto" w:cs="Roboto"/>
+                <w:i/>
+                <w:iCs/>
                 <w:color w:val="1D2125"/>
                 <w:sz w:val="24"/>
                 <w:szCs w:val="24"/>
@@ -1243,13 +1287,8 @@
         <w:tc>
           <w:tcPr>
             <w:tcW w:w="355" w:type="dxa"/>
-            <w:tcMar/>
           </w:tcPr>
-          <w:p>
-            <w:pPr>
-              <w:pStyle w:val="Normal"/>
-            </w:pPr>
-          </w:p>
+          <w:p/>
         </w:tc>
       </w:tr>
       <w:tr>
@@ -1259,24 +1298,23 @@
         <w:tc>
           <w:tcPr>
             <w:tcW w:w="9360" w:type="dxa"/>
-            <w:tcMar/>
           </w:tcPr>
           <w:p>
             <w:pPr>
               <w:jc w:val="center"/>
               <w:rPr>
-                <w:rFonts w:ascii="Roboto" w:hAnsi="Roboto" w:eastAsia="Roboto" w:cs="Roboto"/>
-                <w:b/>
-                <w:bCs/>
-                <w:color w:val="1D2125"/>
-                <w:sz w:val="24"/>
-                <w:szCs w:val="24"/>
-                <w:lang w:val="en-US"/>
-              </w:rPr>
-            </w:pPr>
-            <w:r>
-              <w:rPr>
-                <w:rFonts w:ascii="Roboto" w:hAnsi="Roboto" w:eastAsia="Roboto" w:cs="Roboto"/>
+                <w:rFonts w:ascii="Roboto" w:eastAsia="Roboto" w:hAnsi="Roboto" w:cs="Roboto"/>
+                <w:b/>
+                <w:bCs/>
+                <w:color w:val="1D2125"/>
+                <w:sz w:val="24"/>
+                <w:szCs w:val="24"/>
+                <w:lang w:val="en-US"/>
+              </w:rPr>
+            </w:pPr>
+            <w:r>
+              <w:rPr>
+                <w:rFonts w:ascii="Roboto" w:eastAsia="Roboto" w:hAnsi="Roboto" w:cs="Roboto"/>
                 <w:b/>
                 <w:bCs/>
                 <w:color w:val="1D2125"/>
@@ -1291,7 +1329,6 @@
         <w:tc>
           <w:tcPr>
             <w:tcW w:w="360" w:type="dxa"/>
-            <w:tcMar/>
           </w:tcPr>
           <w:p/>
         </w:tc>
@@ -1303,62 +1340,36 @@
         <w:tc>
           <w:tcPr>
             <w:tcW w:w="9360" w:type="dxa"/>
-            <w:tcMar/>
           </w:tcPr>
           <w:p>
             <w:pPr>
-              <w:pStyle w:val="Normal"/>
-              <w:rPr>
-                <w:rFonts w:ascii="Roboto" w:hAnsi="Roboto" w:eastAsia="Roboto" w:cs="Roboto"/>
-                <w:i w:val="1"/>
-                <w:iCs w:val="1"/>
-                <w:color w:val="1D2125"/>
-                <w:sz w:val="24"/>
-                <w:szCs w:val="24"/>
-                <w:lang w:val="en-US"/>
-              </w:rPr>
-            </w:pPr>
-            <w:r>
-              <w:rPr>
-                <w:rFonts w:ascii="Roboto" w:hAnsi="Roboto" w:eastAsia="Roboto" w:cs="Roboto"/>
-                <w:i w:val="1"/>
-                <w:iCs w:val="1"/>
-                <w:color w:val="1D2125"/>
-                <w:sz w:val="24"/>
-                <w:szCs w:val="24"/>
-                <w:lang w:val="en-US"/>
-              </w:rPr>
-              <w:t>List the final list of content/services you will provide on the website</w:t>
-            </w:r>
-            <w:r>
-              <w:rPr>
-                <w:rFonts w:ascii="Roboto" w:hAnsi="Roboto" w:eastAsia="Roboto" w:cs="Roboto"/>
-                <w:i w:val="1"/>
-                <w:iCs w:val="1"/>
-                <w:color w:val="1D2125"/>
-                <w:sz w:val="24"/>
-                <w:szCs w:val="24"/>
-                <w:lang w:val="en-US"/>
-              </w:rPr>
-              <w:t xml:space="preserve">.  </w:t>
-            </w:r>
-            <w:r>
-              <w:rPr>
-                <w:rFonts w:ascii="Roboto" w:hAnsi="Roboto" w:eastAsia="Roboto" w:cs="Roboto"/>
-                <w:i w:val="1"/>
-                <w:iCs w:val="1"/>
-                <w:color w:val="1D2125"/>
-                <w:sz w:val="24"/>
-                <w:szCs w:val="24"/>
-                <w:lang w:val="en-US"/>
-              </w:rPr>
-              <w:t xml:space="preserve">All </w:t>
-            </w:r>
-            <w:r>
-              <w:rPr>
-                <w:rFonts w:ascii="Roboto" w:hAnsi="Roboto" w:eastAsia="Roboto" w:cs="Roboto"/>
-                <w:i w:val="1"/>
-                <w:iCs w:val="1"/>
+              <w:rPr>
+                <w:rFonts w:ascii="Roboto" w:eastAsia="Roboto" w:hAnsi="Roboto" w:cs="Roboto"/>
+                <w:i/>
+                <w:iCs/>
+                <w:color w:val="1D2125"/>
+                <w:sz w:val="24"/>
+                <w:szCs w:val="24"/>
+                <w:lang w:val="en-US"/>
+              </w:rPr>
+            </w:pPr>
+            <w:r>
+              <w:rPr>
+                <w:rFonts w:ascii="Roboto" w:eastAsia="Roboto" w:hAnsi="Roboto" w:cs="Roboto"/>
+                <w:i/>
+                <w:iCs/>
+                <w:color w:val="1D2125"/>
+                <w:sz w:val="24"/>
+                <w:szCs w:val="24"/>
+                <w:lang w:val="en-US"/>
+              </w:rPr>
+              <w:t xml:space="preserve">List the final list of content/services you will provide on the website.  All </w:t>
+            </w:r>
+            <w:r>
+              <w:rPr>
+                <w:rFonts w:ascii="Roboto" w:eastAsia="Roboto" w:hAnsi="Roboto" w:cs="Roboto"/>
+                <w:i/>
+                <w:iCs/>
                 <w:color w:val="1D2125"/>
                 <w:sz w:val="24"/>
                 <w:szCs w:val="24"/>
@@ -1368,9 +1379,9 @@
             </w:r>
             <w:r>
               <w:rPr>
-                <w:rFonts w:ascii="Roboto" w:hAnsi="Roboto" w:eastAsia="Roboto" w:cs="Roboto"/>
-                <w:i w:val="1"/>
-                <w:iCs w:val="1"/>
+                <w:rFonts w:ascii="Roboto" w:eastAsia="Roboto" w:hAnsi="Roboto" w:cs="Roboto"/>
+                <w:i/>
+                <w:iCs/>
                 <w:color w:val="1D2125"/>
                 <w:sz w:val="24"/>
                 <w:szCs w:val="24"/>
@@ -1380,9 +1391,9 @@
             </w:r>
             <w:r>
               <w:rPr>
-                <w:rFonts w:ascii="Roboto" w:hAnsi="Roboto" w:eastAsia="Roboto" w:cs="Roboto"/>
-                <w:i w:val="1"/>
-                <w:iCs w:val="1"/>
+                <w:rFonts w:ascii="Roboto" w:eastAsia="Roboto" w:hAnsi="Roboto" w:cs="Roboto"/>
+                <w:i/>
+                <w:iCs/>
                 <w:color w:val="1D2125"/>
                 <w:sz w:val="24"/>
                 <w:szCs w:val="24"/>
@@ -1392,45 +1403,21 @@
             </w:r>
             <w:r>
               <w:rPr>
-                <w:rFonts w:ascii="Roboto" w:hAnsi="Roboto" w:eastAsia="Roboto" w:cs="Roboto"/>
-                <w:i w:val="1"/>
-                <w:iCs w:val="1"/>
-                <w:color w:val="1D2125"/>
-                <w:sz w:val="24"/>
-                <w:szCs w:val="24"/>
-                <w:lang w:val="en-US"/>
-              </w:rPr>
-              <w:t xml:space="preserve"> should discuss and generate this </w:t>
-            </w:r>
-            <w:r>
-              <w:rPr>
-                <w:rFonts w:ascii="Roboto" w:hAnsi="Roboto" w:eastAsia="Roboto" w:cs="Roboto"/>
-                <w:i w:val="1"/>
-                <w:iCs w:val="1"/>
-                <w:color w:val="1D2125"/>
-                <w:sz w:val="24"/>
-                <w:szCs w:val="24"/>
-                <w:lang w:val="en-US"/>
-              </w:rPr>
-              <w:t>list</w:t>
-            </w:r>
-            <w:r>
-              <w:rPr>
-                <w:rFonts w:ascii="Roboto" w:hAnsi="Roboto" w:eastAsia="Roboto" w:cs="Roboto"/>
-                <w:i w:val="1"/>
-                <w:iCs w:val="1"/>
-                <w:color w:val="1D2125"/>
-                <w:sz w:val="24"/>
-                <w:szCs w:val="24"/>
-                <w:lang w:val="en-US"/>
-              </w:rPr>
-              <w:t xml:space="preserve"> taking input from each member</w:t>
-            </w:r>
-            <w:r>
-              <w:rPr>
-                <w:rFonts w:ascii="Roboto" w:hAnsi="Roboto" w:eastAsia="Roboto" w:cs="Roboto"/>
-                <w:i w:val="1"/>
-                <w:iCs w:val="1"/>
+                <w:rFonts w:ascii="Roboto" w:eastAsia="Roboto" w:hAnsi="Roboto" w:cs="Roboto"/>
+                <w:i/>
+                <w:iCs/>
+                <w:color w:val="1D2125"/>
+                <w:sz w:val="24"/>
+                <w:szCs w:val="24"/>
+                <w:lang w:val="en-US"/>
+              </w:rPr>
+              <w:t xml:space="preserve"> should discuss and generate this list taking input from each member</w:t>
+            </w:r>
+            <w:r>
+              <w:rPr>
+                <w:rFonts w:ascii="Roboto" w:eastAsia="Roboto" w:hAnsi="Roboto" w:cs="Roboto"/>
+                <w:i/>
+                <w:iCs/>
                 <w:color w:val="1D2125"/>
                 <w:sz w:val="24"/>
                 <w:szCs w:val="24"/>
@@ -1440,9 +1427,9 @@
             </w:r>
             <w:r>
               <w:rPr>
-                <w:rFonts w:ascii="Roboto" w:hAnsi="Roboto" w:eastAsia="Roboto" w:cs="Roboto"/>
-                <w:i w:val="1"/>
-                <w:iCs w:val="1"/>
+                <w:rFonts w:ascii="Roboto" w:eastAsia="Roboto" w:hAnsi="Roboto" w:cs="Roboto"/>
+                <w:i/>
+                <w:iCs/>
                 <w:color w:val="1D2125"/>
                 <w:sz w:val="24"/>
                 <w:szCs w:val="24"/>
@@ -1452,9 +1439,9 @@
             </w:r>
             <w:r>
               <w:rPr>
-                <w:rFonts w:ascii="Roboto" w:hAnsi="Roboto" w:eastAsia="Roboto" w:cs="Roboto"/>
-                <w:i w:val="1"/>
-                <w:iCs w:val="1"/>
+                <w:rFonts w:ascii="Roboto" w:eastAsia="Roboto" w:hAnsi="Roboto" w:cs="Roboto"/>
+                <w:i/>
+                <w:iCs/>
                 <w:color w:val="1D2125"/>
                 <w:sz w:val="24"/>
                 <w:szCs w:val="24"/>
@@ -1467,7 +1454,6 @@
         <w:tc>
           <w:tcPr>
             <w:tcW w:w="360" w:type="dxa"/>
-            <w:tcMar/>
           </w:tcPr>
           <w:p/>
         </w:tc>
@@ -1475,29 +1461,29 @@
       <w:tr>
         <w:trPr>
           <w:gridAfter w:val="1"/>
+          <w:wAfter w:w="355" w:type="dxa"/>
           <w:trHeight w:val="300"/>
         </w:trPr>
         <w:tc>
           <w:tcPr>
             <w:tcW w:w="9360" w:type="dxa"/>
-            <w:tcMar/>
           </w:tcPr>
           <w:p>
             <w:pPr>
               <w:jc w:val="center"/>
               <w:rPr>
-                <w:rFonts w:ascii="Roboto" w:hAnsi="Roboto" w:eastAsia="Roboto" w:cs="Roboto"/>
-                <w:b/>
-                <w:bCs/>
-                <w:color w:val="1D2125"/>
-                <w:sz w:val="24"/>
-                <w:szCs w:val="24"/>
-                <w:lang w:val="en-US"/>
-              </w:rPr>
-            </w:pPr>
-            <w:r>
-              <w:rPr>
-                <w:rFonts w:ascii="Roboto" w:hAnsi="Roboto" w:eastAsia="Roboto" w:cs="Roboto"/>
+                <w:rFonts w:ascii="Roboto" w:eastAsia="Roboto" w:hAnsi="Roboto" w:cs="Roboto"/>
+                <w:b/>
+                <w:bCs/>
+                <w:color w:val="1D2125"/>
+                <w:sz w:val="24"/>
+                <w:szCs w:val="24"/>
+                <w:lang w:val="en-US"/>
+              </w:rPr>
+            </w:pPr>
+            <w:r>
+              <w:rPr>
+                <w:rFonts w:ascii="Roboto" w:eastAsia="Roboto" w:hAnsi="Roboto" w:cs="Roboto"/>
                 <w:b/>
                 <w:bCs/>
                 <w:color w:val="1D2125"/>
@@ -1509,7 +1495,7 @@
             </w:r>
             <w:r>
               <w:rPr>
-                <w:rFonts w:ascii="Roboto" w:hAnsi="Roboto" w:eastAsia="Roboto" w:cs="Roboto"/>
+                <w:rFonts w:ascii="Roboto" w:eastAsia="Roboto" w:hAnsi="Roboto" w:cs="Roboto"/>
                 <w:b/>
                 <w:bCs/>
                 <w:color w:val="1D2125"/>
@@ -1524,7 +1510,7 @@
             <w:pPr>
               <w:jc w:val="center"/>
               <w:rPr>
-                <w:rFonts w:ascii="Roboto" w:hAnsi="Roboto" w:eastAsia="Roboto" w:cs="Roboto"/>
+                <w:rFonts w:ascii="Roboto" w:eastAsia="Roboto" w:hAnsi="Roboto" w:cs="Roboto"/>
                 <w:b/>
                 <w:bCs/>
                 <w:color w:val="1D2125"/>
@@ -1539,17 +1525,17 @@
       <w:tr>
         <w:trPr>
           <w:gridAfter w:val="1"/>
+          <w:wAfter w:w="355" w:type="dxa"/>
           <w:trHeight w:val="1200"/>
         </w:trPr>
         <w:tc>
           <w:tcPr>
             <w:tcW w:w="9360" w:type="dxa"/>
-            <w:tcMar/>
           </w:tcPr>
           <w:p>
             <w:pPr>
               <w:rPr>
-                <w:rFonts w:ascii="Roboto" w:hAnsi="Roboto" w:eastAsia="Roboto" w:cs="Roboto"/>
+                <w:rFonts w:ascii="Roboto" w:eastAsia="Roboto" w:hAnsi="Roboto" w:cs="Roboto"/>
                 <w:i/>
                 <w:iCs/>
                 <w:color w:val="1D2125"/>
@@ -1560,7 +1546,7 @@
             </w:pPr>
             <w:r>
               <w:rPr>
-                <w:rFonts w:ascii="Roboto" w:hAnsi="Roboto" w:eastAsia="Roboto" w:cs="Roboto"/>
+                <w:rFonts w:ascii="Roboto" w:eastAsia="Roboto" w:hAnsi="Roboto" w:cs="Roboto"/>
                 <w:i/>
                 <w:iCs/>
                 <w:color w:val="1D2125"/>
@@ -1576,29 +1562,29 @@
       <w:tr>
         <w:trPr>
           <w:gridAfter w:val="1"/>
+          <w:wAfter w:w="355" w:type="dxa"/>
           <w:trHeight w:val="300"/>
         </w:trPr>
         <w:tc>
           <w:tcPr>
             <w:tcW w:w="9360" w:type="dxa"/>
-            <w:tcMar/>
           </w:tcPr>
           <w:p>
             <w:pPr>
               <w:jc w:val="center"/>
               <w:rPr>
-                <w:rFonts w:ascii="Roboto" w:hAnsi="Roboto" w:eastAsia="Roboto" w:cs="Roboto"/>
-                <w:b/>
-                <w:bCs/>
-                <w:color w:val="1D2125"/>
-                <w:sz w:val="24"/>
-                <w:szCs w:val="24"/>
-                <w:lang w:val="en-US"/>
-              </w:rPr>
-            </w:pPr>
-            <w:r>
-              <w:rPr>
-                <w:rFonts w:ascii="Roboto" w:hAnsi="Roboto" w:eastAsia="Roboto" w:cs="Roboto"/>
+                <w:rFonts w:ascii="Roboto" w:eastAsia="Roboto" w:hAnsi="Roboto" w:cs="Roboto"/>
+                <w:b/>
+                <w:bCs/>
+                <w:color w:val="1D2125"/>
+                <w:sz w:val="24"/>
+                <w:szCs w:val="24"/>
+                <w:lang w:val="en-US"/>
+              </w:rPr>
+            </w:pPr>
+            <w:r>
+              <w:rPr>
+                <w:rFonts w:ascii="Roboto" w:eastAsia="Roboto" w:hAnsi="Roboto" w:cs="Roboto"/>
                 <w:b/>
                 <w:bCs/>
                 <w:color w:val="1D2125"/>
@@ -1610,7 +1596,7 @@
             </w:r>
             <w:r>
               <w:rPr>
-                <w:rFonts w:ascii="Roboto" w:hAnsi="Roboto" w:eastAsia="Roboto" w:cs="Roboto"/>
+                <w:rFonts w:ascii="Roboto" w:eastAsia="Roboto" w:hAnsi="Roboto" w:cs="Roboto"/>
                 <w:b/>
                 <w:bCs/>
                 <w:color w:val="1D2125"/>
@@ -1626,17 +1612,17 @@
       <w:tr>
         <w:trPr>
           <w:gridAfter w:val="1"/>
+          <w:wAfter w:w="355" w:type="dxa"/>
           <w:trHeight w:val="1380"/>
         </w:trPr>
         <w:tc>
           <w:tcPr>
             <w:tcW w:w="9360" w:type="dxa"/>
-            <w:tcMar/>
           </w:tcPr>
           <w:p>
             <w:pPr>
               <w:rPr>
-                <w:rFonts w:ascii="Roboto" w:hAnsi="Roboto" w:eastAsia="Roboto" w:cs="Roboto"/>
+                <w:rFonts w:ascii="Roboto" w:eastAsia="Roboto" w:hAnsi="Roboto" w:cs="Roboto"/>
                 <w:i/>
                 <w:iCs/>
                 <w:color w:val="1D2125"/>
@@ -1647,7 +1633,7 @@
             </w:pPr>
             <w:r>
               <w:rPr>
-                <w:rFonts w:ascii="Roboto" w:hAnsi="Roboto" w:eastAsia="Roboto" w:cs="Roboto"/>
+                <w:rFonts w:ascii="Roboto" w:eastAsia="Roboto" w:hAnsi="Roboto" w:cs="Roboto"/>
                 <w:i/>
                 <w:iCs/>
                 <w:color w:val="1D2125"/>
@@ -1659,7 +1645,7 @@
             </w:r>
             <w:r>
               <w:rPr>
-                <w:rFonts w:ascii="Roboto" w:hAnsi="Roboto" w:eastAsia="Roboto" w:cs="Roboto"/>
+                <w:rFonts w:ascii="Roboto" w:eastAsia="Roboto" w:hAnsi="Roboto" w:cs="Roboto"/>
                 <w:i/>
                 <w:iCs/>
                 <w:color w:val="1D2125"/>
@@ -1671,7 +1657,7 @@
             </w:r>
             <w:r>
               <w:rPr>
-                <w:rFonts w:ascii="Roboto" w:hAnsi="Roboto" w:eastAsia="Roboto" w:cs="Roboto"/>
+                <w:rFonts w:ascii="Roboto" w:eastAsia="Roboto" w:hAnsi="Roboto" w:cs="Roboto"/>
                 <w:i/>
                 <w:iCs/>
                 <w:color w:val="1D2125"/>
@@ -1683,7 +1669,7 @@
             </w:r>
             <w:r>
               <w:rPr>
-                <w:rFonts w:ascii="Roboto" w:hAnsi="Roboto" w:eastAsia="Roboto" w:cs="Roboto"/>
+                <w:rFonts w:ascii="Roboto" w:eastAsia="Roboto" w:hAnsi="Roboto" w:cs="Roboto"/>
                 <w:i/>
                 <w:iCs/>
                 <w:color w:val="1D2125"/>
@@ -1695,7 +1681,7 @@
             </w:r>
             <w:r>
               <w:rPr>
-                <w:rFonts w:ascii="Roboto" w:hAnsi="Roboto" w:eastAsia="Roboto" w:cs="Roboto"/>
+                <w:rFonts w:ascii="Roboto" w:eastAsia="Roboto" w:hAnsi="Roboto" w:cs="Roboto"/>
                 <w:i/>
                 <w:iCs/>
                 <w:color w:val="1D2125"/>
@@ -1711,29 +1697,29 @@
       <w:tr>
         <w:trPr>
           <w:gridAfter w:val="1"/>
+          <w:wAfter w:w="355" w:type="dxa"/>
           <w:trHeight w:val="300"/>
         </w:trPr>
         <w:tc>
           <w:tcPr>
             <w:tcW w:w="9360" w:type="dxa"/>
-            <w:tcMar/>
           </w:tcPr>
           <w:p>
             <w:pPr>
               <w:jc w:val="center"/>
               <w:rPr>
-                <w:rFonts w:ascii="Roboto" w:hAnsi="Roboto" w:eastAsia="Roboto" w:cs="Roboto"/>
-                <w:b/>
-                <w:bCs/>
-                <w:color w:val="1D2125"/>
-                <w:sz w:val="24"/>
-                <w:szCs w:val="24"/>
-                <w:lang w:val="en-US"/>
-              </w:rPr>
-            </w:pPr>
-            <w:r>
-              <w:rPr>
-                <w:rFonts w:ascii="Roboto" w:hAnsi="Roboto" w:eastAsia="Roboto" w:cs="Roboto"/>
+                <w:rFonts w:ascii="Roboto" w:eastAsia="Roboto" w:hAnsi="Roboto" w:cs="Roboto"/>
+                <w:b/>
+                <w:bCs/>
+                <w:color w:val="1D2125"/>
+                <w:sz w:val="24"/>
+                <w:szCs w:val="24"/>
+                <w:lang w:val="en-US"/>
+              </w:rPr>
+            </w:pPr>
+            <w:r>
+              <w:rPr>
+                <w:rFonts w:ascii="Roboto" w:eastAsia="Roboto" w:hAnsi="Roboto" w:cs="Roboto"/>
                 <w:b/>
                 <w:bCs/>
                 <w:color w:val="1D2125"/>
@@ -1749,27 +1735,22 @@
       <w:tr>
         <w:trPr>
           <w:gridAfter w:val="1"/>
+          <w:wAfter w:w="355" w:type="dxa"/>
           <w:trHeight w:val="300"/>
         </w:trPr>
         <w:tc>
           <w:tcPr>
             <w:tcW w:w="9360" w:type="dxa"/>
-            <w:tcMar/>
           </w:tcPr>
           <w:p>
             <w:pPr>
-              <w:pStyle w:val="Normal"/>
-              <w:suppressLineNumbers w:val="0"/>
-              <w:bidi w:val="0"/>
-              <w:spacing w:before="0" w:beforeAutospacing="off" w:after="0" w:afterAutospacing="off" w:line="240" w:lineRule="auto"/>
-              <w:ind w:left="0" w:right="0"/>
               <w:jc w:val="center"/>
             </w:pPr>
             <w:r>
               <w:rPr>
-                <w:rFonts w:ascii="Roboto" w:hAnsi="Roboto" w:eastAsia="Roboto" w:cs="Roboto"/>
-                <w:b w:val="1"/>
-                <w:bCs w:val="1"/>
+                <w:rFonts w:ascii="Roboto" w:eastAsia="Roboto" w:hAnsi="Roboto" w:cs="Roboto"/>
+                <w:b/>
+                <w:bCs/>
                 <w:color w:val="1D2125"/>
                 <w:sz w:val="24"/>
                 <w:szCs w:val="24"/>
@@ -1783,17 +1764,17 @@
       <w:tr>
         <w:trPr>
           <w:gridAfter w:val="1"/>
+          <w:wAfter w:w="355" w:type="dxa"/>
           <w:trHeight w:val="300"/>
         </w:trPr>
         <w:tc>
           <w:tcPr>
             <w:tcW w:w="9360" w:type="dxa"/>
-            <w:tcMar/>
           </w:tcPr>
           <w:p>
             <w:pPr>
               <w:rPr>
-                <w:rFonts w:ascii="Roboto" w:hAnsi="Roboto" w:eastAsia="Roboto" w:cs="Roboto"/>
+                <w:rFonts w:ascii="Roboto" w:eastAsia="Roboto" w:hAnsi="Roboto" w:cs="Roboto"/>
                 <w:i/>
                 <w:iCs/>
                 <w:color w:val="1D2125"/>
@@ -1804,7 +1785,7 @@
             </w:pPr>
             <w:r>
               <w:rPr>
-                <w:rFonts w:ascii="Roboto" w:hAnsi="Roboto" w:eastAsia="Roboto" w:cs="Roboto"/>
+                <w:rFonts w:ascii="Roboto" w:eastAsia="Roboto" w:hAnsi="Roboto" w:cs="Roboto"/>
                 <w:i/>
                 <w:iCs/>
                 <w:color w:val="1D2125"/>
@@ -1820,27 +1801,22 @@
       <w:tr>
         <w:trPr>
           <w:gridAfter w:val="1"/>
+          <w:wAfter w:w="355" w:type="dxa"/>
           <w:trHeight w:val="300"/>
         </w:trPr>
         <w:tc>
           <w:tcPr>
             <w:tcW w:w="9360" w:type="dxa"/>
-            <w:tcMar/>
           </w:tcPr>
           <w:p>
             <w:pPr>
-              <w:pStyle w:val="Normal"/>
-              <w:suppressLineNumbers w:val="0"/>
-              <w:bidi w:val="0"/>
-              <w:spacing w:before="0" w:beforeAutospacing="off" w:after="0" w:afterAutospacing="off" w:line="240" w:lineRule="auto"/>
-              <w:ind w:left="0" w:right="0"/>
               <w:jc w:val="center"/>
             </w:pPr>
             <w:r>
               <w:rPr>
-                <w:rFonts w:ascii="Roboto" w:hAnsi="Roboto" w:eastAsia="Roboto" w:cs="Roboto"/>
-                <w:b w:val="1"/>
-                <w:bCs w:val="1"/>
+                <w:rFonts w:ascii="Roboto" w:eastAsia="Roboto" w:hAnsi="Roboto" w:cs="Roboto"/>
+                <w:b/>
+                <w:bCs/>
                 <w:color w:val="1D2125"/>
                 <w:sz w:val="24"/>
                 <w:szCs w:val="24"/>
@@ -1854,17 +1830,17 @@
       <w:tr>
         <w:trPr>
           <w:gridAfter w:val="1"/>
+          <w:wAfter w:w="355" w:type="dxa"/>
           <w:trHeight w:val="645"/>
         </w:trPr>
         <w:tc>
           <w:tcPr>
             <w:tcW w:w="9360" w:type="dxa"/>
-            <w:tcMar/>
           </w:tcPr>
           <w:p>
             <w:pPr>
               <w:rPr>
-                <w:rFonts w:ascii="Roboto" w:hAnsi="Roboto" w:eastAsia="Roboto" w:cs="Roboto"/>
+                <w:rFonts w:ascii="Roboto" w:eastAsia="Roboto" w:hAnsi="Roboto" w:cs="Roboto"/>
                 <w:i/>
                 <w:iCs/>
                 <w:color w:val="1D2125"/>
@@ -1875,7 +1851,7 @@
             </w:pPr>
             <w:r>
               <w:rPr>
-                <w:rFonts w:ascii="Roboto" w:hAnsi="Roboto" w:eastAsia="Roboto" w:cs="Roboto"/>
+                <w:rFonts w:ascii="Roboto" w:eastAsia="Roboto" w:hAnsi="Roboto" w:cs="Roboto"/>
                 <w:i/>
                 <w:iCs/>
                 <w:color w:val="1D2125"/>
@@ -1891,36 +1867,31 @@
       <w:tr>
         <w:trPr>
           <w:gridAfter w:val="1"/>
+          <w:wAfter w:w="355" w:type="dxa"/>
           <w:trHeight w:val="645"/>
         </w:trPr>
         <w:tc>
           <w:tcPr>
             <w:tcW w:w="9005" w:type="dxa"/>
-            <w:tcMar/>
           </w:tcPr>
           <w:p>
             <w:pPr>
-              <w:pStyle w:val="Normal"/>
               <w:jc w:val="center"/>
               <w:rPr>
-                <w:rFonts w:ascii="Roboto" w:hAnsi="Roboto" w:eastAsia="Roboto" w:cs="Roboto"/>
-                <w:b w:val="1"/>
-                <w:bCs w:val="1"/>
-                <w:i w:val="0"/>
-                <w:iCs w:val="0"/>
-                <w:color w:val="1D2125"/>
-                <w:sz w:val="24"/>
-                <w:szCs w:val="24"/>
-                <w:lang w:val="en-US"/>
-              </w:rPr>
-            </w:pPr>
-            <w:r>
-              <w:rPr>
-                <w:rFonts w:ascii="Roboto" w:hAnsi="Roboto" w:eastAsia="Roboto" w:cs="Roboto"/>
-                <w:b w:val="1"/>
-                <w:bCs w:val="1"/>
-                <w:i w:val="0"/>
-                <w:iCs w:val="0"/>
+                <w:rFonts w:ascii="Roboto" w:eastAsia="Roboto" w:hAnsi="Roboto" w:cs="Roboto"/>
+                <w:b/>
+                <w:bCs/>
+                <w:color w:val="1D2125"/>
+                <w:sz w:val="24"/>
+                <w:szCs w:val="24"/>
+                <w:lang w:val="en-US"/>
+              </w:rPr>
+            </w:pPr>
+            <w:r>
+              <w:rPr>
+                <w:rFonts w:ascii="Roboto" w:eastAsia="Roboto" w:hAnsi="Roboto" w:cs="Roboto"/>
+                <w:b/>
+                <w:bCs/>
                 <w:color w:val="1D2125"/>
                 <w:sz w:val="24"/>
                 <w:szCs w:val="24"/>
@@ -1934,30 +1905,30 @@
       <w:tr>
         <w:trPr>
           <w:gridAfter w:val="1"/>
+          <w:wAfter w:w="355" w:type="dxa"/>
           <w:trHeight w:val="645"/>
         </w:trPr>
         <w:tc>
           <w:tcPr>
             <w:tcW w:w="9005" w:type="dxa"/>
-            <w:tcMar/>
           </w:tcPr>
           <w:p>
             <w:pPr>
               <w:rPr>
-                <w:rFonts w:ascii="Roboto" w:hAnsi="Roboto" w:eastAsia="Roboto" w:cs="Roboto"/>
-                <w:i w:val="1"/>
-                <w:iCs w:val="1"/>
-                <w:color w:val="1D2125"/>
-                <w:sz w:val="24"/>
-                <w:szCs w:val="24"/>
-                <w:lang w:val="en-US"/>
-              </w:rPr>
-            </w:pPr>
-            <w:r>
-              <w:rPr>
-                <w:rFonts w:ascii="Roboto" w:hAnsi="Roboto" w:eastAsia="Roboto" w:cs="Roboto"/>
-                <w:i w:val="1"/>
-                <w:iCs w:val="1"/>
+                <w:rFonts w:ascii="Roboto" w:eastAsia="Roboto" w:hAnsi="Roboto" w:cs="Roboto"/>
+                <w:i/>
+                <w:iCs/>
+                <w:color w:val="1D2125"/>
+                <w:sz w:val="24"/>
+                <w:szCs w:val="24"/>
+                <w:lang w:val="en-US"/>
+              </w:rPr>
+            </w:pPr>
+            <w:r>
+              <w:rPr>
+                <w:rFonts w:ascii="Roboto" w:eastAsia="Roboto" w:hAnsi="Roboto" w:cs="Roboto"/>
+                <w:i/>
+                <w:iCs/>
                 <w:color w:val="1D2125"/>
                 <w:sz w:val="24"/>
                 <w:szCs w:val="24"/>
@@ -1971,29 +1942,29 @@
       <w:tr>
         <w:trPr>
           <w:gridAfter w:val="1"/>
+          <w:wAfter w:w="355" w:type="dxa"/>
           <w:trHeight w:val="300"/>
         </w:trPr>
         <w:tc>
           <w:tcPr>
             <w:tcW w:w="9360" w:type="dxa"/>
-            <w:tcMar/>
           </w:tcPr>
           <w:p>
             <w:pPr>
               <w:jc w:val="center"/>
               <w:rPr>
-                <w:rFonts w:ascii="Roboto" w:hAnsi="Roboto" w:eastAsia="Roboto" w:cs="Roboto"/>
-                <w:b/>
-                <w:bCs/>
-                <w:color w:val="1D2125"/>
-                <w:sz w:val="24"/>
-                <w:szCs w:val="24"/>
-                <w:lang w:val="en-US"/>
-              </w:rPr>
-            </w:pPr>
-            <w:r>
-              <w:rPr>
-                <w:rFonts w:ascii="Roboto" w:hAnsi="Roboto" w:eastAsia="Roboto" w:cs="Roboto"/>
+                <w:rFonts w:ascii="Roboto" w:eastAsia="Roboto" w:hAnsi="Roboto" w:cs="Roboto"/>
+                <w:b/>
+                <w:bCs/>
+                <w:color w:val="1D2125"/>
+                <w:sz w:val="24"/>
+                <w:szCs w:val="24"/>
+                <w:lang w:val="en-US"/>
+              </w:rPr>
+            </w:pPr>
+            <w:r>
+              <w:rPr>
+                <w:rFonts w:ascii="Roboto" w:eastAsia="Roboto" w:hAnsi="Roboto" w:cs="Roboto"/>
                 <w:b/>
                 <w:bCs/>
                 <w:color w:val="1D2125"/>
@@ -2009,27 +1980,22 @@
       <w:tr>
         <w:trPr>
           <w:gridAfter w:val="1"/>
+          <w:wAfter w:w="355" w:type="dxa"/>
           <w:trHeight w:val="300"/>
         </w:trPr>
         <w:tc>
           <w:tcPr>
             <w:tcW w:w="9360" w:type="dxa"/>
-            <w:tcMar/>
           </w:tcPr>
           <w:p>
             <w:pPr>
-              <w:pStyle w:val="Normal"/>
-              <w:suppressLineNumbers w:val="0"/>
-              <w:bidi w:val="0"/>
-              <w:spacing w:before="0" w:beforeAutospacing="off" w:after="0" w:afterAutospacing="off" w:line="240" w:lineRule="auto"/>
-              <w:ind w:left="0" w:right="0"/>
               <w:jc w:val="center"/>
             </w:pPr>
             <w:r>
               <w:rPr>
-                <w:rFonts w:ascii="Roboto" w:hAnsi="Roboto" w:eastAsia="Roboto" w:cs="Roboto"/>
-                <w:b w:val="1"/>
-                <w:bCs w:val="1"/>
+                <w:rFonts w:ascii="Roboto" w:eastAsia="Roboto" w:hAnsi="Roboto" w:cs="Roboto"/>
+                <w:b/>
+                <w:bCs/>
                 <w:color w:val="1D2125"/>
                 <w:sz w:val="24"/>
                 <w:szCs w:val="24"/>
@@ -2043,17 +2009,17 @@
       <w:tr>
         <w:trPr>
           <w:gridAfter w:val="1"/>
+          <w:wAfter w:w="355" w:type="dxa"/>
           <w:trHeight w:val="300"/>
         </w:trPr>
         <w:tc>
           <w:tcPr>
             <w:tcW w:w="9360" w:type="dxa"/>
-            <w:tcMar/>
           </w:tcPr>
           <w:p>
             <w:pPr>
               <w:rPr>
-                <w:rFonts w:ascii="Roboto" w:hAnsi="Roboto" w:eastAsia="Roboto" w:cs="Roboto"/>
+                <w:rFonts w:ascii="Roboto" w:eastAsia="Roboto" w:hAnsi="Roboto" w:cs="Roboto"/>
                 <w:i/>
                 <w:iCs/>
                 <w:color w:val="1D2125"/>
@@ -2064,7 +2030,493 @@
             </w:pPr>
             <w:r>
               <w:rPr>
-                <w:rFonts w:ascii="Roboto" w:hAnsi="Roboto" w:eastAsia="Roboto" w:cs="Roboto"/>
+                <w:rFonts w:ascii="Roboto" w:eastAsia="Roboto" w:hAnsi="Roboto" w:cs="Roboto"/>
+                <w:i/>
+                <w:iCs/>
+                <w:color w:val="1D2125"/>
+                <w:sz w:val="24"/>
+                <w:szCs w:val="24"/>
+                <w:lang w:val="en-US"/>
+              </w:rPr>
+              <w:t xml:space="preserve">List the answers you received from the user after Tree test below - </w:t>
+            </w:r>
+          </w:p>
+          <w:p>
+            <w:pPr>
+              <w:pStyle w:val="ListParagraph"/>
+              <w:numPr>
+                <w:ilvl w:val="0"/>
+                <w:numId w:val="3"/>
+              </w:numPr>
+              <w:shd w:val="clear" w:color="auto" w:fill="F8F9FA"/>
+              <w:jc w:val="both"/>
+              <w:rPr>
+                <w:rFonts w:ascii="Roboto" w:eastAsia="Roboto" w:hAnsi="Roboto" w:cs="Roboto"/>
+                <w:color w:val="1D2125"/>
+                <w:lang w:val="en-US"/>
+              </w:rPr>
+            </w:pPr>
+            <w:r>
+              <w:rPr>
+                <w:rFonts w:ascii="Roboto" w:eastAsia="Roboto" w:hAnsi="Roboto" w:cs="Roboto"/>
+                <w:color w:val="1D2125"/>
+                <w:sz w:val="24"/>
+                <w:szCs w:val="24"/>
+                <w:lang w:val="en-US"/>
+              </w:rPr>
+              <w:t xml:space="preserve">Did you find the pages where you thought they should?  If not, which pages were not where you expected them to be in the menu hierarchy?  </w:t>
+            </w:r>
+            <w:r>
+              <w:rPr>
+                <w:rFonts w:ascii="Roboto" w:eastAsia="Roboto" w:hAnsi="Roboto" w:cs="Roboto"/>
+                <w:b/>
+                <w:bCs/>
+                <w:color w:val="1D2125"/>
+                <w:sz w:val="24"/>
+                <w:szCs w:val="24"/>
+                <w:lang w:val="en-US"/>
+              </w:rPr>
+              <w:t>ANS:</w:t>
+            </w:r>
+          </w:p>
+          <w:p>
+            <w:pPr>
+              <w:pStyle w:val="ListParagraph"/>
+              <w:numPr>
+                <w:ilvl w:val="0"/>
+                <w:numId w:val="3"/>
+              </w:numPr>
+              <w:shd w:val="clear" w:color="auto" w:fill="F8F9FA"/>
+              <w:jc w:val="both"/>
+              <w:rPr>
+                <w:rFonts w:ascii="Roboto" w:eastAsia="Roboto" w:hAnsi="Roboto" w:cs="Roboto"/>
+                <w:color w:val="1D2125"/>
+                <w:lang w:val="en-US"/>
+              </w:rPr>
+            </w:pPr>
+            <w:r>
+              <w:rPr>
+                <w:rFonts w:ascii="Roboto" w:eastAsia="Roboto" w:hAnsi="Roboto" w:cs="Roboto"/>
+                <w:color w:val="1D2125"/>
+                <w:sz w:val="24"/>
+                <w:szCs w:val="24"/>
+                <w:lang w:val="en-US"/>
+              </w:rPr>
+              <w:t>Did it take more time than you thought it would take?  If so, why do you think it took longer?</w:t>
+            </w:r>
+            <w:r>
+              <w:rPr>
+                <w:rFonts w:ascii="Roboto" w:eastAsia="Roboto" w:hAnsi="Roboto" w:cs="Roboto"/>
+                <w:b/>
+                <w:bCs/>
+                <w:color w:val="1D2125"/>
+                <w:sz w:val="24"/>
+                <w:szCs w:val="24"/>
+                <w:lang w:val="en-US"/>
+              </w:rPr>
+              <w:t xml:space="preserve"> ANS:</w:t>
+            </w:r>
+          </w:p>
+          <w:p>
+            <w:pPr>
+              <w:pStyle w:val="ListParagraph"/>
+              <w:numPr>
+                <w:ilvl w:val="0"/>
+                <w:numId w:val="3"/>
+              </w:numPr>
+              <w:shd w:val="clear" w:color="auto" w:fill="F8F9FA"/>
+              <w:jc w:val="both"/>
+              <w:rPr>
+                <w:rFonts w:ascii="Roboto" w:eastAsia="Roboto" w:hAnsi="Roboto" w:cs="Roboto"/>
+                <w:color w:val="1D2125"/>
+                <w:lang w:val="en-US"/>
+              </w:rPr>
+            </w:pPr>
+            <w:r>
+              <w:rPr>
+                <w:rFonts w:ascii="Roboto" w:eastAsia="Roboto" w:hAnsi="Roboto" w:cs="Roboto"/>
+                <w:color w:val="1D2125"/>
+                <w:sz w:val="24"/>
+                <w:szCs w:val="24"/>
+                <w:lang w:val="en-US"/>
+              </w:rPr>
+              <w:t xml:space="preserve">Were menu items labeled properly to indicate relevant resources?  If not, what was </w:t>
+            </w:r>
+            <w:r>
+              <w:rPr>
+                <w:rFonts w:ascii="Roboto" w:eastAsia="Roboto" w:hAnsi="Roboto" w:cs="Roboto"/>
+                <w:color w:val="1D2125"/>
+                <w:sz w:val="24"/>
+                <w:szCs w:val="24"/>
+                <w:lang w:val="en-US"/>
+              </w:rPr>
+              <w:t>mislabeled</w:t>
+            </w:r>
+            <w:r>
+              <w:rPr>
+                <w:rFonts w:ascii="Roboto" w:eastAsia="Roboto" w:hAnsi="Roboto" w:cs="Roboto"/>
+                <w:color w:val="1D2125"/>
+                <w:sz w:val="24"/>
+                <w:szCs w:val="24"/>
+                <w:lang w:val="en-US"/>
+              </w:rPr>
+              <w:t xml:space="preserve"> and how would you correct it?</w:t>
+            </w:r>
+            <w:r>
+              <w:rPr>
+                <w:rFonts w:ascii="Roboto" w:eastAsia="Roboto" w:hAnsi="Roboto" w:cs="Roboto"/>
+                <w:b/>
+                <w:bCs/>
+                <w:color w:val="1D2125"/>
+                <w:sz w:val="24"/>
+                <w:szCs w:val="24"/>
+                <w:lang w:val="en-US"/>
+              </w:rPr>
+              <w:t xml:space="preserve"> ANS:</w:t>
+            </w:r>
+          </w:p>
+          <w:p>
+            <w:pPr>
+              <w:pStyle w:val="ListParagraph"/>
+              <w:numPr>
+                <w:ilvl w:val="0"/>
+                <w:numId w:val="3"/>
+              </w:numPr>
+              <w:shd w:val="clear" w:color="auto" w:fill="F8F9FA"/>
+              <w:jc w:val="both"/>
+              <w:rPr>
+                <w:rFonts w:ascii="Roboto" w:eastAsia="Roboto" w:hAnsi="Roboto" w:cs="Roboto"/>
+                <w:color w:val="1D2125"/>
+                <w:lang w:val="en-US"/>
+              </w:rPr>
+            </w:pPr>
+            <w:r>
+              <w:rPr>
+                <w:rFonts w:ascii="Roboto" w:eastAsia="Roboto" w:hAnsi="Roboto" w:cs="Roboto"/>
+                <w:color w:val="1D2125"/>
+                <w:sz w:val="24"/>
+                <w:szCs w:val="24"/>
+                <w:lang w:val="en-US"/>
+              </w:rPr>
+              <w:t>Do you have any suggestions to make the site navigation easier?</w:t>
+            </w:r>
+            <w:r>
+              <w:rPr>
+                <w:rFonts w:ascii="Roboto" w:eastAsia="Roboto" w:hAnsi="Roboto" w:cs="Roboto"/>
+                <w:b/>
+                <w:bCs/>
+                <w:color w:val="1D2125"/>
+                <w:sz w:val="24"/>
+                <w:szCs w:val="24"/>
+                <w:lang w:val="en-US"/>
+              </w:rPr>
+              <w:t xml:space="preserve"> ANS:</w:t>
+            </w:r>
+          </w:p>
+        </w:tc>
+      </w:tr>
+      <w:tr>
+        <w:trPr>
+          <w:gridAfter w:val="1"/>
+          <w:wAfter w:w="355" w:type="dxa"/>
+          <w:trHeight w:val="300"/>
+        </w:trPr>
+        <w:tc>
+          <w:tcPr>
+            <w:tcW w:w="9360" w:type="dxa"/>
+          </w:tcPr>
+          <w:p>
+            <w:pPr>
+              <w:jc w:val="center"/>
+            </w:pPr>
+            <w:r>
+              <w:rPr>
+                <w:rFonts w:ascii="Roboto" w:eastAsia="Roboto" w:hAnsi="Roboto" w:cs="Roboto"/>
+                <w:b/>
+                <w:bCs/>
+                <w:color w:val="1D2125"/>
+                <w:sz w:val="24"/>
+                <w:szCs w:val="24"/>
+                <w:lang w:val="en-US"/>
+              </w:rPr>
+              <w:lastRenderedPageBreak/>
+              <w:t>Noah Barcomb</w:t>
+            </w:r>
+          </w:p>
+        </w:tc>
+      </w:tr>
+      <w:tr>
+        <w:trPr>
+          <w:gridAfter w:val="1"/>
+          <w:wAfter w:w="355" w:type="dxa"/>
+          <w:trHeight w:val="300"/>
+        </w:trPr>
+        <w:tc>
+          <w:tcPr>
+            <w:tcW w:w="9360" w:type="dxa"/>
+          </w:tcPr>
+          <w:p>
+            <w:pPr>
+              <w:rPr>
+                <w:rFonts w:ascii="Roboto" w:eastAsia="Roboto" w:hAnsi="Roboto" w:cs="Roboto"/>
+                <w:i/>
+                <w:iCs/>
+                <w:color w:val="1D2125"/>
+                <w:sz w:val="24"/>
+                <w:szCs w:val="24"/>
+                <w:lang w:val="en-US"/>
+              </w:rPr>
+            </w:pPr>
+            <w:r>
+              <w:rPr>
+                <w:rFonts w:ascii="Roboto" w:eastAsia="Roboto" w:hAnsi="Roboto" w:cs="Roboto"/>
+                <w:i/>
+                <w:iCs/>
+                <w:color w:val="1D2125"/>
+                <w:sz w:val="24"/>
+                <w:szCs w:val="24"/>
+                <w:lang w:val="en-US"/>
+              </w:rPr>
+              <w:t xml:space="preserve">List the answers you received from the user after Tree test below - </w:t>
+            </w:r>
+          </w:p>
+          <w:p>
+            <w:pPr>
+              <w:pStyle w:val="ListParagraph"/>
+              <w:numPr>
+                <w:ilvl w:val="0"/>
+                <w:numId w:val="2"/>
+              </w:numPr>
+              <w:shd w:val="clear" w:color="auto" w:fill="F8F9FA"/>
+              <w:jc w:val="both"/>
+              <w:rPr>
+                <w:rFonts w:ascii="Roboto" w:eastAsia="Roboto" w:hAnsi="Roboto" w:cs="Roboto"/>
+                <w:color w:val="1D2125"/>
+                <w:lang w:val="en-US"/>
+              </w:rPr>
+            </w:pPr>
+            <w:r>
+              <w:rPr>
+                <w:rFonts w:ascii="Roboto" w:eastAsia="Roboto" w:hAnsi="Roboto" w:cs="Roboto"/>
+                <w:color w:val="1D2125"/>
+                <w:sz w:val="24"/>
+                <w:szCs w:val="24"/>
+                <w:lang w:val="en-US"/>
+              </w:rPr>
+              <w:t xml:space="preserve">Did you find the pages where you thought they should?  If not, which pages were not where you expected them to be in the menu hierarchy?  </w:t>
+            </w:r>
+            <w:r>
+              <w:rPr>
+                <w:rFonts w:ascii="Roboto" w:eastAsia="Roboto" w:hAnsi="Roboto" w:cs="Roboto"/>
+                <w:b/>
+                <w:bCs/>
+                <w:color w:val="1D2125"/>
+                <w:sz w:val="24"/>
+                <w:szCs w:val="24"/>
+                <w:lang w:val="en-US"/>
+              </w:rPr>
+              <w:t>ANS:</w:t>
+            </w:r>
+          </w:p>
+          <w:p>
+            <w:pPr>
+              <w:pStyle w:val="ListParagraph"/>
+              <w:numPr>
+                <w:ilvl w:val="0"/>
+                <w:numId w:val="2"/>
+              </w:numPr>
+              <w:shd w:val="clear" w:color="auto" w:fill="F8F9FA"/>
+              <w:jc w:val="both"/>
+              <w:rPr>
+                <w:rFonts w:ascii="Roboto" w:eastAsia="Roboto" w:hAnsi="Roboto" w:cs="Roboto"/>
+                <w:color w:val="1D2125"/>
+                <w:lang w:val="en-US"/>
+              </w:rPr>
+            </w:pPr>
+            <w:r>
+              <w:rPr>
+                <w:rFonts w:ascii="Roboto" w:eastAsia="Roboto" w:hAnsi="Roboto" w:cs="Roboto"/>
+                <w:color w:val="1D2125"/>
+                <w:sz w:val="24"/>
+                <w:szCs w:val="24"/>
+                <w:lang w:val="en-US"/>
+              </w:rPr>
+              <w:t>Did it take more time than you thought it would take?  If so, why do you think it took longer?</w:t>
+            </w:r>
+            <w:r>
+              <w:rPr>
+                <w:rFonts w:ascii="Roboto" w:eastAsia="Roboto" w:hAnsi="Roboto" w:cs="Roboto"/>
+                <w:b/>
+                <w:bCs/>
+                <w:color w:val="1D2125"/>
+                <w:sz w:val="24"/>
+                <w:szCs w:val="24"/>
+                <w:lang w:val="en-US"/>
+              </w:rPr>
+              <w:t xml:space="preserve"> ANS:</w:t>
+            </w:r>
+          </w:p>
+          <w:p>
+            <w:pPr>
+              <w:pStyle w:val="ListParagraph"/>
+              <w:numPr>
+                <w:ilvl w:val="0"/>
+                <w:numId w:val="2"/>
+              </w:numPr>
+              <w:shd w:val="clear" w:color="auto" w:fill="F8F9FA"/>
+              <w:jc w:val="both"/>
+              <w:rPr>
+                <w:rFonts w:ascii="Roboto" w:eastAsia="Roboto" w:hAnsi="Roboto" w:cs="Roboto"/>
+                <w:color w:val="1D2125"/>
+                <w:lang w:val="en-US"/>
+              </w:rPr>
+            </w:pPr>
+            <w:r>
+              <w:rPr>
+                <w:rFonts w:ascii="Roboto" w:eastAsia="Roboto" w:hAnsi="Roboto" w:cs="Roboto"/>
+                <w:color w:val="1D2125"/>
+                <w:sz w:val="24"/>
+                <w:szCs w:val="24"/>
+                <w:lang w:val="en-US"/>
+              </w:rPr>
+              <w:t xml:space="preserve">Were menu items labeled properly to indicate relevant resources?  If not, what was </w:t>
+            </w:r>
+            <w:r>
+              <w:rPr>
+                <w:rFonts w:ascii="Roboto" w:eastAsia="Roboto" w:hAnsi="Roboto" w:cs="Roboto"/>
+                <w:color w:val="1D2125"/>
+                <w:sz w:val="24"/>
+                <w:szCs w:val="24"/>
+                <w:lang w:val="en-US"/>
+              </w:rPr>
+              <w:t>mislabeled</w:t>
+            </w:r>
+            <w:r>
+              <w:rPr>
+                <w:rFonts w:ascii="Roboto" w:eastAsia="Roboto" w:hAnsi="Roboto" w:cs="Roboto"/>
+                <w:color w:val="1D2125"/>
+                <w:sz w:val="24"/>
+                <w:szCs w:val="24"/>
+                <w:lang w:val="en-US"/>
+              </w:rPr>
+              <w:t xml:space="preserve"> and how would you correct it?</w:t>
+            </w:r>
+            <w:r>
+              <w:rPr>
+                <w:rFonts w:ascii="Roboto" w:eastAsia="Roboto" w:hAnsi="Roboto" w:cs="Roboto"/>
+                <w:b/>
+                <w:bCs/>
+                <w:color w:val="1D2125"/>
+                <w:sz w:val="24"/>
+                <w:szCs w:val="24"/>
+                <w:lang w:val="en-US"/>
+              </w:rPr>
+              <w:t xml:space="preserve"> ANS:</w:t>
+            </w:r>
+          </w:p>
+          <w:p>
+            <w:pPr>
+              <w:pStyle w:val="ListParagraph"/>
+              <w:numPr>
+                <w:ilvl w:val="0"/>
+                <w:numId w:val="2"/>
+              </w:numPr>
+              <w:shd w:val="clear" w:color="auto" w:fill="F8F9FA"/>
+              <w:jc w:val="both"/>
+              <w:rPr>
+                <w:rFonts w:ascii="Roboto" w:eastAsia="Roboto" w:hAnsi="Roboto" w:cs="Roboto"/>
+                <w:color w:val="1D2125"/>
+                <w:lang w:val="en-US"/>
+              </w:rPr>
+            </w:pPr>
+            <w:r>
+              <w:rPr>
+                <w:rFonts w:ascii="Roboto" w:eastAsia="Roboto" w:hAnsi="Roboto" w:cs="Roboto"/>
+                <w:color w:val="1D2125"/>
+                <w:sz w:val="24"/>
+                <w:szCs w:val="24"/>
+                <w:lang w:val="en-US"/>
+              </w:rPr>
+              <w:t>Do you have any suggestions to make the site navigation easier?</w:t>
+            </w:r>
+            <w:r>
+              <w:rPr>
+                <w:rFonts w:ascii="Roboto" w:eastAsia="Roboto" w:hAnsi="Roboto" w:cs="Roboto"/>
+                <w:b/>
+                <w:bCs/>
+                <w:color w:val="1D2125"/>
+                <w:sz w:val="24"/>
+                <w:szCs w:val="24"/>
+                <w:lang w:val="en-US"/>
+              </w:rPr>
+              <w:t xml:space="preserve"> ANS:</w:t>
+            </w:r>
+          </w:p>
+        </w:tc>
+      </w:tr>
+      <w:tr>
+        <w:trPr>
+          <w:gridAfter w:val="1"/>
+          <w:wAfter w:w="355" w:type="dxa"/>
+          <w:trHeight w:val="300"/>
+        </w:trPr>
+        <w:tc>
+          <w:tcPr>
+            <w:tcW w:w="9005" w:type="dxa"/>
+          </w:tcPr>
+          <w:p>
+            <w:pPr>
+              <w:jc w:val="center"/>
+              <w:rPr>
+                <w:rFonts w:ascii="Roboto" w:eastAsia="Roboto" w:hAnsi="Roboto" w:cs="Roboto"/>
+                <w:b/>
+                <w:bCs/>
+                <w:color w:val="1D2125"/>
+                <w:sz w:val="24"/>
+                <w:szCs w:val="24"/>
+                <w:lang w:val="en-US"/>
+              </w:rPr>
+            </w:pPr>
+            <w:r>
+              <w:rPr>
+                <w:rFonts w:ascii="Roboto" w:eastAsia="Roboto" w:hAnsi="Roboto" w:cs="Roboto"/>
+                <w:b/>
+                <w:bCs/>
+                <w:color w:val="1D2125"/>
+                <w:sz w:val="24"/>
+                <w:szCs w:val="24"/>
+                <w:lang w:val="en-US"/>
+              </w:rPr>
+              <w:t>Bernard Bawak</w:t>
+            </w:r>
+          </w:p>
+        </w:tc>
+      </w:tr>
+      <w:tr>
+        <w:trPr>
+          <w:gridAfter w:val="1"/>
+          <w:wAfter w:w="355" w:type="dxa"/>
+          <w:trHeight w:val="300"/>
+        </w:trPr>
+        <w:tc>
+          <w:tcPr>
+            <w:tcW w:w="9005" w:type="dxa"/>
+          </w:tcPr>
+          <w:p>
+            <w:pPr>
+              <w:rPr>
+                <w:rFonts w:ascii="Roboto" w:eastAsia="Roboto" w:hAnsi="Roboto" w:cs="Roboto"/>
+                <w:i/>
+                <w:iCs/>
+                <w:color w:val="1D2125"/>
+                <w:sz w:val="24"/>
+                <w:szCs w:val="24"/>
+                <w:lang w:val="en-US"/>
+              </w:rPr>
+            </w:pPr>
+            <w:r>
+              <w:rPr>
+                <w:rFonts w:ascii="Roboto" w:eastAsia="Roboto" w:hAnsi="Roboto" w:cs="Roboto"/>
                 <w:i/>
                 <w:iCs/>
                 <w:color w:val="1D2125"/>
@@ -2085,56 +2537,26 @@
               <w:shd w:val="clear" w:color="auto" w:fill="F8F9FA"/>
               <w:jc w:val="both"/>
               <w:rPr>
-                <w:rFonts w:ascii="Roboto" w:hAnsi="Roboto" w:eastAsia="Roboto" w:cs="Roboto"/>
-                <w:color w:val="1D2125"/>
-                <w:lang w:val="en-US"/>
-              </w:rPr>
-            </w:pPr>
-            <w:r>
-              <w:rPr>
-                <w:rFonts w:ascii="Roboto" w:hAnsi="Roboto" w:eastAsia="Roboto" w:cs="Roboto"/>
-                <w:color w:val="1D2125"/>
-                <w:sz w:val="24"/>
-                <w:szCs w:val="24"/>
-                <w:lang w:val="en-US"/>
-              </w:rPr>
-              <w:t>Did you find the pages where you thought they should</w:t>
-            </w:r>
-            <w:r>
-              <w:rPr>
-                <w:rFonts w:ascii="Roboto" w:hAnsi="Roboto" w:eastAsia="Roboto" w:cs="Roboto"/>
-                <w:color w:val="1D2125"/>
-                <w:sz w:val="24"/>
-                <w:szCs w:val="24"/>
-                <w:lang w:val="en-US"/>
-              </w:rPr>
-              <w:t xml:space="preserve">?  </w:t>
-            </w:r>
-            <w:r>
-              <w:rPr>
-                <w:rFonts w:ascii="Roboto" w:hAnsi="Roboto" w:eastAsia="Roboto" w:cs="Roboto"/>
-                <w:color w:val="1D2125"/>
-                <w:sz w:val="24"/>
-                <w:szCs w:val="24"/>
-                <w:lang w:val="en-US"/>
-              </w:rPr>
-              <w:t>If not, which pages were not where you expected them to be in the menu hierarchy</w:t>
-            </w:r>
-            <w:r>
-              <w:rPr>
-                <w:rFonts w:ascii="Roboto" w:hAnsi="Roboto" w:eastAsia="Roboto" w:cs="Roboto"/>
-                <w:color w:val="1D2125"/>
-                <w:sz w:val="24"/>
-                <w:szCs w:val="24"/>
-                <w:lang w:val="en-US"/>
-              </w:rPr>
-              <w:t xml:space="preserve">?  </w:t>
-            </w:r>
-            <w:r>
-              <w:rPr>
-                <w:rFonts w:ascii="Roboto" w:hAnsi="Roboto" w:eastAsia="Roboto" w:cs="Roboto"/>
-                <w:b w:val="1"/>
-                <w:bCs w:val="1"/>
+                <w:rFonts w:ascii="Roboto" w:eastAsia="Roboto" w:hAnsi="Roboto" w:cs="Roboto"/>
+                <w:color w:val="1D2125"/>
+                <w:lang w:val="en-US"/>
+              </w:rPr>
+            </w:pPr>
+            <w:r>
+              <w:rPr>
+                <w:rFonts w:ascii="Roboto" w:eastAsia="Roboto" w:hAnsi="Roboto" w:cs="Roboto"/>
+                <w:color w:val="1D2125"/>
+                <w:sz w:val="24"/>
+                <w:szCs w:val="24"/>
+                <w:lang w:val="en-US"/>
+              </w:rPr>
+              <w:t xml:space="preserve">Did you find the pages where you thought they should?  If not, which pages were not where you expected them to be in the menu hierarchy?  </w:t>
+            </w:r>
+            <w:r>
+              <w:rPr>
+                <w:rFonts w:ascii="Roboto" w:eastAsia="Roboto" w:hAnsi="Roboto" w:cs="Roboto"/>
+                <w:b/>
+                <w:bCs/>
                 <w:color w:val="1D2125"/>
                 <w:sz w:val="24"/>
                 <w:szCs w:val="24"/>
@@ -2153,14 +2575,14 @@
               <w:shd w:val="clear" w:color="auto" w:fill="F8F9FA"/>
               <w:jc w:val="both"/>
               <w:rPr>
-                <w:rFonts w:ascii="Roboto" w:hAnsi="Roboto" w:eastAsia="Roboto" w:cs="Roboto"/>
-                <w:color w:val="1D2125"/>
-                <w:lang w:val="en-US"/>
-              </w:rPr>
-            </w:pPr>
-            <w:r>
-              <w:rPr>
-                <w:rFonts w:ascii="Roboto" w:hAnsi="Roboto" w:eastAsia="Roboto" w:cs="Roboto"/>
+                <w:rFonts w:ascii="Roboto" w:eastAsia="Roboto" w:hAnsi="Roboto" w:cs="Roboto"/>
+                <w:color w:val="1D2125"/>
+                <w:lang w:val="en-US"/>
+              </w:rPr>
+            </w:pPr>
+            <w:r>
+              <w:rPr>
+                <w:rFonts w:ascii="Roboto" w:eastAsia="Roboto" w:hAnsi="Roboto" w:cs="Roboto"/>
                 <w:color w:val="1D2125"/>
                 <w:sz w:val="24"/>
                 <w:szCs w:val="24"/>
@@ -2170,7 +2592,7 @@
             </w:r>
             <w:r>
               <w:rPr>
-                <w:rFonts w:ascii="Roboto" w:hAnsi="Roboto" w:eastAsia="Roboto" w:cs="Roboto"/>
+                <w:rFonts w:ascii="Roboto" w:eastAsia="Roboto" w:hAnsi="Roboto" w:cs="Roboto"/>
                 <w:b/>
                 <w:bCs/>
                 <w:color w:val="1D2125"/>
@@ -2191,86 +2613,26 @@
               <w:shd w:val="clear" w:color="auto" w:fill="F8F9FA"/>
               <w:jc w:val="both"/>
               <w:rPr>
-                <w:rFonts w:ascii="Roboto" w:hAnsi="Roboto" w:eastAsia="Roboto" w:cs="Roboto"/>
-                <w:color w:val="1D2125"/>
-                <w:lang w:val="en-US"/>
-              </w:rPr>
-            </w:pPr>
-            <w:r>
-              <w:rPr>
-                <w:rFonts w:ascii="Roboto" w:hAnsi="Roboto" w:eastAsia="Roboto" w:cs="Roboto"/>
-                <w:color w:val="1D2125"/>
-                <w:sz w:val="24"/>
-                <w:szCs w:val="24"/>
-                <w:lang w:val="en-US"/>
-              </w:rPr>
-              <w:t xml:space="preserve">Were menu items labeled properly to </w:t>
-            </w:r>
-            <w:r>
-              <w:rPr>
-                <w:rFonts w:ascii="Roboto" w:hAnsi="Roboto" w:eastAsia="Roboto" w:cs="Roboto"/>
-                <w:color w:val="1D2125"/>
-                <w:sz w:val="24"/>
-                <w:szCs w:val="24"/>
-                <w:lang w:val="en-US"/>
-              </w:rPr>
-              <w:t>indicate</w:t>
-            </w:r>
-            <w:r>
-              <w:rPr>
-                <w:rFonts w:ascii="Roboto" w:hAnsi="Roboto" w:eastAsia="Roboto" w:cs="Roboto"/>
-                <w:color w:val="1D2125"/>
-                <w:sz w:val="24"/>
-                <w:szCs w:val="24"/>
-                <w:lang w:val="en-US"/>
-              </w:rPr>
-              <w:t xml:space="preserve"> relevant resources</w:t>
-            </w:r>
-            <w:r>
-              <w:rPr>
-                <w:rFonts w:ascii="Roboto" w:hAnsi="Roboto" w:eastAsia="Roboto" w:cs="Roboto"/>
-                <w:color w:val="1D2125"/>
-                <w:sz w:val="24"/>
-                <w:szCs w:val="24"/>
-                <w:lang w:val="en-US"/>
-              </w:rPr>
-              <w:t xml:space="preserve">?  </w:t>
-            </w:r>
-            <w:r>
-              <w:rPr>
-                <w:rFonts w:ascii="Roboto" w:hAnsi="Roboto" w:eastAsia="Roboto" w:cs="Roboto"/>
-                <w:color w:val="1D2125"/>
-                <w:sz w:val="24"/>
-                <w:szCs w:val="24"/>
-                <w:lang w:val="en-US"/>
-              </w:rPr>
-              <w:t xml:space="preserve">If not, what was </w:t>
-            </w:r>
-            <w:r>
-              <w:rPr>
-                <w:rFonts w:ascii="Roboto" w:hAnsi="Roboto" w:eastAsia="Roboto" w:cs="Roboto"/>
-                <w:color w:val="1D2125"/>
-                <w:sz w:val="24"/>
-                <w:szCs w:val="24"/>
-                <w:lang w:val="en-US"/>
-              </w:rPr>
-              <w:t>mislabeled</w:t>
-            </w:r>
-            <w:r>
-              <w:rPr>
-                <w:rFonts w:ascii="Roboto" w:hAnsi="Roboto" w:eastAsia="Roboto" w:cs="Roboto"/>
-                <w:color w:val="1D2125"/>
-                <w:sz w:val="24"/>
-                <w:szCs w:val="24"/>
-                <w:lang w:val="en-US"/>
-              </w:rPr>
-              <w:t xml:space="preserve"> and how would you correct it?</w:t>
-            </w:r>
-            <w:r>
-              <w:rPr>
-                <w:rFonts w:ascii="Roboto" w:hAnsi="Roboto" w:eastAsia="Roboto" w:cs="Roboto"/>
-                <w:b w:val="1"/>
-                <w:bCs w:val="1"/>
+                <w:rFonts w:ascii="Roboto" w:eastAsia="Roboto" w:hAnsi="Roboto" w:cs="Roboto"/>
+                <w:color w:val="1D2125"/>
+                <w:lang w:val="en-US"/>
+              </w:rPr>
+            </w:pPr>
+            <w:r>
+              <w:rPr>
+                <w:rFonts w:ascii="Roboto" w:eastAsia="Roboto" w:hAnsi="Roboto" w:cs="Roboto"/>
+                <w:color w:val="1D2125"/>
+                <w:sz w:val="24"/>
+                <w:szCs w:val="24"/>
+                <w:lang w:val="en-US"/>
+              </w:rPr>
+              <w:t>Were menu items labeled properly to indicate relevant resources?  If not, what was mislabeled and how would you correct it?</w:t>
+            </w:r>
+            <w:r>
+              <w:rPr>
+                <w:rFonts w:ascii="Roboto" w:eastAsia="Roboto" w:hAnsi="Roboto" w:cs="Roboto"/>
+                <w:b/>
+                <w:bCs/>
                 <w:color w:val="1D2125"/>
                 <w:sz w:val="24"/>
                 <w:szCs w:val="24"/>
@@ -2289,14 +2651,14 @@
               <w:shd w:val="clear" w:color="auto" w:fill="F8F9FA"/>
               <w:jc w:val="both"/>
               <w:rPr>
-                <w:rFonts w:ascii="Roboto" w:hAnsi="Roboto" w:eastAsia="Roboto" w:cs="Roboto"/>
-                <w:color w:val="1D2125"/>
-                <w:lang w:val="en-US"/>
-              </w:rPr>
-            </w:pPr>
-            <w:r>
-              <w:rPr>
-                <w:rFonts w:ascii="Roboto" w:hAnsi="Roboto" w:eastAsia="Roboto" w:cs="Roboto"/>
+                <w:rFonts w:ascii="Roboto" w:eastAsia="Roboto" w:hAnsi="Roboto" w:cs="Roboto"/>
+                <w:color w:val="1D2125"/>
+                <w:lang w:val="en-US"/>
+              </w:rPr>
+            </w:pPr>
+            <w:r>
+              <w:rPr>
+                <w:rFonts w:ascii="Roboto" w:eastAsia="Roboto" w:hAnsi="Roboto" w:cs="Roboto"/>
                 <w:color w:val="1D2125"/>
                 <w:sz w:val="24"/>
                 <w:szCs w:val="24"/>
@@ -2306,7 +2668,7 @@
             </w:r>
             <w:r>
               <w:rPr>
-                <w:rFonts w:ascii="Roboto" w:hAnsi="Roboto" w:eastAsia="Roboto" w:cs="Roboto"/>
+                <w:rFonts w:ascii="Roboto" w:eastAsia="Roboto" w:hAnsi="Roboto" w:cs="Roboto"/>
                 <w:b/>
                 <w:bCs/>
                 <w:color w:val="1D2125"/>
@@ -2317,678 +2679,12 @@
               <w:t xml:space="preserve"> ANS:</w:t>
             </w:r>
           </w:p>
-        </w:tc>
-      </w:tr>
-      <w:tr>
-        <w:trPr>
-          <w:gridAfter w:val="1"/>
-          <w:trHeight w:val="300"/>
-        </w:trPr>
-        <w:tc>
-          <w:tcPr>
-            <w:tcW w:w="9360" w:type="dxa"/>
-            <w:tcMar/>
-          </w:tcPr>
-          <w:p>
-            <w:pPr>
-              <w:pStyle w:val="Normal"/>
-              <w:suppressLineNumbers w:val="0"/>
-              <w:bidi w:val="0"/>
-              <w:spacing w:before="0" w:beforeAutospacing="off" w:after="0" w:afterAutospacing="off" w:line="240" w:lineRule="auto"/>
-              <w:ind w:left="0" w:right="0"/>
-              <w:jc w:val="center"/>
-            </w:pPr>
-            <w:r>
-              <w:rPr>
-                <w:rFonts w:ascii="Roboto" w:hAnsi="Roboto" w:eastAsia="Roboto" w:cs="Roboto"/>
-                <w:b w:val="1"/>
-                <w:bCs w:val="1"/>
-                <w:color w:val="1D2125"/>
-                <w:sz w:val="24"/>
-                <w:szCs w:val="24"/>
-                <w:lang w:val="en-US"/>
-              </w:rPr>
-              <w:t>Noah Barcomb</w:t>
-            </w:r>
-          </w:p>
-        </w:tc>
-      </w:tr>
-      <w:tr>
-        <w:trPr>
-          <w:gridAfter w:val="1"/>
-          <w:trHeight w:val="300"/>
-        </w:trPr>
-        <w:tc>
-          <w:tcPr>
-            <w:tcW w:w="9360" w:type="dxa"/>
-            <w:tcMar/>
-          </w:tcPr>
-          <w:p>
-            <w:pPr>
-              <w:rPr>
-                <w:rFonts w:ascii="Roboto" w:hAnsi="Roboto" w:eastAsia="Roboto" w:cs="Roboto"/>
+          <w:p>
+            <w:pPr>
+              <w:rPr>
+                <w:rFonts w:ascii="Roboto" w:eastAsia="Roboto" w:hAnsi="Roboto" w:cs="Roboto"/>
                 <w:i/>
                 <w:iCs/>
-                <w:color w:val="1D2125"/>
-                <w:sz w:val="24"/>
-                <w:szCs w:val="24"/>
-                <w:lang w:val="en-US"/>
-              </w:rPr>
-            </w:pPr>
-            <w:r>
-              <w:rPr>
-                <w:rFonts w:ascii="Roboto" w:hAnsi="Roboto" w:eastAsia="Roboto" w:cs="Roboto"/>
-                <w:i/>
-                <w:iCs/>
-                <w:color w:val="1D2125"/>
-                <w:sz w:val="24"/>
-                <w:szCs w:val="24"/>
-                <w:lang w:val="en-US"/>
-              </w:rPr>
-              <w:t xml:space="preserve">List the answers you received from the user after Tree test below - </w:t>
-            </w:r>
-          </w:p>
-          <w:p>
-            <w:pPr>
-              <w:pStyle w:val="ListParagraph"/>
-              <w:numPr>
-                <w:ilvl w:val="0"/>
-                <w:numId w:val="12"/>
-              </w:numPr>
-              <w:shd w:val="clear" w:color="auto" w:fill="F8F9FA"/>
-              <w:jc w:val="both"/>
-              <w:rPr>
-                <w:rFonts w:ascii="Roboto" w:hAnsi="Roboto" w:eastAsia="Roboto" w:cs="Roboto"/>
-                <w:color w:val="1D2125"/>
-                <w:lang w:val="en-US"/>
-              </w:rPr>
-            </w:pPr>
-            <w:r>
-              <w:rPr>
-                <w:rFonts w:ascii="Roboto" w:hAnsi="Roboto" w:eastAsia="Roboto" w:cs="Roboto"/>
-                <w:color w:val="1D2125"/>
-                <w:sz w:val="24"/>
-                <w:szCs w:val="24"/>
-                <w:lang w:val="en-US"/>
-              </w:rPr>
-              <w:t xml:space="preserve">Did you find the pages where you thought they should?  If not, which pages were not where you expected them to be in the menu hierarchy?  </w:t>
-            </w:r>
-            <w:r>
-              <w:rPr>
-                <w:rFonts w:ascii="Roboto" w:hAnsi="Roboto" w:eastAsia="Roboto" w:cs="Roboto"/>
-                <w:b w:val="1"/>
-                <w:bCs w:val="1"/>
-                <w:color w:val="1D2125"/>
-                <w:sz w:val="24"/>
-                <w:szCs w:val="24"/>
-                <w:lang w:val="en-US"/>
-              </w:rPr>
-              <w:t>ANS:</w:t>
-            </w:r>
-          </w:p>
-          <w:p>
-            <w:pPr>
-              <w:pStyle w:val="ListParagraph"/>
-              <w:numPr>
-                <w:ilvl w:val="0"/>
-                <w:numId w:val="12"/>
-              </w:numPr>
-              <w:shd w:val="clear" w:color="auto" w:fill="F8F9FA"/>
-              <w:jc w:val="both"/>
-              <w:rPr>
-                <w:rFonts w:ascii="Roboto" w:hAnsi="Roboto" w:eastAsia="Roboto" w:cs="Roboto"/>
-                <w:color w:val="1D2125"/>
-                <w:lang w:val="en-US"/>
-              </w:rPr>
-            </w:pPr>
-            <w:r>
-              <w:rPr>
-                <w:rFonts w:ascii="Roboto" w:hAnsi="Roboto" w:eastAsia="Roboto" w:cs="Roboto"/>
-                <w:color w:val="1D2125"/>
-                <w:sz w:val="24"/>
-                <w:szCs w:val="24"/>
-                <w:lang w:val="en-US"/>
-              </w:rPr>
-              <w:t>Did it take more time than you thought it would take</w:t>
-            </w:r>
-            <w:r>
-              <w:rPr>
-                <w:rFonts w:ascii="Roboto" w:hAnsi="Roboto" w:eastAsia="Roboto" w:cs="Roboto"/>
-                <w:color w:val="1D2125"/>
-                <w:sz w:val="24"/>
-                <w:szCs w:val="24"/>
-                <w:lang w:val="en-US"/>
-              </w:rPr>
-              <w:t xml:space="preserve">?  </w:t>
-            </w:r>
-            <w:r>
-              <w:rPr>
-                <w:rFonts w:ascii="Roboto" w:hAnsi="Roboto" w:eastAsia="Roboto" w:cs="Roboto"/>
-                <w:color w:val="1D2125"/>
-                <w:sz w:val="24"/>
-                <w:szCs w:val="24"/>
-                <w:lang w:val="en-US"/>
-              </w:rPr>
-              <w:t>If so, why do you think it took longer?</w:t>
-            </w:r>
-            <w:r>
-              <w:rPr>
-                <w:rFonts w:ascii="Roboto" w:hAnsi="Roboto" w:eastAsia="Roboto" w:cs="Roboto"/>
-                <w:b w:val="1"/>
-                <w:bCs w:val="1"/>
-                <w:color w:val="1D2125"/>
-                <w:sz w:val="24"/>
-                <w:szCs w:val="24"/>
-                <w:lang w:val="en-US"/>
-              </w:rPr>
-              <w:t xml:space="preserve"> ANS:</w:t>
-            </w:r>
-          </w:p>
-          <w:p>
-            <w:pPr>
-              <w:pStyle w:val="ListParagraph"/>
-              <w:numPr>
-                <w:ilvl w:val="0"/>
-                <w:numId w:val="12"/>
-              </w:numPr>
-              <w:shd w:val="clear" w:color="auto" w:fill="F8F9FA"/>
-              <w:jc w:val="both"/>
-              <w:rPr>
-                <w:rFonts w:ascii="Roboto" w:hAnsi="Roboto" w:eastAsia="Roboto" w:cs="Roboto"/>
-                <w:color w:val="1D2125"/>
-                <w:lang w:val="en-US"/>
-              </w:rPr>
-            </w:pPr>
-            <w:r>
-              <w:rPr>
-                <w:rFonts w:ascii="Roboto" w:hAnsi="Roboto" w:eastAsia="Roboto" w:cs="Roboto"/>
-                <w:color w:val="1D2125"/>
-                <w:sz w:val="24"/>
-                <w:szCs w:val="24"/>
-                <w:lang w:val="en-US"/>
-              </w:rPr>
-              <w:t xml:space="preserve">Were menu items labeled properly to </w:t>
-            </w:r>
-            <w:r>
-              <w:rPr>
-                <w:rFonts w:ascii="Roboto" w:hAnsi="Roboto" w:eastAsia="Roboto" w:cs="Roboto"/>
-                <w:color w:val="1D2125"/>
-                <w:sz w:val="24"/>
-                <w:szCs w:val="24"/>
-                <w:lang w:val="en-US"/>
-              </w:rPr>
-              <w:t>indicate</w:t>
-            </w:r>
-            <w:r>
-              <w:rPr>
-                <w:rFonts w:ascii="Roboto" w:hAnsi="Roboto" w:eastAsia="Roboto" w:cs="Roboto"/>
-                <w:color w:val="1D2125"/>
-                <w:sz w:val="24"/>
-                <w:szCs w:val="24"/>
-                <w:lang w:val="en-US"/>
-              </w:rPr>
-              <w:t xml:space="preserve"> relevant resources</w:t>
-            </w:r>
-            <w:r>
-              <w:rPr>
-                <w:rFonts w:ascii="Roboto" w:hAnsi="Roboto" w:eastAsia="Roboto" w:cs="Roboto"/>
-                <w:color w:val="1D2125"/>
-                <w:sz w:val="24"/>
-                <w:szCs w:val="24"/>
-                <w:lang w:val="en-US"/>
-              </w:rPr>
-              <w:t xml:space="preserve">?  </w:t>
-            </w:r>
-            <w:r>
-              <w:rPr>
-                <w:rFonts w:ascii="Roboto" w:hAnsi="Roboto" w:eastAsia="Roboto" w:cs="Roboto"/>
-                <w:color w:val="1D2125"/>
-                <w:sz w:val="24"/>
-                <w:szCs w:val="24"/>
-                <w:lang w:val="en-US"/>
-              </w:rPr>
-              <w:t xml:space="preserve">If not, what was </w:t>
-            </w:r>
-            <w:r>
-              <w:rPr>
-                <w:rFonts w:ascii="Roboto" w:hAnsi="Roboto" w:eastAsia="Roboto" w:cs="Roboto"/>
-                <w:color w:val="1D2125"/>
-                <w:sz w:val="24"/>
-                <w:szCs w:val="24"/>
-                <w:lang w:val="en-US"/>
-              </w:rPr>
-              <w:t>mislabeled</w:t>
-            </w:r>
-            <w:r>
-              <w:rPr>
-                <w:rFonts w:ascii="Roboto" w:hAnsi="Roboto" w:eastAsia="Roboto" w:cs="Roboto"/>
-                <w:color w:val="1D2125"/>
-                <w:sz w:val="24"/>
-                <w:szCs w:val="24"/>
-                <w:lang w:val="en-US"/>
-              </w:rPr>
-              <w:t xml:space="preserve"> and how would you correct it?</w:t>
-            </w:r>
-            <w:r>
-              <w:rPr>
-                <w:rFonts w:ascii="Roboto" w:hAnsi="Roboto" w:eastAsia="Roboto" w:cs="Roboto"/>
-                <w:b w:val="1"/>
-                <w:bCs w:val="1"/>
-                <w:color w:val="1D2125"/>
-                <w:sz w:val="24"/>
-                <w:szCs w:val="24"/>
-                <w:lang w:val="en-US"/>
-              </w:rPr>
-              <w:t xml:space="preserve"> ANS:</w:t>
-            </w:r>
-          </w:p>
-          <w:p>
-            <w:pPr>
-              <w:pStyle w:val="ListParagraph"/>
-              <w:numPr>
-                <w:ilvl w:val="0"/>
-                <w:numId w:val="12"/>
-              </w:numPr>
-              <w:shd w:val="clear" w:color="auto" w:fill="F8F9FA"/>
-              <w:jc w:val="both"/>
-              <w:rPr>
-                <w:rFonts w:ascii="Roboto" w:hAnsi="Roboto" w:eastAsia="Roboto" w:cs="Roboto"/>
-                <w:color w:val="1D2125"/>
-                <w:lang w:val="en-US"/>
-              </w:rPr>
-            </w:pPr>
-            <w:r>
-              <w:rPr>
-                <w:rFonts w:ascii="Roboto" w:hAnsi="Roboto" w:eastAsia="Roboto" w:cs="Roboto"/>
-                <w:color w:val="1D2125"/>
-                <w:sz w:val="24"/>
-                <w:szCs w:val="24"/>
-                <w:lang w:val="en-US"/>
-              </w:rPr>
-              <w:t xml:space="preserve">Do you have any suggestions to make </w:t>
-            </w:r>
-            <w:r>
-              <w:rPr>
-                <w:rFonts w:ascii="Roboto" w:hAnsi="Roboto" w:eastAsia="Roboto" w:cs="Roboto"/>
-                <w:color w:val="1D2125"/>
-                <w:sz w:val="24"/>
-                <w:szCs w:val="24"/>
-                <w:lang w:val="en-US"/>
-              </w:rPr>
-              <w:t>the site</w:t>
-            </w:r>
-            <w:r>
-              <w:rPr>
-                <w:rFonts w:ascii="Roboto" w:hAnsi="Roboto" w:eastAsia="Roboto" w:cs="Roboto"/>
-                <w:color w:val="1D2125"/>
-                <w:sz w:val="24"/>
-                <w:szCs w:val="24"/>
-                <w:lang w:val="en-US"/>
-              </w:rPr>
-              <w:t xml:space="preserve"> navigation easier?</w:t>
-            </w:r>
-            <w:r>
-              <w:rPr>
-                <w:rFonts w:ascii="Roboto" w:hAnsi="Roboto" w:eastAsia="Roboto" w:cs="Roboto"/>
-                <w:b w:val="1"/>
-                <w:bCs w:val="1"/>
-                <w:color w:val="1D2125"/>
-                <w:sz w:val="24"/>
-                <w:szCs w:val="24"/>
-                <w:lang w:val="en-US"/>
-              </w:rPr>
-              <w:t xml:space="preserve"> ANS:</w:t>
-            </w:r>
-          </w:p>
-        </w:tc>
-      </w:tr>
-      <w:tr>
-        <w:trPr>
-          <w:gridAfter w:val="1"/>
-          <w:trHeight w:val="300"/>
-        </w:trPr>
-        <w:tc>
-          <w:tcPr>
-            <w:tcW w:w="9005" w:type="dxa"/>
-            <w:tcMar/>
-          </w:tcPr>
-          <w:p>
-            <w:pPr>
-              <w:pStyle w:val="Normal"/>
-              <w:jc w:val="center"/>
-              <w:rPr>
-                <w:rFonts w:ascii="Roboto" w:hAnsi="Roboto" w:eastAsia="Roboto" w:cs="Roboto"/>
-                <w:b w:val="1"/>
-                <w:bCs w:val="1"/>
-                <w:i w:val="0"/>
-                <w:iCs w:val="0"/>
-                <w:color w:val="1D2125"/>
-                <w:sz w:val="24"/>
-                <w:szCs w:val="24"/>
-                <w:lang w:val="en-US"/>
-              </w:rPr>
-            </w:pPr>
-            <w:r>
-              <w:rPr>
-                <w:rFonts w:ascii="Roboto" w:hAnsi="Roboto" w:eastAsia="Roboto" w:cs="Roboto"/>
-                <w:b w:val="1"/>
-                <w:bCs w:val="1"/>
-                <w:i w:val="0"/>
-                <w:iCs w:val="0"/>
-                <w:color w:val="1D2125"/>
-                <w:sz w:val="24"/>
-                <w:szCs w:val="24"/>
-                <w:lang w:val="en-US"/>
-              </w:rPr>
-              <w:t>Bernard Bawak</w:t>
-            </w:r>
-          </w:p>
-        </w:tc>
-      </w:tr>
-      <w:tr>
-        <w:trPr>
-          <w:gridAfter w:val="1"/>
-          <w:trHeight w:val="300"/>
-        </w:trPr>
-        <w:tc>
-          <w:tcPr>
-            <w:tcW w:w="9005" w:type="dxa"/>
-            <w:tcMar/>
-          </w:tcPr>
-          <w:p>
-            <w:pPr>
-              <w:rPr>
-                <w:rFonts w:ascii="Roboto" w:hAnsi="Roboto" w:eastAsia="Roboto" w:cs="Roboto"/>
-                <w:i w:val="1"/>
-                <w:iCs w:val="1"/>
-                <w:color w:val="1D2125"/>
-                <w:sz w:val="24"/>
-                <w:szCs w:val="24"/>
-                <w:lang w:val="en-US"/>
-              </w:rPr>
-            </w:pPr>
-            <w:r>
-              <w:rPr>
-                <w:rFonts w:ascii="Roboto" w:hAnsi="Roboto" w:eastAsia="Roboto" w:cs="Roboto"/>
-                <w:i w:val="1"/>
-                <w:iCs w:val="1"/>
-                <w:color w:val="1D2125"/>
-                <w:sz w:val="24"/>
-                <w:szCs w:val="24"/>
-                <w:lang w:val="en-US"/>
-              </w:rPr>
-              <w:t xml:space="preserve">List the answers you received from the user after Tree test below - </w:t>
-            </w:r>
-          </w:p>
-          <w:p>
-            <w:pPr>
-              <w:pStyle w:val="ListParagraph"/>
-              <w:numPr>
-                <w:ilvl w:val="0"/>
-                <w:numId w:val="13"/>
-              </w:numPr>
-              <w:shd w:val="clear" w:color="auto" w:fill="F8F9FA"/>
-              <w:jc w:val="both"/>
-              <w:rPr>
-                <w:rFonts w:ascii="Roboto" w:hAnsi="Roboto" w:eastAsia="Roboto" w:cs="Roboto"/>
-                <w:color w:val="1D2125"/>
-                <w:lang w:val="en-US"/>
-              </w:rPr>
-            </w:pPr>
-            <w:r>
-              <w:rPr>
-                <w:rFonts w:ascii="Roboto" w:hAnsi="Roboto" w:eastAsia="Roboto" w:cs="Roboto"/>
-                <w:color w:val="1D2125"/>
-                <w:sz w:val="24"/>
-                <w:szCs w:val="24"/>
-                <w:lang w:val="en-US"/>
-              </w:rPr>
-              <w:t>Did you find the pages where you thought they should</w:t>
-            </w:r>
-            <w:r>
-              <w:rPr>
-                <w:rFonts w:ascii="Roboto" w:hAnsi="Roboto" w:eastAsia="Roboto" w:cs="Roboto"/>
-                <w:color w:val="1D2125"/>
-                <w:sz w:val="24"/>
-                <w:szCs w:val="24"/>
-                <w:lang w:val="en-US"/>
-              </w:rPr>
-              <w:t xml:space="preserve">?  </w:t>
-            </w:r>
-            <w:r>
-              <w:rPr>
-                <w:rFonts w:ascii="Roboto" w:hAnsi="Roboto" w:eastAsia="Roboto" w:cs="Roboto"/>
-                <w:color w:val="1D2125"/>
-                <w:sz w:val="24"/>
-                <w:szCs w:val="24"/>
-                <w:lang w:val="en-US"/>
-              </w:rPr>
-              <w:t>If not, which pages were not where you expected them to be in the menu hierarchy</w:t>
-            </w:r>
-            <w:r>
-              <w:rPr>
-                <w:rFonts w:ascii="Roboto" w:hAnsi="Roboto" w:eastAsia="Roboto" w:cs="Roboto"/>
-                <w:color w:val="1D2125"/>
-                <w:sz w:val="24"/>
-                <w:szCs w:val="24"/>
-                <w:lang w:val="en-US"/>
-              </w:rPr>
-              <w:t xml:space="preserve">?  </w:t>
-            </w:r>
-            <w:r>
-              <w:rPr>
-                <w:rFonts w:ascii="Roboto" w:hAnsi="Roboto" w:eastAsia="Roboto" w:cs="Roboto"/>
-                <w:b w:val="1"/>
-                <w:bCs w:val="1"/>
-                <w:color w:val="1D2125"/>
-                <w:sz w:val="24"/>
-                <w:szCs w:val="24"/>
-                <w:lang w:val="en-US"/>
-              </w:rPr>
-              <w:t>ANS:</w:t>
-            </w:r>
-          </w:p>
-          <w:p>
-            <w:pPr>
-              <w:pStyle w:val="ListParagraph"/>
-              <w:numPr>
-                <w:ilvl w:val="0"/>
-                <w:numId w:val="13"/>
-              </w:numPr>
-              <w:shd w:val="clear" w:color="auto" w:fill="F8F9FA"/>
-              <w:jc w:val="both"/>
-              <w:rPr>
-                <w:rFonts w:ascii="Roboto" w:hAnsi="Roboto" w:eastAsia="Roboto" w:cs="Roboto"/>
-                <w:color w:val="1D2125"/>
-                <w:lang w:val="en-US"/>
-              </w:rPr>
-            </w:pPr>
-            <w:r>
-              <w:rPr>
-                <w:rFonts w:ascii="Roboto" w:hAnsi="Roboto" w:eastAsia="Roboto" w:cs="Roboto"/>
-                <w:color w:val="1D2125"/>
-                <w:sz w:val="24"/>
-                <w:szCs w:val="24"/>
-                <w:lang w:val="en-US"/>
-              </w:rPr>
-              <w:t>Did it take more time than you thought it would take</w:t>
-            </w:r>
-            <w:r>
-              <w:rPr>
-                <w:rFonts w:ascii="Roboto" w:hAnsi="Roboto" w:eastAsia="Roboto" w:cs="Roboto"/>
-                <w:color w:val="1D2125"/>
-                <w:sz w:val="24"/>
-                <w:szCs w:val="24"/>
-                <w:lang w:val="en-US"/>
-              </w:rPr>
-              <w:t xml:space="preserve">?  </w:t>
-            </w:r>
-            <w:r>
-              <w:rPr>
-                <w:rFonts w:ascii="Roboto" w:hAnsi="Roboto" w:eastAsia="Roboto" w:cs="Roboto"/>
-                <w:color w:val="1D2125"/>
-                <w:sz w:val="24"/>
-                <w:szCs w:val="24"/>
-                <w:lang w:val="en-US"/>
-              </w:rPr>
-              <w:t>If so, why do you think it took longer?</w:t>
-            </w:r>
-            <w:r>
-              <w:rPr>
-                <w:rFonts w:ascii="Roboto" w:hAnsi="Roboto" w:eastAsia="Roboto" w:cs="Roboto"/>
-                <w:b w:val="1"/>
-                <w:bCs w:val="1"/>
-                <w:color w:val="1D2125"/>
-                <w:sz w:val="24"/>
-                <w:szCs w:val="24"/>
-                <w:lang w:val="en-US"/>
-              </w:rPr>
-              <w:t xml:space="preserve"> ANS:</w:t>
-            </w:r>
-          </w:p>
-          <w:p>
-            <w:pPr>
-              <w:pStyle w:val="ListParagraph"/>
-              <w:numPr>
-                <w:ilvl w:val="0"/>
-                <w:numId w:val="13"/>
-              </w:numPr>
-              <w:shd w:val="clear" w:color="auto" w:fill="F8F9FA"/>
-              <w:jc w:val="both"/>
-              <w:rPr>
-                <w:rFonts w:ascii="Roboto" w:hAnsi="Roboto" w:eastAsia="Roboto" w:cs="Roboto"/>
-                <w:color w:val="1D2125"/>
-                <w:lang w:val="en-US"/>
-              </w:rPr>
-            </w:pPr>
-            <w:r>
-              <w:rPr>
-                <w:rFonts w:ascii="Roboto" w:hAnsi="Roboto" w:eastAsia="Roboto" w:cs="Roboto"/>
-                <w:color w:val="1D2125"/>
-                <w:sz w:val="24"/>
-                <w:szCs w:val="24"/>
-                <w:lang w:val="en-US"/>
-              </w:rPr>
-              <w:t xml:space="preserve">Were menu items labeled properly to </w:t>
-            </w:r>
-            <w:r>
-              <w:rPr>
-                <w:rFonts w:ascii="Roboto" w:hAnsi="Roboto" w:eastAsia="Roboto" w:cs="Roboto"/>
-                <w:color w:val="1D2125"/>
-                <w:sz w:val="24"/>
-                <w:szCs w:val="24"/>
-                <w:lang w:val="en-US"/>
-              </w:rPr>
-              <w:t>indicate</w:t>
-            </w:r>
-            <w:r>
-              <w:rPr>
-                <w:rFonts w:ascii="Roboto" w:hAnsi="Roboto" w:eastAsia="Roboto" w:cs="Roboto"/>
-                <w:color w:val="1D2125"/>
-                <w:sz w:val="24"/>
-                <w:szCs w:val="24"/>
-                <w:lang w:val="en-US"/>
-              </w:rPr>
-              <w:t xml:space="preserve"> relevant resources</w:t>
-            </w:r>
-            <w:r>
-              <w:rPr>
-                <w:rFonts w:ascii="Roboto" w:hAnsi="Roboto" w:eastAsia="Roboto" w:cs="Roboto"/>
-                <w:color w:val="1D2125"/>
-                <w:sz w:val="24"/>
-                <w:szCs w:val="24"/>
-                <w:lang w:val="en-US"/>
-              </w:rPr>
-              <w:t xml:space="preserve">?  </w:t>
-            </w:r>
-            <w:r>
-              <w:rPr>
-                <w:rFonts w:ascii="Roboto" w:hAnsi="Roboto" w:eastAsia="Roboto" w:cs="Roboto"/>
-                <w:color w:val="1D2125"/>
-                <w:sz w:val="24"/>
-                <w:szCs w:val="24"/>
-                <w:lang w:val="en-US"/>
-              </w:rPr>
-              <w:t>If not, what was mislabeled and how would you correct it?</w:t>
-            </w:r>
-            <w:r>
-              <w:rPr>
-                <w:rFonts w:ascii="Roboto" w:hAnsi="Roboto" w:eastAsia="Roboto" w:cs="Roboto"/>
-                <w:b w:val="1"/>
-                <w:bCs w:val="1"/>
-                <w:color w:val="1D2125"/>
-                <w:sz w:val="24"/>
-                <w:szCs w:val="24"/>
-                <w:lang w:val="en-US"/>
-              </w:rPr>
-              <w:t xml:space="preserve"> ANS:</w:t>
-            </w:r>
-          </w:p>
-          <w:p>
-            <w:pPr>
-              <w:pStyle w:val="ListParagraph"/>
-              <w:numPr>
-                <w:ilvl w:val="0"/>
-                <w:numId w:val="13"/>
-              </w:numPr>
-              <w:shd w:val="clear" w:color="auto" w:fill="F8F9FA"/>
-              <w:jc w:val="both"/>
-              <w:rPr>
-                <w:rFonts w:ascii="Roboto" w:hAnsi="Roboto" w:eastAsia="Roboto" w:cs="Roboto"/>
-                <w:color w:val="1D2125"/>
-                <w:lang w:val="en-US"/>
-              </w:rPr>
-            </w:pPr>
-            <w:r>
-              <w:rPr>
-                <w:rFonts w:ascii="Roboto" w:hAnsi="Roboto" w:eastAsia="Roboto" w:cs="Roboto"/>
-                <w:color w:val="1D2125"/>
-                <w:sz w:val="24"/>
-                <w:szCs w:val="24"/>
-                <w:lang w:val="en-US"/>
-              </w:rPr>
-              <w:t xml:space="preserve">Do you have any suggestions to make </w:t>
-            </w:r>
-            <w:r>
-              <w:rPr>
-                <w:rFonts w:ascii="Roboto" w:hAnsi="Roboto" w:eastAsia="Roboto" w:cs="Roboto"/>
-                <w:color w:val="1D2125"/>
-                <w:sz w:val="24"/>
-                <w:szCs w:val="24"/>
-                <w:lang w:val="en-US"/>
-              </w:rPr>
-              <w:t>the site</w:t>
-            </w:r>
-            <w:r>
-              <w:rPr>
-                <w:rFonts w:ascii="Roboto" w:hAnsi="Roboto" w:eastAsia="Roboto" w:cs="Roboto"/>
-                <w:color w:val="1D2125"/>
-                <w:sz w:val="24"/>
-                <w:szCs w:val="24"/>
-                <w:lang w:val="en-US"/>
-              </w:rPr>
-              <w:t xml:space="preserve"> navigation easier?</w:t>
-            </w:r>
-            <w:r>
-              <w:rPr>
-                <w:rFonts w:ascii="Roboto" w:hAnsi="Roboto" w:eastAsia="Roboto" w:cs="Roboto"/>
-                <w:b w:val="1"/>
-                <w:bCs w:val="1"/>
-                <w:color w:val="1D2125"/>
-                <w:sz w:val="24"/>
-                <w:szCs w:val="24"/>
-                <w:lang w:val="en-US"/>
-              </w:rPr>
-              <w:t xml:space="preserve"> ANS:</w:t>
-            </w:r>
-          </w:p>
-          <w:p>
-            <w:pPr>
-              <w:pStyle w:val="Normal"/>
-              <w:rPr>
-                <w:rFonts w:ascii="Roboto" w:hAnsi="Roboto" w:eastAsia="Roboto" w:cs="Roboto"/>
-                <w:i w:val="1"/>
-                <w:iCs w:val="1"/>
                 <w:color w:val="1D2125"/>
                 <w:sz w:val="24"/>
                 <w:szCs w:val="24"/>
@@ -3004,7 +2700,7 @@
       <w:pPr>
         <w:shd w:val="clear" w:color="auto" w:fill="F8F9FA"/>
         <w:rPr>
-          <w:rFonts w:ascii="Roboto" w:hAnsi="Roboto" w:eastAsia="Roboto" w:cs="Roboto"/>
+          <w:rFonts w:ascii="Roboto" w:eastAsia="Roboto" w:hAnsi="Roboto" w:cs="Roboto"/>
           <w:b/>
           <w:bCs/>
           <w:color w:val="1D2125"/>
@@ -3030,24 +2726,23 @@
         <w:tc>
           <w:tcPr>
             <w:tcW w:w="9360" w:type="dxa"/>
-            <w:tcMar/>
           </w:tcPr>
           <w:p>
             <w:pPr>
               <w:jc w:val="center"/>
               <w:rPr>
-                <w:rFonts w:ascii="Roboto" w:hAnsi="Roboto" w:eastAsia="Roboto" w:cs="Roboto"/>
-                <w:b/>
-                <w:bCs/>
-                <w:color w:val="1D2125"/>
-                <w:sz w:val="24"/>
-                <w:szCs w:val="24"/>
-                <w:lang w:val="en-US"/>
-              </w:rPr>
-            </w:pPr>
-            <w:r>
-              <w:rPr>
-                <w:rFonts w:ascii="Roboto" w:hAnsi="Roboto" w:eastAsia="Roboto" w:cs="Roboto"/>
+                <w:rFonts w:ascii="Roboto" w:eastAsia="Roboto" w:hAnsi="Roboto" w:cs="Roboto"/>
+                <w:b/>
+                <w:bCs/>
+                <w:color w:val="1D2125"/>
+                <w:sz w:val="24"/>
+                <w:szCs w:val="24"/>
+                <w:lang w:val="en-US"/>
+              </w:rPr>
+            </w:pPr>
+            <w:r>
+              <w:rPr>
+                <w:rFonts w:ascii="Roboto" w:eastAsia="Roboto" w:hAnsi="Roboto" w:cs="Roboto"/>
                 <w:b/>
                 <w:bCs/>
                 <w:color w:val="1D2125"/>
@@ -3059,7 +2754,7 @@
             </w:r>
             <w:r>
               <w:rPr>
-                <w:rFonts w:ascii="Roboto" w:hAnsi="Roboto" w:eastAsia="Roboto" w:cs="Roboto"/>
+                <w:rFonts w:ascii="Roboto" w:eastAsia="Roboto" w:hAnsi="Roboto" w:cs="Roboto"/>
                 <w:b/>
                 <w:bCs/>
                 <w:color w:val="1D2125"/>
@@ -3079,12 +2774,11 @@
         <w:tc>
           <w:tcPr>
             <w:tcW w:w="9360" w:type="dxa"/>
-            <w:tcMar/>
           </w:tcPr>
           <w:p>
             <w:pPr>
               <w:rPr>
-                <w:rFonts w:ascii="Roboto" w:hAnsi="Roboto" w:eastAsia="Roboto" w:cs="Roboto"/>
+                <w:rFonts w:ascii="Roboto" w:eastAsia="Roboto" w:hAnsi="Roboto" w:cs="Roboto"/>
                 <w:i/>
                 <w:iCs/>
                 <w:color w:val="1D2125"/>
@@ -3095,7 +2789,7 @@
             </w:pPr>
             <w:r>
               <w:rPr>
-                <w:rFonts w:ascii="Roboto" w:hAnsi="Roboto" w:eastAsia="Roboto" w:cs="Roboto"/>
+                <w:rFonts w:ascii="Roboto" w:eastAsia="Roboto" w:hAnsi="Roboto" w:cs="Roboto"/>
                 <w:i/>
                 <w:iCs/>
                 <w:color w:val="1D2125"/>
@@ -3115,26 +2809,25 @@
         <w:tc>
           <w:tcPr>
             <w:tcW w:w="9360" w:type="dxa"/>
-            <w:tcMar/>
           </w:tcPr>
           <w:p>
             <w:pPr>
               <w:jc w:val="center"/>
               <w:rPr>
-                <w:rFonts w:ascii="Roboto" w:hAnsi="Roboto" w:eastAsia="Roboto" w:cs="Roboto"/>
-                <w:b w:val="1"/>
-                <w:bCs w:val="1"/>
-                <w:color w:val="1D2125"/>
-                <w:sz w:val="24"/>
-                <w:szCs w:val="24"/>
-                <w:lang w:val="en-US"/>
-              </w:rPr>
-            </w:pPr>
-            <w:r>
-              <w:rPr>
-                <w:rFonts w:ascii="Roboto" w:hAnsi="Roboto" w:eastAsia="Roboto" w:cs="Roboto"/>
-                <w:b w:val="1"/>
-                <w:bCs w:val="1"/>
+                <w:rFonts w:ascii="Roboto" w:eastAsia="Roboto" w:hAnsi="Roboto" w:cs="Roboto"/>
+                <w:b/>
+                <w:bCs/>
+                <w:color w:val="1D2125"/>
+                <w:sz w:val="24"/>
+                <w:szCs w:val="24"/>
+                <w:lang w:val="en-US"/>
+              </w:rPr>
+            </w:pPr>
+            <w:r>
+              <w:rPr>
+                <w:rFonts w:ascii="Roboto" w:eastAsia="Roboto" w:hAnsi="Roboto" w:cs="Roboto"/>
+                <w:b/>
+                <w:bCs/>
                 <w:color w:val="1D2125"/>
                 <w:sz w:val="24"/>
                 <w:szCs w:val="24"/>
@@ -3144,9 +2837,9 @@
             </w:r>
             <w:r>
               <w:rPr>
-                <w:rFonts w:ascii="Roboto" w:hAnsi="Roboto" w:eastAsia="Roboto" w:cs="Roboto"/>
-                <w:b w:val="1"/>
-                <w:bCs w:val="1"/>
+                <w:rFonts w:ascii="Roboto" w:eastAsia="Roboto" w:hAnsi="Roboto" w:cs="Roboto"/>
+                <w:b/>
+                <w:bCs/>
                 <w:color w:val="1D2125"/>
                 <w:sz w:val="24"/>
                 <w:szCs w:val="24"/>
@@ -3164,22 +2857,13 @@
         <w:tc>
           <w:tcPr>
             <w:tcW w:w="9360" w:type="dxa"/>
-            <w:tcMar/>
           </w:tcPr>
           <w:p>
-            <w:pPr>
-              <w:pStyle w:val="Normal"/>
-              <w:suppressLineNumbers w:val="0"/>
-              <w:bidi w:val="0"/>
-              <w:spacing w:before="0" w:beforeAutospacing="off" w:after="0" w:afterAutospacing="off" w:line="240" w:lineRule="auto"/>
-              <w:ind w:left="0" w:right="0"/>
-              <w:jc w:val="left"/>
-            </w:pPr>
-            <w:r>
-              <w:rPr>
-                <w:rFonts w:ascii="Roboto" w:hAnsi="Roboto" w:eastAsia="Roboto" w:cs="Roboto"/>
-                <w:i w:val="1"/>
-                <w:iCs w:val="1"/>
+            <w:r>
+              <w:rPr>
+                <w:rFonts w:ascii="Roboto" w:eastAsia="Roboto" w:hAnsi="Roboto" w:cs="Roboto"/>
+                <w:i/>
+                <w:iCs/>
                 <w:color w:val="1D2125"/>
                 <w:sz w:val="24"/>
                 <w:szCs w:val="24"/>
@@ -3194,14 +2878,14 @@
     <w:p>
       <w:pPr>
         <w:rPr>
-          <w:b w:val="1"/>
-          <w:bCs w:val="1"/>
+          <w:b/>
+          <w:bCs/>
           <w:lang w:val="en-US"/>
         </w:rPr>
       </w:pPr>
     </w:p>
     <w:sectPr>
-      <w:pgSz w:w="12240" w:h="15840" w:orient="portrait"/>
+      <w:pgSz w:w="12240" w:h="15840"/>
       <w:pgMar w:top="1152" w:right="1440" w:bottom="1152" w:left="1440" w:header="720" w:footer="720" w:gutter="0"/>
       <w:pgNumType w:start="1"/>
       <w:cols w:space="720"/>
@@ -3212,176 +2896,6 @@
 
 <file path=word/numbering.xml><?xml version="1.0" encoding="utf-8"?>
 <w:numbering xmlns:wpc="http://schemas.microsoft.com/office/word/2010/wordprocessingCanvas" xmlns:cx="http://schemas.microsoft.com/office/drawing/2014/chartex" xmlns:cx1="http://schemas.microsoft.com/office/drawing/2015/9/8/chartex" xmlns:cx2="http://schemas.microsoft.com/office/drawing/2015/10/21/chartex" xmlns:cx3="http://schemas.microsoft.com/office/drawing/2016/5/9/chartex" xmlns:cx4="http://schemas.microsoft.com/office/drawing/2016/5/10/chartex" xmlns:cx5="http://schemas.microsoft.com/office/drawing/2016/5/11/chartex" xmlns:cx6="http://schemas.microsoft.com/office/drawing/2016/5/12/chartex" xmlns:cx7="http://schemas.microsoft.com/office/drawing/2016/5/13/chartex" xmlns:cx8="http://schemas.microsoft.com/office/drawing/2016/5/14/chartex" xmlns:mc="http://schemas.openxmlformats.org/markup-compatibility/2006" xmlns:aink="http://schemas.microsoft.com/office/drawing/2016/ink" xmlns:am3d="http://schemas.microsoft.com/office/drawing/2017/model3d" xmlns:o="urn:schemas-microsoft-com:office:office" xmlns:oel="http://schemas.microsoft.com/office/2019/extlst" xmlns:r="http://schemas.openxmlformats.org/officeDocument/2006/relationships" xmlns:m="http://schemas.openxmlformats.org/officeDocument/2006/math" xmlns:v="urn:schemas-microsoft-com:vml" xmlns:wp14="http://schemas.microsoft.com/office/word/2010/wordprocessingDrawing" xmlns:wp="http://schemas.openxmlformats.org/drawingml/2006/wordprocessingDrawing" xmlns:w10="urn:schemas-microsoft-com:office:word" xmlns:w="http://schemas.openxmlformats.org/wordprocessingml/2006/main" xmlns:w14="http://schemas.microsoft.com/office/word/2010/wordml" xmlns:w15="http://schemas.microsoft.com/office/word/2012/wordml" xmlns:w16cex="http://schemas.microsoft.com/office/word/2018/wordml/cex" xmlns:w16cid="http://schemas.microsoft.com/office/word/2016/wordml/cid" xmlns:w16="http://schemas.microsoft.com/office/word/2018/wordml" xmlns:w16du="http://schemas.microsoft.com/office/word/2023/wordml/word16du" xmlns:w16sdtdh="http://schemas.microsoft.com/office/word/2020/wordml/sdtdatahash" xmlns:w16sdtfl="http://schemas.microsoft.com/office/word/2024/wordml/sdtformatlock" xmlns:w16se="http://schemas.microsoft.com/office/word/2015/wordml/symex" xmlns:wpg="http://schemas.microsoft.com/office/word/2010/wordprocessingGroup" xmlns:wpi="http://schemas.microsoft.com/office/word/2010/wordprocessingInk" xmlns:wne="http://schemas.microsoft.com/office/word/2006/wordml" xmlns:wps="http://schemas.microsoft.com/office/word/2010/wordprocessingShape" mc:Ignorable="w14 w15 w16se w16cid w16 w16cex w16sdtdh w16sdtfl w16du wp14">
-  <w:abstractNum xmlns:w="http://schemas.openxmlformats.org/wordprocessingml/2006/main" w:abstractNumId="12">
-    <w:nsid w:val="65972449"/>
-    <w:multiLevelType xmlns:w="http://schemas.openxmlformats.org/wordprocessingml/2006/main" w:val="hybridMultilevel"/>
-    <w:lvl xmlns:w="http://schemas.openxmlformats.org/wordprocessingml/2006/main" w:ilvl="0">
-      <w:start w:val="1"/>
-      <w:numFmt w:val="decimal"/>
-      <w:lvlText w:val="%1."/>
-      <w:lvlJc w:val="left"/>
-      <w:pPr>
-        <w:ind w:left="1080" w:hanging="360"/>
-      </w:pPr>
-    </w:lvl>
-    <w:lvl xmlns:w="http://schemas.openxmlformats.org/wordprocessingml/2006/main" w:ilvl="1">
-      <w:start w:val="1"/>
-      <w:numFmt w:val="lowerLetter"/>
-      <w:lvlText w:val="%2."/>
-      <w:lvlJc w:val="left"/>
-      <w:pPr>
-        <w:ind w:left="1800" w:hanging="360"/>
-      </w:pPr>
-    </w:lvl>
-    <w:lvl xmlns:w="http://schemas.openxmlformats.org/wordprocessingml/2006/main" w:ilvl="2">
-      <w:start w:val="1"/>
-      <w:numFmt w:val="lowerRoman"/>
-      <w:lvlText w:val="%3."/>
-      <w:lvlJc w:val="right"/>
-      <w:pPr>
-        <w:ind w:left="2520" w:hanging="180"/>
-      </w:pPr>
-    </w:lvl>
-    <w:lvl xmlns:w="http://schemas.openxmlformats.org/wordprocessingml/2006/main" w:ilvl="3">
-      <w:start w:val="1"/>
-      <w:numFmt w:val="decimal"/>
-      <w:lvlText w:val="%4."/>
-      <w:lvlJc w:val="left"/>
-      <w:pPr>
-        <w:ind w:left="3240" w:hanging="360"/>
-      </w:pPr>
-    </w:lvl>
-    <w:lvl xmlns:w="http://schemas.openxmlformats.org/wordprocessingml/2006/main" w:ilvl="4">
-      <w:start w:val="1"/>
-      <w:numFmt w:val="lowerLetter"/>
-      <w:lvlText w:val="%5."/>
-      <w:lvlJc w:val="left"/>
-      <w:pPr>
-        <w:ind w:left="3960" w:hanging="360"/>
-      </w:pPr>
-    </w:lvl>
-    <w:lvl xmlns:w="http://schemas.openxmlformats.org/wordprocessingml/2006/main" w:ilvl="5">
-      <w:start w:val="1"/>
-      <w:numFmt w:val="lowerRoman"/>
-      <w:lvlText w:val="%6."/>
-      <w:lvlJc w:val="right"/>
-      <w:pPr>
-        <w:ind w:left="4680" w:hanging="180"/>
-      </w:pPr>
-    </w:lvl>
-    <w:lvl xmlns:w="http://schemas.openxmlformats.org/wordprocessingml/2006/main" w:ilvl="6">
-      <w:start w:val="1"/>
-      <w:numFmt w:val="decimal"/>
-      <w:lvlText w:val="%7."/>
-      <w:lvlJc w:val="left"/>
-      <w:pPr>
-        <w:ind w:left="5400" w:hanging="360"/>
-      </w:pPr>
-    </w:lvl>
-    <w:lvl xmlns:w="http://schemas.openxmlformats.org/wordprocessingml/2006/main" w:ilvl="7">
-      <w:start w:val="1"/>
-      <w:numFmt w:val="lowerLetter"/>
-      <w:lvlText w:val="%8."/>
-      <w:lvlJc w:val="left"/>
-      <w:pPr>
-        <w:ind w:left="6120" w:hanging="360"/>
-      </w:pPr>
-    </w:lvl>
-    <w:lvl xmlns:w="http://schemas.openxmlformats.org/wordprocessingml/2006/main" w:ilvl="8">
-      <w:start w:val="1"/>
-      <w:numFmt w:val="lowerRoman"/>
-      <w:lvlText w:val="%9."/>
-      <w:lvlJc w:val="right"/>
-      <w:pPr>
-        <w:ind w:left="6840" w:hanging="180"/>
-      </w:pPr>
-    </w:lvl>
-  </w:abstractNum>
-  <w:abstractNum xmlns:w="http://schemas.openxmlformats.org/wordprocessingml/2006/main" w:abstractNumId="11">
-    <w:nsid w:val="2716ada2"/>
-    <w:multiLevelType xmlns:w="http://schemas.openxmlformats.org/wordprocessingml/2006/main" w:val="hybridMultilevel"/>
-    <w:lvl xmlns:w="http://schemas.openxmlformats.org/wordprocessingml/2006/main" w:ilvl="0">
-      <w:start w:val="1"/>
-      <w:numFmt w:val="decimal"/>
-      <w:lvlText w:val="%1."/>
-      <w:lvlJc w:val="left"/>
-      <w:pPr>
-        <w:ind w:left="1080" w:hanging="360"/>
-      </w:pPr>
-    </w:lvl>
-    <w:lvl xmlns:w="http://schemas.openxmlformats.org/wordprocessingml/2006/main" w:ilvl="1">
-      <w:start w:val="1"/>
-      <w:numFmt w:val="lowerLetter"/>
-      <w:lvlText w:val="%2."/>
-      <w:lvlJc w:val="left"/>
-      <w:pPr>
-        <w:ind w:left="1800" w:hanging="360"/>
-      </w:pPr>
-    </w:lvl>
-    <w:lvl xmlns:w="http://schemas.openxmlformats.org/wordprocessingml/2006/main" w:ilvl="2">
-      <w:start w:val="1"/>
-      <w:numFmt w:val="lowerRoman"/>
-      <w:lvlText w:val="%3."/>
-      <w:lvlJc w:val="right"/>
-      <w:pPr>
-        <w:ind w:left="2520" w:hanging="180"/>
-      </w:pPr>
-    </w:lvl>
-    <w:lvl xmlns:w="http://schemas.openxmlformats.org/wordprocessingml/2006/main" w:ilvl="3">
-      <w:start w:val="1"/>
-      <w:numFmt w:val="decimal"/>
-      <w:lvlText w:val="%4."/>
-      <w:lvlJc w:val="left"/>
-      <w:pPr>
-        <w:ind w:left="3240" w:hanging="360"/>
-      </w:pPr>
-    </w:lvl>
-    <w:lvl xmlns:w="http://schemas.openxmlformats.org/wordprocessingml/2006/main" w:ilvl="4">
-      <w:start w:val="1"/>
-      <w:numFmt w:val="lowerLetter"/>
-      <w:lvlText w:val="%5."/>
-      <w:lvlJc w:val="left"/>
-      <w:pPr>
-        <w:ind w:left="3960" w:hanging="360"/>
-      </w:pPr>
-    </w:lvl>
-    <w:lvl xmlns:w="http://schemas.openxmlformats.org/wordprocessingml/2006/main" w:ilvl="5">
-      <w:start w:val="1"/>
-      <w:numFmt w:val="lowerRoman"/>
-      <w:lvlText w:val="%6."/>
-      <w:lvlJc w:val="right"/>
-      <w:pPr>
-        <w:ind w:left="4680" w:hanging="180"/>
-      </w:pPr>
-    </w:lvl>
-    <w:lvl xmlns:w="http://schemas.openxmlformats.org/wordprocessingml/2006/main" w:ilvl="6">
-      <w:start w:val="1"/>
-      <w:numFmt w:val="decimal"/>
-      <w:lvlText w:val="%7."/>
-      <w:lvlJc w:val="left"/>
-      <w:pPr>
-        <w:ind w:left="5400" w:hanging="360"/>
-      </w:pPr>
-    </w:lvl>
-    <w:lvl xmlns:w="http://schemas.openxmlformats.org/wordprocessingml/2006/main" w:ilvl="7">
-      <w:start w:val="1"/>
-      <w:numFmt w:val="lowerLetter"/>
-      <w:lvlText w:val="%8."/>
-      <w:lvlJc w:val="left"/>
-      <w:pPr>
-        <w:ind w:left="6120" w:hanging="360"/>
-      </w:pPr>
-    </w:lvl>
-    <w:lvl xmlns:w="http://schemas.openxmlformats.org/wordprocessingml/2006/main" w:ilvl="8">
-      <w:start w:val="1"/>
-      <w:numFmt w:val="lowerRoman"/>
-      <w:lvlText w:val="%9."/>
-      <w:lvlJc w:val="right"/>
-      <w:pPr>
-        <w:ind w:left="6840" w:hanging="180"/>
-      </w:pPr>
-    </w:lvl>
-  </w:abstractNum>
   <w:abstractNum w:abstractNumId="0" w15:restartNumberingAfterBreak="0">
     <w:nsid w:val="07573F9B"/>
     <w:multiLevelType w:val="multilevel"/>
@@ -3695,6 +3209,92 @@
     </w:lvl>
   </w:abstractNum>
   <w:abstractNum w:abstractNumId="3" w15:restartNumberingAfterBreak="0">
+    <w:nsid w:val="2716ADA2"/>
+    <w:multiLevelType w:val="hybridMultilevel"/>
+    <w:tmpl w:val="42A0807E"/>
+    <w:lvl w:ilvl="0" w:tplc="F3A838A8">
+      <w:start w:val="1"/>
+      <w:numFmt w:val="decimal"/>
+      <w:lvlText w:val="%1."/>
+      <w:lvlJc w:val="left"/>
+      <w:pPr>
+        <w:ind w:left="1080" w:hanging="360"/>
+      </w:pPr>
+    </w:lvl>
+    <w:lvl w:ilvl="1" w:tplc="F7A2A4DA">
+      <w:start w:val="1"/>
+      <w:numFmt w:val="lowerLetter"/>
+      <w:lvlText w:val="%2."/>
+      <w:lvlJc w:val="left"/>
+      <w:pPr>
+        <w:ind w:left="1800" w:hanging="360"/>
+      </w:pPr>
+    </w:lvl>
+    <w:lvl w:ilvl="2" w:tplc="C6404308">
+      <w:start w:val="1"/>
+      <w:numFmt w:val="lowerRoman"/>
+      <w:lvlText w:val="%3."/>
+      <w:lvlJc w:val="right"/>
+      <w:pPr>
+        <w:ind w:left="2520" w:hanging="180"/>
+      </w:pPr>
+    </w:lvl>
+    <w:lvl w:ilvl="3" w:tplc="D6CE153E">
+      <w:start w:val="1"/>
+      <w:numFmt w:val="decimal"/>
+      <w:lvlText w:val="%4."/>
+      <w:lvlJc w:val="left"/>
+      <w:pPr>
+        <w:ind w:left="3240" w:hanging="360"/>
+      </w:pPr>
+    </w:lvl>
+    <w:lvl w:ilvl="4" w:tplc="67F6E896">
+      <w:start w:val="1"/>
+      <w:numFmt w:val="lowerLetter"/>
+      <w:lvlText w:val="%5."/>
+      <w:lvlJc w:val="left"/>
+      <w:pPr>
+        <w:ind w:left="3960" w:hanging="360"/>
+      </w:pPr>
+    </w:lvl>
+    <w:lvl w:ilvl="5" w:tplc="4C32A976">
+      <w:start w:val="1"/>
+      <w:numFmt w:val="lowerRoman"/>
+      <w:lvlText w:val="%6."/>
+      <w:lvlJc w:val="right"/>
+      <w:pPr>
+        <w:ind w:left="4680" w:hanging="180"/>
+      </w:pPr>
+    </w:lvl>
+    <w:lvl w:ilvl="6" w:tplc="BB8EE8E4">
+      <w:start w:val="1"/>
+      <w:numFmt w:val="decimal"/>
+      <w:lvlText w:val="%7."/>
+      <w:lvlJc w:val="left"/>
+      <w:pPr>
+        <w:ind w:left="5400" w:hanging="360"/>
+      </w:pPr>
+    </w:lvl>
+    <w:lvl w:ilvl="7" w:tplc="18024D48">
+      <w:start w:val="1"/>
+      <w:numFmt w:val="lowerLetter"/>
+      <w:lvlText w:val="%8."/>
+      <w:lvlJc w:val="left"/>
+      <w:pPr>
+        <w:ind w:left="6120" w:hanging="360"/>
+      </w:pPr>
+    </w:lvl>
+    <w:lvl w:ilvl="8" w:tplc="28F8FA7E">
+      <w:start w:val="1"/>
+      <w:numFmt w:val="lowerRoman"/>
+      <w:lvlText w:val="%9."/>
+      <w:lvlJc w:val="right"/>
+      <w:pPr>
+        <w:ind w:left="6840" w:hanging="180"/>
+      </w:pPr>
+    </w:lvl>
+  </w:abstractNum>
+  <w:abstractNum w:abstractNumId="4" w15:restartNumberingAfterBreak="0">
     <w:nsid w:val="2F66AA80"/>
     <w:multiLevelType w:val="hybridMultilevel"/>
     <w:tmpl w:val="FFFFFFFF"/>
@@ -3707,7 +3307,7 @@
         <w:ind w:left="720" w:hanging="360"/>
       </w:pPr>
       <w:rPr>
-        <w:rFonts w:hint="default" w:ascii="Symbol" w:hAnsi="Symbol"/>
+        <w:rFonts w:ascii="Symbol" w:hAnsi="Symbol" w:hint="default"/>
       </w:rPr>
     </w:lvl>
     <w:lvl w:ilvl="1" w:tplc="A21EF524">
@@ -3719,7 +3319,7 @@
         <w:ind w:left="1440" w:hanging="360"/>
       </w:pPr>
       <w:rPr>
-        <w:rFonts w:hint="default" w:ascii="Courier New" w:hAnsi="Courier New"/>
+        <w:rFonts w:ascii="Courier New" w:hAnsi="Courier New" w:hint="default"/>
       </w:rPr>
     </w:lvl>
     <w:lvl w:ilvl="2" w:tplc="EA8464C4">
@@ -3731,7 +3331,7 @@
         <w:ind w:left="2160" w:hanging="360"/>
       </w:pPr>
       <w:rPr>
-        <w:rFonts w:hint="default" w:ascii="Wingdings" w:hAnsi="Wingdings"/>
+        <w:rFonts w:ascii="Wingdings" w:hAnsi="Wingdings" w:hint="default"/>
       </w:rPr>
     </w:lvl>
     <w:lvl w:ilvl="3" w:tplc="3948EF6E">
@@ -3743,7 +3343,7 @@
         <w:ind w:left="2880" w:hanging="360"/>
       </w:pPr>
       <w:rPr>
-        <w:rFonts w:hint="default" w:ascii="Symbol" w:hAnsi="Symbol"/>
+        <w:rFonts w:ascii="Symbol" w:hAnsi="Symbol" w:hint="default"/>
       </w:rPr>
     </w:lvl>
     <w:lvl w:ilvl="4" w:tplc="FB36CEB6">
@@ -3755,7 +3355,7 @@
         <w:ind w:left="3600" w:hanging="360"/>
       </w:pPr>
       <w:rPr>
-        <w:rFonts w:hint="default" w:ascii="Courier New" w:hAnsi="Courier New"/>
+        <w:rFonts w:ascii="Courier New" w:hAnsi="Courier New" w:hint="default"/>
       </w:rPr>
     </w:lvl>
     <w:lvl w:ilvl="5" w:tplc="C878308C">
@@ -3767,7 +3367,7 @@
         <w:ind w:left="4320" w:hanging="360"/>
       </w:pPr>
       <w:rPr>
-        <w:rFonts w:hint="default" w:ascii="Wingdings" w:hAnsi="Wingdings"/>
+        <w:rFonts w:ascii="Wingdings" w:hAnsi="Wingdings" w:hint="default"/>
       </w:rPr>
     </w:lvl>
     <w:lvl w:ilvl="6" w:tplc="ED34973E">
@@ -3779,7 +3379,7 @@
         <w:ind w:left="5040" w:hanging="360"/>
       </w:pPr>
       <w:rPr>
-        <w:rFonts w:hint="default" w:ascii="Symbol" w:hAnsi="Symbol"/>
+        <w:rFonts w:ascii="Symbol" w:hAnsi="Symbol" w:hint="default"/>
       </w:rPr>
     </w:lvl>
     <w:lvl w:ilvl="7" w:tplc="D3109AAE">
@@ -3791,7 +3391,7 @@
         <w:ind w:left="5760" w:hanging="360"/>
       </w:pPr>
       <w:rPr>
-        <w:rFonts w:hint="default" w:ascii="Courier New" w:hAnsi="Courier New"/>
+        <w:rFonts w:ascii="Courier New" w:hAnsi="Courier New" w:hint="default"/>
       </w:rPr>
     </w:lvl>
     <w:lvl w:ilvl="8" w:tplc="916429DA">
@@ -3803,11 +3403,11 @@
         <w:ind w:left="6480" w:hanging="360"/>
       </w:pPr>
       <w:rPr>
-        <w:rFonts w:hint="default" w:ascii="Wingdings" w:hAnsi="Wingdings"/>
+        <w:rFonts w:ascii="Wingdings" w:hAnsi="Wingdings" w:hint="default"/>
       </w:rPr>
     </w:lvl>
   </w:abstractNum>
-  <w:abstractNum w:abstractNumId="4" w15:restartNumberingAfterBreak="0">
+  <w:abstractNum w:abstractNumId="5" w15:restartNumberingAfterBreak="0">
     <w:nsid w:val="3198573E"/>
     <w:multiLevelType w:val="hybridMultilevel"/>
     <w:tmpl w:val="FFFFFFFF"/>
@@ -3838,7 +3438,7 @@
         <w:ind w:left="2160" w:hanging="360"/>
       </w:pPr>
       <w:rPr>
-        <w:rFonts w:hint="default" w:ascii="Roboto" w:hAnsi="Roboto"/>
+        <w:rFonts w:ascii="Roboto" w:hAnsi="Roboto" w:hint="default"/>
       </w:rPr>
     </w:lvl>
     <w:lvl w:ilvl="3" w:tplc="BA2CC6CA">
@@ -3896,7 +3496,7 @@
       </w:pPr>
     </w:lvl>
   </w:abstractNum>
-  <w:abstractNum w:abstractNumId="5" w15:restartNumberingAfterBreak="0">
+  <w:abstractNum w:abstractNumId="6" w15:restartNumberingAfterBreak="0">
     <w:nsid w:val="46B88349"/>
     <w:multiLevelType w:val="hybridMultilevel"/>
     <w:tmpl w:val="FFFFFFFF"/>
@@ -3982,7 +3582,7 @@
       </w:pPr>
     </w:lvl>
   </w:abstractNum>
-  <w:abstractNum w:abstractNumId="6" w15:restartNumberingAfterBreak="0">
+  <w:abstractNum w:abstractNumId="7" w15:restartNumberingAfterBreak="0">
     <w:nsid w:val="57B25464"/>
     <w:multiLevelType w:val="hybridMultilevel"/>
     <w:tmpl w:val="FFFFFFFF"/>
@@ -4068,7 +3668,7 @@
       </w:pPr>
     </w:lvl>
   </w:abstractNum>
-  <w:abstractNum w:abstractNumId="7" w15:restartNumberingAfterBreak="0">
+  <w:abstractNum w:abstractNumId="8" w15:restartNumberingAfterBreak="0">
     <w:nsid w:val="5BD951F2"/>
     <w:multiLevelType w:val="hybridMultilevel"/>
     <w:tmpl w:val="FFFFFFFF"/>
@@ -4154,7 +3754,7 @@
       </w:pPr>
     </w:lvl>
   </w:abstractNum>
-  <w:abstractNum w:abstractNumId="8" w15:restartNumberingAfterBreak="0">
+  <w:abstractNum w:abstractNumId="9" w15:restartNumberingAfterBreak="0">
     <w:nsid w:val="5CF90773"/>
     <w:multiLevelType w:val="multilevel"/>
     <w:tmpl w:val="FFFFFFFF"/>
@@ -4267,7 +3867,93 @@
       </w:rPr>
     </w:lvl>
   </w:abstractNum>
-  <w:abstractNum w:abstractNumId="9" w15:restartNumberingAfterBreak="0">
+  <w:abstractNum w:abstractNumId="10" w15:restartNumberingAfterBreak="0">
+    <w:nsid w:val="65972449"/>
+    <w:multiLevelType w:val="hybridMultilevel"/>
+    <w:tmpl w:val="A148CF12"/>
+    <w:lvl w:ilvl="0" w:tplc="81005CBA">
+      <w:start w:val="1"/>
+      <w:numFmt w:val="decimal"/>
+      <w:lvlText w:val="%1."/>
+      <w:lvlJc w:val="left"/>
+      <w:pPr>
+        <w:ind w:left="1080" w:hanging="360"/>
+      </w:pPr>
+    </w:lvl>
+    <w:lvl w:ilvl="1" w:tplc="BC9C5664">
+      <w:start w:val="1"/>
+      <w:numFmt w:val="lowerLetter"/>
+      <w:lvlText w:val="%2."/>
+      <w:lvlJc w:val="left"/>
+      <w:pPr>
+        <w:ind w:left="1800" w:hanging="360"/>
+      </w:pPr>
+    </w:lvl>
+    <w:lvl w:ilvl="2" w:tplc="A84CF632">
+      <w:start w:val="1"/>
+      <w:numFmt w:val="lowerRoman"/>
+      <w:lvlText w:val="%3."/>
+      <w:lvlJc w:val="right"/>
+      <w:pPr>
+        <w:ind w:left="2520" w:hanging="180"/>
+      </w:pPr>
+    </w:lvl>
+    <w:lvl w:ilvl="3" w:tplc="84F050D8">
+      <w:start w:val="1"/>
+      <w:numFmt w:val="decimal"/>
+      <w:lvlText w:val="%4."/>
+      <w:lvlJc w:val="left"/>
+      <w:pPr>
+        <w:ind w:left="3240" w:hanging="360"/>
+      </w:pPr>
+    </w:lvl>
+    <w:lvl w:ilvl="4" w:tplc="CBA40374">
+      <w:start w:val="1"/>
+      <w:numFmt w:val="lowerLetter"/>
+      <w:lvlText w:val="%5."/>
+      <w:lvlJc w:val="left"/>
+      <w:pPr>
+        <w:ind w:left="3960" w:hanging="360"/>
+      </w:pPr>
+    </w:lvl>
+    <w:lvl w:ilvl="5" w:tplc="EA9266C2">
+      <w:start w:val="1"/>
+      <w:numFmt w:val="lowerRoman"/>
+      <w:lvlText w:val="%6."/>
+      <w:lvlJc w:val="right"/>
+      <w:pPr>
+        <w:ind w:left="4680" w:hanging="180"/>
+      </w:pPr>
+    </w:lvl>
+    <w:lvl w:ilvl="6" w:tplc="A5DA049E">
+      <w:start w:val="1"/>
+      <w:numFmt w:val="decimal"/>
+      <w:lvlText w:val="%7."/>
+      <w:lvlJc w:val="left"/>
+      <w:pPr>
+        <w:ind w:left="5400" w:hanging="360"/>
+      </w:pPr>
+    </w:lvl>
+    <w:lvl w:ilvl="7" w:tplc="822E993A">
+      <w:start w:val="1"/>
+      <w:numFmt w:val="lowerLetter"/>
+      <w:lvlText w:val="%8."/>
+      <w:lvlJc w:val="left"/>
+      <w:pPr>
+        <w:ind w:left="6120" w:hanging="360"/>
+      </w:pPr>
+    </w:lvl>
+    <w:lvl w:ilvl="8" w:tplc="EC46F6EC">
+      <w:start w:val="1"/>
+      <w:numFmt w:val="lowerRoman"/>
+      <w:lvlText w:val="%9."/>
+      <w:lvlJc w:val="right"/>
+      <w:pPr>
+        <w:ind w:left="6840" w:hanging="180"/>
+      </w:pPr>
+    </w:lvl>
+  </w:abstractNum>
+  <w:abstractNum w:abstractNumId="11" w15:restartNumberingAfterBreak="0">
     <w:nsid w:val="70FD5B51"/>
     <w:multiLevelType w:val="multilevel"/>
     <w:tmpl w:val="FFFFFFFF"/>
@@ -4380,7 +4066,7 @@
       </w:rPr>
     </w:lvl>
   </w:abstractNum>
-  <w:abstractNum w:abstractNumId="10" w15:restartNumberingAfterBreak="0">
+  <w:abstractNum w:abstractNumId="12" w15:restartNumberingAfterBreak="0">
     <w:nsid w:val="77F253E1"/>
     <w:multiLevelType w:val="multilevel"/>
     <w:tmpl w:val="FFFFFFFF"/>
@@ -4493,43 +4179,43 @@
       </w:rPr>
     </w:lvl>
   </w:abstractNum>
-  <w:num w:numId="13">
+  <w:num w:numId="1" w16cid:durableId="1452090235">
+    <w:abstractNumId w:val="10"/>
+  </w:num>
+  <w:num w:numId="2" w16cid:durableId="413478266">
+    <w:abstractNumId w:val="3"/>
+  </w:num>
+  <w:num w:numId="3" w16cid:durableId="2121561117">
+    <w:abstractNumId w:val="6"/>
+  </w:num>
+  <w:num w:numId="4" w16cid:durableId="1775982006">
+    <w:abstractNumId w:val="5"/>
+  </w:num>
+  <w:num w:numId="5" w16cid:durableId="1443573560">
+    <w:abstractNumId w:val="7"/>
+  </w:num>
+  <w:num w:numId="6" w16cid:durableId="1108696659">
+    <w:abstractNumId w:val="4"/>
+  </w:num>
+  <w:num w:numId="7" w16cid:durableId="96756315">
+    <w:abstractNumId w:val="8"/>
+  </w:num>
+  <w:num w:numId="8" w16cid:durableId="671109140">
+    <w:abstractNumId w:val="1"/>
+  </w:num>
+  <w:num w:numId="9" w16cid:durableId="133067795">
+    <w:abstractNumId w:val="9"/>
+  </w:num>
+  <w:num w:numId="10" w16cid:durableId="1752700313">
     <w:abstractNumId w:val="12"/>
   </w:num>
-  <w:num w:numId="12">
+  <w:num w:numId="11" w16cid:durableId="1045103047">
     <w:abstractNumId w:val="11"/>
   </w:num>
-  <w:num w:numId="1" w16cid:durableId="2121561117">
-    <w:abstractNumId w:val="5"/>
-  </w:num>
-  <w:num w:numId="2" w16cid:durableId="1775982006">
-    <w:abstractNumId w:val="4"/>
-  </w:num>
-  <w:num w:numId="3" w16cid:durableId="1443573560">
-    <w:abstractNumId w:val="6"/>
-  </w:num>
-  <w:num w:numId="4" w16cid:durableId="1108696659">
-    <w:abstractNumId w:val="3"/>
-  </w:num>
-  <w:num w:numId="5" w16cid:durableId="96756315">
-    <w:abstractNumId w:val="7"/>
-  </w:num>
-  <w:num w:numId="6" w16cid:durableId="671109140">
-    <w:abstractNumId w:val="1"/>
-  </w:num>
-  <w:num w:numId="7" w16cid:durableId="133067795">
-    <w:abstractNumId w:val="8"/>
-  </w:num>
-  <w:num w:numId="8" w16cid:durableId="1752700313">
-    <w:abstractNumId w:val="10"/>
-  </w:num>
-  <w:num w:numId="9" w16cid:durableId="1045103047">
-    <w:abstractNumId w:val="9"/>
-  </w:num>
-  <w:num w:numId="10" w16cid:durableId="1465003280">
+  <w:num w:numId="12" w16cid:durableId="1465003280">
     <w:abstractNumId w:val="2"/>
   </w:num>
-  <w:num w:numId="11" w16cid:durableId="2115055904">
+  <w:num w:numId="13" w16cid:durableId="2115055904">
     <w:abstractNumId w:val="0"/>
   </w:num>
 </w:numbering>
@@ -4540,7 +4226,7 @@
   <w:docDefaults>
     <w:rPrDefault>
       <w:rPr>
-        <w:rFonts w:ascii="Arial" w:hAnsi="Arial" w:eastAsia="Arial" w:cs="Arial"/>
+        <w:rFonts w:ascii="Arial" w:eastAsia="Arial" w:hAnsi="Arial" w:cs="Arial"/>
         <w:sz w:val="22"/>
         <w:szCs w:val="22"/>
         <w:lang w:val="en" w:eastAsia="ja-JP" w:bidi="ar-SA"/>
@@ -4555,14 +4241,14 @@
   <w:latentStyles w:defLockedState="0" w:defUIPriority="99" w:defSemiHidden="0" w:defUnhideWhenUsed="0" w:defQFormat="0" w:count="376">
     <w:lsdException w:name="Normal" w:uiPriority="0" w:qFormat="1"/>
     <w:lsdException w:name="heading 1" w:uiPriority="9" w:qFormat="1"/>
-    <w:lsdException w:name="heading 2" w:uiPriority="9" w:semiHidden="1" w:unhideWhenUsed="1" w:qFormat="1"/>
-    <w:lsdException w:name="heading 3" w:uiPriority="9" w:semiHidden="1" w:unhideWhenUsed="1" w:qFormat="1"/>
-    <w:lsdException w:name="heading 4" w:uiPriority="9" w:semiHidden="1" w:unhideWhenUsed="1" w:qFormat="1"/>
-    <w:lsdException w:name="heading 5" w:uiPriority="9" w:semiHidden="1" w:unhideWhenUsed="1" w:qFormat="1"/>
-    <w:lsdException w:name="heading 6" w:uiPriority="9" w:semiHidden="1" w:unhideWhenUsed="1" w:qFormat="1"/>
-    <w:lsdException w:name="heading 7" w:uiPriority="9" w:semiHidden="1" w:unhideWhenUsed="1" w:qFormat="1"/>
-    <w:lsdException w:name="heading 8" w:uiPriority="9" w:semiHidden="1" w:unhideWhenUsed="1" w:qFormat="1"/>
-    <w:lsdException w:name="heading 9" w:uiPriority="9" w:semiHidden="1" w:unhideWhenUsed="1" w:qFormat="1"/>
+    <w:lsdException w:name="heading 2" w:semiHidden="1" w:uiPriority="9" w:unhideWhenUsed="1" w:qFormat="1"/>
+    <w:lsdException w:name="heading 3" w:semiHidden="1" w:uiPriority="9" w:unhideWhenUsed="1" w:qFormat="1"/>
+    <w:lsdException w:name="heading 4" w:semiHidden="1" w:uiPriority="9" w:unhideWhenUsed="1" w:qFormat="1"/>
+    <w:lsdException w:name="heading 5" w:semiHidden="1" w:uiPriority="9" w:unhideWhenUsed="1" w:qFormat="1"/>
+    <w:lsdException w:name="heading 6" w:semiHidden="1" w:uiPriority="9" w:unhideWhenUsed="1" w:qFormat="1"/>
+    <w:lsdException w:name="heading 7" w:semiHidden="1" w:uiPriority="9" w:unhideWhenUsed="1" w:qFormat="1"/>
+    <w:lsdException w:name="heading 8" w:semiHidden="1" w:uiPriority="9" w:unhideWhenUsed="1" w:qFormat="1"/>
+    <w:lsdException w:name="heading 9" w:semiHidden="1" w:uiPriority="9" w:unhideWhenUsed="1" w:qFormat="1"/>
     <w:lsdException w:name="index 1" w:semiHidden="1" w:unhideWhenUsed="1"/>
     <w:lsdException w:name="index 2" w:semiHidden="1" w:unhideWhenUsed="1"/>
     <w:lsdException w:name="index 3" w:semiHidden="1" w:unhideWhenUsed="1"/>
@@ -4572,22 +4258,22 @@
     <w:lsdException w:name="index 7" w:semiHidden="1" w:unhideWhenUsed="1"/>
     <w:lsdException w:name="index 8" w:semiHidden="1" w:unhideWhenUsed="1"/>
     <w:lsdException w:name="index 9" w:semiHidden="1" w:unhideWhenUsed="1"/>
-    <w:lsdException w:name="toc 1" w:uiPriority="39" w:semiHidden="1" w:unhideWhenUsed="1"/>
-    <w:lsdException w:name="toc 2" w:uiPriority="39" w:semiHidden="1" w:unhideWhenUsed="1"/>
-    <w:lsdException w:name="toc 3" w:uiPriority="39" w:semiHidden="1" w:unhideWhenUsed="1"/>
-    <w:lsdException w:name="toc 4" w:uiPriority="39" w:semiHidden="1" w:unhideWhenUsed="1"/>
-    <w:lsdException w:name="toc 5" w:uiPriority="39" w:semiHidden="1" w:unhideWhenUsed="1"/>
-    <w:lsdException w:name="toc 6" w:uiPriority="39" w:semiHidden="1" w:unhideWhenUsed="1"/>
-    <w:lsdException w:name="toc 7" w:uiPriority="39" w:semiHidden="1" w:unhideWhenUsed="1"/>
-    <w:lsdException w:name="toc 8" w:uiPriority="39" w:semiHidden="1" w:unhideWhenUsed="1"/>
-    <w:lsdException w:name="toc 9" w:uiPriority="39" w:semiHidden="1" w:unhideWhenUsed="1"/>
+    <w:lsdException w:name="toc 1" w:semiHidden="1" w:uiPriority="39" w:unhideWhenUsed="1"/>
+    <w:lsdException w:name="toc 2" w:semiHidden="1" w:uiPriority="39" w:unhideWhenUsed="1"/>
+    <w:lsdException w:name="toc 3" w:semiHidden="1" w:uiPriority="39" w:unhideWhenUsed="1"/>
+    <w:lsdException w:name="toc 4" w:semiHidden="1" w:uiPriority="39" w:unhideWhenUsed="1"/>
+    <w:lsdException w:name="toc 5" w:semiHidden="1" w:uiPriority="39" w:unhideWhenUsed="1"/>
+    <w:lsdException w:name="toc 6" w:semiHidden="1" w:uiPriority="39" w:unhideWhenUsed="1"/>
+    <w:lsdException w:name="toc 7" w:semiHidden="1" w:uiPriority="39" w:unhideWhenUsed="1"/>
+    <w:lsdException w:name="toc 8" w:semiHidden="1" w:uiPriority="39" w:unhideWhenUsed="1"/>
+    <w:lsdException w:name="toc 9" w:semiHidden="1" w:uiPriority="39" w:unhideWhenUsed="1"/>
     <w:lsdException w:name="Normal Indent" w:semiHidden="1" w:unhideWhenUsed="1"/>
     <w:lsdException w:name="footnote text" w:semiHidden="1" w:unhideWhenUsed="1"/>
     <w:lsdException w:name="annotation text" w:semiHidden="1" w:unhideWhenUsed="1"/>
     <w:lsdException w:name="header" w:semiHidden="1" w:unhideWhenUsed="1"/>
     <w:lsdException w:name="footer" w:semiHidden="1" w:unhideWhenUsed="1"/>
     <w:lsdException w:name="index heading" w:semiHidden="1" w:unhideWhenUsed="1"/>
-    <w:lsdException w:name="caption" w:uiPriority="35" w:semiHidden="1" w:unhideWhenUsed="1" w:qFormat="1"/>
+    <w:lsdException w:name="caption" w:semiHidden="1" w:uiPriority="35" w:unhideWhenUsed="1" w:qFormat="1"/>
     <w:lsdException w:name="table of figures" w:semiHidden="1" w:unhideWhenUsed="1"/>
     <w:lsdException w:name="envelope address" w:semiHidden="1" w:unhideWhenUsed="1"/>
     <w:lsdException w:name="envelope return" w:semiHidden="1" w:unhideWhenUsed="1"/>
@@ -4618,7 +4304,7 @@
     <w:lsdException w:name="Title" w:uiPriority="10" w:qFormat="1"/>
     <w:lsdException w:name="Closing" w:semiHidden="1" w:unhideWhenUsed="1"/>
     <w:lsdException w:name="Signature" w:semiHidden="1" w:unhideWhenUsed="1"/>
-    <w:lsdException w:name="Default Paragraph Font" w:uiPriority="1" w:semiHidden="1" w:unhideWhenUsed="1"/>
+    <w:lsdException w:name="Default Paragraph Font" w:semiHidden="1" w:uiPriority="1" w:unhideWhenUsed="1"/>
     <w:lsdException w:name="Body Text" w:semiHidden="1" w:unhideWhenUsed="1"/>
     <w:lsdException w:name="Body Text Indent" w:semiHidden="1" w:unhideWhenUsed="1"/>
     <w:lsdException w:name="List Continue" w:semiHidden="1" w:unhideWhenUsed="1"/>
@@ -4818,8 +4504,8 @@
     <w:lsdException w:name="Subtle Reference" w:uiPriority="31" w:qFormat="1"/>
     <w:lsdException w:name="Intense Reference" w:uiPriority="32" w:qFormat="1"/>
     <w:lsdException w:name="Book Title" w:uiPriority="33" w:qFormat="1"/>
-    <w:lsdException w:name="Bibliography" w:uiPriority="37" w:semiHidden="1" w:unhideWhenUsed="1"/>
-    <w:lsdException w:name="TOC Heading" w:uiPriority="39" w:semiHidden="1" w:unhideWhenUsed="1" w:qFormat="1"/>
+    <w:lsdException w:name="Bibliography" w:semiHidden="1" w:uiPriority="37" w:unhideWhenUsed="1"/>
+    <w:lsdException w:name="TOC Heading" w:semiHidden="1" w:uiPriority="39" w:unhideWhenUsed="1" w:qFormat="1"/>
     <w:lsdException w:name="Plain Table 1" w:uiPriority="41"/>
     <w:lsdException w:name="Plain Table 2" w:uiPriority="42"/>
     <w:lsdException w:name="Plain Table 3" w:uiPriority="43"/>
@@ -4930,7 +4616,7 @@
     <w:lsdException w:name="Unresolved Mention" w:semiHidden="1" w:unhideWhenUsed="1"/>
     <w:lsdException w:name="Smart Link" w:semiHidden="1" w:unhideWhenUsed="1"/>
   </w:latentStyles>
-  <w:style w:type="paragraph" w:styleId="Normal" w:default="1">
+  <w:style w:type="paragraph" w:default="1" w:styleId="Normal">
     <w:name w:val="Normal"/>
     <w:qFormat/>
   </w:style>
@@ -5047,13 +4733,13 @@
       <w:color w:val="666666"/>
     </w:rPr>
   </w:style>
-  <w:style w:type="character" w:styleId="DefaultParagraphFont" w:default="1">
+  <w:style w:type="character" w:default="1" w:styleId="DefaultParagraphFont">
     <w:name w:val="Default Paragraph Font"/>
     <w:uiPriority w:val="1"/>
     <w:semiHidden/>
     <w:unhideWhenUsed/>
   </w:style>
-  <w:style w:type="table" w:styleId="TableNormal" w:default="1">
+  <w:style w:type="table" w:default="1" w:styleId="TableNormal">
     <w:name w:val="Normal Table"/>
     <w:uiPriority w:val="99"/>
     <w:semiHidden/>
@@ -5068,7 +4754,7 @@
       </w:tblCellMar>
     </w:tblPr>
   </w:style>
-  <w:style w:type="numbering" w:styleId="NoList" w:default="1">
+  <w:style w:type="numbering" w:default="1" w:styleId="NoList">
     <w:name w:val="No List"/>
     <w:uiPriority w:val="99"/>
     <w:semiHidden/>
@@ -5139,14 +4825,59 @@
     </w:pPr>
     <w:tblPr>
       <w:tblBorders>
-        <w:top w:val="single" w:color="000000" w:themeColor="text1" w:sz="4" w:space="0"/>
-        <w:left w:val="single" w:color="000000" w:themeColor="text1" w:sz="4" w:space="0"/>
-        <w:bottom w:val="single" w:color="000000" w:themeColor="text1" w:sz="4" w:space="0"/>
-        <w:right w:val="single" w:color="000000" w:themeColor="text1" w:sz="4" w:space="0"/>
-        <w:insideH w:val="single" w:color="000000" w:themeColor="text1" w:sz="4" w:space="0"/>
-        <w:insideV w:val="single" w:color="000000" w:themeColor="text1" w:sz="4" w:space="0"/>
+        <w:top w:val="single" w:sz="4" w:space="0" w:color="000000" w:themeColor="text1"/>
+        <w:left w:val="single" w:sz="4" w:space="0" w:color="000000" w:themeColor="text1"/>
+        <w:bottom w:val="single" w:sz="4" w:space="0" w:color="000000" w:themeColor="text1"/>
+        <w:right w:val="single" w:sz="4" w:space="0" w:color="000000" w:themeColor="text1"/>
+        <w:insideH w:val="single" w:sz="4" w:space="0" w:color="000000" w:themeColor="text1"/>
+        <w:insideV w:val="single" w:sz="4" w:space="0" w:color="000000" w:themeColor="text1"/>
       </w:tblBorders>
     </w:tblPr>
+  </w:style>
+  <w:style w:type="paragraph" w:customStyle="1" w:styleId="BodyA">
+    <w:name w:val="Body A"/>
+    <w:rsid w:val="00F2795C"/>
+    <w:pPr>
+      <w:pBdr>
+        <w:top w:val="nil"/>
+        <w:left w:val="nil"/>
+        <w:bottom w:val="nil"/>
+        <w:right w:val="nil"/>
+        <w:between w:val="nil"/>
+        <w:bar w:val="nil"/>
+      </w:pBdr>
+    </w:pPr>
+    <w:rPr>
+      <w:rFonts w:eastAsia="Arial Unicode MS" w:cs="Arial Unicode MS"/>
+      <w:color w:val="000000"/>
+      <w:u w:color="000000"/>
+      <w:bdr w:val="nil"/>
+      <w:lang w:val="en-US" w:eastAsia="en-US"/>
+      <w14:textOutline w14:w="12700" w14:cap="flat" w14:cmpd="sng" w14:algn="ctr">
+        <w14:noFill/>
+        <w14:prstDash w14:val="solid"/>
+        <w14:miter w14:lim="400000"/>
+      </w14:textOutline>
+    </w:rPr>
+  </w:style>
+  <w:style w:type="character" w:customStyle="1" w:styleId="None">
+    <w:name w:val="None"/>
+    <w:rsid w:val="00F2795C"/>
+  </w:style>
+  <w:style w:type="character" w:customStyle="1" w:styleId="Hyperlink0">
+    <w:name w:val="Hyperlink.0"/>
+    <w:basedOn w:val="None"/>
+    <w:rsid w:val="00F2795C"/>
+    <w:rPr>
+      <w:rFonts w:ascii="Roboto" w:eastAsia="Roboto" w:hAnsi="Roboto" w:cs="Roboto"/>
+      <w:b/>
+      <w:bCs/>
+      <w:outline w:val="0"/>
+      <w:color w:val="0000FF"/>
+      <w:sz w:val="24"/>
+      <w:szCs w:val="24"/>
+      <w:u w:val="single" w:color="0000FF"/>
+    </w:rPr>
   </w:style>
 </w:styles>
 </file>

--- a/documents/IA_ID.docx
+++ b/documents/IA_ID.docx
@@ -1,6 +1,6 @@
 
 <file path=word/document.xml><?xml version="1.0" encoding="utf-8"?>
-<w:document xmlns:wpc="http://schemas.microsoft.com/office/word/2010/wordprocessingCanvas" xmlns:cx="http://schemas.microsoft.com/office/drawing/2014/chartex" xmlns:cx1="http://schemas.microsoft.com/office/drawing/2015/9/8/chartex" xmlns:cx2="http://schemas.microsoft.com/office/drawing/2015/10/21/chartex" xmlns:cx3="http://schemas.microsoft.com/office/drawing/2016/5/9/chartex" xmlns:cx4="http://schemas.microsoft.com/office/drawing/2016/5/10/chartex" xmlns:cx5="http://schemas.microsoft.com/office/drawing/2016/5/11/chartex" xmlns:cx6="http://schemas.microsoft.com/office/drawing/2016/5/12/chartex" xmlns:cx7="http://schemas.microsoft.com/office/drawing/2016/5/13/chartex" xmlns:cx8="http://schemas.microsoft.com/office/drawing/2016/5/14/chartex" xmlns:mc="http://schemas.openxmlformats.org/markup-compatibility/2006" xmlns:aink="http://schemas.microsoft.com/office/drawing/2016/ink" xmlns:am3d="http://schemas.microsoft.com/office/drawing/2017/model3d" xmlns:o="urn:schemas-microsoft-com:office:office" xmlns:oel="http://schemas.microsoft.com/office/2019/extlst" xmlns:r="http://schemas.openxmlformats.org/officeDocument/2006/relationships" xmlns:m="http://schemas.openxmlformats.org/officeDocument/2006/math" xmlns:v="urn:schemas-microsoft-com:vml" xmlns:wp14="http://schemas.microsoft.com/office/word/2010/wordprocessingDrawing" xmlns:wp="http://schemas.openxmlformats.org/drawingml/2006/wordprocessingDrawing" xmlns:w10="urn:schemas-microsoft-com:office:word" xmlns:w="http://schemas.openxmlformats.org/wordprocessingml/2006/main" xmlns:w14="http://schemas.microsoft.com/office/word/2010/wordml" xmlns:w15="http://schemas.microsoft.com/office/word/2012/wordml" xmlns:w16cex="http://schemas.microsoft.com/office/word/2018/wordml/cex" xmlns:w16cid="http://schemas.microsoft.com/office/word/2016/wordml/cid" xmlns:w16="http://schemas.microsoft.com/office/word/2018/wordml" xmlns:w16du="http://schemas.microsoft.com/office/word/2023/wordml/word16du" xmlns:w16sdtdh="http://schemas.microsoft.com/office/word/2020/wordml/sdtdatahash" xmlns:w16sdtfl="http://schemas.microsoft.com/office/word/2024/wordml/sdtformatlock" xmlns:w16se="http://schemas.microsoft.com/office/word/2015/wordml/symex" xmlns:wpg="http://schemas.microsoft.com/office/word/2010/wordprocessingGroup" xmlns:wpi="http://schemas.microsoft.com/office/word/2010/wordprocessingInk" xmlns:wne="http://schemas.microsoft.com/office/word/2006/wordml" xmlns:wps="http://schemas.microsoft.com/office/word/2010/wordprocessingShape" mc:Ignorable="w14 w15 w16se w16cid w16 w16cex w16sdtdh w16sdtfl w16du wp14">
+<w:document xmlns:wpc="http://schemas.microsoft.com/office/word/2010/wordprocessingCanvas" xmlns:cx="http://schemas.microsoft.com/office/drawing/2014/chartex" xmlns:cx1="http://schemas.microsoft.com/office/drawing/2015/9/8/chartex" xmlns:cx2="http://schemas.microsoft.com/office/drawing/2015/10/21/chartex" xmlns:cx3="http://schemas.microsoft.com/office/drawing/2016/5/9/chartex" xmlns:cx4="http://schemas.microsoft.com/office/drawing/2016/5/10/chartex" xmlns:cx5="http://schemas.microsoft.com/office/drawing/2016/5/11/chartex" xmlns:cx6="http://schemas.microsoft.com/office/drawing/2016/5/12/chartex" xmlns:cx7="http://schemas.microsoft.com/office/drawing/2016/5/13/chartex" xmlns:cx8="http://schemas.microsoft.com/office/drawing/2016/5/14/chartex" xmlns:mc="http://schemas.openxmlformats.org/markup-compatibility/2006" xmlns:aink="http://schemas.microsoft.com/office/drawing/2016/ink" xmlns:am3d="http://schemas.microsoft.com/office/drawing/2017/model3d" xmlns:o="urn:schemas-microsoft-com:office:office" xmlns:oel="http://schemas.microsoft.com/office/2019/extlst" xmlns:r="http://schemas.openxmlformats.org/officeDocument/2006/relationships" xmlns:m="http://schemas.openxmlformats.org/officeDocument/2006/math" xmlns:v="urn:schemas-microsoft-com:vml" xmlns:wp14="http://schemas.microsoft.com/office/word/2010/wordprocessingDrawing" xmlns:wp="http://schemas.openxmlformats.org/drawingml/2006/wordprocessingDrawing" xmlns:w10="urn:schemas-microsoft-com:office:word" xmlns:w="http://schemas.openxmlformats.org/wordprocessingml/2006/main" xmlns:w14="http://schemas.microsoft.com/office/word/2010/wordml" xmlns:w15="http://schemas.microsoft.com/office/word/2012/wordml" xmlns:w16cex="http://schemas.microsoft.com/office/word/2018/wordml/cex" xmlns:w16cid="http://schemas.microsoft.com/office/word/2016/wordml/cid" xmlns:w16="http://schemas.microsoft.com/office/word/2018/wordml" xmlns:w16du="http://schemas.microsoft.com/office/word/2023/wordml/word16du" xmlns:w16sdtdh="http://schemas.microsoft.com/office/word/2020/wordml/sdtdatahash" xmlns:w16sdtfl="http://schemas.microsoft.com/office/word/2024/wordml/sdtformatlock" xmlns:w16se="http://schemas.microsoft.com/office/word/2015/wordml/symex" xmlns:wpg="http://schemas.microsoft.com/office/word/2010/wordprocessingGroup" xmlns:wpi="http://schemas.microsoft.com/office/word/2010/wordprocessingInk" xmlns:wne="http://schemas.microsoft.com/office/word/2006/wordml" xmlns:wps="http://schemas.microsoft.com/office/word/2010/wordprocessingShape" xmlns:a="http://schemas.openxmlformats.org/drawingml/2006/main" xmlns:pic="http://schemas.openxmlformats.org/drawingml/2006/picture" xmlns:a14="http://schemas.microsoft.com/office/drawing/2010/main" mc:Ignorable="w14 w15 w16se w16cid w16 w16cex w16sdtdh w16sdtfl w16du wp14">
   <w:body>
     <w:p>
       <w:pPr>
@@ -8,7 +8,7 @@
         <w:shd w:val="clear" w:color="auto" w:fill="F8F9FA"/>
         <w:jc w:val="center"/>
         <w:rPr>
-          <w:rFonts w:ascii="Roboto" w:eastAsia="Roboto" w:hAnsi="Roboto" w:cs="Roboto"/>
+          <w:rFonts w:ascii="Roboto" w:hAnsi="Roboto" w:eastAsia="Roboto" w:cs="Roboto"/>
           <w:color w:val="1D2125"/>
           <w:sz w:val="24"/>
           <w:szCs w:val="24"/>
@@ -17,7 +17,7 @@
       </w:pPr>
       <w:r>
         <w:rPr>
-          <w:rFonts w:ascii="Roboto" w:eastAsia="Roboto" w:hAnsi="Roboto" w:cs="Roboto"/>
+          <w:rFonts w:ascii="Roboto" w:hAnsi="Roboto" w:eastAsia="Roboto" w:cs="Roboto"/>
           <w:b/>
           <w:bCs/>
           <w:color w:val="1D2125"/>
@@ -34,7 +34,7 @@
         <w:shd w:val="clear" w:color="auto" w:fill="F8F9FA"/>
         <w:jc w:val="center"/>
         <w:rPr>
-          <w:rFonts w:ascii="Roboto" w:eastAsia="Roboto" w:hAnsi="Roboto" w:cs="Roboto"/>
+          <w:rFonts w:ascii="Roboto" w:hAnsi="Roboto" w:eastAsia="Roboto" w:cs="Roboto"/>
           <w:b/>
           <w:bCs/>
           <w:color w:val="1D2125"/>
@@ -45,7 +45,7 @@
       </w:pPr>
       <w:r>
         <w:rPr>
-          <w:rFonts w:ascii="Roboto" w:eastAsia="Roboto" w:hAnsi="Roboto" w:cs="Roboto"/>
+          <w:rFonts w:ascii="Roboto" w:hAnsi="Roboto" w:eastAsia="Roboto" w:cs="Roboto"/>
           <w:b/>
           <w:bCs/>
           <w:color w:val="1D2125"/>
@@ -62,7 +62,7 @@
         <w:shd w:val="clear" w:color="auto" w:fill="F8F9FA"/>
         <w:jc w:val="center"/>
         <w:rPr>
-          <w:rFonts w:ascii="Roboto" w:eastAsia="Roboto" w:hAnsi="Roboto" w:cs="Roboto"/>
+          <w:rFonts w:ascii="Roboto" w:hAnsi="Roboto" w:eastAsia="Roboto" w:cs="Roboto"/>
           <w:b/>
           <w:bCs/>
           <w:color w:val="1D2125"/>
@@ -73,7 +73,7 @@
       </w:pPr>
       <w:r>
         <w:rPr>
-          <w:rFonts w:ascii="Roboto" w:eastAsia="Roboto" w:hAnsi="Roboto" w:cs="Roboto"/>
+          <w:rFonts w:ascii="Roboto" w:hAnsi="Roboto" w:eastAsia="Roboto" w:cs="Roboto"/>
           <w:b/>
           <w:bCs/>
           <w:color w:val="1D2125"/>
@@ -90,7 +90,7 @@
         <w:shd w:val="clear" w:color="auto" w:fill="F8F9FA"/>
         <w:jc w:val="center"/>
         <w:rPr>
-          <w:rFonts w:ascii="Roboto" w:eastAsia="Roboto" w:hAnsi="Roboto" w:cs="Roboto"/>
+          <w:rFonts w:ascii="Roboto" w:hAnsi="Roboto" w:eastAsia="Roboto" w:cs="Roboto"/>
           <w:b/>
           <w:bCs/>
           <w:color w:val="1D2125"/>
@@ -101,7 +101,7 @@
       </w:pPr>
       <w:r>
         <w:rPr>
-          <w:rFonts w:ascii="Roboto" w:eastAsia="Roboto" w:hAnsi="Roboto" w:cs="Roboto"/>
+          <w:rFonts w:ascii="Roboto" w:hAnsi="Roboto" w:eastAsia="Roboto" w:cs="Roboto"/>
           <w:b/>
           <w:bCs/>
           <w:color w:val="1D2125"/>
@@ -119,7 +119,7 @@
         <w:shd w:val="clear" w:color="auto" w:fill="F8F9FA"/>
         <w:jc w:val="center"/>
         <w:rPr>
-          <w:rFonts w:ascii="Roboto" w:eastAsia="Roboto" w:hAnsi="Roboto" w:cs="Roboto"/>
+          <w:rFonts w:ascii="Roboto" w:hAnsi="Roboto" w:eastAsia="Roboto" w:cs="Roboto"/>
           <w:b/>
           <w:bCs/>
           <w:color w:val="1D2125"/>
@@ -130,7 +130,7 @@
       </w:pPr>
       <w:r>
         <w:rPr>
-          <w:rFonts w:ascii="Roboto" w:eastAsia="Roboto" w:hAnsi="Roboto" w:cs="Roboto"/>
+          <w:rFonts w:ascii="Roboto" w:hAnsi="Roboto" w:eastAsia="Roboto" w:cs="Roboto"/>
           <w:b/>
           <w:bCs/>
           <w:color w:val="1D2125"/>
@@ -147,7 +147,7 @@
         <w:shd w:val="clear" w:color="auto" w:fill="F8F9FA"/>
         <w:jc w:val="center"/>
         <w:rPr>
-          <w:rFonts w:ascii="Roboto" w:eastAsia="Roboto" w:hAnsi="Roboto" w:cs="Roboto"/>
+          <w:rFonts w:ascii="Roboto" w:hAnsi="Roboto" w:eastAsia="Roboto" w:cs="Roboto"/>
           <w:b/>
           <w:bCs/>
           <w:color w:val="1D2125"/>
@@ -158,7 +158,7 @@
       </w:pPr>
       <w:r>
         <w:rPr>
-          <w:rFonts w:ascii="Roboto" w:eastAsia="Roboto" w:hAnsi="Roboto" w:cs="Roboto"/>
+          <w:rFonts w:ascii="Roboto" w:hAnsi="Roboto" w:eastAsia="Roboto" w:cs="Roboto"/>
           <w:b/>
           <w:bCs/>
           <w:color w:val="1D2125"/>
@@ -174,7 +174,7 @@
         <w:pStyle w:val="Body"/>
         <w:shd w:val="clear" w:color="auto" w:fill="F8F9FA"/>
         <w:rPr>
-          <w:rFonts w:ascii="Roboto" w:eastAsia="Roboto" w:hAnsi="Roboto" w:cs="Roboto"/>
+          <w:rFonts w:ascii="Roboto" w:hAnsi="Roboto" w:eastAsia="Roboto" w:cs="Roboto"/>
           <w:b/>
           <w:bCs/>
           <w:color w:val="1D2125"/>
@@ -185,7 +185,7 @@
       </w:pPr>
       <w:r>
         <w:rPr>
-          <w:rFonts w:ascii="Roboto" w:eastAsia="Roboto" w:hAnsi="Roboto" w:cs="Roboto"/>
+          <w:rFonts w:ascii="Roboto" w:hAnsi="Roboto" w:eastAsia="Roboto" w:cs="Roboto"/>
           <w:b/>
           <w:bCs/>
           <w:color w:val="1D2125"/>
@@ -201,7 +201,7 @@
         <w:pStyle w:val="Body"/>
         <w:shd w:val="clear" w:color="auto" w:fill="F8F9FA"/>
         <w:rPr>
-          <w:rFonts w:ascii="Roboto" w:eastAsia="Roboto" w:hAnsi="Roboto" w:cs="Roboto"/>
+          <w:rFonts w:ascii="Roboto" w:hAnsi="Roboto" w:eastAsia="Roboto" w:cs="Roboto"/>
           <w:b/>
           <w:bCs/>
           <w:color w:val="1D2125"/>
@@ -212,7 +212,7 @@
       </w:pPr>
       <w:r>
         <w:rPr>
-          <w:rFonts w:ascii="Roboto" w:eastAsia="Roboto" w:hAnsi="Roboto" w:cs="Roboto"/>
+          <w:rFonts w:ascii="Roboto" w:hAnsi="Roboto" w:eastAsia="Roboto" w:cs="Roboto"/>
           <w:b/>
           <w:bCs/>
           <w:color w:val="1D2125"/>
@@ -229,7 +229,7 @@
         <w:pStyle w:val="BodyA"/>
         <w:rPr>
           <w:rStyle w:val="None"/>
-          <w:rFonts w:ascii="Roboto" w:eastAsia="Roboto" w:hAnsi="Roboto" w:cs="Roboto"/>
+          <w:rFonts w:ascii="Roboto" w:hAnsi="Roboto" w:eastAsia="Roboto" w:cs="Roboto"/>
           <w:b/>
           <w:bCs/>
           <w:color w:val="1D2125"/>
@@ -240,7 +240,7 @@
       </w:pPr>
       <w:r>
         <w:rPr>
-          <w:rFonts w:ascii="Roboto" w:eastAsia="Roboto" w:hAnsi="Roboto" w:cs="Roboto"/>
+          <w:rFonts w:ascii="Roboto" w:hAnsi="Roboto" w:eastAsia="Roboto" w:cs="Roboto"/>
           <w:b/>
           <w:bCs/>
           <w:color w:val="1D2125"/>
@@ -250,7 +250,7 @@
         </w:rPr>
         <w:t xml:space="preserve">Trello board URL: : </w:t>
       </w:r>
-      <w:hyperlink r:id="rId7" w:history="1">
+      <w:hyperlink w:history="1" r:id="rId7">
         <w:r>
           <w:rPr>
             <w:rStyle w:val="Hyperlink0"/>
@@ -265,7 +265,7 @@
         <w:shd w:val="clear" w:color="auto" w:fill="F8F9FA"/>
         <w:rPr>
           <w:rStyle w:val="None"/>
-          <w:rFonts w:ascii="Roboto" w:eastAsia="Roboto" w:hAnsi="Roboto" w:cs="Roboto"/>
+          <w:rFonts w:ascii="Roboto" w:hAnsi="Roboto" w:eastAsia="Roboto" w:cs="Roboto"/>
           <w:b/>
           <w:bCs/>
           <w:color w:val="1D2125"/>
@@ -277,7 +277,7 @@
       <w:r>
         <w:rPr>
           <w:rStyle w:val="None"/>
-          <w:rFonts w:ascii="Roboto" w:eastAsia="Roboto" w:hAnsi="Roboto" w:cs="Roboto"/>
+          <w:rFonts w:ascii="Roboto" w:hAnsi="Roboto" w:eastAsia="Roboto" w:cs="Roboto"/>
           <w:b/>
           <w:bCs/>
           <w:color w:val="1D2125"/>
@@ -287,7 +287,7 @@
         </w:rPr>
         <w:t xml:space="preserve">Github repo URL: </w:t>
       </w:r>
-      <w:hyperlink r:id="rId8" w:history="1">
+      <w:hyperlink w:history="1" r:id="rId8">
         <w:r>
           <w:rPr>
             <w:rStyle w:val="Hyperlink0"/>
@@ -317,12 +317,12 @@
         <w:tblW w:w="3585" w:type="dxa"/>
         <w:tblInd w:w="108" w:type="dxa"/>
         <w:tblBorders>
-          <w:top w:val="single" w:sz="8" w:space="0" w:color="FFFFFF"/>
-          <w:left w:val="single" w:sz="8" w:space="0" w:color="FFFFFF"/>
-          <w:bottom w:val="single" w:sz="8" w:space="0" w:color="FFFFFF"/>
-          <w:right w:val="single" w:sz="8" w:space="0" w:color="FFFFFF"/>
-          <w:insideH w:val="single" w:sz="8" w:space="0" w:color="FFFFFF"/>
-          <w:insideV w:val="single" w:sz="8" w:space="0" w:color="FFFFFF"/>
+          <w:top w:val="single" w:color="FFFFFF" w:sz="8" w:space="0"/>
+          <w:left w:val="single" w:color="FFFFFF" w:sz="8" w:space="0"/>
+          <w:bottom w:val="single" w:color="FFFFFF" w:sz="8" w:space="0"/>
+          <w:right w:val="single" w:color="FFFFFF" w:sz="8" w:space="0"/>
+          <w:insideH w:val="single" w:color="FFFFFF" w:sz="8" w:space="0"/>
+          <w:insideV w:val="single" w:color="FFFFFF" w:sz="8" w:space="0"/>
         </w:tblBorders>
         <w:shd w:val="clear" w:color="auto" w:fill="CED7E7"/>
         <w:tblLayout w:type="fixed"/>
@@ -340,10 +340,10 @@
           <w:tcPr>
             <w:tcW w:w="525" w:type="dxa"/>
             <w:tcBorders>
-              <w:top w:val="single" w:sz="6" w:space="0" w:color="000000"/>
-              <w:left w:val="single" w:sz="6" w:space="0" w:color="000000"/>
-              <w:bottom w:val="single" w:sz="4" w:space="0" w:color="000000"/>
-              <w:right w:val="single" w:sz="4" w:space="0" w:color="000000"/>
+              <w:top w:val="single" w:color="000000" w:sz="6" w:space="0"/>
+              <w:left w:val="single" w:color="000000" w:sz="6" w:space="0"/>
+              <w:bottom w:val="single" w:color="000000" w:sz="4" w:space="0"/>
+              <w:right w:val="single" w:color="000000" w:sz="4" w:space="0"/>
             </w:tcBorders>
             <w:tcMar>
               <w:top w:w="80" w:type="dxa"/>
@@ -370,10 +370,10 @@
           <w:tcPr>
             <w:tcW w:w="3060" w:type="dxa"/>
             <w:tcBorders>
-              <w:top w:val="single" w:sz="6" w:space="0" w:color="000000"/>
-              <w:left w:val="single" w:sz="4" w:space="0" w:color="000000"/>
-              <w:bottom w:val="single" w:sz="4" w:space="0" w:color="000000"/>
-              <w:right w:val="single" w:sz="6" w:space="0" w:color="000000"/>
+              <w:top w:val="single" w:color="000000" w:sz="6" w:space="0"/>
+              <w:left w:val="single" w:color="000000" w:sz="4" w:space="0"/>
+              <w:bottom w:val="single" w:color="000000" w:sz="4" w:space="0"/>
+              <w:right w:val="single" w:color="000000" w:sz="6" w:space="0"/>
             </w:tcBorders>
             <w:tcMar>
               <w:top w:w="80" w:type="dxa"/>
@@ -406,10 +406,10 @@
           <w:tcPr>
             <w:tcW w:w="525" w:type="dxa"/>
             <w:tcBorders>
-              <w:top w:val="single" w:sz="4" w:space="0" w:color="000000"/>
-              <w:left w:val="single" w:sz="6" w:space="0" w:color="000000"/>
-              <w:bottom w:val="single" w:sz="4" w:space="0" w:color="000000"/>
-              <w:right w:val="single" w:sz="4" w:space="0" w:color="000000"/>
+              <w:top w:val="single" w:color="000000" w:sz="4" w:space="0"/>
+              <w:left w:val="single" w:color="000000" w:sz="6" w:space="0"/>
+              <w:bottom w:val="single" w:color="000000" w:sz="4" w:space="0"/>
+              <w:right w:val="single" w:color="000000" w:sz="4" w:space="0"/>
             </w:tcBorders>
             <w:tcMar>
               <w:top w:w="80" w:type="dxa"/>
@@ -435,10 +435,10 @@
           <w:tcPr>
             <w:tcW w:w="3060" w:type="dxa"/>
             <w:tcBorders>
-              <w:top w:val="single" w:sz="4" w:space="0" w:color="000000"/>
-              <w:left w:val="single" w:sz="4" w:space="0" w:color="000000"/>
-              <w:bottom w:val="single" w:sz="4" w:space="0" w:color="000000"/>
-              <w:right w:val="single" w:sz="6" w:space="0" w:color="000000"/>
+              <w:top w:val="single" w:color="000000" w:sz="4" w:space="0"/>
+              <w:left w:val="single" w:color="000000" w:sz="4" w:space="0"/>
+              <w:bottom w:val="single" w:color="000000" w:sz="4" w:space="0"/>
+              <w:right w:val="single" w:color="000000" w:sz="6" w:space="0"/>
             </w:tcBorders>
             <w:tcMar>
               <w:top w:w="80" w:type="dxa"/>
@@ -469,10 +469,10 @@
           <w:tcPr>
             <w:tcW w:w="525" w:type="dxa"/>
             <w:tcBorders>
-              <w:top w:val="single" w:sz="4" w:space="0" w:color="000000"/>
-              <w:left w:val="single" w:sz="6" w:space="0" w:color="000000"/>
-              <w:bottom w:val="single" w:sz="4" w:space="0" w:color="000000"/>
-              <w:right w:val="single" w:sz="4" w:space="0" w:color="000000"/>
+              <w:top w:val="single" w:color="000000" w:sz="4" w:space="0"/>
+              <w:left w:val="single" w:color="000000" w:sz="6" w:space="0"/>
+              <w:bottom w:val="single" w:color="000000" w:sz="4" w:space="0"/>
+              <w:right w:val="single" w:color="000000" w:sz="4" w:space="0"/>
             </w:tcBorders>
             <w:tcMar>
               <w:top w:w="80" w:type="dxa"/>
@@ -498,10 +498,10 @@
           <w:tcPr>
             <w:tcW w:w="3060" w:type="dxa"/>
             <w:tcBorders>
-              <w:top w:val="single" w:sz="4" w:space="0" w:color="000000"/>
-              <w:left w:val="single" w:sz="4" w:space="0" w:color="000000"/>
-              <w:bottom w:val="single" w:sz="4" w:space="0" w:color="000000"/>
-              <w:right w:val="single" w:sz="6" w:space="0" w:color="000000"/>
+              <w:top w:val="single" w:color="000000" w:sz="4" w:space="0"/>
+              <w:left w:val="single" w:color="000000" w:sz="4" w:space="0"/>
+              <w:bottom w:val="single" w:color="000000" w:sz="4" w:space="0"/>
+              <w:right w:val="single" w:color="000000" w:sz="6" w:space="0"/>
             </w:tcBorders>
             <w:tcMar>
               <w:top w:w="80" w:type="dxa"/>
@@ -532,10 +532,10 @@
           <w:tcPr>
             <w:tcW w:w="525" w:type="dxa"/>
             <w:tcBorders>
-              <w:top w:val="single" w:sz="4" w:space="0" w:color="000000"/>
-              <w:left w:val="single" w:sz="6" w:space="0" w:color="000000"/>
-              <w:bottom w:val="single" w:sz="4" w:space="0" w:color="000000"/>
-              <w:right w:val="single" w:sz="4" w:space="0" w:color="000000"/>
+              <w:top w:val="single" w:color="000000" w:sz="4" w:space="0"/>
+              <w:left w:val="single" w:color="000000" w:sz="6" w:space="0"/>
+              <w:bottom w:val="single" w:color="000000" w:sz="4" w:space="0"/>
+              <w:right w:val="single" w:color="000000" w:sz="4" w:space="0"/>
             </w:tcBorders>
             <w:tcMar>
               <w:top w:w="80" w:type="dxa"/>
@@ -561,10 +561,10 @@
           <w:tcPr>
             <w:tcW w:w="3060" w:type="dxa"/>
             <w:tcBorders>
-              <w:top w:val="single" w:sz="4" w:space="0" w:color="000000"/>
-              <w:left w:val="single" w:sz="4" w:space="0" w:color="000000"/>
-              <w:bottom w:val="single" w:sz="4" w:space="0" w:color="000000"/>
-              <w:right w:val="single" w:sz="6" w:space="0" w:color="000000"/>
+              <w:top w:val="single" w:color="000000" w:sz="4" w:space="0"/>
+              <w:left w:val="single" w:color="000000" w:sz="4" w:space="0"/>
+              <w:bottom w:val="single" w:color="000000" w:sz="4" w:space="0"/>
+              <w:right w:val="single" w:color="000000" w:sz="6" w:space="0"/>
             </w:tcBorders>
             <w:tcMar>
               <w:top w:w="80" w:type="dxa"/>
@@ -600,10 +600,10 @@
           <w:tcPr>
             <w:tcW w:w="525" w:type="dxa"/>
             <w:tcBorders>
-              <w:top w:val="single" w:sz="4" w:space="0" w:color="000000"/>
-              <w:left w:val="single" w:sz="6" w:space="0" w:color="000000"/>
-              <w:bottom w:val="single" w:sz="6" w:space="0" w:color="000000"/>
-              <w:right w:val="single" w:sz="4" w:space="0" w:color="000000"/>
+              <w:top w:val="single" w:color="000000" w:sz="4" w:space="0"/>
+              <w:left w:val="single" w:color="000000" w:sz="6" w:space="0"/>
+              <w:bottom w:val="single" w:color="000000" w:sz="6" w:space="0"/>
+              <w:right w:val="single" w:color="000000" w:sz="4" w:space="0"/>
             </w:tcBorders>
             <w:tcMar>
               <w:top w:w="80" w:type="dxa"/>
@@ -629,10 +629,10 @@
           <w:tcPr>
             <w:tcW w:w="3060" w:type="dxa"/>
             <w:tcBorders>
-              <w:top w:val="single" w:sz="4" w:space="0" w:color="000000"/>
-              <w:left w:val="single" w:sz="4" w:space="0" w:color="000000"/>
-              <w:bottom w:val="single" w:sz="6" w:space="0" w:color="000000"/>
-              <w:right w:val="single" w:sz="6" w:space="0" w:color="000000"/>
+              <w:top w:val="single" w:color="000000" w:sz="4" w:space="0"/>
+              <w:left w:val="single" w:color="000000" w:sz="4" w:space="0"/>
+              <w:bottom w:val="single" w:color="000000" w:sz="6" w:space="0"/>
+              <w:right w:val="single" w:color="000000" w:sz="6" w:space="0"/>
             </w:tcBorders>
             <w:tcMar>
               <w:top w:w="80" w:type="dxa"/>
@@ -670,7 +670,7 @@
         <w:shd w:val="clear" w:color="auto" w:fill="F8F9FA"/>
         <w:rPr>
           <w:rStyle w:val="None"/>
-          <w:rFonts w:ascii="Roboto" w:eastAsia="Roboto" w:hAnsi="Roboto" w:cs="Roboto"/>
+          <w:rFonts w:ascii="Roboto" w:hAnsi="Roboto" w:eastAsia="Roboto" w:cs="Roboto"/>
           <w:b/>
           <w:bCs/>
           <w:color w:val="1D2125"/>
@@ -682,7 +682,7 @@
       <w:r>
         <w:rPr>
           <w:rStyle w:val="None"/>
-          <w:rFonts w:ascii="Roboto" w:eastAsia="Roboto" w:hAnsi="Roboto" w:cs="Roboto"/>
+          <w:rFonts w:ascii="Roboto" w:hAnsi="Roboto" w:eastAsia="Roboto" w:cs="Roboto"/>
           <w:b/>
           <w:bCs/>
           <w:color w:val="1D2125"/>
@@ -698,12 +698,12 @@
         <w:tblW w:w="9360" w:type="dxa"/>
         <w:tblInd w:w="108" w:type="dxa"/>
         <w:tblBorders>
-          <w:top w:val="single" w:sz="8" w:space="0" w:color="FFFFFF"/>
-          <w:left w:val="single" w:sz="8" w:space="0" w:color="FFFFFF"/>
-          <w:bottom w:val="single" w:sz="8" w:space="0" w:color="FFFFFF"/>
-          <w:right w:val="single" w:sz="8" w:space="0" w:color="FFFFFF"/>
-          <w:insideH w:val="single" w:sz="8" w:space="0" w:color="FFFFFF"/>
-          <w:insideV w:val="single" w:sz="8" w:space="0" w:color="FFFFFF"/>
+          <w:top w:val="single" w:color="FFFFFF" w:sz="8" w:space="0"/>
+          <w:left w:val="single" w:color="FFFFFF" w:sz="8" w:space="0"/>
+          <w:bottom w:val="single" w:color="FFFFFF" w:sz="8" w:space="0"/>
+          <w:right w:val="single" w:color="FFFFFF" w:sz="8" w:space="0"/>
+          <w:insideH w:val="single" w:color="FFFFFF" w:sz="8" w:space="0"/>
+          <w:insideV w:val="single" w:color="FFFFFF" w:sz="8" w:space="0"/>
         </w:tblBorders>
         <w:shd w:val="clear" w:color="auto" w:fill="CED7E7"/>
         <w:tblLayout w:type="fixed"/>
@@ -721,10 +721,10 @@
           <w:tcPr>
             <w:tcW w:w="9005" w:type="dxa"/>
             <w:tcBorders>
-              <w:top w:val="single" w:sz="4" w:space="0" w:color="000000"/>
-              <w:left w:val="single" w:sz="4" w:space="0" w:color="000000"/>
-              <w:bottom w:val="single" w:sz="4" w:space="0" w:color="000000"/>
-              <w:right w:val="single" w:sz="4" w:space="0" w:color="000000"/>
+              <w:top w:val="single" w:color="000000" w:themeColor="text1" w:sz="4" w:space="0"/>
+              <w:left w:val="single" w:color="000000" w:themeColor="text1" w:sz="4" w:space="0"/>
+              <w:bottom w:val="single" w:color="000000" w:themeColor="text1" w:sz="4" w:space="0"/>
+              <w:right w:val="single" w:color="000000" w:themeColor="text1" w:sz="4" w:space="0"/>
             </w:tcBorders>
             <w:tcMar>
               <w:top w:w="80" w:type="dxa"/>
@@ -741,7 +741,7 @@
             <w:r>
               <w:rPr>
                 <w:rStyle w:val="None"/>
-                <w:rFonts w:ascii="Roboto" w:eastAsia="Roboto" w:hAnsi="Roboto" w:cs="Roboto"/>
+                <w:rFonts w:ascii="Roboto" w:hAnsi="Roboto" w:eastAsia="Roboto" w:cs="Roboto"/>
                 <w:b/>
                 <w:bCs/>
                 <w:color w:val="1D2125"/>
@@ -757,10 +757,10 @@
           <w:tcPr>
             <w:tcW w:w="355" w:type="dxa"/>
             <w:tcBorders>
-              <w:top w:val="single" w:sz="4" w:space="0" w:color="000000"/>
-              <w:left w:val="single" w:sz="4" w:space="0" w:color="000000"/>
-              <w:bottom w:val="single" w:sz="4" w:space="0" w:color="000000"/>
-              <w:right w:val="single" w:sz="4" w:space="0" w:color="000000"/>
+              <w:top w:val="single" w:color="000000" w:themeColor="text1" w:sz="4" w:space="0"/>
+              <w:left w:val="single" w:color="000000" w:themeColor="text1" w:sz="4" w:space="0"/>
+              <w:bottom w:val="single" w:color="000000" w:themeColor="text1" w:sz="4" w:space="0"/>
+              <w:right w:val="single" w:color="000000" w:themeColor="text1" w:sz="4" w:space="0"/>
             </w:tcBorders>
             <w:tcMar>
               <w:top w:w="80" w:type="dxa"/>
@@ -780,10 +780,10 @@
           <w:tcPr>
             <w:tcW w:w="9005" w:type="dxa"/>
             <w:tcBorders>
-              <w:top w:val="single" w:sz="4" w:space="0" w:color="000000"/>
-              <w:left w:val="single" w:sz="4" w:space="0" w:color="000000"/>
-              <w:bottom w:val="single" w:sz="4" w:space="0" w:color="000000"/>
-              <w:right w:val="single" w:sz="4" w:space="0" w:color="000000"/>
+              <w:top w:val="single" w:color="000000" w:themeColor="text1" w:sz="4" w:space="0"/>
+              <w:left w:val="single" w:color="000000" w:themeColor="text1" w:sz="4" w:space="0"/>
+              <w:bottom w:val="single" w:color="000000" w:themeColor="text1" w:sz="4" w:space="0"/>
+              <w:right w:val="single" w:color="000000" w:themeColor="text1" w:sz="4" w:space="0"/>
             </w:tcBorders>
             <w:tcMar>
               <w:top w:w="80" w:type="dxa"/>
@@ -801,7 +801,7 @@
             <w:r>
               <w:rPr>
                 <w:rStyle w:val="None"/>
-                <w:rFonts w:ascii="Roboto" w:eastAsia="Roboto" w:hAnsi="Roboto" w:cs="Roboto"/>
+                <w:rFonts w:ascii="Roboto" w:hAnsi="Roboto" w:eastAsia="Roboto" w:cs="Roboto"/>
                 <w:b/>
                 <w:bCs/>
                 <w:color w:val="1D2125"/>
@@ -817,8 +817,8 @@
           <w:tcPr>
             <w:tcW w:w="355" w:type="dxa"/>
             <w:tcBorders>
-              <w:top w:val="single" w:sz="4" w:space="0" w:color="000000"/>
-              <w:left w:val="single" w:sz="4" w:space="0" w:color="000000"/>
+              <w:top w:val="single" w:color="000000" w:themeColor="text1" w:sz="4" w:space="0"/>
+              <w:left w:val="single" w:color="000000" w:themeColor="text1" w:sz="4" w:space="0"/>
               <w:bottom w:val="nil"/>
               <w:right w:val="nil"/>
             </w:tcBorders>
@@ -840,10 +840,10 @@
           <w:tcPr>
             <w:tcW w:w="9005" w:type="dxa"/>
             <w:tcBorders>
-              <w:top w:val="single" w:sz="4" w:space="0" w:color="000000"/>
-              <w:left w:val="single" w:sz="4" w:space="0" w:color="000000"/>
-              <w:bottom w:val="single" w:sz="4" w:space="0" w:color="000000"/>
-              <w:right w:val="single" w:sz="4" w:space="0" w:color="000000"/>
+              <w:top w:val="single" w:color="000000" w:themeColor="text1" w:sz="4" w:space="0"/>
+              <w:left w:val="single" w:color="000000" w:themeColor="text1" w:sz="4" w:space="0"/>
+              <w:bottom w:val="single" w:color="000000" w:themeColor="text1" w:sz="4" w:space="0"/>
+              <w:right w:val="single" w:color="000000" w:themeColor="text1" w:sz="4" w:space="0"/>
             </w:tcBorders>
             <w:tcMar>
               <w:top w:w="80" w:type="dxa"/>
@@ -858,7 +858,7 @@
               <w:spacing w:line="240" w:lineRule="auto"/>
               <w:rPr>
                 <w:rStyle w:val="None"/>
-                <w:rFonts w:ascii="Roboto" w:eastAsia="Roboto" w:hAnsi="Roboto" w:cs="Roboto"/>
+                <w:rFonts w:ascii="Roboto" w:hAnsi="Roboto" w:eastAsia="Roboto" w:cs="Roboto"/>
                 <w:b/>
                 <w:bCs/>
                 <w:color w:val="1D2125"/>
@@ -870,7 +870,7 @@
             <w:r>
               <w:rPr>
                 <w:rStyle w:val="None"/>
-                <w:rFonts w:ascii="Roboto" w:eastAsia="Roboto" w:hAnsi="Roboto" w:cs="Roboto"/>
+                <w:rFonts w:ascii="Roboto" w:hAnsi="Roboto" w:eastAsia="Roboto" w:cs="Roboto"/>
                 <w:b/>
                 <w:bCs/>
                 <w:color w:val="1D2125"/>
@@ -887,17 +887,17 @@
               <w:spacing w:line="240" w:lineRule="auto"/>
               <w:rPr>
                 <w:rStyle w:val="None"/>
-                <w:rFonts w:ascii="Roboto" w:eastAsia="Roboto" w:hAnsi="Roboto" w:cs="Roboto"/>
-                <w:color w:val="1D2125"/>
-                <w:sz w:val="24"/>
-                <w:szCs w:val="24"/>
-                <w:u w:color="1D2125"/>
-              </w:rPr>
-            </w:pPr>
-            <w:r>
-              <w:rPr>
-                <w:rStyle w:val="None"/>
-                <w:rFonts w:ascii="Roboto" w:eastAsia="Roboto" w:hAnsi="Roboto" w:cs="Roboto"/>
+                <w:rFonts w:ascii="Roboto" w:hAnsi="Roboto" w:eastAsia="Roboto" w:cs="Roboto"/>
+                <w:color w:val="1D2125"/>
+                <w:sz w:val="24"/>
+                <w:szCs w:val="24"/>
+                <w:u w:color="1D2125"/>
+              </w:rPr>
+            </w:pPr>
+            <w:r>
+              <w:rPr>
+                <w:rStyle w:val="None"/>
+                <w:rFonts w:ascii="Roboto" w:hAnsi="Roboto" w:eastAsia="Roboto" w:cs="Roboto"/>
                 <w:color w:val="1D2125"/>
                 <w:sz w:val="24"/>
                 <w:szCs w:val="24"/>
@@ -915,7 +915,7 @@
             <w:r>
               <w:rPr>
                 <w:rStyle w:val="None"/>
-                <w:rFonts w:ascii="Roboto" w:eastAsia="Roboto" w:hAnsi="Roboto" w:cs="Roboto"/>
+                <w:rFonts w:ascii="Roboto" w:hAnsi="Roboto" w:eastAsia="Roboto" w:cs="Roboto"/>
                 <w:b/>
                 <w:bCs/>
                 <w:color w:val="1D2125"/>
@@ -935,7 +935,7 @@
             <w:r>
               <w:rPr>
                 <w:rStyle w:val="None"/>
-                <w:rFonts w:ascii="Roboto" w:eastAsia="Roboto" w:hAnsi="Roboto" w:cs="Roboto"/>
+                <w:rFonts w:ascii="Roboto" w:hAnsi="Roboto" w:eastAsia="Roboto" w:cs="Roboto"/>
                 <w:color w:val="1D2125"/>
                 <w:sz w:val="24"/>
                 <w:szCs w:val="24"/>
@@ -953,7 +953,7 @@
             <w:r>
               <w:rPr>
                 <w:rStyle w:val="None"/>
-                <w:rFonts w:ascii="Roboto" w:eastAsia="Roboto" w:hAnsi="Roboto" w:cs="Roboto"/>
+                <w:rFonts w:ascii="Roboto" w:hAnsi="Roboto" w:eastAsia="Roboto" w:cs="Roboto"/>
                 <w:b/>
                 <w:bCs/>
                 <w:color w:val="1D2125"/>
@@ -970,17 +970,17 @@
               <w:spacing w:line="240" w:lineRule="auto"/>
               <w:rPr>
                 <w:rStyle w:val="None"/>
-                <w:rFonts w:ascii="Roboto" w:eastAsia="Roboto" w:hAnsi="Roboto" w:cs="Roboto"/>
-                <w:color w:val="1D2125"/>
-                <w:sz w:val="24"/>
-                <w:szCs w:val="24"/>
-                <w:u w:color="1D2125"/>
-              </w:rPr>
-            </w:pPr>
-            <w:r>
-              <w:rPr>
-                <w:rStyle w:val="None"/>
-                <w:rFonts w:ascii="Roboto" w:eastAsia="Roboto" w:hAnsi="Roboto" w:cs="Roboto"/>
+                <w:rFonts w:ascii="Roboto" w:hAnsi="Roboto" w:eastAsia="Roboto" w:cs="Roboto"/>
+                <w:color w:val="1D2125"/>
+                <w:sz w:val="24"/>
+                <w:szCs w:val="24"/>
+                <w:u w:color="1D2125"/>
+              </w:rPr>
+            </w:pPr>
+            <w:r>
+              <w:rPr>
+                <w:rStyle w:val="None"/>
+                <w:rFonts w:ascii="Roboto" w:hAnsi="Roboto" w:eastAsia="Roboto" w:cs="Roboto"/>
                 <w:color w:val="1D2125"/>
                 <w:sz w:val="24"/>
                 <w:szCs w:val="24"/>
@@ -995,7 +995,7 @@
               <w:spacing w:line="240" w:lineRule="auto"/>
               <w:rPr>
                 <w:rStyle w:val="None"/>
-                <w:rFonts w:ascii="Roboto" w:eastAsia="Roboto" w:hAnsi="Roboto" w:cs="Roboto"/>
+                <w:rFonts w:ascii="Roboto" w:hAnsi="Roboto" w:eastAsia="Roboto" w:cs="Roboto"/>
                 <w:b/>
                 <w:bCs/>
                 <w:color w:val="1D2125"/>
@@ -1007,7 +1007,7 @@
             <w:r>
               <w:rPr>
                 <w:rStyle w:val="None"/>
-                <w:rFonts w:ascii="Roboto" w:eastAsia="Roboto" w:hAnsi="Roboto" w:cs="Roboto"/>
+                <w:rFonts w:ascii="Roboto" w:hAnsi="Roboto" w:eastAsia="Roboto" w:cs="Roboto"/>
                 <w:b/>
                 <w:bCs/>
                 <w:color w:val="1D2125"/>
@@ -1024,7 +1024,7 @@
               <w:spacing w:line="240" w:lineRule="auto"/>
               <w:rPr>
                 <w:rStyle w:val="None"/>
-                <w:rFonts w:ascii="Roboto" w:eastAsia="Roboto" w:hAnsi="Roboto" w:cs="Roboto"/>
+                <w:rFonts w:ascii="Roboto" w:hAnsi="Roboto" w:eastAsia="Roboto" w:cs="Roboto"/>
                 <w:b/>
                 <w:bCs/>
                 <w:color w:val="1D2125"/>
@@ -1036,7 +1036,7 @@
             <w:r>
               <w:rPr>
                 <w:rStyle w:val="None"/>
-                <w:rFonts w:ascii="Roboto" w:eastAsia="Roboto" w:hAnsi="Roboto" w:cs="Roboto"/>
+                <w:rFonts w:ascii="Roboto" w:hAnsi="Roboto" w:eastAsia="Roboto" w:cs="Roboto"/>
                 <w:color w:val="1D2125"/>
                 <w:sz w:val="24"/>
                 <w:szCs w:val="24"/>
@@ -1054,7 +1054,7 @@
             <w:r>
               <w:rPr>
                 <w:rStyle w:val="None"/>
-                <w:rFonts w:ascii="Roboto" w:eastAsia="Roboto" w:hAnsi="Roboto" w:cs="Roboto"/>
+                <w:rFonts w:ascii="Roboto" w:hAnsi="Roboto" w:eastAsia="Roboto" w:cs="Roboto"/>
                 <w:b/>
                 <w:bCs/>
                 <w:color w:val="1D2125"/>
@@ -1073,7 +1073,7 @@
             <w:r>
               <w:rPr>
                 <w:rStyle w:val="None"/>
-                <w:rFonts w:ascii="Roboto" w:eastAsia="Roboto" w:hAnsi="Roboto" w:cs="Roboto"/>
+                <w:rFonts w:ascii="Roboto" w:hAnsi="Roboto" w:eastAsia="Roboto" w:cs="Roboto"/>
                 <w:color w:val="1D2125"/>
                 <w:sz w:val="24"/>
                 <w:szCs w:val="24"/>
@@ -1088,7 +1088,7 @@
             <w:tcW w:w="355" w:type="dxa"/>
             <w:tcBorders>
               <w:top w:val="nil"/>
-              <w:left w:val="single" w:sz="4" w:space="0" w:color="000000"/>
+              <w:left w:val="single" w:color="000000" w:themeColor="text1" w:sz="4" w:space="0"/>
               <w:bottom w:val="nil"/>
               <w:right w:val="nil"/>
             </w:tcBorders>
@@ -1110,10 +1110,10 @@
           <w:tcPr>
             <w:tcW w:w="9005" w:type="dxa"/>
             <w:tcBorders>
-              <w:top w:val="single" w:sz="4" w:space="0" w:color="000000"/>
-              <w:left w:val="single" w:sz="4" w:space="0" w:color="000000"/>
-              <w:bottom w:val="single" w:sz="4" w:space="0" w:color="000000"/>
-              <w:right w:val="single" w:sz="4" w:space="0" w:color="000000"/>
+              <w:top w:val="single" w:color="000000" w:themeColor="text1" w:sz="4" w:space="0"/>
+              <w:left w:val="single" w:color="000000" w:themeColor="text1" w:sz="4" w:space="0"/>
+              <w:bottom w:val="single" w:color="000000" w:themeColor="text1" w:sz="4" w:space="0"/>
+              <w:right w:val="single" w:color="000000" w:themeColor="text1" w:sz="4" w:space="0"/>
             </w:tcBorders>
             <w:tcMar>
               <w:top w:w="80" w:type="dxa"/>
@@ -1131,7 +1131,7 @@
             <w:r>
               <w:rPr>
                 <w:rStyle w:val="None"/>
-                <w:rFonts w:ascii="Roboto" w:eastAsia="Roboto" w:hAnsi="Roboto" w:cs="Roboto"/>
+                <w:rFonts w:ascii="Roboto" w:hAnsi="Roboto" w:eastAsia="Roboto" w:cs="Roboto"/>
                 <w:b/>
                 <w:bCs/>
                 <w:color w:val="1D2125"/>
@@ -1148,8 +1148,8 @@
             <w:tcW w:w="355" w:type="dxa"/>
             <w:tcBorders>
               <w:top w:val="nil"/>
-              <w:left w:val="single" w:sz="4" w:space="0" w:color="000000"/>
-              <w:bottom w:val="single" w:sz="4" w:space="0" w:color="000000"/>
+              <w:left w:val="single" w:color="000000" w:themeColor="text1" w:sz="4" w:space="0"/>
+              <w:bottom w:val="single" w:color="000000" w:themeColor="text1" w:sz="4" w:space="0"/>
               <w:right w:val="nil"/>
             </w:tcBorders>
             <w:tcMar>
@@ -1170,10 +1170,10 @@
           <w:tcPr>
             <w:tcW w:w="9005" w:type="dxa"/>
             <w:tcBorders>
-              <w:top w:val="single" w:sz="4" w:space="0" w:color="000000"/>
-              <w:left w:val="single" w:sz="4" w:space="0" w:color="000000"/>
-              <w:bottom w:val="single" w:sz="4" w:space="0" w:color="000000"/>
-              <w:right w:val="single" w:sz="4" w:space="0" w:color="000000"/>
+              <w:top w:val="single" w:color="000000" w:themeColor="text1" w:sz="4" w:space="0"/>
+              <w:left w:val="single" w:color="000000" w:themeColor="text1" w:sz="4" w:space="0"/>
+              <w:bottom w:val="single" w:color="000000" w:themeColor="text1" w:sz="4" w:space="0"/>
+              <w:right w:val="single" w:color="000000" w:themeColor="text1" w:sz="4" w:space="0"/>
             </w:tcBorders>
             <w:tcMar>
               <w:top w:w="80" w:type="dxa"/>
@@ -1188,7 +1188,7 @@
               <w:spacing w:line="240" w:lineRule="auto"/>
               <w:rPr>
                 <w:rStyle w:val="None"/>
-                <w:rFonts w:ascii="Roboto" w:eastAsia="Roboto" w:hAnsi="Roboto" w:cs="Roboto"/>
+                <w:rFonts w:ascii="Roboto" w:hAnsi="Roboto" w:eastAsia="Roboto" w:cs="Roboto"/>
                 <w:i/>
                 <w:iCs/>
                 <w:color w:val="1D2125"/>
@@ -1200,7 +1200,7 @@
             <w:r>
               <w:rPr>
                 <w:rStyle w:val="None"/>
-                <w:rFonts w:ascii="Roboto" w:eastAsia="Roboto" w:hAnsi="Roboto" w:cs="Roboto"/>
+                <w:rFonts w:ascii="Roboto" w:hAnsi="Roboto" w:eastAsia="Roboto" w:cs="Roboto"/>
                 <w:i/>
                 <w:iCs/>
                 <w:color w:val="1D2125"/>
@@ -1208,7 +1208,6 @@
                 <w:szCs w:val="24"/>
                 <w:u w:color="1D2125"/>
               </w:rPr>
-              <w:lastRenderedPageBreak/>
               <w:t>Pages:</w:t>
             </w:r>
           </w:p>
@@ -1218,7 +1217,7 @@
               <w:spacing w:line="240" w:lineRule="auto"/>
               <w:rPr>
                 <w:rStyle w:val="None"/>
-                <w:rFonts w:ascii="Roboto" w:eastAsia="Roboto" w:hAnsi="Roboto" w:cs="Roboto"/>
+                <w:rFonts w:ascii="Roboto" w:hAnsi="Roboto" w:eastAsia="Roboto" w:cs="Roboto"/>
                 <w:i/>
                 <w:iCs/>
                 <w:color w:val="1D2125"/>
@@ -1230,7 +1229,7 @@
             <w:r>
               <w:rPr>
                 <w:rStyle w:val="None"/>
-                <w:rFonts w:ascii="Roboto" w:eastAsia="Roboto" w:hAnsi="Roboto" w:cs="Roboto"/>
+                <w:rFonts w:ascii="Roboto" w:hAnsi="Roboto" w:eastAsia="Roboto" w:cs="Roboto"/>
                 <w:i/>
                 <w:iCs/>
                 <w:color w:val="1D2125"/>
@@ -1243,7 +1242,7 @@
             <w:r>
               <w:rPr>
                 <w:rStyle w:val="None"/>
-                <w:rFonts w:ascii="Roboto" w:eastAsia="Roboto" w:hAnsi="Roboto" w:cs="Roboto"/>
+                <w:rFonts w:ascii="Roboto" w:hAnsi="Roboto" w:eastAsia="Roboto" w:cs="Roboto"/>
                 <w:i/>
                 <w:iCs/>
                 <w:color w:val="1D2125"/>
@@ -1256,7 +1255,7 @@
             <w:r>
               <w:rPr>
                 <w:rStyle w:val="None"/>
-                <w:rFonts w:ascii="Roboto" w:eastAsia="Roboto" w:hAnsi="Roboto" w:cs="Roboto"/>
+                <w:rFonts w:ascii="Roboto" w:hAnsi="Roboto" w:eastAsia="Roboto" w:cs="Roboto"/>
                 <w:i/>
                 <w:iCs/>
                 <w:color w:val="1D2125"/>
@@ -1269,7 +1268,7 @@
             <w:r>
               <w:rPr>
                 <w:rStyle w:val="None"/>
-                <w:rFonts w:ascii="Roboto" w:eastAsia="Roboto" w:hAnsi="Roboto" w:cs="Roboto"/>
+                <w:rFonts w:ascii="Roboto" w:hAnsi="Roboto" w:eastAsia="Roboto" w:cs="Roboto"/>
                 <w:i/>
                 <w:iCs/>
                 <w:color w:val="1D2125"/>
@@ -1282,7 +1281,7 @@
             <w:r>
               <w:rPr>
                 <w:rStyle w:val="None"/>
-                <w:rFonts w:ascii="Roboto" w:eastAsia="Roboto" w:hAnsi="Roboto" w:cs="Roboto"/>
+                <w:rFonts w:ascii="Roboto" w:hAnsi="Roboto" w:eastAsia="Roboto" w:cs="Roboto"/>
                 <w:i/>
                 <w:iCs/>
                 <w:color w:val="1D2125"/>
@@ -1299,7 +1298,7 @@
               <w:spacing w:line="240" w:lineRule="auto"/>
               <w:rPr>
                 <w:rStyle w:val="None"/>
-                <w:rFonts w:ascii="Roboto" w:eastAsia="Roboto" w:hAnsi="Roboto" w:cs="Roboto"/>
+                <w:rFonts w:ascii="Roboto" w:hAnsi="Roboto" w:eastAsia="Roboto" w:cs="Roboto"/>
                 <w:i/>
                 <w:iCs/>
                 <w:color w:val="1D2125"/>
@@ -1311,7 +1310,7 @@
             <w:r>
               <w:rPr>
                 <w:rStyle w:val="None"/>
-                <w:rFonts w:ascii="Roboto" w:eastAsia="Roboto" w:hAnsi="Roboto" w:cs="Roboto"/>
+                <w:rFonts w:ascii="Roboto" w:hAnsi="Roboto" w:eastAsia="Roboto" w:cs="Roboto"/>
                 <w:i/>
                 <w:iCs/>
                 <w:color w:val="1D2125"/>
@@ -1328,7 +1327,7 @@
               <w:spacing w:line="240" w:lineRule="auto"/>
               <w:rPr>
                 <w:rStyle w:val="None"/>
-                <w:rFonts w:ascii="Roboto" w:eastAsia="Roboto" w:hAnsi="Roboto" w:cs="Roboto"/>
+                <w:rFonts w:ascii="Roboto" w:hAnsi="Roboto" w:eastAsia="Roboto" w:cs="Roboto"/>
                 <w:i/>
                 <w:iCs/>
                 <w:color w:val="1D2125"/>
@@ -1340,7 +1339,7 @@
             <w:r>
               <w:rPr>
                 <w:rStyle w:val="None"/>
-                <w:rFonts w:ascii="Roboto" w:eastAsia="Roboto" w:hAnsi="Roboto" w:cs="Roboto"/>
+                <w:rFonts w:ascii="Roboto" w:hAnsi="Roboto" w:eastAsia="Roboto" w:cs="Roboto"/>
                 <w:i/>
                 <w:iCs/>
                 <w:color w:val="1D2125"/>
@@ -1357,7 +1356,7 @@
               <w:spacing w:line="240" w:lineRule="auto"/>
               <w:rPr>
                 <w:rStyle w:val="None"/>
-                <w:rFonts w:ascii="Roboto" w:eastAsia="Roboto" w:hAnsi="Roboto" w:cs="Roboto"/>
+                <w:rFonts w:ascii="Roboto" w:hAnsi="Roboto" w:eastAsia="Roboto" w:cs="Roboto"/>
                 <w:i/>
                 <w:iCs/>
                 <w:color w:val="1D2125"/>
@@ -1369,7 +1368,7 @@
             <w:r>
               <w:rPr>
                 <w:rStyle w:val="None"/>
-                <w:rFonts w:ascii="Roboto" w:eastAsia="Roboto" w:hAnsi="Roboto" w:cs="Roboto"/>
+                <w:rFonts w:ascii="Roboto" w:hAnsi="Roboto" w:eastAsia="Roboto" w:cs="Roboto"/>
                 <w:i/>
                 <w:iCs/>
                 <w:color w:val="1D2125"/>
@@ -1388,7 +1387,7 @@
             <w:r>
               <w:rPr>
                 <w:rStyle w:val="None"/>
-                <w:rFonts w:ascii="Roboto" w:eastAsia="Roboto" w:hAnsi="Roboto" w:cs="Roboto"/>
+                <w:rFonts w:ascii="Roboto" w:hAnsi="Roboto" w:eastAsia="Roboto" w:cs="Roboto"/>
                 <w:i/>
                 <w:iCs/>
                 <w:color w:val="1D2125"/>
@@ -1404,10 +1403,10 @@
           <w:tcPr>
             <w:tcW w:w="355" w:type="dxa"/>
             <w:tcBorders>
-              <w:top w:val="single" w:sz="4" w:space="0" w:color="000000"/>
-              <w:left w:val="single" w:sz="4" w:space="0" w:color="000000"/>
-              <w:bottom w:val="single" w:sz="4" w:space="0" w:color="000000"/>
-              <w:right w:val="single" w:sz="4" w:space="0" w:color="000000"/>
+              <w:top w:val="single" w:color="000000" w:themeColor="text1" w:sz="4" w:space="0"/>
+              <w:left w:val="single" w:color="000000" w:themeColor="text1" w:sz="4" w:space="0"/>
+              <w:bottom w:val="single" w:color="000000" w:themeColor="text1" w:sz="4" w:space="0"/>
+              <w:right w:val="single" w:color="000000" w:themeColor="text1" w:sz="4" w:space="0"/>
             </w:tcBorders>
             <w:tcMar>
               <w:top w:w="80" w:type="dxa"/>
@@ -1427,10 +1426,10 @@
           <w:tcPr>
             <w:tcW w:w="9005" w:type="dxa"/>
             <w:tcBorders>
-              <w:top w:val="single" w:sz="4" w:space="0" w:color="000000"/>
-              <w:left w:val="single" w:sz="4" w:space="0" w:color="000000"/>
-              <w:bottom w:val="single" w:sz="4" w:space="0" w:color="000000"/>
-              <w:right w:val="single" w:sz="4" w:space="0" w:color="000000"/>
+              <w:top w:val="single" w:color="000000" w:themeColor="text1" w:sz="4" w:space="0"/>
+              <w:left w:val="single" w:color="000000" w:themeColor="text1" w:sz="4" w:space="0"/>
+              <w:bottom w:val="single" w:color="000000" w:themeColor="text1" w:sz="4" w:space="0"/>
+              <w:right w:val="single" w:color="000000" w:themeColor="text1" w:sz="4" w:space="0"/>
             </w:tcBorders>
             <w:tcMar>
               <w:top w:w="80" w:type="dxa"/>
@@ -1448,7 +1447,7 @@
             <w:r>
               <w:rPr>
                 <w:rStyle w:val="None"/>
-                <w:rFonts w:ascii="Roboto" w:eastAsia="Roboto" w:hAnsi="Roboto" w:cs="Roboto"/>
+                <w:rFonts w:ascii="Roboto" w:hAnsi="Roboto" w:eastAsia="Roboto" w:cs="Roboto"/>
                 <w:b/>
                 <w:bCs/>
                 <w:color w:val="1D2125"/>
@@ -1464,10 +1463,10 @@
           <w:tcPr>
             <w:tcW w:w="355" w:type="dxa"/>
             <w:tcBorders>
-              <w:top w:val="single" w:sz="4" w:space="0" w:color="000000"/>
-              <w:left w:val="single" w:sz="4" w:space="0" w:color="000000"/>
-              <w:bottom w:val="single" w:sz="4" w:space="0" w:color="000000"/>
-              <w:right w:val="single" w:sz="4" w:space="0" w:color="000000"/>
+              <w:top w:val="single" w:color="000000" w:themeColor="text1" w:sz="4" w:space="0"/>
+              <w:left w:val="single" w:color="000000" w:themeColor="text1" w:sz="4" w:space="0"/>
+              <w:bottom w:val="single" w:color="000000" w:themeColor="text1" w:sz="4" w:space="0"/>
+              <w:right w:val="single" w:color="000000" w:themeColor="text1" w:sz="4" w:space="0"/>
             </w:tcBorders>
             <w:tcMar>
               <w:top w:w="80" w:type="dxa"/>
@@ -1487,10 +1486,10 @@
           <w:tcPr>
             <w:tcW w:w="9005" w:type="dxa"/>
             <w:tcBorders>
-              <w:top w:val="single" w:sz="4" w:space="0" w:color="000000"/>
-              <w:left w:val="single" w:sz="4" w:space="0" w:color="000000"/>
-              <w:bottom w:val="single" w:sz="4" w:space="0" w:color="000000"/>
-              <w:right w:val="single" w:sz="4" w:space="0" w:color="000000"/>
+              <w:top w:val="single" w:color="000000" w:themeColor="text1" w:sz="4" w:space="0"/>
+              <w:left w:val="single" w:color="000000" w:themeColor="text1" w:sz="4" w:space="0"/>
+              <w:bottom w:val="single" w:color="000000" w:themeColor="text1" w:sz="4" w:space="0"/>
+              <w:right w:val="single" w:color="000000" w:themeColor="text1" w:sz="4" w:space="0"/>
             </w:tcBorders>
             <w:tcMar>
               <w:top w:w="80" w:type="dxa"/>
@@ -1504,7 +1503,7 @@
               <w:pStyle w:val="Default"/>
               <w:spacing w:before="0" w:after="281" w:line="240" w:lineRule="auto"/>
               <w:rPr>
-                <w:rFonts w:ascii="Helvetica" w:eastAsia="Helvetica" w:hAnsi="Helvetica" w:cs="Helvetica"/>
+                <w:rFonts w:ascii="Helvetica" w:hAnsi="Helvetica" w:eastAsia="Helvetica" w:cs="Helvetica"/>
                 <w:b/>
                 <w:bCs/>
               </w:rPr>
@@ -1515,7 +1514,6 @@
                 <w:b/>
                 <w:bCs/>
               </w:rPr>
-              <w:lastRenderedPageBreak/>
               <w:t>Pages</w:t>
             </w:r>
           </w:p>
@@ -1524,7 +1522,7 @@
               <w:pStyle w:val="Default"/>
               <w:spacing w:before="0" w:after="240" w:line="240" w:lineRule="auto"/>
               <w:rPr>
-                <w:rFonts w:ascii="Helvetica" w:eastAsia="Helvetica" w:hAnsi="Helvetica" w:cs="Helvetica"/>
+                <w:rFonts w:ascii="Helvetica" w:hAnsi="Helvetica" w:eastAsia="Helvetica" w:cs="Helvetica"/>
               </w:rPr>
             </w:pPr>
             <w:r>
@@ -1557,7 +1555,7 @@
               <w:pStyle w:val="Default"/>
               <w:spacing w:before="0" w:after="281" w:line="240" w:lineRule="auto"/>
               <w:rPr>
-                <w:rFonts w:ascii="Helvetica" w:eastAsia="Helvetica" w:hAnsi="Helvetica" w:cs="Helvetica"/>
+                <w:rFonts w:ascii="Helvetica" w:hAnsi="Helvetica" w:eastAsia="Helvetica" w:cs="Helvetica"/>
                 <w:b/>
                 <w:bCs/>
               </w:rPr>
@@ -1576,7 +1574,7 @@
               <w:pStyle w:val="Default"/>
               <w:spacing w:before="0" w:after="240" w:line="240" w:lineRule="auto"/>
               <w:rPr>
-                <w:rFonts w:ascii="Helvetica" w:eastAsia="Helvetica" w:hAnsi="Helvetica" w:cs="Helvetica"/>
+                <w:rFonts w:ascii="Helvetica" w:hAnsi="Helvetica" w:eastAsia="Helvetica" w:cs="Helvetica"/>
               </w:rPr>
             </w:pPr>
             <w:r>
@@ -1591,7 +1589,7 @@
               <w:pStyle w:val="Default"/>
               <w:spacing w:before="0" w:after="281" w:line="240" w:lineRule="auto"/>
               <w:rPr>
-                <w:rFonts w:ascii="Helvetica" w:eastAsia="Helvetica" w:hAnsi="Helvetica" w:cs="Helvetica"/>
+                <w:rFonts w:ascii="Helvetica" w:hAnsi="Helvetica" w:eastAsia="Helvetica" w:cs="Helvetica"/>
                 <w:b/>
                 <w:bCs/>
               </w:rPr>
@@ -1611,7 +1609,7 @@
               <w:pStyle w:val="Default"/>
               <w:spacing w:before="0" w:after="240" w:line="240" w:lineRule="auto"/>
               <w:rPr>
-                <w:rFonts w:ascii="Helvetica" w:eastAsia="Helvetica" w:hAnsi="Helvetica" w:cs="Helvetica"/>
+                <w:rFonts w:ascii="Helvetica" w:hAnsi="Helvetica" w:eastAsia="Helvetica" w:cs="Helvetica"/>
               </w:rPr>
             </w:pPr>
             <w:r>
@@ -1626,7 +1624,7 @@
               <w:pStyle w:val="Default"/>
               <w:spacing w:before="0" w:after="281" w:line="240" w:lineRule="auto"/>
               <w:rPr>
-                <w:rFonts w:ascii="Helvetica" w:eastAsia="Helvetica" w:hAnsi="Helvetica" w:cs="Helvetica"/>
+                <w:rFonts w:ascii="Helvetica" w:hAnsi="Helvetica" w:eastAsia="Helvetica" w:cs="Helvetica"/>
                 <w:b/>
                 <w:bCs/>
               </w:rPr>
@@ -1645,7 +1643,7 @@
               <w:pStyle w:val="Default"/>
               <w:spacing w:before="0" w:after="240" w:line="240" w:lineRule="auto"/>
               <w:rPr>
-                <w:rFonts w:ascii="Helvetica" w:eastAsia="Helvetica" w:hAnsi="Helvetica" w:cs="Helvetica"/>
+                <w:rFonts w:ascii="Helvetica" w:hAnsi="Helvetica" w:eastAsia="Helvetica" w:cs="Helvetica"/>
               </w:rPr>
             </w:pPr>
             <w:r>
@@ -1660,7 +1658,7 @@
               <w:pStyle w:val="Default"/>
               <w:spacing w:before="0" w:after="281" w:line="240" w:lineRule="auto"/>
               <w:rPr>
-                <w:rFonts w:ascii="Helvetica" w:eastAsia="Helvetica" w:hAnsi="Helvetica" w:cs="Helvetica"/>
+                <w:rFonts w:ascii="Helvetica" w:hAnsi="Helvetica" w:eastAsia="Helvetica" w:cs="Helvetica"/>
                 <w:b/>
                 <w:bCs/>
               </w:rPr>
@@ -1679,7 +1677,7 @@
               <w:pStyle w:val="Default"/>
               <w:spacing w:before="0" w:after="240" w:line="240" w:lineRule="auto"/>
               <w:rPr>
-                <w:rFonts w:ascii="Helvetica" w:eastAsia="Helvetica" w:hAnsi="Helvetica" w:cs="Helvetica"/>
+                <w:rFonts w:ascii="Helvetica" w:hAnsi="Helvetica" w:eastAsia="Helvetica" w:cs="Helvetica"/>
               </w:rPr>
             </w:pPr>
             <w:r>
@@ -1694,7 +1692,7 @@
               <w:pStyle w:val="Default"/>
               <w:spacing w:before="0" w:after="281" w:line="240" w:lineRule="auto"/>
               <w:rPr>
-                <w:rFonts w:ascii="Helvetica" w:eastAsia="Helvetica" w:hAnsi="Helvetica" w:cs="Helvetica"/>
+                <w:rFonts w:ascii="Helvetica" w:hAnsi="Helvetica" w:eastAsia="Helvetica" w:cs="Helvetica"/>
                 <w:b/>
                 <w:bCs/>
               </w:rPr>
@@ -1713,7 +1711,7 @@
               <w:pStyle w:val="Default"/>
               <w:spacing w:before="0" w:after="240" w:line="240" w:lineRule="auto"/>
               <w:rPr>
-                <w:rFonts w:ascii="Helvetica" w:eastAsia="Helvetica" w:hAnsi="Helvetica" w:cs="Helvetica"/>
+                <w:rFonts w:ascii="Helvetica" w:hAnsi="Helvetica" w:eastAsia="Helvetica" w:cs="Helvetica"/>
               </w:rPr>
             </w:pPr>
             <w:r>
@@ -1728,7 +1726,7 @@
               <w:pStyle w:val="Default"/>
               <w:spacing w:before="0" w:after="281" w:line="240" w:lineRule="auto"/>
               <w:rPr>
-                <w:rFonts w:ascii="Helvetica" w:eastAsia="Helvetica" w:hAnsi="Helvetica" w:cs="Helvetica"/>
+                <w:rFonts w:ascii="Helvetica" w:hAnsi="Helvetica" w:eastAsia="Helvetica" w:cs="Helvetica"/>
                 <w:b/>
                 <w:bCs/>
               </w:rPr>
@@ -1759,10 +1757,10 @@
           <w:tcPr>
             <w:tcW w:w="355" w:type="dxa"/>
             <w:tcBorders>
-              <w:top w:val="single" w:sz="4" w:space="0" w:color="000000"/>
-              <w:left w:val="single" w:sz="4" w:space="0" w:color="000000"/>
-              <w:bottom w:val="single" w:sz="4" w:space="0" w:color="000000"/>
-              <w:right w:val="single" w:sz="4" w:space="0" w:color="000000"/>
+              <w:top w:val="single" w:color="000000" w:themeColor="text1" w:sz="4" w:space="0"/>
+              <w:left w:val="single" w:color="000000" w:themeColor="text1" w:sz="4" w:space="0"/>
+              <w:bottom w:val="single" w:color="000000" w:themeColor="text1" w:sz="4" w:space="0"/>
+              <w:right w:val="single" w:color="000000" w:themeColor="text1" w:sz="4" w:space="0"/>
             </w:tcBorders>
             <w:tcMar>
               <w:top w:w="80" w:type="dxa"/>
@@ -1782,10 +1780,10 @@
           <w:tcPr>
             <w:tcW w:w="9005" w:type="dxa"/>
             <w:tcBorders>
-              <w:top w:val="single" w:sz="4" w:space="0" w:color="000000"/>
-              <w:left w:val="single" w:sz="4" w:space="0" w:color="000000"/>
-              <w:bottom w:val="single" w:sz="4" w:space="0" w:color="000000"/>
-              <w:right w:val="single" w:sz="4" w:space="0" w:color="000000"/>
+              <w:top w:val="single" w:color="000000" w:themeColor="text1" w:sz="4" w:space="0"/>
+              <w:left w:val="single" w:color="000000" w:themeColor="text1" w:sz="4" w:space="0"/>
+              <w:bottom w:val="single" w:color="000000" w:themeColor="text1" w:sz="4" w:space="0"/>
+              <w:right w:val="single" w:color="000000" w:themeColor="text1" w:sz="4" w:space="0"/>
             </w:tcBorders>
             <w:tcMar>
               <w:top w:w="80" w:type="dxa"/>
@@ -1803,7 +1801,7 @@
             <w:r>
               <w:rPr>
                 <w:rStyle w:val="None"/>
-                <w:rFonts w:ascii="Roboto" w:eastAsia="Roboto" w:hAnsi="Roboto" w:cs="Roboto"/>
+                <w:rFonts w:ascii="Roboto" w:hAnsi="Roboto" w:eastAsia="Roboto" w:cs="Roboto"/>
                 <w:b/>
                 <w:bCs/>
                 <w:color w:val="1D2125"/>
@@ -1819,10 +1817,10 @@
           <w:tcPr>
             <w:tcW w:w="355" w:type="dxa"/>
             <w:tcBorders>
-              <w:top w:val="single" w:sz="4" w:space="0" w:color="000000"/>
-              <w:left w:val="single" w:sz="4" w:space="0" w:color="000000"/>
-              <w:bottom w:val="single" w:sz="4" w:space="0" w:color="000000"/>
-              <w:right w:val="single" w:sz="4" w:space="0" w:color="000000"/>
+              <w:top w:val="single" w:color="000000" w:themeColor="text1" w:sz="4" w:space="0"/>
+              <w:left w:val="single" w:color="000000" w:themeColor="text1" w:sz="4" w:space="0"/>
+              <w:bottom w:val="single" w:color="000000" w:themeColor="text1" w:sz="4" w:space="0"/>
+              <w:right w:val="single" w:color="000000" w:themeColor="text1" w:sz="4" w:space="0"/>
             </w:tcBorders>
             <w:tcMar>
               <w:top w:w="80" w:type="dxa"/>
@@ -1842,10 +1840,10 @@
           <w:tcPr>
             <w:tcW w:w="9005" w:type="dxa"/>
             <w:tcBorders>
-              <w:top w:val="single" w:sz="4" w:space="0" w:color="000000"/>
-              <w:left w:val="single" w:sz="4" w:space="0" w:color="000000"/>
-              <w:bottom w:val="single" w:sz="4" w:space="0" w:color="000000"/>
-              <w:right w:val="single" w:sz="4" w:space="0" w:color="000000"/>
+              <w:top w:val="single" w:color="000000" w:themeColor="text1" w:sz="4" w:space="0"/>
+              <w:left w:val="single" w:color="000000" w:themeColor="text1" w:sz="4" w:space="0"/>
+              <w:bottom w:val="single" w:color="000000" w:themeColor="text1" w:sz="4" w:space="0"/>
+              <w:right w:val="single" w:color="000000" w:themeColor="text1" w:sz="4" w:space="0"/>
             </w:tcBorders>
             <w:tcMar>
               <w:top w:w="80" w:type="dxa"/>
@@ -1860,7 +1858,7 @@
               <w:spacing w:line="240" w:lineRule="auto"/>
               <w:rPr>
                 <w:rStyle w:val="None"/>
-                <w:rFonts w:ascii="Roboto" w:eastAsia="Roboto" w:hAnsi="Roboto" w:cs="Roboto"/>
+                <w:rFonts w:ascii="Roboto" w:hAnsi="Roboto" w:eastAsia="Roboto" w:cs="Roboto"/>
                 <w:i/>
                 <w:iCs/>
                 <w:color w:val="1D2125"/>
@@ -1872,7 +1870,7 @@
             <w:r>
               <w:rPr>
                 <w:rStyle w:val="None"/>
-                <w:rFonts w:ascii="Roboto" w:eastAsia="Roboto" w:hAnsi="Roboto" w:cs="Roboto"/>
+                <w:rFonts w:ascii="Roboto" w:hAnsi="Roboto" w:eastAsia="Roboto" w:cs="Roboto"/>
                 <w:i/>
                 <w:iCs/>
                 <w:color w:val="1D2125"/>
@@ -1889,7 +1887,7 @@
               <w:spacing w:line="240" w:lineRule="auto"/>
               <w:rPr>
                 <w:rStyle w:val="None"/>
-                <w:rFonts w:ascii="Roboto" w:eastAsia="Roboto" w:hAnsi="Roboto" w:cs="Roboto"/>
+                <w:rFonts w:ascii="Roboto" w:hAnsi="Roboto" w:eastAsia="Roboto" w:cs="Roboto"/>
                 <w:i/>
                 <w:iCs/>
                 <w:color w:val="1D2125"/>
@@ -1901,7 +1899,7 @@
             <w:r>
               <w:rPr>
                 <w:rStyle w:val="None"/>
-                <w:rFonts w:ascii="Roboto" w:eastAsia="Roboto" w:hAnsi="Roboto" w:cs="Roboto"/>
+                <w:rFonts w:ascii="Roboto" w:hAnsi="Roboto" w:eastAsia="Roboto" w:cs="Roboto"/>
                 <w:i/>
                 <w:iCs/>
                 <w:color w:val="1D2125"/>
@@ -1914,7 +1912,7 @@
             <w:r>
               <w:rPr>
                 <w:rStyle w:val="None"/>
-                <w:rFonts w:ascii="Roboto" w:eastAsia="Roboto" w:hAnsi="Roboto" w:cs="Roboto"/>
+                <w:rFonts w:ascii="Roboto" w:hAnsi="Roboto" w:eastAsia="Roboto" w:cs="Roboto"/>
                 <w:i/>
                 <w:iCs/>
                 <w:color w:val="1D2125"/>
@@ -1927,7 +1925,7 @@
             <w:r>
               <w:rPr>
                 <w:rStyle w:val="None"/>
-                <w:rFonts w:ascii="Roboto" w:eastAsia="Roboto" w:hAnsi="Roboto" w:cs="Roboto"/>
+                <w:rFonts w:ascii="Roboto" w:hAnsi="Roboto" w:eastAsia="Roboto" w:cs="Roboto"/>
                 <w:i/>
                 <w:iCs/>
                 <w:color w:val="1D2125"/>
@@ -1944,7 +1942,7 @@
               <w:spacing w:line="240" w:lineRule="auto"/>
               <w:rPr>
                 <w:rStyle w:val="None"/>
-                <w:rFonts w:ascii="Roboto" w:eastAsia="Roboto" w:hAnsi="Roboto" w:cs="Roboto"/>
+                <w:rFonts w:ascii="Roboto" w:hAnsi="Roboto" w:eastAsia="Roboto" w:cs="Roboto"/>
                 <w:i/>
                 <w:iCs/>
                 <w:color w:val="1D2125"/>
@@ -1956,7 +1954,7 @@
             <w:r>
               <w:rPr>
                 <w:rStyle w:val="None"/>
-                <w:rFonts w:ascii="Roboto" w:eastAsia="Roboto" w:hAnsi="Roboto" w:cs="Roboto"/>
+                <w:rFonts w:ascii="Roboto" w:hAnsi="Roboto" w:eastAsia="Roboto" w:cs="Roboto"/>
                 <w:i/>
                 <w:iCs/>
                 <w:color w:val="1D2125"/>
@@ -1965,12 +1963,11 @@
                 <w:u w:color="1D2125"/>
               </w:rPr>
               <w:br/>
-              <w:t>Provider Categories</w:t>
-            </w:r>
-            <w:r>
-              <w:rPr>
-                <w:rStyle w:val="None"/>
-                <w:rFonts w:ascii="Roboto" w:eastAsia="Roboto" w:hAnsi="Roboto" w:cs="Roboto"/>
+            </w:r>
+            <w:r>
+              <w:rPr>
+                <w:rStyle w:val="None"/>
+                <w:rFonts w:ascii="Roboto" w:hAnsi="Roboto" w:eastAsia="Roboto" w:cs="Roboto"/>
                 <w:i/>
                 <w:iCs/>
                 <w:color w:val="1D2125"/>
@@ -1978,12 +1975,12 @@
                 <w:szCs w:val="24"/>
                 <w:u w:color="1D2125"/>
               </w:rPr>
-              <w:br/>
-            </w:r>
-            <w:r>
-              <w:rPr>
-                <w:rStyle w:val="None"/>
-                <w:rFonts w:ascii="Roboto" w:eastAsia="Roboto" w:hAnsi="Roboto" w:cs="Roboto"/>
+              <w:t>Provider Categories</w:t>
+            </w:r>
+            <w:r>
+              <w:rPr>
+                <w:rStyle w:val="None"/>
+                <w:rFonts w:ascii="Roboto" w:hAnsi="Roboto" w:eastAsia="Roboto" w:cs="Roboto"/>
                 <w:i/>
                 <w:iCs/>
                 <w:color w:val="1D2125"/>
@@ -1991,12 +1988,12 @@
                 <w:szCs w:val="24"/>
                 <w:u w:color="1D2125"/>
               </w:rPr>
-              <w:t xml:space="preserve">Primary Care Physicians, Hospitals, Urgent Care Centers, Specialties, </w:t>
-            </w:r>
-            <w:r>
-              <w:rPr>
-                <w:rStyle w:val="None"/>
-                <w:rFonts w:ascii="Roboto" w:eastAsia="Roboto" w:hAnsi="Roboto" w:cs="Roboto"/>
+              <w:br/>
+            </w:r>
+            <w:r>
+              <w:rPr>
+                <w:rStyle w:val="None"/>
+                <w:rFonts w:ascii="Roboto" w:hAnsi="Roboto" w:eastAsia="Roboto" w:cs="Roboto"/>
                 <w:i/>
                 <w:iCs/>
                 <w:color w:val="1D2125"/>
@@ -2004,12 +2001,12 @@
                 <w:szCs w:val="24"/>
                 <w:u w:color="1D2125"/>
               </w:rPr>
-              <w:t xml:space="preserve">, Providers, </w:t>
-            </w:r>
-            <w:r>
-              <w:rPr>
-                <w:rStyle w:val="None"/>
-                <w:rFonts w:ascii="Roboto" w:eastAsia="Roboto" w:hAnsi="Roboto" w:cs="Roboto"/>
+              <w:t xml:space="preserve">Primary Care Physicians, Hospitals, Urgent Care Centers, Specialties, </w:t>
+            </w:r>
+            <w:r>
+              <w:rPr>
+                <w:rStyle w:val="None"/>
+                <w:rFonts w:ascii="Roboto" w:hAnsi="Roboto" w:eastAsia="Roboto" w:cs="Roboto"/>
                 <w:i/>
                 <w:iCs/>
                 <w:color w:val="1D2125"/>
@@ -2017,6 +2014,19 @@
                 <w:szCs w:val="24"/>
                 <w:u w:color="1D2125"/>
               </w:rPr>
+              <w:t xml:space="preserve">, Providers, </w:t>
+            </w:r>
+            <w:r>
+              <w:rPr>
+                <w:rStyle w:val="None"/>
+                <w:rFonts w:ascii="Roboto" w:hAnsi="Roboto" w:eastAsia="Roboto" w:cs="Roboto"/>
+                <w:i/>
+                <w:iCs/>
+                <w:color w:val="1D2125"/>
+                <w:sz w:val="24"/>
+                <w:szCs w:val="24"/>
+                <w:u w:color="1D2125"/>
+              </w:rPr>
               <w:t>Mental health Services</w:t>
             </w:r>
           </w:p>
@@ -2026,7 +2036,7 @@
               <w:spacing w:line="240" w:lineRule="auto"/>
               <w:rPr>
                 <w:rStyle w:val="None"/>
-                <w:rFonts w:ascii="Roboto" w:eastAsia="Roboto" w:hAnsi="Roboto" w:cs="Roboto"/>
+                <w:rFonts w:ascii="Roboto" w:hAnsi="Roboto" w:eastAsia="Roboto" w:cs="Roboto"/>
                 <w:i/>
                 <w:iCs/>
                 <w:color w:val="1D2125"/>
@@ -2038,7 +2048,7 @@
             <w:r>
               <w:rPr>
                 <w:rStyle w:val="None"/>
-                <w:rFonts w:ascii="Roboto" w:eastAsia="Roboto" w:hAnsi="Roboto" w:cs="Roboto"/>
+                <w:rFonts w:ascii="Roboto" w:hAnsi="Roboto" w:eastAsia="Roboto" w:cs="Roboto"/>
                 <w:i/>
                 <w:iCs/>
                 <w:color w:val="1D2125"/>
@@ -2046,14 +2056,12 @@
                 <w:szCs w:val="24"/>
                 <w:u w:color="1D2125"/>
               </w:rPr>
-              <w:lastRenderedPageBreak/>
               <w:br/>
-              <w:t>Provider Information</w:t>
-            </w:r>
-            <w:r>
-              <w:rPr>
-                <w:rStyle w:val="None"/>
-                <w:rFonts w:ascii="Roboto" w:eastAsia="Roboto" w:hAnsi="Roboto" w:cs="Roboto"/>
+            </w:r>
+            <w:r>
+              <w:rPr>
+                <w:rStyle w:val="None"/>
+                <w:rFonts w:ascii="Roboto" w:hAnsi="Roboto" w:eastAsia="Roboto" w:cs="Roboto"/>
                 <w:i/>
                 <w:iCs/>
                 <w:color w:val="1D2125"/>
@@ -2061,12 +2069,12 @@
                 <w:szCs w:val="24"/>
                 <w:u w:color="1D2125"/>
               </w:rPr>
-              <w:br/>
-            </w:r>
-            <w:r>
-              <w:rPr>
-                <w:rStyle w:val="None"/>
-                <w:rFonts w:ascii="Roboto" w:eastAsia="Roboto" w:hAnsi="Roboto" w:cs="Roboto"/>
+              <w:t>Provider Information</w:t>
+            </w:r>
+            <w:r>
+              <w:rPr>
+                <w:rStyle w:val="None"/>
+                <w:rFonts w:ascii="Roboto" w:hAnsi="Roboto" w:eastAsia="Roboto" w:cs="Roboto"/>
                 <w:i/>
                 <w:iCs/>
                 <w:color w:val="1D2125"/>
@@ -2074,6 +2082,19 @@
                 <w:szCs w:val="24"/>
                 <w:u w:color="1D2125"/>
               </w:rPr>
+              <w:br/>
+            </w:r>
+            <w:r>
+              <w:rPr>
+                <w:rStyle w:val="None"/>
+                <w:rFonts w:ascii="Roboto" w:hAnsi="Roboto" w:eastAsia="Roboto" w:cs="Roboto"/>
+                <w:i/>
+                <w:iCs/>
+                <w:color w:val="1D2125"/>
+                <w:sz w:val="24"/>
+                <w:szCs w:val="24"/>
+                <w:u w:color="1D2125"/>
+              </w:rPr>
               <w:t>Provider profile page, services offered, office hours, accepted insurance, provider credentials, phone number and contact information, location and directions</w:t>
             </w:r>
           </w:p>
@@ -2083,7 +2104,7 @@
               <w:spacing w:line="240" w:lineRule="auto"/>
               <w:rPr>
                 <w:rStyle w:val="None"/>
-                <w:rFonts w:ascii="Roboto" w:eastAsia="Roboto" w:hAnsi="Roboto" w:cs="Roboto"/>
+                <w:rFonts w:ascii="Roboto" w:hAnsi="Roboto" w:eastAsia="Roboto" w:cs="Roboto"/>
                 <w:i/>
                 <w:iCs/>
                 <w:color w:val="1D2125"/>
@@ -2095,7 +2116,7 @@
             <w:r>
               <w:rPr>
                 <w:rStyle w:val="None"/>
-                <w:rFonts w:ascii="Roboto" w:eastAsia="Roboto" w:hAnsi="Roboto" w:cs="Roboto"/>
+                <w:rFonts w:ascii="Roboto" w:hAnsi="Roboto" w:eastAsia="Roboto" w:cs="Roboto"/>
                 <w:i/>
                 <w:iCs/>
                 <w:color w:val="1D2125"/>
@@ -2104,12 +2125,11 @@
                 <w:u w:color="1D2125"/>
               </w:rPr>
               <w:br/>
-              <w:t>Search</w:t>
-            </w:r>
-            <w:r>
-              <w:rPr>
-                <w:rStyle w:val="None"/>
-                <w:rFonts w:ascii="Roboto" w:eastAsia="Roboto" w:hAnsi="Roboto" w:cs="Roboto"/>
+            </w:r>
+            <w:r>
+              <w:rPr>
+                <w:rStyle w:val="None"/>
+                <w:rFonts w:ascii="Roboto" w:hAnsi="Roboto" w:eastAsia="Roboto" w:cs="Roboto"/>
                 <w:i/>
                 <w:iCs/>
                 <w:color w:val="1D2125"/>
@@ -2117,12 +2137,12 @@
                 <w:szCs w:val="24"/>
                 <w:u w:color="1D2125"/>
               </w:rPr>
-              <w:br/>
-            </w:r>
-            <w:r>
-              <w:rPr>
-                <w:rStyle w:val="None"/>
-                <w:rFonts w:ascii="Roboto" w:eastAsia="Roboto" w:hAnsi="Roboto" w:cs="Roboto"/>
+              <w:t>Search</w:t>
+            </w:r>
+            <w:r>
+              <w:rPr>
+                <w:rStyle w:val="None"/>
+                <w:rFonts w:ascii="Roboto" w:hAnsi="Roboto" w:eastAsia="Roboto" w:cs="Roboto"/>
                 <w:i/>
                 <w:iCs/>
                 <w:color w:val="1D2125"/>
@@ -2130,12 +2150,12 @@
                 <w:szCs w:val="24"/>
                 <w:u w:color="1D2125"/>
               </w:rPr>
-              <w:t>Search bar</w:t>
-            </w:r>
-            <w:r>
-              <w:rPr>
-                <w:rStyle w:val="None"/>
-                <w:rFonts w:ascii="Roboto" w:eastAsia="Roboto" w:hAnsi="Roboto" w:cs="Roboto"/>
+              <w:br/>
+            </w:r>
+            <w:r>
+              <w:rPr>
+                <w:rStyle w:val="None"/>
+                <w:rFonts w:ascii="Roboto" w:hAnsi="Roboto" w:eastAsia="Roboto" w:cs="Roboto"/>
                 <w:i/>
                 <w:iCs/>
                 <w:color w:val="1D2125"/>
@@ -2143,12 +2163,12 @@
                 <w:szCs w:val="24"/>
                 <w:u w:color="1D2125"/>
               </w:rPr>
-              <w:t xml:space="preserve">, filter by specialty, filter by insurance accepted, </w:t>
-            </w:r>
-            <w:r>
-              <w:rPr>
-                <w:rStyle w:val="None"/>
-                <w:rFonts w:ascii="Roboto" w:eastAsia="Roboto" w:hAnsi="Roboto" w:cs="Roboto"/>
+              <w:t>Search bar</w:t>
+            </w:r>
+            <w:r>
+              <w:rPr>
+                <w:rStyle w:val="None"/>
+                <w:rFonts w:ascii="Roboto" w:hAnsi="Roboto" w:eastAsia="Roboto" w:cs="Roboto"/>
                 <w:i/>
                 <w:iCs/>
                 <w:color w:val="1D2125"/>
@@ -2156,6 +2176,19 @@
                 <w:szCs w:val="24"/>
                 <w:u w:color="1D2125"/>
               </w:rPr>
+              <w:t xml:space="preserve">, filter by specialty, filter by insurance accepted, </w:t>
+            </w:r>
+            <w:r>
+              <w:rPr>
+                <w:rStyle w:val="None"/>
+                <w:rFonts w:ascii="Roboto" w:hAnsi="Roboto" w:eastAsia="Roboto" w:cs="Roboto"/>
+                <w:i/>
+                <w:iCs/>
+                <w:color w:val="1D2125"/>
+                <w:sz w:val="24"/>
+                <w:szCs w:val="24"/>
+                <w:u w:color="1D2125"/>
+              </w:rPr>
               <w:t>filter by ratings, filter by location, map</w:t>
             </w:r>
           </w:p>
@@ -2165,7 +2198,7 @@
               <w:spacing w:line="240" w:lineRule="auto"/>
               <w:rPr>
                 <w:rStyle w:val="None"/>
-                <w:rFonts w:ascii="Roboto" w:eastAsia="Roboto" w:hAnsi="Roboto" w:cs="Roboto"/>
+                <w:rFonts w:ascii="Roboto" w:hAnsi="Roboto" w:eastAsia="Roboto" w:cs="Roboto"/>
                 <w:i/>
                 <w:iCs/>
                 <w:color w:val="1D2125"/>
@@ -2177,7 +2210,7 @@
             <w:r>
               <w:rPr>
                 <w:rStyle w:val="None"/>
-                <w:rFonts w:ascii="Roboto" w:eastAsia="Roboto" w:hAnsi="Roboto" w:cs="Roboto"/>
+                <w:rFonts w:ascii="Roboto" w:hAnsi="Roboto" w:eastAsia="Roboto" w:cs="Roboto"/>
                 <w:i/>
                 <w:iCs/>
                 <w:color w:val="1D2125"/>
@@ -2186,12 +2219,11 @@
                 <w:u w:color="1D2125"/>
               </w:rPr>
               <w:br/>
-              <w:t>Patient Support Features</w:t>
-            </w:r>
-            <w:r>
-              <w:rPr>
-                <w:rStyle w:val="None"/>
-                <w:rFonts w:ascii="Roboto" w:eastAsia="Roboto" w:hAnsi="Roboto" w:cs="Roboto"/>
+            </w:r>
+            <w:r>
+              <w:rPr>
+                <w:rStyle w:val="None"/>
+                <w:rFonts w:ascii="Roboto" w:hAnsi="Roboto" w:eastAsia="Roboto" w:cs="Roboto"/>
                 <w:i/>
                 <w:iCs/>
                 <w:color w:val="1D2125"/>
@@ -2199,13 +2231,12 @@
                 <w:szCs w:val="24"/>
                 <w:u w:color="1D2125"/>
               </w:rPr>
-              <w:br/>
-              <w:t>Appointment scheduling links, telehealth availability information, patient reviews and ratings</w:t>
-            </w:r>
-            <w:r>
-              <w:rPr>
-                <w:rStyle w:val="None"/>
-                <w:rFonts w:ascii="Roboto" w:eastAsia="Roboto" w:hAnsi="Roboto" w:cs="Roboto"/>
+              <w:t>Patient Support Features</w:t>
+            </w:r>
+            <w:r>
+              <w:rPr>
+                <w:rStyle w:val="None"/>
+                <w:rFonts w:ascii="Roboto" w:hAnsi="Roboto" w:eastAsia="Roboto" w:cs="Roboto"/>
                 <w:i/>
                 <w:iCs/>
                 <w:color w:val="1D2125"/>
@@ -2218,7 +2249,7 @@
             <w:r>
               <w:rPr>
                 <w:rStyle w:val="None"/>
-                <w:rFonts w:ascii="Roboto" w:eastAsia="Roboto" w:hAnsi="Roboto" w:cs="Roboto"/>
+                <w:rFonts w:ascii="Roboto" w:hAnsi="Roboto" w:eastAsia="Roboto" w:cs="Roboto"/>
                 <w:i/>
                 <w:iCs/>
                 <w:color w:val="1D2125"/>
@@ -2226,13 +2257,12 @@
                 <w:szCs w:val="24"/>
                 <w:u w:color="1D2125"/>
               </w:rPr>
-              <w:br/>
-              <w:t>Accessibility Features</w:t>
-            </w:r>
-            <w:r>
-              <w:rPr>
-                <w:rStyle w:val="None"/>
-                <w:rFonts w:ascii="Roboto" w:eastAsia="Roboto" w:hAnsi="Roboto" w:cs="Roboto"/>
+              <w:t>Appointment scheduling links, telehealth availability information, patient reviews and ratings</w:t>
+            </w:r>
+            <w:r>
+              <w:rPr>
+                <w:rStyle w:val="None"/>
+                <w:rFonts w:ascii="Roboto" w:hAnsi="Roboto" w:eastAsia="Roboto" w:cs="Roboto"/>
                 <w:i/>
                 <w:iCs/>
                 <w:color w:val="1D2125"/>
@@ -2241,12 +2271,11 @@
                 <w:u w:color="1D2125"/>
               </w:rPr>
               <w:br/>
-              <w:t>Adjustable text size, high contrast mode, screen reader compatibility</w:t>
-            </w:r>
-            <w:r>
-              <w:rPr>
-                <w:rStyle w:val="None"/>
-                <w:rFonts w:ascii="Roboto" w:eastAsia="Roboto" w:hAnsi="Roboto" w:cs="Roboto"/>
+            </w:r>
+            <w:r>
+              <w:rPr>
+                <w:rStyle w:val="None"/>
+                <w:rFonts w:ascii="Roboto" w:hAnsi="Roboto" w:eastAsia="Roboto" w:cs="Roboto"/>
                 <w:i/>
                 <w:iCs/>
                 <w:color w:val="1D2125"/>
@@ -2254,12 +2283,12 @@
                 <w:szCs w:val="24"/>
                 <w:u w:color="1D2125"/>
               </w:rPr>
-              <w:t>, keyboard navigation support</w:t>
-            </w:r>
-            <w:r>
-              <w:rPr>
-                <w:rStyle w:val="None"/>
-                <w:rFonts w:ascii="Roboto" w:eastAsia="Roboto" w:hAnsi="Roboto" w:cs="Roboto"/>
+              <w:br/>
+            </w:r>
+            <w:r>
+              <w:rPr>
+                <w:rStyle w:val="None"/>
+                <w:rFonts w:ascii="Roboto" w:hAnsi="Roboto" w:eastAsia="Roboto" w:cs="Roboto"/>
                 <w:i/>
                 <w:iCs/>
                 <w:color w:val="1D2125"/>
@@ -2267,12 +2296,12 @@
                 <w:szCs w:val="24"/>
                 <w:u w:color="1D2125"/>
               </w:rPr>
-              <w:br/>
-            </w:r>
-            <w:r>
-              <w:rPr>
-                <w:rStyle w:val="None"/>
-                <w:rFonts w:ascii="Roboto" w:eastAsia="Roboto" w:hAnsi="Roboto" w:cs="Roboto"/>
+              <w:t>Accessibility Features</w:t>
+            </w:r>
+            <w:r>
+              <w:rPr>
+                <w:rStyle w:val="None"/>
+                <w:rFonts w:ascii="Roboto" w:hAnsi="Roboto" w:eastAsia="Roboto" w:cs="Roboto"/>
                 <w:i/>
                 <w:iCs/>
                 <w:color w:val="1D2125"/>
@@ -2281,12 +2310,11 @@
                 <w:u w:color="1D2125"/>
               </w:rPr>
               <w:br/>
-              <w:t>Emergency Services</w:t>
-            </w:r>
-            <w:r>
-              <w:rPr>
-                <w:rStyle w:val="None"/>
-                <w:rFonts w:ascii="Roboto" w:eastAsia="Roboto" w:hAnsi="Roboto" w:cs="Roboto"/>
+            </w:r>
+            <w:r>
+              <w:rPr>
+                <w:rStyle w:val="None"/>
+                <w:rFonts w:ascii="Roboto" w:hAnsi="Roboto" w:eastAsia="Roboto" w:cs="Roboto"/>
                 <w:i/>
                 <w:iCs/>
                 <w:color w:val="1D2125"/>
@@ -2294,7 +2322,84 @@
                 <w:szCs w:val="24"/>
                 <w:u w:color="1D2125"/>
               </w:rPr>
+              <w:t>Adjustable text size, high contrast mode, screen reader compatibility</w:t>
+            </w:r>
+            <w:r>
+              <w:rPr>
+                <w:rStyle w:val="None"/>
+                <w:rFonts w:ascii="Roboto" w:hAnsi="Roboto" w:eastAsia="Roboto" w:cs="Roboto"/>
+                <w:i/>
+                <w:iCs/>
+                <w:color w:val="1D2125"/>
+                <w:sz w:val="24"/>
+                <w:szCs w:val="24"/>
+                <w:u w:color="1D2125"/>
+              </w:rPr>
+              <w:t>, keyboard navigation support</w:t>
+            </w:r>
+            <w:r>
+              <w:rPr>
+                <w:rStyle w:val="None"/>
+                <w:rFonts w:ascii="Roboto" w:hAnsi="Roboto" w:eastAsia="Roboto" w:cs="Roboto"/>
+                <w:i/>
+                <w:iCs/>
+                <w:color w:val="1D2125"/>
+                <w:sz w:val="24"/>
+                <w:szCs w:val="24"/>
+                <w:u w:color="1D2125"/>
+              </w:rPr>
               <w:br/>
+            </w:r>
+            <w:r>
+              <w:rPr>
+                <w:rStyle w:val="None"/>
+                <w:rFonts w:ascii="Roboto" w:hAnsi="Roboto" w:eastAsia="Roboto" w:cs="Roboto"/>
+                <w:i/>
+                <w:iCs/>
+                <w:color w:val="1D2125"/>
+                <w:sz w:val="24"/>
+                <w:szCs w:val="24"/>
+                <w:u w:color="1D2125"/>
+              </w:rPr>
+              <w:br/>
+            </w:r>
+            <w:r>
+              <w:rPr>
+                <w:rStyle w:val="None"/>
+                <w:rFonts w:ascii="Roboto" w:hAnsi="Roboto" w:eastAsia="Roboto" w:cs="Roboto"/>
+                <w:i/>
+                <w:iCs/>
+                <w:color w:val="1D2125"/>
+                <w:sz w:val="24"/>
+                <w:szCs w:val="24"/>
+                <w:u w:color="1D2125"/>
+              </w:rPr>
+              <w:t>Emergency Services</w:t>
+            </w:r>
+            <w:r>
+              <w:rPr>
+                <w:rStyle w:val="None"/>
+                <w:rFonts w:ascii="Roboto" w:hAnsi="Roboto" w:eastAsia="Roboto" w:cs="Roboto"/>
+                <w:i/>
+                <w:iCs/>
+                <w:color w:val="1D2125"/>
+                <w:sz w:val="24"/>
+                <w:szCs w:val="24"/>
+                <w:u w:color="1D2125"/>
+              </w:rPr>
+              <w:br/>
+            </w:r>
+            <w:r>
+              <w:rPr>
+                <w:rStyle w:val="None"/>
+                <w:rFonts w:ascii="Roboto" w:hAnsi="Roboto" w:eastAsia="Roboto" w:cs="Roboto"/>
+                <w:i/>
+                <w:iCs/>
+                <w:color w:val="1D2125"/>
+                <w:sz w:val="24"/>
+                <w:szCs w:val="24"/>
+                <w:u w:color="1D2125"/>
+              </w:rPr>
               <w:t>911 guidance, nearest emergency rooms, nearest urgent care centers</w:t>
             </w:r>
           </w:p>
@@ -2309,10 +2414,10 @@
           <w:tcPr>
             <w:tcW w:w="355" w:type="dxa"/>
             <w:tcBorders>
-              <w:top w:val="single" w:sz="4" w:space="0" w:color="000000"/>
-              <w:left w:val="single" w:sz="4" w:space="0" w:color="000000"/>
-              <w:bottom w:val="single" w:sz="4" w:space="0" w:color="000000"/>
-              <w:right w:val="single" w:sz="4" w:space="0" w:color="000000"/>
+              <w:top w:val="single" w:color="000000" w:themeColor="text1" w:sz="4" w:space="0"/>
+              <w:left w:val="single" w:color="000000" w:themeColor="text1" w:sz="4" w:space="0"/>
+              <w:bottom w:val="single" w:color="000000" w:themeColor="text1" w:sz="4" w:space="0"/>
+              <w:right w:val="single" w:color="000000" w:themeColor="text1" w:sz="4" w:space="0"/>
             </w:tcBorders>
             <w:tcMar>
               <w:top w:w="80" w:type="dxa"/>
@@ -2332,10 +2437,10 @@
           <w:tcPr>
             <w:tcW w:w="9005" w:type="dxa"/>
             <w:tcBorders>
-              <w:top w:val="single" w:sz="4" w:space="0" w:color="000000"/>
-              <w:left w:val="single" w:sz="4" w:space="0" w:color="000000"/>
-              <w:bottom w:val="single" w:sz="4" w:space="0" w:color="000000"/>
-              <w:right w:val="single" w:sz="4" w:space="0" w:color="000000"/>
+              <w:top w:val="single" w:color="000000" w:themeColor="text1" w:sz="4" w:space="0"/>
+              <w:left w:val="single" w:color="000000" w:themeColor="text1" w:sz="4" w:space="0"/>
+              <w:bottom w:val="single" w:color="000000" w:themeColor="text1" w:sz="4" w:space="0"/>
+              <w:right w:val="single" w:color="000000" w:themeColor="text1" w:sz="4" w:space="0"/>
             </w:tcBorders>
             <w:tcMar>
               <w:top w:w="80" w:type="dxa"/>
@@ -2353,7 +2458,7 @@
             <w:r>
               <w:rPr>
                 <w:rStyle w:val="None"/>
-                <w:rFonts w:ascii="Roboto" w:eastAsia="Roboto" w:hAnsi="Roboto" w:cs="Roboto"/>
+                <w:rFonts w:ascii="Roboto" w:hAnsi="Roboto" w:eastAsia="Roboto" w:cs="Roboto"/>
                 <w:b/>
                 <w:bCs/>
                 <w:color w:val="1D2125"/>
@@ -2369,8 +2474,8 @@
           <w:tcPr>
             <w:tcW w:w="355" w:type="dxa"/>
             <w:tcBorders>
-              <w:top w:val="single" w:sz="4" w:space="0" w:color="000000"/>
-              <w:left w:val="single" w:sz="4" w:space="0" w:color="000000"/>
+              <w:top w:val="single" w:color="000000" w:themeColor="text1" w:sz="4" w:space="0"/>
+              <w:left w:val="single" w:color="000000" w:themeColor="text1" w:sz="4" w:space="0"/>
               <w:bottom w:val="nil"/>
               <w:right w:val="nil"/>
             </w:tcBorders>
@@ -2392,10 +2497,10 @@
           <w:tcPr>
             <w:tcW w:w="9005" w:type="dxa"/>
             <w:tcBorders>
-              <w:top w:val="single" w:sz="4" w:space="0" w:color="000000"/>
-              <w:left w:val="single" w:sz="4" w:space="0" w:color="000000"/>
-              <w:bottom w:val="single" w:sz="4" w:space="0" w:color="000000"/>
-              <w:right w:val="single" w:sz="4" w:space="0" w:color="000000"/>
+              <w:top w:val="single" w:color="000000" w:themeColor="text1" w:sz="4" w:space="0"/>
+              <w:left w:val="single" w:color="000000" w:themeColor="text1" w:sz="4" w:space="0"/>
+              <w:bottom w:val="single" w:color="000000" w:themeColor="text1" w:sz="4" w:space="0"/>
+              <w:right w:val="single" w:color="000000" w:themeColor="text1" w:sz="4" w:space="0"/>
             </w:tcBorders>
             <w:tcMar>
               <w:top w:w="80" w:type="dxa"/>
@@ -2408,19 +2513,59 @@
             <w:pPr>
               <w:pStyle w:val="Body"/>
               <w:spacing w:line="240" w:lineRule="auto"/>
-            </w:pPr>
-            <w:r>
-              <w:rPr>
-                <w:rStyle w:val="None"/>
-                <w:rFonts w:ascii="Roboto" w:eastAsia="Roboto" w:hAnsi="Roboto" w:cs="Roboto"/>
-                <w:i/>
-                <w:iCs/>
-                <w:color w:val="1D2125"/>
-                <w:sz w:val="24"/>
-                <w:szCs w:val="24"/>
-                <w:u w:color="1D2125"/>
-              </w:rPr>
-              <w:t>Insert the sitemap (image) here</w:t>
+              <w:ind w:left="720"/>
+              <w:rPr>
+                <w:rStyle w:val="None"/>
+                <w:rFonts w:ascii="Roboto" w:hAnsi="Roboto" w:eastAsia="Roboto" w:cs="Roboto"/>
+                <w:i w:val="1"/>
+                <w:iCs w:val="1"/>
+                <w:color w:val="1D2125"/>
+                <w:sz w:val="24"/>
+                <w:szCs w:val="24"/>
+              </w:rPr>
+            </w:pPr>
+            <w:r>
+              <w:drawing>
+                <wp:inline wp14:editId="5F8AAB4B" wp14:anchorId="5C774D70">
+                  <wp:extent cx="5076825" cy="2089701"/>
+                  <wp:effectExtent l="0" t="0" r="0" b="0"/>
+                  <wp:docPr id="2017956888" name="drawing"/>
+                  <wp:cNvGraphicFramePr>
+                    <a:graphicFrameLocks noChangeAspect="1"/>
+                  </wp:cNvGraphicFramePr>
+                  <a:graphic>
+                    <a:graphicData xmlns:a="http://schemas.openxmlformats.org/drawingml/2006/main" uri="http://schemas.openxmlformats.org/drawingml/2006/picture">
+                      <pic:pic xmlns:pic="http://schemas.openxmlformats.org/drawingml/2006/picture">
+                        <pic:nvPicPr>
+                          <pic:cNvPr id="2017956888" name="Picture 2017956888"/>
+                          <pic:cNvPicPr/>
+                        </pic:nvPicPr>
+                        <pic:blipFill>
+                          <a:blip xmlns:r="http://schemas.openxmlformats.org/officeDocument/2006/relationships" r:embed="rId699412828">
+                            <a:extLst>
+                              <a:ext uri="{28A0092B-C50C-407E-A947-70E740481C1C}">
+                                <a14:useLocalDpi xmlns:a14="http://schemas.microsoft.com/office/drawing/2010/main"/>
+                              </a:ext>
+                            </a:extLst>
+                          </a:blip>
+                          <a:stretch>
+                            <a:fillRect/>
+                          </a:stretch>
+                        </pic:blipFill>
+                        <pic:spPr>
+                          <a:xfrm rot="0">
+                            <a:off x="0" y="0"/>
+                            <a:ext cx="5076825" cy="2089701"/>
+                          </a:xfrm>
+                          <a:prstGeom prst="rect">
+                            <a:avLst/>
+                          </a:prstGeom>
+                        </pic:spPr>
+                      </pic:pic>
+                    </a:graphicData>
+                  </a:graphic>
+                </wp:inline>
+              </w:drawing>
             </w:r>
           </w:p>
         </w:tc>
@@ -2429,7 +2574,7 @@
             <w:tcW w:w="355" w:type="dxa"/>
             <w:tcBorders>
               <w:top w:val="nil"/>
-              <w:left w:val="single" w:sz="4" w:space="0" w:color="000000"/>
+              <w:left w:val="single" w:color="000000" w:themeColor="text1" w:sz="4" w:space="0"/>
               <w:bottom w:val="nil"/>
               <w:right w:val="nil"/>
             </w:tcBorders>
@@ -2451,10 +2596,10 @@
           <w:tcPr>
             <w:tcW w:w="9005" w:type="dxa"/>
             <w:tcBorders>
-              <w:top w:val="single" w:sz="4" w:space="0" w:color="000000"/>
-              <w:left w:val="single" w:sz="4" w:space="0" w:color="000000"/>
-              <w:bottom w:val="single" w:sz="4" w:space="0" w:color="000000"/>
-              <w:right w:val="single" w:sz="4" w:space="0" w:color="000000"/>
+              <w:top w:val="single" w:color="000000" w:themeColor="text1" w:sz="4" w:space="0"/>
+              <w:left w:val="single" w:color="000000" w:themeColor="text1" w:sz="4" w:space="0"/>
+              <w:bottom w:val="single" w:color="000000" w:themeColor="text1" w:sz="4" w:space="0"/>
+              <w:right w:val="single" w:color="000000" w:themeColor="text1" w:sz="4" w:space="0"/>
             </w:tcBorders>
             <w:tcMar>
               <w:top w:w="80" w:type="dxa"/>
@@ -2472,7 +2617,7 @@
             <w:r>
               <w:rPr>
                 <w:rStyle w:val="None"/>
-                <w:rFonts w:ascii="Roboto" w:eastAsia="Roboto" w:hAnsi="Roboto" w:cs="Roboto"/>
+                <w:rFonts w:ascii="Roboto" w:hAnsi="Roboto" w:eastAsia="Roboto" w:cs="Roboto"/>
                 <w:b/>
                 <w:bCs/>
                 <w:color w:val="1D2125"/>
@@ -2489,7 +2634,7 @@
             <w:tcW w:w="355" w:type="dxa"/>
             <w:tcBorders>
               <w:top w:val="nil"/>
-              <w:left w:val="single" w:sz="4" w:space="0" w:color="000000"/>
+              <w:left w:val="single" w:color="000000" w:themeColor="text1" w:sz="4" w:space="0"/>
               <w:bottom w:val="nil"/>
               <w:right w:val="nil"/>
             </w:tcBorders>
@@ -2511,10 +2656,10 @@
           <w:tcPr>
             <w:tcW w:w="9005" w:type="dxa"/>
             <w:tcBorders>
-              <w:top w:val="single" w:sz="4" w:space="0" w:color="000000"/>
-              <w:left w:val="single" w:sz="4" w:space="0" w:color="000000"/>
-              <w:bottom w:val="single" w:sz="4" w:space="0" w:color="000000"/>
-              <w:right w:val="single" w:sz="4" w:space="0" w:color="000000"/>
+              <w:top w:val="single" w:color="000000" w:themeColor="text1" w:sz="4" w:space="0"/>
+              <w:left w:val="single" w:color="000000" w:themeColor="text1" w:sz="4" w:space="0"/>
+              <w:bottom w:val="single" w:color="000000" w:themeColor="text1" w:sz="4" w:space="0"/>
+              <w:right w:val="single" w:color="000000" w:themeColor="text1" w:sz="4" w:space="0"/>
             </w:tcBorders>
             <w:tcMar>
               <w:top w:w="80" w:type="dxa"/>
@@ -2531,7 +2676,7 @@
             <w:r>
               <w:rPr>
                 <w:rStyle w:val="None"/>
-                <w:rFonts w:ascii="Roboto" w:eastAsia="Roboto" w:hAnsi="Roboto" w:cs="Roboto"/>
+                <w:rFonts w:ascii="Roboto" w:hAnsi="Roboto" w:eastAsia="Roboto" w:cs="Roboto"/>
                 <w:i/>
                 <w:iCs/>
                 <w:color w:val="1D2125"/>
@@ -2548,7 +2693,7 @@
             <w:tcW w:w="355" w:type="dxa"/>
             <w:tcBorders>
               <w:top w:val="nil"/>
-              <w:left w:val="single" w:sz="4" w:space="0" w:color="000000"/>
+              <w:left w:val="single" w:color="000000" w:themeColor="text1" w:sz="4" w:space="0"/>
               <w:bottom w:val="nil"/>
               <w:right w:val="nil"/>
             </w:tcBorders>
@@ -2570,10 +2715,10 @@
           <w:tcPr>
             <w:tcW w:w="9005" w:type="dxa"/>
             <w:tcBorders>
-              <w:top w:val="single" w:sz="4" w:space="0" w:color="000000"/>
-              <w:left w:val="single" w:sz="4" w:space="0" w:color="000000"/>
-              <w:bottom w:val="single" w:sz="4" w:space="0" w:color="000000"/>
-              <w:right w:val="single" w:sz="4" w:space="0" w:color="000000"/>
+              <w:top w:val="single" w:color="000000" w:themeColor="text1" w:sz="4" w:space="0"/>
+              <w:left w:val="single" w:color="000000" w:themeColor="text1" w:sz="4" w:space="0"/>
+              <w:bottom w:val="single" w:color="000000" w:themeColor="text1" w:sz="4" w:space="0"/>
+              <w:right w:val="single" w:color="000000" w:themeColor="text1" w:sz="4" w:space="0"/>
             </w:tcBorders>
             <w:tcMar>
               <w:top w:w="80" w:type="dxa"/>
@@ -2591,7 +2736,7 @@
             <w:r>
               <w:rPr>
                 <w:rStyle w:val="None"/>
-                <w:rFonts w:ascii="Roboto" w:eastAsia="Roboto" w:hAnsi="Roboto" w:cs="Roboto"/>
+                <w:rFonts w:ascii="Roboto" w:hAnsi="Roboto" w:eastAsia="Roboto" w:cs="Roboto"/>
                 <w:b/>
                 <w:bCs/>
                 <w:color w:val="1D2125"/>
@@ -2608,7 +2753,7 @@
             <w:tcW w:w="355" w:type="dxa"/>
             <w:tcBorders>
               <w:top w:val="nil"/>
-              <w:left w:val="single" w:sz="4" w:space="0" w:color="000000"/>
+              <w:left w:val="single" w:color="000000" w:themeColor="text1" w:sz="4" w:space="0"/>
               <w:bottom w:val="nil"/>
               <w:right w:val="nil"/>
             </w:tcBorders>
@@ -2630,10 +2775,10 @@
           <w:tcPr>
             <w:tcW w:w="9005" w:type="dxa"/>
             <w:tcBorders>
-              <w:top w:val="single" w:sz="4" w:space="0" w:color="000000"/>
-              <w:left w:val="single" w:sz="4" w:space="0" w:color="000000"/>
-              <w:bottom w:val="single" w:sz="4" w:space="0" w:color="000000"/>
-              <w:right w:val="single" w:sz="4" w:space="0" w:color="000000"/>
+              <w:top w:val="single" w:color="000000" w:themeColor="text1" w:sz="4" w:space="0"/>
+              <w:left w:val="single" w:color="000000" w:themeColor="text1" w:sz="4" w:space="0"/>
+              <w:bottom w:val="single" w:color="000000" w:themeColor="text1" w:sz="4" w:space="0"/>
+              <w:right w:val="single" w:color="000000" w:themeColor="text1" w:sz="4" w:space="0"/>
             </w:tcBorders>
             <w:tcMar>
               <w:top w:w="80" w:type="dxa"/>
@@ -2651,7 +2796,7 @@
             <w:r>
               <w:rPr>
                 <w:rStyle w:val="None"/>
-                <w:rFonts w:ascii="Roboto" w:eastAsia="Roboto" w:hAnsi="Roboto" w:cs="Roboto"/>
+                <w:rFonts w:ascii="Roboto" w:hAnsi="Roboto" w:eastAsia="Roboto" w:cs="Roboto"/>
                 <w:b/>
                 <w:bCs/>
                 <w:color w:val="1D2125"/>
@@ -2668,7 +2813,7 @@
             <w:tcW w:w="355" w:type="dxa"/>
             <w:tcBorders>
               <w:top w:val="nil"/>
-              <w:left w:val="single" w:sz="4" w:space="0" w:color="000000"/>
+              <w:left w:val="single" w:color="000000" w:themeColor="text1" w:sz="4" w:space="0"/>
               <w:bottom w:val="nil"/>
               <w:right w:val="nil"/>
             </w:tcBorders>
@@ -2690,10 +2835,10 @@
           <w:tcPr>
             <w:tcW w:w="9005" w:type="dxa"/>
             <w:tcBorders>
-              <w:top w:val="single" w:sz="4" w:space="0" w:color="000000"/>
-              <w:left w:val="single" w:sz="4" w:space="0" w:color="000000"/>
-              <w:bottom w:val="single" w:sz="4" w:space="0" w:color="000000"/>
-              <w:right w:val="single" w:sz="4" w:space="0" w:color="000000"/>
+              <w:top w:val="single" w:color="000000" w:themeColor="text1" w:sz="4" w:space="0"/>
+              <w:left w:val="single" w:color="000000" w:themeColor="text1" w:sz="4" w:space="0"/>
+              <w:bottom w:val="single" w:color="000000" w:themeColor="text1" w:sz="4" w:space="0"/>
+              <w:right w:val="single" w:color="000000" w:themeColor="text1" w:sz="4" w:space="0"/>
             </w:tcBorders>
             <w:tcMar>
               <w:top w:w="80" w:type="dxa"/>
@@ -2710,7 +2855,7 @@
             <w:r>
               <w:rPr>
                 <w:rStyle w:val="None"/>
-                <w:rFonts w:ascii="Roboto" w:eastAsia="Roboto" w:hAnsi="Roboto" w:cs="Roboto"/>
+                <w:rFonts w:ascii="Roboto" w:hAnsi="Roboto" w:eastAsia="Roboto" w:cs="Roboto"/>
                 <w:i/>
                 <w:iCs/>
                 <w:color w:val="1D2125"/>
@@ -2727,7 +2872,7 @@
             <w:tcW w:w="355" w:type="dxa"/>
             <w:tcBorders>
               <w:top w:val="nil"/>
-              <w:left w:val="single" w:sz="4" w:space="0" w:color="000000"/>
+              <w:left w:val="single" w:color="000000" w:themeColor="text1" w:sz="4" w:space="0"/>
               <w:bottom w:val="nil"/>
               <w:right w:val="nil"/>
             </w:tcBorders>
@@ -2749,10 +2894,10 @@
           <w:tcPr>
             <w:tcW w:w="9005" w:type="dxa"/>
             <w:tcBorders>
-              <w:top w:val="single" w:sz="4" w:space="0" w:color="000000"/>
-              <w:left w:val="single" w:sz="4" w:space="0" w:color="000000"/>
-              <w:bottom w:val="single" w:sz="4" w:space="0" w:color="000000"/>
-              <w:right w:val="single" w:sz="4" w:space="0" w:color="000000"/>
+              <w:top w:val="single" w:color="000000" w:themeColor="text1" w:sz="4" w:space="0"/>
+              <w:left w:val="single" w:color="000000" w:themeColor="text1" w:sz="4" w:space="0"/>
+              <w:bottom w:val="single" w:color="000000" w:themeColor="text1" w:sz="4" w:space="0"/>
+              <w:right w:val="single" w:color="000000" w:themeColor="text1" w:sz="4" w:space="0"/>
             </w:tcBorders>
             <w:tcMar>
               <w:top w:w="80" w:type="dxa"/>
@@ -2770,7 +2915,7 @@
             <w:r>
               <w:rPr>
                 <w:rStyle w:val="None"/>
-                <w:rFonts w:ascii="Roboto" w:eastAsia="Roboto" w:hAnsi="Roboto" w:cs="Roboto"/>
+                <w:rFonts w:ascii="Roboto" w:hAnsi="Roboto" w:eastAsia="Roboto" w:cs="Roboto"/>
                 <w:b/>
                 <w:bCs/>
                 <w:color w:val="1D2125"/>
@@ -2787,7 +2932,7 @@
             <w:tcW w:w="355" w:type="dxa"/>
             <w:tcBorders>
               <w:top w:val="nil"/>
-              <w:left w:val="single" w:sz="4" w:space="0" w:color="000000"/>
+              <w:left w:val="single" w:color="000000" w:themeColor="text1" w:sz="4" w:space="0"/>
               <w:bottom w:val="nil"/>
               <w:right w:val="nil"/>
             </w:tcBorders>
@@ -2809,10 +2954,10 @@
           <w:tcPr>
             <w:tcW w:w="9005" w:type="dxa"/>
             <w:tcBorders>
-              <w:top w:val="single" w:sz="4" w:space="0" w:color="000000"/>
-              <w:left w:val="single" w:sz="4" w:space="0" w:color="000000"/>
-              <w:bottom w:val="single" w:sz="4" w:space="0" w:color="000000"/>
-              <w:right w:val="single" w:sz="4" w:space="0" w:color="000000"/>
+              <w:top w:val="single" w:color="000000" w:themeColor="text1" w:sz="4" w:space="0"/>
+              <w:left w:val="single" w:color="000000" w:themeColor="text1" w:sz="4" w:space="0"/>
+              <w:bottom w:val="single" w:color="000000" w:themeColor="text1" w:sz="4" w:space="0"/>
+              <w:right w:val="single" w:color="000000" w:themeColor="text1" w:sz="4" w:space="0"/>
             </w:tcBorders>
             <w:tcMar>
               <w:top w:w="80" w:type="dxa"/>
@@ -2829,7 +2974,7 @@
             <w:r>
               <w:rPr>
                 <w:rStyle w:val="None"/>
-                <w:rFonts w:ascii="Roboto" w:eastAsia="Roboto" w:hAnsi="Roboto" w:cs="Roboto"/>
+                <w:rFonts w:ascii="Roboto" w:hAnsi="Roboto" w:eastAsia="Roboto" w:cs="Roboto"/>
                 <w:i/>
                 <w:iCs/>
                 <w:color w:val="1D2125"/>
@@ -2846,7 +2991,7 @@
             <w:tcW w:w="355" w:type="dxa"/>
             <w:tcBorders>
               <w:top w:val="nil"/>
-              <w:left w:val="single" w:sz="4" w:space="0" w:color="000000"/>
+              <w:left w:val="single" w:color="000000" w:themeColor="text1" w:sz="4" w:space="0"/>
               <w:bottom w:val="nil"/>
               <w:right w:val="nil"/>
             </w:tcBorders>
@@ -2868,10 +3013,10 @@
           <w:tcPr>
             <w:tcW w:w="9005" w:type="dxa"/>
             <w:tcBorders>
-              <w:top w:val="single" w:sz="4" w:space="0" w:color="000000"/>
-              <w:left w:val="single" w:sz="4" w:space="0" w:color="000000"/>
-              <w:bottom w:val="single" w:sz="4" w:space="0" w:color="000000"/>
-              <w:right w:val="single" w:sz="4" w:space="0" w:color="000000"/>
+              <w:top w:val="single" w:color="000000" w:themeColor="text1" w:sz="4" w:space="0"/>
+              <w:left w:val="single" w:color="000000" w:themeColor="text1" w:sz="4" w:space="0"/>
+              <w:bottom w:val="single" w:color="000000" w:themeColor="text1" w:sz="4" w:space="0"/>
+              <w:right w:val="single" w:color="000000" w:themeColor="text1" w:sz="4" w:space="0"/>
             </w:tcBorders>
             <w:tcMar>
               <w:top w:w="80" w:type="dxa"/>
@@ -2889,7 +3034,7 @@
             <w:r>
               <w:rPr>
                 <w:rStyle w:val="None"/>
-                <w:rFonts w:ascii="Roboto" w:eastAsia="Roboto" w:hAnsi="Roboto" w:cs="Roboto"/>
+                <w:rFonts w:ascii="Roboto" w:hAnsi="Roboto" w:eastAsia="Roboto" w:cs="Roboto"/>
                 <w:b/>
                 <w:bCs/>
                 <w:color w:val="1D2125"/>
@@ -2906,7 +3051,7 @@
             <w:tcW w:w="355" w:type="dxa"/>
             <w:tcBorders>
               <w:top w:val="nil"/>
-              <w:left w:val="single" w:sz="4" w:space="0" w:color="000000"/>
+              <w:left w:val="single" w:color="000000" w:themeColor="text1" w:sz="4" w:space="0"/>
               <w:bottom w:val="nil"/>
               <w:right w:val="nil"/>
             </w:tcBorders>
@@ -2928,10 +3073,10 @@
           <w:tcPr>
             <w:tcW w:w="9005" w:type="dxa"/>
             <w:tcBorders>
-              <w:top w:val="single" w:sz="4" w:space="0" w:color="000000"/>
-              <w:left w:val="single" w:sz="4" w:space="0" w:color="000000"/>
-              <w:bottom w:val="single" w:sz="4" w:space="0" w:color="000000"/>
-              <w:right w:val="single" w:sz="4" w:space="0" w:color="000000"/>
+              <w:top w:val="single" w:color="000000" w:themeColor="text1" w:sz="4" w:space="0"/>
+              <w:left w:val="single" w:color="000000" w:themeColor="text1" w:sz="4" w:space="0"/>
+              <w:bottom w:val="single" w:color="000000" w:themeColor="text1" w:sz="4" w:space="0"/>
+              <w:right w:val="single" w:color="000000" w:themeColor="text1" w:sz="4" w:space="0"/>
             </w:tcBorders>
             <w:tcMar>
               <w:top w:w="80" w:type="dxa"/>
@@ -2948,7 +3093,7 @@
             <w:r>
               <w:rPr>
                 <w:rStyle w:val="None"/>
-                <w:rFonts w:ascii="Roboto" w:eastAsia="Roboto" w:hAnsi="Roboto" w:cs="Roboto"/>
+                <w:rFonts w:ascii="Roboto" w:hAnsi="Roboto" w:eastAsia="Roboto" w:cs="Roboto"/>
                 <w:i/>
                 <w:iCs/>
                 <w:color w:val="1D2125"/>
@@ -2956,7 +3101,6 @@
                 <w:szCs w:val="24"/>
                 <w:u w:color="1D2125"/>
               </w:rPr>
-              <w:lastRenderedPageBreak/>
               <w:t>Insert the time taken for each of the 5 tasks here</w:t>
             </w:r>
           </w:p>
@@ -2966,7 +3110,7 @@
             <w:tcW w:w="355" w:type="dxa"/>
             <w:tcBorders>
               <w:top w:val="nil"/>
-              <w:left w:val="single" w:sz="4" w:space="0" w:color="000000"/>
+              <w:left w:val="single" w:color="000000" w:themeColor="text1" w:sz="4" w:space="0"/>
               <w:bottom w:val="nil"/>
               <w:right w:val="nil"/>
             </w:tcBorders>
@@ -2988,10 +3132,10 @@
           <w:tcPr>
             <w:tcW w:w="9005" w:type="dxa"/>
             <w:tcBorders>
-              <w:top w:val="single" w:sz="4" w:space="0" w:color="000000"/>
-              <w:left w:val="single" w:sz="4" w:space="0" w:color="000000"/>
-              <w:bottom w:val="single" w:sz="4" w:space="0" w:color="000000"/>
-              <w:right w:val="single" w:sz="4" w:space="0" w:color="000000"/>
+              <w:top w:val="single" w:color="000000" w:themeColor="text1" w:sz="4" w:space="0"/>
+              <w:left w:val="single" w:color="000000" w:themeColor="text1" w:sz="4" w:space="0"/>
+              <w:bottom w:val="single" w:color="000000" w:themeColor="text1" w:sz="4" w:space="0"/>
+              <w:right w:val="single" w:color="000000" w:themeColor="text1" w:sz="4" w:space="0"/>
             </w:tcBorders>
             <w:tcMar>
               <w:top w:w="80" w:type="dxa"/>
@@ -3009,7 +3153,7 @@
             <w:r>
               <w:rPr>
                 <w:rStyle w:val="None"/>
-                <w:rFonts w:ascii="Roboto" w:eastAsia="Roboto" w:hAnsi="Roboto" w:cs="Roboto"/>
+                <w:rFonts w:ascii="Roboto" w:hAnsi="Roboto" w:eastAsia="Roboto" w:cs="Roboto"/>
                 <w:b/>
                 <w:bCs/>
                 <w:color w:val="1D2125"/>
@@ -3026,7 +3170,7 @@
             <w:tcW w:w="355" w:type="dxa"/>
             <w:tcBorders>
               <w:top w:val="nil"/>
-              <w:left w:val="single" w:sz="4" w:space="0" w:color="000000"/>
+              <w:left w:val="single" w:color="000000" w:themeColor="text1" w:sz="4" w:space="0"/>
               <w:bottom w:val="nil"/>
               <w:right w:val="nil"/>
             </w:tcBorders>
@@ -3048,10 +3192,10 @@
           <w:tcPr>
             <w:tcW w:w="9005" w:type="dxa"/>
             <w:tcBorders>
-              <w:top w:val="single" w:sz="4" w:space="0" w:color="000000"/>
-              <w:left w:val="single" w:sz="4" w:space="0" w:color="000000"/>
-              <w:bottom w:val="single" w:sz="4" w:space="0" w:color="000000"/>
-              <w:right w:val="single" w:sz="4" w:space="0" w:color="000000"/>
+              <w:top w:val="single" w:color="000000" w:themeColor="text1" w:sz="4" w:space="0"/>
+              <w:left w:val="single" w:color="000000" w:themeColor="text1" w:sz="4" w:space="0"/>
+              <w:bottom w:val="single" w:color="000000" w:themeColor="text1" w:sz="4" w:space="0"/>
+              <w:right w:val="single" w:color="000000" w:themeColor="text1" w:sz="4" w:space="0"/>
             </w:tcBorders>
             <w:tcMar>
               <w:top w:w="80" w:type="dxa"/>
@@ -3069,7 +3213,7 @@
             <w:r>
               <w:rPr>
                 <w:rStyle w:val="None"/>
-                <w:rFonts w:ascii="Roboto" w:eastAsia="Roboto" w:hAnsi="Roboto" w:cs="Roboto"/>
+                <w:rFonts w:ascii="Roboto" w:hAnsi="Roboto" w:eastAsia="Roboto" w:cs="Roboto"/>
                 <w:b/>
                 <w:bCs/>
                 <w:color w:val="1D2125"/>
@@ -3086,7 +3230,7 @@
             <w:tcW w:w="355" w:type="dxa"/>
             <w:tcBorders>
               <w:top w:val="nil"/>
-              <w:left w:val="single" w:sz="4" w:space="0" w:color="000000"/>
+              <w:left w:val="single" w:color="000000" w:themeColor="text1" w:sz="4" w:space="0"/>
               <w:bottom w:val="nil"/>
               <w:right w:val="nil"/>
             </w:tcBorders>
@@ -3108,10 +3252,10 @@
           <w:tcPr>
             <w:tcW w:w="9005" w:type="dxa"/>
             <w:tcBorders>
-              <w:top w:val="single" w:sz="4" w:space="0" w:color="000000"/>
-              <w:left w:val="single" w:sz="4" w:space="0" w:color="000000"/>
-              <w:bottom w:val="single" w:sz="4" w:space="0" w:color="000000"/>
-              <w:right w:val="single" w:sz="4" w:space="0" w:color="000000"/>
+              <w:top w:val="single" w:color="000000" w:themeColor="text1" w:sz="4" w:space="0"/>
+              <w:left w:val="single" w:color="000000" w:themeColor="text1" w:sz="4" w:space="0"/>
+              <w:bottom w:val="single" w:color="000000" w:themeColor="text1" w:sz="4" w:space="0"/>
+              <w:right w:val="single" w:color="000000" w:themeColor="text1" w:sz="4" w:space="0"/>
             </w:tcBorders>
             <w:tcMar>
               <w:top w:w="80" w:type="dxa"/>
@@ -3126,7 +3270,7 @@
               <w:spacing w:line="240" w:lineRule="auto"/>
               <w:rPr>
                 <w:rStyle w:val="None"/>
-                <w:rFonts w:ascii="Roboto" w:eastAsia="Roboto" w:hAnsi="Roboto" w:cs="Roboto"/>
+                <w:rFonts w:ascii="Roboto" w:hAnsi="Roboto" w:eastAsia="Roboto" w:cs="Roboto"/>
                 <w:i/>
                 <w:iCs/>
                 <w:color w:val="1D2125"/>
@@ -3138,7 +3282,7 @@
             <w:r>
               <w:rPr>
                 <w:rStyle w:val="None"/>
-                <w:rFonts w:ascii="Roboto" w:eastAsia="Roboto" w:hAnsi="Roboto" w:cs="Roboto"/>
+                <w:rFonts w:ascii="Roboto" w:hAnsi="Roboto" w:eastAsia="Roboto" w:cs="Roboto"/>
                 <w:i/>
                 <w:iCs/>
                 <w:color w:val="1D2125"/>
@@ -3160,17 +3304,17 @@
               <w:spacing w:line="240" w:lineRule="auto"/>
               <w:jc w:val="both"/>
               <w:rPr>
-                <w:rFonts w:ascii="Roboto" w:eastAsia="Roboto" w:hAnsi="Roboto" w:cs="Roboto"/>
-                <w:color w:val="1D2125"/>
-                <w:sz w:val="24"/>
-                <w:szCs w:val="24"/>
-                <w:u w:color="1D2125"/>
-              </w:rPr>
-            </w:pPr>
-            <w:r>
-              <w:rPr>
-                <w:rStyle w:val="None"/>
-                <w:rFonts w:ascii="Roboto" w:eastAsia="Roboto" w:hAnsi="Roboto" w:cs="Roboto"/>
+                <w:rFonts w:ascii="Roboto" w:hAnsi="Roboto" w:eastAsia="Roboto" w:cs="Roboto"/>
+                <w:color w:val="1D2125"/>
+                <w:sz w:val="24"/>
+                <w:szCs w:val="24"/>
+                <w:u w:color="1D2125"/>
+              </w:rPr>
+            </w:pPr>
+            <w:r>
+              <w:rPr>
+                <w:rStyle w:val="None"/>
+                <w:rFonts w:ascii="Roboto" w:hAnsi="Roboto" w:eastAsia="Roboto" w:cs="Roboto"/>
                 <w:color w:val="1D2125"/>
                 <w:sz w:val="24"/>
                 <w:szCs w:val="24"/>
@@ -3181,7 +3325,7 @@
             <w:r>
               <w:rPr>
                 <w:rStyle w:val="None"/>
-                <w:rFonts w:ascii="Roboto" w:eastAsia="Roboto" w:hAnsi="Roboto" w:cs="Roboto"/>
+                <w:rFonts w:ascii="Roboto" w:hAnsi="Roboto" w:eastAsia="Roboto" w:cs="Roboto"/>
                 <w:b/>
                 <w:bCs/>
                 <w:color w:val="1D2125"/>
@@ -3203,17 +3347,17 @@
               <w:spacing w:line="240" w:lineRule="auto"/>
               <w:jc w:val="both"/>
               <w:rPr>
-                <w:rFonts w:ascii="Roboto" w:eastAsia="Roboto" w:hAnsi="Roboto" w:cs="Roboto"/>
-                <w:color w:val="1D2125"/>
-                <w:sz w:val="24"/>
-                <w:szCs w:val="24"/>
-                <w:u w:color="1D2125"/>
-              </w:rPr>
-            </w:pPr>
-            <w:r>
-              <w:rPr>
-                <w:rStyle w:val="None"/>
-                <w:rFonts w:ascii="Roboto" w:eastAsia="Roboto" w:hAnsi="Roboto" w:cs="Roboto"/>
+                <w:rFonts w:ascii="Roboto" w:hAnsi="Roboto" w:eastAsia="Roboto" w:cs="Roboto"/>
+                <w:color w:val="1D2125"/>
+                <w:sz w:val="24"/>
+                <w:szCs w:val="24"/>
+                <w:u w:color="1D2125"/>
+              </w:rPr>
+            </w:pPr>
+            <w:r>
+              <w:rPr>
+                <w:rStyle w:val="None"/>
+                <w:rFonts w:ascii="Roboto" w:hAnsi="Roboto" w:eastAsia="Roboto" w:cs="Roboto"/>
                 <w:color w:val="1D2125"/>
                 <w:sz w:val="24"/>
                 <w:szCs w:val="24"/>
@@ -3224,7 +3368,7 @@
             <w:r>
               <w:rPr>
                 <w:rStyle w:val="None"/>
-                <w:rFonts w:ascii="Roboto" w:eastAsia="Roboto" w:hAnsi="Roboto" w:cs="Roboto"/>
+                <w:rFonts w:ascii="Roboto" w:hAnsi="Roboto" w:eastAsia="Roboto" w:cs="Roboto"/>
                 <w:b/>
                 <w:bCs/>
                 <w:color w:val="1D2125"/>
@@ -3246,17 +3390,17 @@
               <w:spacing w:line="240" w:lineRule="auto"/>
               <w:jc w:val="both"/>
               <w:rPr>
-                <w:rFonts w:ascii="Roboto" w:eastAsia="Roboto" w:hAnsi="Roboto" w:cs="Roboto"/>
-                <w:color w:val="1D2125"/>
-                <w:sz w:val="24"/>
-                <w:szCs w:val="24"/>
-                <w:u w:color="1D2125"/>
-              </w:rPr>
-            </w:pPr>
-            <w:r>
-              <w:rPr>
-                <w:rStyle w:val="None"/>
-                <w:rFonts w:ascii="Roboto" w:eastAsia="Roboto" w:hAnsi="Roboto" w:cs="Roboto"/>
+                <w:rFonts w:ascii="Roboto" w:hAnsi="Roboto" w:eastAsia="Roboto" w:cs="Roboto"/>
+                <w:color w:val="1D2125"/>
+                <w:sz w:val="24"/>
+                <w:szCs w:val="24"/>
+                <w:u w:color="1D2125"/>
+              </w:rPr>
+            </w:pPr>
+            <w:r>
+              <w:rPr>
+                <w:rStyle w:val="None"/>
+                <w:rFonts w:ascii="Roboto" w:hAnsi="Roboto" w:eastAsia="Roboto" w:cs="Roboto"/>
                 <w:color w:val="1D2125"/>
                 <w:sz w:val="24"/>
                 <w:szCs w:val="24"/>
@@ -3267,7 +3411,7 @@
             <w:r>
               <w:rPr>
                 <w:rStyle w:val="None"/>
-                <w:rFonts w:ascii="Roboto" w:eastAsia="Roboto" w:hAnsi="Roboto" w:cs="Roboto"/>
+                <w:rFonts w:ascii="Roboto" w:hAnsi="Roboto" w:eastAsia="Roboto" w:cs="Roboto"/>
                 <w:b/>
                 <w:bCs/>
                 <w:color w:val="1D2125"/>
@@ -3289,17 +3433,17 @@
               <w:spacing w:line="240" w:lineRule="auto"/>
               <w:jc w:val="both"/>
               <w:rPr>
-                <w:rFonts w:ascii="Roboto" w:eastAsia="Roboto" w:hAnsi="Roboto" w:cs="Roboto"/>
-                <w:color w:val="1D2125"/>
-                <w:sz w:val="24"/>
-                <w:szCs w:val="24"/>
-                <w:u w:color="1D2125"/>
-              </w:rPr>
-            </w:pPr>
-            <w:r>
-              <w:rPr>
-                <w:rStyle w:val="None"/>
-                <w:rFonts w:ascii="Roboto" w:eastAsia="Roboto" w:hAnsi="Roboto" w:cs="Roboto"/>
+                <w:rFonts w:ascii="Roboto" w:hAnsi="Roboto" w:eastAsia="Roboto" w:cs="Roboto"/>
+                <w:color w:val="1D2125"/>
+                <w:sz w:val="24"/>
+                <w:szCs w:val="24"/>
+                <w:u w:color="1D2125"/>
+              </w:rPr>
+            </w:pPr>
+            <w:r>
+              <w:rPr>
+                <w:rStyle w:val="None"/>
+                <w:rFonts w:ascii="Roboto" w:hAnsi="Roboto" w:eastAsia="Roboto" w:cs="Roboto"/>
                 <w:color w:val="1D2125"/>
                 <w:sz w:val="24"/>
                 <w:szCs w:val="24"/>
@@ -3310,7 +3454,7 @@
             <w:r>
               <w:rPr>
                 <w:rStyle w:val="None"/>
-                <w:rFonts w:ascii="Roboto" w:eastAsia="Roboto" w:hAnsi="Roboto" w:cs="Roboto"/>
+                <w:rFonts w:ascii="Roboto" w:hAnsi="Roboto" w:eastAsia="Roboto" w:cs="Roboto"/>
                 <w:b/>
                 <w:bCs/>
                 <w:color w:val="1D2125"/>
@@ -3327,7 +3471,7 @@
             <w:tcW w:w="355" w:type="dxa"/>
             <w:tcBorders>
               <w:top w:val="nil"/>
-              <w:left w:val="single" w:sz="4" w:space="0" w:color="000000"/>
+              <w:left w:val="single" w:color="000000" w:themeColor="text1" w:sz="4" w:space="0"/>
               <w:bottom w:val="nil"/>
               <w:right w:val="nil"/>
             </w:tcBorders>
@@ -3349,10 +3493,10 @@
           <w:tcPr>
             <w:tcW w:w="9005" w:type="dxa"/>
             <w:tcBorders>
-              <w:top w:val="single" w:sz="4" w:space="0" w:color="000000"/>
-              <w:left w:val="single" w:sz="4" w:space="0" w:color="000000"/>
-              <w:bottom w:val="single" w:sz="4" w:space="0" w:color="000000"/>
-              <w:right w:val="single" w:sz="4" w:space="0" w:color="000000"/>
+              <w:top w:val="single" w:color="000000" w:themeColor="text1" w:sz="4" w:space="0"/>
+              <w:left w:val="single" w:color="000000" w:themeColor="text1" w:sz="4" w:space="0"/>
+              <w:bottom w:val="single" w:color="000000" w:themeColor="text1" w:sz="4" w:space="0"/>
+              <w:right w:val="single" w:color="000000" w:themeColor="text1" w:sz="4" w:space="0"/>
             </w:tcBorders>
             <w:tcMar>
               <w:top w:w="80" w:type="dxa"/>
@@ -3370,7 +3514,7 @@
             <w:r>
               <w:rPr>
                 <w:rStyle w:val="None"/>
-                <w:rFonts w:ascii="Roboto" w:eastAsia="Roboto" w:hAnsi="Roboto" w:cs="Roboto"/>
+                <w:rFonts w:ascii="Roboto" w:hAnsi="Roboto" w:eastAsia="Roboto" w:cs="Roboto"/>
                 <w:b/>
                 <w:bCs/>
                 <w:color w:val="1D2125"/>
@@ -3387,7 +3531,7 @@
             <w:tcW w:w="355" w:type="dxa"/>
             <w:tcBorders>
               <w:top w:val="nil"/>
-              <w:left w:val="single" w:sz="4" w:space="0" w:color="000000"/>
+              <w:left w:val="single" w:color="000000" w:themeColor="text1" w:sz="4" w:space="0"/>
               <w:bottom w:val="nil"/>
               <w:right w:val="nil"/>
             </w:tcBorders>
@@ -3409,10 +3553,10 @@
           <w:tcPr>
             <w:tcW w:w="9005" w:type="dxa"/>
             <w:tcBorders>
-              <w:top w:val="single" w:sz="4" w:space="0" w:color="000000"/>
-              <w:left w:val="single" w:sz="4" w:space="0" w:color="000000"/>
-              <w:bottom w:val="single" w:sz="4" w:space="0" w:color="000000"/>
-              <w:right w:val="single" w:sz="4" w:space="0" w:color="000000"/>
+              <w:top w:val="single" w:color="000000" w:themeColor="text1" w:sz="4" w:space="0"/>
+              <w:left w:val="single" w:color="000000" w:themeColor="text1" w:sz="4" w:space="0"/>
+              <w:bottom w:val="single" w:color="000000" w:themeColor="text1" w:sz="4" w:space="0"/>
+              <w:right w:val="single" w:color="000000" w:themeColor="text1" w:sz="4" w:space="0"/>
             </w:tcBorders>
             <w:tcMar>
               <w:top w:w="80" w:type="dxa"/>
@@ -3427,7 +3571,7 @@
               <w:spacing w:line="240" w:lineRule="auto"/>
               <w:rPr>
                 <w:rStyle w:val="None"/>
-                <w:rFonts w:ascii="Roboto" w:eastAsia="Roboto" w:hAnsi="Roboto" w:cs="Roboto"/>
+                <w:rFonts w:ascii="Roboto" w:hAnsi="Roboto" w:eastAsia="Roboto" w:cs="Roboto"/>
                 <w:i/>
                 <w:iCs/>
                 <w:color w:val="1D2125"/>
@@ -3439,7 +3583,7 @@
             <w:r>
               <w:rPr>
                 <w:rStyle w:val="None"/>
-                <w:rFonts w:ascii="Roboto" w:eastAsia="Roboto" w:hAnsi="Roboto" w:cs="Roboto"/>
+                <w:rFonts w:ascii="Roboto" w:hAnsi="Roboto" w:eastAsia="Roboto" w:cs="Roboto"/>
                 <w:i/>
                 <w:iCs/>
                 <w:color w:val="1D2125"/>
@@ -3461,17 +3605,17 @@
               <w:spacing w:line="240" w:lineRule="auto"/>
               <w:jc w:val="both"/>
               <w:rPr>
-                <w:rFonts w:ascii="Roboto" w:eastAsia="Roboto" w:hAnsi="Roboto" w:cs="Roboto"/>
-                <w:color w:val="1D2125"/>
-                <w:sz w:val="24"/>
-                <w:szCs w:val="24"/>
-                <w:u w:color="1D2125"/>
-              </w:rPr>
-            </w:pPr>
-            <w:r>
-              <w:rPr>
-                <w:rStyle w:val="None"/>
-                <w:rFonts w:ascii="Roboto" w:eastAsia="Roboto" w:hAnsi="Roboto" w:cs="Roboto"/>
+                <w:rFonts w:ascii="Roboto" w:hAnsi="Roboto" w:eastAsia="Roboto" w:cs="Roboto"/>
+                <w:color w:val="1D2125"/>
+                <w:sz w:val="24"/>
+                <w:szCs w:val="24"/>
+                <w:u w:color="1D2125"/>
+              </w:rPr>
+            </w:pPr>
+            <w:r>
+              <w:rPr>
+                <w:rStyle w:val="None"/>
+                <w:rFonts w:ascii="Roboto" w:hAnsi="Roboto" w:eastAsia="Roboto" w:cs="Roboto"/>
                 <w:color w:val="1D2125"/>
                 <w:sz w:val="24"/>
                 <w:szCs w:val="24"/>
@@ -3482,7 +3626,7 @@
             <w:r>
               <w:rPr>
                 <w:rStyle w:val="None"/>
-                <w:rFonts w:ascii="Roboto" w:eastAsia="Roboto" w:hAnsi="Roboto" w:cs="Roboto"/>
+                <w:rFonts w:ascii="Roboto" w:hAnsi="Roboto" w:eastAsia="Roboto" w:cs="Roboto"/>
                 <w:b/>
                 <w:bCs/>
                 <w:color w:val="1D2125"/>
@@ -3504,17 +3648,17 @@
               <w:spacing w:line="240" w:lineRule="auto"/>
               <w:jc w:val="both"/>
               <w:rPr>
-                <w:rFonts w:ascii="Roboto" w:eastAsia="Roboto" w:hAnsi="Roboto" w:cs="Roboto"/>
-                <w:color w:val="1D2125"/>
-                <w:sz w:val="24"/>
-                <w:szCs w:val="24"/>
-                <w:u w:color="1D2125"/>
-              </w:rPr>
-            </w:pPr>
-            <w:r>
-              <w:rPr>
-                <w:rStyle w:val="None"/>
-                <w:rFonts w:ascii="Roboto" w:eastAsia="Roboto" w:hAnsi="Roboto" w:cs="Roboto"/>
+                <w:rFonts w:ascii="Roboto" w:hAnsi="Roboto" w:eastAsia="Roboto" w:cs="Roboto"/>
+                <w:color w:val="1D2125"/>
+                <w:sz w:val="24"/>
+                <w:szCs w:val="24"/>
+                <w:u w:color="1D2125"/>
+              </w:rPr>
+            </w:pPr>
+            <w:r>
+              <w:rPr>
+                <w:rStyle w:val="None"/>
+                <w:rFonts w:ascii="Roboto" w:hAnsi="Roboto" w:eastAsia="Roboto" w:cs="Roboto"/>
                 <w:color w:val="1D2125"/>
                 <w:sz w:val="24"/>
                 <w:szCs w:val="24"/>
@@ -3525,7 +3669,7 @@
             <w:r>
               <w:rPr>
                 <w:rStyle w:val="None"/>
-                <w:rFonts w:ascii="Roboto" w:eastAsia="Roboto" w:hAnsi="Roboto" w:cs="Roboto"/>
+                <w:rFonts w:ascii="Roboto" w:hAnsi="Roboto" w:eastAsia="Roboto" w:cs="Roboto"/>
                 <w:b/>
                 <w:bCs/>
                 <w:color w:val="1D2125"/>
@@ -3547,17 +3691,17 @@
               <w:spacing w:line="240" w:lineRule="auto"/>
               <w:jc w:val="both"/>
               <w:rPr>
-                <w:rFonts w:ascii="Roboto" w:eastAsia="Roboto" w:hAnsi="Roboto" w:cs="Roboto"/>
-                <w:color w:val="1D2125"/>
-                <w:sz w:val="24"/>
-                <w:szCs w:val="24"/>
-                <w:u w:color="1D2125"/>
-              </w:rPr>
-            </w:pPr>
-            <w:r>
-              <w:rPr>
-                <w:rStyle w:val="None"/>
-                <w:rFonts w:ascii="Roboto" w:eastAsia="Roboto" w:hAnsi="Roboto" w:cs="Roboto"/>
+                <w:rFonts w:ascii="Roboto" w:hAnsi="Roboto" w:eastAsia="Roboto" w:cs="Roboto"/>
+                <w:color w:val="1D2125"/>
+                <w:sz w:val="24"/>
+                <w:szCs w:val="24"/>
+                <w:u w:color="1D2125"/>
+              </w:rPr>
+            </w:pPr>
+            <w:r>
+              <w:rPr>
+                <w:rStyle w:val="None"/>
+                <w:rFonts w:ascii="Roboto" w:hAnsi="Roboto" w:eastAsia="Roboto" w:cs="Roboto"/>
                 <w:color w:val="1D2125"/>
                 <w:sz w:val="24"/>
                 <w:szCs w:val="24"/>
@@ -3568,7 +3712,7 @@
             <w:r>
               <w:rPr>
                 <w:rStyle w:val="None"/>
-                <w:rFonts w:ascii="Roboto" w:eastAsia="Roboto" w:hAnsi="Roboto" w:cs="Roboto"/>
+                <w:rFonts w:ascii="Roboto" w:hAnsi="Roboto" w:eastAsia="Roboto" w:cs="Roboto"/>
                 <w:b/>
                 <w:bCs/>
                 <w:color w:val="1D2125"/>
@@ -3590,17 +3734,17 @@
               <w:spacing w:line="240" w:lineRule="auto"/>
               <w:jc w:val="both"/>
               <w:rPr>
-                <w:rFonts w:ascii="Roboto" w:eastAsia="Roboto" w:hAnsi="Roboto" w:cs="Roboto"/>
-                <w:color w:val="1D2125"/>
-                <w:sz w:val="24"/>
-                <w:szCs w:val="24"/>
-                <w:u w:color="1D2125"/>
-              </w:rPr>
-            </w:pPr>
-            <w:r>
-              <w:rPr>
-                <w:rStyle w:val="None"/>
-                <w:rFonts w:ascii="Roboto" w:eastAsia="Roboto" w:hAnsi="Roboto" w:cs="Roboto"/>
+                <w:rFonts w:ascii="Roboto" w:hAnsi="Roboto" w:eastAsia="Roboto" w:cs="Roboto"/>
+                <w:color w:val="1D2125"/>
+                <w:sz w:val="24"/>
+                <w:szCs w:val="24"/>
+                <w:u w:color="1D2125"/>
+              </w:rPr>
+            </w:pPr>
+            <w:r>
+              <w:rPr>
+                <w:rStyle w:val="None"/>
+                <w:rFonts w:ascii="Roboto" w:hAnsi="Roboto" w:eastAsia="Roboto" w:cs="Roboto"/>
                 <w:color w:val="1D2125"/>
                 <w:sz w:val="24"/>
                 <w:szCs w:val="24"/>
@@ -3611,7 +3755,7 @@
             <w:r>
               <w:rPr>
                 <w:rStyle w:val="None"/>
-                <w:rFonts w:ascii="Roboto" w:eastAsia="Roboto" w:hAnsi="Roboto" w:cs="Roboto"/>
+                <w:rFonts w:ascii="Roboto" w:hAnsi="Roboto" w:eastAsia="Roboto" w:cs="Roboto"/>
                 <w:b/>
                 <w:bCs/>
                 <w:color w:val="1D2125"/>
@@ -3628,7 +3772,7 @@
             <w:tcW w:w="355" w:type="dxa"/>
             <w:tcBorders>
               <w:top w:val="nil"/>
-              <w:left w:val="single" w:sz="4" w:space="0" w:color="000000"/>
+              <w:left w:val="single" w:color="000000" w:themeColor="text1" w:sz="4" w:space="0"/>
               <w:bottom w:val="nil"/>
               <w:right w:val="nil"/>
             </w:tcBorders>
@@ -3650,10 +3794,10 @@
           <w:tcPr>
             <w:tcW w:w="9005" w:type="dxa"/>
             <w:tcBorders>
-              <w:top w:val="single" w:sz="4" w:space="0" w:color="000000"/>
-              <w:left w:val="single" w:sz="4" w:space="0" w:color="000000"/>
-              <w:bottom w:val="single" w:sz="4" w:space="0" w:color="000000"/>
-              <w:right w:val="single" w:sz="4" w:space="0" w:color="000000"/>
+              <w:top w:val="single" w:color="000000" w:themeColor="text1" w:sz="4" w:space="0"/>
+              <w:left w:val="single" w:color="000000" w:themeColor="text1" w:sz="4" w:space="0"/>
+              <w:bottom w:val="single" w:color="000000" w:themeColor="text1" w:sz="4" w:space="0"/>
+              <w:right w:val="single" w:color="000000" w:themeColor="text1" w:sz="4" w:space="0"/>
             </w:tcBorders>
             <w:tcMar>
               <w:top w:w="80" w:type="dxa"/>
@@ -3671,7 +3815,7 @@
             <w:r>
               <w:rPr>
                 <w:rStyle w:val="None"/>
-                <w:rFonts w:ascii="Roboto" w:eastAsia="Roboto" w:hAnsi="Roboto" w:cs="Roboto"/>
+                <w:rFonts w:ascii="Roboto" w:hAnsi="Roboto" w:eastAsia="Roboto" w:cs="Roboto"/>
                 <w:b/>
                 <w:bCs/>
                 <w:color w:val="1D2125"/>
@@ -3688,7 +3832,7 @@
             <w:tcW w:w="355" w:type="dxa"/>
             <w:tcBorders>
               <w:top w:val="nil"/>
-              <w:left w:val="single" w:sz="4" w:space="0" w:color="000000"/>
+              <w:left w:val="single" w:color="000000" w:themeColor="text1" w:sz="4" w:space="0"/>
               <w:bottom w:val="nil"/>
               <w:right w:val="nil"/>
             </w:tcBorders>
@@ -3710,10 +3854,10 @@
           <w:tcPr>
             <w:tcW w:w="9005" w:type="dxa"/>
             <w:tcBorders>
-              <w:top w:val="single" w:sz="4" w:space="0" w:color="000000"/>
-              <w:left w:val="single" w:sz="4" w:space="0" w:color="000000"/>
-              <w:bottom w:val="single" w:sz="4" w:space="0" w:color="000000"/>
-              <w:right w:val="single" w:sz="4" w:space="0" w:color="000000"/>
+              <w:top w:val="single" w:color="000000" w:themeColor="text1" w:sz="4" w:space="0"/>
+              <w:left w:val="single" w:color="000000" w:themeColor="text1" w:sz="4" w:space="0"/>
+              <w:bottom w:val="single" w:color="000000" w:themeColor="text1" w:sz="4" w:space="0"/>
+              <w:right w:val="single" w:color="000000" w:themeColor="text1" w:sz="4" w:space="0"/>
             </w:tcBorders>
             <w:tcMar>
               <w:top w:w="80" w:type="dxa"/>
@@ -3728,7 +3872,7 @@
               <w:spacing w:line="240" w:lineRule="auto"/>
               <w:rPr>
                 <w:rStyle w:val="None"/>
-                <w:rFonts w:ascii="Roboto" w:eastAsia="Roboto" w:hAnsi="Roboto" w:cs="Roboto"/>
+                <w:rFonts w:ascii="Roboto" w:hAnsi="Roboto" w:eastAsia="Roboto" w:cs="Roboto"/>
                 <w:i/>
                 <w:iCs/>
                 <w:color w:val="1D2125"/>
@@ -3740,7 +3884,7 @@
             <w:r>
               <w:rPr>
                 <w:rStyle w:val="None"/>
-                <w:rFonts w:ascii="Roboto" w:eastAsia="Roboto" w:hAnsi="Roboto" w:cs="Roboto"/>
+                <w:rFonts w:ascii="Roboto" w:hAnsi="Roboto" w:eastAsia="Roboto" w:cs="Roboto"/>
                 <w:i/>
                 <w:iCs/>
                 <w:color w:val="1D2125"/>
@@ -3762,17 +3906,17 @@
               <w:spacing w:line="240" w:lineRule="auto"/>
               <w:jc w:val="both"/>
               <w:rPr>
-                <w:rFonts w:ascii="Roboto" w:eastAsia="Roboto" w:hAnsi="Roboto" w:cs="Roboto"/>
-                <w:color w:val="1D2125"/>
-                <w:sz w:val="24"/>
-                <w:szCs w:val="24"/>
-                <w:u w:color="1D2125"/>
-              </w:rPr>
-            </w:pPr>
-            <w:r>
-              <w:rPr>
-                <w:rStyle w:val="None"/>
-                <w:rFonts w:ascii="Roboto" w:eastAsia="Roboto" w:hAnsi="Roboto" w:cs="Roboto"/>
+                <w:rFonts w:ascii="Roboto" w:hAnsi="Roboto" w:eastAsia="Roboto" w:cs="Roboto"/>
+                <w:color w:val="1D2125"/>
+                <w:sz w:val="24"/>
+                <w:szCs w:val="24"/>
+                <w:u w:color="1D2125"/>
+              </w:rPr>
+            </w:pPr>
+            <w:r>
+              <w:rPr>
+                <w:rStyle w:val="None"/>
+                <w:rFonts w:ascii="Roboto" w:hAnsi="Roboto" w:eastAsia="Roboto" w:cs="Roboto"/>
                 <w:color w:val="1D2125"/>
                 <w:sz w:val="24"/>
                 <w:szCs w:val="24"/>
@@ -3783,7 +3927,7 @@
             <w:r>
               <w:rPr>
                 <w:rStyle w:val="None"/>
-                <w:rFonts w:ascii="Roboto" w:eastAsia="Roboto" w:hAnsi="Roboto" w:cs="Roboto"/>
+                <w:rFonts w:ascii="Roboto" w:hAnsi="Roboto" w:eastAsia="Roboto" w:cs="Roboto"/>
                 <w:b/>
                 <w:bCs/>
                 <w:color w:val="1D2125"/>
@@ -3805,17 +3949,17 @@
               <w:spacing w:line="240" w:lineRule="auto"/>
               <w:jc w:val="both"/>
               <w:rPr>
-                <w:rFonts w:ascii="Roboto" w:eastAsia="Roboto" w:hAnsi="Roboto" w:cs="Roboto"/>
-                <w:color w:val="1D2125"/>
-                <w:sz w:val="24"/>
-                <w:szCs w:val="24"/>
-                <w:u w:color="1D2125"/>
-              </w:rPr>
-            </w:pPr>
-            <w:r>
-              <w:rPr>
-                <w:rStyle w:val="None"/>
-                <w:rFonts w:ascii="Roboto" w:eastAsia="Roboto" w:hAnsi="Roboto" w:cs="Roboto"/>
+                <w:rFonts w:ascii="Roboto" w:hAnsi="Roboto" w:eastAsia="Roboto" w:cs="Roboto"/>
+                <w:color w:val="1D2125"/>
+                <w:sz w:val="24"/>
+                <w:szCs w:val="24"/>
+                <w:u w:color="1D2125"/>
+              </w:rPr>
+            </w:pPr>
+            <w:r>
+              <w:rPr>
+                <w:rStyle w:val="None"/>
+                <w:rFonts w:ascii="Roboto" w:hAnsi="Roboto" w:eastAsia="Roboto" w:cs="Roboto"/>
                 <w:color w:val="1D2125"/>
                 <w:sz w:val="24"/>
                 <w:szCs w:val="24"/>
@@ -3826,7 +3970,7 @@
             <w:r>
               <w:rPr>
                 <w:rStyle w:val="None"/>
-                <w:rFonts w:ascii="Roboto" w:eastAsia="Roboto" w:hAnsi="Roboto" w:cs="Roboto"/>
+                <w:rFonts w:ascii="Roboto" w:hAnsi="Roboto" w:eastAsia="Roboto" w:cs="Roboto"/>
                 <w:b/>
                 <w:bCs/>
                 <w:color w:val="1D2125"/>
@@ -3848,17 +3992,17 @@
               <w:spacing w:line="240" w:lineRule="auto"/>
               <w:jc w:val="both"/>
               <w:rPr>
-                <w:rFonts w:ascii="Roboto" w:eastAsia="Roboto" w:hAnsi="Roboto" w:cs="Roboto"/>
-                <w:color w:val="1D2125"/>
-                <w:sz w:val="24"/>
-                <w:szCs w:val="24"/>
-                <w:u w:color="1D2125"/>
-              </w:rPr>
-            </w:pPr>
-            <w:r>
-              <w:rPr>
-                <w:rStyle w:val="None"/>
-                <w:rFonts w:ascii="Roboto" w:eastAsia="Roboto" w:hAnsi="Roboto" w:cs="Roboto"/>
+                <w:rFonts w:ascii="Roboto" w:hAnsi="Roboto" w:eastAsia="Roboto" w:cs="Roboto"/>
+                <w:color w:val="1D2125"/>
+                <w:sz w:val="24"/>
+                <w:szCs w:val="24"/>
+                <w:u w:color="1D2125"/>
+              </w:rPr>
+            </w:pPr>
+            <w:r>
+              <w:rPr>
+                <w:rStyle w:val="None"/>
+                <w:rFonts w:ascii="Roboto" w:hAnsi="Roboto" w:eastAsia="Roboto" w:cs="Roboto"/>
                 <w:color w:val="1D2125"/>
                 <w:sz w:val="24"/>
                 <w:szCs w:val="24"/>
@@ -3869,7 +4013,7 @@
             <w:r>
               <w:rPr>
                 <w:rStyle w:val="None"/>
-                <w:rFonts w:ascii="Roboto" w:eastAsia="Roboto" w:hAnsi="Roboto" w:cs="Roboto"/>
+                <w:rFonts w:ascii="Roboto" w:hAnsi="Roboto" w:eastAsia="Roboto" w:cs="Roboto"/>
                 <w:b/>
                 <w:bCs/>
                 <w:color w:val="1D2125"/>
@@ -3891,17 +4035,17 @@
               <w:spacing w:line="240" w:lineRule="auto"/>
               <w:jc w:val="both"/>
               <w:rPr>
-                <w:rFonts w:ascii="Roboto" w:eastAsia="Roboto" w:hAnsi="Roboto" w:cs="Roboto"/>
-                <w:color w:val="1D2125"/>
-                <w:sz w:val="24"/>
-                <w:szCs w:val="24"/>
-                <w:u w:color="1D2125"/>
-              </w:rPr>
-            </w:pPr>
-            <w:r>
-              <w:rPr>
-                <w:rStyle w:val="None"/>
-                <w:rFonts w:ascii="Roboto" w:eastAsia="Roboto" w:hAnsi="Roboto" w:cs="Roboto"/>
+                <w:rFonts w:ascii="Roboto" w:hAnsi="Roboto" w:eastAsia="Roboto" w:cs="Roboto"/>
+                <w:color w:val="1D2125"/>
+                <w:sz w:val="24"/>
+                <w:szCs w:val="24"/>
+                <w:u w:color="1D2125"/>
+              </w:rPr>
+            </w:pPr>
+            <w:r>
+              <w:rPr>
+                <w:rStyle w:val="None"/>
+                <w:rFonts w:ascii="Roboto" w:hAnsi="Roboto" w:eastAsia="Roboto" w:cs="Roboto"/>
                 <w:color w:val="1D2125"/>
                 <w:sz w:val="24"/>
                 <w:szCs w:val="24"/>
@@ -3912,7 +4056,7 @@
             <w:r>
               <w:rPr>
                 <w:rStyle w:val="None"/>
-                <w:rFonts w:ascii="Roboto" w:eastAsia="Roboto" w:hAnsi="Roboto" w:cs="Roboto"/>
+                <w:rFonts w:ascii="Roboto" w:hAnsi="Roboto" w:eastAsia="Roboto" w:cs="Roboto"/>
                 <w:b/>
                 <w:bCs/>
                 <w:color w:val="1D2125"/>
@@ -3929,7 +4073,7 @@
             <w:tcW w:w="355" w:type="dxa"/>
             <w:tcBorders>
               <w:top w:val="nil"/>
-              <w:left w:val="single" w:sz="4" w:space="0" w:color="000000"/>
+              <w:left w:val="single" w:color="000000" w:themeColor="text1" w:sz="4" w:space="0"/>
               <w:bottom w:val="nil"/>
               <w:right w:val="nil"/>
             </w:tcBorders>
@@ -3951,7 +4095,7 @@
         <w:spacing w:line="240" w:lineRule="auto"/>
         <w:rPr>
           <w:rStyle w:val="None"/>
-          <w:rFonts w:ascii="Roboto" w:eastAsia="Roboto" w:hAnsi="Roboto" w:cs="Roboto"/>
+          <w:rFonts w:ascii="Roboto" w:hAnsi="Roboto" w:eastAsia="Roboto" w:cs="Roboto"/>
           <w:b/>
           <w:bCs/>
           <w:color w:val="1D2125"/>
@@ -3972,7 +4116,7 @@
         <w:shd w:val="clear" w:color="auto" w:fill="F8F9FA"/>
         <w:rPr>
           <w:rStyle w:val="None"/>
-          <w:rFonts w:ascii="Roboto" w:eastAsia="Roboto" w:hAnsi="Roboto" w:cs="Roboto"/>
+          <w:rFonts w:ascii="Roboto" w:hAnsi="Roboto" w:eastAsia="Roboto" w:cs="Roboto"/>
           <w:b/>
           <w:bCs/>
           <w:color w:val="1D2125"/>
@@ -3987,12 +4131,12 @@
         <w:tblW w:w="9360" w:type="dxa"/>
         <w:tblInd w:w="108" w:type="dxa"/>
         <w:tblBorders>
-          <w:top w:val="single" w:sz="8" w:space="0" w:color="FFFFFF"/>
-          <w:left w:val="single" w:sz="8" w:space="0" w:color="FFFFFF"/>
-          <w:bottom w:val="single" w:sz="8" w:space="0" w:color="FFFFFF"/>
-          <w:right w:val="single" w:sz="8" w:space="0" w:color="FFFFFF"/>
-          <w:insideH w:val="single" w:sz="8" w:space="0" w:color="FFFFFF"/>
-          <w:insideV w:val="single" w:sz="8" w:space="0" w:color="FFFFFF"/>
+          <w:top w:val="single" w:color="FFFFFF" w:sz="8" w:space="0"/>
+          <w:left w:val="single" w:color="FFFFFF" w:sz="8" w:space="0"/>
+          <w:bottom w:val="single" w:color="FFFFFF" w:sz="8" w:space="0"/>
+          <w:right w:val="single" w:color="FFFFFF" w:sz="8" w:space="0"/>
+          <w:insideH w:val="single" w:color="FFFFFF" w:sz="8" w:space="0"/>
+          <w:insideV w:val="single" w:color="FFFFFF" w:sz="8" w:space="0"/>
         </w:tblBorders>
         <w:shd w:val="clear" w:color="auto" w:fill="CED7E7"/>
         <w:tblLayout w:type="fixed"/>
@@ -4009,10 +4153,10 @@
           <w:tcPr>
             <w:tcW w:w="9360" w:type="dxa"/>
             <w:tcBorders>
-              <w:top w:val="single" w:sz="4" w:space="0" w:color="000000"/>
-              <w:left w:val="single" w:sz="4" w:space="0" w:color="000000"/>
-              <w:bottom w:val="single" w:sz="4" w:space="0" w:color="000000"/>
-              <w:right w:val="single" w:sz="4" w:space="0" w:color="000000"/>
+              <w:top w:val="single" w:color="000000" w:sz="4" w:space="0"/>
+              <w:left w:val="single" w:color="000000" w:sz="4" w:space="0"/>
+              <w:bottom w:val="single" w:color="000000" w:sz="4" w:space="0"/>
+              <w:right w:val="single" w:color="000000" w:sz="4" w:space="0"/>
             </w:tcBorders>
             <w:tcMar>
               <w:top w:w="80" w:type="dxa"/>
@@ -4029,7 +4173,7 @@
             <w:r>
               <w:rPr>
                 <w:rStyle w:val="None"/>
-                <w:rFonts w:ascii="Roboto" w:eastAsia="Roboto" w:hAnsi="Roboto" w:cs="Roboto"/>
+                <w:rFonts w:ascii="Roboto" w:hAnsi="Roboto" w:eastAsia="Roboto" w:cs="Roboto"/>
                 <w:b/>
                 <w:bCs/>
                 <w:color w:val="1D2125"/>
@@ -4050,10 +4194,10 @@
           <w:tcPr>
             <w:tcW w:w="9360" w:type="dxa"/>
             <w:tcBorders>
-              <w:top w:val="single" w:sz="4" w:space="0" w:color="000000"/>
-              <w:left w:val="single" w:sz="4" w:space="0" w:color="000000"/>
-              <w:bottom w:val="single" w:sz="4" w:space="0" w:color="000000"/>
-              <w:right w:val="single" w:sz="4" w:space="0" w:color="000000"/>
+              <w:top w:val="single" w:color="000000" w:sz="4" w:space="0"/>
+              <w:left w:val="single" w:color="000000" w:sz="4" w:space="0"/>
+              <w:bottom w:val="single" w:color="000000" w:sz="4" w:space="0"/>
+              <w:right w:val="single" w:color="000000" w:sz="4" w:space="0"/>
             </w:tcBorders>
             <w:tcMar>
               <w:top w:w="80" w:type="dxa"/>
@@ -4070,7 +4214,7 @@
             <w:r>
               <w:rPr>
                 <w:rStyle w:val="None"/>
-                <w:rFonts w:ascii="Roboto" w:eastAsia="Roboto" w:hAnsi="Roboto" w:cs="Roboto"/>
+                <w:rFonts w:ascii="Roboto" w:hAnsi="Roboto" w:eastAsia="Roboto" w:cs="Roboto"/>
                 <w:i/>
                 <w:iCs/>
                 <w:color w:val="1D2125"/>
@@ -4078,13 +4222,12 @@
                 <w:szCs w:val="24"/>
                 <w:u w:color="1D2125"/>
               </w:rPr>
-              <w:lastRenderedPageBreak/>
               <w:t>Insert the team’</w:t>
             </w:r>
             <w:r>
               <w:rPr>
                 <w:rStyle w:val="None"/>
-                <w:rFonts w:ascii="Roboto" w:eastAsia="Roboto" w:hAnsi="Roboto" w:cs="Roboto"/>
+                <w:rFonts w:ascii="Roboto" w:hAnsi="Roboto" w:eastAsia="Roboto" w:cs="Roboto"/>
                 <w:i/>
                 <w:iCs/>
                 <w:color w:val="1D2125"/>
@@ -4105,10 +4248,10 @@
           <w:tcPr>
             <w:tcW w:w="9360" w:type="dxa"/>
             <w:tcBorders>
-              <w:top w:val="single" w:sz="4" w:space="0" w:color="000000"/>
-              <w:left w:val="single" w:sz="4" w:space="0" w:color="000000"/>
-              <w:bottom w:val="single" w:sz="4" w:space="0" w:color="000000"/>
-              <w:right w:val="single" w:sz="4" w:space="0" w:color="000000"/>
+              <w:top w:val="single" w:color="000000" w:sz="4" w:space="0"/>
+              <w:left w:val="single" w:color="000000" w:sz="4" w:space="0"/>
+              <w:bottom w:val="single" w:color="000000" w:sz="4" w:space="0"/>
+              <w:right w:val="single" w:color="000000" w:sz="4" w:space="0"/>
             </w:tcBorders>
             <w:tcMar>
               <w:top w:w="80" w:type="dxa"/>
@@ -4126,7 +4269,7 @@
             <w:r>
               <w:rPr>
                 <w:rStyle w:val="None"/>
-                <w:rFonts w:ascii="Roboto" w:eastAsia="Roboto" w:hAnsi="Roboto" w:cs="Roboto"/>
+                <w:rFonts w:ascii="Roboto" w:hAnsi="Roboto" w:eastAsia="Roboto" w:cs="Roboto"/>
                 <w:b/>
                 <w:bCs/>
                 <w:color w:val="1D2125"/>
@@ -4147,10 +4290,10 @@
           <w:tcPr>
             <w:tcW w:w="9360" w:type="dxa"/>
             <w:tcBorders>
-              <w:top w:val="single" w:sz="4" w:space="0" w:color="000000"/>
-              <w:left w:val="single" w:sz="4" w:space="0" w:color="000000"/>
-              <w:bottom w:val="single" w:sz="4" w:space="0" w:color="000000"/>
-              <w:right w:val="single" w:sz="4" w:space="0" w:color="000000"/>
+              <w:top w:val="single" w:color="000000" w:sz="4" w:space="0"/>
+              <w:left w:val="single" w:color="000000" w:sz="4" w:space="0"/>
+              <w:bottom w:val="single" w:color="000000" w:sz="4" w:space="0"/>
+              <w:right w:val="single" w:color="000000" w:sz="4" w:space="0"/>
             </w:tcBorders>
             <w:tcMar>
               <w:top w:w="80" w:type="dxa"/>
@@ -4167,7 +4310,7 @@
             <w:r>
               <w:rPr>
                 <w:rStyle w:val="None"/>
-                <w:rFonts w:ascii="Roboto" w:eastAsia="Roboto" w:hAnsi="Roboto" w:cs="Roboto"/>
+                <w:rFonts w:ascii="Roboto" w:hAnsi="Roboto" w:eastAsia="Roboto" w:cs="Roboto"/>
                 <w:i/>
                 <w:iCs/>
                 <w:color w:val="1D2125"/>
@@ -4191,7 +4334,7 @@
     <w:sectPr>
       <w:headerReference w:type="default" r:id="rId9"/>
       <w:footerReference w:type="default" r:id="rId10"/>
-      <w:pgSz w:w="12240" w:h="15840"/>
+      <w:pgSz w:w="12240" w:h="15840" w:orient="portrait"/>
       <w:pgMar w:top="1152" w:right="1440" w:bottom="1152" w:left="1440" w:header="720" w:footer="720" w:gutter="0"/>
       <w:pgNumType w:start="1"/>
       <w:cols w:space="720"/>
@@ -4260,6 +4403,118 @@
 
 <file path=word/numbering.xml><?xml version="1.0" encoding="utf-8"?>
 <w:numbering xmlns:wpc="http://schemas.microsoft.com/office/word/2010/wordprocessingCanvas" xmlns:cx="http://schemas.microsoft.com/office/drawing/2014/chartex" xmlns:cx1="http://schemas.microsoft.com/office/drawing/2015/9/8/chartex" xmlns:cx2="http://schemas.microsoft.com/office/drawing/2015/10/21/chartex" xmlns:cx3="http://schemas.microsoft.com/office/drawing/2016/5/9/chartex" xmlns:cx4="http://schemas.microsoft.com/office/drawing/2016/5/10/chartex" xmlns:cx5="http://schemas.microsoft.com/office/drawing/2016/5/11/chartex" xmlns:cx6="http://schemas.microsoft.com/office/drawing/2016/5/12/chartex" xmlns:cx7="http://schemas.microsoft.com/office/drawing/2016/5/13/chartex" xmlns:cx8="http://schemas.microsoft.com/office/drawing/2016/5/14/chartex" xmlns:mc="http://schemas.openxmlformats.org/markup-compatibility/2006" xmlns:aink="http://schemas.microsoft.com/office/drawing/2016/ink" xmlns:am3d="http://schemas.microsoft.com/office/drawing/2017/model3d" xmlns:o="urn:schemas-microsoft-com:office:office" xmlns:oel="http://schemas.microsoft.com/office/2019/extlst" xmlns:r="http://schemas.openxmlformats.org/officeDocument/2006/relationships" xmlns:m="http://schemas.openxmlformats.org/officeDocument/2006/math" xmlns:v="urn:schemas-microsoft-com:vml" xmlns:wp14="http://schemas.microsoft.com/office/word/2010/wordprocessingDrawing" xmlns:wp="http://schemas.openxmlformats.org/drawingml/2006/wordprocessingDrawing" xmlns:w10="urn:schemas-microsoft-com:office:word" xmlns:w="http://schemas.openxmlformats.org/wordprocessingml/2006/main" xmlns:w14="http://schemas.microsoft.com/office/word/2010/wordml" xmlns:w15="http://schemas.microsoft.com/office/word/2012/wordml" xmlns:w16cex="http://schemas.microsoft.com/office/word/2018/wordml/cex" xmlns:w16cid="http://schemas.microsoft.com/office/word/2016/wordml/cid" xmlns:w16="http://schemas.microsoft.com/office/word/2018/wordml" xmlns:w16du="http://schemas.microsoft.com/office/word/2023/wordml/word16du" xmlns:w16sdtdh="http://schemas.microsoft.com/office/word/2020/wordml/sdtdatahash" xmlns:w16sdtfl="http://schemas.microsoft.com/office/word/2024/wordml/sdtformatlock" xmlns:w16se="http://schemas.microsoft.com/office/word/2015/wordml/symex" xmlns:wpg="http://schemas.microsoft.com/office/word/2010/wordprocessingGroup" xmlns:wpi="http://schemas.microsoft.com/office/word/2010/wordprocessingInk" xmlns:wne="http://schemas.microsoft.com/office/word/2006/wordml" xmlns:wps="http://schemas.microsoft.com/office/word/2010/wordprocessingShape" mc:Ignorable="w14 w15 w16se w16cid w16 w16cex w16sdtdh w16sdtfl w16du wp14">
+  <w:abstractNum xmlns:w="http://schemas.openxmlformats.org/wordprocessingml/2006/main" w:abstractNumId="3">
+    <w:nsid w:val="3093254e"/>
+    <w:multiLevelType xmlns:w="http://schemas.openxmlformats.org/wordprocessingml/2006/main" w:val="hybridMultilevel"/>
+    <w:lvl xmlns:w="http://schemas.openxmlformats.org/wordprocessingml/2006/main" w:ilvl="0">
+      <w:start w:val="1"/>
+      <w:numFmt w:val="bullet"/>
+      <w:lvlText w:val="-"/>
+      <w:lvlJc w:val="left"/>
+      <w:pPr>
+        <w:ind w:left="720" w:hanging="360"/>
+      </w:pPr>
+      <w:rPr>
+        <w:rFonts w:hint="default" w:ascii="Aptos" w:hAnsi="Aptos"/>
+      </w:rPr>
+    </w:lvl>
+    <w:lvl xmlns:w="http://schemas.openxmlformats.org/wordprocessingml/2006/main" w:ilvl="1">
+      <w:start w:val="1"/>
+      <w:numFmt w:val="bullet"/>
+      <w:lvlText w:val="o"/>
+      <w:lvlJc w:val="left"/>
+      <w:pPr>
+        <w:ind w:left="1440" w:hanging="360"/>
+      </w:pPr>
+      <w:rPr>
+        <w:rFonts w:hint="default" w:ascii="Courier New" w:hAnsi="Courier New"/>
+      </w:rPr>
+    </w:lvl>
+    <w:lvl xmlns:w="http://schemas.openxmlformats.org/wordprocessingml/2006/main" w:ilvl="2">
+      <w:start w:val="1"/>
+      <w:numFmt w:val="bullet"/>
+      <w:lvlText w:val=""/>
+      <w:lvlJc w:val="left"/>
+      <w:pPr>
+        <w:ind w:left="2160" w:hanging="360"/>
+      </w:pPr>
+      <w:rPr>
+        <w:rFonts w:hint="default" w:ascii="Wingdings" w:hAnsi="Wingdings"/>
+      </w:rPr>
+    </w:lvl>
+    <w:lvl xmlns:w="http://schemas.openxmlformats.org/wordprocessingml/2006/main" w:ilvl="3">
+      <w:start w:val="1"/>
+      <w:numFmt w:val="bullet"/>
+      <w:lvlText w:val=""/>
+      <w:lvlJc w:val="left"/>
+      <w:pPr>
+        <w:ind w:left="2880" w:hanging="360"/>
+      </w:pPr>
+      <w:rPr>
+        <w:rFonts w:hint="default" w:ascii="Symbol" w:hAnsi="Symbol"/>
+      </w:rPr>
+    </w:lvl>
+    <w:lvl xmlns:w="http://schemas.openxmlformats.org/wordprocessingml/2006/main" w:ilvl="4">
+      <w:start w:val="1"/>
+      <w:numFmt w:val="bullet"/>
+      <w:lvlText w:val="o"/>
+      <w:lvlJc w:val="left"/>
+      <w:pPr>
+        <w:ind w:left="3600" w:hanging="360"/>
+      </w:pPr>
+      <w:rPr>
+        <w:rFonts w:hint="default" w:ascii="Courier New" w:hAnsi="Courier New"/>
+      </w:rPr>
+    </w:lvl>
+    <w:lvl xmlns:w="http://schemas.openxmlformats.org/wordprocessingml/2006/main" w:ilvl="5">
+      <w:start w:val="1"/>
+      <w:numFmt w:val="bullet"/>
+      <w:lvlText w:val=""/>
+      <w:lvlJc w:val="left"/>
+      <w:pPr>
+        <w:ind w:left="4320" w:hanging="360"/>
+      </w:pPr>
+      <w:rPr>
+        <w:rFonts w:hint="default" w:ascii="Wingdings" w:hAnsi="Wingdings"/>
+      </w:rPr>
+    </w:lvl>
+    <w:lvl xmlns:w="http://schemas.openxmlformats.org/wordprocessingml/2006/main" w:ilvl="6">
+      <w:start w:val="1"/>
+      <w:numFmt w:val="bullet"/>
+      <w:lvlText w:val=""/>
+      <w:lvlJc w:val="left"/>
+      <w:pPr>
+        <w:ind w:left="5040" w:hanging="360"/>
+      </w:pPr>
+      <w:rPr>
+        <w:rFonts w:hint="default" w:ascii="Symbol" w:hAnsi="Symbol"/>
+      </w:rPr>
+    </w:lvl>
+    <w:lvl xmlns:w="http://schemas.openxmlformats.org/wordprocessingml/2006/main" w:ilvl="7">
+      <w:start w:val="1"/>
+      <w:numFmt w:val="bullet"/>
+      <w:lvlText w:val="o"/>
+      <w:lvlJc w:val="left"/>
+      <w:pPr>
+        <w:ind w:left="5760" w:hanging="360"/>
+      </w:pPr>
+      <w:rPr>
+        <w:rFonts w:hint="default" w:ascii="Courier New" w:hAnsi="Courier New"/>
+      </w:rPr>
+    </w:lvl>
+    <w:lvl xmlns:w="http://schemas.openxmlformats.org/wordprocessingml/2006/main" w:ilvl="8">
+      <w:start w:val="1"/>
+      <w:numFmt w:val="bullet"/>
+      <w:lvlText w:val=""/>
+      <w:lvlJc w:val="left"/>
+      <w:pPr>
+        <w:ind w:left="6480" w:hanging="360"/>
+      </w:pPr>
+      <w:rPr>
+        <w:rFonts w:hint="default" w:ascii="Wingdings" w:hAnsi="Wingdings"/>
+      </w:rPr>
+    </w:lvl>
+  </w:abstractNum>
   <w:abstractNum w:abstractNumId="0" w15:restartNumberingAfterBreak="0">
     <w:nsid w:val="36E51F96"/>
     <w:multiLevelType w:val="hybridMultilevel"/>
@@ -5004,6 +5259,9 @@
       </w:rPr>
     </w:lvl>
   </w:abstractNum>
+  <w:num w:numId="4">
+    <w:abstractNumId w:val="3"/>
+  </w:num>
   <w:num w:numId="1" w16cid:durableId="2095740817">
     <w:abstractNumId w:val="1"/>
   </w:num>
@@ -5017,11 +5275,11 @@
 </file>
 
 <file path=word/styles.xml><?xml version="1.0" encoding="utf-8"?>
-<w:styles xmlns:mc="http://schemas.openxmlformats.org/markup-compatibility/2006" xmlns:r="http://schemas.openxmlformats.org/officeDocument/2006/relationships" xmlns:w="http://schemas.openxmlformats.org/wordprocessingml/2006/main" xmlns:w14="http://schemas.microsoft.com/office/word/2010/wordml" xmlns:w15="http://schemas.microsoft.com/office/word/2012/wordml" xmlns:w16cex="http://schemas.microsoft.com/office/word/2018/wordml/cex" xmlns:w16cid="http://schemas.microsoft.com/office/word/2016/wordml/cid" xmlns:w16="http://schemas.microsoft.com/office/word/2018/wordml" xmlns:w16du="http://schemas.microsoft.com/office/word/2023/wordml/word16du" xmlns:w16sdtdh="http://schemas.microsoft.com/office/word/2020/wordml/sdtdatahash" xmlns:w16sdtfl="http://schemas.microsoft.com/office/word/2024/wordml/sdtformatlock" xmlns:w16se="http://schemas.microsoft.com/office/word/2015/wordml/symex" mc:Ignorable="w14 w15 w16se w16cid w16 w16cex w16sdtdh w16sdtfl w16du">
+<w:styles xmlns:wp14="http://schemas.microsoft.com/office/word/2010/wordprocessingDrawing" xmlns:mc="http://schemas.openxmlformats.org/markup-compatibility/2006" xmlns:r="http://schemas.openxmlformats.org/officeDocument/2006/relationships" xmlns:w="http://schemas.openxmlformats.org/wordprocessingml/2006/main" xmlns:w14="http://schemas.microsoft.com/office/word/2010/wordml" xmlns:w15="http://schemas.microsoft.com/office/word/2012/wordml" xmlns:w16cex="http://schemas.microsoft.com/office/word/2018/wordml/cex" xmlns:w16cid="http://schemas.microsoft.com/office/word/2016/wordml/cid" xmlns:w16="http://schemas.microsoft.com/office/word/2018/wordml" xmlns:w16du="http://schemas.microsoft.com/office/word/2023/wordml/word16du" xmlns:w16sdtdh="http://schemas.microsoft.com/office/word/2020/wordml/sdtdatahash" xmlns:w16sdtfl="http://schemas.microsoft.com/office/word/2024/wordml/sdtformatlock" xmlns:w16se="http://schemas.microsoft.com/office/word/2015/wordml/symex" mc:Ignorable="w14 w15 w16se w16cid w16 w16cex w16sdtdh w16sdtfl w16du wp14">
   <w:docDefaults>
     <w:rPrDefault>
       <w:rPr>
-        <w:rFonts w:ascii="Times New Roman" w:eastAsia="Arial Unicode MS" w:hAnsi="Times New Roman" w:cs="Times New Roman"/>
+        <w:rFonts w:ascii="Times New Roman" w:hAnsi="Times New Roman" w:eastAsia="Arial Unicode MS" w:cs="Times New Roman"/>
         <w:bdr w:val="nil"/>
         <w:lang w:val="en-US" w:eastAsia="en-US" w:bidi="ar-SA"/>
       </w:rPr>
@@ -5042,14 +5300,14 @@
   <w:latentStyles w:defLockedState="0" w:defUIPriority="99" w:defSemiHidden="0" w:defUnhideWhenUsed="0" w:defQFormat="0" w:count="376">
     <w:lsdException w:name="Normal" w:uiPriority="0" w:qFormat="1"/>
     <w:lsdException w:name="heading 1" w:uiPriority="9" w:qFormat="1"/>
-    <w:lsdException w:name="heading 2" w:semiHidden="1" w:uiPriority="9" w:unhideWhenUsed="1" w:qFormat="1"/>
-    <w:lsdException w:name="heading 3" w:semiHidden="1" w:uiPriority="9" w:unhideWhenUsed="1" w:qFormat="1"/>
-    <w:lsdException w:name="heading 4" w:semiHidden="1" w:uiPriority="9" w:unhideWhenUsed="1" w:qFormat="1"/>
-    <w:lsdException w:name="heading 5" w:semiHidden="1" w:uiPriority="9" w:unhideWhenUsed="1" w:qFormat="1"/>
-    <w:lsdException w:name="heading 6" w:semiHidden="1" w:uiPriority="9" w:unhideWhenUsed="1" w:qFormat="1"/>
-    <w:lsdException w:name="heading 7" w:semiHidden="1" w:uiPriority="9" w:unhideWhenUsed="1" w:qFormat="1"/>
-    <w:lsdException w:name="heading 8" w:semiHidden="1" w:uiPriority="9" w:unhideWhenUsed="1" w:qFormat="1"/>
-    <w:lsdException w:name="heading 9" w:semiHidden="1" w:uiPriority="9" w:unhideWhenUsed="1" w:qFormat="1"/>
+    <w:lsdException w:name="heading 2" w:uiPriority="9" w:semiHidden="1" w:unhideWhenUsed="1" w:qFormat="1"/>
+    <w:lsdException w:name="heading 3" w:uiPriority="9" w:semiHidden="1" w:unhideWhenUsed="1" w:qFormat="1"/>
+    <w:lsdException w:name="heading 4" w:uiPriority="9" w:semiHidden="1" w:unhideWhenUsed="1" w:qFormat="1"/>
+    <w:lsdException w:name="heading 5" w:uiPriority="9" w:semiHidden="1" w:unhideWhenUsed="1" w:qFormat="1"/>
+    <w:lsdException w:name="heading 6" w:uiPriority="9" w:semiHidden="1" w:unhideWhenUsed="1" w:qFormat="1"/>
+    <w:lsdException w:name="heading 7" w:uiPriority="9" w:semiHidden="1" w:unhideWhenUsed="1" w:qFormat="1"/>
+    <w:lsdException w:name="heading 8" w:uiPriority="9" w:semiHidden="1" w:unhideWhenUsed="1" w:qFormat="1"/>
+    <w:lsdException w:name="heading 9" w:uiPriority="9" w:semiHidden="1" w:unhideWhenUsed="1" w:qFormat="1"/>
     <w:lsdException w:name="index 1" w:semiHidden="1" w:unhideWhenUsed="1"/>
     <w:lsdException w:name="index 2" w:semiHidden="1" w:unhideWhenUsed="1"/>
     <w:lsdException w:name="index 3" w:semiHidden="1" w:unhideWhenUsed="1"/>
@@ -5059,22 +5317,22 @@
     <w:lsdException w:name="index 7" w:semiHidden="1" w:unhideWhenUsed="1"/>
     <w:lsdException w:name="index 8" w:semiHidden="1" w:unhideWhenUsed="1"/>
     <w:lsdException w:name="index 9" w:semiHidden="1" w:unhideWhenUsed="1"/>
-    <w:lsdException w:name="toc 1" w:semiHidden="1" w:uiPriority="39" w:unhideWhenUsed="1"/>
-    <w:lsdException w:name="toc 2" w:semiHidden="1" w:uiPriority="39" w:unhideWhenUsed="1"/>
-    <w:lsdException w:name="toc 3" w:semiHidden="1" w:uiPriority="39" w:unhideWhenUsed="1"/>
-    <w:lsdException w:name="toc 4" w:semiHidden="1" w:uiPriority="39" w:unhideWhenUsed="1"/>
-    <w:lsdException w:name="toc 5" w:semiHidden="1" w:uiPriority="39" w:unhideWhenUsed="1"/>
-    <w:lsdException w:name="toc 6" w:semiHidden="1" w:uiPriority="39" w:unhideWhenUsed="1"/>
-    <w:lsdException w:name="toc 7" w:semiHidden="1" w:uiPriority="39" w:unhideWhenUsed="1"/>
-    <w:lsdException w:name="toc 8" w:semiHidden="1" w:uiPriority="39" w:unhideWhenUsed="1"/>
-    <w:lsdException w:name="toc 9" w:semiHidden="1" w:uiPriority="39" w:unhideWhenUsed="1"/>
+    <w:lsdException w:name="toc 1" w:uiPriority="39" w:semiHidden="1" w:unhideWhenUsed="1"/>
+    <w:lsdException w:name="toc 2" w:uiPriority="39" w:semiHidden="1" w:unhideWhenUsed="1"/>
+    <w:lsdException w:name="toc 3" w:uiPriority="39" w:semiHidden="1" w:unhideWhenUsed="1"/>
+    <w:lsdException w:name="toc 4" w:uiPriority="39" w:semiHidden="1" w:unhideWhenUsed="1"/>
+    <w:lsdException w:name="toc 5" w:uiPriority="39" w:semiHidden="1" w:unhideWhenUsed="1"/>
+    <w:lsdException w:name="toc 6" w:uiPriority="39" w:semiHidden="1" w:unhideWhenUsed="1"/>
+    <w:lsdException w:name="toc 7" w:uiPriority="39" w:semiHidden="1" w:unhideWhenUsed="1"/>
+    <w:lsdException w:name="toc 8" w:uiPriority="39" w:semiHidden="1" w:unhideWhenUsed="1"/>
+    <w:lsdException w:name="toc 9" w:uiPriority="39" w:semiHidden="1" w:unhideWhenUsed="1"/>
     <w:lsdException w:name="Normal Indent" w:semiHidden="1" w:unhideWhenUsed="1"/>
     <w:lsdException w:name="footnote text" w:semiHidden="1" w:unhideWhenUsed="1"/>
     <w:lsdException w:name="annotation text" w:semiHidden="1" w:unhideWhenUsed="1"/>
     <w:lsdException w:name="header" w:semiHidden="1" w:unhideWhenUsed="1"/>
     <w:lsdException w:name="footer" w:semiHidden="1" w:unhideWhenUsed="1"/>
     <w:lsdException w:name="index heading" w:semiHidden="1" w:unhideWhenUsed="1"/>
-    <w:lsdException w:name="caption" w:semiHidden="1" w:uiPriority="35" w:unhideWhenUsed="1" w:qFormat="1"/>
+    <w:lsdException w:name="caption" w:uiPriority="35" w:semiHidden="1" w:unhideWhenUsed="1" w:qFormat="1"/>
     <w:lsdException w:name="table of figures" w:semiHidden="1" w:unhideWhenUsed="1"/>
     <w:lsdException w:name="envelope address" w:semiHidden="1" w:unhideWhenUsed="1"/>
     <w:lsdException w:name="envelope return" w:semiHidden="1" w:unhideWhenUsed="1"/>
@@ -5105,7 +5363,7 @@
     <w:lsdException w:name="Title" w:uiPriority="10" w:qFormat="1"/>
     <w:lsdException w:name="Closing" w:semiHidden="1" w:unhideWhenUsed="1"/>
     <w:lsdException w:name="Signature" w:semiHidden="1" w:unhideWhenUsed="1"/>
-    <w:lsdException w:name="Default Paragraph Font" w:semiHidden="1" w:uiPriority="1" w:unhideWhenUsed="1"/>
+    <w:lsdException w:name="Default Paragraph Font" w:uiPriority="1" w:semiHidden="1" w:unhideWhenUsed="1"/>
     <w:lsdException w:name="Body Text" w:semiHidden="1" w:unhideWhenUsed="1"/>
     <w:lsdException w:name="Body Text Indent" w:semiHidden="1" w:unhideWhenUsed="1"/>
     <w:lsdException w:name="List Continue" w:semiHidden="1" w:unhideWhenUsed="1"/>
@@ -5305,8 +5563,8 @@
     <w:lsdException w:name="Subtle Reference" w:uiPriority="31" w:qFormat="1"/>
     <w:lsdException w:name="Intense Reference" w:uiPriority="32" w:qFormat="1"/>
     <w:lsdException w:name="Book Title" w:uiPriority="33" w:qFormat="1"/>
-    <w:lsdException w:name="Bibliography" w:semiHidden="1" w:uiPriority="37" w:unhideWhenUsed="1"/>
-    <w:lsdException w:name="TOC Heading" w:semiHidden="1" w:uiPriority="39" w:unhideWhenUsed="1" w:qFormat="1"/>
+    <w:lsdException w:name="Bibliography" w:uiPriority="37" w:semiHidden="1" w:unhideWhenUsed="1"/>
+    <w:lsdException w:name="TOC Heading" w:uiPriority="39" w:semiHidden="1" w:unhideWhenUsed="1" w:qFormat="1"/>
     <w:lsdException w:name="Plain Table 1" w:uiPriority="41"/>
     <w:lsdException w:name="Plain Table 2" w:uiPriority="42"/>
     <w:lsdException w:name="Plain Table 3" w:uiPriority="43"/>
@@ -5417,7 +5675,7 @@
     <w:lsdException w:name="Unresolved Mention" w:semiHidden="1" w:unhideWhenUsed="1"/>
     <w:lsdException w:name="Smart Link" w:semiHidden="1" w:unhideWhenUsed="1"/>
   </w:latentStyles>
-  <w:style w:type="paragraph" w:default="1" w:styleId="Normal">
+  <w:style w:type="paragraph" w:styleId="Normal" w:default="1">
     <w:name w:val="Normal"/>
     <w:qFormat/>
     <w:rPr>
@@ -5425,13 +5683,13 @@
       <w:szCs w:val="24"/>
     </w:rPr>
   </w:style>
-  <w:style w:type="character" w:default="1" w:styleId="DefaultParagraphFont">
+  <w:style w:type="character" w:styleId="DefaultParagraphFont" w:default="1">
     <w:name w:val="Default Paragraph Font"/>
     <w:uiPriority w:val="1"/>
     <w:semiHidden/>
     <w:unhideWhenUsed/>
   </w:style>
-  <w:style w:type="table" w:default="1" w:styleId="TableNormal">
+  <w:style w:type="table" w:styleId="TableNormal" w:default="1">
     <w:name w:val="Normal Table"/>
     <w:uiPriority w:val="99"/>
     <w:semiHidden/>
@@ -5446,7 +5704,7 @@
       </w:tblCellMar>
     </w:tblPr>
   </w:style>
-  <w:style w:type="numbering" w:default="1" w:styleId="NoList">
+  <w:style w:type="numbering" w:styleId="NoList" w:default="1">
     <w:name w:val="No List"/>
     <w:uiPriority w:val="99"/>
     <w:semiHidden/>
@@ -5458,7 +5716,7 @@
       <w:u w:val="single"/>
     </w:rPr>
   </w:style>
-  <w:style w:type="paragraph" w:customStyle="1" w:styleId="HeaderFooter">
+  <w:style w:type="paragraph" w:styleId="HeaderFooter" w:customStyle="1">
     <w:name w:val="Header &amp; Footer"/>
     <w:pPr>
       <w:tabs>
@@ -5477,7 +5735,7 @@
       </w14:textOutline>
     </w:rPr>
   </w:style>
-  <w:style w:type="paragraph" w:customStyle="1" w:styleId="Body">
+  <w:style w:type="paragraph" w:styleId="Body" w:customStyle="1">
     <w:name w:val="Body"/>
     <w:pPr>
       <w:spacing w:line="276" w:lineRule="auto"/>
@@ -5495,7 +5753,7 @@
       </w14:textOutline>
     </w:rPr>
   </w:style>
-  <w:style w:type="paragraph" w:customStyle="1" w:styleId="BodyA">
+  <w:style w:type="paragraph" w:styleId="BodyA" w:customStyle="1">
     <w:name w:val="Body A"/>
     <w:pPr>
       <w:spacing w:line="276" w:lineRule="auto"/>
@@ -5513,14 +5771,14 @@
       </w14:textOutline>
     </w:rPr>
   </w:style>
-  <w:style w:type="character" w:customStyle="1" w:styleId="None">
+  <w:style w:type="character" w:styleId="None" w:customStyle="1">
     <w:name w:val="None"/>
   </w:style>
-  <w:style w:type="character" w:customStyle="1" w:styleId="Hyperlink0">
+  <w:style w:type="character" w:styleId="Hyperlink0" w:customStyle="1">
     <w:name w:val="Hyperlink.0"/>
     <w:basedOn w:val="None"/>
     <w:rPr>
-      <w:rFonts w:ascii="Roboto" w:eastAsia="Roboto" w:hAnsi="Roboto" w:cs="Roboto"/>
+      <w:rFonts w:ascii="Roboto" w:hAnsi="Roboto" w:eastAsia="Roboto" w:cs="Roboto"/>
       <w:b/>
       <w:bCs/>
       <w:outline w:val="0"/>
@@ -5530,7 +5788,7 @@
       <w:u w:val="single" w:color="0000FF"/>
     </w:rPr>
   </w:style>
-  <w:style w:type="paragraph" w:customStyle="1" w:styleId="Default">
+  <w:style w:type="paragraph" w:styleId="Default" w:customStyle="1">
     <w:name w:val="Default"/>
     <w:pPr>
       <w:spacing w:before="160" w:line="288" w:lineRule="auto"/>

--- a/documents/IA_ID.docx
+++ b/documents/IA_ID.docx
@@ -1,6 +1,6 @@
 
 <file path=word/document.xml><?xml version="1.0" encoding="utf-8"?>
-<w:document xmlns:wpc="http://schemas.microsoft.com/office/word/2010/wordprocessingCanvas" xmlns:cx="http://schemas.microsoft.com/office/drawing/2014/chartex" xmlns:cx1="http://schemas.microsoft.com/office/drawing/2015/9/8/chartex" xmlns:cx2="http://schemas.microsoft.com/office/drawing/2015/10/21/chartex" xmlns:cx3="http://schemas.microsoft.com/office/drawing/2016/5/9/chartex" xmlns:cx4="http://schemas.microsoft.com/office/drawing/2016/5/10/chartex" xmlns:cx5="http://schemas.microsoft.com/office/drawing/2016/5/11/chartex" xmlns:cx6="http://schemas.microsoft.com/office/drawing/2016/5/12/chartex" xmlns:cx7="http://schemas.microsoft.com/office/drawing/2016/5/13/chartex" xmlns:cx8="http://schemas.microsoft.com/office/drawing/2016/5/14/chartex" xmlns:mc="http://schemas.openxmlformats.org/markup-compatibility/2006" xmlns:aink="http://schemas.microsoft.com/office/drawing/2016/ink" xmlns:am3d="http://schemas.microsoft.com/office/drawing/2017/model3d" xmlns:o="urn:schemas-microsoft-com:office:office" xmlns:oel="http://schemas.microsoft.com/office/2019/extlst" xmlns:r="http://schemas.openxmlformats.org/officeDocument/2006/relationships" xmlns:m="http://schemas.openxmlformats.org/officeDocument/2006/math" xmlns:v="urn:schemas-microsoft-com:vml" xmlns:wp14="http://schemas.microsoft.com/office/word/2010/wordprocessingDrawing" xmlns:wp="http://schemas.openxmlformats.org/drawingml/2006/wordprocessingDrawing" xmlns:w10="urn:schemas-microsoft-com:office:word" xmlns:w="http://schemas.openxmlformats.org/wordprocessingml/2006/main" xmlns:w14="http://schemas.microsoft.com/office/word/2010/wordml" xmlns:w15="http://schemas.microsoft.com/office/word/2012/wordml" xmlns:w16cex="http://schemas.microsoft.com/office/word/2018/wordml/cex" xmlns:w16cid="http://schemas.microsoft.com/office/word/2016/wordml/cid" xmlns:w16="http://schemas.microsoft.com/office/word/2018/wordml" xmlns:w16du="http://schemas.microsoft.com/office/word/2023/wordml/word16du" xmlns:w16sdtdh="http://schemas.microsoft.com/office/word/2020/wordml/sdtdatahash" xmlns:w16sdtfl="http://schemas.microsoft.com/office/word/2024/wordml/sdtformatlock" xmlns:w16se="http://schemas.microsoft.com/office/word/2015/wordml/symex" xmlns:wpg="http://schemas.microsoft.com/office/word/2010/wordprocessingGroup" xmlns:wpi="http://schemas.microsoft.com/office/word/2010/wordprocessingInk" xmlns:wne="http://schemas.microsoft.com/office/word/2006/wordml" xmlns:wps="http://schemas.microsoft.com/office/word/2010/wordprocessingShape" xmlns:a="http://schemas.openxmlformats.org/drawingml/2006/main" xmlns:pic="http://schemas.openxmlformats.org/drawingml/2006/picture" xmlns:a14="http://schemas.microsoft.com/office/drawing/2010/main" mc:Ignorable="w14 w15 w16se w16cid w16 w16cex w16sdtdh w16sdtfl w16du wp14">
+<w:document xmlns:wpc="http://schemas.microsoft.com/office/word/2010/wordprocessingCanvas" xmlns:cx="http://schemas.microsoft.com/office/drawing/2014/chartex" xmlns:cx1="http://schemas.microsoft.com/office/drawing/2015/9/8/chartex" xmlns:cx2="http://schemas.microsoft.com/office/drawing/2015/10/21/chartex" xmlns:cx3="http://schemas.microsoft.com/office/drawing/2016/5/9/chartex" xmlns:cx4="http://schemas.microsoft.com/office/drawing/2016/5/10/chartex" xmlns:cx5="http://schemas.microsoft.com/office/drawing/2016/5/11/chartex" xmlns:cx6="http://schemas.microsoft.com/office/drawing/2016/5/12/chartex" xmlns:cx7="http://schemas.microsoft.com/office/drawing/2016/5/13/chartex" xmlns:cx8="http://schemas.microsoft.com/office/drawing/2016/5/14/chartex" xmlns:mc="http://schemas.openxmlformats.org/markup-compatibility/2006" xmlns:aink="http://schemas.microsoft.com/office/drawing/2016/ink" xmlns:am3d="http://schemas.microsoft.com/office/drawing/2017/model3d" xmlns:o="urn:schemas-microsoft-com:office:office" xmlns:oel="http://schemas.microsoft.com/office/2019/extlst" xmlns:r="http://schemas.openxmlformats.org/officeDocument/2006/relationships" xmlns:m="http://schemas.openxmlformats.org/officeDocument/2006/math" xmlns:v="urn:schemas-microsoft-com:vml" xmlns:wp14="http://schemas.microsoft.com/office/word/2010/wordprocessingDrawing" xmlns:wp="http://schemas.openxmlformats.org/drawingml/2006/wordprocessingDrawing" xmlns:w10="urn:schemas-microsoft-com:office:word" xmlns:w="http://schemas.openxmlformats.org/wordprocessingml/2006/main" xmlns:w14="http://schemas.microsoft.com/office/word/2010/wordml" xmlns:w15="http://schemas.microsoft.com/office/word/2012/wordml" xmlns:w16cex="http://schemas.microsoft.com/office/word/2018/wordml/cex" xmlns:w16cid="http://schemas.microsoft.com/office/word/2016/wordml/cid" xmlns:w16="http://schemas.microsoft.com/office/word/2018/wordml" xmlns:w16du="http://schemas.microsoft.com/office/word/2023/wordml/word16du" xmlns:w16sdtdh="http://schemas.microsoft.com/office/word/2020/wordml/sdtdatahash" xmlns:w16sdtfl="http://schemas.microsoft.com/office/word/2024/wordml/sdtformatlock" xmlns:w16se="http://schemas.microsoft.com/office/word/2015/wordml/symex" xmlns:wpg="http://schemas.microsoft.com/office/word/2010/wordprocessingGroup" xmlns:wpi="http://schemas.microsoft.com/office/word/2010/wordprocessingInk" xmlns:wne="http://schemas.microsoft.com/office/word/2006/wordml" xmlns:wps="http://schemas.microsoft.com/office/word/2010/wordprocessingShape" mc:Ignorable="w14 w15 w16se w16cid w16 w16cex w16sdtdh w16sdtfl w16du wp14">
   <w:body>
     <w:p>
       <w:pPr>
@@ -8,7 +8,7 @@
         <w:shd w:val="clear" w:color="auto" w:fill="F8F9FA"/>
         <w:jc w:val="center"/>
         <w:rPr>
-          <w:rFonts w:ascii="Roboto" w:hAnsi="Roboto" w:eastAsia="Roboto" w:cs="Roboto"/>
+          <w:rFonts w:ascii="Roboto" w:eastAsia="Roboto" w:hAnsi="Roboto" w:cs="Roboto"/>
           <w:color w:val="1D2125"/>
           <w:sz w:val="24"/>
           <w:szCs w:val="24"/>
@@ -17,7 +17,7 @@
       </w:pPr>
       <w:r>
         <w:rPr>
-          <w:rFonts w:ascii="Roboto" w:hAnsi="Roboto" w:eastAsia="Roboto" w:cs="Roboto"/>
+          <w:rFonts w:ascii="Roboto" w:eastAsia="Roboto" w:hAnsi="Roboto" w:cs="Roboto"/>
           <w:b/>
           <w:bCs/>
           <w:color w:val="1D2125"/>
@@ -34,7 +34,7 @@
         <w:shd w:val="clear" w:color="auto" w:fill="F8F9FA"/>
         <w:jc w:val="center"/>
         <w:rPr>
-          <w:rFonts w:ascii="Roboto" w:hAnsi="Roboto" w:eastAsia="Roboto" w:cs="Roboto"/>
+          <w:rFonts w:ascii="Roboto" w:eastAsia="Roboto" w:hAnsi="Roboto" w:cs="Roboto"/>
           <w:b/>
           <w:bCs/>
           <w:color w:val="1D2125"/>
@@ -45,7 +45,7 @@
       </w:pPr>
       <w:r>
         <w:rPr>
-          <w:rFonts w:ascii="Roboto" w:hAnsi="Roboto" w:eastAsia="Roboto" w:cs="Roboto"/>
+          <w:rFonts w:ascii="Roboto" w:eastAsia="Roboto" w:hAnsi="Roboto" w:cs="Roboto"/>
           <w:b/>
           <w:bCs/>
           <w:color w:val="1D2125"/>
@@ -62,7 +62,7 @@
         <w:shd w:val="clear" w:color="auto" w:fill="F8F9FA"/>
         <w:jc w:val="center"/>
         <w:rPr>
-          <w:rFonts w:ascii="Roboto" w:hAnsi="Roboto" w:eastAsia="Roboto" w:cs="Roboto"/>
+          <w:rFonts w:ascii="Roboto" w:eastAsia="Roboto" w:hAnsi="Roboto" w:cs="Roboto"/>
           <w:b/>
           <w:bCs/>
           <w:color w:val="1D2125"/>
@@ -73,7 +73,7 @@
       </w:pPr>
       <w:r>
         <w:rPr>
-          <w:rFonts w:ascii="Roboto" w:hAnsi="Roboto" w:eastAsia="Roboto" w:cs="Roboto"/>
+          <w:rFonts w:ascii="Roboto" w:eastAsia="Roboto" w:hAnsi="Roboto" w:cs="Roboto"/>
           <w:b/>
           <w:bCs/>
           <w:color w:val="1D2125"/>
@@ -90,7 +90,7 @@
         <w:shd w:val="clear" w:color="auto" w:fill="F8F9FA"/>
         <w:jc w:val="center"/>
         <w:rPr>
-          <w:rFonts w:ascii="Roboto" w:hAnsi="Roboto" w:eastAsia="Roboto" w:cs="Roboto"/>
+          <w:rFonts w:ascii="Roboto" w:eastAsia="Roboto" w:hAnsi="Roboto" w:cs="Roboto"/>
           <w:b/>
           <w:bCs/>
           <w:color w:val="1D2125"/>
@@ -101,7 +101,7 @@
       </w:pPr>
       <w:r>
         <w:rPr>
-          <w:rFonts w:ascii="Roboto" w:hAnsi="Roboto" w:eastAsia="Roboto" w:cs="Roboto"/>
+          <w:rFonts w:ascii="Roboto" w:eastAsia="Roboto" w:hAnsi="Roboto" w:cs="Roboto"/>
           <w:b/>
           <w:bCs/>
           <w:color w:val="1D2125"/>
@@ -119,7 +119,7 @@
         <w:shd w:val="clear" w:color="auto" w:fill="F8F9FA"/>
         <w:jc w:val="center"/>
         <w:rPr>
-          <w:rFonts w:ascii="Roboto" w:hAnsi="Roboto" w:eastAsia="Roboto" w:cs="Roboto"/>
+          <w:rFonts w:ascii="Roboto" w:eastAsia="Roboto" w:hAnsi="Roboto" w:cs="Roboto"/>
           <w:b/>
           <w:bCs/>
           <w:color w:val="1D2125"/>
@@ -130,7 +130,7 @@
       </w:pPr>
       <w:r>
         <w:rPr>
-          <w:rFonts w:ascii="Roboto" w:hAnsi="Roboto" w:eastAsia="Roboto" w:cs="Roboto"/>
+          <w:rFonts w:ascii="Roboto" w:eastAsia="Roboto" w:hAnsi="Roboto" w:cs="Roboto"/>
           <w:b/>
           <w:bCs/>
           <w:color w:val="1D2125"/>
@@ -147,7 +147,7 @@
         <w:shd w:val="clear" w:color="auto" w:fill="F8F9FA"/>
         <w:jc w:val="center"/>
         <w:rPr>
-          <w:rFonts w:ascii="Roboto" w:hAnsi="Roboto" w:eastAsia="Roboto" w:cs="Roboto"/>
+          <w:rFonts w:ascii="Roboto" w:eastAsia="Roboto" w:hAnsi="Roboto" w:cs="Roboto"/>
           <w:b/>
           <w:bCs/>
           <w:color w:val="1D2125"/>
@@ -158,7 +158,7 @@
       </w:pPr>
       <w:r>
         <w:rPr>
-          <w:rFonts w:ascii="Roboto" w:hAnsi="Roboto" w:eastAsia="Roboto" w:cs="Roboto"/>
+          <w:rFonts w:ascii="Roboto" w:eastAsia="Roboto" w:hAnsi="Roboto" w:cs="Roboto"/>
           <w:b/>
           <w:bCs/>
           <w:color w:val="1D2125"/>
@@ -174,7 +174,7 @@
         <w:pStyle w:val="Body"/>
         <w:shd w:val="clear" w:color="auto" w:fill="F8F9FA"/>
         <w:rPr>
-          <w:rFonts w:ascii="Roboto" w:hAnsi="Roboto" w:eastAsia="Roboto" w:cs="Roboto"/>
+          <w:rFonts w:ascii="Roboto" w:eastAsia="Roboto" w:hAnsi="Roboto" w:cs="Roboto"/>
           <w:b/>
           <w:bCs/>
           <w:color w:val="1D2125"/>
@@ -185,7 +185,7 @@
       </w:pPr>
       <w:r>
         <w:rPr>
-          <w:rFonts w:ascii="Roboto" w:hAnsi="Roboto" w:eastAsia="Roboto" w:cs="Roboto"/>
+          <w:rFonts w:ascii="Roboto" w:eastAsia="Roboto" w:hAnsi="Roboto" w:cs="Roboto"/>
           <w:b/>
           <w:bCs/>
           <w:color w:val="1D2125"/>
@@ -201,7 +201,7 @@
         <w:pStyle w:val="Body"/>
         <w:shd w:val="clear" w:color="auto" w:fill="F8F9FA"/>
         <w:rPr>
-          <w:rFonts w:ascii="Roboto" w:hAnsi="Roboto" w:eastAsia="Roboto" w:cs="Roboto"/>
+          <w:rFonts w:ascii="Roboto" w:eastAsia="Roboto" w:hAnsi="Roboto" w:cs="Roboto"/>
           <w:b/>
           <w:bCs/>
           <w:color w:val="1D2125"/>
@@ -212,7 +212,7 @@
       </w:pPr>
       <w:r>
         <w:rPr>
-          <w:rFonts w:ascii="Roboto" w:hAnsi="Roboto" w:eastAsia="Roboto" w:cs="Roboto"/>
+          <w:rFonts w:ascii="Roboto" w:eastAsia="Roboto" w:hAnsi="Roboto" w:cs="Roboto"/>
           <w:b/>
           <w:bCs/>
           <w:color w:val="1D2125"/>
@@ -229,7 +229,7 @@
         <w:pStyle w:val="BodyA"/>
         <w:rPr>
           <w:rStyle w:val="None"/>
-          <w:rFonts w:ascii="Roboto" w:hAnsi="Roboto" w:eastAsia="Roboto" w:cs="Roboto"/>
+          <w:rFonts w:ascii="Roboto" w:eastAsia="Roboto" w:hAnsi="Roboto" w:cs="Roboto"/>
           <w:b/>
           <w:bCs/>
           <w:color w:val="1D2125"/>
@@ -240,7 +240,7 @@
       </w:pPr>
       <w:r>
         <w:rPr>
-          <w:rFonts w:ascii="Roboto" w:hAnsi="Roboto" w:eastAsia="Roboto" w:cs="Roboto"/>
+          <w:rFonts w:ascii="Roboto" w:eastAsia="Roboto" w:hAnsi="Roboto" w:cs="Roboto"/>
           <w:b/>
           <w:bCs/>
           <w:color w:val="1D2125"/>
@@ -250,7 +250,7 @@
         </w:rPr>
         <w:t xml:space="preserve">Trello board URL: : </w:t>
       </w:r>
-      <w:hyperlink w:history="1" r:id="rId7">
+      <w:hyperlink r:id="rId7" w:history="1">
         <w:r>
           <w:rPr>
             <w:rStyle w:val="Hyperlink0"/>
@@ -265,7 +265,7 @@
         <w:shd w:val="clear" w:color="auto" w:fill="F8F9FA"/>
         <w:rPr>
           <w:rStyle w:val="None"/>
-          <w:rFonts w:ascii="Roboto" w:hAnsi="Roboto" w:eastAsia="Roboto" w:cs="Roboto"/>
+          <w:rFonts w:ascii="Roboto" w:eastAsia="Roboto" w:hAnsi="Roboto" w:cs="Roboto"/>
           <w:b/>
           <w:bCs/>
           <w:color w:val="1D2125"/>
@@ -277,7 +277,7 @@
       <w:r>
         <w:rPr>
           <w:rStyle w:val="None"/>
-          <w:rFonts w:ascii="Roboto" w:hAnsi="Roboto" w:eastAsia="Roboto" w:cs="Roboto"/>
+          <w:rFonts w:ascii="Roboto" w:eastAsia="Roboto" w:hAnsi="Roboto" w:cs="Roboto"/>
           <w:b/>
           <w:bCs/>
           <w:color w:val="1D2125"/>
@@ -287,7 +287,7 @@
         </w:rPr>
         <w:t xml:space="preserve">Github repo URL: </w:t>
       </w:r>
-      <w:hyperlink w:history="1" r:id="rId8">
+      <w:hyperlink r:id="rId8" w:history="1">
         <w:r>
           <w:rPr>
             <w:rStyle w:val="Hyperlink0"/>
@@ -317,12 +317,12 @@
         <w:tblW w:w="3585" w:type="dxa"/>
         <w:tblInd w:w="108" w:type="dxa"/>
         <w:tblBorders>
-          <w:top w:val="single" w:color="FFFFFF" w:sz="8" w:space="0"/>
-          <w:left w:val="single" w:color="FFFFFF" w:sz="8" w:space="0"/>
-          <w:bottom w:val="single" w:color="FFFFFF" w:sz="8" w:space="0"/>
-          <w:right w:val="single" w:color="FFFFFF" w:sz="8" w:space="0"/>
-          <w:insideH w:val="single" w:color="FFFFFF" w:sz="8" w:space="0"/>
-          <w:insideV w:val="single" w:color="FFFFFF" w:sz="8" w:space="0"/>
+          <w:top w:val="single" w:sz="8" w:space="0" w:color="FFFFFF"/>
+          <w:left w:val="single" w:sz="8" w:space="0" w:color="FFFFFF"/>
+          <w:bottom w:val="single" w:sz="8" w:space="0" w:color="FFFFFF"/>
+          <w:right w:val="single" w:sz="8" w:space="0" w:color="FFFFFF"/>
+          <w:insideH w:val="single" w:sz="8" w:space="0" w:color="FFFFFF"/>
+          <w:insideV w:val="single" w:sz="8" w:space="0" w:color="FFFFFF"/>
         </w:tblBorders>
         <w:shd w:val="clear" w:color="auto" w:fill="CED7E7"/>
         <w:tblLayout w:type="fixed"/>
@@ -340,10 +340,10 @@
           <w:tcPr>
             <w:tcW w:w="525" w:type="dxa"/>
             <w:tcBorders>
-              <w:top w:val="single" w:color="000000" w:sz="6" w:space="0"/>
-              <w:left w:val="single" w:color="000000" w:sz="6" w:space="0"/>
-              <w:bottom w:val="single" w:color="000000" w:sz="4" w:space="0"/>
-              <w:right w:val="single" w:color="000000" w:sz="4" w:space="0"/>
+              <w:top w:val="single" w:sz="6" w:space="0" w:color="000000"/>
+              <w:left w:val="single" w:sz="6" w:space="0" w:color="000000"/>
+              <w:bottom w:val="single" w:sz="4" w:space="0" w:color="000000"/>
+              <w:right w:val="single" w:sz="4" w:space="0" w:color="000000"/>
             </w:tcBorders>
             <w:tcMar>
               <w:top w:w="80" w:type="dxa"/>
@@ -370,10 +370,10 @@
           <w:tcPr>
             <w:tcW w:w="3060" w:type="dxa"/>
             <w:tcBorders>
-              <w:top w:val="single" w:color="000000" w:sz="6" w:space="0"/>
-              <w:left w:val="single" w:color="000000" w:sz="4" w:space="0"/>
-              <w:bottom w:val="single" w:color="000000" w:sz="4" w:space="0"/>
-              <w:right w:val="single" w:color="000000" w:sz="6" w:space="0"/>
+              <w:top w:val="single" w:sz="6" w:space="0" w:color="000000"/>
+              <w:left w:val="single" w:sz="4" w:space="0" w:color="000000"/>
+              <w:bottom w:val="single" w:sz="4" w:space="0" w:color="000000"/>
+              <w:right w:val="single" w:sz="6" w:space="0" w:color="000000"/>
             </w:tcBorders>
             <w:tcMar>
               <w:top w:w="80" w:type="dxa"/>
@@ -406,10 +406,10 @@
           <w:tcPr>
             <w:tcW w:w="525" w:type="dxa"/>
             <w:tcBorders>
-              <w:top w:val="single" w:color="000000" w:sz="4" w:space="0"/>
-              <w:left w:val="single" w:color="000000" w:sz="6" w:space="0"/>
-              <w:bottom w:val="single" w:color="000000" w:sz="4" w:space="0"/>
-              <w:right w:val="single" w:color="000000" w:sz="4" w:space="0"/>
+              <w:top w:val="single" w:sz="4" w:space="0" w:color="000000"/>
+              <w:left w:val="single" w:sz="6" w:space="0" w:color="000000"/>
+              <w:bottom w:val="single" w:sz="4" w:space="0" w:color="000000"/>
+              <w:right w:val="single" w:sz="4" w:space="0" w:color="000000"/>
             </w:tcBorders>
             <w:tcMar>
               <w:top w:w="80" w:type="dxa"/>
@@ -435,10 +435,10 @@
           <w:tcPr>
             <w:tcW w:w="3060" w:type="dxa"/>
             <w:tcBorders>
-              <w:top w:val="single" w:color="000000" w:sz="4" w:space="0"/>
-              <w:left w:val="single" w:color="000000" w:sz="4" w:space="0"/>
-              <w:bottom w:val="single" w:color="000000" w:sz="4" w:space="0"/>
-              <w:right w:val="single" w:color="000000" w:sz="6" w:space="0"/>
+              <w:top w:val="single" w:sz="4" w:space="0" w:color="000000"/>
+              <w:left w:val="single" w:sz="4" w:space="0" w:color="000000"/>
+              <w:bottom w:val="single" w:sz="4" w:space="0" w:color="000000"/>
+              <w:right w:val="single" w:sz="6" w:space="0" w:color="000000"/>
             </w:tcBorders>
             <w:tcMar>
               <w:top w:w="80" w:type="dxa"/>
@@ -469,10 +469,10 @@
           <w:tcPr>
             <w:tcW w:w="525" w:type="dxa"/>
             <w:tcBorders>
-              <w:top w:val="single" w:color="000000" w:sz="4" w:space="0"/>
-              <w:left w:val="single" w:color="000000" w:sz="6" w:space="0"/>
-              <w:bottom w:val="single" w:color="000000" w:sz="4" w:space="0"/>
-              <w:right w:val="single" w:color="000000" w:sz="4" w:space="0"/>
+              <w:top w:val="single" w:sz="4" w:space="0" w:color="000000"/>
+              <w:left w:val="single" w:sz="6" w:space="0" w:color="000000"/>
+              <w:bottom w:val="single" w:sz="4" w:space="0" w:color="000000"/>
+              <w:right w:val="single" w:sz="4" w:space="0" w:color="000000"/>
             </w:tcBorders>
             <w:tcMar>
               <w:top w:w="80" w:type="dxa"/>
@@ -498,10 +498,10 @@
           <w:tcPr>
             <w:tcW w:w="3060" w:type="dxa"/>
             <w:tcBorders>
-              <w:top w:val="single" w:color="000000" w:sz="4" w:space="0"/>
-              <w:left w:val="single" w:color="000000" w:sz="4" w:space="0"/>
-              <w:bottom w:val="single" w:color="000000" w:sz="4" w:space="0"/>
-              <w:right w:val="single" w:color="000000" w:sz="6" w:space="0"/>
+              <w:top w:val="single" w:sz="4" w:space="0" w:color="000000"/>
+              <w:left w:val="single" w:sz="4" w:space="0" w:color="000000"/>
+              <w:bottom w:val="single" w:sz="4" w:space="0" w:color="000000"/>
+              <w:right w:val="single" w:sz="6" w:space="0" w:color="000000"/>
             </w:tcBorders>
             <w:tcMar>
               <w:top w:w="80" w:type="dxa"/>
@@ -532,10 +532,10 @@
           <w:tcPr>
             <w:tcW w:w="525" w:type="dxa"/>
             <w:tcBorders>
-              <w:top w:val="single" w:color="000000" w:sz="4" w:space="0"/>
-              <w:left w:val="single" w:color="000000" w:sz="6" w:space="0"/>
-              <w:bottom w:val="single" w:color="000000" w:sz="4" w:space="0"/>
-              <w:right w:val="single" w:color="000000" w:sz="4" w:space="0"/>
+              <w:top w:val="single" w:sz="4" w:space="0" w:color="000000"/>
+              <w:left w:val="single" w:sz="6" w:space="0" w:color="000000"/>
+              <w:bottom w:val="single" w:sz="4" w:space="0" w:color="000000"/>
+              <w:right w:val="single" w:sz="4" w:space="0" w:color="000000"/>
             </w:tcBorders>
             <w:tcMar>
               <w:top w:w="80" w:type="dxa"/>
@@ -561,10 +561,10 @@
           <w:tcPr>
             <w:tcW w:w="3060" w:type="dxa"/>
             <w:tcBorders>
-              <w:top w:val="single" w:color="000000" w:sz="4" w:space="0"/>
-              <w:left w:val="single" w:color="000000" w:sz="4" w:space="0"/>
-              <w:bottom w:val="single" w:color="000000" w:sz="4" w:space="0"/>
-              <w:right w:val="single" w:color="000000" w:sz="6" w:space="0"/>
+              <w:top w:val="single" w:sz="4" w:space="0" w:color="000000"/>
+              <w:left w:val="single" w:sz="4" w:space="0" w:color="000000"/>
+              <w:bottom w:val="single" w:sz="4" w:space="0" w:color="000000"/>
+              <w:right w:val="single" w:sz="6" w:space="0" w:color="000000"/>
             </w:tcBorders>
             <w:tcMar>
               <w:top w:w="80" w:type="dxa"/>
@@ -600,10 +600,10 @@
           <w:tcPr>
             <w:tcW w:w="525" w:type="dxa"/>
             <w:tcBorders>
-              <w:top w:val="single" w:color="000000" w:sz="4" w:space="0"/>
-              <w:left w:val="single" w:color="000000" w:sz="6" w:space="0"/>
-              <w:bottom w:val="single" w:color="000000" w:sz="6" w:space="0"/>
-              <w:right w:val="single" w:color="000000" w:sz="4" w:space="0"/>
+              <w:top w:val="single" w:sz="4" w:space="0" w:color="000000"/>
+              <w:left w:val="single" w:sz="6" w:space="0" w:color="000000"/>
+              <w:bottom w:val="single" w:sz="6" w:space="0" w:color="000000"/>
+              <w:right w:val="single" w:sz="4" w:space="0" w:color="000000"/>
             </w:tcBorders>
             <w:tcMar>
               <w:top w:w="80" w:type="dxa"/>
@@ -629,10 +629,10 @@
           <w:tcPr>
             <w:tcW w:w="3060" w:type="dxa"/>
             <w:tcBorders>
-              <w:top w:val="single" w:color="000000" w:sz="4" w:space="0"/>
-              <w:left w:val="single" w:color="000000" w:sz="4" w:space="0"/>
-              <w:bottom w:val="single" w:color="000000" w:sz="6" w:space="0"/>
-              <w:right w:val="single" w:color="000000" w:sz="6" w:space="0"/>
+              <w:top w:val="single" w:sz="4" w:space="0" w:color="000000"/>
+              <w:left w:val="single" w:sz="4" w:space="0" w:color="000000"/>
+              <w:bottom w:val="single" w:sz="6" w:space="0" w:color="000000"/>
+              <w:right w:val="single" w:sz="6" w:space="0" w:color="000000"/>
             </w:tcBorders>
             <w:tcMar>
               <w:top w:w="80" w:type="dxa"/>
@@ -670,7 +670,7 @@
         <w:shd w:val="clear" w:color="auto" w:fill="F8F9FA"/>
         <w:rPr>
           <w:rStyle w:val="None"/>
-          <w:rFonts w:ascii="Roboto" w:hAnsi="Roboto" w:eastAsia="Roboto" w:cs="Roboto"/>
+          <w:rFonts w:ascii="Roboto" w:eastAsia="Roboto" w:hAnsi="Roboto" w:cs="Roboto"/>
           <w:b/>
           <w:bCs/>
           <w:color w:val="1D2125"/>
@@ -682,7 +682,7 @@
       <w:r>
         <w:rPr>
           <w:rStyle w:val="None"/>
-          <w:rFonts w:ascii="Roboto" w:hAnsi="Roboto" w:eastAsia="Roboto" w:cs="Roboto"/>
+          <w:rFonts w:ascii="Roboto" w:eastAsia="Roboto" w:hAnsi="Roboto" w:cs="Roboto"/>
           <w:b/>
           <w:bCs/>
           <w:color w:val="1D2125"/>
@@ -698,12 +698,12 @@
         <w:tblW w:w="9360" w:type="dxa"/>
         <w:tblInd w:w="108" w:type="dxa"/>
         <w:tblBorders>
-          <w:top w:val="single" w:color="FFFFFF" w:sz="8" w:space="0"/>
-          <w:left w:val="single" w:color="FFFFFF" w:sz="8" w:space="0"/>
-          <w:bottom w:val="single" w:color="FFFFFF" w:sz="8" w:space="0"/>
-          <w:right w:val="single" w:color="FFFFFF" w:sz="8" w:space="0"/>
-          <w:insideH w:val="single" w:color="FFFFFF" w:sz="8" w:space="0"/>
-          <w:insideV w:val="single" w:color="FFFFFF" w:sz="8" w:space="0"/>
+          <w:top w:val="single" w:sz="8" w:space="0" w:color="FFFFFF"/>
+          <w:left w:val="single" w:sz="8" w:space="0" w:color="FFFFFF"/>
+          <w:bottom w:val="single" w:sz="8" w:space="0" w:color="FFFFFF"/>
+          <w:right w:val="single" w:sz="8" w:space="0" w:color="FFFFFF"/>
+          <w:insideH w:val="single" w:sz="8" w:space="0" w:color="FFFFFF"/>
+          <w:insideV w:val="single" w:sz="8" w:space="0" w:color="FFFFFF"/>
         </w:tblBorders>
         <w:shd w:val="clear" w:color="auto" w:fill="CED7E7"/>
         <w:tblLayout w:type="fixed"/>
@@ -721,10 +721,10 @@
           <w:tcPr>
             <w:tcW w:w="9005" w:type="dxa"/>
             <w:tcBorders>
-              <w:top w:val="single" w:color="000000" w:themeColor="text1" w:sz="4" w:space="0"/>
-              <w:left w:val="single" w:color="000000" w:themeColor="text1" w:sz="4" w:space="0"/>
-              <w:bottom w:val="single" w:color="000000" w:themeColor="text1" w:sz="4" w:space="0"/>
-              <w:right w:val="single" w:color="000000" w:themeColor="text1" w:sz="4" w:space="0"/>
+              <w:top w:val="single" w:sz="4" w:space="0" w:color="000000" w:themeColor="text1"/>
+              <w:left w:val="single" w:sz="4" w:space="0" w:color="000000" w:themeColor="text1"/>
+              <w:bottom w:val="single" w:sz="4" w:space="0" w:color="000000" w:themeColor="text1"/>
+              <w:right w:val="single" w:sz="4" w:space="0" w:color="000000" w:themeColor="text1"/>
             </w:tcBorders>
             <w:tcMar>
               <w:top w:w="80" w:type="dxa"/>
@@ -741,7 +741,7 @@
             <w:r>
               <w:rPr>
                 <w:rStyle w:val="None"/>
-                <w:rFonts w:ascii="Roboto" w:hAnsi="Roboto" w:eastAsia="Roboto" w:cs="Roboto"/>
+                <w:rFonts w:ascii="Roboto" w:eastAsia="Roboto" w:hAnsi="Roboto" w:cs="Roboto"/>
                 <w:b/>
                 <w:bCs/>
                 <w:color w:val="1D2125"/>
@@ -757,10 +757,10 @@
           <w:tcPr>
             <w:tcW w:w="355" w:type="dxa"/>
             <w:tcBorders>
-              <w:top w:val="single" w:color="000000" w:themeColor="text1" w:sz="4" w:space="0"/>
-              <w:left w:val="single" w:color="000000" w:themeColor="text1" w:sz="4" w:space="0"/>
-              <w:bottom w:val="single" w:color="000000" w:themeColor="text1" w:sz="4" w:space="0"/>
-              <w:right w:val="single" w:color="000000" w:themeColor="text1" w:sz="4" w:space="0"/>
+              <w:top w:val="single" w:sz="4" w:space="0" w:color="000000" w:themeColor="text1"/>
+              <w:left w:val="single" w:sz="4" w:space="0" w:color="000000" w:themeColor="text1"/>
+              <w:bottom w:val="single" w:sz="4" w:space="0" w:color="000000" w:themeColor="text1"/>
+              <w:right w:val="single" w:sz="4" w:space="0" w:color="000000" w:themeColor="text1"/>
             </w:tcBorders>
             <w:tcMar>
               <w:top w:w="80" w:type="dxa"/>
@@ -780,10 +780,10 @@
           <w:tcPr>
             <w:tcW w:w="9005" w:type="dxa"/>
             <w:tcBorders>
-              <w:top w:val="single" w:color="000000" w:themeColor="text1" w:sz="4" w:space="0"/>
-              <w:left w:val="single" w:color="000000" w:themeColor="text1" w:sz="4" w:space="0"/>
-              <w:bottom w:val="single" w:color="000000" w:themeColor="text1" w:sz="4" w:space="0"/>
-              <w:right w:val="single" w:color="000000" w:themeColor="text1" w:sz="4" w:space="0"/>
+              <w:top w:val="single" w:sz="4" w:space="0" w:color="000000" w:themeColor="text1"/>
+              <w:left w:val="single" w:sz="4" w:space="0" w:color="000000" w:themeColor="text1"/>
+              <w:bottom w:val="single" w:sz="4" w:space="0" w:color="000000" w:themeColor="text1"/>
+              <w:right w:val="single" w:sz="4" w:space="0" w:color="000000" w:themeColor="text1"/>
             </w:tcBorders>
             <w:tcMar>
               <w:top w:w="80" w:type="dxa"/>
@@ -801,7 +801,7 @@
             <w:r>
               <w:rPr>
                 <w:rStyle w:val="None"/>
-                <w:rFonts w:ascii="Roboto" w:hAnsi="Roboto" w:eastAsia="Roboto" w:cs="Roboto"/>
+                <w:rFonts w:ascii="Roboto" w:eastAsia="Roboto" w:hAnsi="Roboto" w:cs="Roboto"/>
                 <w:b/>
                 <w:bCs/>
                 <w:color w:val="1D2125"/>
@@ -817,8 +817,8 @@
           <w:tcPr>
             <w:tcW w:w="355" w:type="dxa"/>
             <w:tcBorders>
-              <w:top w:val="single" w:color="000000" w:themeColor="text1" w:sz="4" w:space="0"/>
-              <w:left w:val="single" w:color="000000" w:themeColor="text1" w:sz="4" w:space="0"/>
+              <w:top w:val="single" w:sz="4" w:space="0" w:color="000000" w:themeColor="text1"/>
+              <w:left w:val="single" w:sz="4" w:space="0" w:color="000000" w:themeColor="text1"/>
               <w:bottom w:val="nil"/>
               <w:right w:val="nil"/>
             </w:tcBorders>
@@ -840,10 +840,10 @@
           <w:tcPr>
             <w:tcW w:w="9005" w:type="dxa"/>
             <w:tcBorders>
-              <w:top w:val="single" w:color="000000" w:themeColor="text1" w:sz="4" w:space="0"/>
-              <w:left w:val="single" w:color="000000" w:themeColor="text1" w:sz="4" w:space="0"/>
-              <w:bottom w:val="single" w:color="000000" w:themeColor="text1" w:sz="4" w:space="0"/>
-              <w:right w:val="single" w:color="000000" w:themeColor="text1" w:sz="4" w:space="0"/>
+              <w:top w:val="single" w:sz="4" w:space="0" w:color="000000" w:themeColor="text1"/>
+              <w:left w:val="single" w:sz="4" w:space="0" w:color="000000" w:themeColor="text1"/>
+              <w:bottom w:val="single" w:sz="4" w:space="0" w:color="000000" w:themeColor="text1"/>
+              <w:right w:val="single" w:sz="4" w:space="0" w:color="000000" w:themeColor="text1"/>
             </w:tcBorders>
             <w:tcMar>
               <w:top w:w="80" w:type="dxa"/>
@@ -858,7 +858,7 @@
               <w:spacing w:line="240" w:lineRule="auto"/>
               <w:rPr>
                 <w:rStyle w:val="None"/>
-                <w:rFonts w:ascii="Roboto" w:hAnsi="Roboto" w:eastAsia="Roboto" w:cs="Roboto"/>
+                <w:rFonts w:ascii="Roboto" w:eastAsia="Roboto" w:hAnsi="Roboto" w:cs="Roboto"/>
                 <w:b/>
                 <w:bCs/>
                 <w:color w:val="1D2125"/>
@@ -870,7 +870,7 @@
             <w:r>
               <w:rPr>
                 <w:rStyle w:val="None"/>
-                <w:rFonts w:ascii="Roboto" w:hAnsi="Roboto" w:eastAsia="Roboto" w:cs="Roboto"/>
+                <w:rFonts w:ascii="Roboto" w:eastAsia="Roboto" w:hAnsi="Roboto" w:cs="Roboto"/>
                 <w:b/>
                 <w:bCs/>
                 <w:color w:val="1D2125"/>
@@ -887,17 +887,17 @@
               <w:spacing w:line="240" w:lineRule="auto"/>
               <w:rPr>
                 <w:rStyle w:val="None"/>
-                <w:rFonts w:ascii="Roboto" w:hAnsi="Roboto" w:eastAsia="Roboto" w:cs="Roboto"/>
-                <w:color w:val="1D2125"/>
-                <w:sz w:val="24"/>
-                <w:szCs w:val="24"/>
-                <w:u w:color="1D2125"/>
-              </w:rPr>
-            </w:pPr>
-            <w:r>
-              <w:rPr>
-                <w:rStyle w:val="None"/>
-                <w:rFonts w:ascii="Roboto" w:hAnsi="Roboto" w:eastAsia="Roboto" w:cs="Roboto"/>
+                <w:rFonts w:ascii="Roboto" w:eastAsia="Roboto" w:hAnsi="Roboto" w:cs="Roboto"/>
+                <w:color w:val="1D2125"/>
+                <w:sz w:val="24"/>
+                <w:szCs w:val="24"/>
+                <w:u w:color="1D2125"/>
+              </w:rPr>
+            </w:pPr>
+            <w:r>
+              <w:rPr>
+                <w:rStyle w:val="None"/>
+                <w:rFonts w:ascii="Roboto" w:eastAsia="Roboto" w:hAnsi="Roboto" w:cs="Roboto"/>
                 <w:color w:val="1D2125"/>
                 <w:sz w:val="24"/>
                 <w:szCs w:val="24"/>
@@ -915,7 +915,7 @@
             <w:r>
               <w:rPr>
                 <w:rStyle w:val="None"/>
-                <w:rFonts w:ascii="Roboto" w:hAnsi="Roboto" w:eastAsia="Roboto" w:cs="Roboto"/>
+                <w:rFonts w:ascii="Roboto" w:eastAsia="Roboto" w:hAnsi="Roboto" w:cs="Roboto"/>
                 <w:b/>
                 <w:bCs/>
                 <w:color w:val="1D2125"/>
@@ -935,7 +935,7 @@
             <w:r>
               <w:rPr>
                 <w:rStyle w:val="None"/>
-                <w:rFonts w:ascii="Roboto" w:hAnsi="Roboto" w:eastAsia="Roboto" w:cs="Roboto"/>
+                <w:rFonts w:ascii="Roboto" w:eastAsia="Roboto" w:hAnsi="Roboto" w:cs="Roboto"/>
                 <w:color w:val="1D2125"/>
                 <w:sz w:val="24"/>
                 <w:szCs w:val="24"/>
@@ -953,7 +953,7 @@
             <w:r>
               <w:rPr>
                 <w:rStyle w:val="None"/>
-                <w:rFonts w:ascii="Roboto" w:hAnsi="Roboto" w:eastAsia="Roboto" w:cs="Roboto"/>
+                <w:rFonts w:ascii="Roboto" w:eastAsia="Roboto" w:hAnsi="Roboto" w:cs="Roboto"/>
                 <w:b/>
                 <w:bCs/>
                 <w:color w:val="1D2125"/>
@@ -970,17 +970,17 @@
               <w:spacing w:line="240" w:lineRule="auto"/>
               <w:rPr>
                 <w:rStyle w:val="None"/>
-                <w:rFonts w:ascii="Roboto" w:hAnsi="Roboto" w:eastAsia="Roboto" w:cs="Roboto"/>
-                <w:color w:val="1D2125"/>
-                <w:sz w:val="24"/>
-                <w:szCs w:val="24"/>
-                <w:u w:color="1D2125"/>
-              </w:rPr>
-            </w:pPr>
-            <w:r>
-              <w:rPr>
-                <w:rStyle w:val="None"/>
-                <w:rFonts w:ascii="Roboto" w:hAnsi="Roboto" w:eastAsia="Roboto" w:cs="Roboto"/>
+                <w:rFonts w:ascii="Roboto" w:eastAsia="Roboto" w:hAnsi="Roboto" w:cs="Roboto"/>
+                <w:color w:val="1D2125"/>
+                <w:sz w:val="24"/>
+                <w:szCs w:val="24"/>
+                <w:u w:color="1D2125"/>
+              </w:rPr>
+            </w:pPr>
+            <w:r>
+              <w:rPr>
+                <w:rStyle w:val="None"/>
+                <w:rFonts w:ascii="Roboto" w:eastAsia="Roboto" w:hAnsi="Roboto" w:cs="Roboto"/>
                 <w:color w:val="1D2125"/>
                 <w:sz w:val="24"/>
                 <w:szCs w:val="24"/>
@@ -995,7 +995,7 @@
               <w:spacing w:line="240" w:lineRule="auto"/>
               <w:rPr>
                 <w:rStyle w:val="None"/>
-                <w:rFonts w:ascii="Roboto" w:hAnsi="Roboto" w:eastAsia="Roboto" w:cs="Roboto"/>
+                <w:rFonts w:ascii="Roboto" w:eastAsia="Roboto" w:hAnsi="Roboto" w:cs="Roboto"/>
                 <w:b/>
                 <w:bCs/>
                 <w:color w:val="1D2125"/>
@@ -1007,7 +1007,7 @@
             <w:r>
               <w:rPr>
                 <w:rStyle w:val="None"/>
-                <w:rFonts w:ascii="Roboto" w:hAnsi="Roboto" w:eastAsia="Roboto" w:cs="Roboto"/>
+                <w:rFonts w:ascii="Roboto" w:eastAsia="Roboto" w:hAnsi="Roboto" w:cs="Roboto"/>
                 <w:b/>
                 <w:bCs/>
                 <w:color w:val="1D2125"/>
@@ -1024,7 +1024,7 @@
               <w:spacing w:line="240" w:lineRule="auto"/>
               <w:rPr>
                 <w:rStyle w:val="None"/>
-                <w:rFonts w:ascii="Roboto" w:hAnsi="Roboto" w:eastAsia="Roboto" w:cs="Roboto"/>
+                <w:rFonts w:ascii="Roboto" w:eastAsia="Roboto" w:hAnsi="Roboto" w:cs="Roboto"/>
                 <w:b/>
                 <w:bCs/>
                 <w:color w:val="1D2125"/>
@@ -1036,7 +1036,7 @@
             <w:r>
               <w:rPr>
                 <w:rStyle w:val="None"/>
-                <w:rFonts w:ascii="Roboto" w:hAnsi="Roboto" w:eastAsia="Roboto" w:cs="Roboto"/>
+                <w:rFonts w:ascii="Roboto" w:eastAsia="Roboto" w:hAnsi="Roboto" w:cs="Roboto"/>
                 <w:color w:val="1D2125"/>
                 <w:sz w:val="24"/>
                 <w:szCs w:val="24"/>
@@ -1054,7 +1054,7 @@
             <w:r>
               <w:rPr>
                 <w:rStyle w:val="None"/>
-                <w:rFonts w:ascii="Roboto" w:hAnsi="Roboto" w:eastAsia="Roboto" w:cs="Roboto"/>
+                <w:rFonts w:ascii="Roboto" w:eastAsia="Roboto" w:hAnsi="Roboto" w:cs="Roboto"/>
                 <w:b/>
                 <w:bCs/>
                 <w:color w:val="1D2125"/>
@@ -1073,7 +1073,7 @@
             <w:r>
               <w:rPr>
                 <w:rStyle w:val="None"/>
-                <w:rFonts w:ascii="Roboto" w:hAnsi="Roboto" w:eastAsia="Roboto" w:cs="Roboto"/>
+                <w:rFonts w:ascii="Roboto" w:eastAsia="Roboto" w:hAnsi="Roboto" w:cs="Roboto"/>
                 <w:color w:val="1D2125"/>
                 <w:sz w:val="24"/>
                 <w:szCs w:val="24"/>
@@ -1088,7 +1088,7 @@
             <w:tcW w:w="355" w:type="dxa"/>
             <w:tcBorders>
               <w:top w:val="nil"/>
-              <w:left w:val="single" w:color="000000" w:themeColor="text1" w:sz="4" w:space="0"/>
+              <w:left w:val="single" w:sz="4" w:space="0" w:color="000000" w:themeColor="text1"/>
               <w:bottom w:val="nil"/>
               <w:right w:val="nil"/>
             </w:tcBorders>
@@ -1110,10 +1110,10 @@
           <w:tcPr>
             <w:tcW w:w="9005" w:type="dxa"/>
             <w:tcBorders>
-              <w:top w:val="single" w:color="000000" w:themeColor="text1" w:sz="4" w:space="0"/>
-              <w:left w:val="single" w:color="000000" w:themeColor="text1" w:sz="4" w:space="0"/>
-              <w:bottom w:val="single" w:color="000000" w:themeColor="text1" w:sz="4" w:space="0"/>
-              <w:right w:val="single" w:color="000000" w:themeColor="text1" w:sz="4" w:space="0"/>
+              <w:top w:val="single" w:sz="4" w:space="0" w:color="000000" w:themeColor="text1"/>
+              <w:left w:val="single" w:sz="4" w:space="0" w:color="000000" w:themeColor="text1"/>
+              <w:bottom w:val="single" w:sz="4" w:space="0" w:color="000000" w:themeColor="text1"/>
+              <w:right w:val="single" w:sz="4" w:space="0" w:color="000000" w:themeColor="text1"/>
             </w:tcBorders>
             <w:tcMar>
               <w:top w:w="80" w:type="dxa"/>
@@ -1131,7 +1131,7 @@
             <w:r>
               <w:rPr>
                 <w:rStyle w:val="None"/>
-                <w:rFonts w:ascii="Roboto" w:hAnsi="Roboto" w:eastAsia="Roboto" w:cs="Roboto"/>
+                <w:rFonts w:ascii="Roboto" w:eastAsia="Roboto" w:hAnsi="Roboto" w:cs="Roboto"/>
                 <w:b/>
                 <w:bCs/>
                 <w:color w:val="1D2125"/>
@@ -1148,8 +1148,8 @@
             <w:tcW w:w="355" w:type="dxa"/>
             <w:tcBorders>
               <w:top w:val="nil"/>
-              <w:left w:val="single" w:color="000000" w:themeColor="text1" w:sz="4" w:space="0"/>
-              <w:bottom w:val="single" w:color="000000" w:themeColor="text1" w:sz="4" w:space="0"/>
+              <w:left w:val="single" w:sz="4" w:space="0" w:color="000000" w:themeColor="text1"/>
+              <w:bottom w:val="single" w:sz="4" w:space="0" w:color="000000" w:themeColor="text1"/>
               <w:right w:val="nil"/>
             </w:tcBorders>
             <w:tcMar>
@@ -1170,10 +1170,10 @@
           <w:tcPr>
             <w:tcW w:w="9005" w:type="dxa"/>
             <w:tcBorders>
-              <w:top w:val="single" w:color="000000" w:themeColor="text1" w:sz="4" w:space="0"/>
-              <w:left w:val="single" w:color="000000" w:themeColor="text1" w:sz="4" w:space="0"/>
-              <w:bottom w:val="single" w:color="000000" w:themeColor="text1" w:sz="4" w:space="0"/>
-              <w:right w:val="single" w:color="000000" w:themeColor="text1" w:sz="4" w:space="0"/>
+              <w:top w:val="single" w:sz="4" w:space="0" w:color="000000" w:themeColor="text1"/>
+              <w:left w:val="single" w:sz="4" w:space="0" w:color="000000" w:themeColor="text1"/>
+              <w:bottom w:val="single" w:sz="4" w:space="0" w:color="000000" w:themeColor="text1"/>
+              <w:right w:val="single" w:sz="4" w:space="0" w:color="000000" w:themeColor="text1"/>
             </w:tcBorders>
             <w:tcMar>
               <w:top w:w="80" w:type="dxa"/>
@@ -1188,7 +1188,7 @@
               <w:spacing w:line="240" w:lineRule="auto"/>
               <w:rPr>
                 <w:rStyle w:val="None"/>
-                <w:rFonts w:ascii="Roboto" w:hAnsi="Roboto" w:eastAsia="Roboto" w:cs="Roboto"/>
+                <w:rFonts w:ascii="Roboto" w:eastAsia="Roboto" w:hAnsi="Roboto" w:cs="Roboto"/>
                 <w:i/>
                 <w:iCs/>
                 <w:color w:val="1D2125"/>
@@ -1200,7 +1200,7 @@
             <w:r>
               <w:rPr>
                 <w:rStyle w:val="None"/>
-                <w:rFonts w:ascii="Roboto" w:hAnsi="Roboto" w:eastAsia="Roboto" w:cs="Roboto"/>
+                <w:rFonts w:ascii="Roboto" w:eastAsia="Roboto" w:hAnsi="Roboto" w:cs="Roboto"/>
                 <w:i/>
                 <w:iCs/>
                 <w:color w:val="1D2125"/>
@@ -1208,6 +1208,7 @@
                 <w:szCs w:val="24"/>
                 <w:u w:color="1D2125"/>
               </w:rPr>
+              <w:lastRenderedPageBreak/>
               <w:t>Pages:</w:t>
             </w:r>
           </w:p>
@@ -1217,7 +1218,7 @@
               <w:spacing w:line="240" w:lineRule="auto"/>
               <w:rPr>
                 <w:rStyle w:val="None"/>
-                <w:rFonts w:ascii="Roboto" w:hAnsi="Roboto" w:eastAsia="Roboto" w:cs="Roboto"/>
+                <w:rFonts w:ascii="Roboto" w:eastAsia="Roboto" w:hAnsi="Roboto" w:cs="Roboto"/>
                 <w:i/>
                 <w:iCs/>
                 <w:color w:val="1D2125"/>
@@ -1229,7 +1230,7 @@
             <w:r>
               <w:rPr>
                 <w:rStyle w:val="None"/>
-                <w:rFonts w:ascii="Roboto" w:hAnsi="Roboto" w:eastAsia="Roboto" w:cs="Roboto"/>
+                <w:rFonts w:ascii="Roboto" w:eastAsia="Roboto" w:hAnsi="Roboto" w:cs="Roboto"/>
                 <w:i/>
                 <w:iCs/>
                 <w:color w:val="1D2125"/>
@@ -1242,7 +1243,7 @@
             <w:r>
               <w:rPr>
                 <w:rStyle w:val="None"/>
-                <w:rFonts w:ascii="Roboto" w:hAnsi="Roboto" w:eastAsia="Roboto" w:cs="Roboto"/>
+                <w:rFonts w:ascii="Roboto" w:eastAsia="Roboto" w:hAnsi="Roboto" w:cs="Roboto"/>
                 <w:i/>
                 <w:iCs/>
                 <w:color w:val="1D2125"/>
@@ -1251,11 +1252,12 @@
                 <w:u w:color="1D2125"/>
               </w:rPr>
               <w:br/>
-            </w:r>
-            <w:r>
-              <w:rPr>
-                <w:rStyle w:val="None"/>
-                <w:rFonts w:ascii="Roboto" w:hAnsi="Roboto" w:eastAsia="Roboto" w:cs="Roboto"/>
+              <w:t>Provider Search</w:t>
+            </w:r>
+            <w:r>
+              <w:rPr>
+                <w:rStyle w:val="None"/>
+                <w:rFonts w:ascii="Roboto" w:eastAsia="Roboto" w:hAnsi="Roboto" w:cs="Roboto"/>
                 <w:i/>
                 <w:iCs/>
                 <w:color w:val="1D2125"/>
@@ -1263,12 +1265,17 @@
                 <w:szCs w:val="24"/>
                 <w:u w:color="1D2125"/>
               </w:rPr>
-              <w:t>Provider Search</w:t>
-            </w:r>
-            <w:r>
-              <w:rPr>
-                <w:rStyle w:val="None"/>
-                <w:rFonts w:ascii="Roboto" w:hAnsi="Roboto" w:eastAsia="Roboto" w:cs="Roboto"/>
+              <w:br/>
+              <w:t xml:space="preserve">Search Bar, Filter by Primary Care Physician, Specialty, distance, ratings  </w:t>
+            </w:r>
+          </w:p>
+          <w:p>
+            <w:pPr>
+              <w:pStyle w:val="Body"/>
+              <w:spacing w:line="240" w:lineRule="auto"/>
+              <w:rPr>
+                <w:rStyle w:val="None"/>
+                <w:rFonts w:ascii="Roboto" w:eastAsia="Roboto" w:hAnsi="Roboto" w:cs="Roboto"/>
                 <w:i/>
                 <w:iCs/>
                 <w:color w:val="1D2125"/>
@@ -1276,12 +1283,11 @@
                 <w:szCs w:val="24"/>
                 <w:u w:color="1D2125"/>
               </w:rPr>
-              <w:br/>
-            </w:r>
-            <w:r>
-              <w:rPr>
-                <w:rStyle w:val="None"/>
-                <w:rFonts w:ascii="Roboto" w:hAnsi="Roboto" w:eastAsia="Roboto" w:cs="Roboto"/>
+            </w:pPr>
+            <w:r>
+              <w:rPr>
+                <w:rStyle w:val="None"/>
+                <w:rFonts w:ascii="Roboto" w:eastAsia="Roboto" w:hAnsi="Roboto" w:cs="Roboto"/>
                 <w:i/>
                 <w:iCs/>
                 <w:color w:val="1D2125"/>
@@ -1289,7 +1295,7 @@
                 <w:szCs w:val="24"/>
                 <w:u w:color="1D2125"/>
               </w:rPr>
-              <w:t xml:space="preserve">Search Bar, Filter by Primary Care Physician, Specialty, distance, ratings  </w:t>
+              <w:t>Accessibility Features:</w:t>
             </w:r>
           </w:p>
           <w:p>
@@ -1298,7 +1304,7 @@
               <w:spacing w:line="240" w:lineRule="auto"/>
               <w:rPr>
                 <w:rStyle w:val="None"/>
-                <w:rFonts w:ascii="Roboto" w:hAnsi="Roboto" w:eastAsia="Roboto" w:cs="Roboto"/>
+                <w:rFonts w:ascii="Roboto" w:eastAsia="Roboto" w:hAnsi="Roboto" w:cs="Roboto"/>
                 <w:i/>
                 <w:iCs/>
                 <w:color w:val="1D2125"/>
@@ -1310,7 +1316,7 @@
             <w:r>
               <w:rPr>
                 <w:rStyle w:val="None"/>
-                <w:rFonts w:ascii="Roboto" w:hAnsi="Roboto" w:eastAsia="Roboto" w:cs="Roboto"/>
+                <w:rFonts w:ascii="Roboto" w:eastAsia="Roboto" w:hAnsi="Roboto" w:cs="Roboto"/>
                 <w:i/>
                 <w:iCs/>
                 <w:color w:val="1D2125"/>
@@ -1318,7 +1324,7 @@
                 <w:szCs w:val="24"/>
                 <w:u w:color="1D2125"/>
               </w:rPr>
-              <w:t>Accessibility Features:</w:t>
+              <w:t>Adjustable text size, different color modes, keyboard navigation, screen reader</w:t>
             </w:r>
           </w:p>
           <w:p>
@@ -1327,7 +1333,7 @@
               <w:spacing w:line="240" w:lineRule="auto"/>
               <w:rPr>
                 <w:rStyle w:val="None"/>
-                <w:rFonts w:ascii="Roboto" w:hAnsi="Roboto" w:eastAsia="Roboto" w:cs="Roboto"/>
+                <w:rFonts w:ascii="Roboto" w:eastAsia="Roboto" w:hAnsi="Roboto" w:cs="Roboto"/>
                 <w:i/>
                 <w:iCs/>
                 <w:color w:val="1D2125"/>
@@ -1339,7 +1345,7 @@
             <w:r>
               <w:rPr>
                 <w:rStyle w:val="None"/>
-                <w:rFonts w:ascii="Roboto" w:hAnsi="Roboto" w:eastAsia="Roboto" w:cs="Roboto"/>
+                <w:rFonts w:ascii="Roboto" w:eastAsia="Roboto" w:hAnsi="Roboto" w:cs="Roboto"/>
                 <w:i/>
                 <w:iCs/>
                 <w:color w:val="1D2125"/>
@@ -1347,16 +1353,18 @@
                 <w:szCs w:val="24"/>
                 <w:u w:color="1D2125"/>
               </w:rPr>
-              <w:t>Adjustable text size, different color modes, keyboard navigation, screen reader</w:t>
+              <w:t>Emergency Services:</w:t>
             </w:r>
           </w:p>
           <w:p>
             <w:pPr>
               <w:pStyle w:val="Body"/>
               <w:spacing w:line="240" w:lineRule="auto"/>
-              <w:rPr>
-                <w:rStyle w:val="None"/>
-                <w:rFonts w:ascii="Roboto" w:hAnsi="Roboto" w:eastAsia="Roboto" w:cs="Roboto"/>
+            </w:pPr>
+            <w:r>
+              <w:rPr>
+                <w:rStyle w:val="None"/>
+                <w:rFonts w:ascii="Roboto" w:eastAsia="Roboto" w:hAnsi="Roboto" w:cs="Roboto"/>
                 <w:i/>
                 <w:iCs/>
                 <w:color w:val="1D2125"/>
@@ -1364,37 +1372,6 @@
                 <w:szCs w:val="24"/>
                 <w:u w:color="1D2125"/>
               </w:rPr>
-            </w:pPr>
-            <w:r>
-              <w:rPr>
-                <w:rStyle w:val="None"/>
-                <w:rFonts w:ascii="Roboto" w:hAnsi="Roboto" w:eastAsia="Roboto" w:cs="Roboto"/>
-                <w:i/>
-                <w:iCs/>
-                <w:color w:val="1D2125"/>
-                <w:sz w:val="24"/>
-                <w:szCs w:val="24"/>
-                <w:u w:color="1D2125"/>
-              </w:rPr>
-              <w:t>Emergency Services:</w:t>
-            </w:r>
-          </w:p>
-          <w:p>
-            <w:pPr>
-              <w:pStyle w:val="Body"/>
-              <w:spacing w:line="240" w:lineRule="auto"/>
-            </w:pPr>
-            <w:r>
-              <w:rPr>
-                <w:rStyle w:val="None"/>
-                <w:rFonts w:ascii="Roboto" w:hAnsi="Roboto" w:eastAsia="Roboto" w:cs="Roboto"/>
-                <w:i/>
-                <w:iCs/>
-                <w:color w:val="1D2125"/>
-                <w:sz w:val="24"/>
-                <w:szCs w:val="24"/>
-                <w:u w:color="1D2125"/>
-              </w:rPr>
               <w:t>911 guidance</w:t>
             </w:r>
           </w:p>
@@ -1403,10 +1380,10 @@
           <w:tcPr>
             <w:tcW w:w="355" w:type="dxa"/>
             <w:tcBorders>
-              <w:top w:val="single" w:color="000000" w:themeColor="text1" w:sz="4" w:space="0"/>
-              <w:left w:val="single" w:color="000000" w:themeColor="text1" w:sz="4" w:space="0"/>
-              <w:bottom w:val="single" w:color="000000" w:themeColor="text1" w:sz="4" w:space="0"/>
-              <w:right w:val="single" w:color="000000" w:themeColor="text1" w:sz="4" w:space="0"/>
+              <w:top w:val="single" w:sz="4" w:space="0" w:color="000000" w:themeColor="text1"/>
+              <w:left w:val="single" w:sz="4" w:space="0" w:color="000000" w:themeColor="text1"/>
+              <w:bottom w:val="single" w:sz="4" w:space="0" w:color="000000" w:themeColor="text1"/>
+              <w:right w:val="single" w:sz="4" w:space="0" w:color="000000" w:themeColor="text1"/>
             </w:tcBorders>
             <w:tcMar>
               <w:top w:w="80" w:type="dxa"/>
@@ -1426,10 +1403,10 @@
           <w:tcPr>
             <w:tcW w:w="9005" w:type="dxa"/>
             <w:tcBorders>
-              <w:top w:val="single" w:color="000000" w:themeColor="text1" w:sz="4" w:space="0"/>
-              <w:left w:val="single" w:color="000000" w:themeColor="text1" w:sz="4" w:space="0"/>
-              <w:bottom w:val="single" w:color="000000" w:themeColor="text1" w:sz="4" w:space="0"/>
-              <w:right w:val="single" w:color="000000" w:themeColor="text1" w:sz="4" w:space="0"/>
+              <w:top w:val="single" w:sz="4" w:space="0" w:color="000000" w:themeColor="text1"/>
+              <w:left w:val="single" w:sz="4" w:space="0" w:color="000000" w:themeColor="text1"/>
+              <w:bottom w:val="single" w:sz="4" w:space="0" w:color="000000" w:themeColor="text1"/>
+              <w:right w:val="single" w:sz="4" w:space="0" w:color="000000" w:themeColor="text1"/>
             </w:tcBorders>
             <w:tcMar>
               <w:top w:w="80" w:type="dxa"/>
@@ -1447,7 +1424,7 @@
             <w:r>
               <w:rPr>
                 <w:rStyle w:val="None"/>
-                <w:rFonts w:ascii="Roboto" w:hAnsi="Roboto" w:eastAsia="Roboto" w:cs="Roboto"/>
+                <w:rFonts w:ascii="Roboto" w:eastAsia="Roboto" w:hAnsi="Roboto" w:cs="Roboto"/>
                 <w:b/>
                 <w:bCs/>
                 <w:color w:val="1D2125"/>
@@ -1463,10 +1440,10 @@
           <w:tcPr>
             <w:tcW w:w="355" w:type="dxa"/>
             <w:tcBorders>
-              <w:top w:val="single" w:color="000000" w:themeColor="text1" w:sz="4" w:space="0"/>
-              <w:left w:val="single" w:color="000000" w:themeColor="text1" w:sz="4" w:space="0"/>
-              <w:bottom w:val="single" w:color="000000" w:themeColor="text1" w:sz="4" w:space="0"/>
-              <w:right w:val="single" w:color="000000" w:themeColor="text1" w:sz="4" w:space="0"/>
+              <w:top w:val="single" w:sz="4" w:space="0" w:color="000000" w:themeColor="text1"/>
+              <w:left w:val="single" w:sz="4" w:space="0" w:color="000000" w:themeColor="text1"/>
+              <w:bottom w:val="single" w:sz="4" w:space="0" w:color="000000" w:themeColor="text1"/>
+              <w:right w:val="single" w:sz="4" w:space="0" w:color="000000" w:themeColor="text1"/>
             </w:tcBorders>
             <w:tcMar>
               <w:top w:w="80" w:type="dxa"/>
@@ -1486,10 +1463,10 @@
           <w:tcPr>
             <w:tcW w:w="9005" w:type="dxa"/>
             <w:tcBorders>
-              <w:top w:val="single" w:color="000000" w:themeColor="text1" w:sz="4" w:space="0"/>
-              <w:left w:val="single" w:color="000000" w:themeColor="text1" w:sz="4" w:space="0"/>
-              <w:bottom w:val="single" w:color="000000" w:themeColor="text1" w:sz="4" w:space="0"/>
-              <w:right w:val="single" w:color="000000" w:themeColor="text1" w:sz="4" w:space="0"/>
+              <w:top w:val="single" w:sz="4" w:space="0" w:color="000000" w:themeColor="text1"/>
+              <w:left w:val="single" w:sz="4" w:space="0" w:color="000000" w:themeColor="text1"/>
+              <w:bottom w:val="single" w:sz="4" w:space="0" w:color="000000" w:themeColor="text1"/>
+              <w:right w:val="single" w:sz="4" w:space="0" w:color="000000" w:themeColor="text1"/>
             </w:tcBorders>
             <w:tcMar>
               <w:top w:w="80" w:type="dxa"/>
@@ -1503,7 +1480,7 @@
               <w:pStyle w:val="Default"/>
               <w:spacing w:before="0" w:after="281" w:line="240" w:lineRule="auto"/>
               <w:rPr>
-                <w:rFonts w:ascii="Helvetica" w:hAnsi="Helvetica" w:eastAsia="Helvetica" w:cs="Helvetica"/>
+                <w:rFonts w:ascii="Helvetica" w:eastAsia="Helvetica" w:hAnsi="Helvetica" w:cs="Helvetica"/>
                 <w:b/>
                 <w:bCs/>
               </w:rPr>
@@ -1514,6 +1491,7 @@
                 <w:b/>
                 <w:bCs/>
               </w:rPr>
+              <w:lastRenderedPageBreak/>
               <w:t>Pages</w:t>
             </w:r>
           </w:p>
@@ -1522,32 +1500,14 @@
               <w:pStyle w:val="Default"/>
               <w:spacing w:before="0" w:after="240" w:line="240" w:lineRule="auto"/>
               <w:rPr>
-                <w:rFonts w:ascii="Helvetica" w:hAnsi="Helvetica" w:eastAsia="Helvetica" w:cs="Helvetica"/>
+                <w:rFonts w:ascii="Helvetica" w:eastAsia="Helvetica" w:hAnsi="Helvetica" w:cs="Helvetica"/>
               </w:rPr>
             </w:pPr>
             <w:r>
               <w:rPr>
                 <w:rFonts w:ascii="Helvetica" w:hAnsi="Helvetica"/>
               </w:rPr>
-              <w:t>Home, About, Contact, FAQ, Accessibility Statement, Community Health Resources</w:t>
-            </w:r>
-            <w:r>
-              <w:rPr>
-                <w:rFonts w:ascii="Helvetica" w:hAnsi="Helvetica"/>
-              </w:rPr>
-              <w:t>,</w:t>
-            </w:r>
-            <w:r>
-              <w:rPr>
-                <w:rFonts w:ascii="Helvetica" w:hAnsi="Helvetica"/>
-              </w:rPr>
-              <w:t xml:space="preserve"> </w:t>
-            </w:r>
-            <w:r>
-              <w:rPr>
-                <w:rFonts w:ascii="Helvetica" w:hAnsi="Helvetica"/>
-              </w:rPr>
-              <w:t>Insurance Information</w:t>
+              <w:t>Home, About, Contact, FAQ, Accessibility Statement, Community Health Resources, Insurance Information</w:t>
             </w:r>
           </w:p>
           <w:p>
@@ -1555,7 +1515,7 @@
               <w:pStyle w:val="Default"/>
               <w:spacing w:before="0" w:after="281" w:line="240" w:lineRule="auto"/>
               <w:rPr>
-                <w:rFonts w:ascii="Helvetica" w:hAnsi="Helvetica" w:eastAsia="Helvetica" w:cs="Helvetica"/>
+                <w:rFonts w:ascii="Helvetica" w:eastAsia="Helvetica" w:hAnsi="Helvetica" w:cs="Helvetica"/>
                 <w:b/>
                 <w:bCs/>
               </w:rPr>
@@ -1574,7 +1534,7 @@
               <w:pStyle w:val="Default"/>
               <w:spacing w:before="0" w:after="240" w:line="240" w:lineRule="auto"/>
               <w:rPr>
-                <w:rFonts w:ascii="Helvetica" w:hAnsi="Helvetica" w:eastAsia="Helvetica" w:cs="Helvetica"/>
+                <w:rFonts w:ascii="Helvetica" w:eastAsia="Helvetica" w:hAnsi="Helvetica" w:cs="Helvetica"/>
               </w:rPr>
             </w:pPr>
             <w:r>
@@ -1589,7 +1549,7 @@
               <w:pStyle w:val="Default"/>
               <w:spacing w:before="0" w:after="281" w:line="240" w:lineRule="auto"/>
               <w:rPr>
-                <w:rFonts w:ascii="Helvetica" w:hAnsi="Helvetica" w:eastAsia="Helvetica" w:cs="Helvetica"/>
+                <w:rFonts w:ascii="Helvetica" w:eastAsia="Helvetica" w:hAnsi="Helvetica" w:cs="Helvetica"/>
                 <w:b/>
                 <w:bCs/>
               </w:rPr>
@@ -1609,7 +1569,7 @@
               <w:pStyle w:val="Default"/>
               <w:spacing w:before="0" w:after="240" w:line="240" w:lineRule="auto"/>
               <w:rPr>
-                <w:rFonts w:ascii="Helvetica" w:hAnsi="Helvetica" w:eastAsia="Helvetica" w:cs="Helvetica"/>
+                <w:rFonts w:ascii="Helvetica" w:eastAsia="Helvetica" w:hAnsi="Helvetica" w:cs="Helvetica"/>
               </w:rPr>
             </w:pPr>
             <w:r>
@@ -1624,7 +1584,7 @@
               <w:pStyle w:val="Default"/>
               <w:spacing w:before="0" w:after="281" w:line="240" w:lineRule="auto"/>
               <w:rPr>
-                <w:rFonts w:ascii="Helvetica" w:hAnsi="Helvetica" w:eastAsia="Helvetica" w:cs="Helvetica"/>
+                <w:rFonts w:ascii="Helvetica" w:eastAsia="Helvetica" w:hAnsi="Helvetica" w:cs="Helvetica"/>
                 <w:b/>
                 <w:bCs/>
               </w:rPr>
@@ -1643,7 +1603,7 @@
               <w:pStyle w:val="Default"/>
               <w:spacing w:before="0" w:after="240" w:line="240" w:lineRule="auto"/>
               <w:rPr>
-                <w:rFonts w:ascii="Helvetica" w:hAnsi="Helvetica" w:eastAsia="Helvetica" w:cs="Helvetica"/>
+                <w:rFonts w:ascii="Helvetica" w:eastAsia="Helvetica" w:hAnsi="Helvetica" w:cs="Helvetica"/>
               </w:rPr>
             </w:pPr>
             <w:r>
@@ -1658,7 +1618,7 @@
               <w:pStyle w:val="Default"/>
               <w:spacing w:before="0" w:after="281" w:line="240" w:lineRule="auto"/>
               <w:rPr>
-                <w:rFonts w:ascii="Helvetica" w:hAnsi="Helvetica" w:eastAsia="Helvetica" w:cs="Helvetica"/>
+                <w:rFonts w:ascii="Helvetica" w:eastAsia="Helvetica" w:hAnsi="Helvetica" w:cs="Helvetica"/>
                 <w:b/>
                 <w:bCs/>
               </w:rPr>
@@ -1677,7 +1637,7 @@
               <w:pStyle w:val="Default"/>
               <w:spacing w:before="0" w:after="240" w:line="240" w:lineRule="auto"/>
               <w:rPr>
-                <w:rFonts w:ascii="Helvetica" w:hAnsi="Helvetica" w:eastAsia="Helvetica" w:cs="Helvetica"/>
+                <w:rFonts w:ascii="Helvetica" w:eastAsia="Helvetica" w:hAnsi="Helvetica" w:cs="Helvetica"/>
               </w:rPr>
             </w:pPr>
             <w:r>
@@ -1692,7 +1652,7 @@
               <w:pStyle w:val="Default"/>
               <w:spacing w:before="0" w:after="281" w:line="240" w:lineRule="auto"/>
               <w:rPr>
-                <w:rFonts w:ascii="Helvetica" w:hAnsi="Helvetica" w:eastAsia="Helvetica" w:cs="Helvetica"/>
+                <w:rFonts w:ascii="Helvetica" w:eastAsia="Helvetica" w:hAnsi="Helvetica" w:cs="Helvetica"/>
                 <w:b/>
                 <w:bCs/>
               </w:rPr>
@@ -1711,7 +1671,7 @@
               <w:pStyle w:val="Default"/>
               <w:spacing w:before="0" w:after="240" w:line="240" w:lineRule="auto"/>
               <w:rPr>
-                <w:rFonts w:ascii="Helvetica" w:hAnsi="Helvetica" w:eastAsia="Helvetica" w:cs="Helvetica"/>
+                <w:rFonts w:ascii="Helvetica" w:eastAsia="Helvetica" w:hAnsi="Helvetica" w:cs="Helvetica"/>
               </w:rPr>
             </w:pPr>
             <w:r>
@@ -1726,7 +1686,7 @@
               <w:pStyle w:val="Default"/>
               <w:spacing w:before="0" w:after="281" w:line="240" w:lineRule="auto"/>
               <w:rPr>
-                <w:rFonts w:ascii="Helvetica" w:hAnsi="Helvetica" w:eastAsia="Helvetica" w:cs="Helvetica"/>
+                <w:rFonts w:ascii="Helvetica" w:eastAsia="Helvetica" w:hAnsi="Helvetica" w:cs="Helvetica"/>
                 <w:b/>
                 <w:bCs/>
               </w:rPr>
@@ -1744,6 +1704,9 @@
             <w:pPr>
               <w:pStyle w:val="Default"/>
               <w:spacing w:before="0" w:after="240" w:line="240" w:lineRule="auto"/>
+              <w:rPr>
+                <w:rFonts w:hint="eastAsia"/>
+              </w:rPr>
             </w:pPr>
             <w:r>
               <w:rPr>
@@ -1757,10 +1720,10 @@
           <w:tcPr>
             <w:tcW w:w="355" w:type="dxa"/>
             <w:tcBorders>
-              <w:top w:val="single" w:color="000000" w:themeColor="text1" w:sz="4" w:space="0"/>
-              <w:left w:val="single" w:color="000000" w:themeColor="text1" w:sz="4" w:space="0"/>
-              <w:bottom w:val="single" w:color="000000" w:themeColor="text1" w:sz="4" w:space="0"/>
-              <w:right w:val="single" w:color="000000" w:themeColor="text1" w:sz="4" w:space="0"/>
+              <w:top w:val="single" w:sz="4" w:space="0" w:color="000000" w:themeColor="text1"/>
+              <w:left w:val="single" w:sz="4" w:space="0" w:color="000000" w:themeColor="text1"/>
+              <w:bottom w:val="single" w:sz="4" w:space="0" w:color="000000" w:themeColor="text1"/>
+              <w:right w:val="single" w:sz="4" w:space="0" w:color="000000" w:themeColor="text1"/>
             </w:tcBorders>
             <w:tcMar>
               <w:top w:w="80" w:type="dxa"/>
@@ -1780,10 +1743,10 @@
           <w:tcPr>
             <w:tcW w:w="9005" w:type="dxa"/>
             <w:tcBorders>
-              <w:top w:val="single" w:color="000000" w:themeColor="text1" w:sz="4" w:space="0"/>
-              <w:left w:val="single" w:color="000000" w:themeColor="text1" w:sz="4" w:space="0"/>
-              <w:bottom w:val="single" w:color="000000" w:themeColor="text1" w:sz="4" w:space="0"/>
-              <w:right w:val="single" w:color="000000" w:themeColor="text1" w:sz="4" w:space="0"/>
+              <w:top w:val="single" w:sz="4" w:space="0" w:color="000000" w:themeColor="text1"/>
+              <w:left w:val="single" w:sz="4" w:space="0" w:color="000000" w:themeColor="text1"/>
+              <w:bottom w:val="single" w:sz="4" w:space="0" w:color="000000" w:themeColor="text1"/>
+              <w:right w:val="single" w:sz="4" w:space="0" w:color="000000" w:themeColor="text1"/>
             </w:tcBorders>
             <w:tcMar>
               <w:top w:w="80" w:type="dxa"/>
@@ -1801,7 +1764,7 @@
             <w:r>
               <w:rPr>
                 <w:rStyle w:val="None"/>
-                <w:rFonts w:ascii="Roboto" w:hAnsi="Roboto" w:eastAsia="Roboto" w:cs="Roboto"/>
+                <w:rFonts w:ascii="Roboto" w:eastAsia="Roboto" w:hAnsi="Roboto" w:cs="Roboto"/>
                 <w:b/>
                 <w:bCs/>
                 <w:color w:val="1D2125"/>
@@ -1817,10 +1780,10 @@
           <w:tcPr>
             <w:tcW w:w="355" w:type="dxa"/>
             <w:tcBorders>
-              <w:top w:val="single" w:color="000000" w:themeColor="text1" w:sz="4" w:space="0"/>
-              <w:left w:val="single" w:color="000000" w:themeColor="text1" w:sz="4" w:space="0"/>
-              <w:bottom w:val="single" w:color="000000" w:themeColor="text1" w:sz="4" w:space="0"/>
-              <w:right w:val="single" w:color="000000" w:themeColor="text1" w:sz="4" w:space="0"/>
+              <w:top w:val="single" w:sz="4" w:space="0" w:color="000000" w:themeColor="text1"/>
+              <w:left w:val="single" w:sz="4" w:space="0" w:color="000000" w:themeColor="text1"/>
+              <w:bottom w:val="single" w:sz="4" w:space="0" w:color="000000" w:themeColor="text1"/>
+              <w:right w:val="single" w:sz="4" w:space="0" w:color="000000" w:themeColor="text1"/>
             </w:tcBorders>
             <w:tcMar>
               <w:top w:w="80" w:type="dxa"/>
@@ -1840,10 +1803,10 @@
           <w:tcPr>
             <w:tcW w:w="9005" w:type="dxa"/>
             <w:tcBorders>
-              <w:top w:val="single" w:color="000000" w:themeColor="text1" w:sz="4" w:space="0"/>
-              <w:left w:val="single" w:color="000000" w:themeColor="text1" w:sz="4" w:space="0"/>
-              <w:bottom w:val="single" w:color="000000" w:themeColor="text1" w:sz="4" w:space="0"/>
-              <w:right w:val="single" w:color="000000" w:themeColor="text1" w:sz="4" w:space="0"/>
+              <w:top w:val="single" w:sz="4" w:space="0" w:color="000000" w:themeColor="text1"/>
+              <w:left w:val="single" w:sz="4" w:space="0" w:color="000000" w:themeColor="text1"/>
+              <w:bottom w:val="single" w:sz="4" w:space="0" w:color="000000" w:themeColor="text1"/>
+              <w:right w:val="single" w:sz="4" w:space="0" w:color="000000" w:themeColor="text1"/>
             </w:tcBorders>
             <w:tcMar>
               <w:top w:w="80" w:type="dxa"/>
@@ -1858,7 +1821,7 @@
               <w:spacing w:line="240" w:lineRule="auto"/>
               <w:rPr>
                 <w:rStyle w:val="None"/>
-                <w:rFonts w:ascii="Roboto" w:hAnsi="Roboto" w:eastAsia="Roboto" w:cs="Roboto"/>
+                <w:rFonts w:ascii="Roboto" w:eastAsia="Roboto" w:hAnsi="Roboto" w:cs="Roboto"/>
                 <w:i/>
                 <w:iCs/>
                 <w:color w:val="1D2125"/>
@@ -1870,7 +1833,7 @@
             <w:r>
               <w:rPr>
                 <w:rStyle w:val="None"/>
-                <w:rFonts w:ascii="Roboto" w:hAnsi="Roboto" w:eastAsia="Roboto" w:cs="Roboto"/>
+                <w:rFonts w:ascii="Roboto" w:eastAsia="Roboto" w:hAnsi="Roboto" w:cs="Roboto"/>
                 <w:i/>
                 <w:iCs/>
                 <w:color w:val="1D2125"/>
@@ -1887,7 +1850,7 @@
               <w:spacing w:line="240" w:lineRule="auto"/>
               <w:rPr>
                 <w:rStyle w:val="None"/>
-                <w:rFonts w:ascii="Roboto" w:hAnsi="Roboto" w:eastAsia="Roboto" w:cs="Roboto"/>
+                <w:rFonts w:ascii="Roboto" w:eastAsia="Roboto" w:hAnsi="Roboto" w:cs="Roboto"/>
                 <w:i/>
                 <w:iCs/>
                 <w:color w:val="1D2125"/>
@@ -1899,7 +1862,7 @@
             <w:r>
               <w:rPr>
                 <w:rStyle w:val="None"/>
-                <w:rFonts w:ascii="Roboto" w:hAnsi="Roboto" w:eastAsia="Roboto" w:cs="Roboto"/>
+                <w:rFonts w:ascii="Roboto" w:eastAsia="Roboto" w:hAnsi="Roboto" w:cs="Roboto"/>
                 <w:i/>
                 <w:iCs/>
                 <w:color w:val="1D2125"/>
@@ -1912,7 +1875,7 @@
             <w:r>
               <w:rPr>
                 <w:rStyle w:val="None"/>
-                <w:rFonts w:ascii="Roboto" w:hAnsi="Roboto" w:eastAsia="Roboto" w:cs="Roboto"/>
+                <w:rFonts w:ascii="Roboto" w:eastAsia="Roboto" w:hAnsi="Roboto" w:cs="Roboto"/>
                 <w:i/>
                 <w:iCs/>
                 <w:color w:val="1D2125"/>
@@ -1925,7 +1888,7 @@
             <w:r>
               <w:rPr>
                 <w:rStyle w:val="None"/>
-                <w:rFonts w:ascii="Roboto" w:hAnsi="Roboto" w:eastAsia="Roboto" w:cs="Roboto"/>
+                <w:rFonts w:ascii="Roboto" w:eastAsia="Roboto" w:hAnsi="Roboto" w:cs="Roboto"/>
                 <w:i/>
                 <w:iCs/>
                 <w:color w:val="1D2125"/>
@@ -1942,7 +1905,7 @@
               <w:spacing w:line="240" w:lineRule="auto"/>
               <w:rPr>
                 <w:rStyle w:val="None"/>
-                <w:rFonts w:ascii="Roboto" w:hAnsi="Roboto" w:eastAsia="Roboto" w:cs="Roboto"/>
+                <w:rFonts w:ascii="Roboto" w:eastAsia="Roboto" w:hAnsi="Roboto" w:cs="Roboto"/>
                 <w:i/>
                 <w:iCs/>
                 <w:color w:val="1D2125"/>
@@ -1954,7 +1917,7 @@
             <w:r>
               <w:rPr>
                 <w:rStyle w:val="None"/>
-                <w:rFonts w:ascii="Roboto" w:hAnsi="Roboto" w:eastAsia="Roboto" w:cs="Roboto"/>
+                <w:rFonts w:ascii="Roboto" w:eastAsia="Roboto" w:hAnsi="Roboto" w:cs="Roboto"/>
                 <w:i/>
                 <w:iCs/>
                 <w:color w:val="1D2125"/>
@@ -1963,11 +1926,12 @@
                 <w:u w:color="1D2125"/>
               </w:rPr>
               <w:br/>
-            </w:r>
-            <w:r>
-              <w:rPr>
-                <w:rStyle w:val="None"/>
-                <w:rFonts w:ascii="Roboto" w:hAnsi="Roboto" w:eastAsia="Roboto" w:cs="Roboto"/>
+              <w:t>Provider Categories</w:t>
+            </w:r>
+            <w:r>
+              <w:rPr>
+                <w:rStyle w:val="None"/>
+                <w:rFonts w:ascii="Roboto" w:eastAsia="Roboto" w:hAnsi="Roboto" w:cs="Roboto"/>
                 <w:i/>
                 <w:iCs/>
                 <w:color w:val="1D2125"/>
@@ -1975,12 +1939,12 @@
                 <w:szCs w:val="24"/>
                 <w:u w:color="1D2125"/>
               </w:rPr>
-              <w:t>Provider Categories</w:t>
-            </w:r>
-            <w:r>
-              <w:rPr>
-                <w:rStyle w:val="None"/>
-                <w:rFonts w:ascii="Roboto" w:hAnsi="Roboto" w:eastAsia="Roboto" w:cs="Roboto"/>
+              <w:br/>
+            </w:r>
+            <w:r>
+              <w:rPr>
+                <w:rStyle w:val="None"/>
+                <w:rFonts w:ascii="Roboto" w:eastAsia="Roboto" w:hAnsi="Roboto" w:cs="Roboto"/>
                 <w:i/>
                 <w:iCs/>
                 <w:color w:val="1D2125"/>
@@ -1988,12 +1952,12 @@
                 <w:szCs w:val="24"/>
                 <w:u w:color="1D2125"/>
               </w:rPr>
-              <w:br/>
-            </w:r>
-            <w:r>
-              <w:rPr>
-                <w:rStyle w:val="None"/>
-                <w:rFonts w:ascii="Roboto" w:hAnsi="Roboto" w:eastAsia="Roboto" w:cs="Roboto"/>
+              <w:t>Primary Care Physicians, Hospitals, Urgent Care Centers, Specialties</w:t>
+            </w:r>
+            <w:r>
+              <w:rPr>
+                <w:rStyle w:val="None"/>
+                <w:rFonts w:ascii="Roboto" w:eastAsia="Roboto" w:hAnsi="Roboto" w:cs="Roboto"/>
                 <w:i/>
                 <w:iCs/>
                 <w:color w:val="1D2125"/>
@@ -2001,12 +1965,12 @@
                 <w:szCs w:val="24"/>
                 <w:u w:color="1D2125"/>
               </w:rPr>
-              <w:t xml:space="preserve">Primary Care Physicians, Hospitals, Urgent Care Centers, Specialties, </w:t>
-            </w:r>
-            <w:r>
-              <w:rPr>
-                <w:rStyle w:val="None"/>
-                <w:rFonts w:ascii="Roboto" w:hAnsi="Roboto" w:eastAsia="Roboto" w:cs="Roboto"/>
+              <w:t xml:space="preserve">, Providers, </w:t>
+            </w:r>
+            <w:r>
+              <w:rPr>
+                <w:rStyle w:val="None"/>
+                <w:rFonts w:ascii="Roboto" w:eastAsia="Roboto" w:hAnsi="Roboto" w:cs="Roboto"/>
                 <w:i/>
                 <w:iCs/>
                 <w:color w:val="1D2125"/>
@@ -2014,12 +1978,16 @@
                 <w:szCs w:val="24"/>
                 <w:u w:color="1D2125"/>
               </w:rPr>
-              <w:t xml:space="preserve">, Providers, </w:t>
-            </w:r>
-            <w:r>
-              <w:rPr>
-                <w:rStyle w:val="None"/>
-                <w:rFonts w:ascii="Roboto" w:hAnsi="Roboto" w:eastAsia="Roboto" w:cs="Roboto"/>
+              <w:t>Mental health Services</w:t>
+            </w:r>
+          </w:p>
+          <w:p>
+            <w:pPr>
+              <w:pStyle w:val="Body"/>
+              <w:spacing w:line="240" w:lineRule="auto"/>
+              <w:rPr>
+                <w:rStyle w:val="None"/>
+                <w:rFonts w:ascii="Roboto" w:eastAsia="Roboto" w:hAnsi="Roboto" w:cs="Roboto"/>
                 <w:i/>
                 <w:iCs/>
                 <w:color w:val="1D2125"/>
@@ -2027,7 +1995,47 @@
                 <w:szCs w:val="24"/>
                 <w:u w:color="1D2125"/>
               </w:rPr>
-              <w:t>Mental health Services</w:t>
+            </w:pPr>
+            <w:r>
+              <w:rPr>
+                <w:rStyle w:val="None"/>
+                <w:rFonts w:ascii="Roboto" w:eastAsia="Roboto" w:hAnsi="Roboto" w:cs="Roboto"/>
+                <w:i/>
+                <w:iCs/>
+                <w:color w:val="1D2125"/>
+                <w:sz w:val="24"/>
+                <w:szCs w:val="24"/>
+                <w:u w:color="1D2125"/>
+              </w:rPr>
+              <w:lastRenderedPageBreak/>
+              <w:br/>
+              <w:t>Provider Information</w:t>
+            </w:r>
+            <w:r>
+              <w:rPr>
+                <w:rStyle w:val="None"/>
+                <w:rFonts w:ascii="Roboto" w:eastAsia="Roboto" w:hAnsi="Roboto" w:cs="Roboto"/>
+                <w:i/>
+                <w:iCs/>
+                <w:color w:val="1D2125"/>
+                <w:sz w:val="24"/>
+                <w:szCs w:val="24"/>
+                <w:u w:color="1D2125"/>
+              </w:rPr>
+              <w:br/>
+            </w:r>
+            <w:r>
+              <w:rPr>
+                <w:rStyle w:val="None"/>
+                <w:rFonts w:ascii="Roboto" w:eastAsia="Roboto" w:hAnsi="Roboto" w:cs="Roboto"/>
+                <w:i/>
+                <w:iCs/>
+                <w:color w:val="1D2125"/>
+                <w:sz w:val="24"/>
+                <w:szCs w:val="24"/>
+                <w:u w:color="1D2125"/>
+              </w:rPr>
+              <w:t>Provider profile page, services offered, office hours, accepted insurance, provider credentials, phone number and contact information, location and directions</w:t>
             </w:r>
           </w:p>
           <w:p>
@@ -2036,7 +2044,7 @@
               <w:spacing w:line="240" w:lineRule="auto"/>
               <w:rPr>
                 <w:rStyle w:val="None"/>
-                <w:rFonts w:ascii="Roboto" w:hAnsi="Roboto" w:eastAsia="Roboto" w:cs="Roboto"/>
+                <w:rFonts w:ascii="Roboto" w:eastAsia="Roboto" w:hAnsi="Roboto" w:cs="Roboto"/>
                 <w:i/>
                 <w:iCs/>
                 <w:color w:val="1D2125"/>
@@ -2048,7 +2056,7 @@
             <w:r>
               <w:rPr>
                 <w:rStyle w:val="None"/>
-                <w:rFonts w:ascii="Roboto" w:hAnsi="Roboto" w:eastAsia="Roboto" w:cs="Roboto"/>
+                <w:rFonts w:ascii="Roboto" w:eastAsia="Roboto" w:hAnsi="Roboto" w:cs="Roboto"/>
                 <w:i/>
                 <w:iCs/>
                 <w:color w:val="1D2125"/>
@@ -2057,11 +2065,12 @@
                 <w:u w:color="1D2125"/>
               </w:rPr>
               <w:br/>
-            </w:r>
-            <w:r>
-              <w:rPr>
-                <w:rStyle w:val="None"/>
-                <w:rFonts w:ascii="Roboto" w:hAnsi="Roboto" w:eastAsia="Roboto" w:cs="Roboto"/>
+              <w:t>Search</w:t>
+            </w:r>
+            <w:r>
+              <w:rPr>
+                <w:rStyle w:val="None"/>
+                <w:rFonts w:ascii="Roboto" w:eastAsia="Roboto" w:hAnsi="Roboto" w:cs="Roboto"/>
                 <w:i/>
                 <w:iCs/>
                 <w:color w:val="1D2125"/>
@@ -2069,12 +2078,12 @@
                 <w:szCs w:val="24"/>
                 <w:u w:color="1D2125"/>
               </w:rPr>
-              <w:t>Provider Information</w:t>
-            </w:r>
-            <w:r>
-              <w:rPr>
-                <w:rStyle w:val="None"/>
-                <w:rFonts w:ascii="Roboto" w:hAnsi="Roboto" w:eastAsia="Roboto" w:cs="Roboto"/>
+              <w:t xml:space="preserve"> / Find a Provider</w:t>
+            </w:r>
+            <w:r>
+              <w:rPr>
+                <w:rStyle w:val="None"/>
+                <w:rFonts w:ascii="Roboto" w:eastAsia="Roboto" w:hAnsi="Roboto" w:cs="Roboto"/>
                 <w:i/>
                 <w:iCs/>
                 <w:color w:val="1D2125"/>
@@ -2087,7 +2096,7 @@
             <w:r>
               <w:rPr>
                 <w:rStyle w:val="None"/>
-                <w:rFonts w:ascii="Roboto" w:hAnsi="Roboto" w:eastAsia="Roboto" w:cs="Roboto"/>
+                <w:rFonts w:ascii="Roboto" w:eastAsia="Roboto" w:hAnsi="Roboto" w:cs="Roboto"/>
                 <w:i/>
                 <w:iCs/>
                 <w:color w:val="1D2125"/>
@@ -2095,318 +2104,80 @@
                 <w:szCs w:val="24"/>
                 <w:u w:color="1D2125"/>
               </w:rPr>
-              <w:t>Provider profile page, services offered, office hours, accepted insurance, provider credentials, phone number and contact information, location and directions</w:t>
+              <w:t>Search bar</w:t>
+            </w:r>
+            <w:r>
+              <w:rPr>
+                <w:rStyle w:val="None"/>
+                <w:rFonts w:ascii="Roboto" w:eastAsia="Roboto" w:hAnsi="Roboto" w:cs="Roboto"/>
+                <w:i/>
+                <w:iCs/>
+                <w:color w:val="1D2125"/>
+                <w:sz w:val="24"/>
+                <w:szCs w:val="24"/>
+                <w:u w:color="1D2125"/>
+              </w:rPr>
+              <w:t xml:space="preserve">, filter by specialty, filter by insurance accepted, </w:t>
+            </w:r>
+            <w:r>
+              <w:rPr>
+                <w:rStyle w:val="None"/>
+                <w:rFonts w:ascii="Roboto" w:eastAsia="Roboto" w:hAnsi="Roboto" w:cs="Roboto"/>
+                <w:i/>
+                <w:iCs/>
+                <w:color w:val="1D2125"/>
+                <w:sz w:val="24"/>
+                <w:szCs w:val="24"/>
+                <w:u w:color="1D2125"/>
+              </w:rPr>
+              <w:t>filter by ratings, filter by location, map</w:t>
+            </w:r>
+            <w:r>
+              <w:rPr>
+                <w:rStyle w:val="None"/>
+                <w:rFonts w:ascii="Roboto" w:eastAsia="Roboto" w:hAnsi="Roboto" w:cs="Roboto"/>
+                <w:i/>
+                <w:iCs/>
+                <w:color w:val="1D2125"/>
+                <w:sz w:val="24"/>
+                <w:szCs w:val="24"/>
+                <w:u w:color="1D2125"/>
+              </w:rPr>
+              <w:br/>
+            </w:r>
+            <w:r>
+              <w:rPr>
+                <w:rStyle w:val="None"/>
+                <w:rFonts w:ascii="Roboto" w:eastAsia="Roboto" w:hAnsi="Roboto" w:cs="Roboto"/>
+                <w:i/>
+                <w:iCs/>
+                <w:color w:val="1D2125"/>
+                <w:sz w:val="24"/>
+                <w:szCs w:val="24"/>
+                <w:u w:color="1D2125"/>
+              </w:rPr>
+              <w:br/>
+              <w:t>Emergency Services</w:t>
+            </w:r>
+            <w:r>
+              <w:rPr>
+                <w:rStyle w:val="None"/>
+                <w:rFonts w:ascii="Roboto" w:eastAsia="Roboto" w:hAnsi="Roboto" w:cs="Roboto"/>
+                <w:i/>
+                <w:iCs/>
+                <w:color w:val="1D2125"/>
+                <w:sz w:val="24"/>
+                <w:szCs w:val="24"/>
+                <w:u w:color="1D2125"/>
+              </w:rPr>
+              <w:br/>
+              <w:t>911 guidance, nearest emergency rooms</w:t>
             </w:r>
           </w:p>
           <w:p>
             <w:pPr>
               <w:pStyle w:val="Body"/>
               <w:spacing w:line="240" w:lineRule="auto"/>
-              <w:rPr>
-                <w:rStyle w:val="None"/>
-                <w:rFonts w:ascii="Roboto" w:hAnsi="Roboto" w:eastAsia="Roboto" w:cs="Roboto"/>
-                <w:i/>
-                <w:iCs/>
-                <w:color w:val="1D2125"/>
-                <w:sz w:val="24"/>
-                <w:szCs w:val="24"/>
-                <w:u w:color="1D2125"/>
-              </w:rPr>
-            </w:pPr>
-            <w:r>
-              <w:rPr>
-                <w:rStyle w:val="None"/>
-                <w:rFonts w:ascii="Roboto" w:hAnsi="Roboto" w:eastAsia="Roboto" w:cs="Roboto"/>
-                <w:i/>
-                <w:iCs/>
-                <w:color w:val="1D2125"/>
-                <w:sz w:val="24"/>
-                <w:szCs w:val="24"/>
-                <w:u w:color="1D2125"/>
-              </w:rPr>
-              <w:br/>
-            </w:r>
-            <w:r>
-              <w:rPr>
-                <w:rStyle w:val="None"/>
-                <w:rFonts w:ascii="Roboto" w:hAnsi="Roboto" w:eastAsia="Roboto" w:cs="Roboto"/>
-                <w:i/>
-                <w:iCs/>
-                <w:color w:val="1D2125"/>
-                <w:sz w:val="24"/>
-                <w:szCs w:val="24"/>
-                <w:u w:color="1D2125"/>
-              </w:rPr>
-              <w:t>Search</w:t>
-            </w:r>
-            <w:r>
-              <w:rPr>
-                <w:rStyle w:val="None"/>
-                <w:rFonts w:ascii="Roboto" w:hAnsi="Roboto" w:eastAsia="Roboto" w:cs="Roboto"/>
-                <w:i/>
-                <w:iCs/>
-                <w:color w:val="1D2125"/>
-                <w:sz w:val="24"/>
-                <w:szCs w:val="24"/>
-                <w:u w:color="1D2125"/>
-              </w:rPr>
-              <w:br/>
-            </w:r>
-            <w:r>
-              <w:rPr>
-                <w:rStyle w:val="None"/>
-                <w:rFonts w:ascii="Roboto" w:hAnsi="Roboto" w:eastAsia="Roboto" w:cs="Roboto"/>
-                <w:i/>
-                <w:iCs/>
-                <w:color w:val="1D2125"/>
-                <w:sz w:val="24"/>
-                <w:szCs w:val="24"/>
-                <w:u w:color="1D2125"/>
-              </w:rPr>
-              <w:t>Search bar</w:t>
-            </w:r>
-            <w:r>
-              <w:rPr>
-                <w:rStyle w:val="None"/>
-                <w:rFonts w:ascii="Roboto" w:hAnsi="Roboto" w:eastAsia="Roboto" w:cs="Roboto"/>
-                <w:i/>
-                <w:iCs/>
-                <w:color w:val="1D2125"/>
-                <w:sz w:val="24"/>
-                <w:szCs w:val="24"/>
-                <w:u w:color="1D2125"/>
-              </w:rPr>
-              <w:t xml:space="preserve">, filter by specialty, filter by insurance accepted, </w:t>
-            </w:r>
-            <w:r>
-              <w:rPr>
-                <w:rStyle w:val="None"/>
-                <w:rFonts w:ascii="Roboto" w:hAnsi="Roboto" w:eastAsia="Roboto" w:cs="Roboto"/>
-                <w:i/>
-                <w:iCs/>
-                <w:color w:val="1D2125"/>
-                <w:sz w:val="24"/>
-                <w:szCs w:val="24"/>
-                <w:u w:color="1D2125"/>
-              </w:rPr>
-              <w:t>filter by ratings, filter by location, map</w:t>
-            </w:r>
-          </w:p>
-          <w:p>
-            <w:pPr>
-              <w:pStyle w:val="Body"/>
-              <w:spacing w:line="240" w:lineRule="auto"/>
-              <w:rPr>
-                <w:rStyle w:val="None"/>
-                <w:rFonts w:ascii="Roboto" w:hAnsi="Roboto" w:eastAsia="Roboto" w:cs="Roboto"/>
-                <w:i/>
-                <w:iCs/>
-                <w:color w:val="1D2125"/>
-                <w:sz w:val="24"/>
-                <w:szCs w:val="24"/>
-                <w:u w:color="1D2125"/>
-              </w:rPr>
-            </w:pPr>
-            <w:r>
-              <w:rPr>
-                <w:rStyle w:val="None"/>
-                <w:rFonts w:ascii="Roboto" w:hAnsi="Roboto" w:eastAsia="Roboto" w:cs="Roboto"/>
-                <w:i/>
-                <w:iCs/>
-                <w:color w:val="1D2125"/>
-                <w:sz w:val="24"/>
-                <w:szCs w:val="24"/>
-                <w:u w:color="1D2125"/>
-              </w:rPr>
-              <w:br/>
-            </w:r>
-            <w:r>
-              <w:rPr>
-                <w:rStyle w:val="None"/>
-                <w:rFonts w:ascii="Roboto" w:hAnsi="Roboto" w:eastAsia="Roboto" w:cs="Roboto"/>
-                <w:i/>
-                <w:iCs/>
-                <w:color w:val="1D2125"/>
-                <w:sz w:val="24"/>
-                <w:szCs w:val="24"/>
-                <w:u w:color="1D2125"/>
-              </w:rPr>
-              <w:t>Patient Support Features</w:t>
-            </w:r>
-            <w:r>
-              <w:rPr>
-                <w:rStyle w:val="None"/>
-                <w:rFonts w:ascii="Roboto" w:hAnsi="Roboto" w:eastAsia="Roboto" w:cs="Roboto"/>
-                <w:i/>
-                <w:iCs/>
-                <w:color w:val="1D2125"/>
-                <w:sz w:val="24"/>
-                <w:szCs w:val="24"/>
-                <w:u w:color="1D2125"/>
-              </w:rPr>
-              <w:br/>
-            </w:r>
-            <w:r>
-              <w:rPr>
-                <w:rStyle w:val="None"/>
-                <w:rFonts w:ascii="Roboto" w:hAnsi="Roboto" w:eastAsia="Roboto" w:cs="Roboto"/>
-                <w:i/>
-                <w:iCs/>
-                <w:color w:val="1D2125"/>
-                <w:sz w:val="24"/>
-                <w:szCs w:val="24"/>
-                <w:u w:color="1D2125"/>
-              </w:rPr>
-              <w:t>Appointment scheduling links, telehealth availability information, patient reviews and ratings</w:t>
-            </w:r>
-            <w:r>
-              <w:rPr>
-                <w:rStyle w:val="None"/>
-                <w:rFonts w:ascii="Roboto" w:hAnsi="Roboto" w:eastAsia="Roboto" w:cs="Roboto"/>
-                <w:i/>
-                <w:iCs/>
-                <w:color w:val="1D2125"/>
-                <w:sz w:val="24"/>
-                <w:szCs w:val="24"/>
-                <w:u w:color="1D2125"/>
-              </w:rPr>
-              <w:br/>
-            </w:r>
-            <w:r>
-              <w:rPr>
-                <w:rStyle w:val="None"/>
-                <w:rFonts w:ascii="Roboto" w:hAnsi="Roboto" w:eastAsia="Roboto" w:cs="Roboto"/>
-                <w:i/>
-                <w:iCs/>
-                <w:color w:val="1D2125"/>
-                <w:sz w:val="24"/>
-                <w:szCs w:val="24"/>
-                <w:u w:color="1D2125"/>
-              </w:rPr>
-              <w:br/>
-            </w:r>
-            <w:r>
-              <w:rPr>
-                <w:rStyle w:val="None"/>
-                <w:rFonts w:ascii="Roboto" w:hAnsi="Roboto" w:eastAsia="Roboto" w:cs="Roboto"/>
-                <w:i/>
-                <w:iCs/>
-                <w:color w:val="1D2125"/>
-                <w:sz w:val="24"/>
-                <w:szCs w:val="24"/>
-                <w:u w:color="1D2125"/>
-              </w:rPr>
-              <w:t>Accessibility Features</w:t>
-            </w:r>
-            <w:r>
-              <w:rPr>
-                <w:rStyle w:val="None"/>
-                <w:rFonts w:ascii="Roboto" w:hAnsi="Roboto" w:eastAsia="Roboto" w:cs="Roboto"/>
-                <w:i/>
-                <w:iCs/>
-                <w:color w:val="1D2125"/>
-                <w:sz w:val="24"/>
-                <w:szCs w:val="24"/>
-                <w:u w:color="1D2125"/>
-              </w:rPr>
-              <w:br/>
-            </w:r>
-            <w:r>
-              <w:rPr>
-                <w:rStyle w:val="None"/>
-                <w:rFonts w:ascii="Roboto" w:hAnsi="Roboto" w:eastAsia="Roboto" w:cs="Roboto"/>
-                <w:i/>
-                <w:iCs/>
-                <w:color w:val="1D2125"/>
-                <w:sz w:val="24"/>
-                <w:szCs w:val="24"/>
-                <w:u w:color="1D2125"/>
-              </w:rPr>
-              <w:t>Adjustable text size, high contrast mode, screen reader compatibility</w:t>
-            </w:r>
-            <w:r>
-              <w:rPr>
-                <w:rStyle w:val="None"/>
-                <w:rFonts w:ascii="Roboto" w:hAnsi="Roboto" w:eastAsia="Roboto" w:cs="Roboto"/>
-                <w:i/>
-                <w:iCs/>
-                <w:color w:val="1D2125"/>
-                <w:sz w:val="24"/>
-                <w:szCs w:val="24"/>
-                <w:u w:color="1D2125"/>
-              </w:rPr>
-              <w:t>, keyboard navigation support</w:t>
-            </w:r>
-            <w:r>
-              <w:rPr>
-                <w:rStyle w:val="None"/>
-                <w:rFonts w:ascii="Roboto" w:hAnsi="Roboto" w:eastAsia="Roboto" w:cs="Roboto"/>
-                <w:i/>
-                <w:iCs/>
-                <w:color w:val="1D2125"/>
-                <w:sz w:val="24"/>
-                <w:szCs w:val="24"/>
-                <w:u w:color="1D2125"/>
-              </w:rPr>
-              <w:br/>
-            </w:r>
-            <w:r>
-              <w:rPr>
-                <w:rStyle w:val="None"/>
-                <w:rFonts w:ascii="Roboto" w:hAnsi="Roboto" w:eastAsia="Roboto" w:cs="Roboto"/>
-                <w:i/>
-                <w:iCs/>
-                <w:color w:val="1D2125"/>
-                <w:sz w:val="24"/>
-                <w:szCs w:val="24"/>
-                <w:u w:color="1D2125"/>
-              </w:rPr>
-              <w:br/>
-            </w:r>
-            <w:r>
-              <w:rPr>
-                <w:rStyle w:val="None"/>
-                <w:rFonts w:ascii="Roboto" w:hAnsi="Roboto" w:eastAsia="Roboto" w:cs="Roboto"/>
-                <w:i/>
-                <w:iCs/>
-                <w:color w:val="1D2125"/>
-                <w:sz w:val="24"/>
-                <w:szCs w:val="24"/>
-                <w:u w:color="1D2125"/>
-              </w:rPr>
-              <w:t>Emergency Services</w:t>
-            </w:r>
-            <w:r>
-              <w:rPr>
-                <w:rStyle w:val="None"/>
-                <w:rFonts w:ascii="Roboto" w:hAnsi="Roboto" w:eastAsia="Roboto" w:cs="Roboto"/>
-                <w:i/>
-                <w:iCs/>
-                <w:color w:val="1D2125"/>
-                <w:sz w:val="24"/>
-                <w:szCs w:val="24"/>
-                <w:u w:color="1D2125"/>
-              </w:rPr>
-              <w:br/>
-            </w:r>
-            <w:r>
-              <w:rPr>
-                <w:rStyle w:val="None"/>
-                <w:rFonts w:ascii="Roboto" w:hAnsi="Roboto" w:eastAsia="Roboto" w:cs="Roboto"/>
-                <w:i/>
-                <w:iCs/>
-                <w:color w:val="1D2125"/>
-                <w:sz w:val="24"/>
-                <w:szCs w:val="24"/>
-                <w:u w:color="1D2125"/>
-              </w:rPr>
-              <w:t>911 guidance, nearest emergency rooms, nearest urgent care centers</w:t>
-            </w:r>
-          </w:p>
-          <w:p>
-            <w:pPr>
-              <w:pStyle w:val="Body"/>
-              <w:spacing w:line="240" w:lineRule="auto"/>
             </w:pPr>
           </w:p>
         </w:tc>
@@ -2414,10 +2185,10 @@
           <w:tcPr>
             <w:tcW w:w="355" w:type="dxa"/>
             <w:tcBorders>
-              <w:top w:val="single" w:color="000000" w:themeColor="text1" w:sz="4" w:space="0"/>
-              <w:left w:val="single" w:color="000000" w:themeColor="text1" w:sz="4" w:space="0"/>
-              <w:bottom w:val="single" w:color="000000" w:themeColor="text1" w:sz="4" w:space="0"/>
-              <w:right w:val="single" w:color="000000" w:themeColor="text1" w:sz="4" w:space="0"/>
+              <w:top w:val="single" w:sz="4" w:space="0" w:color="000000" w:themeColor="text1"/>
+              <w:left w:val="single" w:sz="4" w:space="0" w:color="000000" w:themeColor="text1"/>
+              <w:bottom w:val="single" w:sz="4" w:space="0" w:color="000000" w:themeColor="text1"/>
+              <w:right w:val="single" w:sz="4" w:space="0" w:color="000000" w:themeColor="text1"/>
             </w:tcBorders>
             <w:tcMar>
               <w:top w:w="80" w:type="dxa"/>
@@ -2437,10 +2208,10 @@
           <w:tcPr>
             <w:tcW w:w="9005" w:type="dxa"/>
             <w:tcBorders>
-              <w:top w:val="single" w:color="000000" w:themeColor="text1" w:sz="4" w:space="0"/>
-              <w:left w:val="single" w:color="000000" w:themeColor="text1" w:sz="4" w:space="0"/>
-              <w:bottom w:val="single" w:color="000000" w:themeColor="text1" w:sz="4" w:space="0"/>
-              <w:right w:val="single" w:color="000000" w:themeColor="text1" w:sz="4" w:space="0"/>
+              <w:top w:val="single" w:sz="4" w:space="0" w:color="000000" w:themeColor="text1"/>
+              <w:left w:val="single" w:sz="4" w:space="0" w:color="000000" w:themeColor="text1"/>
+              <w:bottom w:val="single" w:sz="4" w:space="0" w:color="000000" w:themeColor="text1"/>
+              <w:right w:val="single" w:sz="4" w:space="0" w:color="000000" w:themeColor="text1"/>
             </w:tcBorders>
             <w:tcMar>
               <w:top w:w="80" w:type="dxa"/>
@@ -2458,7 +2229,7 @@
             <w:r>
               <w:rPr>
                 <w:rStyle w:val="None"/>
-                <w:rFonts w:ascii="Roboto" w:hAnsi="Roboto" w:eastAsia="Roboto" w:cs="Roboto"/>
+                <w:rFonts w:ascii="Roboto" w:eastAsia="Roboto" w:hAnsi="Roboto" w:cs="Roboto"/>
                 <w:b/>
                 <w:bCs/>
                 <w:color w:val="1D2125"/>
@@ -2474,8 +2245,8 @@
           <w:tcPr>
             <w:tcW w:w="355" w:type="dxa"/>
             <w:tcBorders>
-              <w:top w:val="single" w:color="000000" w:themeColor="text1" w:sz="4" w:space="0"/>
-              <w:left w:val="single" w:color="000000" w:themeColor="text1" w:sz="4" w:space="0"/>
+              <w:top w:val="single" w:sz="4" w:space="0" w:color="000000" w:themeColor="text1"/>
+              <w:left w:val="single" w:sz="4" w:space="0" w:color="000000" w:themeColor="text1"/>
               <w:bottom w:val="nil"/>
               <w:right w:val="nil"/>
             </w:tcBorders>
@@ -2497,10 +2268,10 @@
           <w:tcPr>
             <w:tcW w:w="9005" w:type="dxa"/>
             <w:tcBorders>
-              <w:top w:val="single" w:color="000000" w:themeColor="text1" w:sz="4" w:space="0"/>
-              <w:left w:val="single" w:color="000000" w:themeColor="text1" w:sz="4" w:space="0"/>
-              <w:bottom w:val="single" w:color="000000" w:themeColor="text1" w:sz="4" w:space="0"/>
-              <w:right w:val="single" w:color="000000" w:themeColor="text1" w:sz="4" w:space="0"/>
+              <w:top w:val="single" w:sz="4" w:space="0" w:color="000000" w:themeColor="text1"/>
+              <w:left w:val="single" w:sz="4" w:space="0" w:color="000000" w:themeColor="text1"/>
+              <w:bottom w:val="single" w:sz="4" w:space="0" w:color="000000" w:themeColor="text1"/>
+              <w:right w:val="single" w:sz="4" w:space="0" w:color="000000" w:themeColor="text1"/>
             </w:tcBorders>
             <w:tcMar>
               <w:top w:w="80" w:type="dxa"/>
@@ -2516,32 +2287,35 @@
               <w:ind w:left="720"/>
               <w:rPr>
                 <w:rStyle w:val="None"/>
-                <w:rFonts w:ascii="Roboto" w:hAnsi="Roboto" w:eastAsia="Roboto" w:cs="Roboto"/>
-                <w:i w:val="1"/>
-                <w:iCs w:val="1"/>
-                <w:color w:val="1D2125"/>
-                <w:sz w:val="24"/>
-                <w:szCs w:val="24"/>
-              </w:rPr>
-            </w:pPr>
-            <w:r>
+                <w:rFonts w:ascii="Roboto" w:eastAsia="Roboto" w:hAnsi="Roboto" w:cs="Roboto"/>
+                <w:i/>
+                <w:iCs/>
+                <w:color w:val="1D2125"/>
+                <w:sz w:val="24"/>
+                <w:szCs w:val="24"/>
+              </w:rPr>
+            </w:pPr>
+            <w:r>
+              <w:rPr>
+                <w:noProof/>
+              </w:rPr>
               <w:drawing>
-                <wp:inline wp14:editId="5F8AAB4B" wp14:anchorId="5C774D70">
+                <wp:inline distT="0" distB="0" distL="0" distR="0" wp14:anchorId="5C774D70" wp14:editId="5F8AAB4B">
                   <wp:extent cx="5076825" cy="2089701"/>
                   <wp:effectExtent l="0" t="0" r="0" b="0"/>
                   <wp:docPr id="2017956888" name="drawing"/>
                   <wp:cNvGraphicFramePr>
-                    <a:graphicFrameLocks noChangeAspect="1"/>
+                    <a:graphicFrameLocks xmlns:a="http://schemas.openxmlformats.org/drawingml/2006/main" noChangeAspect="1"/>
                   </wp:cNvGraphicFramePr>
-                  <a:graphic>
-                    <a:graphicData xmlns:a="http://schemas.openxmlformats.org/drawingml/2006/main" uri="http://schemas.openxmlformats.org/drawingml/2006/picture">
+                  <a:graphic xmlns:a="http://schemas.openxmlformats.org/drawingml/2006/main">
+                    <a:graphicData uri="http://schemas.openxmlformats.org/drawingml/2006/picture">
                       <pic:pic xmlns:pic="http://schemas.openxmlformats.org/drawingml/2006/picture">
                         <pic:nvPicPr>
                           <pic:cNvPr id="2017956888" name="Picture 2017956888"/>
                           <pic:cNvPicPr/>
                         </pic:nvPicPr>
                         <pic:blipFill>
-                          <a:blip xmlns:r="http://schemas.openxmlformats.org/officeDocument/2006/relationships" r:embed="rId699412828">
+                          <a:blip r:embed="rId9">
                             <a:extLst>
                               <a:ext uri="{28A0092B-C50C-407E-A947-70E740481C1C}">
                                 <a14:useLocalDpi xmlns:a14="http://schemas.microsoft.com/office/drawing/2010/main"/>
@@ -2553,7 +2327,7 @@
                           </a:stretch>
                         </pic:blipFill>
                         <pic:spPr>
-                          <a:xfrm rot="0">
+                          <a:xfrm>
                             <a:off x="0" y="0"/>
                             <a:ext cx="5076825" cy="2089701"/>
                           </a:xfrm>
@@ -2574,7 +2348,7 @@
             <w:tcW w:w="355" w:type="dxa"/>
             <w:tcBorders>
               <w:top w:val="nil"/>
-              <w:left w:val="single" w:color="000000" w:themeColor="text1" w:sz="4" w:space="0"/>
+              <w:left w:val="single" w:sz="4" w:space="0" w:color="000000" w:themeColor="text1"/>
               <w:bottom w:val="nil"/>
               <w:right w:val="nil"/>
             </w:tcBorders>
@@ -2596,10 +2370,10 @@
           <w:tcPr>
             <w:tcW w:w="9005" w:type="dxa"/>
             <w:tcBorders>
-              <w:top w:val="single" w:color="000000" w:themeColor="text1" w:sz="4" w:space="0"/>
-              <w:left w:val="single" w:color="000000" w:themeColor="text1" w:sz="4" w:space="0"/>
-              <w:bottom w:val="single" w:color="000000" w:themeColor="text1" w:sz="4" w:space="0"/>
-              <w:right w:val="single" w:color="000000" w:themeColor="text1" w:sz="4" w:space="0"/>
+              <w:top w:val="single" w:sz="4" w:space="0" w:color="000000" w:themeColor="text1"/>
+              <w:left w:val="single" w:sz="4" w:space="0" w:color="000000" w:themeColor="text1"/>
+              <w:bottom w:val="single" w:sz="4" w:space="0" w:color="000000" w:themeColor="text1"/>
+              <w:right w:val="single" w:sz="4" w:space="0" w:color="000000" w:themeColor="text1"/>
             </w:tcBorders>
             <w:tcMar>
               <w:top w:w="80" w:type="dxa"/>
@@ -2617,7 +2391,7 @@
             <w:r>
               <w:rPr>
                 <w:rStyle w:val="None"/>
-                <w:rFonts w:ascii="Roboto" w:hAnsi="Roboto" w:eastAsia="Roboto" w:cs="Roboto"/>
+                <w:rFonts w:ascii="Roboto" w:eastAsia="Roboto" w:hAnsi="Roboto" w:cs="Roboto"/>
                 <w:b/>
                 <w:bCs/>
                 <w:color w:val="1D2125"/>
@@ -2634,7 +2408,7 @@
             <w:tcW w:w="355" w:type="dxa"/>
             <w:tcBorders>
               <w:top w:val="nil"/>
-              <w:left w:val="single" w:color="000000" w:themeColor="text1" w:sz="4" w:space="0"/>
+              <w:left w:val="single" w:sz="4" w:space="0" w:color="000000" w:themeColor="text1"/>
               <w:bottom w:val="nil"/>
               <w:right w:val="nil"/>
             </w:tcBorders>
@@ -2656,10 +2430,10 @@
           <w:tcPr>
             <w:tcW w:w="9005" w:type="dxa"/>
             <w:tcBorders>
-              <w:top w:val="single" w:color="000000" w:themeColor="text1" w:sz="4" w:space="0"/>
-              <w:left w:val="single" w:color="000000" w:themeColor="text1" w:sz="4" w:space="0"/>
-              <w:bottom w:val="single" w:color="000000" w:themeColor="text1" w:sz="4" w:space="0"/>
-              <w:right w:val="single" w:color="000000" w:themeColor="text1" w:sz="4" w:space="0"/>
+              <w:top w:val="single" w:sz="4" w:space="0" w:color="000000" w:themeColor="text1"/>
+              <w:left w:val="single" w:sz="4" w:space="0" w:color="000000" w:themeColor="text1"/>
+              <w:bottom w:val="single" w:sz="4" w:space="0" w:color="000000" w:themeColor="text1"/>
+              <w:right w:val="single" w:sz="4" w:space="0" w:color="000000" w:themeColor="text1"/>
             </w:tcBorders>
             <w:tcMar>
               <w:top w:w="80" w:type="dxa"/>
@@ -2676,7 +2450,7 @@
             <w:r>
               <w:rPr>
                 <w:rStyle w:val="None"/>
-                <w:rFonts w:ascii="Roboto" w:hAnsi="Roboto" w:eastAsia="Roboto" w:cs="Roboto"/>
+                <w:rFonts w:ascii="Roboto" w:eastAsia="Roboto" w:hAnsi="Roboto" w:cs="Roboto"/>
                 <w:i/>
                 <w:iCs/>
                 <w:color w:val="1D2125"/>
@@ -2693,7 +2467,7 @@
             <w:tcW w:w="355" w:type="dxa"/>
             <w:tcBorders>
               <w:top w:val="nil"/>
-              <w:left w:val="single" w:color="000000" w:themeColor="text1" w:sz="4" w:space="0"/>
+              <w:left w:val="single" w:sz="4" w:space="0" w:color="000000" w:themeColor="text1"/>
               <w:bottom w:val="nil"/>
               <w:right w:val="nil"/>
             </w:tcBorders>
@@ -2715,10 +2489,10 @@
           <w:tcPr>
             <w:tcW w:w="9005" w:type="dxa"/>
             <w:tcBorders>
-              <w:top w:val="single" w:color="000000" w:themeColor="text1" w:sz="4" w:space="0"/>
-              <w:left w:val="single" w:color="000000" w:themeColor="text1" w:sz="4" w:space="0"/>
-              <w:bottom w:val="single" w:color="000000" w:themeColor="text1" w:sz="4" w:space="0"/>
-              <w:right w:val="single" w:color="000000" w:themeColor="text1" w:sz="4" w:space="0"/>
+              <w:top w:val="single" w:sz="4" w:space="0" w:color="000000" w:themeColor="text1"/>
+              <w:left w:val="single" w:sz="4" w:space="0" w:color="000000" w:themeColor="text1"/>
+              <w:bottom w:val="single" w:sz="4" w:space="0" w:color="000000" w:themeColor="text1"/>
+              <w:right w:val="single" w:sz="4" w:space="0" w:color="000000" w:themeColor="text1"/>
             </w:tcBorders>
             <w:tcMar>
               <w:top w:w="80" w:type="dxa"/>
@@ -2736,7 +2510,7 @@
             <w:r>
               <w:rPr>
                 <w:rStyle w:val="None"/>
-                <w:rFonts w:ascii="Roboto" w:hAnsi="Roboto" w:eastAsia="Roboto" w:cs="Roboto"/>
+                <w:rFonts w:ascii="Roboto" w:eastAsia="Roboto" w:hAnsi="Roboto" w:cs="Roboto"/>
                 <w:b/>
                 <w:bCs/>
                 <w:color w:val="1D2125"/>
@@ -2753,7 +2527,7 @@
             <w:tcW w:w="355" w:type="dxa"/>
             <w:tcBorders>
               <w:top w:val="nil"/>
-              <w:left w:val="single" w:color="000000" w:themeColor="text1" w:sz="4" w:space="0"/>
+              <w:left w:val="single" w:sz="4" w:space="0" w:color="000000" w:themeColor="text1"/>
               <w:bottom w:val="nil"/>
               <w:right w:val="nil"/>
             </w:tcBorders>
@@ -2775,10 +2549,10 @@
           <w:tcPr>
             <w:tcW w:w="9005" w:type="dxa"/>
             <w:tcBorders>
-              <w:top w:val="single" w:color="000000" w:themeColor="text1" w:sz="4" w:space="0"/>
-              <w:left w:val="single" w:color="000000" w:themeColor="text1" w:sz="4" w:space="0"/>
-              <w:bottom w:val="single" w:color="000000" w:themeColor="text1" w:sz="4" w:space="0"/>
-              <w:right w:val="single" w:color="000000" w:themeColor="text1" w:sz="4" w:space="0"/>
+              <w:top w:val="single" w:sz="4" w:space="0" w:color="000000" w:themeColor="text1"/>
+              <w:left w:val="single" w:sz="4" w:space="0" w:color="000000" w:themeColor="text1"/>
+              <w:bottom w:val="single" w:sz="4" w:space="0" w:color="000000" w:themeColor="text1"/>
+              <w:right w:val="single" w:sz="4" w:space="0" w:color="000000" w:themeColor="text1"/>
             </w:tcBorders>
             <w:tcMar>
               <w:top w:w="80" w:type="dxa"/>
@@ -2796,7 +2570,7 @@
             <w:r>
               <w:rPr>
                 <w:rStyle w:val="None"/>
-                <w:rFonts w:ascii="Roboto" w:hAnsi="Roboto" w:eastAsia="Roboto" w:cs="Roboto"/>
+                <w:rFonts w:ascii="Roboto" w:eastAsia="Roboto" w:hAnsi="Roboto" w:cs="Roboto"/>
                 <w:b/>
                 <w:bCs/>
                 <w:color w:val="1D2125"/>
@@ -2813,7 +2587,7 @@
             <w:tcW w:w="355" w:type="dxa"/>
             <w:tcBorders>
               <w:top w:val="nil"/>
-              <w:left w:val="single" w:color="000000" w:themeColor="text1" w:sz="4" w:space="0"/>
+              <w:left w:val="single" w:sz="4" w:space="0" w:color="000000" w:themeColor="text1"/>
               <w:bottom w:val="nil"/>
               <w:right w:val="nil"/>
             </w:tcBorders>
@@ -2835,10 +2609,10 @@
           <w:tcPr>
             <w:tcW w:w="9005" w:type="dxa"/>
             <w:tcBorders>
-              <w:top w:val="single" w:color="000000" w:themeColor="text1" w:sz="4" w:space="0"/>
-              <w:left w:val="single" w:color="000000" w:themeColor="text1" w:sz="4" w:space="0"/>
-              <w:bottom w:val="single" w:color="000000" w:themeColor="text1" w:sz="4" w:space="0"/>
-              <w:right w:val="single" w:color="000000" w:themeColor="text1" w:sz="4" w:space="0"/>
+              <w:top w:val="single" w:sz="4" w:space="0" w:color="000000" w:themeColor="text1"/>
+              <w:left w:val="single" w:sz="4" w:space="0" w:color="000000" w:themeColor="text1"/>
+              <w:bottom w:val="single" w:sz="4" w:space="0" w:color="000000" w:themeColor="text1"/>
+              <w:right w:val="single" w:sz="4" w:space="0" w:color="000000" w:themeColor="text1"/>
             </w:tcBorders>
             <w:tcMar>
               <w:top w:w="80" w:type="dxa"/>
@@ -2855,7 +2629,7 @@
             <w:r>
               <w:rPr>
                 <w:rStyle w:val="None"/>
-                <w:rFonts w:ascii="Roboto" w:hAnsi="Roboto" w:eastAsia="Roboto" w:cs="Roboto"/>
+                <w:rFonts w:ascii="Roboto" w:eastAsia="Roboto" w:hAnsi="Roboto" w:cs="Roboto"/>
                 <w:i/>
                 <w:iCs/>
                 <w:color w:val="1D2125"/>
@@ -2872,7 +2646,7 @@
             <w:tcW w:w="355" w:type="dxa"/>
             <w:tcBorders>
               <w:top w:val="nil"/>
-              <w:left w:val="single" w:color="000000" w:themeColor="text1" w:sz="4" w:space="0"/>
+              <w:left w:val="single" w:sz="4" w:space="0" w:color="000000" w:themeColor="text1"/>
               <w:bottom w:val="nil"/>
               <w:right w:val="nil"/>
             </w:tcBorders>
@@ -2894,10 +2668,10 @@
           <w:tcPr>
             <w:tcW w:w="9005" w:type="dxa"/>
             <w:tcBorders>
-              <w:top w:val="single" w:color="000000" w:themeColor="text1" w:sz="4" w:space="0"/>
-              <w:left w:val="single" w:color="000000" w:themeColor="text1" w:sz="4" w:space="0"/>
-              <w:bottom w:val="single" w:color="000000" w:themeColor="text1" w:sz="4" w:space="0"/>
-              <w:right w:val="single" w:color="000000" w:themeColor="text1" w:sz="4" w:space="0"/>
+              <w:top w:val="single" w:sz="4" w:space="0" w:color="000000" w:themeColor="text1"/>
+              <w:left w:val="single" w:sz="4" w:space="0" w:color="000000" w:themeColor="text1"/>
+              <w:bottom w:val="single" w:sz="4" w:space="0" w:color="000000" w:themeColor="text1"/>
+              <w:right w:val="single" w:sz="4" w:space="0" w:color="000000" w:themeColor="text1"/>
             </w:tcBorders>
             <w:tcMar>
               <w:top w:w="80" w:type="dxa"/>
@@ -2915,7 +2689,7 @@
             <w:r>
               <w:rPr>
                 <w:rStyle w:val="None"/>
-                <w:rFonts w:ascii="Roboto" w:hAnsi="Roboto" w:eastAsia="Roboto" w:cs="Roboto"/>
+                <w:rFonts w:ascii="Roboto" w:eastAsia="Roboto" w:hAnsi="Roboto" w:cs="Roboto"/>
                 <w:b/>
                 <w:bCs/>
                 <w:color w:val="1D2125"/>
@@ -2932,7 +2706,7 @@
             <w:tcW w:w="355" w:type="dxa"/>
             <w:tcBorders>
               <w:top w:val="nil"/>
-              <w:left w:val="single" w:color="000000" w:themeColor="text1" w:sz="4" w:space="0"/>
+              <w:left w:val="single" w:sz="4" w:space="0" w:color="000000" w:themeColor="text1"/>
               <w:bottom w:val="nil"/>
               <w:right w:val="nil"/>
             </w:tcBorders>
@@ -2954,10 +2728,10 @@
           <w:tcPr>
             <w:tcW w:w="9005" w:type="dxa"/>
             <w:tcBorders>
-              <w:top w:val="single" w:color="000000" w:themeColor="text1" w:sz="4" w:space="0"/>
-              <w:left w:val="single" w:color="000000" w:themeColor="text1" w:sz="4" w:space="0"/>
-              <w:bottom w:val="single" w:color="000000" w:themeColor="text1" w:sz="4" w:space="0"/>
-              <w:right w:val="single" w:color="000000" w:themeColor="text1" w:sz="4" w:space="0"/>
+              <w:top w:val="single" w:sz="4" w:space="0" w:color="000000" w:themeColor="text1"/>
+              <w:left w:val="single" w:sz="4" w:space="0" w:color="000000" w:themeColor="text1"/>
+              <w:bottom w:val="single" w:sz="4" w:space="0" w:color="000000" w:themeColor="text1"/>
+              <w:right w:val="single" w:sz="4" w:space="0" w:color="000000" w:themeColor="text1"/>
             </w:tcBorders>
             <w:tcMar>
               <w:top w:w="80" w:type="dxa"/>
@@ -2974,7 +2748,7 @@
             <w:r>
               <w:rPr>
                 <w:rStyle w:val="None"/>
-                <w:rFonts w:ascii="Roboto" w:hAnsi="Roboto" w:eastAsia="Roboto" w:cs="Roboto"/>
+                <w:rFonts w:ascii="Roboto" w:eastAsia="Roboto" w:hAnsi="Roboto" w:cs="Roboto"/>
                 <w:i/>
                 <w:iCs/>
                 <w:color w:val="1D2125"/>
@@ -2991,7 +2765,7 @@
             <w:tcW w:w="355" w:type="dxa"/>
             <w:tcBorders>
               <w:top w:val="nil"/>
-              <w:left w:val="single" w:color="000000" w:themeColor="text1" w:sz="4" w:space="0"/>
+              <w:left w:val="single" w:sz="4" w:space="0" w:color="000000" w:themeColor="text1"/>
               <w:bottom w:val="nil"/>
               <w:right w:val="nil"/>
             </w:tcBorders>
@@ -3013,10 +2787,10 @@
           <w:tcPr>
             <w:tcW w:w="9005" w:type="dxa"/>
             <w:tcBorders>
-              <w:top w:val="single" w:color="000000" w:themeColor="text1" w:sz="4" w:space="0"/>
-              <w:left w:val="single" w:color="000000" w:themeColor="text1" w:sz="4" w:space="0"/>
-              <w:bottom w:val="single" w:color="000000" w:themeColor="text1" w:sz="4" w:space="0"/>
-              <w:right w:val="single" w:color="000000" w:themeColor="text1" w:sz="4" w:space="0"/>
+              <w:top w:val="single" w:sz="4" w:space="0" w:color="000000" w:themeColor="text1"/>
+              <w:left w:val="single" w:sz="4" w:space="0" w:color="000000" w:themeColor="text1"/>
+              <w:bottom w:val="single" w:sz="4" w:space="0" w:color="000000" w:themeColor="text1"/>
+              <w:right w:val="single" w:sz="4" w:space="0" w:color="000000" w:themeColor="text1"/>
             </w:tcBorders>
             <w:tcMar>
               <w:top w:w="80" w:type="dxa"/>
@@ -3034,7 +2808,7 @@
             <w:r>
               <w:rPr>
                 <w:rStyle w:val="None"/>
-                <w:rFonts w:ascii="Roboto" w:hAnsi="Roboto" w:eastAsia="Roboto" w:cs="Roboto"/>
+                <w:rFonts w:ascii="Roboto" w:eastAsia="Roboto" w:hAnsi="Roboto" w:cs="Roboto"/>
                 <w:b/>
                 <w:bCs/>
                 <w:color w:val="1D2125"/>
@@ -3051,7 +2825,7 @@
             <w:tcW w:w="355" w:type="dxa"/>
             <w:tcBorders>
               <w:top w:val="nil"/>
-              <w:left w:val="single" w:color="000000" w:themeColor="text1" w:sz="4" w:space="0"/>
+              <w:left w:val="single" w:sz="4" w:space="0" w:color="000000" w:themeColor="text1"/>
               <w:bottom w:val="nil"/>
               <w:right w:val="nil"/>
             </w:tcBorders>
@@ -3073,10 +2847,10 @@
           <w:tcPr>
             <w:tcW w:w="9005" w:type="dxa"/>
             <w:tcBorders>
-              <w:top w:val="single" w:color="000000" w:themeColor="text1" w:sz="4" w:space="0"/>
-              <w:left w:val="single" w:color="000000" w:themeColor="text1" w:sz="4" w:space="0"/>
-              <w:bottom w:val="single" w:color="000000" w:themeColor="text1" w:sz="4" w:space="0"/>
-              <w:right w:val="single" w:color="000000" w:themeColor="text1" w:sz="4" w:space="0"/>
+              <w:top w:val="single" w:sz="4" w:space="0" w:color="000000" w:themeColor="text1"/>
+              <w:left w:val="single" w:sz="4" w:space="0" w:color="000000" w:themeColor="text1"/>
+              <w:bottom w:val="single" w:sz="4" w:space="0" w:color="000000" w:themeColor="text1"/>
+              <w:right w:val="single" w:sz="4" w:space="0" w:color="000000" w:themeColor="text1"/>
             </w:tcBorders>
             <w:tcMar>
               <w:top w:w="80" w:type="dxa"/>
@@ -3093,7 +2867,7 @@
             <w:r>
               <w:rPr>
                 <w:rStyle w:val="None"/>
-                <w:rFonts w:ascii="Roboto" w:hAnsi="Roboto" w:eastAsia="Roboto" w:cs="Roboto"/>
+                <w:rFonts w:ascii="Roboto" w:eastAsia="Roboto" w:hAnsi="Roboto" w:cs="Roboto"/>
                 <w:i/>
                 <w:iCs/>
                 <w:color w:val="1D2125"/>
@@ -3101,6 +2875,7 @@
                 <w:szCs w:val="24"/>
                 <w:u w:color="1D2125"/>
               </w:rPr>
+              <w:lastRenderedPageBreak/>
               <w:t>Insert the time taken for each of the 5 tasks here</w:t>
             </w:r>
           </w:p>
@@ -3110,7 +2885,7 @@
             <w:tcW w:w="355" w:type="dxa"/>
             <w:tcBorders>
               <w:top w:val="nil"/>
-              <w:left w:val="single" w:color="000000" w:themeColor="text1" w:sz="4" w:space="0"/>
+              <w:left w:val="single" w:sz="4" w:space="0" w:color="000000" w:themeColor="text1"/>
               <w:bottom w:val="nil"/>
               <w:right w:val="nil"/>
             </w:tcBorders>
@@ -3132,10 +2907,10 @@
           <w:tcPr>
             <w:tcW w:w="9005" w:type="dxa"/>
             <w:tcBorders>
-              <w:top w:val="single" w:color="000000" w:themeColor="text1" w:sz="4" w:space="0"/>
-              <w:left w:val="single" w:color="000000" w:themeColor="text1" w:sz="4" w:space="0"/>
-              <w:bottom w:val="single" w:color="000000" w:themeColor="text1" w:sz="4" w:space="0"/>
-              <w:right w:val="single" w:color="000000" w:themeColor="text1" w:sz="4" w:space="0"/>
+              <w:top w:val="single" w:sz="4" w:space="0" w:color="000000" w:themeColor="text1"/>
+              <w:left w:val="single" w:sz="4" w:space="0" w:color="000000" w:themeColor="text1"/>
+              <w:bottom w:val="single" w:sz="4" w:space="0" w:color="000000" w:themeColor="text1"/>
+              <w:right w:val="single" w:sz="4" w:space="0" w:color="000000" w:themeColor="text1"/>
             </w:tcBorders>
             <w:tcMar>
               <w:top w:w="80" w:type="dxa"/>
@@ -3153,7 +2928,7 @@
             <w:r>
               <w:rPr>
                 <w:rStyle w:val="None"/>
-                <w:rFonts w:ascii="Roboto" w:hAnsi="Roboto" w:eastAsia="Roboto" w:cs="Roboto"/>
+                <w:rFonts w:ascii="Roboto" w:eastAsia="Roboto" w:hAnsi="Roboto" w:cs="Roboto"/>
                 <w:b/>
                 <w:bCs/>
                 <w:color w:val="1D2125"/>
@@ -3170,7 +2945,7 @@
             <w:tcW w:w="355" w:type="dxa"/>
             <w:tcBorders>
               <w:top w:val="nil"/>
-              <w:left w:val="single" w:color="000000" w:themeColor="text1" w:sz="4" w:space="0"/>
+              <w:left w:val="single" w:sz="4" w:space="0" w:color="000000" w:themeColor="text1"/>
               <w:bottom w:val="nil"/>
               <w:right w:val="nil"/>
             </w:tcBorders>
@@ -3192,10 +2967,10 @@
           <w:tcPr>
             <w:tcW w:w="9005" w:type="dxa"/>
             <w:tcBorders>
-              <w:top w:val="single" w:color="000000" w:themeColor="text1" w:sz="4" w:space="0"/>
-              <w:left w:val="single" w:color="000000" w:themeColor="text1" w:sz="4" w:space="0"/>
-              <w:bottom w:val="single" w:color="000000" w:themeColor="text1" w:sz="4" w:space="0"/>
-              <w:right w:val="single" w:color="000000" w:themeColor="text1" w:sz="4" w:space="0"/>
+              <w:top w:val="single" w:sz="4" w:space="0" w:color="000000" w:themeColor="text1"/>
+              <w:left w:val="single" w:sz="4" w:space="0" w:color="000000" w:themeColor="text1"/>
+              <w:bottom w:val="single" w:sz="4" w:space="0" w:color="000000" w:themeColor="text1"/>
+              <w:right w:val="single" w:sz="4" w:space="0" w:color="000000" w:themeColor="text1"/>
             </w:tcBorders>
             <w:tcMar>
               <w:top w:w="80" w:type="dxa"/>
@@ -3213,7 +2988,7 @@
             <w:r>
               <w:rPr>
                 <w:rStyle w:val="None"/>
-                <w:rFonts w:ascii="Roboto" w:hAnsi="Roboto" w:eastAsia="Roboto" w:cs="Roboto"/>
+                <w:rFonts w:ascii="Roboto" w:eastAsia="Roboto" w:hAnsi="Roboto" w:cs="Roboto"/>
                 <w:b/>
                 <w:bCs/>
                 <w:color w:val="1D2125"/>
@@ -3230,7 +3005,7 @@
             <w:tcW w:w="355" w:type="dxa"/>
             <w:tcBorders>
               <w:top w:val="nil"/>
-              <w:left w:val="single" w:color="000000" w:themeColor="text1" w:sz="4" w:space="0"/>
+              <w:left w:val="single" w:sz="4" w:space="0" w:color="000000" w:themeColor="text1"/>
               <w:bottom w:val="nil"/>
               <w:right w:val="nil"/>
             </w:tcBorders>
@@ -3252,10 +3027,10 @@
           <w:tcPr>
             <w:tcW w:w="9005" w:type="dxa"/>
             <w:tcBorders>
-              <w:top w:val="single" w:color="000000" w:themeColor="text1" w:sz="4" w:space="0"/>
-              <w:left w:val="single" w:color="000000" w:themeColor="text1" w:sz="4" w:space="0"/>
-              <w:bottom w:val="single" w:color="000000" w:themeColor="text1" w:sz="4" w:space="0"/>
-              <w:right w:val="single" w:color="000000" w:themeColor="text1" w:sz="4" w:space="0"/>
+              <w:top w:val="single" w:sz="4" w:space="0" w:color="000000" w:themeColor="text1"/>
+              <w:left w:val="single" w:sz="4" w:space="0" w:color="000000" w:themeColor="text1"/>
+              <w:bottom w:val="single" w:sz="4" w:space="0" w:color="000000" w:themeColor="text1"/>
+              <w:right w:val="single" w:sz="4" w:space="0" w:color="000000" w:themeColor="text1"/>
             </w:tcBorders>
             <w:tcMar>
               <w:top w:w="80" w:type="dxa"/>
@@ -3270,7 +3045,7 @@
               <w:spacing w:line="240" w:lineRule="auto"/>
               <w:rPr>
                 <w:rStyle w:val="None"/>
-                <w:rFonts w:ascii="Roboto" w:hAnsi="Roboto" w:eastAsia="Roboto" w:cs="Roboto"/>
+                <w:rFonts w:ascii="Roboto" w:eastAsia="Roboto" w:hAnsi="Roboto" w:cs="Roboto"/>
                 <w:i/>
                 <w:iCs/>
                 <w:color w:val="1D2125"/>
@@ -3282,308 +3057,7 @@
             <w:r>
               <w:rPr>
                 <w:rStyle w:val="None"/>
-                <w:rFonts w:ascii="Roboto" w:hAnsi="Roboto" w:eastAsia="Roboto" w:cs="Roboto"/>
-                <w:i/>
-                <w:iCs/>
-                <w:color w:val="1D2125"/>
-                <w:sz w:val="24"/>
-                <w:szCs w:val="24"/>
-                <w:u w:color="1D2125"/>
-              </w:rPr>
-              <w:t xml:space="preserve">List the answers you received from the user after Tree test below - </w:t>
-            </w:r>
-          </w:p>
-          <w:p>
-            <w:pPr>
-              <w:pStyle w:val="ListParagraph"/>
-              <w:numPr>
-                <w:ilvl w:val="0"/>
-                <w:numId w:val="1"/>
-              </w:numPr>
-              <w:shd w:val="clear" w:color="auto" w:fill="F8F9FA"/>
-              <w:spacing w:line="240" w:lineRule="auto"/>
-              <w:jc w:val="both"/>
-              <w:rPr>
-                <w:rFonts w:ascii="Roboto" w:hAnsi="Roboto" w:eastAsia="Roboto" w:cs="Roboto"/>
-                <w:color w:val="1D2125"/>
-                <w:sz w:val="24"/>
-                <w:szCs w:val="24"/>
-                <w:u w:color="1D2125"/>
-              </w:rPr>
-            </w:pPr>
-            <w:r>
-              <w:rPr>
-                <w:rStyle w:val="None"/>
-                <w:rFonts w:ascii="Roboto" w:hAnsi="Roboto" w:eastAsia="Roboto" w:cs="Roboto"/>
-                <w:color w:val="1D2125"/>
-                <w:sz w:val="24"/>
-                <w:szCs w:val="24"/>
-                <w:u w:color="1D2125"/>
-              </w:rPr>
-              <w:t xml:space="preserve">Did you find the pages where you thought they should?  If not, which pages were not where you expected them to be in the menu hierarchy?  </w:t>
-            </w:r>
-            <w:r>
-              <w:rPr>
-                <w:rStyle w:val="None"/>
-                <w:rFonts w:ascii="Roboto" w:hAnsi="Roboto" w:eastAsia="Roboto" w:cs="Roboto"/>
-                <w:b/>
-                <w:bCs/>
-                <w:color w:val="1D2125"/>
-                <w:sz w:val="24"/>
-                <w:szCs w:val="24"/>
-                <w:u w:color="1D2125"/>
-              </w:rPr>
-              <w:t>ANS:</w:t>
-            </w:r>
-          </w:p>
-          <w:p>
-            <w:pPr>
-              <w:pStyle w:val="ListParagraph"/>
-              <w:numPr>
-                <w:ilvl w:val="0"/>
-                <w:numId w:val="1"/>
-              </w:numPr>
-              <w:shd w:val="clear" w:color="auto" w:fill="F8F9FA"/>
-              <w:spacing w:line="240" w:lineRule="auto"/>
-              <w:jc w:val="both"/>
-              <w:rPr>
-                <w:rFonts w:ascii="Roboto" w:hAnsi="Roboto" w:eastAsia="Roboto" w:cs="Roboto"/>
-                <w:color w:val="1D2125"/>
-                <w:sz w:val="24"/>
-                <w:szCs w:val="24"/>
-                <w:u w:color="1D2125"/>
-              </w:rPr>
-            </w:pPr>
-            <w:r>
-              <w:rPr>
-                <w:rStyle w:val="None"/>
-                <w:rFonts w:ascii="Roboto" w:hAnsi="Roboto" w:eastAsia="Roboto" w:cs="Roboto"/>
-                <w:color w:val="1D2125"/>
-                <w:sz w:val="24"/>
-                <w:szCs w:val="24"/>
-                <w:u w:color="1D2125"/>
-              </w:rPr>
-              <w:t>Did it take more time than you thought it would take?  If so, why do you think it took longer?</w:t>
-            </w:r>
-            <w:r>
-              <w:rPr>
-                <w:rStyle w:val="None"/>
-                <w:rFonts w:ascii="Roboto" w:hAnsi="Roboto" w:eastAsia="Roboto" w:cs="Roboto"/>
-                <w:b/>
-                <w:bCs/>
-                <w:color w:val="1D2125"/>
-                <w:sz w:val="24"/>
-                <w:szCs w:val="24"/>
-                <w:u w:color="1D2125"/>
-              </w:rPr>
-              <w:t xml:space="preserve"> ANS:</w:t>
-            </w:r>
-          </w:p>
-          <w:p>
-            <w:pPr>
-              <w:pStyle w:val="ListParagraph"/>
-              <w:numPr>
-                <w:ilvl w:val="0"/>
-                <w:numId w:val="1"/>
-              </w:numPr>
-              <w:shd w:val="clear" w:color="auto" w:fill="F8F9FA"/>
-              <w:spacing w:line="240" w:lineRule="auto"/>
-              <w:jc w:val="both"/>
-              <w:rPr>
-                <w:rFonts w:ascii="Roboto" w:hAnsi="Roboto" w:eastAsia="Roboto" w:cs="Roboto"/>
-                <w:color w:val="1D2125"/>
-                <w:sz w:val="24"/>
-                <w:szCs w:val="24"/>
-                <w:u w:color="1D2125"/>
-              </w:rPr>
-            </w:pPr>
-            <w:r>
-              <w:rPr>
-                <w:rStyle w:val="None"/>
-                <w:rFonts w:ascii="Roboto" w:hAnsi="Roboto" w:eastAsia="Roboto" w:cs="Roboto"/>
-                <w:color w:val="1D2125"/>
-                <w:sz w:val="24"/>
-                <w:szCs w:val="24"/>
-                <w:u w:color="1D2125"/>
-              </w:rPr>
-              <w:t>Were menu items labeled properly to indicate relevant resources?  If not, what was mislabeled and how would you correct it?</w:t>
-            </w:r>
-            <w:r>
-              <w:rPr>
-                <w:rStyle w:val="None"/>
-                <w:rFonts w:ascii="Roboto" w:hAnsi="Roboto" w:eastAsia="Roboto" w:cs="Roboto"/>
-                <w:b/>
-                <w:bCs/>
-                <w:color w:val="1D2125"/>
-                <w:sz w:val="24"/>
-                <w:szCs w:val="24"/>
-                <w:u w:color="1D2125"/>
-              </w:rPr>
-              <w:t xml:space="preserve"> ANS:</w:t>
-            </w:r>
-          </w:p>
-          <w:p>
-            <w:pPr>
-              <w:pStyle w:val="ListParagraph"/>
-              <w:numPr>
-                <w:ilvl w:val="0"/>
-                <w:numId w:val="1"/>
-              </w:numPr>
-              <w:shd w:val="clear" w:color="auto" w:fill="F8F9FA"/>
-              <w:spacing w:line="240" w:lineRule="auto"/>
-              <w:jc w:val="both"/>
-              <w:rPr>
-                <w:rFonts w:ascii="Roboto" w:hAnsi="Roboto" w:eastAsia="Roboto" w:cs="Roboto"/>
-                <w:color w:val="1D2125"/>
-                <w:sz w:val="24"/>
-                <w:szCs w:val="24"/>
-                <w:u w:color="1D2125"/>
-              </w:rPr>
-            </w:pPr>
-            <w:r>
-              <w:rPr>
-                <w:rStyle w:val="None"/>
-                <w:rFonts w:ascii="Roboto" w:hAnsi="Roboto" w:eastAsia="Roboto" w:cs="Roboto"/>
-                <w:color w:val="1D2125"/>
-                <w:sz w:val="24"/>
-                <w:szCs w:val="24"/>
-                <w:u w:color="1D2125"/>
-              </w:rPr>
-              <w:t>Do you have any suggestions to make the site navigation easier?</w:t>
-            </w:r>
-            <w:r>
-              <w:rPr>
-                <w:rStyle w:val="None"/>
-                <w:rFonts w:ascii="Roboto" w:hAnsi="Roboto" w:eastAsia="Roboto" w:cs="Roboto"/>
-                <w:b/>
-                <w:bCs/>
-                <w:color w:val="1D2125"/>
-                <w:sz w:val="24"/>
-                <w:szCs w:val="24"/>
-                <w:u w:color="1D2125"/>
-              </w:rPr>
-              <w:t xml:space="preserve"> ANS:</w:t>
-            </w:r>
-          </w:p>
-        </w:tc>
-        <w:tc>
-          <w:tcPr>
-            <w:tcW w:w="355" w:type="dxa"/>
-            <w:tcBorders>
-              <w:top w:val="nil"/>
-              <w:left w:val="single" w:color="000000" w:themeColor="text1" w:sz="4" w:space="0"/>
-              <w:bottom w:val="nil"/>
-              <w:right w:val="nil"/>
-            </w:tcBorders>
-            <w:tcMar>
-              <w:top w:w="80" w:type="dxa"/>
-              <w:left w:w="80" w:type="dxa"/>
-              <w:bottom w:w="80" w:type="dxa"/>
-              <w:right w:w="80" w:type="dxa"/>
-            </w:tcMar>
-          </w:tcPr>
-          <w:p/>
-        </w:tc>
-      </w:tr>
-      <w:tr>
-        <w:trPr>
-          <w:trHeight w:val="290"/>
-        </w:trPr>
-        <w:tc>
-          <w:tcPr>
-            <w:tcW w:w="9005" w:type="dxa"/>
-            <w:tcBorders>
-              <w:top w:val="single" w:color="000000" w:themeColor="text1" w:sz="4" w:space="0"/>
-              <w:left w:val="single" w:color="000000" w:themeColor="text1" w:sz="4" w:space="0"/>
-              <w:bottom w:val="single" w:color="000000" w:themeColor="text1" w:sz="4" w:space="0"/>
-              <w:right w:val="single" w:color="000000" w:themeColor="text1" w:sz="4" w:space="0"/>
-            </w:tcBorders>
-            <w:tcMar>
-              <w:top w:w="80" w:type="dxa"/>
-              <w:left w:w="80" w:type="dxa"/>
-              <w:bottom w:w="80" w:type="dxa"/>
-              <w:right w:w="80" w:type="dxa"/>
-            </w:tcMar>
-          </w:tcPr>
-          <w:p>
-            <w:pPr>
-              <w:pStyle w:val="Body"/>
-              <w:spacing w:line="240" w:lineRule="auto"/>
-              <w:jc w:val="center"/>
-            </w:pPr>
-            <w:r>
-              <w:rPr>
-                <w:rStyle w:val="None"/>
-                <w:rFonts w:ascii="Roboto" w:hAnsi="Roboto" w:eastAsia="Roboto" w:cs="Roboto"/>
-                <w:b/>
-                <w:bCs/>
-                <w:color w:val="1D2125"/>
-                <w:sz w:val="24"/>
-                <w:szCs w:val="24"/>
-                <w:u w:color="1D2125"/>
-              </w:rPr>
-              <w:t>Noah Barcomb</w:t>
-            </w:r>
-          </w:p>
-        </w:tc>
-        <w:tc>
-          <w:tcPr>
-            <w:tcW w:w="355" w:type="dxa"/>
-            <w:tcBorders>
-              <w:top w:val="nil"/>
-              <w:left w:val="single" w:color="000000" w:themeColor="text1" w:sz="4" w:space="0"/>
-              <w:bottom w:val="nil"/>
-              <w:right w:val="nil"/>
-            </w:tcBorders>
-            <w:tcMar>
-              <w:top w:w="80" w:type="dxa"/>
-              <w:left w:w="80" w:type="dxa"/>
-              <w:bottom w:w="80" w:type="dxa"/>
-              <w:right w:w="80" w:type="dxa"/>
-            </w:tcMar>
-          </w:tcPr>
-          <w:p/>
-        </w:tc>
-      </w:tr>
-      <w:tr>
-        <w:trPr>
-          <w:trHeight w:val="2530"/>
-        </w:trPr>
-        <w:tc>
-          <w:tcPr>
-            <w:tcW w:w="9005" w:type="dxa"/>
-            <w:tcBorders>
-              <w:top w:val="single" w:color="000000" w:themeColor="text1" w:sz="4" w:space="0"/>
-              <w:left w:val="single" w:color="000000" w:themeColor="text1" w:sz="4" w:space="0"/>
-              <w:bottom w:val="single" w:color="000000" w:themeColor="text1" w:sz="4" w:space="0"/>
-              <w:right w:val="single" w:color="000000" w:themeColor="text1" w:sz="4" w:space="0"/>
-            </w:tcBorders>
-            <w:tcMar>
-              <w:top w:w="80" w:type="dxa"/>
-              <w:left w:w="80" w:type="dxa"/>
-              <w:bottom w:w="80" w:type="dxa"/>
-              <w:right w:w="80" w:type="dxa"/>
-            </w:tcMar>
-          </w:tcPr>
-          <w:p>
-            <w:pPr>
-              <w:pStyle w:val="Body"/>
-              <w:spacing w:line="240" w:lineRule="auto"/>
-              <w:rPr>
-                <w:rStyle w:val="None"/>
-                <w:rFonts w:ascii="Roboto" w:hAnsi="Roboto" w:eastAsia="Roboto" w:cs="Roboto"/>
-                <w:i/>
-                <w:iCs/>
-                <w:color w:val="1D2125"/>
-                <w:sz w:val="24"/>
-                <w:szCs w:val="24"/>
-                <w:u w:color="1D2125"/>
-              </w:rPr>
-            </w:pPr>
-            <w:r>
-              <w:rPr>
-                <w:rStyle w:val="None"/>
-                <w:rFonts w:ascii="Roboto" w:hAnsi="Roboto" w:eastAsia="Roboto" w:cs="Roboto"/>
+                <w:rFonts w:ascii="Roboto" w:eastAsia="Roboto" w:hAnsi="Roboto" w:cs="Roboto"/>
                 <w:i/>
                 <w:iCs/>
                 <w:color w:val="1D2125"/>
@@ -3605,17 +3079,17 @@
               <w:spacing w:line="240" w:lineRule="auto"/>
               <w:jc w:val="both"/>
               <w:rPr>
-                <w:rFonts w:ascii="Roboto" w:hAnsi="Roboto" w:eastAsia="Roboto" w:cs="Roboto"/>
-                <w:color w:val="1D2125"/>
-                <w:sz w:val="24"/>
-                <w:szCs w:val="24"/>
-                <w:u w:color="1D2125"/>
-              </w:rPr>
-            </w:pPr>
-            <w:r>
-              <w:rPr>
-                <w:rStyle w:val="None"/>
-                <w:rFonts w:ascii="Roboto" w:hAnsi="Roboto" w:eastAsia="Roboto" w:cs="Roboto"/>
+                <w:rFonts w:ascii="Roboto" w:eastAsia="Roboto" w:hAnsi="Roboto" w:cs="Roboto"/>
+                <w:color w:val="1D2125"/>
+                <w:sz w:val="24"/>
+                <w:szCs w:val="24"/>
+                <w:u w:color="1D2125"/>
+              </w:rPr>
+            </w:pPr>
+            <w:r>
+              <w:rPr>
+                <w:rStyle w:val="None"/>
+                <w:rFonts w:ascii="Roboto" w:eastAsia="Roboto" w:hAnsi="Roboto" w:cs="Roboto"/>
                 <w:color w:val="1D2125"/>
                 <w:sz w:val="24"/>
                 <w:szCs w:val="24"/>
@@ -3626,7 +3100,7 @@
             <w:r>
               <w:rPr>
                 <w:rStyle w:val="None"/>
-                <w:rFonts w:ascii="Roboto" w:hAnsi="Roboto" w:eastAsia="Roboto" w:cs="Roboto"/>
+                <w:rFonts w:ascii="Roboto" w:eastAsia="Roboto" w:hAnsi="Roboto" w:cs="Roboto"/>
                 <w:b/>
                 <w:bCs/>
                 <w:color w:val="1D2125"/>
@@ -3648,17 +3122,17 @@
               <w:spacing w:line="240" w:lineRule="auto"/>
               <w:jc w:val="both"/>
               <w:rPr>
-                <w:rFonts w:ascii="Roboto" w:hAnsi="Roboto" w:eastAsia="Roboto" w:cs="Roboto"/>
-                <w:color w:val="1D2125"/>
-                <w:sz w:val="24"/>
-                <w:szCs w:val="24"/>
-                <w:u w:color="1D2125"/>
-              </w:rPr>
-            </w:pPr>
-            <w:r>
-              <w:rPr>
-                <w:rStyle w:val="None"/>
-                <w:rFonts w:ascii="Roboto" w:hAnsi="Roboto" w:eastAsia="Roboto" w:cs="Roboto"/>
+                <w:rFonts w:ascii="Roboto" w:eastAsia="Roboto" w:hAnsi="Roboto" w:cs="Roboto"/>
+                <w:color w:val="1D2125"/>
+                <w:sz w:val="24"/>
+                <w:szCs w:val="24"/>
+                <w:u w:color="1D2125"/>
+              </w:rPr>
+            </w:pPr>
+            <w:r>
+              <w:rPr>
+                <w:rStyle w:val="None"/>
+                <w:rFonts w:ascii="Roboto" w:eastAsia="Roboto" w:hAnsi="Roboto" w:cs="Roboto"/>
                 <w:color w:val="1D2125"/>
                 <w:sz w:val="24"/>
                 <w:szCs w:val="24"/>
@@ -3669,7 +3143,7 @@
             <w:r>
               <w:rPr>
                 <w:rStyle w:val="None"/>
-                <w:rFonts w:ascii="Roboto" w:hAnsi="Roboto" w:eastAsia="Roboto" w:cs="Roboto"/>
+                <w:rFonts w:ascii="Roboto" w:eastAsia="Roboto" w:hAnsi="Roboto" w:cs="Roboto"/>
                 <w:b/>
                 <w:bCs/>
                 <w:color w:val="1D2125"/>
@@ -3691,17 +3165,17 @@
               <w:spacing w:line="240" w:lineRule="auto"/>
               <w:jc w:val="both"/>
               <w:rPr>
-                <w:rFonts w:ascii="Roboto" w:hAnsi="Roboto" w:eastAsia="Roboto" w:cs="Roboto"/>
-                <w:color w:val="1D2125"/>
-                <w:sz w:val="24"/>
-                <w:szCs w:val="24"/>
-                <w:u w:color="1D2125"/>
-              </w:rPr>
-            </w:pPr>
-            <w:r>
-              <w:rPr>
-                <w:rStyle w:val="None"/>
-                <w:rFonts w:ascii="Roboto" w:hAnsi="Roboto" w:eastAsia="Roboto" w:cs="Roboto"/>
+                <w:rFonts w:ascii="Roboto" w:eastAsia="Roboto" w:hAnsi="Roboto" w:cs="Roboto"/>
+                <w:color w:val="1D2125"/>
+                <w:sz w:val="24"/>
+                <w:szCs w:val="24"/>
+                <w:u w:color="1D2125"/>
+              </w:rPr>
+            </w:pPr>
+            <w:r>
+              <w:rPr>
+                <w:rStyle w:val="None"/>
+                <w:rFonts w:ascii="Roboto" w:eastAsia="Roboto" w:hAnsi="Roboto" w:cs="Roboto"/>
                 <w:color w:val="1D2125"/>
                 <w:sz w:val="24"/>
                 <w:szCs w:val="24"/>
@@ -3712,7 +3186,7 @@
             <w:r>
               <w:rPr>
                 <w:rStyle w:val="None"/>
-                <w:rFonts w:ascii="Roboto" w:hAnsi="Roboto" w:eastAsia="Roboto" w:cs="Roboto"/>
+                <w:rFonts w:ascii="Roboto" w:eastAsia="Roboto" w:hAnsi="Roboto" w:cs="Roboto"/>
                 <w:b/>
                 <w:bCs/>
                 <w:color w:val="1D2125"/>
@@ -3734,17 +3208,17 @@
               <w:spacing w:line="240" w:lineRule="auto"/>
               <w:jc w:val="both"/>
               <w:rPr>
-                <w:rFonts w:ascii="Roboto" w:hAnsi="Roboto" w:eastAsia="Roboto" w:cs="Roboto"/>
-                <w:color w:val="1D2125"/>
-                <w:sz w:val="24"/>
-                <w:szCs w:val="24"/>
-                <w:u w:color="1D2125"/>
-              </w:rPr>
-            </w:pPr>
-            <w:r>
-              <w:rPr>
-                <w:rStyle w:val="None"/>
-                <w:rFonts w:ascii="Roboto" w:hAnsi="Roboto" w:eastAsia="Roboto" w:cs="Roboto"/>
+                <w:rFonts w:ascii="Roboto" w:eastAsia="Roboto" w:hAnsi="Roboto" w:cs="Roboto"/>
+                <w:color w:val="1D2125"/>
+                <w:sz w:val="24"/>
+                <w:szCs w:val="24"/>
+                <w:u w:color="1D2125"/>
+              </w:rPr>
+            </w:pPr>
+            <w:r>
+              <w:rPr>
+                <w:rStyle w:val="None"/>
+                <w:rFonts w:ascii="Roboto" w:eastAsia="Roboto" w:hAnsi="Roboto" w:cs="Roboto"/>
                 <w:color w:val="1D2125"/>
                 <w:sz w:val="24"/>
                 <w:szCs w:val="24"/>
@@ -3755,7 +3229,7 @@
             <w:r>
               <w:rPr>
                 <w:rStyle w:val="None"/>
-                <w:rFonts w:ascii="Roboto" w:hAnsi="Roboto" w:eastAsia="Roboto" w:cs="Roboto"/>
+                <w:rFonts w:ascii="Roboto" w:eastAsia="Roboto" w:hAnsi="Roboto" w:cs="Roboto"/>
                 <w:b/>
                 <w:bCs/>
                 <w:color w:val="1D2125"/>
@@ -3772,7 +3246,7 @@
             <w:tcW w:w="355" w:type="dxa"/>
             <w:tcBorders>
               <w:top w:val="nil"/>
-              <w:left w:val="single" w:color="000000" w:themeColor="text1" w:sz="4" w:space="0"/>
+              <w:left w:val="single" w:sz="4" w:space="0" w:color="000000" w:themeColor="text1"/>
               <w:bottom w:val="nil"/>
               <w:right w:val="nil"/>
             </w:tcBorders>
@@ -3794,10 +3268,10 @@
           <w:tcPr>
             <w:tcW w:w="9005" w:type="dxa"/>
             <w:tcBorders>
-              <w:top w:val="single" w:color="000000" w:themeColor="text1" w:sz="4" w:space="0"/>
-              <w:left w:val="single" w:color="000000" w:themeColor="text1" w:sz="4" w:space="0"/>
-              <w:bottom w:val="single" w:color="000000" w:themeColor="text1" w:sz="4" w:space="0"/>
-              <w:right w:val="single" w:color="000000" w:themeColor="text1" w:sz="4" w:space="0"/>
+              <w:top w:val="single" w:sz="4" w:space="0" w:color="000000" w:themeColor="text1"/>
+              <w:left w:val="single" w:sz="4" w:space="0" w:color="000000" w:themeColor="text1"/>
+              <w:bottom w:val="single" w:sz="4" w:space="0" w:color="000000" w:themeColor="text1"/>
+              <w:right w:val="single" w:sz="4" w:space="0" w:color="000000" w:themeColor="text1"/>
             </w:tcBorders>
             <w:tcMar>
               <w:top w:w="80" w:type="dxa"/>
@@ -3815,7 +3289,7 @@
             <w:r>
               <w:rPr>
                 <w:rStyle w:val="None"/>
-                <w:rFonts w:ascii="Roboto" w:hAnsi="Roboto" w:eastAsia="Roboto" w:cs="Roboto"/>
+                <w:rFonts w:ascii="Roboto" w:eastAsia="Roboto" w:hAnsi="Roboto" w:cs="Roboto"/>
                 <w:b/>
                 <w:bCs/>
                 <w:color w:val="1D2125"/>
@@ -3823,7 +3297,7 @@
                 <w:szCs w:val="24"/>
                 <w:u w:color="1D2125"/>
               </w:rPr>
-              <w:t>Bernard Bawak</w:t>
+              <w:t>Noah Barcomb</w:t>
             </w:r>
           </w:p>
         </w:tc>
@@ -3832,7 +3306,7 @@
             <w:tcW w:w="355" w:type="dxa"/>
             <w:tcBorders>
               <w:top w:val="nil"/>
-              <w:left w:val="single" w:color="000000" w:themeColor="text1" w:sz="4" w:space="0"/>
+              <w:left w:val="single" w:sz="4" w:space="0" w:color="000000" w:themeColor="text1"/>
               <w:bottom w:val="nil"/>
               <w:right w:val="nil"/>
             </w:tcBorders>
@@ -3848,16 +3322,16 @@
       </w:tr>
       <w:tr>
         <w:trPr>
-          <w:trHeight w:val="2810"/>
+          <w:trHeight w:val="2530"/>
         </w:trPr>
         <w:tc>
           <w:tcPr>
             <w:tcW w:w="9005" w:type="dxa"/>
             <w:tcBorders>
-              <w:top w:val="single" w:color="000000" w:themeColor="text1" w:sz="4" w:space="0"/>
-              <w:left w:val="single" w:color="000000" w:themeColor="text1" w:sz="4" w:space="0"/>
-              <w:bottom w:val="single" w:color="000000" w:themeColor="text1" w:sz="4" w:space="0"/>
-              <w:right w:val="single" w:color="000000" w:themeColor="text1" w:sz="4" w:space="0"/>
+              <w:top w:val="single" w:sz="4" w:space="0" w:color="000000" w:themeColor="text1"/>
+              <w:left w:val="single" w:sz="4" w:space="0" w:color="000000" w:themeColor="text1"/>
+              <w:bottom w:val="single" w:sz="4" w:space="0" w:color="000000" w:themeColor="text1"/>
+              <w:right w:val="single" w:sz="4" w:space="0" w:color="000000" w:themeColor="text1"/>
             </w:tcBorders>
             <w:tcMar>
               <w:top w:w="80" w:type="dxa"/>
@@ -3872,7 +3346,7 @@
               <w:spacing w:line="240" w:lineRule="auto"/>
               <w:rPr>
                 <w:rStyle w:val="None"/>
-                <w:rFonts w:ascii="Roboto" w:hAnsi="Roboto" w:eastAsia="Roboto" w:cs="Roboto"/>
+                <w:rFonts w:ascii="Roboto" w:eastAsia="Roboto" w:hAnsi="Roboto" w:cs="Roboto"/>
                 <w:i/>
                 <w:iCs/>
                 <w:color w:val="1D2125"/>
@@ -3884,7 +3358,7 @@
             <w:r>
               <w:rPr>
                 <w:rStyle w:val="None"/>
-                <w:rFonts w:ascii="Roboto" w:hAnsi="Roboto" w:eastAsia="Roboto" w:cs="Roboto"/>
+                <w:rFonts w:ascii="Roboto" w:eastAsia="Roboto" w:hAnsi="Roboto" w:cs="Roboto"/>
                 <w:i/>
                 <w:iCs/>
                 <w:color w:val="1D2125"/>
@@ -3906,17 +3380,17 @@
               <w:spacing w:line="240" w:lineRule="auto"/>
               <w:jc w:val="both"/>
               <w:rPr>
-                <w:rFonts w:ascii="Roboto" w:hAnsi="Roboto" w:eastAsia="Roboto" w:cs="Roboto"/>
-                <w:color w:val="1D2125"/>
-                <w:sz w:val="24"/>
-                <w:szCs w:val="24"/>
-                <w:u w:color="1D2125"/>
-              </w:rPr>
-            </w:pPr>
-            <w:r>
-              <w:rPr>
-                <w:rStyle w:val="None"/>
-                <w:rFonts w:ascii="Roboto" w:hAnsi="Roboto" w:eastAsia="Roboto" w:cs="Roboto"/>
+                <w:rFonts w:ascii="Roboto" w:eastAsia="Roboto" w:hAnsi="Roboto" w:cs="Roboto"/>
+                <w:color w:val="1D2125"/>
+                <w:sz w:val="24"/>
+                <w:szCs w:val="24"/>
+                <w:u w:color="1D2125"/>
+              </w:rPr>
+            </w:pPr>
+            <w:r>
+              <w:rPr>
+                <w:rStyle w:val="None"/>
+                <w:rFonts w:ascii="Roboto" w:eastAsia="Roboto" w:hAnsi="Roboto" w:cs="Roboto"/>
                 <w:color w:val="1D2125"/>
                 <w:sz w:val="24"/>
                 <w:szCs w:val="24"/>
@@ -3927,7 +3401,7 @@
             <w:r>
               <w:rPr>
                 <w:rStyle w:val="None"/>
-                <w:rFonts w:ascii="Roboto" w:hAnsi="Roboto" w:eastAsia="Roboto" w:cs="Roboto"/>
+                <w:rFonts w:ascii="Roboto" w:eastAsia="Roboto" w:hAnsi="Roboto" w:cs="Roboto"/>
                 <w:b/>
                 <w:bCs/>
                 <w:color w:val="1D2125"/>
@@ -3949,17 +3423,17 @@
               <w:spacing w:line="240" w:lineRule="auto"/>
               <w:jc w:val="both"/>
               <w:rPr>
-                <w:rFonts w:ascii="Roboto" w:hAnsi="Roboto" w:eastAsia="Roboto" w:cs="Roboto"/>
-                <w:color w:val="1D2125"/>
-                <w:sz w:val="24"/>
-                <w:szCs w:val="24"/>
-                <w:u w:color="1D2125"/>
-              </w:rPr>
-            </w:pPr>
-            <w:r>
-              <w:rPr>
-                <w:rStyle w:val="None"/>
-                <w:rFonts w:ascii="Roboto" w:hAnsi="Roboto" w:eastAsia="Roboto" w:cs="Roboto"/>
+                <w:rFonts w:ascii="Roboto" w:eastAsia="Roboto" w:hAnsi="Roboto" w:cs="Roboto"/>
+                <w:color w:val="1D2125"/>
+                <w:sz w:val="24"/>
+                <w:szCs w:val="24"/>
+                <w:u w:color="1D2125"/>
+              </w:rPr>
+            </w:pPr>
+            <w:r>
+              <w:rPr>
+                <w:rStyle w:val="None"/>
+                <w:rFonts w:ascii="Roboto" w:eastAsia="Roboto" w:hAnsi="Roboto" w:cs="Roboto"/>
                 <w:color w:val="1D2125"/>
                 <w:sz w:val="24"/>
                 <w:szCs w:val="24"/>
@@ -3970,7 +3444,7 @@
             <w:r>
               <w:rPr>
                 <w:rStyle w:val="None"/>
-                <w:rFonts w:ascii="Roboto" w:hAnsi="Roboto" w:eastAsia="Roboto" w:cs="Roboto"/>
+                <w:rFonts w:ascii="Roboto" w:eastAsia="Roboto" w:hAnsi="Roboto" w:cs="Roboto"/>
                 <w:b/>
                 <w:bCs/>
                 <w:color w:val="1D2125"/>
@@ -3992,17 +3466,17 @@
               <w:spacing w:line="240" w:lineRule="auto"/>
               <w:jc w:val="both"/>
               <w:rPr>
-                <w:rFonts w:ascii="Roboto" w:hAnsi="Roboto" w:eastAsia="Roboto" w:cs="Roboto"/>
-                <w:color w:val="1D2125"/>
-                <w:sz w:val="24"/>
-                <w:szCs w:val="24"/>
-                <w:u w:color="1D2125"/>
-              </w:rPr>
-            </w:pPr>
-            <w:r>
-              <w:rPr>
-                <w:rStyle w:val="None"/>
-                <w:rFonts w:ascii="Roboto" w:hAnsi="Roboto" w:eastAsia="Roboto" w:cs="Roboto"/>
+                <w:rFonts w:ascii="Roboto" w:eastAsia="Roboto" w:hAnsi="Roboto" w:cs="Roboto"/>
+                <w:color w:val="1D2125"/>
+                <w:sz w:val="24"/>
+                <w:szCs w:val="24"/>
+                <w:u w:color="1D2125"/>
+              </w:rPr>
+            </w:pPr>
+            <w:r>
+              <w:rPr>
+                <w:rStyle w:val="None"/>
+                <w:rFonts w:ascii="Roboto" w:eastAsia="Roboto" w:hAnsi="Roboto" w:cs="Roboto"/>
                 <w:color w:val="1D2125"/>
                 <w:sz w:val="24"/>
                 <w:szCs w:val="24"/>
@@ -4013,7 +3487,7 @@
             <w:r>
               <w:rPr>
                 <w:rStyle w:val="None"/>
-                <w:rFonts w:ascii="Roboto" w:hAnsi="Roboto" w:eastAsia="Roboto" w:cs="Roboto"/>
+                <w:rFonts w:ascii="Roboto" w:eastAsia="Roboto" w:hAnsi="Roboto" w:cs="Roboto"/>
                 <w:b/>
                 <w:bCs/>
                 <w:color w:val="1D2125"/>
@@ -4035,17 +3509,17 @@
               <w:spacing w:line="240" w:lineRule="auto"/>
               <w:jc w:val="both"/>
               <w:rPr>
-                <w:rFonts w:ascii="Roboto" w:hAnsi="Roboto" w:eastAsia="Roboto" w:cs="Roboto"/>
-                <w:color w:val="1D2125"/>
-                <w:sz w:val="24"/>
-                <w:szCs w:val="24"/>
-                <w:u w:color="1D2125"/>
-              </w:rPr>
-            </w:pPr>
-            <w:r>
-              <w:rPr>
-                <w:rStyle w:val="None"/>
-                <w:rFonts w:ascii="Roboto" w:hAnsi="Roboto" w:eastAsia="Roboto" w:cs="Roboto"/>
+                <w:rFonts w:ascii="Roboto" w:eastAsia="Roboto" w:hAnsi="Roboto" w:cs="Roboto"/>
+                <w:color w:val="1D2125"/>
+                <w:sz w:val="24"/>
+                <w:szCs w:val="24"/>
+                <w:u w:color="1D2125"/>
+              </w:rPr>
+            </w:pPr>
+            <w:r>
+              <w:rPr>
+                <w:rStyle w:val="None"/>
+                <w:rFonts w:ascii="Roboto" w:eastAsia="Roboto" w:hAnsi="Roboto" w:cs="Roboto"/>
                 <w:color w:val="1D2125"/>
                 <w:sz w:val="24"/>
                 <w:szCs w:val="24"/>
@@ -4056,7 +3530,7 @@
             <w:r>
               <w:rPr>
                 <w:rStyle w:val="None"/>
-                <w:rFonts w:ascii="Roboto" w:hAnsi="Roboto" w:eastAsia="Roboto" w:cs="Roboto"/>
+                <w:rFonts w:ascii="Roboto" w:eastAsia="Roboto" w:hAnsi="Roboto" w:cs="Roboto"/>
                 <w:b/>
                 <w:bCs/>
                 <w:color w:val="1D2125"/>
@@ -4073,7 +3547,308 @@
             <w:tcW w:w="355" w:type="dxa"/>
             <w:tcBorders>
               <w:top w:val="nil"/>
-              <w:left w:val="single" w:color="000000" w:themeColor="text1" w:sz="4" w:space="0"/>
+              <w:left w:val="single" w:sz="4" w:space="0" w:color="000000" w:themeColor="text1"/>
+              <w:bottom w:val="nil"/>
+              <w:right w:val="nil"/>
+            </w:tcBorders>
+            <w:tcMar>
+              <w:top w:w="80" w:type="dxa"/>
+              <w:left w:w="80" w:type="dxa"/>
+              <w:bottom w:w="80" w:type="dxa"/>
+              <w:right w:w="80" w:type="dxa"/>
+            </w:tcMar>
+          </w:tcPr>
+          <w:p/>
+        </w:tc>
+      </w:tr>
+      <w:tr>
+        <w:trPr>
+          <w:trHeight w:val="290"/>
+        </w:trPr>
+        <w:tc>
+          <w:tcPr>
+            <w:tcW w:w="9005" w:type="dxa"/>
+            <w:tcBorders>
+              <w:top w:val="single" w:sz="4" w:space="0" w:color="000000" w:themeColor="text1"/>
+              <w:left w:val="single" w:sz="4" w:space="0" w:color="000000" w:themeColor="text1"/>
+              <w:bottom w:val="single" w:sz="4" w:space="0" w:color="000000" w:themeColor="text1"/>
+              <w:right w:val="single" w:sz="4" w:space="0" w:color="000000" w:themeColor="text1"/>
+            </w:tcBorders>
+            <w:tcMar>
+              <w:top w:w="80" w:type="dxa"/>
+              <w:left w:w="80" w:type="dxa"/>
+              <w:bottom w:w="80" w:type="dxa"/>
+              <w:right w:w="80" w:type="dxa"/>
+            </w:tcMar>
+          </w:tcPr>
+          <w:p>
+            <w:pPr>
+              <w:pStyle w:val="Body"/>
+              <w:spacing w:line="240" w:lineRule="auto"/>
+              <w:jc w:val="center"/>
+            </w:pPr>
+            <w:r>
+              <w:rPr>
+                <w:rStyle w:val="None"/>
+                <w:rFonts w:ascii="Roboto" w:eastAsia="Roboto" w:hAnsi="Roboto" w:cs="Roboto"/>
+                <w:b/>
+                <w:bCs/>
+                <w:color w:val="1D2125"/>
+                <w:sz w:val="24"/>
+                <w:szCs w:val="24"/>
+                <w:u w:color="1D2125"/>
+              </w:rPr>
+              <w:t>Bernard Bawak</w:t>
+            </w:r>
+          </w:p>
+        </w:tc>
+        <w:tc>
+          <w:tcPr>
+            <w:tcW w:w="355" w:type="dxa"/>
+            <w:tcBorders>
+              <w:top w:val="nil"/>
+              <w:left w:val="single" w:sz="4" w:space="0" w:color="000000" w:themeColor="text1"/>
+              <w:bottom w:val="nil"/>
+              <w:right w:val="nil"/>
+            </w:tcBorders>
+            <w:tcMar>
+              <w:top w:w="80" w:type="dxa"/>
+              <w:left w:w="80" w:type="dxa"/>
+              <w:bottom w:w="80" w:type="dxa"/>
+              <w:right w:w="80" w:type="dxa"/>
+            </w:tcMar>
+          </w:tcPr>
+          <w:p/>
+        </w:tc>
+      </w:tr>
+      <w:tr>
+        <w:trPr>
+          <w:trHeight w:val="2810"/>
+        </w:trPr>
+        <w:tc>
+          <w:tcPr>
+            <w:tcW w:w="9005" w:type="dxa"/>
+            <w:tcBorders>
+              <w:top w:val="single" w:sz="4" w:space="0" w:color="000000" w:themeColor="text1"/>
+              <w:left w:val="single" w:sz="4" w:space="0" w:color="000000" w:themeColor="text1"/>
+              <w:bottom w:val="single" w:sz="4" w:space="0" w:color="000000" w:themeColor="text1"/>
+              <w:right w:val="single" w:sz="4" w:space="0" w:color="000000" w:themeColor="text1"/>
+            </w:tcBorders>
+            <w:tcMar>
+              <w:top w:w="80" w:type="dxa"/>
+              <w:left w:w="80" w:type="dxa"/>
+              <w:bottom w:w="80" w:type="dxa"/>
+              <w:right w:w="80" w:type="dxa"/>
+            </w:tcMar>
+          </w:tcPr>
+          <w:p>
+            <w:pPr>
+              <w:pStyle w:val="Body"/>
+              <w:spacing w:line="240" w:lineRule="auto"/>
+              <w:rPr>
+                <w:rStyle w:val="None"/>
+                <w:rFonts w:ascii="Roboto" w:eastAsia="Roboto" w:hAnsi="Roboto" w:cs="Roboto"/>
+                <w:i/>
+                <w:iCs/>
+                <w:color w:val="1D2125"/>
+                <w:sz w:val="24"/>
+                <w:szCs w:val="24"/>
+                <w:u w:color="1D2125"/>
+              </w:rPr>
+            </w:pPr>
+            <w:r>
+              <w:rPr>
+                <w:rStyle w:val="None"/>
+                <w:rFonts w:ascii="Roboto" w:eastAsia="Roboto" w:hAnsi="Roboto" w:cs="Roboto"/>
+                <w:i/>
+                <w:iCs/>
+                <w:color w:val="1D2125"/>
+                <w:sz w:val="24"/>
+                <w:szCs w:val="24"/>
+                <w:u w:color="1D2125"/>
+              </w:rPr>
+              <w:t xml:space="preserve">List the answers you received from the user after Tree test below - </w:t>
+            </w:r>
+          </w:p>
+          <w:p>
+            <w:pPr>
+              <w:pStyle w:val="ListParagraph"/>
+              <w:numPr>
+                <w:ilvl w:val="0"/>
+                <w:numId w:val="4"/>
+              </w:numPr>
+              <w:shd w:val="clear" w:color="auto" w:fill="F8F9FA"/>
+              <w:spacing w:line="240" w:lineRule="auto"/>
+              <w:jc w:val="both"/>
+              <w:rPr>
+                <w:rFonts w:ascii="Roboto" w:eastAsia="Roboto" w:hAnsi="Roboto" w:cs="Roboto"/>
+                <w:color w:val="1D2125"/>
+                <w:sz w:val="24"/>
+                <w:szCs w:val="24"/>
+                <w:u w:color="1D2125"/>
+              </w:rPr>
+            </w:pPr>
+            <w:r>
+              <w:rPr>
+                <w:rStyle w:val="None"/>
+                <w:rFonts w:ascii="Roboto" w:eastAsia="Roboto" w:hAnsi="Roboto" w:cs="Roboto"/>
+                <w:color w:val="1D2125"/>
+                <w:sz w:val="24"/>
+                <w:szCs w:val="24"/>
+                <w:u w:color="1D2125"/>
+              </w:rPr>
+              <w:t xml:space="preserve">Did you find the pages where you thought they should?  If not, which pages were not where you expected them to be in the menu hierarchy?  </w:t>
+            </w:r>
+            <w:r>
+              <w:rPr>
+                <w:rStyle w:val="None"/>
+                <w:rFonts w:ascii="Roboto" w:eastAsia="Roboto" w:hAnsi="Roboto" w:cs="Roboto"/>
+                <w:b/>
+                <w:bCs/>
+                <w:color w:val="1D2125"/>
+                <w:sz w:val="24"/>
+                <w:szCs w:val="24"/>
+                <w:u w:color="1D2125"/>
+              </w:rPr>
+              <w:t>ANS:</w:t>
+            </w:r>
+          </w:p>
+          <w:p>
+            <w:pPr>
+              <w:pStyle w:val="ListParagraph"/>
+              <w:numPr>
+                <w:ilvl w:val="0"/>
+                <w:numId w:val="4"/>
+              </w:numPr>
+              <w:shd w:val="clear" w:color="auto" w:fill="F8F9FA"/>
+              <w:spacing w:line="240" w:lineRule="auto"/>
+              <w:jc w:val="both"/>
+              <w:rPr>
+                <w:rFonts w:ascii="Roboto" w:eastAsia="Roboto" w:hAnsi="Roboto" w:cs="Roboto"/>
+                <w:color w:val="1D2125"/>
+                <w:sz w:val="24"/>
+                <w:szCs w:val="24"/>
+                <w:u w:color="1D2125"/>
+              </w:rPr>
+            </w:pPr>
+            <w:r>
+              <w:rPr>
+                <w:rStyle w:val="None"/>
+                <w:rFonts w:ascii="Roboto" w:eastAsia="Roboto" w:hAnsi="Roboto" w:cs="Roboto"/>
+                <w:color w:val="1D2125"/>
+                <w:sz w:val="24"/>
+                <w:szCs w:val="24"/>
+                <w:u w:color="1D2125"/>
+              </w:rPr>
+              <w:t>Did it take more time than you thought it would take?  If so, why do you think it took longer?</w:t>
+            </w:r>
+            <w:r>
+              <w:rPr>
+                <w:rStyle w:val="None"/>
+                <w:rFonts w:ascii="Roboto" w:eastAsia="Roboto" w:hAnsi="Roboto" w:cs="Roboto"/>
+                <w:b/>
+                <w:bCs/>
+                <w:color w:val="1D2125"/>
+                <w:sz w:val="24"/>
+                <w:szCs w:val="24"/>
+                <w:u w:color="1D2125"/>
+              </w:rPr>
+              <w:t xml:space="preserve"> ANS:</w:t>
+            </w:r>
+          </w:p>
+          <w:p>
+            <w:pPr>
+              <w:pStyle w:val="ListParagraph"/>
+              <w:numPr>
+                <w:ilvl w:val="0"/>
+                <w:numId w:val="4"/>
+              </w:numPr>
+              <w:shd w:val="clear" w:color="auto" w:fill="F8F9FA"/>
+              <w:spacing w:line="240" w:lineRule="auto"/>
+              <w:jc w:val="both"/>
+              <w:rPr>
+                <w:rFonts w:ascii="Roboto" w:eastAsia="Roboto" w:hAnsi="Roboto" w:cs="Roboto"/>
+                <w:color w:val="1D2125"/>
+                <w:sz w:val="24"/>
+                <w:szCs w:val="24"/>
+                <w:u w:color="1D2125"/>
+              </w:rPr>
+            </w:pPr>
+            <w:r>
+              <w:rPr>
+                <w:rStyle w:val="None"/>
+                <w:rFonts w:ascii="Roboto" w:eastAsia="Roboto" w:hAnsi="Roboto" w:cs="Roboto"/>
+                <w:color w:val="1D2125"/>
+                <w:sz w:val="24"/>
+                <w:szCs w:val="24"/>
+                <w:u w:color="1D2125"/>
+              </w:rPr>
+              <w:t>Were menu items labeled properly to indicate relevant resources?  If not, what was mislabeled and how would you correct it?</w:t>
+            </w:r>
+            <w:r>
+              <w:rPr>
+                <w:rStyle w:val="None"/>
+                <w:rFonts w:ascii="Roboto" w:eastAsia="Roboto" w:hAnsi="Roboto" w:cs="Roboto"/>
+                <w:b/>
+                <w:bCs/>
+                <w:color w:val="1D2125"/>
+                <w:sz w:val="24"/>
+                <w:szCs w:val="24"/>
+                <w:u w:color="1D2125"/>
+              </w:rPr>
+              <w:t xml:space="preserve"> ANS:</w:t>
+            </w:r>
+          </w:p>
+          <w:p>
+            <w:pPr>
+              <w:pStyle w:val="ListParagraph"/>
+              <w:numPr>
+                <w:ilvl w:val="0"/>
+                <w:numId w:val="4"/>
+              </w:numPr>
+              <w:shd w:val="clear" w:color="auto" w:fill="F8F9FA"/>
+              <w:spacing w:line="240" w:lineRule="auto"/>
+              <w:jc w:val="both"/>
+              <w:rPr>
+                <w:rFonts w:ascii="Roboto" w:eastAsia="Roboto" w:hAnsi="Roboto" w:cs="Roboto"/>
+                <w:color w:val="1D2125"/>
+                <w:sz w:val="24"/>
+                <w:szCs w:val="24"/>
+                <w:u w:color="1D2125"/>
+              </w:rPr>
+            </w:pPr>
+            <w:r>
+              <w:rPr>
+                <w:rStyle w:val="None"/>
+                <w:rFonts w:ascii="Roboto" w:eastAsia="Roboto" w:hAnsi="Roboto" w:cs="Roboto"/>
+                <w:color w:val="1D2125"/>
+                <w:sz w:val="24"/>
+                <w:szCs w:val="24"/>
+                <w:u w:color="1D2125"/>
+              </w:rPr>
+              <w:t>Do you have any suggestions to make the site navigation easier?</w:t>
+            </w:r>
+            <w:r>
+              <w:rPr>
+                <w:rStyle w:val="None"/>
+                <w:rFonts w:ascii="Roboto" w:eastAsia="Roboto" w:hAnsi="Roboto" w:cs="Roboto"/>
+                <w:b/>
+                <w:bCs/>
+                <w:color w:val="1D2125"/>
+                <w:sz w:val="24"/>
+                <w:szCs w:val="24"/>
+                <w:u w:color="1D2125"/>
+              </w:rPr>
+              <w:t xml:space="preserve"> ANS:</w:t>
+            </w:r>
+          </w:p>
+        </w:tc>
+        <w:tc>
+          <w:tcPr>
+            <w:tcW w:w="355" w:type="dxa"/>
+            <w:tcBorders>
+              <w:top w:val="nil"/>
+              <w:left w:val="single" w:sz="4" w:space="0" w:color="000000" w:themeColor="text1"/>
               <w:bottom w:val="nil"/>
               <w:right w:val="nil"/>
             </w:tcBorders>
@@ -4095,7 +3870,7 @@
         <w:spacing w:line="240" w:lineRule="auto"/>
         <w:rPr>
           <w:rStyle w:val="None"/>
-          <w:rFonts w:ascii="Roboto" w:hAnsi="Roboto" w:eastAsia="Roboto" w:cs="Roboto"/>
+          <w:rFonts w:ascii="Roboto" w:eastAsia="Roboto" w:hAnsi="Roboto" w:cs="Roboto"/>
           <w:b/>
           <w:bCs/>
           <w:color w:val="1D2125"/>
@@ -4116,7 +3891,7 @@
         <w:shd w:val="clear" w:color="auto" w:fill="F8F9FA"/>
         <w:rPr>
           <w:rStyle w:val="None"/>
-          <w:rFonts w:ascii="Roboto" w:hAnsi="Roboto" w:eastAsia="Roboto" w:cs="Roboto"/>
+          <w:rFonts w:ascii="Roboto" w:eastAsia="Roboto" w:hAnsi="Roboto" w:cs="Roboto"/>
           <w:b/>
           <w:bCs/>
           <w:color w:val="1D2125"/>
@@ -4131,12 +3906,12 @@
         <w:tblW w:w="9360" w:type="dxa"/>
         <w:tblInd w:w="108" w:type="dxa"/>
         <w:tblBorders>
-          <w:top w:val="single" w:color="FFFFFF" w:sz="8" w:space="0"/>
-          <w:left w:val="single" w:color="FFFFFF" w:sz="8" w:space="0"/>
-          <w:bottom w:val="single" w:color="FFFFFF" w:sz="8" w:space="0"/>
-          <w:right w:val="single" w:color="FFFFFF" w:sz="8" w:space="0"/>
-          <w:insideH w:val="single" w:color="FFFFFF" w:sz="8" w:space="0"/>
-          <w:insideV w:val="single" w:color="FFFFFF" w:sz="8" w:space="0"/>
+          <w:top w:val="single" w:sz="8" w:space="0" w:color="FFFFFF"/>
+          <w:left w:val="single" w:sz="8" w:space="0" w:color="FFFFFF"/>
+          <w:bottom w:val="single" w:sz="8" w:space="0" w:color="FFFFFF"/>
+          <w:right w:val="single" w:sz="8" w:space="0" w:color="FFFFFF"/>
+          <w:insideH w:val="single" w:sz="8" w:space="0" w:color="FFFFFF"/>
+          <w:insideV w:val="single" w:sz="8" w:space="0" w:color="FFFFFF"/>
         </w:tblBorders>
         <w:shd w:val="clear" w:color="auto" w:fill="CED7E7"/>
         <w:tblLayout w:type="fixed"/>
@@ -4153,10 +3928,10 @@
           <w:tcPr>
             <w:tcW w:w="9360" w:type="dxa"/>
             <w:tcBorders>
-              <w:top w:val="single" w:color="000000" w:sz="4" w:space="0"/>
-              <w:left w:val="single" w:color="000000" w:sz="4" w:space="0"/>
-              <w:bottom w:val="single" w:color="000000" w:sz="4" w:space="0"/>
-              <w:right w:val="single" w:color="000000" w:sz="4" w:space="0"/>
+              <w:top w:val="single" w:sz="4" w:space="0" w:color="000000"/>
+              <w:left w:val="single" w:sz="4" w:space="0" w:color="000000"/>
+              <w:bottom w:val="single" w:sz="4" w:space="0" w:color="000000"/>
+              <w:right w:val="single" w:sz="4" w:space="0" w:color="000000"/>
             </w:tcBorders>
             <w:tcMar>
               <w:top w:w="80" w:type="dxa"/>
@@ -4173,7 +3948,7 @@
             <w:r>
               <w:rPr>
                 <w:rStyle w:val="None"/>
-                <w:rFonts w:ascii="Roboto" w:hAnsi="Roboto" w:eastAsia="Roboto" w:cs="Roboto"/>
+                <w:rFonts w:ascii="Roboto" w:eastAsia="Roboto" w:hAnsi="Roboto" w:cs="Roboto"/>
                 <w:b/>
                 <w:bCs/>
                 <w:color w:val="1D2125"/>
@@ -4194,10 +3969,10 @@
           <w:tcPr>
             <w:tcW w:w="9360" w:type="dxa"/>
             <w:tcBorders>
-              <w:top w:val="single" w:color="000000" w:sz="4" w:space="0"/>
-              <w:left w:val="single" w:color="000000" w:sz="4" w:space="0"/>
-              <w:bottom w:val="single" w:color="000000" w:sz="4" w:space="0"/>
-              <w:right w:val="single" w:color="000000" w:sz="4" w:space="0"/>
+              <w:top w:val="single" w:sz="4" w:space="0" w:color="000000"/>
+              <w:left w:val="single" w:sz="4" w:space="0" w:color="000000"/>
+              <w:bottom w:val="single" w:sz="4" w:space="0" w:color="000000"/>
+              <w:right w:val="single" w:sz="4" w:space="0" w:color="000000"/>
             </w:tcBorders>
             <w:tcMar>
               <w:top w:w="80" w:type="dxa"/>
@@ -4214,7 +3989,7 @@
             <w:r>
               <w:rPr>
                 <w:rStyle w:val="None"/>
-                <w:rFonts w:ascii="Roboto" w:hAnsi="Roboto" w:eastAsia="Roboto" w:cs="Roboto"/>
+                <w:rFonts w:ascii="Roboto" w:eastAsia="Roboto" w:hAnsi="Roboto" w:cs="Roboto"/>
                 <w:i/>
                 <w:iCs/>
                 <w:color w:val="1D2125"/>
@@ -4222,20 +3997,8 @@
                 <w:szCs w:val="24"/>
                 <w:u w:color="1D2125"/>
               </w:rPr>
-              <w:t>Insert the team’</w:t>
-            </w:r>
-            <w:r>
-              <w:rPr>
-                <w:rStyle w:val="None"/>
-                <w:rFonts w:ascii="Roboto" w:hAnsi="Roboto" w:eastAsia="Roboto" w:cs="Roboto"/>
-                <w:i/>
-                <w:iCs/>
-                <w:color w:val="1D2125"/>
-                <w:sz w:val="24"/>
-                <w:szCs w:val="24"/>
-                <w:u w:color="1D2125"/>
-              </w:rPr>
-              <w:t>s assessment of the sitemap generated based on the Tree Testing.  Include any weaknesses, strengths, and any possible modifications here.</w:t>
+              <w:lastRenderedPageBreak/>
+              <w:t>Insert the team’s assessment of the sitemap generated based on the Tree Testing.  Include any weaknesses, strengths, and any possible modifications here.</w:t>
             </w:r>
           </w:p>
         </w:tc>
@@ -4248,10 +4011,10 @@
           <w:tcPr>
             <w:tcW w:w="9360" w:type="dxa"/>
             <w:tcBorders>
-              <w:top w:val="single" w:color="000000" w:sz="4" w:space="0"/>
-              <w:left w:val="single" w:color="000000" w:sz="4" w:space="0"/>
-              <w:bottom w:val="single" w:color="000000" w:sz="4" w:space="0"/>
-              <w:right w:val="single" w:color="000000" w:sz="4" w:space="0"/>
+              <w:top w:val="single" w:sz="4" w:space="0" w:color="000000"/>
+              <w:left w:val="single" w:sz="4" w:space="0" w:color="000000"/>
+              <w:bottom w:val="single" w:sz="4" w:space="0" w:color="000000"/>
+              <w:right w:val="single" w:sz="4" w:space="0" w:color="000000"/>
             </w:tcBorders>
             <w:tcMar>
               <w:top w:w="80" w:type="dxa"/>
@@ -4269,7 +4032,7 @@
             <w:r>
               <w:rPr>
                 <w:rStyle w:val="None"/>
-                <w:rFonts w:ascii="Roboto" w:hAnsi="Roboto" w:eastAsia="Roboto" w:cs="Roboto"/>
+                <w:rFonts w:ascii="Roboto" w:eastAsia="Roboto" w:hAnsi="Roboto" w:cs="Roboto"/>
                 <w:b/>
                 <w:bCs/>
                 <w:color w:val="1D2125"/>
@@ -4290,10 +4053,10 @@
           <w:tcPr>
             <w:tcW w:w="9360" w:type="dxa"/>
             <w:tcBorders>
-              <w:top w:val="single" w:color="000000" w:sz="4" w:space="0"/>
-              <w:left w:val="single" w:color="000000" w:sz="4" w:space="0"/>
-              <w:bottom w:val="single" w:color="000000" w:sz="4" w:space="0"/>
-              <w:right w:val="single" w:color="000000" w:sz="4" w:space="0"/>
+              <w:top w:val="single" w:sz="4" w:space="0" w:color="000000"/>
+              <w:left w:val="single" w:sz="4" w:space="0" w:color="000000"/>
+              <w:bottom w:val="single" w:sz="4" w:space="0" w:color="000000"/>
+              <w:right w:val="single" w:sz="4" w:space="0" w:color="000000"/>
             </w:tcBorders>
             <w:tcMar>
               <w:top w:w="80" w:type="dxa"/>
@@ -4310,7 +4073,7 @@
             <w:r>
               <w:rPr>
                 <w:rStyle w:val="None"/>
-                <w:rFonts w:ascii="Roboto" w:hAnsi="Roboto" w:eastAsia="Roboto" w:cs="Roboto"/>
+                <w:rFonts w:ascii="Roboto" w:eastAsia="Roboto" w:hAnsi="Roboto" w:cs="Roboto"/>
                 <w:i/>
                 <w:iCs/>
                 <w:color w:val="1D2125"/>
@@ -4332,9 +4095,9 @@
       </w:pPr>
     </w:p>
     <w:sectPr>
-      <w:headerReference w:type="default" r:id="rId9"/>
-      <w:footerReference w:type="default" r:id="rId10"/>
-      <w:pgSz w:w="12240" w:h="15840" w:orient="portrait"/>
+      <w:headerReference w:type="default" r:id="rId10"/>
+      <w:footerReference w:type="default" r:id="rId11"/>
+      <w:pgSz w:w="12240" w:h="15840"/>
       <w:pgMar w:top="1152" w:right="1440" w:bottom="1152" w:left="1440" w:header="720" w:footer="720" w:gutter="0"/>
       <w:pgNumType w:start="1"/>
       <w:cols w:space="720"/>
@@ -4367,6 +4130,9 @@
   <w:p>
     <w:pPr>
       <w:pStyle w:val="HeaderFooter"/>
+      <w:rPr>
+        <w:rFonts w:hint="eastAsia"/>
+      </w:rPr>
     </w:pPr>
   </w:p>
 </w:ftr>
@@ -4396,6 +4162,9 @@
   <w:p>
     <w:pPr>
       <w:pStyle w:val="HeaderFooter"/>
+      <w:rPr>
+        <w:rFonts w:hint="eastAsia"/>
+      </w:rPr>
     </w:pPr>
   </w:p>
 </w:hdr>
@@ -4403,10 +4172,11 @@
 
 <file path=word/numbering.xml><?xml version="1.0" encoding="utf-8"?>
 <w:numbering xmlns:wpc="http://schemas.microsoft.com/office/word/2010/wordprocessingCanvas" xmlns:cx="http://schemas.microsoft.com/office/drawing/2014/chartex" xmlns:cx1="http://schemas.microsoft.com/office/drawing/2015/9/8/chartex" xmlns:cx2="http://schemas.microsoft.com/office/drawing/2015/10/21/chartex" xmlns:cx3="http://schemas.microsoft.com/office/drawing/2016/5/9/chartex" xmlns:cx4="http://schemas.microsoft.com/office/drawing/2016/5/10/chartex" xmlns:cx5="http://schemas.microsoft.com/office/drawing/2016/5/11/chartex" xmlns:cx6="http://schemas.microsoft.com/office/drawing/2016/5/12/chartex" xmlns:cx7="http://schemas.microsoft.com/office/drawing/2016/5/13/chartex" xmlns:cx8="http://schemas.microsoft.com/office/drawing/2016/5/14/chartex" xmlns:mc="http://schemas.openxmlformats.org/markup-compatibility/2006" xmlns:aink="http://schemas.microsoft.com/office/drawing/2016/ink" xmlns:am3d="http://schemas.microsoft.com/office/drawing/2017/model3d" xmlns:o="urn:schemas-microsoft-com:office:office" xmlns:oel="http://schemas.microsoft.com/office/2019/extlst" xmlns:r="http://schemas.openxmlformats.org/officeDocument/2006/relationships" xmlns:m="http://schemas.openxmlformats.org/officeDocument/2006/math" xmlns:v="urn:schemas-microsoft-com:vml" xmlns:wp14="http://schemas.microsoft.com/office/word/2010/wordprocessingDrawing" xmlns:wp="http://schemas.openxmlformats.org/drawingml/2006/wordprocessingDrawing" xmlns:w10="urn:schemas-microsoft-com:office:word" xmlns:w="http://schemas.openxmlformats.org/wordprocessingml/2006/main" xmlns:w14="http://schemas.microsoft.com/office/word/2010/wordml" xmlns:w15="http://schemas.microsoft.com/office/word/2012/wordml" xmlns:w16cex="http://schemas.microsoft.com/office/word/2018/wordml/cex" xmlns:w16cid="http://schemas.microsoft.com/office/word/2016/wordml/cid" xmlns:w16="http://schemas.microsoft.com/office/word/2018/wordml" xmlns:w16du="http://schemas.microsoft.com/office/word/2023/wordml/word16du" xmlns:w16sdtdh="http://schemas.microsoft.com/office/word/2020/wordml/sdtdatahash" xmlns:w16sdtfl="http://schemas.microsoft.com/office/word/2024/wordml/sdtformatlock" xmlns:w16se="http://schemas.microsoft.com/office/word/2015/wordml/symex" xmlns:wpg="http://schemas.microsoft.com/office/word/2010/wordprocessingGroup" xmlns:wpi="http://schemas.microsoft.com/office/word/2010/wordprocessingInk" xmlns:wne="http://schemas.microsoft.com/office/word/2006/wordml" xmlns:wps="http://schemas.microsoft.com/office/word/2010/wordprocessingShape" mc:Ignorable="w14 w15 w16se w16cid w16 w16cex w16sdtdh w16sdtfl w16du wp14">
-  <w:abstractNum xmlns:w="http://schemas.openxmlformats.org/wordprocessingml/2006/main" w:abstractNumId="3">
-    <w:nsid w:val="3093254e"/>
-    <w:multiLevelType xmlns:w="http://schemas.openxmlformats.org/wordprocessingml/2006/main" w:val="hybridMultilevel"/>
-    <w:lvl xmlns:w="http://schemas.openxmlformats.org/wordprocessingml/2006/main" w:ilvl="0">
+  <w:abstractNum w:abstractNumId="0" w15:restartNumberingAfterBreak="0">
+    <w:nsid w:val="3093254E"/>
+    <w:multiLevelType w:val="hybridMultilevel"/>
+    <w:tmpl w:val="D8D02090"/>
+    <w:lvl w:ilvl="0" w:tplc="9612D7AE">
       <w:start w:val="1"/>
       <w:numFmt w:val="bullet"/>
       <w:lvlText w:val="-"/>
@@ -4415,10 +4185,10 @@
         <w:ind w:left="720" w:hanging="360"/>
       </w:pPr>
       <w:rPr>
-        <w:rFonts w:hint="default" w:ascii="Aptos" w:hAnsi="Aptos"/>
+        <w:rFonts w:ascii="Aptos" w:hAnsi="Aptos" w:hint="default"/>
       </w:rPr>
     </w:lvl>
-    <w:lvl xmlns:w="http://schemas.openxmlformats.org/wordprocessingml/2006/main" w:ilvl="1">
+    <w:lvl w:ilvl="1" w:tplc="ADD08054">
       <w:start w:val="1"/>
       <w:numFmt w:val="bullet"/>
       <w:lvlText w:val="o"/>
@@ -4427,10 +4197,10 @@
         <w:ind w:left="1440" w:hanging="360"/>
       </w:pPr>
       <w:rPr>
-        <w:rFonts w:hint="default" w:ascii="Courier New" w:hAnsi="Courier New"/>
+        <w:rFonts w:ascii="Courier New" w:hAnsi="Courier New" w:hint="default"/>
       </w:rPr>
     </w:lvl>
-    <w:lvl xmlns:w="http://schemas.openxmlformats.org/wordprocessingml/2006/main" w:ilvl="2">
+    <w:lvl w:ilvl="2" w:tplc="B6A21026">
       <w:start w:val="1"/>
       <w:numFmt w:val="bullet"/>
       <w:lvlText w:val=""/>
@@ -4439,10 +4209,10 @@
         <w:ind w:left="2160" w:hanging="360"/>
       </w:pPr>
       <w:rPr>
-        <w:rFonts w:hint="default" w:ascii="Wingdings" w:hAnsi="Wingdings"/>
+        <w:rFonts w:ascii="Wingdings" w:hAnsi="Wingdings" w:hint="default"/>
       </w:rPr>
     </w:lvl>
-    <w:lvl xmlns:w="http://schemas.openxmlformats.org/wordprocessingml/2006/main" w:ilvl="3">
+    <w:lvl w:ilvl="3" w:tplc="F8BA8D7A">
       <w:start w:val="1"/>
       <w:numFmt w:val="bullet"/>
       <w:lvlText w:val=""/>
@@ -4451,10 +4221,10 @@
         <w:ind w:left="2880" w:hanging="360"/>
       </w:pPr>
       <w:rPr>
-        <w:rFonts w:hint="default" w:ascii="Symbol" w:hAnsi="Symbol"/>
+        <w:rFonts w:ascii="Symbol" w:hAnsi="Symbol" w:hint="default"/>
       </w:rPr>
     </w:lvl>
-    <w:lvl xmlns:w="http://schemas.openxmlformats.org/wordprocessingml/2006/main" w:ilvl="4">
+    <w:lvl w:ilvl="4" w:tplc="1746611A">
       <w:start w:val="1"/>
       <w:numFmt w:val="bullet"/>
       <w:lvlText w:val="o"/>
@@ -4463,10 +4233,10 @@
         <w:ind w:left="3600" w:hanging="360"/>
       </w:pPr>
       <w:rPr>
-        <w:rFonts w:hint="default" w:ascii="Courier New" w:hAnsi="Courier New"/>
+        <w:rFonts w:ascii="Courier New" w:hAnsi="Courier New" w:hint="default"/>
       </w:rPr>
     </w:lvl>
-    <w:lvl xmlns:w="http://schemas.openxmlformats.org/wordprocessingml/2006/main" w:ilvl="5">
+    <w:lvl w:ilvl="5" w:tplc="805849A6">
       <w:start w:val="1"/>
       <w:numFmt w:val="bullet"/>
       <w:lvlText w:val=""/>
@@ -4475,10 +4245,10 @@
         <w:ind w:left="4320" w:hanging="360"/>
       </w:pPr>
       <w:rPr>
-        <w:rFonts w:hint="default" w:ascii="Wingdings" w:hAnsi="Wingdings"/>
+        <w:rFonts w:ascii="Wingdings" w:hAnsi="Wingdings" w:hint="default"/>
       </w:rPr>
     </w:lvl>
-    <w:lvl xmlns:w="http://schemas.openxmlformats.org/wordprocessingml/2006/main" w:ilvl="6">
+    <w:lvl w:ilvl="6" w:tplc="E0A6BAFA">
       <w:start w:val="1"/>
       <w:numFmt w:val="bullet"/>
       <w:lvlText w:val=""/>
@@ -4487,10 +4257,10 @@
         <w:ind w:left="5040" w:hanging="360"/>
       </w:pPr>
       <w:rPr>
-        <w:rFonts w:hint="default" w:ascii="Symbol" w:hAnsi="Symbol"/>
+        <w:rFonts w:ascii="Symbol" w:hAnsi="Symbol" w:hint="default"/>
       </w:rPr>
     </w:lvl>
-    <w:lvl xmlns:w="http://schemas.openxmlformats.org/wordprocessingml/2006/main" w:ilvl="7">
+    <w:lvl w:ilvl="7" w:tplc="914C85F4">
       <w:start w:val="1"/>
       <w:numFmt w:val="bullet"/>
       <w:lvlText w:val="o"/>
@@ -4499,10 +4269,10 @@
         <w:ind w:left="5760" w:hanging="360"/>
       </w:pPr>
       <w:rPr>
-        <w:rFonts w:hint="default" w:ascii="Courier New" w:hAnsi="Courier New"/>
+        <w:rFonts w:ascii="Courier New" w:hAnsi="Courier New" w:hint="default"/>
       </w:rPr>
     </w:lvl>
-    <w:lvl xmlns:w="http://schemas.openxmlformats.org/wordprocessingml/2006/main" w:ilvl="8">
+    <w:lvl w:ilvl="8" w:tplc="7B2002D2">
       <w:start w:val="1"/>
       <w:numFmt w:val="bullet"/>
       <w:lvlText w:val=""/>
@@ -4511,11 +4281,11 @@
         <w:ind w:left="6480" w:hanging="360"/>
       </w:pPr>
       <w:rPr>
-        <w:rFonts w:hint="default" w:ascii="Wingdings" w:hAnsi="Wingdings"/>
+        <w:rFonts w:ascii="Wingdings" w:hAnsi="Wingdings" w:hint="default"/>
       </w:rPr>
     </w:lvl>
   </w:abstractNum>
-  <w:abstractNum w:abstractNumId="0" w15:restartNumberingAfterBreak="0">
+  <w:abstractNum w:abstractNumId="1" w15:restartNumberingAfterBreak="0">
     <w:nsid w:val="36E51F96"/>
     <w:multiLevelType w:val="hybridMultilevel"/>
     <w:tmpl w:val="F1C24DFC"/>
@@ -4763,7 +4533,7 @@
       </w:rPr>
     </w:lvl>
   </w:abstractNum>
-  <w:abstractNum w:abstractNumId="1" w15:restartNumberingAfterBreak="0">
+  <w:abstractNum w:abstractNumId="2" w15:restartNumberingAfterBreak="0">
     <w:nsid w:val="441408EE"/>
     <w:multiLevelType w:val="hybridMultilevel"/>
     <w:tmpl w:val="76BCAE12"/>
@@ -5011,7 +4781,7 @@
       </w:rPr>
     </w:lvl>
   </w:abstractNum>
-  <w:abstractNum w:abstractNumId="2" w15:restartNumberingAfterBreak="0">
+  <w:abstractNum w:abstractNumId="3" w15:restartNumberingAfterBreak="0">
     <w:nsid w:val="7E3F0F25"/>
     <w:multiLevelType w:val="hybridMultilevel"/>
     <w:tmpl w:val="4AE4828E"/>
@@ -5259,27 +5029,27 @@
       </w:rPr>
     </w:lvl>
   </w:abstractNum>
-  <w:num w:numId="4">
-    <w:abstractNumId w:val="3"/>
+  <w:num w:numId="1" w16cid:durableId="53817211">
+    <w:abstractNumId w:val="0"/>
   </w:num>
-  <w:num w:numId="1" w16cid:durableId="2095740817">
+  <w:num w:numId="2" w16cid:durableId="2095740817">
+    <w:abstractNumId w:val="2"/>
+  </w:num>
+  <w:num w:numId="3" w16cid:durableId="982277395">
     <w:abstractNumId w:val="1"/>
   </w:num>
-  <w:num w:numId="2" w16cid:durableId="982277395">
-    <w:abstractNumId w:val="0"/>
-  </w:num>
-  <w:num w:numId="3" w16cid:durableId="1521890691">
-    <w:abstractNumId w:val="2"/>
+  <w:num w:numId="4" w16cid:durableId="1521890691">
+    <w:abstractNumId w:val="3"/>
   </w:num>
 </w:numbering>
 </file>
 
 <file path=word/styles.xml><?xml version="1.0" encoding="utf-8"?>
-<w:styles xmlns:wp14="http://schemas.microsoft.com/office/word/2010/wordprocessingDrawing" xmlns:mc="http://schemas.openxmlformats.org/markup-compatibility/2006" xmlns:r="http://schemas.openxmlformats.org/officeDocument/2006/relationships" xmlns:w="http://schemas.openxmlformats.org/wordprocessingml/2006/main" xmlns:w14="http://schemas.microsoft.com/office/word/2010/wordml" xmlns:w15="http://schemas.microsoft.com/office/word/2012/wordml" xmlns:w16cex="http://schemas.microsoft.com/office/word/2018/wordml/cex" xmlns:w16cid="http://schemas.microsoft.com/office/word/2016/wordml/cid" xmlns:w16="http://schemas.microsoft.com/office/word/2018/wordml" xmlns:w16du="http://schemas.microsoft.com/office/word/2023/wordml/word16du" xmlns:w16sdtdh="http://schemas.microsoft.com/office/word/2020/wordml/sdtdatahash" xmlns:w16sdtfl="http://schemas.microsoft.com/office/word/2024/wordml/sdtformatlock" xmlns:w16se="http://schemas.microsoft.com/office/word/2015/wordml/symex" mc:Ignorable="w14 w15 w16se w16cid w16 w16cex w16sdtdh w16sdtfl w16du wp14">
+<w:styles xmlns:mc="http://schemas.openxmlformats.org/markup-compatibility/2006" xmlns:r="http://schemas.openxmlformats.org/officeDocument/2006/relationships" xmlns:w="http://schemas.openxmlformats.org/wordprocessingml/2006/main" xmlns:w14="http://schemas.microsoft.com/office/word/2010/wordml" xmlns:w15="http://schemas.microsoft.com/office/word/2012/wordml" xmlns:w16cex="http://schemas.microsoft.com/office/word/2018/wordml/cex" xmlns:w16cid="http://schemas.microsoft.com/office/word/2016/wordml/cid" xmlns:w16="http://schemas.microsoft.com/office/word/2018/wordml" xmlns:w16du="http://schemas.microsoft.com/office/word/2023/wordml/word16du" xmlns:w16sdtdh="http://schemas.microsoft.com/office/word/2020/wordml/sdtdatahash" xmlns:w16sdtfl="http://schemas.microsoft.com/office/word/2024/wordml/sdtformatlock" xmlns:w16se="http://schemas.microsoft.com/office/word/2015/wordml/symex" mc:Ignorable="w14 w15 w16se w16cid w16 w16cex w16sdtdh w16sdtfl w16du">
   <w:docDefaults>
     <w:rPrDefault>
       <w:rPr>
-        <w:rFonts w:ascii="Times New Roman" w:hAnsi="Times New Roman" w:eastAsia="Arial Unicode MS" w:cs="Times New Roman"/>
+        <w:rFonts w:ascii="Times New Roman" w:eastAsia="Arial Unicode MS" w:hAnsi="Times New Roman" w:cs="Times New Roman"/>
         <w:bdr w:val="nil"/>
         <w:lang w:val="en-US" w:eastAsia="en-US" w:bidi="ar-SA"/>
       </w:rPr>
@@ -5300,14 +5070,14 @@
   <w:latentStyles w:defLockedState="0" w:defUIPriority="99" w:defSemiHidden="0" w:defUnhideWhenUsed="0" w:defQFormat="0" w:count="376">
     <w:lsdException w:name="Normal" w:uiPriority="0" w:qFormat="1"/>
     <w:lsdException w:name="heading 1" w:uiPriority="9" w:qFormat="1"/>
-    <w:lsdException w:name="heading 2" w:uiPriority="9" w:semiHidden="1" w:unhideWhenUsed="1" w:qFormat="1"/>
-    <w:lsdException w:name="heading 3" w:uiPriority="9" w:semiHidden="1" w:unhideWhenUsed="1" w:qFormat="1"/>
-    <w:lsdException w:name="heading 4" w:uiPriority="9" w:semiHidden="1" w:unhideWhenUsed="1" w:qFormat="1"/>
-    <w:lsdException w:name="heading 5" w:uiPriority="9" w:semiHidden="1" w:unhideWhenUsed="1" w:qFormat="1"/>
-    <w:lsdException w:name="heading 6" w:uiPriority="9" w:semiHidden="1" w:unhideWhenUsed="1" w:qFormat="1"/>
-    <w:lsdException w:name="heading 7" w:uiPriority="9" w:semiHidden="1" w:unhideWhenUsed="1" w:qFormat="1"/>
-    <w:lsdException w:name="heading 8" w:uiPriority="9" w:semiHidden="1" w:unhideWhenUsed="1" w:qFormat="1"/>
-    <w:lsdException w:name="heading 9" w:uiPriority="9" w:semiHidden="1" w:unhideWhenUsed="1" w:qFormat="1"/>
+    <w:lsdException w:name="heading 2" w:semiHidden="1" w:uiPriority="9" w:unhideWhenUsed="1" w:qFormat="1"/>
+    <w:lsdException w:name="heading 3" w:semiHidden="1" w:uiPriority="9" w:unhideWhenUsed="1" w:qFormat="1"/>
+    <w:lsdException w:name="heading 4" w:semiHidden="1" w:uiPriority="9" w:unhideWhenUsed="1" w:qFormat="1"/>
+    <w:lsdException w:name="heading 5" w:semiHidden="1" w:uiPriority="9" w:unhideWhenUsed="1" w:qFormat="1"/>
+    <w:lsdException w:name="heading 6" w:semiHidden="1" w:uiPriority="9" w:unhideWhenUsed="1" w:qFormat="1"/>
+    <w:lsdException w:name="heading 7" w:semiHidden="1" w:uiPriority="9" w:unhideWhenUsed="1" w:qFormat="1"/>
+    <w:lsdException w:name="heading 8" w:semiHidden="1" w:uiPriority="9" w:unhideWhenUsed="1" w:qFormat="1"/>
+    <w:lsdException w:name="heading 9" w:semiHidden="1" w:uiPriority="9" w:unhideWhenUsed="1" w:qFormat="1"/>
     <w:lsdException w:name="index 1" w:semiHidden="1" w:unhideWhenUsed="1"/>
     <w:lsdException w:name="index 2" w:semiHidden="1" w:unhideWhenUsed="1"/>
     <w:lsdException w:name="index 3" w:semiHidden="1" w:unhideWhenUsed="1"/>
@@ -5317,22 +5087,22 @@
     <w:lsdException w:name="index 7" w:semiHidden="1" w:unhideWhenUsed="1"/>
     <w:lsdException w:name="index 8" w:semiHidden="1" w:unhideWhenUsed="1"/>
     <w:lsdException w:name="index 9" w:semiHidden="1" w:unhideWhenUsed="1"/>
-    <w:lsdException w:name="toc 1" w:uiPriority="39" w:semiHidden="1" w:unhideWhenUsed="1"/>
-    <w:lsdException w:name="toc 2" w:uiPriority="39" w:semiHidden="1" w:unhideWhenUsed="1"/>
-    <w:lsdException w:name="toc 3" w:uiPriority="39" w:semiHidden="1" w:unhideWhenUsed="1"/>
-    <w:lsdException w:name="toc 4" w:uiPriority="39" w:semiHidden="1" w:unhideWhenUsed="1"/>
-    <w:lsdException w:name="toc 5" w:uiPriority="39" w:semiHidden="1" w:unhideWhenUsed="1"/>
-    <w:lsdException w:name="toc 6" w:uiPriority="39" w:semiHidden="1" w:unhideWhenUsed="1"/>
-    <w:lsdException w:name="toc 7" w:uiPriority="39" w:semiHidden="1" w:unhideWhenUsed="1"/>
-    <w:lsdException w:name="toc 8" w:uiPriority="39" w:semiHidden="1" w:unhideWhenUsed="1"/>
-    <w:lsdException w:name="toc 9" w:uiPriority="39" w:semiHidden="1" w:unhideWhenUsed="1"/>
+    <w:lsdException w:name="toc 1" w:semiHidden="1" w:uiPriority="39" w:unhideWhenUsed="1"/>
+    <w:lsdException w:name="toc 2" w:semiHidden="1" w:uiPriority="39" w:unhideWhenUsed="1"/>
+    <w:lsdException w:name="toc 3" w:semiHidden="1" w:uiPriority="39" w:unhideWhenUsed="1"/>
+    <w:lsdException w:name="toc 4" w:semiHidden="1" w:uiPriority="39" w:unhideWhenUsed="1"/>
+    <w:lsdException w:name="toc 5" w:semiHidden="1" w:uiPriority="39" w:unhideWhenUsed="1"/>
+    <w:lsdException w:name="toc 6" w:semiHidden="1" w:uiPriority="39" w:unhideWhenUsed="1"/>
+    <w:lsdException w:name="toc 7" w:semiHidden="1" w:uiPriority="39" w:unhideWhenUsed="1"/>
+    <w:lsdException w:name="toc 8" w:semiHidden="1" w:uiPriority="39" w:unhideWhenUsed="1"/>
+    <w:lsdException w:name="toc 9" w:semiHidden="1" w:uiPriority="39" w:unhideWhenUsed="1"/>
     <w:lsdException w:name="Normal Indent" w:semiHidden="1" w:unhideWhenUsed="1"/>
     <w:lsdException w:name="footnote text" w:semiHidden="1" w:unhideWhenUsed="1"/>
     <w:lsdException w:name="annotation text" w:semiHidden="1" w:unhideWhenUsed="1"/>
     <w:lsdException w:name="header" w:semiHidden="1" w:unhideWhenUsed="1"/>
     <w:lsdException w:name="footer" w:semiHidden="1" w:unhideWhenUsed="1"/>
     <w:lsdException w:name="index heading" w:semiHidden="1" w:unhideWhenUsed="1"/>
-    <w:lsdException w:name="caption" w:uiPriority="35" w:semiHidden="1" w:unhideWhenUsed="1" w:qFormat="1"/>
+    <w:lsdException w:name="caption" w:semiHidden="1" w:uiPriority="35" w:unhideWhenUsed="1" w:qFormat="1"/>
     <w:lsdException w:name="table of figures" w:semiHidden="1" w:unhideWhenUsed="1"/>
     <w:lsdException w:name="envelope address" w:semiHidden="1" w:unhideWhenUsed="1"/>
     <w:lsdException w:name="envelope return" w:semiHidden="1" w:unhideWhenUsed="1"/>
@@ -5363,7 +5133,7 @@
     <w:lsdException w:name="Title" w:uiPriority="10" w:qFormat="1"/>
     <w:lsdException w:name="Closing" w:semiHidden="1" w:unhideWhenUsed="1"/>
     <w:lsdException w:name="Signature" w:semiHidden="1" w:unhideWhenUsed="1"/>
-    <w:lsdException w:name="Default Paragraph Font" w:uiPriority="1" w:semiHidden="1" w:unhideWhenUsed="1"/>
+    <w:lsdException w:name="Default Paragraph Font" w:semiHidden="1" w:uiPriority="1" w:unhideWhenUsed="1"/>
     <w:lsdException w:name="Body Text" w:semiHidden="1" w:unhideWhenUsed="1"/>
     <w:lsdException w:name="Body Text Indent" w:semiHidden="1" w:unhideWhenUsed="1"/>
     <w:lsdException w:name="List Continue" w:semiHidden="1" w:unhideWhenUsed="1"/>
@@ -5563,8 +5333,8 @@
     <w:lsdException w:name="Subtle Reference" w:uiPriority="31" w:qFormat="1"/>
     <w:lsdException w:name="Intense Reference" w:uiPriority="32" w:qFormat="1"/>
     <w:lsdException w:name="Book Title" w:uiPriority="33" w:qFormat="1"/>
-    <w:lsdException w:name="Bibliography" w:uiPriority="37" w:semiHidden="1" w:unhideWhenUsed="1"/>
-    <w:lsdException w:name="TOC Heading" w:uiPriority="39" w:semiHidden="1" w:unhideWhenUsed="1" w:qFormat="1"/>
+    <w:lsdException w:name="Bibliography" w:semiHidden="1" w:uiPriority="37" w:unhideWhenUsed="1"/>
+    <w:lsdException w:name="TOC Heading" w:semiHidden="1" w:uiPriority="39" w:unhideWhenUsed="1" w:qFormat="1"/>
     <w:lsdException w:name="Plain Table 1" w:uiPriority="41"/>
     <w:lsdException w:name="Plain Table 2" w:uiPriority="42"/>
     <w:lsdException w:name="Plain Table 3" w:uiPriority="43"/>
@@ -5675,7 +5445,7 @@
     <w:lsdException w:name="Unresolved Mention" w:semiHidden="1" w:unhideWhenUsed="1"/>
     <w:lsdException w:name="Smart Link" w:semiHidden="1" w:unhideWhenUsed="1"/>
   </w:latentStyles>
-  <w:style w:type="paragraph" w:styleId="Normal" w:default="1">
+  <w:style w:type="paragraph" w:default="1" w:styleId="Normal">
     <w:name w:val="Normal"/>
     <w:qFormat/>
     <w:rPr>
@@ -5683,13 +5453,13 @@
       <w:szCs w:val="24"/>
     </w:rPr>
   </w:style>
-  <w:style w:type="character" w:styleId="DefaultParagraphFont" w:default="1">
+  <w:style w:type="character" w:default="1" w:styleId="DefaultParagraphFont">
     <w:name w:val="Default Paragraph Font"/>
     <w:uiPriority w:val="1"/>
     <w:semiHidden/>
     <w:unhideWhenUsed/>
   </w:style>
-  <w:style w:type="table" w:styleId="TableNormal" w:default="1">
+  <w:style w:type="table" w:default="1" w:styleId="TableNormal">
     <w:name w:val="Normal Table"/>
     <w:uiPriority w:val="99"/>
     <w:semiHidden/>
@@ -5704,7 +5474,7 @@
       </w:tblCellMar>
     </w:tblPr>
   </w:style>
-  <w:style w:type="numbering" w:styleId="NoList" w:default="1">
+  <w:style w:type="numbering" w:default="1" w:styleId="NoList">
     <w:name w:val="No List"/>
     <w:uiPriority w:val="99"/>
     <w:semiHidden/>
@@ -5716,7 +5486,7 @@
       <w:u w:val="single"/>
     </w:rPr>
   </w:style>
-  <w:style w:type="paragraph" w:styleId="HeaderFooter" w:customStyle="1">
+  <w:style w:type="paragraph" w:customStyle="1" w:styleId="HeaderFooter">
     <w:name w:val="Header &amp; Footer"/>
     <w:pPr>
       <w:tabs>
@@ -5735,7 +5505,7 @@
       </w14:textOutline>
     </w:rPr>
   </w:style>
-  <w:style w:type="paragraph" w:styleId="Body" w:customStyle="1">
+  <w:style w:type="paragraph" w:customStyle="1" w:styleId="Body">
     <w:name w:val="Body"/>
     <w:pPr>
       <w:spacing w:line="276" w:lineRule="auto"/>
@@ -5753,7 +5523,7 @@
       </w14:textOutline>
     </w:rPr>
   </w:style>
-  <w:style w:type="paragraph" w:styleId="BodyA" w:customStyle="1">
+  <w:style w:type="paragraph" w:customStyle="1" w:styleId="BodyA">
     <w:name w:val="Body A"/>
     <w:pPr>
       <w:spacing w:line="276" w:lineRule="auto"/>
@@ -5771,14 +5541,14 @@
       </w14:textOutline>
     </w:rPr>
   </w:style>
-  <w:style w:type="character" w:styleId="None" w:customStyle="1">
+  <w:style w:type="character" w:customStyle="1" w:styleId="None">
     <w:name w:val="None"/>
   </w:style>
-  <w:style w:type="character" w:styleId="Hyperlink0" w:customStyle="1">
+  <w:style w:type="character" w:customStyle="1" w:styleId="Hyperlink0">
     <w:name w:val="Hyperlink.0"/>
     <w:basedOn w:val="None"/>
     <w:rPr>
-      <w:rFonts w:ascii="Roboto" w:hAnsi="Roboto" w:eastAsia="Roboto" w:cs="Roboto"/>
+      <w:rFonts w:ascii="Roboto" w:eastAsia="Roboto" w:hAnsi="Roboto" w:cs="Roboto"/>
       <w:b/>
       <w:bCs/>
       <w:outline w:val="0"/>
@@ -5788,7 +5558,7 @@
       <w:u w:val="single" w:color="0000FF"/>
     </w:rPr>
   </w:style>
-  <w:style w:type="paragraph" w:styleId="Default" w:customStyle="1">
+  <w:style w:type="paragraph" w:customStyle="1" w:styleId="Default">
     <w:name w:val="Default"/>
     <w:pPr>
       <w:spacing w:before="160" w:line="288" w:lineRule="auto"/>

--- a/documents/IA_ID.docx
+++ b/documents/IA_ID.docx
@@ -1,6 +1,6 @@
 
 <file path=word/document.xml><?xml version="1.0" encoding="utf-8"?>
-<w:document xmlns:wpc="http://schemas.microsoft.com/office/word/2010/wordprocessingCanvas" xmlns:cx="http://schemas.microsoft.com/office/drawing/2014/chartex" xmlns:cx1="http://schemas.microsoft.com/office/drawing/2015/9/8/chartex" xmlns:cx2="http://schemas.microsoft.com/office/drawing/2015/10/21/chartex" xmlns:cx3="http://schemas.microsoft.com/office/drawing/2016/5/9/chartex" xmlns:cx4="http://schemas.microsoft.com/office/drawing/2016/5/10/chartex" xmlns:cx5="http://schemas.microsoft.com/office/drawing/2016/5/11/chartex" xmlns:cx6="http://schemas.microsoft.com/office/drawing/2016/5/12/chartex" xmlns:cx7="http://schemas.microsoft.com/office/drawing/2016/5/13/chartex" xmlns:cx8="http://schemas.microsoft.com/office/drawing/2016/5/14/chartex" xmlns:mc="http://schemas.openxmlformats.org/markup-compatibility/2006" xmlns:aink="http://schemas.microsoft.com/office/drawing/2016/ink" xmlns:am3d="http://schemas.microsoft.com/office/drawing/2017/model3d" xmlns:o="urn:schemas-microsoft-com:office:office" xmlns:oel="http://schemas.microsoft.com/office/2019/extlst" xmlns:r="http://schemas.openxmlformats.org/officeDocument/2006/relationships" xmlns:m="http://schemas.openxmlformats.org/officeDocument/2006/math" xmlns:v="urn:schemas-microsoft-com:vml" xmlns:wp14="http://schemas.microsoft.com/office/word/2010/wordprocessingDrawing" xmlns:wp="http://schemas.openxmlformats.org/drawingml/2006/wordprocessingDrawing" xmlns:w10="urn:schemas-microsoft-com:office:word" xmlns:w="http://schemas.openxmlformats.org/wordprocessingml/2006/main" xmlns:w14="http://schemas.microsoft.com/office/word/2010/wordml" xmlns:w15="http://schemas.microsoft.com/office/word/2012/wordml" xmlns:w16cex="http://schemas.microsoft.com/office/word/2018/wordml/cex" xmlns:w16cid="http://schemas.microsoft.com/office/word/2016/wordml/cid" xmlns:w16="http://schemas.microsoft.com/office/word/2018/wordml" xmlns:w16du="http://schemas.microsoft.com/office/word/2023/wordml/word16du" xmlns:w16sdtdh="http://schemas.microsoft.com/office/word/2020/wordml/sdtdatahash" xmlns:w16sdtfl="http://schemas.microsoft.com/office/word/2024/wordml/sdtformatlock" xmlns:w16se="http://schemas.microsoft.com/office/word/2015/wordml/symex" xmlns:wpg="http://schemas.microsoft.com/office/word/2010/wordprocessingGroup" xmlns:wpi="http://schemas.microsoft.com/office/word/2010/wordprocessingInk" xmlns:wne="http://schemas.microsoft.com/office/word/2006/wordml" xmlns:wps="http://schemas.microsoft.com/office/word/2010/wordprocessingShape" mc:Ignorable="w14 w15 w16se w16cid w16 w16cex w16sdtdh w16sdtfl w16du wp14">
+<w:document xmlns:wpc="http://schemas.microsoft.com/office/word/2010/wordprocessingCanvas" xmlns:cx="http://schemas.microsoft.com/office/drawing/2014/chartex" xmlns:cx1="http://schemas.microsoft.com/office/drawing/2015/9/8/chartex" xmlns:cx2="http://schemas.microsoft.com/office/drawing/2015/10/21/chartex" xmlns:cx3="http://schemas.microsoft.com/office/drawing/2016/5/9/chartex" xmlns:cx4="http://schemas.microsoft.com/office/drawing/2016/5/10/chartex" xmlns:cx5="http://schemas.microsoft.com/office/drawing/2016/5/11/chartex" xmlns:cx6="http://schemas.microsoft.com/office/drawing/2016/5/12/chartex" xmlns:cx7="http://schemas.microsoft.com/office/drawing/2016/5/13/chartex" xmlns:cx8="http://schemas.microsoft.com/office/drawing/2016/5/14/chartex" xmlns:mc="http://schemas.openxmlformats.org/markup-compatibility/2006" xmlns:aink="http://schemas.microsoft.com/office/drawing/2016/ink" xmlns:am3d="http://schemas.microsoft.com/office/drawing/2017/model3d" xmlns:o="urn:schemas-microsoft-com:office:office" xmlns:oel="http://schemas.microsoft.com/office/2019/extlst" xmlns:r="http://schemas.openxmlformats.org/officeDocument/2006/relationships" xmlns:m="http://schemas.openxmlformats.org/officeDocument/2006/math" xmlns:v="urn:schemas-microsoft-com:vml" xmlns:wp14="http://schemas.microsoft.com/office/word/2010/wordprocessingDrawing" xmlns:wp="http://schemas.openxmlformats.org/drawingml/2006/wordprocessingDrawing" xmlns:w10="urn:schemas-microsoft-com:office:word" xmlns:w="http://schemas.openxmlformats.org/wordprocessingml/2006/main" xmlns:w14="http://schemas.microsoft.com/office/word/2010/wordml" xmlns:w15="http://schemas.microsoft.com/office/word/2012/wordml" xmlns:w16cex="http://schemas.microsoft.com/office/word/2018/wordml/cex" xmlns:w16cid="http://schemas.microsoft.com/office/word/2016/wordml/cid" xmlns:w16="http://schemas.microsoft.com/office/word/2018/wordml" xmlns:w16du="http://schemas.microsoft.com/office/word/2023/wordml/word16du" xmlns:w16sdtdh="http://schemas.microsoft.com/office/word/2020/wordml/sdtdatahash" xmlns:w16sdtfl="http://schemas.microsoft.com/office/word/2024/wordml/sdtformatlock" xmlns:w16se="http://schemas.microsoft.com/office/word/2015/wordml/symex" xmlns:wpg="http://schemas.microsoft.com/office/word/2010/wordprocessingGroup" xmlns:wpi="http://schemas.microsoft.com/office/word/2010/wordprocessingInk" xmlns:wne="http://schemas.microsoft.com/office/word/2006/wordml" xmlns:wps="http://schemas.microsoft.com/office/word/2010/wordprocessingShape" xmlns:a="http://schemas.openxmlformats.org/drawingml/2006/main" xmlns:pic="http://schemas.openxmlformats.org/drawingml/2006/picture" xmlns:a14="http://schemas.microsoft.com/office/drawing/2010/main" mc:Ignorable="w14 w15 w16se w16cid w16 w16cex w16sdtdh w16sdtfl w16du wp14">
   <w:body>
     <w:p>
       <w:pPr>
@@ -8,7 +8,7 @@
         <w:shd w:val="clear" w:color="auto" w:fill="F8F9FA"/>
         <w:jc w:val="center"/>
         <w:rPr>
-          <w:rFonts w:ascii="Roboto" w:eastAsia="Roboto" w:hAnsi="Roboto" w:cs="Roboto"/>
+          <w:rFonts w:ascii="Roboto" w:hAnsi="Roboto" w:eastAsia="Roboto" w:cs="Roboto"/>
           <w:color w:val="1D2125"/>
           <w:sz w:val="24"/>
           <w:szCs w:val="24"/>
@@ -17,7 +17,7 @@
       </w:pPr>
       <w:r>
         <w:rPr>
-          <w:rFonts w:ascii="Roboto" w:eastAsia="Roboto" w:hAnsi="Roboto" w:cs="Roboto"/>
+          <w:rFonts w:ascii="Roboto" w:hAnsi="Roboto" w:eastAsia="Roboto" w:cs="Roboto"/>
           <w:b/>
           <w:bCs/>
           <w:color w:val="1D2125"/>
@@ -34,7 +34,7 @@
         <w:shd w:val="clear" w:color="auto" w:fill="F8F9FA"/>
         <w:jc w:val="center"/>
         <w:rPr>
-          <w:rFonts w:ascii="Roboto" w:eastAsia="Roboto" w:hAnsi="Roboto" w:cs="Roboto"/>
+          <w:rFonts w:ascii="Roboto" w:hAnsi="Roboto" w:eastAsia="Roboto" w:cs="Roboto"/>
           <w:b/>
           <w:bCs/>
           <w:color w:val="1D2125"/>
@@ -45,7 +45,7 @@
       </w:pPr>
       <w:r>
         <w:rPr>
-          <w:rFonts w:ascii="Roboto" w:eastAsia="Roboto" w:hAnsi="Roboto" w:cs="Roboto"/>
+          <w:rFonts w:ascii="Roboto" w:hAnsi="Roboto" w:eastAsia="Roboto" w:cs="Roboto"/>
           <w:b/>
           <w:bCs/>
           <w:color w:val="1D2125"/>
@@ -62,7 +62,7 @@
         <w:shd w:val="clear" w:color="auto" w:fill="F8F9FA"/>
         <w:jc w:val="center"/>
         <w:rPr>
-          <w:rFonts w:ascii="Roboto" w:eastAsia="Roboto" w:hAnsi="Roboto" w:cs="Roboto"/>
+          <w:rFonts w:ascii="Roboto" w:hAnsi="Roboto" w:eastAsia="Roboto" w:cs="Roboto"/>
           <w:b/>
           <w:bCs/>
           <w:color w:val="1D2125"/>
@@ -73,7 +73,7 @@
       </w:pPr>
       <w:r>
         <w:rPr>
-          <w:rFonts w:ascii="Roboto" w:eastAsia="Roboto" w:hAnsi="Roboto" w:cs="Roboto"/>
+          <w:rFonts w:ascii="Roboto" w:hAnsi="Roboto" w:eastAsia="Roboto" w:cs="Roboto"/>
           <w:b/>
           <w:bCs/>
           <w:color w:val="1D2125"/>
@@ -90,7 +90,7 @@
         <w:shd w:val="clear" w:color="auto" w:fill="F8F9FA"/>
         <w:jc w:val="center"/>
         <w:rPr>
-          <w:rFonts w:ascii="Roboto" w:eastAsia="Roboto" w:hAnsi="Roboto" w:cs="Roboto"/>
+          <w:rFonts w:ascii="Roboto" w:hAnsi="Roboto" w:eastAsia="Roboto" w:cs="Roboto"/>
           <w:b/>
           <w:bCs/>
           <w:color w:val="1D2125"/>
@@ -101,7 +101,7 @@
       </w:pPr>
       <w:r>
         <w:rPr>
-          <w:rFonts w:ascii="Roboto" w:eastAsia="Roboto" w:hAnsi="Roboto" w:cs="Roboto"/>
+          <w:rFonts w:ascii="Roboto" w:hAnsi="Roboto" w:eastAsia="Roboto" w:cs="Roboto"/>
           <w:b/>
           <w:bCs/>
           <w:color w:val="1D2125"/>
@@ -119,7 +119,7 @@
         <w:shd w:val="clear" w:color="auto" w:fill="F8F9FA"/>
         <w:jc w:val="center"/>
         <w:rPr>
-          <w:rFonts w:ascii="Roboto" w:eastAsia="Roboto" w:hAnsi="Roboto" w:cs="Roboto"/>
+          <w:rFonts w:ascii="Roboto" w:hAnsi="Roboto" w:eastAsia="Roboto" w:cs="Roboto"/>
           <w:b/>
           <w:bCs/>
           <w:color w:val="1D2125"/>
@@ -130,7 +130,7 @@
       </w:pPr>
       <w:r>
         <w:rPr>
-          <w:rFonts w:ascii="Roboto" w:eastAsia="Roboto" w:hAnsi="Roboto" w:cs="Roboto"/>
+          <w:rFonts w:ascii="Roboto" w:hAnsi="Roboto" w:eastAsia="Roboto" w:cs="Roboto"/>
           <w:b/>
           <w:bCs/>
           <w:color w:val="1D2125"/>
@@ -147,7 +147,7 @@
         <w:shd w:val="clear" w:color="auto" w:fill="F8F9FA"/>
         <w:jc w:val="center"/>
         <w:rPr>
-          <w:rFonts w:ascii="Roboto" w:eastAsia="Roboto" w:hAnsi="Roboto" w:cs="Roboto"/>
+          <w:rFonts w:ascii="Roboto" w:hAnsi="Roboto" w:eastAsia="Roboto" w:cs="Roboto"/>
           <w:b/>
           <w:bCs/>
           <w:color w:val="1D2125"/>
@@ -158,7 +158,7 @@
       </w:pPr>
       <w:r>
         <w:rPr>
-          <w:rFonts w:ascii="Roboto" w:eastAsia="Roboto" w:hAnsi="Roboto" w:cs="Roboto"/>
+          <w:rFonts w:ascii="Roboto" w:hAnsi="Roboto" w:eastAsia="Roboto" w:cs="Roboto"/>
           <w:b/>
           <w:bCs/>
           <w:color w:val="1D2125"/>
@@ -174,7 +174,7 @@
         <w:pStyle w:val="Body"/>
         <w:shd w:val="clear" w:color="auto" w:fill="F8F9FA"/>
         <w:rPr>
-          <w:rFonts w:ascii="Roboto" w:eastAsia="Roboto" w:hAnsi="Roboto" w:cs="Roboto"/>
+          <w:rFonts w:ascii="Roboto" w:hAnsi="Roboto" w:eastAsia="Roboto" w:cs="Roboto"/>
           <w:b/>
           <w:bCs/>
           <w:color w:val="1D2125"/>
@@ -185,7 +185,7 @@
       </w:pPr>
       <w:r>
         <w:rPr>
-          <w:rFonts w:ascii="Roboto" w:eastAsia="Roboto" w:hAnsi="Roboto" w:cs="Roboto"/>
+          <w:rFonts w:ascii="Roboto" w:hAnsi="Roboto" w:eastAsia="Roboto" w:cs="Roboto"/>
           <w:b/>
           <w:bCs/>
           <w:color w:val="1D2125"/>
@@ -201,7 +201,7 @@
         <w:pStyle w:val="Body"/>
         <w:shd w:val="clear" w:color="auto" w:fill="F8F9FA"/>
         <w:rPr>
-          <w:rFonts w:ascii="Roboto" w:eastAsia="Roboto" w:hAnsi="Roboto" w:cs="Roboto"/>
+          <w:rFonts w:ascii="Roboto" w:hAnsi="Roboto" w:eastAsia="Roboto" w:cs="Roboto"/>
           <w:b/>
           <w:bCs/>
           <w:color w:val="1D2125"/>
@@ -212,7 +212,7 @@
       </w:pPr>
       <w:r>
         <w:rPr>
-          <w:rFonts w:ascii="Roboto" w:eastAsia="Roboto" w:hAnsi="Roboto" w:cs="Roboto"/>
+          <w:rFonts w:ascii="Roboto" w:hAnsi="Roboto" w:eastAsia="Roboto" w:cs="Roboto"/>
           <w:b/>
           <w:bCs/>
           <w:color w:val="1D2125"/>
@@ -229,7 +229,7 @@
         <w:pStyle w:val="BodyA"/>
         <w:rPr>
           <w:rStyle w:val="None"/>
-          <w:rFonts w:ascii="Roboto" w:eastAsia="Roboto" w:hAnsi="Roboto" w:cs="Roboto"/>
+          <w:rFonts w:ascii="Roboto" w:hAnsi="Roboto" w:eastAsia="Roboto" w:cs="Roboto"/>
           <w:b/>
           <w:bCs/>
           <w:color w:val="1D2125"/>
@@ -240,7 +240,7 @@
       </w:pPr>
       <w:r>
         <w:rPr>
-          <w:rFonts w:ascii="Roboto" w:eastAsia="Roboto" w:hAnsi="Roboto" w:cs="Roboto"/>
+          <w:rFonts w:ascii="Roboto" w:hAnsi="Roboto" w:eastAsia="Roboto" w:cs="Roboto"/>
           <w:b/>
           <w:bCs/>
           <w:color w:val="1D2125"/>
@@ -250,7 +250,7 @@
         </w:rPr>
         <w:t xml:space="preserve">Trello board URL: : </w:t>
       </w:r>
-      <w:hyperlink r:id="rId7" w:history="1">
+      <w:hyperlink w:history="1" r:id="rId7">
         <w:r>
           <w:rPr>
             <w:rStyle w:val="Hyperlink0"/>
@@ -265,7 +265,7 @@
         <w:shd w:val="clear" w:color="auto" w:fill="F8F9FA"/>
         <w:rPr>
           <w:rStyle w:val="None"/>
-          <w:rFonts w:ascii="Roboto" w:eastAsia="Roboto" w:hAnsi="Roboto" w:cs="Roboto"/>
+          <w:rFonts w:ascii="Roboto" w:hAnsi="Roboto" w:eastAsia="Roboto" w:cs="Roboto"/>
           <w:b/>
           <w:bCs/>
           <w:color w:val="1D2125"/>
@@ -277,7 +277,7 @@
       <w:r>
         <w:rPr>
           <w:rStyle w:val="None"/>
-          <w:rFonts w:ascii="Roboto" w:eastAsia="Roboto" w:hAnsi="Roboto" w:cs="Roboto"/>
+          <w:rFonts w:ascii="Roboto" w:hAnsi="Roboto" w:eastAsia="Roboto" w:cs="Roboto"/>
           <w:b/>
           <w:bCs/>
           <w:color w:val="1D2125"/>
@@ -287,7 +287,7 @@
         </w:rPr>
         <w:t xml:space="preserve">Github repo URL: </w:t>
       </w:r>
-      <w:hyperlink r:id="rId8" w:history="1">
+      <w:hyperlink w:history="1" r:id="rId8">
         <w:r>
           <w:rPr>
             <w:rStyle w:val="Hyperlink0"/>
@@ -317,12 +317,12 @@
         <w:tblW w:w="3585" w:type="dxa"/>
         <w:tblInd w:w="108" w:type="dxa"/>
         <w:tblBorders>
-          <w:top w:val="single" w:sz="8" w:space="0" w:color="FFFFFF"/>
-          <w:left w:val="single" w:sz="8" w:space="0" w:color="FFFFFF"/>
-          <w:bottom w:val="single" w:sz="8" w:space="0" w:color="FFFFFF"/>
-          <w:right w:val="single" w:sz="8" w:space="0" w:color="FFFFFF"/>
-          <w:insideH w:val="single" w:sz="8" w:space="0" w:color="FFFFFF"/>
-          <w:insideV w:val="single" w:sz="8" w:space="0" w:color="FFFFFF"/>
+          <w:top w:val="single" w:color="FFFFFF" w:themeColor="background1" w:sz="8" w:space="0"/>
+          <w:left w:val="single" w:color="FFFFFF" w:themeColor="background1" w:sz="8" w:space="0"/>
+          <w:bottom w:val="single" w:color="FFFFFF" w:themeColor="background1" w:sz="8" w:space="0"/>
+          <w:right w:val="single" w:color="FFFFFF" w:themeColor="background1" w:sz="8" w:space="0"/>
+          <w:insideH w:val="single" w:color="FFFFFF" w:themeColor="background1" w:sz="8" w:space="0"/>
+          <w:insideV w:val="single" w:color="FFFFFF" w:themeColor="background1" w:sz="8" w:space="0"/>
         </w:tblBorders>
         <w:shd w:val="clear" w:color="auto" w:fill="CED7E7"/>
         <w:tblLayout w:type="fixed"/>
@@ -340,10 +340,10 @@
           <w:tcPr>
             <w:tcW w:w="525" w:type="dxa"/>
             <w:tcBorders>
-              <w:top w:val="single" w:sz="6" w:space="0" w:color="000000"/>
-              <w:left w:val="single" w:sz="6" w:space="0" w:color="000000"/>
-              <w:bottom w:val="single" w:sz="4" w:space="0" w:color="000000"/>
-              <w:right w:val="single" w:sz="4" w:space="0" w:color="000000"/>
+              <w:top w:val="single" w:color="000000" w:themeColor="text1" w:sz="6" w:space="0"/>
+              <w:left w:val="single" w:color="000000" w:themeColor="text1" w:sz="6" w:space="0"/>
+              <w:bottom w:val="single" w:color="000000" w:themeColor="text1" w:sz="4" w:space="0"/>
+              <w:right w:val="single" w:color="000000" w:themeColor="text1" w:sz="4" w:space="0"/>
             </w:tcBorders>
             <w:tcMar>
               <w:top w:w="80" w:type="dxa"/>
@@ -370,10 +370,10 @@
           <w:tcPr>
             <w:tcW w:w="3060" w:type="dxa"/>
             <w:tcBorders>
-              <w:top w:val="single" w:sz="6" w:space="0" w:color="000000"/>
-              <w:left w:val="single" w:sz="4" w:space="0" w:color="000000"/>
-              <w:bottom w:val="single" w:sz="4" w:space="0" w:color="000000"/>
-              <w:right w:val="single" w:sz="6" w:space="0" w:color="000000"/>
+              <w:top w:val="single" w:color="000000" w:themeColor="text1" w:sz="6" w:space="0"/>
+              <w:left w:val="single" w:color="000000" w:themeColor="text1" w:sz="4" w:space="0"/>
+              <w:bottom w:val="single" w:color="000000" w:themeColor="text1" w:sz="4" w:space="0"/>
+              <w:right w:val="single" w:color="000000" w:themeColor="text1" w:sz="6" w:space="0"/>
             </w:tcBorders>
             <w:tcMar>
               <w:top w:w="80" w:type="dxa"/>
@@ -406,10 +406,10 @@
           <w:tcPr>
             <w:tcW w:w="525" w:type="dxa"/>
             <w:tcBorders>
-              <w:top w:val="single" w:sz="4" w:space="0" w:color="000000"/>
-              <w:left w:val="single" w:sz="6" w:space="0" w:color="000000"/>
-              <w:bottom w:val="single" w:sz="4" w:space="0" w:color="000000"/>
-              <w:right w:val="single" w:sz="4" w:space="0" w:color="000000"/>
+              <w:top w:val="single" w:color="000000" w:themeColor="text1" w:sz="4" w:space="0"/>
+              <w:left w:val="single" w:color="000000" w:themeColor="text1" w:sz="6" w:space="0"/>
+              <w:bottom w:val="single" w:color="000000" w:themeColor="text1" w:sz="4" w:space="0"/>
+              <w:right w:val="single" w:color="000000" w:themeColor="text1" w:sz="4" w:space="0"/>
             </w:tcBorders>
             <w:tcMar>
               <w:top w:w="80" w:type="dxa"/>
@@ -435,10 +435,10 @@
           <w:tcPr>
             <w:tcW w:w="3060" w:type="dxa"/>
             <w:tcBorders>
-              <w:top w:val="single" w:sz="4" w:space="0" w:color="000000"/>
-              <w:left w:val="single" w:sz="4" w:space="0" w:color="000000"/>
-              <w:bottom w:val="single" w:sz="4" w:space="0" w:color="000000"/>
-              <w:right w:val="single" w:sz="6" w:space="0" w:color="000000"/>
+              <w:top w:val="single" w:color="000000" w:themeColor="text1" w:sz="4" w:space="0"/>
+              <w:left w:val="single" w:color="000000" w:themeColor="text1" w:sz="4" w:space="0"/>
+              <w:bottom w:val="single" w:color="000000" w:themeColor="text1" w:sz="4" w:space="0"/>
+              <w:right w:val="single" w:color="000000" w:themeColor="text1" w:sz="6" w:space="0"/>
             </w:tcBorders>
             <w:tcMar>
               <w:top w:w="80" w:type="dxa"/>
@@ -469,10 +469,10 @@
           <w:tcPr>
             <w:tcW w:w="525" w:type="dxa"/>
             <w:tcBorders>
-              <w:top w:val="single" w:sz="4" w:space="0" w:color="000000"/>
-              <w:left w:val="single" w:sz="6" w:space="0" w:color="000000"/>
-              <w:bottom w:val="single" w:sz="4" w:space="0" w:color="000000"/>
-              <w:right w:val="single" w:sz="4" w:space="0" w:color="000000"/>
+              <w:top w:val="single" w:color="000000" w:themeColor="text1" w:sz="4" w:space="0"/>
+              <w:left w:val="single" w:color="000000" w:themeColor="text1" w:sz="6" w:space="0"/>
+              <w:bottom w:val="single" w:color="000000" w:themeColor="text1" w:sz="4" w:space="0"/>
+              <w:right w:val="single" w:color="000000" w:themeColor="text1" w:sz="4" w:space="0"/>
             </w:tcBorders>
             <w:tcMar>
               <w:top w:w="80" w:type="dxa"/>
@@ -498,10 +498,10 @@
           <w:tcPr>
             <w:tcW w:w="3060" w:type="dxa"/>
             <w:tcBorders>
-              <w:top w:val="single" w:sz="4" w:space="0" w:color="000000"/>
-              <w:left w:val="single" w:sz="4" w:space="0" w:color="000000"/>
-              <w:bottom w:val="single" w:sz="4" w:space="0" w:color="000000"/>
-              <w:right w:val="single" w:sz="6" w:space="0" w:color="000000"/>
+              <w:top w:val="single" w:color="000000" w:themeColor="text1" w:sz="4" w:space="0"/>
+              <w:left w:val="single" w:color="000000" w:themeColor="text1" w:sz="4" w:space="0"/>
+              <w:bottom w:val="single" w:color="000000" w:themeColor="text1" w:sz="4" w:space="0"/>
+              <w:right w:val="single" w:color="000000" w:themeColor="text1" w:sz="6" w:space="0"/>
             </w:tcBorders>
             <w:tcMar>
               <w:top w:w="80" w:type="dxa"/>
@@ -532,10 +532,10 @@
           <w:tcPr>
             <w:tcW w:w="525" w:type="dxa"/>
             <w:tcBorders>
-              <w:top w:val="single" w:sz="4" w:space="0" w:color="000000"/>
-              <w:left w:val="single" w:sz="6" w:space="0" w:color="000000"/>
-              <w:bottom w:val="single" w:sz="4" w:space="0" w:color="000000"/>
-              <w:right w:val="single" w:sz="4" w:space="0" w:color="000000"/>
+              <w:top w:val="single" w:color="000000" w:themeColor="text1" w:sz="4" w:space="0"/>
+              <w:left w:val="single" w:color="000000" w:themeColor="text1" w:sz="6" w:space="0"/>
+              <w:bottom w:val="single" w:color="000000" w:themeColor="text1" w:sz="4" w:space="0"/>
+              <w:right w:val="single" w:color="000000" w:themeColor="text1" w:sz="4" w:space="0"/>
             </w:tcBorders>
             <w:tcMar>
               <w:top w:w="80" w:type="dxa"/>
@@ -561,10 +561,10 @@
           <w:tcPr>
             <w:tcW w:w="3060" w:type="dxa"/>
             <w:tcBorders>
-              <w:top w:val="single" w:sz="4" w:space="0" w:color="000000"/>
-              <w:left w:val="single" w:sz="4" w:space="0" w:color="000000"/>
-              <w:bottom w:val="single" w:sz="4" w:space="0" w:color="000000"/>
-              <w:right w:val="single" w:sz="6" w:space="0" w:color="000000"/>
+              <w:top w:val="single" w:color="000000" w:themeColor="text1" w:sz="4" w:space="0"/>
+              <w:left w:val="single" w:color="000000" w:themeColor="text1" w:sz="4" w:space="0"/>
+              <w:bottom w:val="single" w:color="000000" w:themeColor="text1" w:sz="4" w:space="0"/>
+              <w:right w:val="single" w:color="000000" w:themeColor="text1" w:sz="6" w:space="0"/>
             </w:tcBorders>
             <w:tcMar>
               <w:top w:w="80" w:type="dxa"/>
@@ -592,59 +592,8 @@
           </w:p>
         </w:tc>
       </w:tr>
-      <w:tr>
-        <w:trPr>
-          <w:trHeight w:val="245"/>
-        </w:trPr>
-        <w:tc>
-          <w:tcPr>
-            <w:tcW w:w="525" w:type="dxa"/>
-            <w:tcBorders>
-              <w:top w:val="single" w:sz="4" w:space="0" w:color="000000"/>
-              <w:left w:val="single" w:sz="6" w:space="0" w:color="000000"/>
-              <w:bottom w:val="single" w:sz="6" w:space="0" w:color="000000"/>
-              <w:right w:val="single" w:sz="4" w:space="0" w:color="000000"/>
-            </w:tcBorders>
-            <w:tcMar>
-              <w:top w:w="80" w:type="dxa"/>
-              <w:left w:w="80" w:type="dxa"/>
-              <w:bottom w:w="80" w:type="dxa"/>
-              <w:right w:w="80" w:type="dxa"/>
-            </w:tcMar>
-          </w:tcPr>
-          <w:p>
-            <w:pPr>
-              <w:pStyle w:val="Body"/>
-              <w:spacing w:line="240" w:lineRule="auto"/>
-            </w:pPr>
-            <w:r>
-              <w:rPr>
-                <w:rStyle w:val="None"/>
-              </w:rPr>
-              <w:t>4</w:t>
-            </w:r>
-          </w:p>
-        </w:tc>
-        <w:tc>
-          <w:tcPr>
-            <w:tcW w:w="3060" w:type="dxa"/>
-            <w:tcBorders>
-              <w:top w:val="single" w:sz="4" w:space="0" w:color="000000"/>
-              <w:left w:val="single" w:sz="4" w:space="0" w:color="000000"/>
-              <w:bottom w:val="single" w:sz="6" w:space="0" w:color="000000"/>
-              <w:right w:val="single" w:sz="6" w:space="0" w:color="000000"/>
-            </w:tcBorders>
-            <w:tcMar>
-              <w:top w:w="80" w:type="dxa"/>
-              <w:left w:w="80" w:type="dxa"/>
-              <w:bottom w:w="80" w:type="dxa"/>
-              <w:right w:w="80" w:type="dxa"/>
-            </w:tcMar>
-          </w:tcPr>
-          <w:p/>
-        </w:tc>
-      </w:tr>
     </w:tbl>
+    <w:p/>
     <w:p>
       <w:pPr>
         <w:pStyle w:val="Body"/>
@@ -670,7 +619,7 @@
         <w:shd w:val="clear" w:color="auto" w:fill="F8F9FA"/>
         <w:rPr>
           <w:rStyle w:val="None"/>
-          <w:rFonts w:ascii="Roboto" w:eastAsia="Roboto" w:hAnsi="Roboto" w:cs="Roboto"/>
+          <w:rFonts w:ascii="Roboto" w:hAnsi="Roboto" w:eastAsia="Roboto" w:cs="Roboto"/>
           <w:b/>
           <w:bCs/>
           <w:color w:val="1D2125"/>
@@ -682,7 +631,7 @@
       <w:r>
         <w:rPr>
           <w:rStyle w:val="None"/>
-          <w:rFonts w:ascii="Roboto" w:eastAsia="Roboto" w:hAnsi="Roboto" w:cs="Roboto"/>
+          <w:rFonts w:ascii="Roboto" w:hAnsi="Roboto" w:eastAsia="Roboto" w:cs="Roboto"/>
           <w:b/>
           <w:bCs/>
           <w:color w:val="1D2125"/>
@@ -698,12 +647,12 @@
         <w:tblW w:w="9360" w:type="dxa"/>
         <w:tblInd w:w="108" w:type="dxa"/>
         <w:tblBorders>
-          <w:top w:val="single" w:sz="8" w:space="0" w:color="FFFFFF"/>
-          <w:left w:val="single" w:sz="8" w:space="0" w:color="FFFFFF"/>
-          <w:bottom w:val="single" w:sz="8" w:space="0" w:color="FFFFFF"/>
-          <w:right w:val="single" w:sz="8" w:space="0" w:color="FFFFFF"/>
-          <w:insideH w:val="single" w:sz="8" w:space="0" w:color="FFFFFF"/>
-          <w:insideV w:val="single" w:sz="8" w:space="0" w:color="FFFFFF"/>
+          <w:top w:val="single" w:color="FFFFFF" w:sz="8" w:space="0"/>
+          <w:left w:val="single" w:color="FFFFFF" w:sz="8" w:space="0"/>
+          <w:bottom w:val="single" w:color="FFFFFF" w:sz="8" w:space="0"/>
+          <w:right w:val="single" w:color="FFFFFF" w:sz="8" w:space="0"/>
+          <w:insideH w:val="single" w:color="FFFFFF" w:sz="8" w:space="0"/>
+          <w:insideV w:val="single" w:color="FFFFFF" w:sz="8" w:space="0"/>
         </w:tblBorders>
         <w:shd w:val="clear" w:color="auto" w:fill="CED7E7"/>
         <w:tblLayout w:type="fixed"/>
@@ -721,10 +670,10 @@
           <w:tcPr>
             <w:tcW w:w="9005" w:type="dxa"/>
             <w:tcBorders>
-              <w:top w:val="single" w:sz="4" w:space="0" w:color="000000" w:themeColor="text1"/>
-              <w:left w:val="single" w:sz="4" w:space="0" w:color="000000" w:themeColor="text1"/>
-              <w:bottom w:val="single" w:sz="4" w:space="0" w:color="000000" w:themeColor="text1"/>
-              <w:right w:val="single" w:sz="4" w:space="0" w:color="000000" w:themeColor="text1"/>
+              <w:top w:val="single" w:color="000000" w:themeColor="text1" w:sz="4" w:space="0"/>
+              <w:left w:val="single" w:color="000000" w:themeColor="text1" w:sz="4" w:space="0"/>
+              <w:bottom w:val="single" w:color="000000" w:themeColor="text1" w:sz="4" w:space="0"/>
+              <w:right w:val="single" w:color="000000" w:themeColor="text1" w:sz="4" w:space="0"/>
             </w:tcBorders>
             <w:tcMar>
               <w:top w:w="80" w:type="dxa"/>
@@ -741,7 +690,7 @@
             <w:r>
               <w:rPr>
                 <w:rStyle w:val="None"/>
-                <w:rFonts w:ascii="Roboto" w:eastAsia="Roboto" w:hAnsi="Roboto" w:cs="Roboto"/>
+                <w:rFonts w:ascii="Roboto" w:hAnsi="Roboto" w:eastAsia="Roboto" w:cs="Roboto"/>
                 <w:b/>
                 <w:bCs/>
                 <w:color w:val="1D2125"/>
@@ -757,10 +706,10 @@
           <w:tcPr>
             <w:tcW w:w="355" w:type="dxa"/>
             <w:tcBorders>
-              <w:top w:val="single" w:sz="4" w:space="0" w:color="000000" w:themeColor="text1"/>
-              <w:left w:val="single" w:sz="4" w:space="0" w:color="000000" w:themeColor="text1"/>
-              <w:bottom w:val="single" w:sz="4" w:space="0" w:color="000000" w:themeColor="text1"/>
-              <w:right w:val="single" w:sz="4" w:space="0" w:color="000000" w:themeColor="text1"/>
+              <w:top w:val="single" w:color="000000" w:themeColor="text1" w:sz="4" w:space="0"/>
+              <w:left w:val="single" w:color="000000" w:themeColor="text1" w:sz="4" w:space="0"/>
+              <w:bottom w:val="single" w:color="000000" w:themeColor="text1" w:sz="4" w:space="0"/>
+              <w:right w:val="single" w:color="000000" w:themeColor="text1" w:sz="4" w:space="0"/>
             </w:tcBorders>
             <w:tcMar>
               <w:top w:w="80" w:type="dxa"/>
@@ -780,10 +729,10 @@
           <w:tcPr>
             <w:tcW w:w="9005" w:type="dxa"/>
             <w:tcBorders>
-              <w:top w:val="single" w:sz="4" w:space="0" w:color="000000" w:themeColor="text1"/>
-              <w:left w:val="single" w:sz="4" w:space="0" w:color="000000" w:themeColor="text1"/>
-              <w:bottom w:val="single" w:sz="4" w:space="0" w:color="000000" w:themeColor="text1"/>
-              <w:right w:val="single" w:sz="4" w:space="0" w:color="000000" w:themeColor="text1"/>
+              <w:top w:val="single" w:color="000000" w:themeColor="text1" w:sz="4" w:space="0"/>
+              <w:left w:val="single" w:color="000000" w:themeColor="text1" w:sz="4" w:space="0"/>
+              <w:bottom w:val="single" w:color="000000" w:themeColor="text1" w:sz="4" w:space="0"/>
+              <w:right w:val="single" w:color="000000" w:themeColor="text1" w:sz="4" w:space="0"/>
             </w:tcBorders>
             <w:tcMar>
               <w:top w:w="80" w:type="dxa"/>
@@ -801,7 +750,7 @@
             <w:r>
               <w:rPr>
                 <w:rStyle w:val="None"/>
-                <w:rFonts w:ascii="Roboto" w:eastAsia="Roboto" w:hAnsi="Roboto" w:cs="Roboto"/>
+                <w:rFonts w:ascii="Roboto" w:hAnsi="Roboto" w:eastAsia="Roboto" w:cs="Roboto"/>
                 <w:b/>
                 <w:bCs/>
                 <w:color w:val="1D2125"/>
@@ -817,8 +766,8 @@
           <w:tcPr>
             <w:tcW w:w="355" w:type="dxa"/>
             <w:tcBorders>
-              <w:top w:val="single" w:sz="4" w:space="0" w:color="000000" w:themeColor="text1"/>
-              <w:left w:val="single" w:sz="4" w:space="0" w:color="000000" w:themeColor="text1"/>
+              <w:top w:val="single" w:color="000000" w:themeColor="text1" w:sz="4" w:space="0"/>
+              <w:left w:val="single" w:color="000000" w:themeColor="text1" w:sz="4" w:space="0"/>
               <w:bottom w:val="nil"/>
               <w:right w:val="nil"/>
             </w:tcBorders>
@@ -840,10 +789,10 @@
           <w:tcPr>
             <w:tcW w:w="9005" w:type="dxa"/>
             <w:tcBorders>
-              <w:top w:val="single" w:sz="4" w:space="0" w:color="000000" w:themeColor="text1"/>
-              <w:left w:val="single" w:sz="4" w:space="0" w:color="000000" w:themeColor="text1"/>
-              <w:bottom w:val="single" w:sz="4" w:space="0" w:color="000000" w:themeColor="text1"/>
-              <w:right w:val="single" w:sz="4" w:space="0" w:color="000000" w:themeColor="text1"/>
+              <w:top w:val="single" w:color="000000" w:themeColor="text1" w:sz="4" w:space="0"/>
+              <w:left w:val="single" w:color="000000" w:themeColor="text1" w:sz="4" w:space="0"/>
+              <w:bottom w:val="single" w:color="000000" w:themeColor="text1" w:sz="4" w:space="0"/>
+              <w:right w:val="single" w:color="000000" w:themeColor="text1" w:sz="4" w:space="0"/>
             </w:tcBorders>
             <w:tcMar>
               <w:top w:w="80" w:type="dxa"/>
@@ -858,7 +807,7 @@
               <w:spacing w:line="240" w:lineRule="auto"/>
               <w:rPr>
                 <w:rStyle w:val="None"/>
-                <w:rFonts w:ascii="Roboto" w:eastAsia="Roboto" w:hAnsi="Roboto" w:cs="Roboto"/>
+                <w:rFonts w:ascii="Roboto" w:hAnsi="Roboto" w:eastAsia="Roboto" w:cs="Roboto"/>
                 <w:b/>
                 <w:bCs/>
                 <w:color w:val="1D2125"/>
@@ -870,7 +819,7 @@
             <w:r>
               <w:rPr>
                 <w:rStyle w:val="None"/>
-                <w:rFonts w:ascii="Roboto" w:eastAsia="Roboto" w:hAnsi="Roboto" w:cs="Roboto"/>
+                <w:rFonts w:ascii="Roboto" w:hAnsi="Roboto" w:eastAsia="Roboto" w:cs="Roboto"/>
                 <w:b/>
                 <w:bCs/>
                 <w:color w:val="1D2125"/>
@@ -887,17 +836,17 @@
               <w:spacing w:line="240" w:lineRule="auto"/>
               <w:rPr>
                 <w:rStyle w:val="None"/>
-                <w:rFonts w:ascii="Roboto" w:eastAsia="Roboto" w:hAnsi="Roboto" w:cs="Roboto"/>
-                <w:color w:val="1D2125"/>
-                <w:sz w:val="24"/>
-                <w:szCs w:val="24"/>
-                <w:u w:color="1D2125"/>
-              </w:rPr>
-            </w:pPr>
-            <w:r>
-              <w:rPr>
-                <w:rStyle w:val="None"/>
-                <w:rFonts w:ascii="Roboto" w:eastAsia="Roboto" w:hAnsi="Roboto" w:cs="Roboto"/>
+                <w:rFonts w:ascii="Roboto" w:hAnsi="Roboto" w:eastAsia="Roboto" w:cs="Roboto"/>
+                <w:color w:val="1D2125"/>
+                <w:sz w:val="24"/>
+                <w:szCs w:val="24"/>
+                <w:u w:color="1D2125"/>
+              </w:rPr>
+            </w:pPr>
+            <w:r>
+              <w:rPr>
+                <w:rStyle w:val="None"/>
+                <w:rFonts w:ascii="Roboto" w:hAnsi="Roboto" w:eastAsia="Roboto" w:cs="Roboto"/>
                 <w:color w:val="1D2125"/>
                 <w:sz w:val="24"/>
                 <w:szCs w:val="24"/>
@@ -915,7 +864,7 @@
             <w:r>
               <w:rPr>
                 <w:rStyle w:val="None"/>
-                <w:rFonts w:ascii="Roboto" w:eastAsia="Roboto" w:hAnsi="Roboto" w:cs="Roboto"/>
+                <w:rFonts w:ascii="Roboto" w:hAnsi="Roboto" w:eastAsia="Roboto" w:cs="Roboto"/>
                 <w:b/>
                 <w:bCs/>
                 <w:color w:val="1D2125"/>
@@ -935,7 +884,7 @@
             <w:r>
               <w:rPr>
                 <w:rStyle w:val="None"/>
-                <w:rFonts w:ascii="Roboto" w:eastAsia="Roboto" w:hAnsi="Roboto" w:cs="Roboto"/>
+                <w:rFonts w:ascii="Roboto" w:hAnsi="Roboto" w:eastAsia="Roboto" w:cs="Roboto"/>
                 <w:color w:val="1D2125"/>
                 <w:sz w:val="24"/>
                 <w:szCs w:val="24"/>
@@ -953,7 +902,7 @@
             <w:r>
               <w:rPr>
                 <w:rStyle w:val="None"/>
-                <w:rFonts w:ascii="Roboto" w:eastAsia="Roboto" w:hAnsi="Roboto" w:cs="Roboto"/>
+                <w:rFonts w:ascii="Roboto" w:hAnsi="Roboto" w:eastAsia="Roboto" w:cs="Roboto"/>
                 <w:b/>
                 <w:bCs/>
                 <w:color w:val="1D2125"/>
@@ -970,17 +919,17 @@
               <w:spacing w:line="240" w:lineRule="auto"/>
               <w:rPr>
                 <w:rStyle w:val="None"/>
-                <w:rFonts w:ascii="Roboto" w:eastAsia="Roboto" w:hAnsi="Roboto" w:cs="Roboto"/>
-                <w:color w:val="1D2125"/>
-                <w:sz w:val="24"/>
-                <w:szCs w:val="24"/>
-                <w:u w:color="1D2125"/>
-              </w:rPr>
-            </w:pPr>
-            <w:r>
-              <w:rPr>
-                <w:rStyle w:val="None"/>
-                <w:rFonts w:ascii="Roboto" w:eastAsia="Roboto" w:hAnsi="Roboto" w:cs="Roboto"/>
+                <w:rFonts w:ascii="Roboto" w:hAnsi="Roboto" w:eastAsia="Roboto" w:cs="Roboto"/>
+                <w:color w:val="1D2125"/>
+                <w:sz w:val="24"/>
+                <w:szCs w:val="24"/>
+                <w:u w:color="1D2125"/>
+              </w:rPr>
+            </w:pPr>
+            <w:r>
+              <w:rPr>
+                <w:rStyle w:val="None"/>
+                <w:rFonts w:ascii="Roboto" w:hAnsi="Roboto" w:eastAsia="Roboto" w:cs="Roboto"/>
                 <w:color w:val="1D2125"/>
                 <w:sz w:val="24"/>
                 <w:szCs w:val="24"/>
@@ -995,7 +944,7 @@
               <w:spacing w:line="240" w:lineRule="auto"/>
               <w:rPr>
                 <w:rStyle w:val="None"/>
-                <w:rFonts w:ascii="Roboto" w:eastAsia="Roboto" w:hAnsi="Roboto" w:cs="Roboto"/>
+                <w:rFonts w:ascii="Roboto" w:hAnsi="Roboto" w:eastAsia="Roboto" w:cs="Roboto"/>
                 <w:b/>
                 <w:bCs/>
                 <w:color w:val="1D2125"/>
@@ -1007,7 +956,7 @@
             <w:r>
               <w:rPr>
                 <w:rStyle w:val="None"/>
-                <w:rFonts w:ascii="Roboto" w:eastAsia="Roboto" w:hAnsi="Roboto" w:cs="Roboto"/>
+                <w:rFonts w:ascii="Roboto" w:hAnsi="Roboto" w:eastAsia="Roboto" w:cs="Roboto"/>
                 <w:b/>
                 <w:bCs/>
                 <w:color w:val="1D2125"/>
@@ -1024,7 +973,7 @@
               <w:spacing w:line="240" w:lineRule="auto"/>
               <w:rPr>
                 <w:rStyle w:val="None"/>
-                <w:rFonts w:ascii="Roboto" w:eastAsia="Roboto" w:hAnsi="Roboto" w:cs="Roboto"/>
+                <w:rFonts w:ascii="Roboto" w:hAnsi="Roboto" w:eastAsia="Roboto" w:cs="Roboto"/>
                 <w:b/>
                 <w:bCs/>
                 <w:color w:val="1D2125"/>
@@ -1036,7 +985,7 @@
             <w:r>
               <w:rPr>
                 <w:rStyle w:val="None"/>
-                <w:rFonts w:ascii="Roboto" w:eastAsia="Roboto" w:hAnsi="Roboto" w:cs="Roboto"/>
+                <w:rFonts w:ascii="Roboto" w:hAnsi="Roboto" w:eastAsia="Roboto" w:cs="Roboto"/>
                 <w:color w:val="1D2125"/>
                 <w:sz w:val="24"/>
                 <w:szCs w:val="24"/>
@@ -1054,7 +1003,7 @@
             <w:r>
               <w:rPr>
                 <w:rStyle w:val="None"/>
-                <w:rFonts w:ascii="Roboto" w:eastAsia="Roboto" w:hAnsi="Roboto" w:cs="Roboto"/>
+                <w:rFonts w:ascii="Roboto" w:hAnsi="Roboto" w:eastAsia="Roboto" w:cs="Roboto"/>
                 <w:b/>
                 <w:bCs/>
                 <w:color w:val="1D2125"/>
@@ -1073,7 +1022,7 @@
             <w:r>
               <w:rPr>
                 <w:rStyle w:val="None"/>
-                <w:rFonts w:ascii="Roboto" w:eastAsia="Roboto" w:hAnsi="Roboto" w:cs="Roboto"/>
+                <w:rFonts w:ascii="Roboto" w:hAnsi="Roboto" w:eastAsia="Roboto" w:cs="Roboto"/>
                 <w:color w:val="1D2125"/>
                 <w:sz w:val="24"/>
                 <w:szCs w:val="24"/>
@@ -1088,7 +1037,7 @@
             <w:tcW w:w="355" w:type="dxa"/>
             <w:tcBorders>
               <w:top w:val="nil"/>
-              <w:left w:val="single" w:sz="4" w:space="0" w:color="000000" w:themeColor="text1"/>
+              <w:left w:val="single" w:color="000000" w:themeColor="text1" w:sz="4" w:space="0"/>
               <w:bottom w:val="nil"/>
               <w:right w:val="nil"/>
             </w:tcBorders>
@@ -1110,10 +1059,10 @@
           <w:tcPr>
             <w:tcW w:w="9005" w:type="dxa"/>
             <w:tcBorders>
-              <w:top w:val="single" w:sz="4" w:space="0" w:color="000000" w:themeColor="text1"/>
-              <w:left w:val="single" w:sz="4" w:space="0" w:color="000000" w:themeColor="text1"/>
-              <w:bottom w:val="single" w:sz="4" w:space="0" w:color="000000" w:themeColor="text1"/>
-              <w:right w:val="single" w:sz="4" w:space="0" w:color="000000" w:themeColor="text1"/>
+              <w:top w:val="single" w:color="000000" w:themeColor="text1" w:sz="4" w:space="0"/>
+              <w:left w:val="single" w:color="000000" w:themeColor="text1" w:sz="4" w:space="0"/>
+              <w:bottom w:val="single" w:color="000000" w:themeColor="text1" w:sz="4" w:space="0"/>
+              <w:right w:val="single" w:color="000000" w:themeColor="text1" w:sz="4" w:space="0"/>
             </w:tcBorders>
             <w:tcMar>
               <w:top w:w="80" w:type="dxa"/>
@@ -1131,7 +1080,7 @@
             <w:r>
               <w:rPr>
                 <w:rStyle w:val="None"/>
-                <w:rFonts w:ascii="Roboto" w:eastAsia="Roboto" w:hAnsi="Roboto" w:cs="Roboto"/>
+                <w:rFonts w:ascii="Roboto" w:hAnsi="Roboto" w:eastAsia="Roboto" w:cs="Roboto"/>
                 <w:b/>
                 <w:bCs/>
                 <w:color w:val="1D2125"/>
@@ -1148,8 +1097,8 @@
             <w:tcW w:w="355" w:type="dxa"/>
             <w:tcBorders>
               <w:top w:val="nil"/>
-              <w:left w:val="single" w:sz="4" w:space="0" w:color="000000" w:themeColor="text1"/>
-              <w:bottom w:val="single" w:sz="4" w:space="0" w:color="000000" w:themeColor="text1"/>
+              <w:left w:val="single" w:color="000000" w:themeColor="text1" w:sz="4" w:space="0"/>
+              <w:bottom w:val="single" w:color="000000" w:themeColor="text1" w:sz="4" w:space="0"/>
               <w:right w:val="nil"/>
             </w:tcBorders>
             <w:tcMar>
@@ -1170,10 +1119,10 @@
           <w:tcPr>
             <w:tcW w:w="9005" w:type="dxa"/>
             <w:tcBorders>
-              <w:top w:val="single" w:sz="4" w:space="0" w:color="000000" w:themeColor="text1"/>
-              <w:left w:val="single" w:sz="4" w:space="0" w:color="000000" w:themeColor="text1"/>
-              <w:bottom w:val="single" w:sz="4" w:space="0" w:color="000000" w:themeColor="text1"/>
-              <w:right w:val="single" w:sz="4" w:space="0" w:color="000000" w:themeColor="text1"/>
+              <w:top w:val="single" w:color="000000" w:themeColor="text1" w:sz="4" w:space="0"/>
+              <w:left w:val="single" w:color="000000" w:themeColor="text1" w:sz="4" w:space="0"/>
+              <w:bottom w:val="single" w:color="000000" w:themeColor="text1" w:sz="4" w:space="0"/>
+              <w:right w:val="single" w:color="000000" w:themeColor="text1" w:sz="4" w:space="0"/>
             </w:tcBorders>
             <w:tcMar>
               <w:top w:w="80" w:type="dxa"/>
@@ -1188,7 +1137,7 @@
               <w:spacing w:line="240" w:lineRule="auto"/>
               <w:rPr>
                 <w:rStyle w:val="None"/>
-                <w:rFonts w:ascii="Roboto" w:eastAsia="Roboto" w:hAnsi="Roboto" w:cs="Roboto"/>
+                <w:rFonts w:ascii="Roboto" w:hAnsi="Roboto" w:eastAsia="Roboto" w:cs="Roboto"/>
                 <w:i/>
                 <w:iCs/>
                 <w:color w:val="1D2125"/>
@@ -1200,7 +1149,7 @@
             <w:r>
               <w:rPr>
                 <w:rStyle w:val="None"/>
-                <w:rFonts w:ascii="Roboto" w:eastAsia="Roboto" w:hAnsi="Roboto" w:cs="Roboto"/>
+                <w:rFonts w:ascii="Roboto" w:hAnsi="Roboto" w:eastAsia="Roboto" w:cs="Roboto"/>
                 <w:i/>
                 <w:iCs/>
                 <w:color w:val="1D2125"/>
@@ -1208,7 +1157,6 @@
                 <w:szCs w:val="24"/>
                 <w:u w:color="1D2125"/>
               </w:rPr>
-              <w:lastRenderedPageBreak/>
               <w:t>Pages:</w:t>
             </w:r>
           </w:p>
@@ -1218,7 +1166,7 @@
               <w:spacing w:line="240" w:lineRule="auto"/>
               <w:rPr>
                 <w:rStyle w:val="None"/>
-                <w:rFonts w:ascii="Roboto" w:eastAsia="Roboto" w:hAnsi="Roboto" w:cs="Roboto"/>
+                <w:rFonts w:ascii="Roboto" w:hAnsi="Roboto" w:eastAsia="Roboto" w:cs="Roboto"/>
                 <w:i/>
                 <w:iCs/>
                 <w:color w:val="1D2125"/>
@@ -1230,7 +1178,7 @@
             <w:r>
               <w:rPr>
                 <w:rStyle w:val="None"/>
-                <w:rFonts w:ascii="Roboto" w:eastAsia="Roboto" w:hAnsi="Roboto" w:cs="Roboto"/>
+                <w:rFonts w:ascii="Roboto" w:hAnsi="Roboto" w:eastAsia="Roboto" w:cs="Roboto"/>
                 <w:i/>
                 <w:iCs/>
                 <w:color w:val="1D2125"/>
@@ -1243,7 +1191,7 @@
             <w:r>
               <w:rPr>
                 <w:rStyle w:val="None"/>
-                <w:rFonts w:ascii="Roboto" w:eastAsia="Roboto" w:hAnsi="Roboto" w:cs="Roboto"/>
+                <w:rFonts w:ascii="Roboto" w:hAnsi="Roboto" w:eastAsia="Roboto" w:cs="Roboto"/>
                 <w:i/>
                 <w:iCs/>
                 <w:color w:val="1D2125"/>
@@ -1252,12 +1200,11 @@
                 <w:u w:color="1D2125"/>
               </w:rPr>
               <w:br/>
-              <w:t>Provider Search</w:t>
-            </w:r>
-            <w:r>
-              <w:rPr>
-                <w:rStyle w:val="None"/>
-                <w:rFonts w:ascii="Roboto" w:eastAsia="Roboto" w:hAnsi="Roboto" w:cs="Roboto"/>
+            </w:r>
+            <w:r>
+              <w:rPr>
+                <w:rStyle w:val="None"/>
+                <w:rFonts w:ascii="Roboto" w:hAnsi="Roboto" w:eastAsia="Roboto" w:cs="Roboto"/>
                 <w:i/>
                 <w:iCs/>
                 <w:color w:val="1D2125"/>
@@ -1265,7 +1212,32 @@
                 <w:szCs w:val="24"/>
                 <w:u w:color="1D2125"/>
               </w:rPr>
+              <w:t>Provider Search</w:t>
+            </w:r>
+            <w:r>
+              <w:rPr>
+                <w:rStyle w:val="None"/>
+                <w:rFonts w:ascii="Roboto" w:hAnsi="Roboto" w:eastAsia="Roboto" w:cs="Roboto"/>
+                <w:i/>
+                <w:iCs/>
+                <w:color w:val="1D2125"/>
+                <w:sz w:val="24"/>
+                <w:szCs w:val="24"/>
+                <w:u w:color="1D2125"/>
+              </w:rPr>
               <w:br/>
+            </w:r>
+            <w:r>
+              <w:rPr>
+                <w:rStyle w:val="None"/>
+                <w:rFonts w:ascii="Roboto" w:hAnsi="Roboto" w:eastAsia="Roboto" w:cs="Roboto"/>
+                <w:i/>
+                <w:iCs/>
+                <w:color w:val="1D2125"/>
+                <w:sz w:val="24"/>
+                <w:szCs w:val="24"/>
+                <w:u w:color="1D2125"/>
+              </w:rPr>
               <w:t xml:space="preserve">Search Bar, Filter by Primary Care Physician, Specialty, distance, ratings  </w:t>
             </w:r>
           </w:p>
@@ -1275,7 +1247,7 @@
               <w:spacing w:line="240" w:lineRule="auto"/>
               <w:rPr>
                 <w:rStyle w:val="None"/>
-                <w:rFonts w:ascii="Roboto" w:eastAsia="Roboto" w:hAnsi="Roboto" w:cs="Roboto"/>
+                <w:rFonts w:ascii="Roboto" w:hAnsi="Roboto" w:eastAsia="Roboto" w:cs="Roboto"/>
                 <w:i/>
                 <w:iCs/>
                 <w:color w:val="1D2125"/>
@@ -1287,7 +1259,7 @@
             <w:r>
               <w:rPr>
                 <w:rStyle w:val="None"/>
-                <w:rFonts w:ascii="Roboto" w:eastAsia="Roboto" w:hAnsi="Roboto" w:cs="Roboto"/>
+                <w:rFonts w:ascii="Roboto" w:hAnsi="Roboto" w:eastAsia="Roboto" w:cs="Roboto"/>
                 <w:i/>
                 <w:iCs/>
                 <w:color w:val="1D2125"/>
@@ -1304,7 +1276,7 @@
               <w:spacing w:line="240" w:lineRule="auto"/>
               <w:rPr>
                 <w:rStyle w:val="None"/>
-                <w:rFonts w:ascii="Roboto" w:eastAsia="Roboto" w:hAnsi="Roboto" w:cs="Roboto"/>
+                <w:rFonts w:ascii="Roboto" w:hAnsi="Roboto" w:eastAsia="Roboto" w:cs="Roboto"/>
                 <w:i/>
                 <w:iCs/>
                 <w:color w:val="1D2125"/>
@@ -1316,7 +1288,7 @@
             <w:r>
               <w:rPr>
                 <w:rStyle w:val="None"/>
-                <w:rFonts w:ascii="Roboto" w:eastAsia="Roboto" w:hAnsi="Roboto" w:cs="Roboto"/>
+                <w:rFonts w:ascii="Roboto" w:hAnsi="Roboto" w:eastAsia="Roboto" w:cs="Roboto"/>
                 <w:i/>
                 <w:iCs/>
                 <w:color w:val="1D2125"/>
@@ -1333,7 +1305,7 @@
               <w:spacing w:line="240" w:lineRule="auto"/>
               <w:rPr>
                 <w:rStyle w:val="None"/>
-                <w:rFonts w:ascii="Roboto" w:eastAsia="Roboto" w:hAnsi="Roboto" w:cs="Roboto"/>
+                <w:rFonts w:ascii="Roboto" w:hAnsi="Roboto" w:eastAsia="Roboto" w:cs="Roboto"/>
                 <w:i/>
                 <w:iCs/>
                 <w:color w:val="1D2125"/>
@@ -1345,7 +1317,7 @@
             <w:r>
               <w:rPr>
                 <w:rStyle w:val="None"/>
-                <w:rFonts w:ascii="Roboto" w:eastAsia="Roboto" w:hAnsi="Roboto" w:cs="Roboto"/>
+                <w:rFonts w:ascii="Roboto" w:hAnsi="Roboto" w:eastAsia="Roboto" w:cs="Roboto"/>
                 <w:i/>
                 <w:iCs/>
                 <w:color w:val="1D2125"/>
@@ -1364,7 +1336,7 @@
             <w:r>
               <w:rPr>
                 <w:rStyle w:val="None"/>
-                <w:rFonts w:ascii="Roboto" w:eastAsia="Roboto" w:hAnsi="Roboto" w:cs="Roboto"/>
+                <w:rFonts w:ascii="Roboto" w:hAnsi="Roboto" w:eastAsia="Roboto" w:cs="Roboto"/>
                 <w:i/>
                 <w:iCs/>
                 <w:color w:val="1D2125"/>
@@ -1380,10 +1352,10 @@
           <w:tcPr>
             <w:tcW w:w="355" w:type="dxa"/>
             <w:tcBorders>
-              <w:top w:val="single" w:sz="4" w:space="0" w:color="000000" w:themeColor="text1"/>
-              <w:left w:val="single" w:sz="4" w:space="0" w:color="000000" w:themeColor="text1"/>
-              <w:bottom w:val="single" w:sz="4" w:space="0" w:color="000000" w:themeColor="text1"/>
-              <w:right w:val="single" w:sz="4" w:space="0" w:color="000000" w:themeColor="text1"/>
+              <w:top w:val="single" w:color="000000" w:themeColor="text1" w:sz="4" w:space="0"/>
+              <w:left w:val="single" w:color="000000" w:themeColor="text1" w:sz="4" w:space="0"/>
+              <w:bottom w:val="single" w:color="000000" w:themeColor="text1" w:sz="4" w:space="0"/>
+              <w:right w:val="single" w:color="000000" w:themeColor="text1" w:sz="4" w:space="0"/>
             </w:tcBorders>
             <w:tcMar>
               <w:top w:w="80" w:type="dxa"/>
@@ -1403,10 +1375,10 @@
           <w:tcPr>
             <w:tcW w:w="9005" w:type="dxa"/>
             <w:tcBorders>
-              <w:top w:val="single" w:sz="4" w:space="0" w:color="000000" w:themeColor="text1"/>
-              <w:left w:val="single" w:sz="4" w:space="0" w:color="000000" w:themeColor="text1"/>
-              <w:bottom w:val="single" w:sz="4" w:space="0" w:color="000000" w:themeColor="text1"/>
-              <w:right w:val="single" w:sz="4" w:space="0" w:color="000000" w:themeColor="text1"/>
+              <w:top w:val="single" w:color="000000" w:themeColor="text1" w:sz="4" w:space="0"/>
+              <w:left w:val="single" w:color="000000" w:themeColor="text1" w:sz="4" w:space="0"/>
+              <w:bottom w:val="single" w:color="000000" w:themeColor="text1" w:sz="4" w:space="0"/>
+              <w:right w:val="single" w:color="000000" w:themeColor="text1" w:sz="4" w:space="0"/>
             </w:tcBorders>
             <w:tcMar>
               <w:top w:w="80" w:type="dxa"/>
@@ -1424,7 +1396,7 @@
             <w:r>
               <w:rPr>
                 <w:rStyle w:val="None"/>
-                <w:rFonts w:ascii="Roboto" w:eastAsia="Roboto" w:hAnsi="Roboto" w:cs="Roboto"/>
+                <w:rFonts w:ascii="Roboto" w:hAnsi="Roboto" w:eastAsia="Roboto" w:cs="Roboto"/>
                 <w:b/>
                 <w:bCs/>
                 <w:color w:val="1D2125"/>
@@ -1440,10 +1412,10 @@
           <w:tcPr>
             <w:tcW w:w="355" w:type="dxa"/>
             <w:tcBorders>
-              <w:top w:val="single" w:sz="4" w:space="0" w:color="000000" w:themeColor="text1"/>
-              <w:left w:val="single" w:sz="4" w:space="0" w:color="000000" w:themeColor="text1"/>
-              <w:bottom w:val="single" w:sz="4" w:space="0" w:color="000000" w:themeColor="text1"/>
-              <w:right w:val="single" w:sz="4" w:space="0" w:color="000000" w:themeColor="text1"/>
+              <w:top w:val="single" w:color="000000" w:themeColor="text1" w:sz="4" w:space="0"/>
+              <w:left w:val="single" w:color="000000" w:themeColor="text1" w:sz="4" w:space="0"/>
+              <w:bottom w:val="single" w:color="000000" w:themeColor="text1" w:sz="4" w:space="0"/>
+              <w:right w:val="single" w:color="000000" w:themeColor="text1" w:sz="4" w:space="0"/>
             </w:tcBorders>
             <w:tcMar>
               <w:top w:w="80" w:type="dxa"/>
@@ -1463,10 +1435,10 @@
           <w:tcPr>
             <w:tcW w:w="9005" w:type="dxa"/>
             <w:tcBorders>
-              <w:top w:val="single" w:sz="4" w:space="0" w:color="000000" w:themeColor="text1"/>
-              <w:left w:val="single" w:sz="4" w:space="0" w:color="000000" w:themeColor="text1"/>
-              <w:bottom w:val="single" w:sz="4" w:space="0" w:color="000000" w:themeColor="text1"/>
-              <w:right w:val="single" w:sz="4" w:space="0" w:color="000000" w:themeColor="text1"/>
+              <w:top w:val="single" w:color="000000" w:themeColor="text1" w:sz="4" w:space="0"/>
+              <w:left w:val="single" w:color="000000" w:themeColor="text1" w:sz="4" w:space="0"/>
+              <w:bottom w:val="single" w:color="000000" w:themeColor="text1" w:sz="4" w:space="0"/>
+              <w:right w:val="single" w:color="000000" w:themeColor="text1" w:sz="4" w:space="0"/>
             </w:tcBorders>
             <w:tcMar>
               <w:top w:w="80" w:type="dxa"/>
@@ -1480,7 +1452,7 @@
               <w:pStyle w:val="Default"/>
               <w:spacing w:before="0" w:after="281" w:line="240" w:lineRule="auto"/>
               <w:rPr>
-                <w:rFonts w:ascii="Helvetica" w:eastAsia="Helvetica" w:hAnsi="Helvetica" w:cs="Helvetica"/>
+                <w:rFonts w:ascii="Helvetica" w:hAnsi="Helvetica" w:eastAsia="Helvetica" w:cs="Helvetica"/>
                 <w:b/>
                 <w:bCs/>
               </w:rPr>
@@ -1491,7 +1463,6 @@
                 <w:b/>
                 <w:bCs/>
               </w:rPr>
-              <w:lastRenderedPageBreak/>
               <w:t>Pages</w:t>
             </w:r>
           </w:p>
@@ -1500,7 +1471,7 @@
               <w:pStyle w:val="Default"/>
               <w:spacing w:before="0" w:after="240" w:line="240" w:lineRule="auto"/>
               <w:rPr>
-                <w:rFonts w:ascii="Helvetica" w:eastAsia="Helvetica" w:hAnsi="Helvetica" w:cs="Helvetica"/>
+                <w:rFonts w:ascii="Helvetica" w:hAnsi="Helvetica" w:eastAsia="Helvetica" w:cs="Helvetica"/>
               </w:rPr>
             </w:pPr>
             <w:r>
@@ -1515,7 +1486,7 @@
               <w:pStyle w:val="Default"/>
               <w:spacing w:before="0" w:after="281" w:line="240" w:lineRule="auto"/>
               <w:rPr>
-                <w:rFonts w:ascii="Helvetica" w:eastAsia="Helvetica" w:hAnsi="Helvetica" w:cs="Helvetica"/>
+                <w:rFonts w:ascii="Helvetica" w:hAnsi="Helvetica" w:eastAsia="Helvetica" w:cs="Helvetica"/>
                 <w:b/>
                 <w:bCs/>
               </w:rPr>
@@ -1534,7 +1505,7 @@
               <w:pStyle w:val="Default"/>
               <w:spacing w:before="0" w:after="240" w:line="240" w:lineRule="auto"/>
               <w:rPr>
-                <w:rFonts w:ascii="Helvetica" w:eastAsia="Helvetica" w:hAnsi="Helvetica" w:cs="Helvetica"/>
+                <w:rFonts w:ascii="Helvetica" w:hAnsi="Helvetica" w:eastAsia="Helvetica" w:cs="Helvetica"/>
               </w:rPr>
             </w:pPr>
             <w:r>
@@ -1549,7 +1520,7 @@
               <w:pStyle w:val="Default"/>
               <w:spacing w:before="0" w:after="281" w:line="240" w:lineRule="auto"/>
               <w:rPr>
-                <w:rFonts w:ascii="Helvetica" w:eastAsia="Helvetica" w:hAnsi="Helvetica" w:cs="Helvetica"/>
+                <w:rFonts w:ascii="Helvetica" w:hAnsi="Helvetica" w:eastAsia="Helvetica" w:cs="Helvetica"/>
                 <w:b/>
                 <w:bCs/>
               </w:rPr>
@@ -1569,7 +1540,7 @@
               <w:pStyle w:val="Default"/>
               <w:spacing w:before="0" w:after="240" w:line="240" w:lineRule="auto"/>
               <w:rPr>
-                <w:rFonts w:ascii="Helvetica" w:eastAsia="Helvetica" w:hAnsi="Helvetica" w:cs="Helvetica"/>
+                <w:rFonts w:ascii="Helvetica" w:hAnsi="Helvetica" w:eastAsia="Helvetica" w:cs="Helvetica"/>
               </w:rPr>
             </w:pPr>
             <w:r>
@@ -1584,7 +1555,7 @@
               <w:pStyle w:val="Default"/>
               <w:spacing w:before="0" w:after="281" w:line="240" w:lineRule="auto"/>
               <w:rPr>
-                <w:rFonts w:ascii="Helvetica" w:eastAsia="Helvetica" w:hAnsi="Helvetica" w:cs="Helvetica"/>
+                <w:rFonts w:ascii="Helvetica" w:hAnsi="Helvetica" w:eastAsia="Helvetica" w:cs="Helvetica"/>
                 <w:b/>
                 <w:bCs/>
               </w:rPr>
@@ -1603,7 +1574,7 @@
               <w:pStyle w:val="Default"/>
               <w:spacing w:before="0" w:after="240" w:line="240" w:lineRule="auto"/>
               <w:rPr>
-                <w:rFonts w:ascii="Helvetica" w:eastAsia="Helvetica" w:hAnsi="Helvetica" w:cs="Helvetica"/>
+                <w:rFonts w:ascii="Helvetica" w:hAnsi="Helvetica" w:eastAsia="Helvetica" w:cs="Helvetica"/>
               </w:rPr>
             </w:pPr>
             <w:r>
@@ -1618,7 +1589,7 @@
               <w:pStyle w:val="Default"/>
               <w:spacing w:before="0" w:after="281" w:line="240" w:lineRule="auto"/>
               <w:rPr>
-                <w:rFonts w:ascii="Helvetica" w:eastAsia="Helvetica" w:hAnsi="Helvetica" w:cs="Helvetica"/>
+                <w:rFonts w:ascii="Helvetica" w:hAnsi="Helvetica" w:eastAsia="Helvetica" w:cs="Helvetica"/>
                 <w:b/>
                 <w:bCs/>
               </w:rPr>
@@ -1637,7 +1608,7 @@
               <w:pStyle w:val="Default"/>
               <w:spacing w:before="0" w:after="240" w:line="240" w:lineRule="auto"/>
               <w:rPr>
-                <w:rFonts w:ascii="Helvetica" w:eastAsia="Helvetica" w:hAnsi="Helvetica" w:cs="Helvetica"/>
+                <w:rFonts w:ascii="Helvetica" w:hAnsi="Helvetica" w:eastAsia="Helvetica" w:cs="Helvetica"/>
               </w:rPr>
             </w:pPr>
             <w:r>
@@ -1652,7 +1623,7 @@
               <w:pStyle w:val="Default"/>
               <w:spacing w:before="0" w:after="281" w:line="240" w:lineRule="auto"/>
               <w:rPr>
-                <w:rFonts w:ascii="Helvetica" w:eastAsia="Helvetica" w:hAnsi="Helvetica" w:cs="Helvetica"/>
+                <w:rFonts w:ascii="Helvetica" w:hAnsi="Helvetica" w:eastAsia="Helvetica" w:cs="Helvetica"/>
                 <w:b/>
                 <w:bCs/>
               </w:rPr>
@@ -1671,7 +1642,7 @@
               <w:pStyle w:val="Default"/>
               <w:spacing w:before="0" w:after="240" w:line="240" w:lineRule="auto"/>
               <w:rPr>
-                <w:rFonts w:ascii="Helvetica" w:eastAsia="Helvetica" w:hAnsi="Helvetica" w:cs="Helvetica"/>
+                <w:rFonts w:ascii="Helvetica" w:hAnsi="Helvetica" w:eastAsia="Helvetica" w:cs="Helvetica"/>
               </w:rPr>
             </w:pPr>
             <w:r>
@@ -1686,7 +1657,7 @@
               <w:pStyle w:val="Default"/>
               <w:spacing w:before="0" w:after="281" w:line="240" w:lineRule="auto"/>
               <w:rPr>
-                <w:rFonts w:ascii="Helvetica" w:eastAsia="Helvetica" w:hAnsi="Helvetica" w:cs="Helvetica"/>
+                <w:rFonts w:ascii="Helvetica" w:hAnsi="Helvetica" w:eastAsia="Helvetica" w:cs="Helvetica"/>
                 <w:b/>
                 <w:bCs/>
               </w:rPr>
@@ -1720,10 +1691,10 @@
           <w:tcPr>
             <w:tcW w:w="355" w:type="dxa"/>
             <w:tcBorders>
-              <w:top w:val="single" w:sz="4" w:space="0" w:color="000000" w:themeColor="text1"/>
-              <w:left w:val="single" w:sz="4" w:space="0" w:color="000000" w:themeColor="text1"/>
-              <w:bottom w:val="single" w:sz="4" w:space="0" w:color="000000" w:themeColor="text1"/>
-              <w:right w:val="single" w:sz="4" w:space="0" w:color="000000" w:themeColor="text1"/>
+              <w:top w:val="single" w:color="000000" w:themeColor="text1" w:sz="4" w:space="0"/>
+              <w:left w:val="single" w:color="000000" w:themeColor="text1" w:sz="4" w:space="0"/>
+              <w:bottom w:val="single" w:color="000000" w:themeColor="text1" w:sz="4" w:space="0"/>
+              <w:right w:val="single" w:color="000000" w:themeColor="text1" w:sz="4" w:space="0"/>
             </w:tcBorders>
             <w:tcMar>
               <w:top w:w="80" w:type="dxa"/>
@@ -1743,10 +1714,10 @@
           <w:tcPr>
             <w:tcW w:w="9005" w:type="dxa"/>
             <w:tcBorders>
-              <w:top w:val="single" w:sz="4" w:space="0" w:color="000000" w:themeColor="text1"/>
-              <w:left w:val="single" w:sz="4" w:space="0" w:color="000000" w:themeColor="text1"/>
-              <w:bottom w:val="single" w:sz="4" w:space="0" w:color="000000" w:themeColor="text1"/>
-              <w:right w:val="single" w:sz="4" w:space="0" w:color="000000" w:themeColor="text1"/>
+              <w:top w:val="single" w:color="000000" w:themeColor="text1" w:sz="4" w:space="0"/>
+              <w:left w:val="single" w:color="000000" w:themeColor="text1" w:sz="4" w:space="0"/>
+              <w:bottom w:val="single" w:color="000000" w:themeColor="text1" w:sz="4" w:space="0"/>
+              <w:right w:val="single" w:color="000000" w:themeColor="text1" w:sz="4" w:space="0"/>
             </w:tcBorders>
             <w:tcMar>
               <w:top w:w="80" w:type="dxa"/>
@@ -1764,7 +1735,7 @@
             <w:r>
               <w:rPr>
                 <w:rStyle w:val="None"/>
-                <w:rFonts w:ascii="Roboto" w:eastAsia="Roboto" w:hAnsi="Roboto" w:cs="Roboto"/>
+                <w:rFonts w:ascii="Roboto" w:hAnsi="Roboto" w:eastAsia="Roboto" w:cs="Roboto"/>
                 <w:b/>
                 <w:bCs/>
                 <w:color w:val="1D2125"/>
@@ -1780,10 +1751,10 @@
           <w:tcPr>
             <w:tcW w:w="355" w:type="dxa"/>
             <w:tcBorders>
-              <w:top w:val="single" w:sz="4" w:space="0" w:color="000000" w:themeColor="text1"/>
-              <w:left w:val="single" w:sz="4" w:space="0" w:color="000000" w:themeColor="text1"/>
-              <w:bottom w:val="single" w:sz="4" w:space="0" w:color="000000" w:themeColor="text1"/>
-              <w:right w:val="single" w:sz="4" w:space="0" w:color="000000" w:themeColor="text1"/>
+              <w:top w:val="single" w:color="000000" w:themeColor="text1" w:sz="4" w:space="0"/>
+              <w:left w:val="single" w:color="000000" w:themeColor="text1" w:sz="4" w:space="0"/>
+              <w:bottom w:val="single" w:color="000000" w:themeColor="text1" w:sz="4" w:space="0"/>
+              <w:right w:val="single" w:color="000000" w:themeColor="text1" w:sz="4" w:space="0"/>
             </w:tcBorders>
             <w:tcMar>
               <w:top w:w="80" w:type="dxa"/>
@@ -1803,10 +1774,10 @@
           <w:tcPr>
             <w:tcW w:w="9005" w:type="dxa"/>
             <w:tcBorders>
-              <w:top w:val="single" w:sz="4" w:space="0" w:color="000000" w:themeColor="text1"/>
-              <w:left w:val="single" w:sz="4" w:space="0" w:color="000000" w:themeColor="text1"/>
-              <w:bottom w:val="single" w:sz="4" w:space="0" w:color="000000" w:themeColor="text1"/>
-              <w:right w:val="single" w:sz="4" w:space="0" w:color="000000" w:themeColor="text1"/>
+              <w:top w:val="single" w:color="000000" w:themeColor="text1" w:sz="4" w:space="0"/>
+              <w:left w:val="single" w:color="000000" w:themeColor="text1" w:sz="4" w:space="0"/>
+              <w:bottom w:val="single" w:color="000000" w:themeColor="text1" w:sz="4" w:space="0"/>
+              <w:right w:val="single" w:color="000000" w:themeColor="text1" w:sz="4" w:space="0"/>
             </w:tcBorders>
             <w:tcMar>
               <w:top w:w="80" w:type="dxa"/>
@@ -1821,7 +1792,7 @@
               <w:spacing w:line="240" w:lineRule="auto"/>
               <w:rPr>
                 <w:rStyle w:val="None"/>
-                <w:rFonts w:ascii="Roboto" w:eastAsia="Roboto" w:hAnsi="Roboto" w:cs="Roboto"/>
+                <w:rFonts w:ascii="Roboto" w:hAnsi="Roboto" w:eastAsia="Roboto" w:cs="Roboto"/>
                 <w:i/>
                 <w:iCs/>
                 <w:color w:val="1D2125"/>
@@ -1833,7 +1804,7 @@
             <w:r>
               <w:rPr>
                 <w:rStyle w:val="None"/>
-                <w:rFonts w:ascii="Roboto" w:eastAsia="Roboto" w:hAnsi="Roboto" w:cs="Roboto"/>
+                <w:rFonts w:ascii="Roboto" w:hAnsi="Roboto" w:eastAsia="Roboto" w:cs="Roboto"/>
                 <w:i/>
                 <w:iCs/>
                 <w:color w:val="1D2125"/>
@@ -1850,7 +1821,7 @@
               <w:spacing w:line="240" w:lineRule="auto"/>
               <w:rPr>
                 <w:rStyle w:val="None"/>
-                <w:rFonts w:ascii="Roboto" w:eastAsia="Roboto" w:hAnsi="Roboto" w:cs="Roboto"/>
+                <w:rFonts w:ascii="Roboto" w:hAnsi="Roboto" w:eastAsia="Roboto" w:cs="Roboto"/>
                 <w:i/>
                 <w:iCs/>
                 <w:color w:val="1D2125"/>
@@ -1862,7 +1833,7 @@
             <w:r>
               <w:rPr>
                 <w:rStyle w:val="None"/>
-                <w:rFonts w:ascii="Roboto" w:eastAsia="Roboto" w:hAnsi="Roboto" w:cs="Roboto"/>
+                <w:rFonts w:ascii="Roboto" w:hAnsi="Roboto" w:eastAsia="Roboto" w:cs="Roboto"/>
                 <w:i/>
                 <w:iCs/>
                 <w:color w:val="1D2125"/>
@@ -1875,7 +1846,7 @@
             <w:r>
               <w:rPr>
                 <w:rStyle w:val="None"/>
-                <w:rFonts w:ascii="Roboto" w:eastAsia="Roboto" w:hAnsi="Roboto" w:cs="Roboto"/>
+                <w:rFonts w:ascii="Roboto" w:hAnsi="Roboto" w:eastAsia="Roboto" w:cs="Roboto"/>
                 <w:i/>
                 <w:iCs/>
                 <w:color w:val="1D2125"/>
@@ -1888,7 +1859,7 @@
             <w:r>
               <w:rPr>
                 <w:rStyle w:val="None"/>
-                <w:rFonts w:ascii="Roboto" w:eastAsia="Roboto" w:hAnsi="Roboto" w:cs="Roboto"/>
+                <w:rFonts w:ascii="Roboto" w:hAnsi="Roboto" w:eastAsia="Roboto" w:cs="Roboto"/>
                 <w:i/>
                 <w:iCs/>
                 <w:color w:val="1D2125"/>
@@ -1905,7 +1876,7 @@
               <w:spacing w:line="240" w:lineRule="auto"/>
               <w:rPr>
                 <w:rStyle w:val="None"/>
-                <w:rFonts w:ascii="Roboto" w:eastAsia="Roboto" w:hAnsi="Roboto" w:cs="Roboto"/>
+                <w:rFonts w:ascii="Roboto" w:hAnsi="Roboto" w:eastAsia="Roboto" w:cs="Roboto"/>
                 <w:i/>
                 <w:iCs/>
                 <w:color w:val="1D2125"/>
@@ -1917,7 +1888,7 @@
             <w:r>
               <w:rPr>
                 <w:rStyle w:val="None"/>
-                <w:rFonts w:ascii="Roboto" w:eastAsia="Roboto" w:hAnsi="Roboto" w:cs="Roboto"/>
+                <w:rFonts w:ascii="Roboto" w:hAnsi="Roboto" w:eastAsia="Roboto" w:cs="Roboto"/>
                 <w:i/>
                 <w:iCs/>
                 <w:color w:val="1D2125"/>
@@ -1926,12 +1897,11 @@
                 <w:u w:color="1D2125"/>
               </w:rPr>
               <w:br/>
-              <w:t>Provider Categories</w:t>
-            </w:r>
-            <w:r>
-              <w:rPr>
-                <w:rStyle w:val="None"/>
-                <w:rFonts w:ascii="Roboto" w:eastAsia="Roboto" w:hAnsi="Roboto" w:cs="Roboto"/>
+            </w:r>
+            <w:r>
+              <w:rPr>
+                <w:rStyle w:val="None"/>
+                <w:rFonts w:ascii="Roboto" w:hAnsi="Roboto" w:eastAsia="Roboto" w:cs="Roboto"/>
                 <w:i/>
                 <w:iCs/>
                 <w:color w:val="1D2125"/>
@@ -1939,12 +1909,12 @@
                 <w:szCs w:val="24"/>
                 <w:u w:color="1D2125"/>
               </w:rPr>
-              <w:br/>
-            </w:r>
-            <w:r>
-              <w:rPr>
-                <w:rStyle w:val="None"/>
-                <w:rFonts w:ascii="Roboto" w:eastAsia="Roboto" w:hAnsi="Roboto" w:cs="Roboto"/>
+              <w:t>Provider Categories</w:t>
+            </w:r>
+            <w:r>
+              <w:rPr>
+                <w:rStyle w:val="None"/>
+                <w:rFonts w:ascii="Roboto" w:hAnsi="Roboto" w:eastAsia="Roboto" w:cs="Roboto"/>
                 <w:i/>
                 <w:iCs/>
                 <w:color w:val="1D2125"/>
@@ -1952,12 +1922,12 @@
                 <w:szCs w:val="24"/>
                 <w:u w:color="1D2125"/>
               </w:rPr>
-              <w:t>Primary Care Physicians, Hospitals, Urgent Care Centers, Specialties</w:t>
-            </w:r>
-            <w:r>
-              <w:rPr>
-                <w:rStyle w:val="None"/>
-                <w:rFonts w:ascii="Roboto" w:eastAsia="Roboto" w:hAnsi="Roboto" w:cs="Roboto"/>
+              <w:br/>
+            </w:r>
+            <w:r>
+              <w:rPr>
+                <w:rStyle w:val="None"/>
+                <w:rFonts w:ascii="Roboto" w:hAnsi="Roboto" w:eastAsia="Roboto" w:cs="Roboto"/>
                 <w:i/>
                 <w:iCs/>
                 <w:color w:val="1D2125"/>
@@ -1965,12 +1935,12 @@
                 <w:szCs w:val="24"/>
                 <w:u w:color="1D2125"/>
               </w:rPr>
-              <w:t xml:space="preserve">, Providers, </w:t>
-            </w:r>
-            <w:r>
-              <w:rPr>
-                <w:rStyle w:val="None"/>
-                <w:rFonts w:ascii="Roboto" w:eastAsia="Roboto" w:hAnsi="Roboto" w:cs="Roboto"/>
+              <w:t>Primary Care Physicians, Hospitals, Urgent Care Centers, Specialties</w:t>
+            </w:r>
+            <w:r>
+              <w:rPr>
+                <w:rStyle w:val="None"/>
+                <w:rFonts w:ascii="Roboto" w:hAnsi="Roboto" w:eastAsia="Roboto" w:cs="Roboto"/>
                 <w:i/>
                 <w:iCs/>
                 <w:color w:val="1D2125"/>
@@ -1978,6 +1948,19 @@
                 <w:szCs w:val="24"/>
                 <w:u w:color="1D2125"/>
               </w:rPr>
+              <w:t xml:space="preserve">, Providers, </w:t>
+            </w:r>
+            <w:r>
+              <w:rPr>
+                <w:rStyle w:val="None"/>
+                <w:rFonts w:ascii="Roboto" w:hAnsi="Roboto" w:eastAsia="Roboto" w:cs="Roboto"/>
+                <w:i/>
+                <w:iCs/>
+                <w:color w:val="1D2125"/>
+                <w:sz w:val="24"/>
+                <w:szCs w:val="24"/>
+                <w:u w:color="1D2125"/>
+              </w:rPr>
               <w:t>Mental health Services</w:t>
             </w:r>
           </w:p>
@@ -1987,7 +1970,7 @@
               <w:spacing w:line="240" w:lineRule="auto"/>
               <w:rPr>
                 <w:rStyle w:val="None"/>
-                <w:rFonts w:ascii="Roboto" w:eastAsia="Roboto" w:hAnsi="Roboto" w:cs="Roboto"/>
+                <w:rFonts w:ascii="Roboto" w:hAnsi="Roboto" w:eastAsia="Roboto" w:cs="Roboto"/>
                 <w:i/>
                 <w:iCs/>
                 <w:color w:val="1D2125"/>
@@ -1999,7 +1982,7 @@
             <w:r>
               <w:rPr>
                 <w:rStyle w:val="None"/>
-                <w:rFonts w:ascii="Roboto" w:eastAsia="Roboto" w:hAnsi="Roboto" w:cs="Roboto"/>
+                <w:rFonts w:ascii="Roboto" w:hAnsi="Roboto" w:eastAsia="Roboto" w:cs="Roboto"/>
                 <w:i/>
                 <w:iCs/>
                 <w:color w:val="1D2125"/>
@@ -2007,14 +1990,12 @@
                 <w:szCs w:val="24"/>
                 <w:u w:color="1D2125"/>
               </w:rPr>
-              <w:lastRenderedPageBreak/>
               <w:br/>
-              <w:t>Provider Information</w:t>
-            </w:r>
-            <w:r>
-              <w:rPr>
-                <w:rStyle w:val="None"/>
-                <w:rFonts w:ascii="Roboto" w:eastAsia="Roboto" w:hAnsi="Roboto" w:cs="Roboto"/>
+            </w:r>
+            <w:r>
+              <w:rPr>
+                <w:rStyle w:val="None"/>
+                <w:rFonts w:ascii="Roboto" w:hAnsi="Roboto" w:eastAsia="Roboto" w:cs="Roboto"/>
                 <w:i/>
                 <w:iCs/>
                 <w:color w:val="1D2125"/>
@@ -2022,12 +2003,12 @@
                 <w:szCs w:val="24"/>
                 <w:u w:color="1D2125"/>
               </w:rPr>
-              <w:br/>
-            </w:r>
-            <w:r>
-              <w:rPr>
-                <w:rStyle w:val="None"/>
-                <w:rFonts w:ascii="Roboto" w:eastAsia="Roboto" w:hAnsi="Roboto" w:cs="Roboto"/>
+              <w:t>Provider Information</w:t>
+            </w:r>
+            <w:r>
+              <w:rPr>
+                <w:rStyle w:val="None"/>
+                <w:rFonts w:ascii="Roboto" w:hAnsi="Roboto" w:eastAsia="Roboto" w:cs="Roboto"/>
                 <w:i/>
                 <w:iCs/>
                 <w:color w:val="1D2125"/>
@@ -2035,6 +2016,19 @@
                 <w:szCs w:val="24"/>
                 <w:u w:color="1D2125"/>
               </w:rPr>
+              <w:br/>
+            </w:r>
+            <w:r>
+              <w:rPr>
+                <w:rStyle w:val="None"/>
+                <w:rFonts w:ascii="Roboto" w:hAnsi="Roboto" w:eastAsia="Roboto" w:cs="Roboto"/>
+                <w:i/>
+                <w:iCs/>
+                <w:color w:val="1D2125"/>
+                <w:sz w:val="24"/>
+                <w:szCs w:val="24"/>
+                <w:u w:color="1D2125"/>
+              </w:rPr>
               <w:t>Provider profile page, services offered, office hours, accepted insurance, provider credentials, phone number and contact information, location and directions</w:t>
             </w:r>
           </w:p>
@@ -2044,7 +2038,7 @@
               <w:spacing w:line="240" w:lineRule="auto"/>
               <w:rPr>
                 <w:rStyle w:val="None"/>
-                <w:rFonts w:ascii="Roboto" w:eastAsia="Roboto" w:hAnsi="Roboto" w:cs="Roboto"/>
+                <w:rFonts w:ascii="Roboto" w:hAnsi="Roboto" w:eastAsia="Roboto" w:cs="Roboto"/>
                 <w:i/>
                 <w:iCs/>
                 <w:color w:val="1D2125"/>
@@ -2056,7 +2050,7 @@
             <w:r>
               <w:rPr>
                 <w:rStyle w:val="None"/>
-                <w:rFonts w:ascii="Roboto" w:eastAsia="Roboto" w:hAnsi="Roboto" w:cs="Roboto"/>
+                <w:rFonts w:ascii="Roboto" w:hAnsi="Roboto" w:eastAsia="Roboto" w:cs="Roboto"/>
                 <w:i/>
                 <w:iCs/>
                 <w:color w:val="1D2125"/>
@@ -2065,12 +2059,11 @@
                 <w:u w:color="1D2125"/>
               </w:rPr>
               <w:br/>
-              <w:t>Search</w:t>
-            </w:r>
-            <w:r>
-              <w:rPr>
-                <w:rStyle w:val="None"/>
-                <w:rFonts w:ascii="Roboto" w:eastAsia="Roboto" w:hAnsi="Roboto" w:cs="Roboto"/>
+            </w:r>
+            <w:r>
+              <w:rPr>
+                <w:rStyle w:val="None"/>
+                <w:rFonts w:ascii="Roboto" w:hAnsi="Roboto" w:eastAsia="Roboto" w:cs="Roboto"/>
                 <w:i/>
                 <w:iCs/>
                 <w:color w:val="1D2125"/>
@@ -2078,12 +2071,12 @@
                 <w:szCs w:val="24"/>
                 <w:u w:color="1D2125"/>
               </w:rPr>
-              <w:t xml:space="preserve"> / Find a Provider</w:t>
-            </w:r>
-            <w:r>
-              <w:rPr>
-                <w:rStyle w:val="None"/>
-                <w:rFonts w:ascii="Roboto" w:eastAsia="Roboto" w:hAnsi="Roboto" w:cs="Roboto"/>
+              <w:t>Search</w:t>
+            </w:r>
+            <w:r>
+              <w:rPr>
+                <w:rStyle w:val="None"/>
+                <w:rFonts w:ascii="Roboto" w:hAnsi="Roboto" w:eastAsia="Roboto" w:cs="Roboto"/>
                 <w:i/>
                 <w:iCs/>
                 <w:color w:val="1D2125"/>
@@ -2091,12 +2084,12 @@
                 <w:szCs w:val="24"/>
                 <w:u w:color="1D2125"/>
               </w:rPr>
-              <w:br/>
-            </w:r>
-            <w:r>
-              <w:rPr>
-                <w:rStyle w:val="None"/>
-                <w:rFonts w:ascii="Roboto" w:eastAsia="Roboto" w:hAnsi="Roboto" w:cs="Roboto"/>
+              <w:t xml:space="preserve"> / Find a Provider</w:t>
+            </w:r>
+            <w:r>
+              <w:rPr>
+                <w:rStyle w:val="None"/>
+                <w:rFonts w:ascii="Roboto" w:hAnsi="Roboto" w:eastAsia="Roboto" w:cs="Roboto"/>
                 <w:i/>
                 <w:iCs/>
                 <w:color w:val="1D2125"/>
@@ -2104,12 +2097,12 @@
                 <w:szCs w:val="24"/>
                 <w:u w:color="1D2125"/>
               </w:rPr>
-              <w:t>Search bar</w:t>
-            </w:r>
-            <w:r>
-              <w:rPr>
-                <w:rStyle w:val="None"/>
-                <w:rFonts w:ascii="Roboto" w:eastAsia="Roboto" w:hAnsi="Roboto" w:cs="Roboto"/>
+              <w:br/>
+            </w:r>
+            <w:r>
+              <w:rPr>
+                <w:rStyle w:val="None"/>
+                <w:rFonts w:ascii="Roboto" w:hAnsi="Roboto" w:eastAsia="Roboto" w:cs="Roboto"/>
                 <w:i/>
                 <w:iCs/>
                 <w:color w:val="1D2125"/>
@@ -2117,12 +2110,12 @@
                 <w:szCs w:val="24"/>
                 <w:u w:color="1D2125"/>
               </w:rPr>
-              <w:t xml:space="preserve">, filter by specialty, filter by insurance accepted, </w:t>
-            </w:r>
-            <w:r>
-              <w:rPr>
-                <w:rStyle w:val="None"/>
-                <w:rFonts w:ascii="Roboto" w:eastAsia="Roboto" w:hAnsi="Roboto" w:cs="Roboto"/>
+              <w:t>Search bar</w:t>
+            </w:r>
+            <w:r>
+              <w:rPr>
+                <w:rStyle w:val="None"/>
+                <w:rFonts w:ascii="Roboto" w:hAnsi="Roboto" w:eastAsia="Roboto" w:cs="Roboto"/>
                 <w:i/>
                 <w:iCs/>
                 <w:color w:val="1D2125"/>
@@ -2130,12 +2123,12 @@
                 <w:szCs w:val="24"/>
                 <w:u w:color="1D2125"/>
               </w:rPr>
-              <w:t>filter by ratings, filter by location, map</w:t>
-            </w:r>
-            <w:r>
-              <w:rPr>
-                <w:rStyle w:val="None"/>
-                <w:rFonts w:ascii="Roboto" w:eastAsia="Roboto" w:hAnsi="Roboto" w:cs="Roboto"/>
+              <w:t xml:space="preserve">, filter by specialty, filter by insurance accepted, </w:t>
+            </w:r>
+            <w:r>
+              <w:rPr>
+                <w:rStyle w:val="None"/>
+                <w:rFonts w:ascii="Roboto" w:hAnsi="Roboto" w:eastAsia="Roboto" w:cs="Roboto"/>
                 <w:i/>
                 <w:iCs/>
                 <w:color w:val="1D2125"/>
@@ -2143,12 +2136,12 @@
                 <w:szCs w:val="24"/>
                 <w:u w:color="1D2125"/>
               </w:rPr>
-              <w:br/>
-            </w:r>
-            <w:r>
-              <w:rPr>
-                <w:rStyle w:val="None"/>
-                <w:rFonts w:ascii="Roboto" w:eastAsia="Roboto" w:hAnsi="Roboto" w:cs="Roboto"/>
+              <w:t>filter by ratings, filter by location, map</w:t>
+            </w:r>
+            <w:r>
+              <w:rPr>
+                <w:rStyle w:val="None"/>
+                <w:rFonts w:ascii="Roboto" w:hAnsi="Roboto" w:eastAsia="Roboto" w:cs="Roboto"/>
                 <w:i/>
                 <w:iCs/>
                 <w:color w:val="1D2125"/>
@@ -2157,12 +2150,11 @@
                 <w:u w:color="1D2125"/>
               </w:rPr>
               <w:br/>
-              <w:t>Emergency Services</w:t>
-            </w:r>
-            <w:r>
-              <w:rPr>
-                <w:rStyle w:val="None"/>
-                <w:rFonts w:ascii="Roboto" w:eastAsia="Roboto" w:hAnsi="Roboto" w:cs="Roboto"/>
+            </w:r>
+            <w:r>
+              <w:rPr>
+                <w:rStyle w:val="None"/>
+                <w:rFonts w:ascii="Roboto" w:hAnsi="Roboto" w:eastAsia="Roboto" w:cs="Roboto"/>
                 <w:i/>
                 <w:iCs/>
                 <w:color w:val="1D2125"/>
@@ -2171,6 +2163,44 @@
                 <w:u w:color="1D2125"/>
               </w:rPr>
               <w:br/>
+            </w:r>
+            <w:r>
+              <w:rPr>
+                <w:rStyle w:val="None"/>
+                <w:rFonts w:ascii="Roboto" w:hAnsi="Roboto" w:eastAsia="Roboto" w:cs="Roboto"/>
+                <w:i/>
+                <w:iCs/>
+                <w:color w:val="1D2125"/>
+                <w:sz w:val="24"/>
+                <w:szCs w:val="24"/>
+                <w:u w:color="1D2125"/>
+              </w:rPr>
+              <w:t>Emergency Services</w:t>
+            </w:r>
+            <w:r>
+              <w:rPr>
+                <w:rStyle w:val="None"/>
+                <w:rFonts w:ascii="Roboto" w:hAnsi="Roboto" w:eastAsia="Roboto" w:cs="Roboto"/>
+                <w:i/>
+                <w:iCs/>
+                <w:color w:val="1D2125"/>
+                <w:sz w:val="24"/>
+                <w:szCs w:val="24"/>
+                <w:u w:color="1D2125"/>
+              </w:rPr>
+              <w:br/>
+            </w:r>
+            <w:r>
+              <w:rPr>
+                <w:rStyle w:val="None"/>
+                <w:rFonts w:ascii="Roboto" w:hAnsi="Roboto" w:eastAsia="Roboto" w:cs="Roboto"/>
+                <w:i/>
+                <w:iCs/>
+                <w:color w:val="1D2125"/>
+                <w:sz w:val="24"/>
+                <w:szCs w:val="24"/>
+                <w:u w:color="1D2125"/>
+              </w:rPr>
               <w:t>911 guidance, nearest emergency rooms</w:t>
             </w:r>
           </w:p>
@@ -2185,10 +2215,10 @@
           <w:tcPr>
             <w:tcW w:w="355" w:type="dxa"/>
             <w:tcBorders>
-              <w:top w:val="single" w:sz="4" w:space="0" w:color="000000" w:themeColor="text1"/>
-              <w:left w:val="single" w:sz="4" w:space="0" w:color="000000" w:themeColor="text1"/>
-              <w:bottom w:val="single" w:sz="4" w:space="0" w:color="000000" w:themeColor="text1"/>
-              <w:right w:val="single" w:sz="4" w:space="0" w:color="000000" w:themeColor="text1"/>
+              <w:top w:val="single" w:color="000000" w:themeColor="text1" w:sz="4" w:space="0"/>
+              <w:left w:val="single" w:color="000000" w:themeColor="text1" w:sz="4" w:space="0"/>
+              <w:bottom w:val="single" w:color="000000" w:themeColor="text1" w:sz="4" w:space="0"/>
+              <w:right w:val="single" w:color="000000" w:themeColor="text1" w:sz="4" w:space="0"/>
             </w:tcBorders>
             <w:tcMar>
               <w:top w:w="80" w:type="dxa"/>
@@ -2208,10 +2238,10 @@
           <w:tcPr>
             <w:tcW w:w="9005" w:type="dxa"/>
             <w:tcBorders>
-              <w:top w:val="single" w:sz="4" w:space="0" w:color="000000" w:themeColor="text1"/>
-              <w:left w:val="single" w:sz="4" w:space="0" w:color="000000" w:themeColor="text1"/>
-              <w:bottom w:val="single" w:sz="4" w:space="0" w:color="000000" w:themeColor="text1"/>
-              <w:right w:val="single" w:sz="4" w:space="0" w:color="000000" w:themeColor="text1"/>
+              <w:top w:val="single" w:color="000000" w:themeColor="text1" w:sz="4" w:space="0"/>
+              <w:left w:val="single" w:color="000000" w:themeColor="text1" w:sz="4" w:space="0"/>
+              <w:bottom w:val="single" w:color="000000" w:themeColor="text1" w:sz="4" w:space="0"/>
+              <w:right w:val="single" w:color="000000" w:themeColor="text1" w:sz="4" w:space="0"/>
             </w:tcBorders>
             <w:tcMar>
               <w:top w:w="80" w:type="dxa"/>
@@ -2229,7 +2259,7 @@
             <w:r>
               <w:rPr>
                 <w:rStyle w:val="None"/>
-                <w:rFonts w:ascii="Roboto" w:eastAsia="Roboto" w:hAnsi="Roboto" w:cs="Roboto"/>
+                <w:rFonts w:ascii="Roboto" w:hAnsi="Roboto" w:eastAsia="Roboto" w:cs="Roboto"/>
                 <w:b/>
                 <w:bCs/>
                 <w:color w:val="1D2125"/>
@@ -2245,8 +2275,8 @@
           <w:tcPr>
             <w:tcW w:w="355" w:type="dxa"/>
             <w:tcBorders>
-              <w:top w:val="single" w:sz="4" w:space="0" w:color="000000" w:themeColor="text1"/>
-              <w:left w:val="single" w:sz="4" w:space="0" w:color="000000" w:themeColor="text1"/>
+              <w:top w:val="single" w:color="000000" w:themeColor="text1" w:sz="4" w:space="0"/>
+              <w:left w:val="single" w:color="000000" w:themeColor="text1" w:sz="4" w:space="0"/>
               <w:bottom w:val="nil"/>
               <w:right w:val="nil"/>
             </w:tcBorders>
@@ -2268,10 +2298,10 @@
           <w:tcPr>
             <w:tcW w:w="9005" w:type="dxa"/>
             <w:tcBorders>
-              <w:top w:val="single" w:sz="4" w:space="0" w:color="000000" w:themeColor="text1"/>
-              <w:left w:val="single" w:sz="4" w:space="0" w:color="000000" w:themeColor="text1"/>
-              <w:bottom w:val="single" w:sz="4" w:space="0" w:color="000000" w:themeColor="text1"/>
-              <w:right w:val="single" w:sz="4" w:space="0" w:color="000000" w:themeColor="text1"/>
+              <w:top w:val="single" w:color="000000" w:themeColor="text1" w:sz="4" w:space="0"/>
+              <w:left w:val="single" w:color="000000" w:themeColor="text1" w:sz="4" w:space="0"/>
+              <w:bottom w:val="single" w:color="000000" w:themeColor="text1" w:sz="4" w:space="0"/>
+              <w:right w:val="single" w:color="000000" w:themeColor="text1" w:sz="4" w:space="0"/>
             </w:tcBorders>
             <w:tcMar>
               <w:top w:w="80" w:type="dxa"/>
@@ -2285,37 +2315,25 @@
               <w:pStyle w:val="Body"/>
               <w:spacing w:line="240" w:lineRule="auto"/>
               <w:ind w:left="720"/>
-              <w:rPr>
-                <w:rStyle w:val="None"/>
-                <w:rFonts w:ascii="Roboto" w:eastAsia="Roboto" w:hAnsi="Roboto" w:cs="Roboto"/>
-                <w:i/>
-                <w:iCs/>
-                <w:color w:val="1D2125"/>
-                <w:sz w:val="24"/>
-                <w:szCs w:val="24"/>
-              </w:rPr>
-            </w:pPr>
-            <w:r>
-              <w:rPr>
-                <w:noProof/>
-              </w:rPr>
+            </w:pPr>
+            <w:r>
               <w:drawing>
-                <wp:inline distT="0" distB="0" distL="0" distR="0" wp14:anchorId="5C774D70" wp14:editId="5F8AAB4B">
-                  <wp:extent cx="5076825" cy="2089701"/>
+                <wp:inline wp14:editId="517EE108" wp14:anchorId="747A1FD4">
+                  <wp:extent cx="3409950" cy="5610225"/>
                   <wp:effectExtent l="0" t="0" r="0" b="0"/>
-                  <wp:docPr id="2017956888" name="drawing"/>
+                  <wp:docPr id="1267503481" name="drawing"/>
                   <wp:cNvGraphicFramePr>
-                    <a:graphicFrameLocks xmlns:a="http://schemas.openxmlformats.org/drawingml/2006/main" noChangeAspect="1"/>
+                    <a:graphicFrameLocks noChangeAspect="1"/>
                   </wp:cNvGraphicFramePr>
-                  <a:graphic xmlns:a="http://schemas.openxmlformats.org/drawingml/2006/main">
-                    <a:graphicData uri="http://schemas.openxmlformats.org/drawingml/2006/picture">
+                  <a:graphic>
+                    <a:graphicData xmlns:a="http://schemas.openxmlformats.org/drawingml/2006/main" uri="http://schemas.openxmlformats.org/drawingml/2006/picture">
                       <pic:pic xmlns:pic="http://schemas.openxmlformats.org/drawingml/2006/picture">
                         <pic:nvPicPr>
-                          <pic:cNvPr id="2017956888" name="Picture 2017956888"/>
+                          <pic:cNvPr id="1267503481" name="Picture 1267503481"/>
                           <pic:cNvPicPr/>
                         </pic:nvPicPr>
                         <pic:blipFill>
-                          <a:blip r:embed="rId9">
+                          <a:blip xmlns:r="http://schemas.openxmlformats.org/officeDocument/2006/relationships" r:embed="rId986294020">
                             <a:extLst>
                               <a:ext uri="{28A0092B-C50C-407E-A947-70E740481C1C}">
                                 <a14:useLocalDpi xmlns:a14="http://schemas.microsoft.com/office/drawing/2010/main"/>
@@ -2329,7 +2347,7 @@
                         <pic:spPr>
                           <a:xfrm>
                             <a:off x="0" y="0"/>
-                            <a:ext cx="5076825" cy="2089701"/>
+                            <a:ext cx="3409950" cy="5610225"/>
                           </a:xfrm>
                           <a:prstGeom prst="rect">
                             <a:avLst/>
@@ -2348,7 +2366,7 @@
             <w:tcW w:w="355" w:type="dxa"/>
             <w:tcBorders>
               <w:top w:val="nil"/>
-              <w:left w:val="single" w:sz="4" w:space="0" w:color="000000" w:themeColor="text1"/>
+              <w:left w:val="single" w:color="000000" w:themeColor="text1" w:sz="4" w:space="0"/>
               <w:bottom w:val="nil"/>
               <w:right w:val="nil"/>
             </w:tcBorders>
@@ -2370,10 +2388,10 @@
           <w:tcPr>
             <w:tcW w:w="9005" w:type="dxa"/>
             <w:tcBorders>
-              <w:top w:val="single" w:sz="4" w:space="0" w:color="000000" w:themeColor="text1"/>
-              <w:left w:val="single" w:sz="4" w:space="0" w:color="000000" w:themeColor="text1"/>
-              <w:bottom w:val="single" w:sz="4" w:space="0" w:color="000000" w:themeColor="text1"/>
-              <w:right w:val="single" w:sz="4" w:space="0" w:color="000000" w:themeColor="text1"/>
+              <w:top w:val="single" w:color="000000" w:themeColor="text1" w:sz="4" w:space="0"/>
+              <w:left w:val="single" w:color="000000" w:themeColor="text1" w:sz="4" w:space="0"/>
+              <w:bottom w:val="single" w:color="000000" w:themeColor="text1" w:sz="4" w:space="0"/>
+              <w:right w:val="single" w:color="000000" w:themeColor="text1" w:sz="4" w:space="0"/>
             </w:tcBorders>
             <w:tcMar>
               <w:top w:w="80" w:type="dxa"/>
@@ -2391,7 +2409,7 @@
             <w:r>
               <w:rPr>
                 <w:rStyle w:val="None"/>
-                <w:rFonts w:ascii="Roboto" w:eastAsia="Roboto" w:hAnsi="Roboto" w:cs="Roboto"/>
+                <w:rFonts w:ascii="Roboto" w:hAnsi="Roboto" w:eastAsia="Roboto" w:cs="Roboto"/>
                 <w:b/>
                 <w:bCs/>
                 <w:color w:val="1D2125"/>
@@ -2408,7 +2426,7 @@
             <w:tcW w:w="355" w:type="dxa"/>
             <w:tcBorders>
               <w:top w:val="nil"/>
-              <w:left w:val="single" w:sz="4" w:space="0" w:color="000000" w:themeColor="text1"/>
+              <w:left w:val="single" w:color="000000" w:themeColor="text1" w:sz="4" w:space="0"/>
               <w:bottom w:val="nil"/>
               <w:right w:val="nil"/>
             </w:tcBorders>
@@ -2430,10 +2448,10 @@
           <w:tcPr>
             <w:tcW w:w="9005" w:type="dxa"/>
             <w:tcBorders>
-              <w:top w:val="single" w:sz="4" w:space="0" w:color="000000" w:themeColor="text1"/>
-              <w:left w:val="single" w:sz="4" w:space="0" w:color="000000" w:themeColor="text1"/>
-              <w:bottom w:val="single" w:sz="4" w:space="0" w:color="000000" w:themeColor="text1"/>
-              <w:right w:val="single" w:sz="4" w:space="0" w:color="000000" w:themeColor="text1"/>
+              <w:top w:val="single" w:color="000000" w:themeColor="text1" w:sz="4" w:space="0"/>
+              <w:left w:val="single" w:color="000000" w:themeColor="text1" w:sz="4" w:space="0"/>
+              <w:bottom w:val="single" w:color="000000" w:themeColor="text1" w:sz="4" w:space="0"/>
+              <w:right w:val="single" w:color="000000" w:themeColor="text1" w:sz="4" w:space="0"/>
             </w:tcBorders>
             <w:tcMar>
               <w:top w:w="80" w:type="dxa"/>
@@ -2450,7 +2468,7 @@
             <w:r>
               <w:rPr>
                 <w:rStyle w:val="None"/>
-                <w:rFonts w:ascii="Roboto" w:eastAsia="Roboto" w:hAnsi="Roboto" w:cs="Roboto"/>
+                <w:rFonts w:ascii="Roboto" w:hAnsi="Roboto" w:eastAsia="Roboto" w:cs="Roboto"/>
                 <w:i/>
                 <w:iCs/>
                 <w:color w:val="1D2125"/>
@@ -2467,7 +2485,7 @@
             <w:tcW w:w="355" w:type="dxa"/>
             <w:tcBorders>
               <w:top w:val="nil"/>
-              <w:left w:val="single" w:sz="4" w:space="0" w:color="000000" w:themeColor="text1"/>
+              <w:left w:val="single" w:color="000000" w:themeColor="text1" w:sz="4" w:space="0"/>
               <w:bottom w:val="nil"/>
               <w:right w:val="nil"/>
             </w:tcBorders>
@@ -2489,10 +2507,10 @@
           <w:tcPr>
             <w:tcW w:w="9005" w:type="dxa"/>
             <w:tcBorders>
-              <w:top w:val="single" w:sz="4" w:space="0" w:color="000000" w:themeColor="text1"/>
-              <w:left w:val="single" w:sz="4" w:space="0" w:color="000000" w:themeColor="text1"/>
-              <w:bottom w:val="single" w:sz="4" w:space="0" w:color="000000" w:themeColor="text1"/>
-              <w:right w:val="single" w:sz="4" w:space="0" w:color="000000" w:themeColor="text1"/>
+              <w:top w:val="single" w:color="000000" w:themeColor="text1" w:sz="4" w:space="0"/>
+              <w:left w:val="single" w:color="000000" w:themeColor="text1" w:sz="4" w:space="0"/>
+              <w:bottom w:val="single" w:color="000000" w:themeColor="text1" w:sz="4" w:space="0"/>
+              <w:right w:val="single" w:color="000000" w:themeColor="text1" w:sz="4" w:space="0"/>
             </w:tcBorders>
             <w:tcMar>
               <w:top w:w="80" w:type="dxa"/>
@@ -2510,7 +2528,7 @@
             <w:r>
               <w:rPr>
                 <w:rStyle w:val="None"/>
-                <w:rFonts w:ascii="Roboto" w:eastAsia="Roboto" w:hAnsi="Roboto" w:cs="Roboto"/>
+                <w:rFonts w:ascii="Roboto" w:hAnsi="Roboto" w:eastAsia="Roboto" w:cs="Roboto"/>
                 <w:b/>
                 <w:bCs/>
                 <w:color w:val="1D2125"/>
@@ -2527,7 +2545,7 @@
             <w:tcW w:w="355" w:type="dxa"/>
             <w:tcBorders>
               <w:top w:val="nil"/>
-              <w:left w:val="single" w:sz="4" w:space="0" w:color="000000" w:themeColor="text1"/>
+              <w:left w:val="single" w:color="000000" w:themeColor="text1" w:sz="4" w:space="0"/>
               <w:bottom w:val="nil"/>
               <w:right w:val="nil"/>
             </w:tcBorders>
@@ -2549,10 +2567,10 @@
           <w:tcPr>
             <w:tcW w:w="9005" w:type="dxa"/>
             <w:tcBorders>
-              <w:top w:val="single" w:sz="4" w:space="0" w:color="000000" w:themeColor="text1"/>
-              <w:left w:val="single" w:sz="4" w:space="0" w:color="000000" w:themeColor="text1"/>
-              <w:bottom w:val="single" w:sz="4" w:space="0" w:color="000000" w:themeColor="text1"/>
-              <w:right w:val="single" w:sz="4" w:space="0" w:color="000000" w:themeColor="text1"/>
+              <w:top w:val="single" w:color="000000" w:themeColor="text1" w:sz="4" w:space="0"/>
+              <w:left w:val="single" w:color="000000" w:themeColor="text1" w:sz="4" w:space="0"/>
+              <w:bottom w:val="single" w:color="000000" w:themeColor="text1" w:sz="4" w:space="0"/>
+              <w:right w:val="single" w:color="000000" w:themeColor="text1" w:sz="4" w:space="0"/>
             </w:tcBorders>
             <w:tcMar>
               <w:top w:w="80" w:type="dxa"/>
@@ -2570,7 +2588,7 @@
             <w:r>
               <w:rPr>
                 <w:rStyle w:val="None"/>
-                <w:rFonts w:ascii="Roboto" w:eastAsia="Roboto" w:hAnsi="Roboto" w:cs="Roboto"/>
+                <w:rFonts w:ascii="Roboto" w:hAnsi="Roboto" w:eastAsia="Roboto" w:cs="Roboto"/>
                 <w:b/>
                 <w:bCs/>
                 <w:color w:val="1D2125"/>
@@ -2587,7 +2605,7 @@
             <w:tcW w:w="355" w:type="dxa"/>
             <w:tcBorders>
               <w:top w:val="nil"/>
-              <w:left w:val="single" w:sz="4" w:space="0" w:color="000000" w:themeColor="text1"/>
+              <w:left w:val="single" w:color="000000" w:themeColor="text1" w:sz="4" w:space="0"/>
               <w:bottom w:val="nil"/>
               <w:right w:val="nil"/>
             </w:tcBorders>
@@ -2609,10 +2627,10 @@
           <w:tcPr>
             <w:tcW w:w="9005" w:type="dxa"/>
             <w:tcBorders>
-              <w:top w:val="single" w:sz="4" w:space="0" w:color="000000" w:themeColor="text1"/>
-              <w:left w:val="single" w:sz="4" w:space="0" w:color="000000" w:themeColor="text1"/>
-              <w:bottom w:val="single" w:sz="4" w:space="0" w:color="000000" w:themeColor="text1"/>
-              <w:right w:val="single" w:sz="4" w:space="0" w:color="000000" w:themeColor="text1"/>
+              <w:top w:val="single" w:color="000000" w:themeColor="text1" w:sz="4" w:space="0"/>
+              <w:left w:val="single" w:color="000000" w:themeColor="text1" w:sz="4" w:space="0"/>
+              <w:bottom w:val="single" w:color="000000" w:themeColor="text1" w:sz="4" w:space="0"/>
+              <w:right w:val="single" w:color="000000" w:themeColor="text1" w:sz="4" w:space="0"/>
             </w:tcBorders>
             <w:tcMar>
               <w:top w:w="80" w:type="dxa"/>
@@ -2629,7 +2647,7 @@
             <w:r>
               <w:rPr>
                 <w:rStyle w:val="None"/>
-                <w:rFonts w:ascii="Roboto" w:eastAsia="Roboto" w:hAnsi="Roboto" w:cs="Roboto"/>
+                <w:rFonts w:ascii="Roboto" w:hAnsi="Roboto" w:eastAsia="Roboto" w:cs="Roboto"/>
                 <w:i/>
                 <w:iCs/>
                 <w:color w:val="1D2125"/>
@@ -2646,7 +2664,7 @@
             <w:tcW w:w="355" w:type="dxa"/>
             <w:tcBorders>
               <w:top w:val="nil"/>
-              <w:left w:val="single" w:sz="4" w:space="0" w:color="000000" w:themeColor="text1"/>
+              <w:left w:val="single" w:color="000000" w:themeColor="text1" w:sz="4" w:space="0"/>
               <w:bottom w:val="nil"/>
               <w:right w:val="nil"/>
             </w:tcBorders>
@@ -2668,10 +2686,10 @@
           <w:tcPr>
             <w:tcW w:w="9005" w:type="dxa"/>
             <w:tcBorders>
-              <w:top w:val="single" w:sz="4" w:space="0" w:color="000000" w:themeColor="text1"/>
-              <w:left w:val="single" w:sz="4" w:space="0" w:color="000000" w:themeColor="text1"/>
-              <w:bottom w:val="single" w:sz="4" w:space="0" w:color="000000" w:themeColor="text1"/>
-              <w:right w:val="single" w:sz="4" w:space="0" w:color="000000" w:themeColor="text1"/>
+              <w:top w:val="single" w:color="000000" w:themeColor="text1" w:sz="4" w:space="0"/>
+              <w:left w:val="single" w:color="000000" w:themeColor="text1" w:sz="4" w:space="0"/>
+              <w:bottom w:val="single" w:color="000000" w:themeColor="text1" w:sz="4" w:space="0"/>
+              <w:right w:val="single" w:color="000000" w:themeColor="text1" w:sz="4" w:space="0"/>
             </w:tcBorders>
             <w:tcMar>
               <w:top w:w="80" w:type="dxa"/>
@@ -2689,7 +2707,7 @@
             <w:r>
               <w:rPr>
                 <w:rStyle w:val="None"/>
-                <w:rFonts w:ascii="Roboto" w:eastAsia="Roboto" w:hAnsi="Roboto" w:cs="Roboto"/>
+                <w:rFonts w:ascii="Roboto" w:hAnsi="Roboto" w:eastAsia="Roboto" w:cs="Roboto"/>
                 <w:b/>
                 <w:bCs/>
                 <w:color w:val="1D2125"/>
@@ -2706,7 +2724,7 @@
             <w:tcW w:w="355" w:type="dxa"/>
             <w:tcBorders>
               <w:top w:val="nil"/>
-              <w:left w:val="single" w:sz="4" w:space="0" w:color="000000" w:themeColor="text1"/>
+              <w:left w:val="single" w:color="000000" w:themeColor="text1" w:sz="4" w:space="0"/>
               <w:bottom w:val="nil"/>
               <w:right w:val="nil"/>
             </w:tcBorders>
@@ -2728,10 +2746,10 @@
           <w:tcPr>
             <w:tcW w:w="9005" w:type="dxa"/>
             <w:tcBorders>
-              <w:top w:val="single" w:sz="4" w:space="0" w:color="000000" w:themeColor="text1"/>
-              <w:left w:val="single" w:sz="4" w:space="0" w:color="000000" w:themeColor="text1"/>
-              <w:bottom w:val="single" w:sz="4" w:space="0" w:color="000000" w:themeColor="text1"/>
-              <w:right w:val="single" w:sz="4" w:space="0" w:color="000000" w:themeColor="text1"/>
+              <w:top w:val="single" w:color="000000" w:themeColor="text1" w:sz="4" w:space="0"/>
+              <w:left w:val="single" w:color="000000" w:themeColor="text1" w:sz="4" w:space="0"/>
+              <w:bottom w:val="single" w:color="000000" w:themeColor="text1" w:sz="4" w:space="0"/>
+              <w:right w:val="single" w:color="000000" w:themeColor="text1" w:sz="4" w:space="0"/>
             </w:tcBorders>
             <w:tcMar>
               <w:top w:w="80" w:type="dxa"/>
@@ -2748,7 +2766,7 @@
             <w:r>
               <w:rPr>
                 <w:rStyle w:val="None"/>
-                <w:rFonts w:ascii="Roboto" w:eastAsia="Roboto" w:hAnsi="Roboto" w:cs="Roboto"/>
+                <w:rFonts w:ascii="Roboto" w:hAnsi="Roboto" w:eastAsia="Roboto" w:cs="Roboto"/>
                 <w:i/>
                 <w:iCs/>
                 <w:color w:val="1D2125"/>
@@ -2765,7 +2783,7 @@
             <w:tcW w:w="355" w:type="dxa"/>
             <w:tcBorders>
               <w:top w:val="nil"/>
-              <w:left w:val="single" w:sz="4" w:space="0" w:color="000000" w:themeColor="text1"/>
+              <w:left w:val="single" w:color="000000" w:themeColor="text1" w:sz="4" w:space="0"/>
               <w:bottom w:val="nil"/>
               <w:right w:val="nil"/>
             </w:tcBorders>
@@ -2787,10 +2805,10 @@
           <w:tcPr>
             <w:tcW w:w="9005" w:type="dxa"/>
             <w:tcBorders>
-              <w:top w:val="single" w:sz="4" w:space="0" w:color="000000" w:themeColor="text1"/>
-              <w:left w:val="single" w:sz="4" w:space="0" w:color="000000" w:themeColor="text1"/>
-              <w:bottom w:val="single" w:sz="4" w:space="0" w:color="000000" w:themeColor="text1"/>
-              <w:right w:val="single" w:sz="4" w:space="0" w:color="000000" w:themeColor="text1"/>
+              <w:top w:val="single" w:color="000000" w:themeColor="text1" w:sz="4" w:space="0"/>
+              <w:left w:val="single" w:color="000000" w:themeColor="text1" w:sz="4" w:space="0"/>
+              <w:bottom w:val="single" w:color="000000" w:themeColor="text1" w:sz="4" w:space="0"/>
+              <w:right w:val="single" w:color="000000" w:themeColor="text1" w:sz="4" w:space="0"/>
             </w:tcBorders>
             <w:tcMar>
               <w:top w:w="80" w:type="dxa"/>
@@ -2808,7 +2826,7 @@
             <w:r>
               <w:rPr>
                 <w:rStyle w:val="None"/>
-                <w:rFonts w:ascii="Roboto" w:eastAsia="Roboto" w:hAnsi="Roboto" w:cs="Roboto"/>
+                <w:rFonts w:ascii="Roboto" w:hAnsi="Roboto" w:eastAsia="Roboto" w:cs="Roboto"/>
                 <w:b/>
                 <w:bCs/>
                 <w:color w:val="1D2125"/>
@@ -2825,7 +2843,7 @@
             <w:tcW w:w="355" w:type="dxa"/>
             <w:tcBorders>
               <w:top w:val="nil"/>
-              <w:left w:val="single" w:sz="4" w:space="0" w:color="000000" w:themeColor="text1"/>
+              <w:left w:val="single" w:color="000000" w:themeColor="text1" w:sz="4" w:space="0"/>
               <w:bottom w:val="nil"/>
               <w:right w:val="nil"/>
             </w:tcBorders>
@@ -2847,10 +2865,10 @@
           <w:tcPr>
             <w:tcW w:w="9005" w:type="dxa"/>
             <w:tcBorders>
-              <w:top w:val="single" w:sz="4" w:space="0" w:color="000000" w:themeColor="text1"/>
-              <w:left w:val="single" w:sz="4" w:space="0" w:color="000000" w:themeColor="text1"/>
-              <w:bottom w:val="single" w:sz="4" w:space="0" w:color="000000" w:themeColor="text1"/>
-              <w:right w:val="single" w:sz="4" w:space="0" w:color="000000" w:themeColor="text1"/>
+              <w:top w:val="single" w:color="000000" w:themeColor="text1" w:sz="4" w:space="0"/>
+              <w:left w:val="single" w:color="000000" w:themeColor="text1" w:sz="4" w:space="0"/>
+              <w:bottom w:val="single" w:color="000000" w:themeColor="text1" w:sz="4" w:space="0"/>
+              <w:right w:val="single" w:color="000000" w:themeColor="text1" w:sz="4" w:space="0"/>
             </w:tcBorders>
             <w:tcMar>
               <w:top w:w="80" w:type="dxa"/>
@@ -2867,7 +2885,7 @@
             <w:r>
               <w:rPr>
                 <w:rStyle w:val="None"/>
-                <w:rFonts w:ascii="Roboto" w:eastAsia="Roboto" w:hAnsi="Roboto" w:cs="Roboto"/>
+                <w:rFonts w:ascii="Roboto" w:hAnsi="Roboto" w:eastAsia="Roboto" w:cs="Roboto"/>
                 <w:i/>
                 <w:iCs/>
                 <w:color w:val="1D2125"/>
@@ -2875,7 +2893,6 @@
                 <w:szCs w:val="24"/>
                 <w:u w:color="1D2125"/>
               </w:rPr>
-              <w:lastRenderedPageBreak/>
               <w:t>Insert the time taken for each of the 5 tasks here</w:t>
             </w:r>
           </w:p>
@@ -2885,7 +2902,7 @@
             <w:tcW w:w="355" w:type="dxa"/>
             <w:tcBorders>
               <w:top w:val="nil"/>
-              <w:left w:val="single" w:sz="4" w:space="0" w:color="000000" w:themeColor="text1"/>
+              <w:left w:val="single" w:color="000000" w:themeColor="text1" w:sz="4" w:space="0"/>
               <w:bottom w:val="nil"/>
               <w:right w:val="nil"/>
             </w:tcBorders>
@@ -2907,10 +2924,10 @@
           <w:tcPr>
             <w:tcW w:w="9005" w:type="dxa"/>
             <w:tcBorders>
-              <w:top w:val="single" w:sz="4" w:space="0" w:color="000000" w:themeColor="text1"/>
-              <w:left w:val="single" w:sz="4" w:space="0" w:color="000000" w:themeColor="text1"/>
-              <w:bottom w:val="single" w:sz="4" w:space="0" w:color="000000" w:themeColor="text1"/>
-              <w:right w:val="single" w:sz="4" w:space="0" w:color="000000" w:themeColor="text1"/>
+              <w:top w:val="single" w:color="000000" w:themeColor="text1" w:sz="4" w:space="0"/>
+              <w:left w:val="single" w:color="000000" w:themeColor="text1" w:sz="4" w:space="0"/>
+              <w:bottom w:val="single" w:color="000000" w:themeColor="text1" w:sz="4" w:space="0"/>
+              <w:right w:val="single" w:color="000000" w:themeColor="text1" w:sz="4" w:space="0"/>
             </w:tcBorders>
             <w:tcMar>
               <w:top w:w="80" w:type="dxa"/>
@@ -2928,7 +2945,7 @@
             <w:r>
               <w:rPr>
                 <w:rStyle w:val="None"/>
-                <w:rFonts w:ascii="Roboto" w:eastAsia="Roboto" w:hAnsi="Roboto" w:cs="Roboto"/>
+                <w:rFonts w:ascii="Roboto" w:hAnsi="Roboto" w:eastAsia="Roboto" w:cs="Roboto"/>
                 <w:b/>
                 <w:bCs/>
                 <w:color w:val="1D2125"/>
@@ -2945,7 +2962,7 @@
             <w:tcW w:w="355" w:type="dxa"/>
             <w:tcBorders>
               <w:top w:val="nil"/>
-              <w:left w:val="single" w:sz="4" w:space="0" w:color="000000" w:themeColor="text1"/>
+              <w:left w:val="single" w:color="000000" w:themeColor="text1" w:sz="4" w:space="0"/>
               <w:bottom w:val="nil"/>
               <w:right w:val="nil"/>
             </w:tcBorders>
@@ -2967,10 +2984,10 @@
           <w:tcPr>
             <w:tcW w:w="9005" w:type="dxa"/>
             <w:tcBorders>
-              <w:top w:val="single" w:sz="4" w:space="0" w:color="000000" w:themeColor="text1"/>
-              <w:left w:val="single" w:sz="4" w:space="0" w:color="000000" w:themeColor="text1"/>
-              <w:bottom w:val="single" w:sz="4" w:space="0" w:color="000000" w:themeColor="text1"/>
-              <w:right w:val="single" w:sz="4" w:space="0" w:color="000000" w:themeColor="text1"/>
+              <w:top w:val="single" w:color="000000" w:themeColor="text1" w:sz="4" w:space="0"/>
+              <w:left w:val="single" w:color="000000" w:themeColor="text1" w:sz="4" w:space="0"/>
+              <w:bottom w:val="single" w:color="000000" w:themeColor="text1" w:sz="4" w:space="0"/>
+              <w:right w:val="single" w:color="000000" w:themeColor="text1" w:sz="4" w:space="0"/>
             </w:tcBorders>
             <w:tcMar>
               <w:top w:w="80" w:type="dxa"/>
@@ -2988,7 +3005,7 @@
             <w:r>
               <w:rPr>
                 <w:rStyle w:val="None"/>
-                <w:rFonts w:ascii="Roboto" w:eastAsia="Roboto" w:hAnsi="Roboto" w:cs="Roboto"/>
+                <w:rFonts w:ascii="Roboto" w:hAnsi="Roboto" w:eastAsia="Roboto" w:cs="Roboto"/>
                 <w:b/>
                 <w:bCs/>
                 <w:color w:val="1D2125"/>
@@ -3005,7 +3022,7 @@
             <w:tcW w:w="355" w:type="dxa"/>
             <w:tcBorders>
               <w:top w:val="nil"/>
-              <w:left w:val="single" w:sz="4" w:space="0" w:color="000000" w:themeColor="text1"/>
+              <w:left w:val="single" w:color="000000" w:themeColor="text1" w:sz="4" w:space="0"/>
               <w:bottom w:val="nil"/>
               <w:right w:val="nil"/>
             </w:tcBorders>
@@ -3027,10 +3044,10 @@
           <w:tcPr>
             <w:tcW w:w="9005" w:type="dxa"/>
             <w:tcBorders>
-              <w:top w:val="single" w:sz="4" w:space="0" w:color="000000" w:themeColor="text1"/>
-              <w:left w:val="single" w:sz="4" w:space="0" w:color="000000" w:themeColor="text1"/>
-              <w:bottom w:val="single" w:sz="4" w:space="0" w:color="000000" w:themeColor="text1"/>
-              <w:right w:val="single" w:sz="4" w:space="0" w:color="000000" w:themeColor="text1"/>
+              <w:top w:val="single" w:color="000000" w:themeColor="text1" w:sz="4" w:space="0"/>
+              <w:left w:val="single" w:color="000000" w:themeColor="text1" w:sz="4" w:space="0"/>
+              <w:bottom w:val="single" w:color="000000" w:themeColor="text1" w:sz="4" w:space="0"/>
+              <w:right w:val="single" w:color="000000" w:themeColor="text1" w:sz="4" w:space="0"/>
             </w:tcBorders>
             <w:tcMar>
               <w:top w:w="80" w:type="dxa"/>
@@ -3045,7 +3062,7 @@
               <w:spacing w:line="240" w:lineRule="auto"/>
               <w:rPr>
                 <w:rStyle w:val="None"/>
-                <w:rFonts w:ascii="Roboto" w:eastAsia="Roboto" w:hAnsi="Roboto" w:cs="Roboto"/>
+                <w:rFonts w:ascii="Roboto" w:hAnsi="Roboto" w:eastAsia="Roboto" w:cs="Roboto"/>
                 <w:i/>
                 <w:iCs/>
                 <w:color w:val="1D2125"/>
@@ -3057,7 +3074,7 @@
             <w:r>
               <w:rPr>
                 <w:rStyle w:val="None"/>
-                <w:rFonts w:ascii="Roboto" w:eastAsia="Roboto" w:hAnsi="Roboto" w:cs="Roboto"/>
+                <w:rFonts w:ascii="Roboto" w:hAnsi="Roboto" w:eastAsia="Roboto" w:cs="Roboto"/>
                 <w:i/>
                 <w:iCs/>
                 <w:color w:val="1D2125"/>
@@ -3079,17 +3096,17 @@
               <w:spacing w:line="240" w:lineRule="auto"/>
               <w:jc w:val="both"/>
               <w:rPr>
-                <w:rFonts w:ascii="Roboto" w:eastAsia="Roboto" w:hAnsi="Roboto" w:cs="Roboto"/>
-                <w:color w:val="1D2125"/>
-                <w:sz w:val="24"/>
-                <w:szCs w:val="24"/>
-                <w:u w:color="1D2125"/>
-              </w:rPr>
-            </w:pPr>
-            <w:r>
-              <w:rPr>
-                <w:rStyle w:val="None"/>
-                <w:rFonts w:ascii="Roboto" w:eastAsia="Roboto" w:hAnsi="Roboto" w:cs="Roboto"/>
+                <w:rFonts w:ascii="Roboto" w:hAnsi="Roboto" w:eastAsia="Roboto" w:cs="Roboto"/>
+                <w:color w:val="1D2125"/>
+                <w:sz w:val="24"/>
+                <w:szCs w:val="24"/>
+                <w:u w:color="1D2125"/>
+              </w:rPr>
+            </w:pPr>
+            <w:r>
+              <w:rPr>
+                <w:rStyle w:val="None"/>
+                <w:rFonts w:ascii="Roboto" w:hAnsi="Roboto" w:eastAsia="Roboto" w:cs="Roboto"/>
                 <w:color w:val="1D2125"/>
                 <w:sz w:val="24"/>
                 <w:szCs w:val="24"/>
@@ -3100,7 +3117,7 @@
             <w:r>
               <w:rPr>
                 <w:rStyle w:val="None"/>
-                <w:rFonts w:ascii="Roboto" w:eastAsia="Roboto" w:hAnsi="Roboto" w:cs="Roboto"/>
+                <w:rFonts w:ascii="Roboto" w:hAnsi="Roboto" w:eastAsia="Roboto" w:cs="Roboto"/>
                 <w:b/>
                 <w:bCs/>
                 <w:color w:val="1D2125"/>
@@ -3122,17 +3139,17 @@
               <w:spacing w:line="240" w:lineRule="auto"/>
               <w:jc w:val="both"/>
               <w:rPr>
-                <w:rFonts w:ascii="Roboto" w:eastAsia="Roboto" w:hAnsi="Roboto" w:cs="Roboto"/>
-                <w:color w:val="1D2125"/>
-                <w:sz w:val="24"/>
-                <w:szCs w:val="24"/>
-                <w:u w:color="1D2125"/>
-              </w:rPr>
-            </w:pPr>
-            <w:r>
-              <w:rPr>
-                <w:rStyle w:val="None"/>
-                <w:rFonts w:ascii="Roboto" w:eastAsia="Roboto" w:hAnsi="Roboto" w:cs="Roboto"/>
+                <w:rFonts w:ascii="Roboto" w:hAnsi="Roboto" w:eastAsia="Roboto" w:cs="Roboto"/>
+                <w:color w:val="1D2125"/>
+                <w:sz w:val="24"/>
+                <w:szCs w:val="24"/>
+                <w:u w:color="1D2125"/>
+              </w:rPr>
+            </w:pPr>
+            <w:r>
+              <w:rPr>
+                <w:rStyle w:val="None"/>
+                <w:rFonts w:ascii="Roboto" w:hAnsi="Roboto" w:eastAsia="Roboto" w:cs="Roboto"/>
                 <w:color w:val="1D2125"/>
                 <w:sz w:val="24"/>
                 <w:szCs w:val="24"/>
@@ -3143,7 +3160,7 @@
             <w:r>
               <w:rPr>
                 <w:rStyle w:val="None"/>
-                <w:rFonts w:ascii="Roboto" w:eastAsia="Roboto" w:hAnsi="Roboto" w:cs="Roboto"/>
+                <w:rFonts w:ascii="Roboto" w:hAnsi="Roboto" w:eastAsia="Roboto" w:cs="Roboto"/>
                 <w:b/>
                 <w:bCs/>
                 <w:color w:val="1D2125"/>
@@ -3165,17 +3182,17 @@
               <w:spacing w:line="240" w:lineRule="auto"/>
               <w:jc w:val="both"/>
               <w:rPr>
-                <w:rFonts w:ascii="Roboto" w:eastAsia="Roboto" w:hAnsi="Roboto" w:cs="Roboto"/>
-                <w:color w:val="1D2125"/>
-                <w:sz w:val="24"/>
-                <w:szCs w:val="24"/>
-                <w:u w:color="1D2125"/>
-              </w:rPr>
-            </w:pPr>
-            <w:r>
-              <w:rPr>
-                <w:rStyle w:val="None"/>
-                <w:rFonts w:ascii="Roboto" w:eastAsia="Roboto" w:hAnsi="Roboto" w:cs="Roboto"/>
+                <w:rFonts w:ascii="Roboto" w:hAnsi="Roboto" w:eastAsia="Roboto" w:cs="Roboto"/>
+                <w:color w:val="1D2125"/>
+                <w:sz w:val="24"/>
+                <w:szCs w:val="24"/>
+                <w:u w:color="1D2125"/>
+              </w:rPr>
+            </w:pPr>
+            <w:r>
+              <w:rPr>
+                <w:rStyle w:val="None"/>
+                <w:rFonts w:ascii="Roboto" w:hAnsi="Roboto" w:eastAsia="Roboto" w:cs="Roboto"/>
                 <w:color w:val="1D2125"/>
                 <w:sz w:val="24"/>
                 <w:szCs w:val="24"/>
@@ -3186,7 +3203,7 @@
             <w:r>
               <w:rPr>
                 <w:rStyle w:val="None"/>
-                <w:rFonts w:ascii="Roboto" w:eastAsia="Roboto" w:hAnsi="Roboto" w:cs="Roboto"/>
+                <w:rFonts w:ascii="Roboto" w:hAnsi="Roboto" w:eastAsia="Roboto" w:cs="Roboto"/>
                 <w:b/>
                 <w:bCs/>
                 <w:color w:val="1D2125"/>
@@ -3208,17 +3225,17 @@
               <w:spacing w:line="240" w:lineRule="auto"/>
               <w:jc w:val="both"/>
               <w:rPr>
-                <w:rFonts w:ascii="Roboto" w:eastAsia="Roboto" w:hAnsi="Roboto" w:cs="Roboto"/>
-                <w:color w:val="1D2125"/>
-                <w:sz w:val="24"/>
-                <w:szCs w:val="24"/>
-                <w:u w:color="1D2125"/>
-              </w:rPr>
-            </w:pPr>
-            <w:r>
-              <w:rPr>
-                <w:rStyle w:val="None"/>
-                <w:rFonts w:ascii="Roboto" w:eastAsia="Roboto" w:hAnsi="Roboto" w:cs="Roboto"/>
+                <w:rFonts w:ascii="Roboto" w:hAnsi="Roboto" w:eastAsia="Roboto" w:cs="Roboto"/>
+                <w:color w:val="1D2125"/>
+                <w:sz w:val="24"/>
+                <w:szCs w:val="24"/>
+                <w:u w:color="1D2125"/>
+              </w:rPr>
+            </w:pPr>
+            <w:r>
+              <w:rPr>
+                <w:rStyle w:val="None"/>
+                <w:rFonts w:ascii="Roboto" w:hAnsi="Roboto" w:eastAsia="Roboto" w:cs="Roboto"/>
                 <w:color w:val="1D2125"/>
                 <w:sz w:val="24"/>
                 <w:szCs w:val="24"/>
@@ -3229,7 +3246,7 @@
             <w:r>
               <w:rPr>
                 <w:rStyle w:val="None"/>
-                <w:rFonts w:ascii="Roboto" w:eastAsia="Roboto" w:hAnsi="Roboto" w:cs="Roboto"/>
+                <w:rFonts w:ascii="Roboto" w:hAnsi="Roboto" w:eastAsia="Roboto" w:cs="Roboto"/>
                 <w:b/>
                 <w:bCs/>
                 <w:color w:val="1D2125"/>
@@ -3246,7 +3263,7 @@
             <w:tcW w:w="355" w:type="dxa"/>
             <w:tcBorders>
               <w:top w:val="nil"/>
-              <w:left w:val="single" w:sz="4" w:space="0" w:color="000000" w:themeColor="text1"/>
+              <w:left w:val="single" w:color="000000" w:themeColor="text1" w:sz="4" w:space="0"/>
               <w:bottom w:val="nil"/>
               <w:right w:val="nil"/>
             </w:tcBorders>
@@ -3268,10 +3285,10 @@
           <w:tcPr>
             <w:tcW w:w="9005" w:type="dxa"/>
             <w:tcBorders>
-              <w:top w:val="single" w:sz="4" w:space="0" w:color="000000" w:themeColor="text1"/>
-              <w:left w:val="single" w:sz="4" w:space="0" w:color="000000" w:themeColor="text1"/>
-              <w:bottom w:val="single" w:sz="4" w:space="0" w:color="000000" w:themeColor="text1"/>
-              <w:right w:val="single" w:sz="4" w:space="0" w:color="000000" w:themeColor="text1"/>
+              <w:top w:val="single" w:color="000000" w:themeColor="text1" w:sz="4" w:space="0"/>
+              <w:left w:val="single" w:color="000000" w:themeColor="text1" w:sz="4" w:space="0"/>
+              <w:bottom w:val="single" w:color="000000" w:themeColor="text1" w:sz="4" w:space="0"/>
+              <w:right w:val="single" w:color="000000" w:themeColor="text1" w:sz="4" w:space="0"/>
             </w:tcBorders>
             <w:tcMar>
               <w:top w:w="80" w:type="dxa"/>
@@ -3289,7 +3306,7 @@
             <w:r>
               <w:rPr>
                 <w:rStyle w:val="None"/>
-                <w:rFonts w:ascii="Roboto" w:eastAsia="Roboto" w:hAnsi="Roboto" w:cs="Roboto"/>
+                <w:rFonts w:ascii="Roboto" w:hAnsi="Roboto" w:eastAsia="Roboto" w:cs="Roboto"/>
                 <w:b/>
                 <w:bCs/>
                 <w:color w:val="1D2125"/>
@@ -3306,7 +3323,7 @@
             <w:tcW w:w="355" w:type="dxa"/>
             <w:tcBorders>
               <w:top w:val="nil"/>
-              <w:left w:val="single" w:sz="4" w:space="0" w:color="000000" w:themeColor="text1"/>
+              <w:left w:val="single" w:color="000000" w:themeColor="text1" w:sz="4" w:space="0"/>
               <w:bottom w:val="nil"/>
               <w:right w:val="nil"/>
             </w:tcBorders>
@@ -3328,10 +3345,10 @@
           <w:tcPr>
             <w:tcW w:w="9005" w:type="dxa"/>
             <w:tcBorders>
-              <w:top w:val="single" w:sz="4" w:space="0" w:color="000000" w:themeColor="text1"/>
-              <w:left w:val="single" w:sz="4" w:space="0" w:color="000000" w:themeColor="text1"/>
-              <w:bottom w:val="single" w:sz="4" w:space="0" w:color="000000" w:themeColor="text1"/>
-              <w:right w:val="single" w:sz="4" w:space="0" w:color="000000" w:themeColor="text1"/>
+              <w:top w:val="single" w:color="000000" w:themeColor="text1" w:sz="4" w:space="0"/>
+              <w:left w:val="single" w:color="000000" w:themeColor="text1" w:sz="4" w:space="0"/>
+              <w:bottom w:val="single" w:color="000000" w:themeColor="text1" w:sz="4" w:space="0"/>
+              <w:right w:val="single" w:color="000000" w:themeColor="text1" w:sz="4" w:space="0"/>
             </w:tcBorders>
             <w:tcMar>
               <w:top w:w="80" w:type="dxa"/>
@@ -3346,7 +3363,7 @@
               <w:spacing w:line="240" w:lineRule="auto"/>
               <w:rPr>
                 <w:rStyle w:val="None"/>
-                <w:rFonts w:ascii="Roboto" w:eastAsia="Roboto" w:hAnsi="Roboto" w:cs="Roboto"/>
+                <w:rFonts w:ascii="Roboto" w:hAnsi="Roboto" w:eastAsia="Roboto" w:cs="Roboto"/>
                 <w:i/>
                 <w:iCs/>
                 <w:color w:val="1D2125"/>
@@ -3358,7 +3375,7 @@
             <w:r>
               <w:rPr>
                 <w:rStyle w:val="None"/>
-                <w:rFonts w:ascii="Roboto" w:eastAsia="Roboto" w:hAnsi="Roboto" w:cs="Roboto"/>
+                <w:rFonts w:ascii="Roboto" w:hAnsi="Roboto" w:eastAsia="Roboto" w:cs="Roboto"/>
                 <w:i/>
                 <w:iCs/>
                 <w:color w:val="1D2125"/>
@@ -3380,17 +3397,17 @@
               <w:spacing w:line="240" w:lineRule="auto"/>
               <w:jc w:val="both"/>
               <w:rPr>
-                <w:rFonts w:ascii="Roboto" w:eastAsia="Roboto" w:hAnsi="Roboto" w:cs="Roboto"/>
-                <w:color w:val="1D2125"/>
-                <w:sz w:val="24"/>
-                <w:szCs w:val="24"/>
-                <w:u w:color="1D2125"/>
-              </w:rPr>
-            </w:pPr>
-            <w:r>
-              <w:rPr>
-                <w:rStyle w:val="None"/>
-                <w:rFonts w:ascii="Roboto" w:eastAsia="Roboto" w:hAnsi="Roboto" w:cs="Roboto"/>
+                <w:rFonts w:ascii="Roboto" w:hAnsi="Roboto" w:eastAsia="Roboto" w:cs="Roboto"/>
+                <w:color w:val="1D2125"/>
+                <w:sz w:val="24"/>
+                <w:szCs w:val="24"/>
+                <w:u w:color="1D2125"/>
+              </w:rPr>
+            </w:pPr>
+            <w:r>
+              <w:rPr>
+                <w:rStyle w:val="None"/>
+                <w:rFonts w:ascii="Roboto" w:hAnsi="Roboto" w:eastAsia="Roboto" w:cs="Roboto"/>
                 <w:color w:val="1D2125"/>
                 <w:sz w:val="24"/>
                 <w:szCs w:val="24"/>
@@ -3401,7 +3418,7 @@
             <w:r>
               <w:rPr>
                 <w:rStyle w:val="None"/>
-                <w:rFonts w:ascii="Roboto" w:eastAsia="Roboto" w:hAnsi="Roboto" w:cs="Roboto"/>
+                <w:rFonts w:ascii="Roboto" w:hAnsi="Roboto" w:eastAsia="Roboto" w:cs="Roboto"/>
                 <w:b/>
                 <w:bCs/>
                 <w:color w:val="1D2125"/>
@@ -3423,17 +3440,17 @@
               <w:spacing w:line="240" w:lineRule="auto"/>
               <w:jc w:val="both"/>
               <w:rPr>
-                <w:rFonts w:ascii="Roboto" w:eastAsia="Roboto" w:hAnsi="Roboto" w:cs="Roboto"/>
-                <w:color w:val="1D2125"/>
-                <w:sz w:val="24"/>
-                <w:szCs w:val="24"/>
-                <w:u w:color="1D2125"/>
-              </w:rPr>
-            </w:pPr>
-            <w:r>
-              <w:rPr>
-                <w:rStyle w:val="None"/>
-                <w:rFonts w:ascii="Roboto" w:eastAsia="Roboto" w:hAnsi="Roboto" w:cs="Roboto"/>
+                <w:rFonts w:ascii="Roboto" w:hAnsi="Roboto" w:eastAsia="Roboto" w:cs="Roboto"/>
+                <w:color w:val="1D2125"/>
+                <w:sz w:val="24"/>
+                <w:szCs w:val="24"/>
+                <w:u w:color="1D2125"/>
+              </w:rPr>
+            </w:pPr>
+            <w:r>
+              <w:rPr>
+                <w:rStyle w:val="None"/>
+                <w:rFonts w:ascii="Roboto" w:hAnsi="Roboto" w:eastAsia="Roboto" w:cs="Roboto"/>
                 <w:color w:val="1D2125"/>
                 <w:sz w:val="24"/>
                 <w:szCs w:val="24"/>
@@ -3444,7 +3461,7 @@
             <w:r>
               <w:rPr>
                 <w:rStyle w:val="None"/>
-                <w:rFonts w:ascii="Roboto" w:eastAsia="Roboto" w:hAnsi="Roboto" w:cs="Roboto"/>
+                <w:rFonts w:ascii="Roboto" w:hAnsi="Roboto" w:eastAsia="Roboto" w:cs="Roboto"/>
                 <w:b/>
                 <w:bCs/>
                 <w:color w:val="1D2125"/>
@@ -3466,17 +3483,17 @@
               <w:spacing w:line="240" w:lineRule="auto"/>
               <w:jc w:val="both"/>
               <w:rPr>
-                <w:rFonts w:ascii="Roboto" w:eastAsia="Roboto" w:hAnsi="Roboto" w:cs="Roboto"/>
-                <w:color w:val="1D2125"/>
-                <w:sz w:val="24"/>
-                <w:szCs w:val="24"/>
-                <w:u w:color="1D2125"/>
-              </w:rPr>
-            </w:pPr>
-            <w:r>
-              <w:rPr>
-                <w:rStyle w:val="None"/>
-                <w:rFonts w:ascii="Roboto" w:eastAsia="Roboto" w:hAnsi="Roboto" w:cs="Roboto"/>
+                <w:rFonts w:ascii="Roboto" w:hAnsi="Roboto" w:eastAsia="Roboto" w:cs="Roboto"/>
+                <w:color w:val="1D2125"/>
+                <w:sz w:val="24"/>
+                <w:szCs w:val="24"/>
+                <w:u w:color="1D2125"/>
+              </w:rPr>
+            </w:pPr>
+            <w:r>
+              <w:rPr>
+                <w:rStyle w:val="None"/>
+                <w:rFonts w:ascii="Roboto" w:hAnsi="Roboto" w:eastAsia="Roboto" w:cs="Roboto"/>
                 <w:color w:val="1D2125"/>
                 <w:sz w:val="24"/>
                 <w:szCs w:val="24"/>
@@ -3487,7 +3504,7 @@
             <w:r>
               <w:rPr>
                 <w:rStyle w:val="None"/>
-                <w:rFonts w:ascii="Roboto" w:eastAsia="Roboto" w:hAnsi="Roboto" w:cs="Roboto"/>
+                <w:rFonts w:ascii="Roboto" w:hAnsi="Roboto" w:eastAsia="Roboto" w:cs="Roboto"/>
                 <w:b/>
                 <w:bCs/>
                 <w:color w:val="1D2125"/>
@@ -3509,17 +3526,17 @@
               <w:spacing w:line="240" w:lineRule="auto"/>
               <w:jc w:val="both"/>
               <w:rPr>
-                <w:rFonts w:ascii="Roboto" w:eastAsia="Roboto" w:hAnsi="Roboto" w:cs="Roboto"/>
-                <w:color w:val="1D2125"/>
-                <w:sz w:val="24"/>
-                <w:szCs w:val="24"/>
-                <w:u w:color="1D2125"/>
-              </w:rPr>
-            </w:pPr>
-            <w:r>
-              <w:rPr>
-                <w:rStyle w:val="None"/>
-                <w:rFonts w:ascii="Roboto" w:eastAsia="Roboto" w:hAnsi="Roboto" w:cs="Roboto"/>
+                <w:rFonts w:ascii="Roboto" w:hAnsi="Roboto" w:eastAsia="Roboto" w:cs="Roboto"/>
+                <w:color w:val="1D2125"/>
+                <w:sz w:val="24"/>
+                <w:szCs w:val="24"/>
+                <w:u w:color="1D2125"/>
+              </w:rPr>
+            </w:pPr>
+            <w:r>
+              <w:rPr>
+                <w:rStyle w:val="None"/>
+                <w:rFonts w:ascii="Roboto" w:hAnsi="Roboto" w:eastAsia="Roboto" w:cs="Roboto"/>
                 <w:color w:val="1D2125"/>
                 <w:sz w:val="24"/>
                 <w:szCs w:val="24"/>
@@ -3530,7 +3547,7 @@
             <w:r>
               <w:rPr>
                 <w:rStyle w:val="None"/>
-                <w:rFonts w:ascii="Roboto" w:eastAsia="Roboto" w:hAnsi="Roboto" w:cs="Roboto"/>
+                <w:rFonts w:ascii="Roboto" w:hAnsi="Roboto" w:eastAsia="Roboto" w:cs="Roboto"/>
                 <w:b/>
                 <w:bCs/>
                 <w:color w:val="1D2125"/>
@@ -3547,7 +3564,7 @@
             <w:tcW w:w="355" w:type="dxa"/>
             <w:tcBorders>
               <w:top w:val="nil"/>
-              <w:left w:val="single" w:sz="4" w:space="0" w:color="000000" w:themeColor="text1"/>
+              <w:left w:val="single" w:color="000000" w:themeColor="text1" w:sz="4" w:space="0"/>
               <w:bottom w:val="nil"/>
               <w:right w:val="nil"/>
             </w:tcBorders>
@@ -3569,10 +3586,10 @@
           <w:tcPr>
             <w:tcW w:w="9005" w:type="dxa"/>
             <w:tcBorders>
-              <w:top w:val="single" w:sz="4" w:space="0" w:color="000000" w:themeColor="text1"/>
-              <w:left w:val="single" w:sz="4" w:space="0" w:color="000000" w:themeColor="text1"/>
-              <w:bottom w:val="single" w:sz="4" w:space="0" w:color="000000" w:themeColor="text1"/>
-              <w:right w:val="single" w:sz="4" w:space="0" w:color="000000" w:themeColor="text1"/>
+              <w:top w:val="single" w:color="000000" w:themeColor="text1" w:sz="4" w:space="0"/>
+              <w:left w:val="single" w:color="000000" w:themeColor="text1" w:sz="4" w:space="0"/>
+              <w:bottom w:val="single" w:color="000000" w:themeColor="text1" w:sz="4" w:space="0"/>
+              <w:right w:val="single" w:color="000000" w:themeColor="text1" w:sz="4" w:space="0"/>
             </w:tcBorders>
             <w:tcMar>
               <w:top w:w="80" w:type="dxa"/>
@@ -3590,7 +3607,7 @@
             <w:r>
               <w:rPr>
                 <w:rStyle w:val="None"/>
-                <w:rFonts w:ascii="Roboto" w:eastAsia="Roboto" w:hAnsi="Roboto" w:cs="Roboto"/>
+                <w:rFonts w:ascii="Roboto" w:hAnsi="Roboto" w:eastAsia="Roboto" w:cs="Roboto"/>
                 <w:b/>
                 <w:bCs/>
                 <w:color w:val="1D2125"/>
@@ -3607,7 +3624,7 @@
             <w:tcW w:w="355" w:type="dxa"/>
             <w:tcBorders>
               <w:top w:val="nil"/>
-              <w:left w:val="single" w:sz="4" w:space="0" w:color="000000" w:themeColor="text1"/>
+              <w:left w:val="single" w:color="000000" w:themeColor="text1" w:sz="4" w:space="0"/>
               <w:bottom w:val="nil"/>
               <w:right w:val="nil"/>
             </w:tcBorders>
@@ -3629,10 +3646,10 @@
           <w:tcPr>
             <w:tcW w:w="9005" w:type="dxa"/>
             <w:tcBorders>
-              <w:top w:val="single" w:sz="4" w:space="0" w:color="000000" w:themeColor="text1"/>
-              <w:left w:val="single" w:sz="4" w:space="0" w:color="000000" w:themeColor="text1"/>
-              <w:bottom w:val="single" w:sz="4" w:space="0" w:color="000000" w:themeColor="text1"/>
-              <w:right w:val="single" w:sz="4" w:space="0" w:color="000000" w:themeColor="text1"/>
+              <w:top w:val="single" w:color="000000" w:themeColor="text1" w:sz="4" w:space="0"/>
+              <w:left w:val="single" w:color="000000" w:themeColor="text1" w:sz="4" w:space="0"/>
+              <w:bottom w:val="single" w:color="000000" w:themeColor="text1" w:sz="4" w:space="0"/>
+              <w:right w:val="single" w:color="000000" w:themeColor="text1" w:sz="4" w:space="0"/>
             </w:tcBorders>
             <w:tcMar>
               <w:top w:w="80" w:type="dxa"/>
@@ -3647,7 +3664,7 @@
               <w:spacing w:line="240" w:lineRule="auto"/>
               <w:rPr>
                 <w:rStyle w:val="None"/>
-                <w:rFonts w:ascii="Roboto" w:eastAsia="Roboto" w:hAnsi="Roboto" w:cs="Roboto"/>
+                <w:rFonts w:ascii="Roboto" w:hAnsi="Roboto" w:eastAsia="Roboto" w:cs="Roboto"/>
                 <w:i/>
                 <w:iCs/>
                 <w:color w:val="1D2125"/>
@@ -3659,7 +3676,7 @@
             <w:r>
               <w:rPr>
                 <w:rStyle w:val="None"/>
-                <w:rFonts w:ascii="Roboto" w:eastAsia="Roboto" w:hAnsi="Roboto" w:cs="Roboto"/>
+                <w:rFonts w:ascii="Roboto" w:hAnsi="Roboto" w:eastAsia="Roboto" w:cs="Roboto"/>
                 <w:i/>
                 <w:iCs/>
                 <w:color w:val="1D2125"/>
@@ -3681,17 +3698,17 @@
               <w:spacing w:line="240" w:lineRule="auto"/>
               <w:jc w:val="both"/>
               <w:rPr>
-                <w:rFonts w:ascii="Roboto" w:eastAsia="Roboto" w:hAnsi="Roboto" w:cs="Roboto"/>
-                <w:color w:val="1D2125"/>
-                <w:sz w:val="24"/>
-                <w:szCs w:val="24"/>
-                <w:u w:color="1D2125"/>
-              </w:rPr>
-            </w:pPr>
-            <w:r>
-              <w:rPr>
-                <w:rStyle w:val="None"/>
-                <w:rFonts w:ascii="Roboto" w:eastAsia="Roboto" w:hAnsi="Roboto" w:cs="Roboto"/>
+                <w:rFonts w:ascii="Roboto" w:hAnsi="Roboto" w:eastAsia="Roboto" w:cs="Roboto"/>
+                <w:color w:val="1D2125"/>
+                <w:sz w:val="24"/>
+                <w:szCs w:val="24"/>
+                <w:u w:color="1D2125"/>
+              </w:rPr>
+            </w:pPr>
+            <w:r>
+              <w:rPr>
+                <w:rStyle w:val="None"/>
+                <w:rFonts w:ascii="Roboto" w:hAnsi="Roboto" w:eastAsia="Roboto" w:cs="Roboto"/>
                 <w:color w:val="1D2125"/>
                 <w:sz w:val="24"/>
                 <w:szCs w:val="24"/>
@@ -3702,7 +3719,7 @@
             <w:r>
               <w:rPr>
                 <w:rStyle w:val="None"/>
-                <w:rFonts w:ascii="Roboto" w:eastAsia="Roboto" w:hAnsi="Roboto" w:cs="Roboto"/>
+                <w:rFonts w:ascii="Roboto" w:hAnsi="Roboto" w:eastAsia="Roboto" w:cs="Roboto"/>
                 <w:b/>
                 <w:bCs/>
                 <w:color w:val="1D2125"/>
@@ -3724,17 +3741,17 @@
               <w:spacing w:line="240" w:lineRule="auto"/>
               <w:jc w:val="both"/>
               <w:rPr>
-                <w:rFonts w:ascii="Roboto" w:eastAsia="Roboto" w:hAnsi="Roboto" w:cs="Roboto"/>
-                <w:color w:val="1D2125"/>
-                <w:sz w:val="24"/>
-                <w:szCs w:val="24"/>
-                <w:u w:color="1D2125"/>
-              </w:rPr>
-            </w:pPr>
-            <w:r>
-              <w:rPr>
-                <w:rStyle w:val="None"/>
-                <w:rFonts w:ascii="Roboto" w:eastAsia="Roboto" w:hAnsi="Roboto" w:cs="Roboto"/>
+                <w:rFonts w:ascii="Roboto" w:hAnsi="Roboto" w:eastAsia="Roboto" w:cs="Roboto"/>
+                <w:color w:val="1D2125"/>
+                <w:sz w:val="24"/>
+                <w:szCs w:val="24"/>
+                <w:u w:color="1D2125"/>
+              </w:rPr>
+            </w:pPr>
+            <w:r>
+              <w:rPr>
+                <w:rStyle w:val="None"/>
+                <w:rFonts w:ascii="Roboto" w:hAnsi="Roboto" w:eastAsia="Roboto" w:cs="Roboto"/>
                 <w:color w:val="1D2125"/>
                 <w:sz w:val="24"/>
                 <w:szCs w:val="24"/>
@@ -3745,7 +3762,7 @@
             <w:r>
               <w:rPr>
                 <w:rStyle w:val="None"/>
-                <w:rFonts w:ascii="Roboto" w:eastAsia="Roboto" w:hAnsi="Roboto" w:cs="Roboto"/>
+                <w:rFonts w:ascii="Roboto" w:hAnsi="Roboto" w:eastAsia="Roboto" w:cs="Roboto"/>
                 <w:b/>
                 <w:bCs/>
                 <w:color w:val="1D2125"/>
@@ -3767,17 +3784,17 @@
               <w:spacing w:line="240" w:lineRule="auto"/>
               <w:jc w:val="both"/>
               <w:rPr>
-                <w:rFonts w:ascii="Roboto" w:eastAsia="Roboto" w:hAnsi="Roboto" w:cs="Roboto"/>
-                <w:color w:val="1D2125"/>
-                <w:sz w:val="24"/>
-                <w:szCs w:val="24"/>
-                <w:u w:color="1D2125"/>
-              </w:rPr>
-            </w:pPr>
-            <w:r>
-              <w:rPr>
-                <w:rStyle w:val="None"/>
-                <w:rFonts w:ascii="Roboto" w:eastAsia="Roboto" w:hAnsi="Roboto" w:cs="Roboto"/>
+                <w:rFonts w:ascii="Roboto" w:hAnsi="Roboto" w:eastAsia="Roboto" w:cs="Roboto"/>
+                <w:color w:val="1D2125"/>
+                <w:sz w:val="24"/>
+                <w:szCs w:val="24"/>
+                <w:u w:color="1D2125"/>
+              </w:rPr>
+            </w:pPr>
+            <w:r>
+              <w:rPr>
+                <w:rStyle w:val="None"/>
+                <w:rFonts w:ascii="Roboto" w:hAnsi="Roboto" w:eastAsia="Roboto" w:cs="Roboto"/>
                 <w:color w:val="1D2125"/>
                 <w:sz w:val="24"/>
                 <w:szCs w:val="24"/>
@@ -3788,7 +3805,7 @@
             <w:r>
               <w:rPr>
                 <w:rStyle w:val="None"/>
-                <w:rFonts w:ascii="Roboto" w:eastAsia="Roboto" w:hAnsi="Roboto" w:cs="Roboto"/>
+                <w:rFonts w:ascii="Roboto" w:hAnsi="Roboto" w:eastAsia="Roboto" w:cs="Roboto"/>
                 <w:b/>
                 <w:bCs/>
                 <w:color w:val="1D2125"/>
@@ -3810,17 +3827,17 @@
               <w:spacing w:line="240" w:lineRule="auto"/>
               <w:jc w:val="both"/>
               <w:rPr>
-                <w:rFonts w:ascii="Roboto" w:eastAsia="Roboto" w:hAnsi="Roboto" w:cs="Roboto"/>
-                <w:color w:val="1D2125"/>
-                <w:sz w:val="24"/>
-                <w:szCs w:val="24"/>
-                <w:u w:color="1D2125"/>
-              </w:rPr>
-            </w:pPr>
-            <w:r>
-              <w:rPr>
-                <w:rStyle w:val="None"/>
-                <w:rFonts w:ascii="Roboto" w:eastAsia="Roboto" w:hAnsi="Roboto" w:cs="Roboto"/>
+                <w:rFonts w:ascii="Roboto" w:hAnsi="Roboto" w:eastAsia="Roboto" w:cs="Roboto"/>
+                <w:color w:val="1D2125"/>
+                <w:sz w:val="24"/>
+                <w:szCs w:val="24"/>
+                <w:u w:color="1D2125"/>
+              </w:rPr>
+            </w:pPr>
+            <w:r>
+              <w:rPr>
+                <w:rStyle w:val="None"/>
+                <w:rFonts w:ascii="Roboto" w:hAnsi="Roboto" w:eastAsia="Roboto" w:cs="Roboto"/>
                 <w:color w:val="1D2125"/>
                 <w:sz w:val="24"/>
                 <w:szCs w:val="24"/>
@@ -3831,7 +3848,7 @@
             <w:r>
               <w:rPr>
                 <w:rStyle w:val="None"/>
-                <w:rFonts w:ascii="Roboto" w:eastAsia="Roboto" w:hAnsi="Roboto" w:cs="Roboto"/>
+                <w:rFonts w:ascii="Roboto" w:hAnsi="Roboto" w:eastAsia="Roboto" w:cs="Roboto"/>
                 <w:b/>
                 <w:bCs/>
                 <w:color w:val="1D2125"/>
@@ -3848,7 +3865,7 @@
             <w:tcW w:w="355" w:type="dxa"/>
             <w:tcBorders>
               <w:top w:val="nil"/>
-              <w:left w:val="single" w:sz="4" w:space="0" w:color="000000" w:themeColor="text1"/>
+              <w:left w:val="single" w:color="000000" w:themeColor="text1" w:sz="4" w:space="0"/>
               <w:bottom w:val="nil"/>
               <w:right w:val="nil"/>
             </w:tcBorders>
@@ -3870,7 +3887,7 @@
         <w:spacing w:line="240" w:lineRule="auto"/>
         <w:rPr>
           <w:rStyle w:val="None"/>
-          <w:rFonts w:ascii="Roboto" w:eastAsia="Roboto" w:hAnsi="Roboto" w:cs="Roboto"/>
+          <w:rFonts w:ascii="Roboto" w:hAnsi="Roboto" w:eastAsia="Roboto" w:cs="Roboto"/>
           <w:b/>
           <w:bCs/>
           <w:color w:val="1D2125"/>
@@ -3891,7 +3908,7 @@
         <w:shd w:val="clear" w:color="auto" w:fill="F8F9FA"/>
         <w:rPr>
           <w:rStyle w:val="None"/>
-          <w:rFonts w:ascii="Roboto" w:eastAsia="Roboto" w:hAnsi="Roboto" w:cs="Roboto"/>
+          <w:rFonts w:ascii="Roboto" w:hAnsi="Roboto" w:eastAsia="Roboto" w:cs="Roboto"/>
           <w:b/>
           <w:bCs/>
           <w:color w:val="1D2125"/>
@@ -3906,12 +3923,12 @@
         <w:tblW w:w="9360" w:type="dxa"/>
         <w:tblInd w:w="108" w:type="dxa"/>
         <w:tblBorders>
-          <w:top w:val="single" w:sz="8" w:space="0" w:color="FFFFFF"/>
-          <w:left w:val="single" w:sz="8" w:space="0" w:color="FFFFFF"/>
-          <w:bottom w:val="single" w:sz="8" w:space="0" w:color="FFFFFF"/>
-          <w:right w:val="single" w:sz="8" w:space="0" w:color="FFFFFF"/>
-          <w:insideH w:val="single" w:sz="8" w:space="0" w:color="FFFFFF"/>
-          <w:insideV w:val="single" w:sz="8" w:space="0" w:color="FFFFFF"/>
+          <w:top w:val="single" w:color="FFFFFF" w:sz="8" w:space="0"/>
+          <w:left w:val="single" w:color="FFFFFF" w:sz="8" w:space="0"/>
+          <w:bottom w:val="single" w:color="FFFFFF" w:sz="8" w:space="0"/>
+          <w:right w:val="single" w:color="FFFFFF" w:sz="8" w:space="0"/>
+          <w:insideH w:val="single" w:color="FFFFFF" w:sz="8" w:space="0"/>
+          <w:insideV w:val="single" w:color="FFFFFF" w:sz="8" w:space="0"/>
         </w:tblBorders>
         <w:shd w:val="clear" w:color="auto" w:fill="CED7E7"/>
         <w:tblLayout w:type="fixed"/>
@@ -3928,10 +3945,10 @@
           <w:tcPr>
             <w:tcW w:w="9360" w:type="dxa"/>
             <w:tcBorders>
-              <w:top w:val="single" w:sz="4" w:space="0" w:color="000000"/>
-              <w:left w:val="single" w:sz="4" w:space="0" w:color="000000"/>
-              <w:bottom w:val="single" w:sz="4" w:space="0" w:color="000000"/>
-              <w:right w:val="single" w:sz="4" w:space="0" w:color="000000"/>
+              <w:top w:val="single" w:color="000000" w:sz="4" w:space="0"/>
+              <w:left w:val="single" w:color="000000" w:sz="4" w:space="0"/>
+              <w:bottom w:val="single" w:color="000000" w:sz="4" w:space="0"/>
+              <w:right w:val="single" w:color="000000" w:sz="4" w:space="0"/>
             </w:tcBorders>
             <w:tcMar>
               <w:top w:w="80" w:type="dxa"/>
@@ -3948,7 +3965,7 @@
             <w:r>
               <w:rPr>
                 <w:rStyle w:val="None"/>
-                <w:rFonts w:ascii="Roboto" w:eastAsia="Roboto" w:hAnsi="Roboto" w:cs="Roboto"/>
+                <w:rFonts w:ascii="Roboto" w:hAnsi="Roboto" w:eastAsia="Roboto" w:cs="Roboto"/>
                 <w:b/>
                 <w:bCs/>
                 <w:color w:val="1D2125"/>
@@ -3969,10 +3986,10 @@
           <w:tcPr>
             <w:tcW w:w="9360" w:type="dxa"/>
             <w:tcBorders>
-              <w:top w:val="single" w:sz="4" w:space="0" w:color="000000"/>
-              <w:left w:val="single" w:sz="4" w:space="0" w:color="000000"/>
-              <w:bottom w:val="single" w:sz="4" w:space="0" w:color="000000"/>
-              <w:right w:val="single" w:sz="4" w:space="0" w:color="000000"/>
+              <w:top w:val="single" w:color="000000" w:sz="4" w:space="0"/>
+              <w:left w:val="single" w:color="000000" w:sz="4" w:space="0"/>
+              <w:bottom w:val="single" w:color="000000" w:sz="4" w:space="0"/>
+              <w:right w:val="single" w:color="000000" w:sz="4" w:space="0"/>
             </w:tcBorders>
             <w:tcMar>
               <w:top w:w="80" w:type="dxa"/>
@@ -3989,7 +4006,7 @@
             <w:r>
               <w:rPr>
                 <w:rStyle w:val="None"/>
-                <w:rFonts w:ascii="Roboto" w:eastAsia="Roboto" w:hAnsi="Roboto" w:cs="Roboto"/>
+                <w:rFonts w:ascii="Roboto" w:hAnsi="Roboto" w:eastAsia="Roboto" w:cs="Roboto"/>
                 <w:i/>
                 <w:iCs/>
                 <w:color w:val="1D2125"/>
@@ -3997,7 +4014,6 @@
                 <w:szCs w:val="24"/>
                 <w:u w:color="1D2125"/>
               </w:rPr>
-              <w:lastRenderedPageBreak/>
               <w:t>Insert the team’s assessment of the sitemap generated based on the Tree Testing.  Include any weaknesses, strengths, and any possible modifications here.</w:t>
             </w:r>
           </w:p>
@@ -4011,10 +4027,10 @@
           <w:tcPr>
             <w:tcW w:w="9360" w:type="dxa"/>
             <w:tcBorders>
-              <w:top w:val="single" w:sz="4" w:space="0" w:color="000000"/>
-              <w:left w:val="single" w:sz="4" w:space="0" w:color="000000"/>
-              <w:bottom w:val="single" w:sz="4" w:space="0" w:color="000000"/>
-              <w:right w:val="single" w:sz="4" w:space="0" w:color="000000"/>
+              <w:top w:val="single" w:color="000000" w:sz="4" w:space="0"/>
+              <w:left w:val="single" w:color="000000" w:sz="4" w:space="0"/>
+              <w:bottom w:val="single" w:color="000000" w:sz="4" w:space="0"/>
+              <w:right w:val="single" w:color="000000" w:sz="4" w:space="0"/>
             </w:tcBorders>
             <w:tcMar>
               <w:top w:w="80" w:type="dxa"/>
@@ -4032,7 +4048,7 @@
             <w:r>
               <w:rPr>
                 <w:rStyle w:val="None"/>
-                <w:rFonts w:ascii="Roboto" w:eastAsia="Roboto" w:hAnsi="Roboto" w:cs="Roboto"/>
+                <w:rFonts w:ascii="Roboto" w:hAnsi="Roboto" w:eastAsia="Roboto" w:cs="Roboto"/>
                 <w:b/>
                 <w:bCs/>
                 <w:color w:val="1D2125"/>
@@ -4053,10 +4069,10 @@
           <w:tcPr>
             <w:tcW w:w="9360" w:type="dxa"/>
             <w:tcBorders>
-              <w:top w:val="single" w:sz="4" w:space="0" w:color="000000"/>
-              <w:left w:val="single" w:sz="4" w:space="0" w:color="000000"/>
-              <w:bottom w:val="single" w:sz="4" w:space="0" w:color="000000"/>
-              <w:right w:val="single" w:sz="4" w:space="0" w:color="000000"/>
+              <w:top w:val="single" w:color="000000" w:sz="4" w:space="0"/>
+              <w:left w:val="single" w:color="000000" w:sz="4" w:space="0"/>
+              <w:bottom w:val="single" w:color="000000" w:sz="4" w:space="0"/>
+              <w:right w:val="single" w:color="000000" w:sz="4" w:space="0"/>
             </w:tcBorders>
             <w:tcMar>
               <w:top w:w="80" w:type="dxa"/>
@@ -4073,7 +4089,7 @@
             <w:r>
               <w:rPr>
                 <w:rStyle w:val="None"/>
-                <w:rFonts w:ascii="Roboto" w:eastAsia="Roboto" w:hAnsi="Roboto" w:cs="Roboto"/>
+                <w:rFonts w:ascii="Roboto" w:hAnsi="Roboto" w:eastAsia="Roboto" w:cs="Roboto"/>
                 <w:i/>
                 <w:iCs/>
                 <w:color w:val="1D2125"/>
@@ -4097,7 +4113,7 @@
     <w:sectPr>
       <w:headerReference w:type="default" r:id="rId10"/>
       <w:footerReference w:type="default" r:id="rId11"/>
-      <w:pgSz w:w="12240" w:h="15840"/>
+      <w:pgSz w:w="12240" w:h="15840" w:orient="portrait"/>
       <w:pgMar w:top="1152" w:right="1440" w:bottom="1152" w:left="1440" w:header="720" w:footer="720" w:gutter="0"/>
       <w:pgNumType w:start="1"/>
       <w:cols w:space="720"/>
@@ -4185,7 +4201,7 @@
         <w:ind w:left="720" w:hanging="360"/>
       </w:pPr>
       <w:rPr>
-        <w:rFonts w:ascii="Aptos" w:hAnsi="Aptos" w:hint="default"/>
+        <w:rFonts w:hint="default" w:ascii="Aptos" w:hAnsi="Aptos"/>
       </w:rPr>
     </w:lvl>
     <w:lvl w:ilvl="1" w:tplc="ADD08054">
@@ -4197,7 +4213,7 @@
         <w:ind w:left="1440" w:hanging="360"/>
       </w:pPr>
       <w:rPr>
-        <w:rFonts w:ascii="Courier New" w:hAnsi="Courier New" w:hint="default"/>
+        <w:rFonts w:hint="default" w:ascii="Courier New" w:hAnsi="Courier New"/>
       </w:rPr>
     </w:lvl>
     <w:lvl w:ilvl="2" w:tplc="B6A21026">
@@ -4209,7 +4225,7 @@
         <w:ind w:left="2160" w:hanging="360"/>
       </w:pPr>
       <w:rPr>
-        <w:rFonts w:ascii="Wingdings" w:hAnsi="Wingdings" w:hint="default"/>
+        <w:rFonts w:hint="default" w:ascii="Wingdings" w:hAnsi="Wingdings"/>
       </w:rPr>
     </w:lvl>
     <w:lvl w:ilvl="3" w:tplc="F8BA8D7A">
@@ -4221,7 +4237,7 @@
         <w:ind w:left="2880" w:hanging="360"/>
       </w:pPr>
       <w:rPr>
-        <w:rFonts w:ascii="Symbol" w:hAnsi="Symbol" w:hint="default"/>
+        <w:rFonts w:hint="default" w:ascii="Symbol" w:hAnsi="Symbol"/>
       </w:rPr>
     </w:lvl>
     <w:lvl w:ilvl="4" w:tplc="1746611A">
@@ -4233,7 +4249,7 @@
         <w:ind w:left="3600" w:hanging="360"/>
       </w:pPr>
       <w:rPr>
-        <w:rFonts w:ascii="Courier New" w:hAnsi="Courier New" w:hint="default"/>
+        <w:rFonts w:hint="default" w:ascii="Courier New" w:hAnsi="Courier New"/>
       </w:rPr>
     </w:lvl>
     <w:lvl w:ilvl="5" w:tplc="805849A6">
@@ -4245,7 +4261,7 @@
         <w:ind w:left="4320" w:hanging="360"/>
       </w:pPr>
       <w:rPr>
-        <w:rFonts w:ascii="Wingdings" w:hAnsi="Wingdings" w:hint="default"/>
+        <w:rFonts w:hint="default" w:ascii="Wingdings" w:hAnsi="Wingdings"/>
       </w:rPr>
     </w:lvl>
     <w:lvl w:ilvl="6" w:tplc="E0A6BAFA">
@@ -4257,7 +4273,7 @@
         <w:ind w:left="5040" w:hanging="360"/>
       </w:pPr>
       <w:rPr>
-        <w:rFonts w:ascii="Symbol" w:hAnsi="Symbol" w:hint="default"/>
+        <w:rFonts w:hint="default" w:ascii="Symbol" w:hAnsi="Symbol"/>
       </w:rPr>
     </w:lvl>
     <w:lvl w:ilvl="7" w:tplc="914C85F4">
@@ -4269,7 +4285,7 @@
         <w:ind w:left="5760" w:hanging="360"/>
       </w:pPr>
       <w:rPr>
-        <w:rFonts w:ascii="Courier New" w:hAnsi="Courier New" w:hint="default"/>
+        <w:rFonts w:hint="default" w:ascii="Courier New" w:hAnsi="Courier New"/>
       </w:rPr>
     </w:lvl>
     <w:lvl w:ilvl="8" w:tplc="7B2002D2">
@@ -4281,7 +4297,7 @@
         <w:ind w:left="6480" w:hanging="360"/>
       </w:pPr>
       <w:rPr>
-        <w:rFonts w:ascii="Wingdings" w:hAnsi="Wingdings" w:hint="default"/>
+        <w:rFonts w:hint="default" w:ascii="Wingdings" w:hAnsi="Wingdings"/>
       </w:rPr>
     </w:lvl>
   </w:abstractNum>
@@ -5045,11 +5061,11 @@
 </file>
 
 <file path=word/styles.xml><?xml version="1.0" encoding="utf-8"?>
-<w:styles xmlns:mc="http://schemas.openxmlformats.org/markup-compatibility/2006" xmlns:r="http://schemas.openxmlformats.org/officeDocument/2006/relationships" xmlns:w="http://schemas.openxmlformats.org/wordprocessingml/2006/main" xmlns:w14="http://schemas.microsoft.com/office/word/2010/wordml" xmlns:w15="http://schemas.microsoft.com/office/word/2012/wordml" xmlns:w16cex="http://schemas.microsoft.com/office/word/2018/wordml/cex" xmlns:w16cid="http://schemas.microsoft.com/office/word/2016/wordml/cid" xmlns:w16="http://schemas.microsoft.com/office/word/2018/wordml" xmlns:w16du="http://schemas.microsoft.com/office/word/2023/wordml/word16du" xmlns:w16sdtdh="http://schemas.microsoft.com/office/word/2020/wordml/sdtdatahash" xmlns:w16sdtfl="http://schemas.microsoft.com/office/word/2024/wordml/sdtformatlock" xmlns:w16se="http://schemas.microsoft.com/office/word/2015/wordml/symex" mc:Ignorable="w14 w15 w16se w16cid w16 w16cex w16sdtdh w16sdtfl w16du">
+<w:styles xmlns:wp14="http://schemas.microsoft.com/office/word/2010/wordprocessingDrawing" xmlns:mc="http://schemas.openxmlformats.org/markup-compatibility/2006" xmlns:r="http://schemas.openxmlformats.org/officeDocument/2006/relationships" xmlns:w="http://schemas.openxmlformats.org/wordprocessingml/2006/main" xmlns:w14="http://schemas.microsoft.com/office/word/2010/wordml" xmlns:w15="http://schemas.microsoft.com/office/word/2012/wordml" xmlns:w16cex="http://schemas.microsoft.com/office/word/2018/wordml/cex" xmlns:w16cid="http://schemas.microsoft.com/office/word/2016/wordml/cid" xmlns:w16="http://schemas.microsoft.com/office/word/2018/wordml" xmlns:w16du="http://schemas.microsoft.com/office/word/2023/wordml/word16du" xmlns:w16sdtdh="http://schemas.microsoft.com/office/word/2020/wordml/sdtdatahash" xmlns:w16sdtfl="http://schemas.microsoft.com/office/word/2024/wordml/sdtformatlock" xmlns:w16se="http://schemas.microsoft.com/office/word/2015/wordml/symex" mc:Ignorable="w14 w15 w16se w16cid w16 w16cex w16sdtdh w16sdtfl w16du wp14">
   <w:docDefaults>
     <w:rPrDefault>
       <w:rPr>
-        <w:rFonts w:ascii="Times New Roman" w:eastAsia="Arial Unicode MS" w:hAnsi="Times New Roman" w:cs="Times New Roman"/>
+        <w:rFonts w:ascii="Times New Roman" w:hAnsi="Times New Roman" w:eastAsia="Arial Unicode MS" w:cs="Times New Roman"/>
         <w:bdr w:val="nil"/>
         <w:lang w:val="en-US" w:eastAsia="en-US" w:bidi="ar-SA"/>
       </w:rPr>
@@ -5070,14 +5086,14 @@
   <w:latentStyles w:defLockedState="0" w:defUIPriority="99" w:defSemiHidden="0" w:defUnhideWhenUsed="0" w:defQFormat="0" w:count="376">
     <w:lsdException w:name="Normal" w:uiPriority="0" w:qFormat="1"/>
     <w:lsdException w:name="heading 1" w:uiPriority="9" w:qFormat="1"/>
-    <w:lsdException w:name="heading 2" w:semiHidden="1" w:uiPriority="9" w:unhideWhenUsed="1" w:qFormat="1"/>
-    <w:lsdException w:name="heading 3" w:semiHidden="1" w:uiPriority="9" w:unhideWhenUsed="1" w:qFormat="1"/>
-    <w:lsdException w:name="heading 4" w:semiHidden="1" w:uiPriority="9" w:unhideWhenUsed="1" w:qFormat="1"/>
-    <w:lsdException w:name="heading 5" w:semiHidden="1" w:uiPriority="9" w:unhideWhenUsed="1" w:qFormat="1"/>
-    <w:lsdException w:name="heading 6" w:semiHidden="1" w:uiPriority="9" w:unhideWhenUsed="1" w:qFormat="1"/>
-    <w:lsdException w:name="heading 7" w:semiHidden="1" w:uiPriority="9" w:unhideWhenUsed="1" w:qFormat="1"/>
-    <w:lsdException w:name="heading 8" w:semiHidden="1" w:uiPriority="9" w:unhideWhenUsed="1" w:qFormat="1"/>
-    <w:lsdException w:name="heading 9" w:semiHidden="1" w:uiPriority="9" w:unhideWhenUsed="1" w:qFormat="1"/>
+    <w:lsdException w:name="heading 2" w:uiPriority="9" w:semiHidden="1" w:unhideWhenUsed="1" w:qFormat="1"/>
+    <w:lsdException w:name="heading 3" w:uiPriority="9" w:semiHidden="1" w:unhideWhenUsed="1" w:qFormat="1"/>
+    <w:lsdException w:name="heading 4" w:uiPriority="9" w:semiHidden="1" w:unhideWhenUsed="1" w:qFormat="1"/>
+    <w:lsdException w:name="heading 5" w:uiPriority="9" w:semiHidden="1" w:unhideWhenUsed="1" w:qFormat="1"/>
+    <w:lsdException w:name="heading 6" w:uiPriority="9" w:semiHidden="1" w:unhideWhenUsed="1" w:qFormat="1"/>
+    <w:lsdException w:name="heading 7" w:uiPriority="9" w:semiHidden="1" w:unhideWhenUsed="1" w:qFormat="1"/>
+    <w:lsdException w:name="heading 8" w:uiPriority="9" w:semiHidden="1" w:unhideWhenUsed="1" w:qFormat="1"/>
+    <w:lsdException w:name="heading 9" w:uiPriority="9" w:semiHidden="1" w:unhideWhenUsed="1" w:qFormat="1"/>
     <w:lsdException w:name="index 1" w:semiHidden="1" w:unhideWhenUsed="1"/>
     <w:lsdException w:name="index 2" w:semiHidden="1" w:unhideWhenUsed="1"/>
     <w:lsdException w:name="index 3" w:semiHidden="1" w:unhideWhenUsed="1"/>
@@ -5087,22 +5103,22 @@
     <w:lsdException w:name="index 7" w:semiHidden="1" w:unhideWhenUsed="1"/>
     <w:lsdException w:name="index 8" w:semiHidden="1" w:unhideWhenUsed="1"/>
     <w:lsdException w:name="index 9" w:semiHidden="1" w:unhideWhenUsed="1"/>
-    <w:lsdException w:name="toc 1" w:semiHidden="1" w:uiPriority="39" w:unhideWhenUsed="1"/>
-    <w:lsdException w:name="toc 2" w:semiHidden="1" w:uiPriority="39" w:unhideWhenUsed="1"/>
-    <w:lsdException w:name="toc 3" w:semiHidden="1" w:uiPriority="39" w:unhideWhenUsed="1"/>
-    <w:lsdException w:name="toc 4" w:semiHidden="1" w:uiPriority="39" w:unhideWhenUsed="1"/>
-    <w:lsdException w:name="toc 5" w:semiHidden="1" w:uiPriority="39" w:unhideWhenUsed="1"/>
-    <w:lsdException w:name="toc 6" w:semiHidden="1" w:uiPriority="39" w:unhideWhenUsed="1"/>
-    <w:lsdException w:name="toc 7" w:semiHidden="1" w:uiPriority="39" w:unhideWhenUsed="1"/>
-    <w:lsdException w:name="toc 8" w:semiHidden="1" w:uiPriority="39" w:unhideWhenUsed="1"/>
-    <w:lsdException w:name="toc 9" w:semiHidden="1" w:uiPriority="39" w:unhideWhenUsed="1"/>
+    <w:lsdException w:name="toc 1" w:uiPriority="39" w:semiHidden="1" w:unhideWhenUsed="1"/>
+    <w:lsdException w:name="toc 2" w:uiPriority="39" w:semiHidden="1" w:unhideWhenUsed="1"/>
+    <w:lsdException w:name="toc 3" w:uiPriority="39" w:semiHidden="1" w:unhideWhenUsed="1"/>
+    <w:lsdException w:name="toc 4" w:uiPriority="39" w:semiHidden="1" w:unhideWhenUsed="1"/>
+    <w:lsdException w:name="toc 5" w:uiPriority="39" w:semiHidden="1" w:unhideWhenUsed="1"/>
+    <w:lsdException w:name="toc 6" w:uiPriority="39" w:semiHidden="1" w:unhideWhenUsed="1"/>
+    <w:lsdException w:name="toc 7" w:uiPriority="39" w:semiHidden="1" w:unhideWhenUsed="1"/>
+    <w:lsdException w:name="toc 8" w:uiPriority="39" w:semiHidden="1" w:unhideWhenUsed="1"/>
+    <w:lsdException w:name="toc 9" w:uiPriority="39" w:semiHidden="1" w:unhideWhenUsed="1"/>
     <w:lsdException w:name="Normal Indent" w:semiHidden="1" w:unhideWhenUsed="1"/>
     <w:lsdException w:name="footnote text" w:semiHidden="1" w:unhideWhenUsed="1"/>
     <w:lsdException w:name="annotation text" w:semiHidden="1" w:unhideWhenUsed="1"/>
     <w:lsdException w:name="header" w:semiHidden="1" w:unhideWhenUsed="1"/>
     <w:lsdException w:name="footer" w:semiHidden="1" w:unhideWhenUsed="1"/>
     <w:lsdException w:name="index heading" w:semiHidden="1" w:unhideWhenUsed="1"/>
-    <w:lsdException w:name="caption" w:semiHidden="1" w:uiPriority="35" w:unhideWhenUsed="1" w:qFormat="1"/>
+    <w:lsdException w:name="caption" w:uiPriority="35" w:semiHidden="1" w:unhideWhenUsed="1" w:qFormat="1"/>
     <w:lsdException w:name="table of figures" w:semiHidden="1" w:unhideWhenUsed="1"/>
     <w:lsdException w:name="envelope address" w:semiHidden="1" w:unhideWhenUsed="1"/>
     <w:lsdException w:name="envelope return" w:semiHidden="1" w:unhideWhenUsed="1"/>
@@ -5133,7 +5149,7 @@
     <w:lsdException w:name="Title" w:uiPriority="10" w:qFormat="1"/>
     <w:lsdException w:name="Closing" w:semiHidden="1" w:unhideWhenUsed="1"/>
     <w:lsdException w:name="Signature" w:semiHidden="1" w:unhideWhenUsed="1"/>
-    <w:lsdException w:name="Default Paragraph Font" w:semiHidden="1" w:uiPriority="1" w:unhideWhenUsed="1"/>
+    <w:lsdException w:name="Default Paragraph Font" w:uiPriority="1" w:semiHidden="1" w:unhideWhenUsed="1"/>
     <w:lsdException w:name="Body Text" w:semiHidden="1" w:unhideWhenUsed="1"/>
     <w:lsdException w:name="Body Text Indent" w:semiHidden="1" w:unhideWhenUsed="1"/>
     <w:lsdException w:name="List Continue" w:semiHidden="1" w:unhideWhenUsed="1"/>
@@ -5333,8 +5349,8 @@
     <w:lsdException w:name="Subtle Reference" w:uiPriority="31" w:qFormat="1"/>
     <w:lsdException w:name="Intense Reference" w:uiPriority="32" w:qFormat="1"/>
     <w:lsdException w:name="Book Title" w:uiPriority="33" w:qFormat="1"/>
-    <w:lsdException w:name="Bibliography" w:semiHidden="1" w:uiPriority="37" w:unhideWhenUsed="1"/>
-    <w:lsdException w:name="TOC Heading" w:semiHidden="1" w:uiPriority="39" w:unhideWhenUsed="1" w:qFormat="1"/>
+    <w:lsdException w:name="Bibliography" w:uiPriority="37" w:semiHidden="1" w:unhideWhenUsed="1"/>
+    <w:lsdException w:name="TOC Heading" w:uiPriority="39" w:semiHidden="1" w:unhideWhenUsed="1" w:qFormat="1"/>
     <w:lsdException w:name="Plain Table 1" w:uiPriority="41"/>
     <w:lsdException w:name="Plain Table 2" w:uiPriority="42"/>
     <w:lsdException w:name="Plain Table 3" w:uiPriority="43"/>
@@ -5445,7 +5461,7 @@
     <w:lsdException w:name="Unresolved Mention" w:semiHidden="1" w:unhideWhenUsed="1"/>
     <w:lsdException w:name="Smart Link" w:semiHidden="1" w:unhideWhenUsed="1"/>
   </w:latentStyles>
-  <w:style w:type="paragraph" w:default="1" w:styleId="Normal">
+  <w:style w:type="paragraph" w:styleId="Normal" w:default="1">
     <w:name w:val="Normal"/>
     <w:qFormat/>
     <w:rPr>
@@ -5453,13 +5469,13 @@
       <w:szCs w:val="24"/>
     </w:rPr>
   </w:style>
-  <w:style w:type="character" w:default="1" w:styleId="DefaultParagraphFont">
+  <w:style w:type="character" w:styleId="DefaultParagraphFont" w:default="1">
     <w:name w:val="Default Paragraph Font"/>
     <w:uiPriority w:val="1"/>
     <w:semiHidden/>
     <w:unhideWhenUsed/>
   </w:style>
-  <w:style w:type="table" w:default="1" w:styleId="TableNormal">
+  <w:style w:type="table" w:styleId="TableNormal" w:default="1">
     <w:name w:val="Normal Table"/>
     <w:uiPriority w:val="99"/>
     <w:semiHidden/>
@@ -5474,7 +5490,7 @@
       </w:tblCellMar>
     </w:tblPr>
   </w:style>
-  <w:style w:type="numbering" w:default="1" w:styleId="NoList">
+  <w:style w:type="numbering" w:styleId="NoList" w:default="1">
     <w:name w:val="No List"/>
     <w:uiPriority w:val="99"/>
     <w:semiHidden/>
@@ -5486,7 +5502,7 @@
       <w:u w:val="single"/>
     </w:rPr>
   </w:style>
-  <w:style w:type="paragraph" w:customStyle="1" w:styleId="HeaderFooter">
+  <w:style w:type="paragraph" w:styleId="HeaderFooter" w:customStyle="1">
     <w:name w:val="Header &amp; Footer"/>
     <w:pPr>
       <w:tabs>
@@ -5505,7 +5521,7 @@
       </w14:textOutline>
     </w:rPr>
   </w:style>
-  <w:style w:type="paragraph" w:customStyle="1" w:styleId="Body">
+  <w:style w:type="paragraph" w:styleId="Body" w:customStyle="1">
     <w:name w:val="Body"/>
     <w:pPr>
       <w:spacing w:line="276" w:lineRule="auto"/>
@@ -5523,7 +5539,7 @@
       </w14:textOutline>
     </w:rPr>
   </w:style>
-  <w:style w:type="paragraph" w:customStyle="1" w:styleId="BodyA">
+  <w:style w:type="paragraph" w:styleId="BodyA" w:customStyle="1">
     <w:name w:val="Body A"/>
     <w:pPr>
       <w:spacing w:line="276" w:lineRule="auto"/>
@@ -5541,14 +5557,14 @@
       </w14:textOutline>
     </w:rPr>
   </w:style>
-  <w:style w:type="character" w:customStyle="1" w:styleId="None">
+  <w:style w:type="character" w:styleId="None" w:customStyle="1">
     <w:name w:val="None"/>
   </w:style>
-  <w:style w:type="character" w:customStyle="1" w:styleId="Hyperlink0">
+  <w:style w:type="character" w:styleId="Hyperlink0" w:customStyle="1">
     <w:name w:val="Hyperlink.0"/>
     <w:basedOn w:val="None"/>
     <w:rPr>
-      <w:rFonts w:ascii="Roboto" w:eastAsia="Roboto" w:hAnsi="Roboto" w:cs="Roboto"/>
+      <w:rFonts w:ascii="Roboto" w:hAnsi="Roboto" w:eastAsia="Roboto" w:cs="Roboto"/>
       <w:b/>
       <w:bCs/>
       <w:outline w:val="0"/>
@@ -5558,7 +5574,7 @@
       <w:u w:val="single" w:color="0000FF"/>
     </w:rPr>
   </w:style>
-  <w:style w:type="paragraph" w:customStyle="1" w:styleId="Default">
+  <w:style w:type="paragraph" w:styleId="Default" w:customStyle="1">
     <w:name w:val="Default"/>
     <w:pPr>
       <w:spacing w:before="160" w:line="288" w:lineRule="auto"/>

--- a/documents/IA_ID.docx
+++ b/documents/IA_ID.docx
@@ -1,14 +1,14 @@
 
 <file path=word/document.xml><?xml version="1.0" encoding="utf-8"?>
-<w:document xmlns:r="http://schemas.openxmlformats.org/officeDocument/2006/relationships" xmlns:wp="http://schemas.openxmlformats.org/drawingml/2006/wordprocessingDrawing" xmlns:w="http://schemas.openxmlformats.org/wordprocessingml/2006/main" xmlns:w10="urn:schemas-microsoft-com:office:word" xmlns:w14="http://schemas.microsoft.com/office/word/2010/wordml" xmlns:wps="http://schemas.microsoft.com/office/word/2010/wordprocessingShape" xmlns:wpg="http://schemas.microsoft.com/office/word/2010/wordprocessingGroup" xmlns:mc="http://schemas.openxmlformats.org/markup-compatibility/2006" xmlns:v="urn:schemas-microsoft-com:vml" xmlns:o="urn:schemas-microsoft-com:office:office" xmlns:m="http://schemas.openxmlformats.org/officeDocument/2006/math" mc:Ignorable="w14">
+<w:document xmlns:wp14="http://schemas.microsoft.com/office/word/2010/wordprocessingDrawing" xmlns:r="http://schemas.openxmlformats.org/officeDocument/2006/relationships" xmlns:wp="http://schemas.openxmlformats.org/drawingml/2006/wordprocessingDrawing" xmlns:w="http://schemas.openxmlformats.org/wordprocessingml/2006/main" xmlns:w10="urn:schemas-microsoft-com:office:word" xmlns:w14="http://schemas.microsoft.com/office/word/2010/wordml" xmlns:wps="http://schemas.microsoft.com/office/word/2010/wordprocessingShape" xmlns:wpg="http://schemas.microsoft.com/office/word/2010/wordprocessingGroup" xmlns:mc="http://schemas.openxmlformats.org/markup-compatibility/2006" xmlns:v="urn:schemas-microsoft-com:vml" xmlns:o="urn:schemas-microsoft-com:office:office" xmlns:m="http://schemas.openxmlformats.org/officeDocument/2006/math" xmlns:a="http://schemas.openxmlformats.org/drawingml/2006/main" xmlns:pic="http://schemas.openxmlformats.org/drawingml/2006/picture" mc:Ignorable="w14 wp14">
   <w:body>
-    <w:p>
+    <w:p xmlns:wp14="http://schemas.microsoft.com/office/word/2010/wordml" wp14:textId="77777777">
       <w:pPr>
         <w:pStyle w:val="Body A"/>
         <w:shd w:val="clear" w:color="auto" w:fill="f8f9fa"/>
         <w:jc w:val="center"/>
         <w:rPr>
-          <w:rFonts w:ascii="Roboto" w:cs="Roboto" w:hAnsi="Roboto" w:eastAsia="Roboto"/>
+          <w:rFonts w:ascii="Roboto" w:hAnsi="Roboto" w:eastAsia="Roboto" w:cs="Roboto"/>
           <w:outline w:val="0"/>
           <w:color w:val="1d2125"/>
           <w:sz w:val="24"/>
@@ -23,7 +23,7 @@
       </w:pPr>
       <w:r>
         <w:rPr>
-          <w:rFonts w:ascii="Roboto" w:cs="Roboto" w:hAnsi="Roboto" w:eastAsia="Roboto"/>
+          <w:rFonts w:ascii="Roboto" w:hAnsi="Roboto" w:eastAsia="Roboto" w:cs="Roboto"/>
           <w:b w:val="1"/>
           <w:bCs w:val="1"/>
           <w:outline w:val="0"/>
@@ -42,13 +42,13 @@
         <w:t>Project Iteration 1</w:t>
       </w:r>
     </w:p>
-    <w:p>
+    <w:p xmlns:wp14="http://schemas.microsoft.com/office/word/2010/wordml" wp14:textId="77777777">
       <w:pPr>
         <w:pStyle w:val="Body A"/>
         <w:shd w:val="clear" w:color="auto" w:fill="f8f9fa"/>
         <w:jc w:val="center"/>
         <w:rPr>
-          <w:rFonts w:ascii="Roboto" w:cs="Roboto" w:hAnsi="Roboto" w:eastAsia="Roboto"/>
+          <w:rFonts w:ascii="Roboto" w:hAnsi="Roboto" w:eastAsia="Roboto" w:cs="Roboto"/>
           <w:b w:val="1"/>
           <w:bCs w:val="1"/>
           <w:outline w:val="0"/>
@@ -65,7 +65,7 @@
       </w:pPr>
       <w:r>
         <w:rPr>
-          <w:rFonts w:ascii="Roboto" w:cs="Roboto" w:hAnsi="Roboto" w:eastAsia="Roboto"/>
+          <w:rFonts w:ascii="Roboto" w:hAnsi="Roboto" w:eastAsia="Roboto" w:cs="Roboto"/>
           <w:b w:val="1"/>
           <w:bCs w:val="1"/>
           <w:outline w:val="0"/>
@@ -84,13 +84,13 @@
         <w:t>Activity 4</w:t>
       </w:r>
     </w:p>
-    <w:p>
+    <w:p xmlns:wp14="http://schemas.microsoft.com/office/word/2010/wordml" wp14:textId="77777777">
       <w:pPr>
         <w:pStyle w:val="Body A"/>
         <w:shd w:val="clear" w:color="auto" w:fill="f8f9fa"/>
         <w:jc w:val="center"/>
         <w:rPr>
-          <w:rFonts w:ascii="Roboto" w:cs="Roboto" w:hAnsi="Roboto" w:eastAsia="Roboto"/>
+          <w:rFonts w:ascii="Roboto" w:hAnsi="Roboto" w:eastAsia="Roboto" w:cs="Roboto"/>
           <w:b w:val="1"/>
           <w:bCs w:val="1"/>
           <w:outline w:val="0"/>
@@ -107,7 +107,7 @@
       </w:pPr>
       <w:r>
         <w:rPr>
-          <w:rFonts w:ascii="Roboto" w:cs="Roboto" w:hAnsi="Roboto" w:eastAsia="Roboto"/>
+          <w:rFonts w:ascii="Roboto" w:hAnsi="Roboto" w:eastAsia="Roboto" w:cs="Roboto"/>
           <w:b w:val="1"/>
           <w:bCs w:val="1"/>
           <w:outline w:val="0"/>
@@ -126,13 +126,13 @@
         <w:t>User-Centric Computing II</w:t>
       </w:r>
     </w:p>
-    <w:p>
+    <w:p xmlns:wp14="http://schemas.microsoft.com/office/word/2010/wordml" wp14:textId="77777777">
       <w:pPr>
         <w:pStyle w:val="Body A"/>
         <w:shd w:val="clear" w:color="auto" w:fill="f8f9fa"/>
         <w:jc w:val="center"/>
         <w:rPr>
-          <w:rFonts w:ascii="Roboto" w:cs="Roboto" w:hAnsi="Roboto" w:eastAsia="Roboto"/>
+          <w:rFonts w:ascii="Roboto" w:hAnsi="Roboto" w:eastAsia="Roboto" w:cs="Roboto"/>
           <w:b w:val="1"/>
           <w:bCs w:val="1"/>
           <w:outline w:val="0"/>
@@ -150,7 +150,7 @@
       </w:pPr>
       <w:r>
         <w:rPr>
-          <w:rFonts w:ascii="Roboto" w:cs="Roboto" w:hAnsi="Roboto" w:eastAsia="Roboto"/>
+          <w:rFonts w:ascii="Roboto" w:hAnsi="Roboto" w:eastAsia="Roboto" w:cs="Roboto"/>
           <w:b w:val="1"/>
           <w:bCs w:val="1"/>
           <w:outline w:val="0"/>
@@ -169,13 +169,13 @@
         <w:t>COMP4600</w:t>
       </w:r>
     </w:p>
-    <w:p>
+    <w:p xmlns:wp14="http://schemas.microsoft.com/office/word/2010/wordml" wp14:textId="77777777">
       <w:pPr>
         <w:pStyle w:val="Body A"/>
         <w:shd w:val="clear" w:color="auto" w:fill="f8f9fa"/>
         <w:jc w:val="center"/>
         <w:rPr>
-          <w:rFonts w:ascii="Roboto" w:cs="Roboto" w:hAnsi="Roboto" w:eastAsia="Roboto"/>
+          <w:rFonts w:ascii="Roboto" w:hAnsi="Roboto" w:eastAsia="Roboto" w:cs="Roboto"/>
           <w:b w:val="1"/>
           <w:bCs w:val="1"/>
           <w:outline w:val="0"/>
@@ -192,7 +192,7 @@
       </w:pPr>
       <w:r>
         <w:rPr>
-          <w:rFonts w:ascii="Roboto" w:cs="Roboto" w:hAnsi="Roboto" w:eastAsia="Roboto"/>
+          <w:rFonts w:ascii="Roboto" w:hAnsi="Roboto" w:eastAsia="Roboto" w:cs="Roboto"/>
           <w:b w:val="1"/>
           <w:bCs w:val="1"/>
           <w:outline w:val="0"/>
@@ -211,13 +211,13 @@
         <w:t>Spring 2025</w:t>
       </w:r>
     </w:p>
-    <w:p>
+    <w:p xmlns:wp14="http://schemas.microsoft.com/office/word/2010/wordml" wp14:textId="77777777">
       <w:pPr>
         <w:pStyle w:val="Body A"/>
         <w:shd w:val="clear" w:color="auto" w:fill="f8f9fa"/>
         <w:jc w:val="center"/>
         <w:rPr>
-          <w:rFonts w:ascii="Roboto" w:cs="Roboto" w:hAnsi="Roboto" w:eastAsia="Roboto"/>
+          <w:rFonts w:ascii="Roboto" w:hAnsi="Roboto" w:eastAsia="Roboto" w:cs="Roboto"/>
           <w:b w:val="1"/>
           <w:bCs w:val="1"/>
           <w:outline w:val="0"/>
@@ -234,7 +234,7 @@
       </w:pPr>
       <w:r>
         <w:rPr>
-          <w:rFonts w:ascii="Roboto" w:cs="Roboto" w:hAnsi="Roboto" w:eastAsia="Roboto"/>
+          <w:rFonts w:ascii="Roboto" w:hAnsi="Roboto" w:eastAsia="Roboto" w:cs="Roboto"/>
           <w:b w:val="1"/>
           <w:bCs w:val="1"/>
           <w:outline w:val="0"/>
@@ -253,12 +253,12 @@
         <w:t>IA, ID document</w:t>
       </w:r>
     </w:p>
-    <w:p>
+    <w:p xmlns:wp14="http://schemas.microsoft.com/office/word/2010/wordml" wp14:textId="77777777">
       <w:pPr>
         <w:pStyle w:val="Body A"/>
         <w:shd w:val="clear" w:color="auto" w:fill="f8f9fa"/>
         <w:rPr>
-          <w:rFonts w:ascii="Roboto" w:cs="Roboto" w:hAnsi="Roboto" w:eastAsia="Roboto"/>
+          <w:rFonts w:ascii="Roboto" w:hAnsi="Roboto" w:eastAsia="Roboto" w:cs="Roboto"/>
           <w:b w:val="1"/>
           <w:bCs w:val="1"/>
           <w:outline w:val="0"/>
@@ -275,7 +275,7 @@
       </w:pPr>
       <w:r>
         <w:rPr>
-          <w:rFonts w:ascii="Roboto" w:cs="Roboto" w:hAnsi="Roboto" w:eastAsia="Roboto"/>
+          <w:rFonts w:ascii="Roboto" w:hAnsi="Roboto" w:eastAsia="Roboto" w:cs="Roboto"/>
           <w:b w:val="1"/>
           <w:bCs w:val="1"/>
           <w:outline w:val="0"/>
@@ -294,12 +294,12 @@
         <w:t xml:space="preserve">Project Name: Healthcare Services in Carrolton </w:t>
       </w:r>
     </w:p>
-    <w:p>
+    <w:p xmlns:wp14="http://schemas.microsoft.com/office/word/2010/wordml" wp14:textId="77777777">
       <w:pPr>
         <w:pStyle w:val="Body A"/>
         <w:shd w:val="clear" w:color="auto" w:fill="f8f9fa"/>
         <w:rPr>
-          <w:rFonts w:ascii="Roboto" w:cs="Roboto" w:hAnsi="Roboto" w:eastAsia="Roboto"/>
+          <w:rFonts w:ascii="Roboto" w:hAnsi="Roboto" w:eastAsia="Roboto" w:cs="Roboto"/>
           <w:b w:val="1"/>
           <w:bCs w:val="1"/>
           <w:outline w:val="0"/>
@@ -317,7 +317,7 @@
       </w:pPr>
       <w:r>
         <w:rPr>
-          <w:rFonts w:ascii="Roboto" w:cs="Roboto" w:hAnsi="Roboto" w:eastAsia="Roboto"/>
+          <w:rFonts w:ascii="Roboto" w:hAnsi="Roboto" w:eastAsia="Roboto" w:cs="Roboto"/>
           <w:b w:val="1"/>
           <w:bCs w:val="1"/>
           <w:outline w:val="0"/>
@@ -336,12 +336,12 @@
         <w:t>Team Name: Wolves</w:t>
       </w:r>
     </w:p>
-    <w:p>
+    <w:p xmlns:wp14="http://schemas.microsoft.com/office/word/2010/wordml" wp14:textId="77777777">
       <w:pPr>
         <w:pStyle w:val="Body A A"/>
         <w:rPr>
           <w:rStyle w:val="None"/>
-          <w:rFonts w:ascii="Roboto" w:cs="Roboto" w:hAnsi="Roboto" w:eastAsia="Roboto"/>
+          <w:rFonts w:ascii="Roboto" w:hAnsi="Roboto" w:eastAsia="Roboto" w:cs="Roboto"/>
           <w:b w:val="1"/>
           <w:bCs w:val="1"/>
           <w:outline w:val="0"/>
@@ -358,7 +358,7 @@
       </w:pPr>
       <w:r>
         <w:rPr>
-          <w:rFonts w:ascii="Roboto" w:cs="Roboto" w:hAnsi="Roboto" w:eastAsia="Roboto"/>
+          <w:rFonts w:ascii="Roboto" w:hAnsi="Roboto" w:eastAsia="Roboto" w:cs="Roboto"/>
           <w:b w:val="1"/>
           <w:bCs w:val="1"/>
           <w:outline w:val="0"/>
@@ -406,13 +406,13 @@
         <w:fldChar w:fldCharType="end" w:fldLock="0"/>
       </w:r>
     </w:p>
-    <w:p>
+    <w:p xmlns:wp14="http://schemas.microsoft.com/office/word/2010/wordml" wp14:textId="77777777">
       <w:pPr>
         <w:pStyle w:val="Body A"/>
         <w:shd w:val="clear" w:color="auto" w:fill="f8f9fa"/>
         <w:rPr>
           <w:rStyle w:val="None"/>
-          <w:rFonts w:ascii="Roboto" w:cs="Roboto" w:hAnsi="Roboto" w:eastAsia="Roboto"/>
+          <w:rFonts w:ascii="Roboto" w:hAnsi="Roboto" w:eastAsia="Roboto" w:cs="Roboto"/>
           <w:b w:val="1"/>
           <w:bCs w:val="1"/>
           <w:outline w:val="0"/>
@@ -430,7 +430,7 @@
       <w:r>
         <w:rPr>
           <w:rStyle w:val="None"/>
-          <w:rFonts w:ascii="Roboto" w:cs="Roboto" w:hAnsi="Roboto" w:eastAsia="Roboto"/>
+          <w:rFonts w:ascii="Roboto" w:hAnsi="Roboto" w:eastAsia="Roboto" w:cs="Roboto"/>
           <w:b w:val="1"/>
           <w:bCs w:val="1"/>
           <w:outline w:val="0"/>
@@ -479,7 +479,7 @@
         <w:fldChar w:fldCharType="end" w:fldLock="0"/>
       </w:r>
     </w:p>
-    <w:p>
+    <w:p xmlns:wp14="http://schemas.microsoft.com/office/word/2010/wordml" wp14:textId="77777777">
       <w:pPr>
         <w:pStyle w:val="Body A"/>
         <w:rPr>
@@ -517,7 +517,7 @@
         <w:gridCol w:w="525"/>
         <w:gridCol w:w="3060"/>
       </w:tblGrid>
-      <w:tr>
+      <w:tr xmlns:wp14="http://schemas.microsoft.com/office/word/2010/wordml" wp14:textId="77777777">
         <w:tblPrEx>
           <w:shd w:val="clear" w:color="auto" w:fill="ced7e7"/>
         </w:tblPrEx>
@@ -526,7 +526,7 @@
         </w:trPr>
         <w:tc>
           <w:tcPr>
-            <w:tcW w:type="dxa" w:w="525"/>
+            <w:tcW w:w="525" w:type="dxa"/>
             <w:tcBorders>
               <w:top w:val="single" w:color="000000" w:sz="6" w:space="0" w:shadow="0" w:frame="0"/>
               <w:left w:val="single" w:color="000000" w:sz="6" w:space="0" w:shadow="0" w:frame="0"/>
@@ -535,14 +535,14 @@
             </w:tcBorders>
             <w:shd w:val="clear" w:color="auto" w:fill="auto"/>
             <w:tcMar>
-              <w:top w:type="dxa" w:w="80"/>
-              <w:left w:type="dxa" w:w="80"/>
-              <w:bottom w:type="dxa" w:w="80"/>
-              <w:right w:type="dxa" w:w="80"/>
+              <w:top w:w="80" w:type="dxa"/>
+              <w:left w:w="80" w:type="dxa"/>
+              <w:bottom w:w="80" w:type="dxa"/>
+              <w:right w:w="80" w:type="dxa"/>
             </w:tcMar>
             <w:vAlign w:val="top"/>
           </w:tcPr>
-          <w:p>
+          <w:p wp14:textId="77777777">
             <w:pPr>
               <w:pStyle w:val="Body A"/>
             </w:pPr>
@@ -561,7 +561,7 @@
         </w:tc>
         <w:tc>
           <w:tcPr>
-            <w:tcW w:type="dxa" w:w="3060"/>
+            <w:tcW w:w="3060" w:type="dxa"/>
             <w:tcBorders>
               <w:top w:val="single" w:color="000000" w:sz="6" w:space="0" w:shadow="0" w:frame="0"/>
               <w:left w:val="single" w:color="000000" w:sz="4" w:space="0" w:shadow="0" w:frame="0"/>
@@ -570,14 +570,14 @@
             </w:tcBorders>
             <w:shd w:val="clear" w:color="auto" w:fill="auto"/>
             <w:tcMar>
-              <w:top w:type="dxa" w:w="80"/>
-              <w:left w:type="dxa" w:w="80"/>
-              <w:bottom w:type="dxa" w:w="80"/>
-              <w:right w:type="dxa" w:w="80"/>
+              <w:top w:w="80" w:type="dxa"/>
+              <w:left w:w="80" w:type="dxa"/>
+              <w:bottom w:w="80" w:type="dxa"/>
+              <w:right w:w="80" w:type="dxa"/>
             </w:tcMar>
             <w:vAlign w:val="top"/>
           </w:tcPr>
-          <w:p>
+          <w:p wp14:textId="77777777">
             <w:pPr>
               <w:pStyle w:val="Body A"/>
               <w:spacing w:line="240" w:lineRule="auto"/>
@@ -596,7 +596,7 @@
           </w:p>
         </w:tc>
       </w:tr>
-      <w:tr>
+      <w:tr xmlns:wp14="http://schemas.microsoft.com/office/word/2010/wordml" wp14:textId="77777777">
         <w:tblPrEx>
           <w:shd w:val="clear" w:color="auto" w:fill="ced7e7"/>
         </w:tblPrEx>
@@ -605,7 +605,7 @@
         </w:trPr>
         <w:tc>
           <w:tcPr>
-            <w:tcW w:type="dxa" w:w="525"/>
+            <w:tcW w:w="525" w:type="dxa"/>
             <w:tcBorders>
               <w:top w:val="single" w:color="000000" w:sz="4" w:space="0" w:shadow="0" w:frame="0"/>
               <w:left w:val="single" w:color="000000" w:sz="6" w:space="0" w:shadow="0" w:frame="0"/>
@@ -614,14 +614,14 @@
             </w:tcBorders>
             <w:shd w:val="clear" w:color="auto" w:fill="auto"/>
             <w:tcMar>
-              <w:top w:type="dxa" w:w="80"/>
-              <w:left w:type="dxa" w:w="80"/>
-              <w:bottom w:type="dxa" w:w="80"/>
-              <w:right w:type="dxa" w:w="80"/>
+              <w:top w:w="80" w:type="dxa"/>
+              <w:left w:w="80" w:type="dxa"/>
+              <w:bottom w:w="80" w:type="dxa"/>
+              <w:right w:w="80" w:type="dxa"/>
             </w:tcMar>
             <w:vAlign w:val="top"/>
           </w:tcPr>
-          <w:p>
+          <w:p wp14:textId="77777777">
             <w:pPr>
               <w:pStyle w:val="Body A"/>
               <w:spacing w:line="240" w:lineRule="auto"/>
@@ -639,7 +639,7 @@
         </w:tc>
         <w:tc>
           <w:tcPr>
-            <w:tcW w:type="dxa" w:w="3060"/>
+            <w:tcW w:w="3060" w:type="dxa"/>
             <w:tcBorders>
               <w:top w:val="single" w:color="000000" w:sz="4" w:space="0" w:shadow="0" w:frame="0"/>
               <w:left w:val="single" w:color="000000" w:sz="4" w:space="0" w:shadow="0" w:frame="0"/>
@@ -648,14 +648,14 @@
             </w:tcBorders>
             <w:shd w:val="clear" w:color="auto" w:fill="auto"/>
             <w:tcMar>
-              <w:top w:type="dxa" w:w="80"/>
-              <w:left w:type="dxa" w:w="80"/>
-              <w:bottom w:type="dxa" w:w="80"/>
-              <w:right w:type="dxa" w:w="80"/>
+              <w:top w:w="80" w:type="dxa"/>
+              <w:left w:w="80" w:type="dxa"/>
+              <w:bottom w:w="80" w:type="dxa"/>
+              <w:right w:w="80" w:type="dxa"/>
             </w:tcMar>
             <w:vAlign w:val="top"/>
           </w:tcPr>
-          <w:p>
+          <w:p wp14:textId="77777777">
             <w:pPr>
               <w:pStyle w:val="Body A"/>
               <w:spacing w:line="240" w:lineRule="auto"/>
@@ -672,7 +672,7 @@
           </w:p>
         </w:tc>
       </w:tr>
-      <w:tr>
+      <w:tr xmlns:wp14="http://schemas.microsoft.com/office/word/2010/wordml" wp14:textId="77777777">
         <w:tblPrEx>
           <w:shd w:val="clear" w:color="auto" w:fill="ced7e7"/>
         </w:tblPrEx>
@@ -681,7 +681,7 @@
         </w:trPr>
         <w:tc>
           <w:tcPr>
-            <w:tcW w:type="dxa" w:w="525"/>
+            <w:tcW w:w="525" w:type="dxa"/>
             <w:tcBorders>
               <w:top w:val="single" w:color="000000" w:sz="4" w:space="0" w:shadow="0" w:frame="0"/>
               <w:left w:val="single" w:color="000000" w:sz="6" w:space="0" w:shadow="0" w:frame="0"/>
@@ -690,14 +690,14 @@
             </w:tcBorders>
             <w:shd w:val="clear" w:color="auto" w:fill="auto"/>
             <w:tcMar>
-              <w:top w:type="dxa" w:w="80"/>
-              <w:left w:type="dxa" w:w="80"/>
-              <w:bottom w:type="dxa" w:w="80"/>
-              <w:right w:type="dxa" w:w="80"/>
+              <w:top w:w="80" w:type="dxa"/>
+              <w:left w:w="80" w:type="dxa"/>
+              <w:bottom w:w="80" w:type="dxa"/>
+              <w:right w:w="80" w:type="dxa"/>
             </w:tcMar>
             <w:vAlign w:val="top"/>
           </w:tcPr>
-          <w:p>
+          <w:p wp14:textId="77777777">
             <w:pPr>
               <w:pStyle w:val="Body A"/>
               <w:spacing w:line="240" w:lineRule="auto"/>
@@ -715,7 +715,7 @@
         </w:tc>
         <w:tc>
           <w:tcPr>
-            <w:tcW w:type="dxa" w:w="3060"/>
+            <w:tcW w:w="3060" w:type="dxa"/>
             <w:tcBorders>
               <w:top w:val="single" w:color="000000" w:sz="4" w:space="0" w:shadow="0" w:frame="0"/>
               <w:left w:val="single" w:color="000000" w:sz="4" w:space="0" w:shadow="0" w:frame="0"/>
@@ -724,14 +724,14 @@
             </w:tcBorders>
             <w:shd w:val="clear" w:color="auto" w:fill="auto"/>
             <w:tcMar>
-              <w:top w:type="dxa" w:w="80"/>
-              <w:left w:type="dxa" w:w="80"/>
-              <w:bottom w:type="dxa" w:w="80"/>
-              <w:right w:type="dxa" w:w="80"/>
+              <w:top w:w="80" w:type="dxa"/>
+              <w:left w:w="80" w:type="dxa"/>
+              <w:bottom w:w="80" w:type="dxa"/>
+              <w:right w:w="80" w:type="dxa"/>
             </w:tcMar>
             <w:vAlign w:val="top"/>
           </w:tcPr>
-          <w:p>
+          <w:p wp14:textId="77777777">
             <w:pPr>
               <w:pStyle w:val="Body A"/>
               <w:spacing w:line="240" w:lineRule="auto"/>
@@ -748,7 +748,7 @@
           </w:p>
         </w:tc>
       </w:tr>
-      <w:tr>
+      <w:tr xmlns:wp14="http://schemas.microsoft.com/office/word/2010/wordml" wp14:textId="77777777">
         <w:tblPrEx>
           <w:shd w:val="clear" w:color="auto" w:fill="ced7e7"/>
         </w:tblPrEx>
@@ -757,7 +757,7 @@
         </w:trPr>
         <w:tc>
           <w:tcPr>
-            <w:tcW w:type="dxa" w:w="525"/>
+            <w:tcW w:w="525" w:type="dxa"/>
             <w:tcBorders>
               <w:top w:val="single" w:color="000000" w:sz="4" w:space="0" w:shadow="0" w:frame="0"/>
               <w:left w:val="single" w:color="000000" w:sz="6" w:space="0" w:shadow="0" w:frame="0"/>
@@ -766,14 +766,14 @@
             </w:tcBorders>
             <w:shd w:val="clear" w:color="auto" w:fill="auto"/>
             <w:tcMar>
-              <w:top w:type="dxa" w:w="80"/>
-              <w:left w:type="dxa" w:w="80"/>
-              <w:bottom w:type="dxa" w:w="80"/>
-              <w:right w:type="dxa" w:w="80"/>
+              <w:top w:w="80" w:type="dxa"/>
+              <w:left w:w="80" w:type="dxa"/>
+              <w:bottom w:w="80" w:type="dxa"/>
+              <w:right w:w="80" w:type="dxa"/>
             </w:tcMar>
             <w:vAlign w:val="top"/>
           </w:tcPr>
-          <w:p>
+          <w:p wp14:textId="77777777">
             <w:pPr>
               <w:pStyle w:val="Body A"/>
               <w:spacing w:line="240" w:lineRule="auto"/>
@@ -791,7 +791,7 @@
         </w:tc>
         <w:tc>
           <w:tcPr>
-            <w:tcW w:type="dxa" w:w="3060"/>
+            <w:tcW w:w="3060" w:type="dxa"/>
             <w:tcBorders>
               <w:top w:val="single" w:color="000000" w:sz="4" w:space="0" w:shadow="0" w:frame="0"/>
               <w:left w:val="single" w:color="000000" w:sz="4" w:space="0" w:shadow="0" w:frame="0"/>
@@ -800,14 +800,14 @@
             </w:tcBorders>
             <w:shd w:val="clear" w:color="auto" w:fill="auto"/>
             <w:tcMar>
-              <w:top w:type="dxa" w:w="80"/>
-              <w:left w:type="dxa" w:w="80"/>
-              <w:bottom w:type="dxa" w:w="80"/>
-              <w:right w:type="dxa" w:w="80"/>
+              <w:top w:w="80" w:type="dxa"/>
+              <w:left w:w="80" w:type="dxa"/>
+              <w:bottom w:w="80" w:type="dxa"/>
+              <w:right w:w="80" w:type="dxa"/>
             </w:tcMar>
             <w:vAlign w:val="top"/>
           </w:tcPr>
-          <w:p>
+          <w:p wp14:textId="77777777">
             <w:pPr>
               <w:pStyle w:val="Body"/>
             </w:pPr>
@@ -831,7 +831,7 @@
         </w:tc>
       </w:tr>
     </w:tbl>
-    <w:p>
+    <w:p xmlns:wp14="http://schemas.microsoft.com/office/word/2010/wordml" wp14:textId="77777777">
       <w:pPr>
         <w:pStyle w:val="Body A"/>
         <w:widowControl w:val="0"/>
@@ -842,12 +842,12 @@
         </w:rPr>
       </w:pPr>
     </w:p>
-    <w:p>
+    <w:p xmlns:wp14="http://schemas.microsoft.com/office/word/2010/wordml" wp14:textId="77777777">
       <w:pPr>
         <w:pStyle w:val="Body"/>
       </w:pPr>
     </w:p>
-    <w:p>
+    <w:p xmlns:wp14="http://schemas.microsoft.com/office/word/2010/wordml" wp14:textId="77777777">
       <w:pPr>
         <w:pStyle w:val="Body A"/>
         <w:widowControl w:val="0"/>
@@ -857,7 +857,7 @@
         </w:rPr>
       </w:pPr>
     </w:p>
-    <w:p>
+    <w:p xmlns:wp14="http://schemas.microsoft.com/office/word/2010/wordml" wp14:textId="77777777">
       <w:pPr>
         <w:pStyle w:val="Body A"/>
         <w:ind w:left="720" w:firstLine="0"/>
@@ -866,13 +866,13 @@
         </w:rPr>
       </w:pPr>
     </w:p>
-    <w:p>
+    <w:p xmlns:wp14="http://schemas.microsoft.com/office/word/2010/wordml" wp14:textId="77777777">
       <w:pPr>
         <w:pStyle w:val="Body A"/>
         <w:shd w:val="clear" w:color="auto" w:fill="f8f9fa"/>
         <w:rPr>
           <w:rStyle w:val="None"/>
-          <w:rFonts w:ascii="Roboto" w:cs="Roboto" w:hAnsi="Roboto" w:eastAsia="Roboto"/>
+          <w:rFonts w:ascii="Roboto" w:hAnsi="Roboto" w:eastAsia="Roboto" w:cs="Roboto"/>
           <w:b w:val="1"/>
           <w:bCs w:val="1"/>
           <w:outline w:val="0"/>
@@ -890,7 +890,7 @@
       <w:r>
         <w:rPr>
           <w:rStyle w:val="None"/>
-          <w:rFonts w:ascii="Roboto" w:cs="Roboto" w:hAnsi="Roboto" w:eastAsia="Roboto"/>
+          <w:rFonts w:ascii="Roboto" w:hAnsi="Roboto" w:eastAsia="Roboto" w:cs="Roboto"/>
           <w:b w:val="1"/>
           <w:bCs w:val="1"/>
           <w:outline w:val="0"/>
@@ -929,7 +929,7 @@
         <w:gridCol w:w="9005"/>
         <w:gridCol w:w="355"/>
       </w:tblGrid>
-      <w:tr>
+      <w:tr xmlns:wp14="http://schemas.microsoft.com/office/word/2010/wordml" wp14:textId="77777777">
         <w:tblPrEx>
           <w:shd w:val="clear" w:color="auto" w:fill="ced7e7"/>
         </w:tblPrEx>
@@ -938,23 +938,23 @@
         </w:trPr>
         <w:tc>
           <w:tcPr>
-            <w:tcW w:type="dxa" w:w="9005"/>
+            <w:tcW w:w="9005" w:type="dxa"/>
             <w:tcBorders>
-              <w:top w:val="single" w:color="000000" w:sz="4" w:space="0" w:shadow="0" w:frame="0"/>
-              <w:left w:val="single" w:color="000000" w:sz="4" w:space="0" w:shadow="0" w:frame="0"/>
-              <w:bottom w:val="single" w:color="000000" w:sz="4" w:space="0" w:shadow="0" w:frame="0"/>
-              <w:right w:val="single" w:color="000000" w:sz="4" w:space="0" w:shadow="0" w:frame="0"/>
+              <w:top w:val="single" w:color="000000" w:themeColor="text1" w:sz="4" w:space="0" w:shadow="0" w:frame="0"/>
+              <w:left w:val="single" w:color="000000" w:themeColor="text1" w:sz="4" w:space="0" w:shadow="0" w:frame="0"/>
+              <w:bottom w:val="single" w:color="000000" w:themeColor="text1" w:sz="4" w:space="0" w:shadow="0" w:frame="0"/>
+              <w:right w:val="single" w:color="000000" w:themeColor="text1" w:sz="4" w:space="0" w:shadow="0" w:frame="0"/>
             </w:tcBorders>
             <w:shd w:val="clear" w:color="auto" w:fill="auto"/>
             <w:tcMar>
-              <w:top w:type="dxa" w:w="80"/>
-              <w:left w:type="dxa" w:w="80"/>
-              <w:bottom w:type="dxa" w:w="80"/>
-              <w:right w:type="dxa" w:w="80"/>
+              <w:top w:w="80" w:type="dxa"/>
+              <w:left w:w="80" w:type="dxa"/>
+              <w:bottom w:w="80" w:type="dxa"/>
+              <w:right w:w="80" w:type="dxa"/>
             </w:tcMar>
             <w:vAlign w:val="top"/>
           </w:tcPr>
-          <w:p>
+          <w:p wp14:textId="77777777">
             <w:pPr>
               <w:pStyle w:val="Body A"/>
               <w:jc w:val="center"/>
@@ -962,7 +962,7 @@
             <w:r>
               <w:rPr>
                 <w:rStyle w:val="None"/>
-                <w:rFonts w:ascii="Roboto" w:cs="Roboto" w:hAnsi="Roboto" w:eastAsia="Roboto"/>
+                <w:rFonts w:ascii="Roboto" w:hAnsi="Roboto" w:eastAsia="Roboto" w:cs="Roboto"/>
                 <w:b w:val="1"/>
                 <w:bCs w:val="1"/>
                 <w:outline w:val="0"/>
@@ -985,26 +985,26 @@
         </w:tc>
         <w:tc>
           <w:tcPr>
-            <w:tcW w:type="dxa" w:w="355"/>
+            <w:tcW w:w="355" w:type="dxa"/>
             <w:tcBorders>
-              <w:top w:val="single" w:color="000000" w:sz="4" w:space="0" w:shadow="0" w:frame="0"/>
-              <w:left w:val="single" w:color="000000" w:sz="4" w:space="0" w:shadow="0" w:frame="0"/>
-              <w:bottom w:val="single" w:color="000000" w:sz="4" w:space="0" w:shadow="0" w:frame="0"/>
-              <w:right w:val="single" w:color="000000" w:sz="4" w:space="0" w:shadow="0" w:frame="0"/>
+              <w:top w:val="single" w:color="000000" w:themeColor="text1" w:sz="4" w:space="0" w:shadow="0" w:frame="0"/>
+              <w:left w:val="single" w:color="000000" w:themeColor="text1" w:sz="4" w:space="0" w:shadow="0" w:frame="0"/>
+              <w:bottom w:val="single" w:color="000000" w:themeColor="text1" w:sz="4" w:space="0" w:shadow="0" w:frame="0"/>
+              <w:right w:val="single" w:color="000000" w:themeColor="text1" w:sz="4" w:space="0" w:shadow="0" w:frame="0"/>
             </w:tcBorders>
             <w:shd w:val="clear" w:color="auto" w:fill="auto"/>
             <w:tcMar>
-              <w:top w:type="dxa" w:w="80"/>
-              <w:left w:type="dxa" w:w="80"/>
-              <w:bottom w:type="dxa" w:w="80"/>
-              <w:right w:type="dxa" w:w="80"/>
+              <w:top w:w="80" w:type="dxa"/>
+              <w:left w:w="80" w:type="dxa"/>
+              <w:bottom w:w="80" w:type="dxa"/>
+              <w:right w:w="80" w:type="dxa"/>
             </w:tcMar>
             <w:vAlign w:val="top"/>
           </w:tcPr>
-          <w:p/>
+          <w:p wp14:textId="77777777"/>
         </w:tc>
       </w:tr>
-      <w:tr>
+      <w:tr xmlns:wp14="http://schemas.microsoft.com/office/word/2010/wordml" wp14:textId="77777777">
         <w:tblPrEx>
           <w:shd w:val="clear" w:color="auto" w:fill="ced7e7"/>
         </w:tblPrEx>
@@ -1013,23 +1013,23 @@
         </w:trPr>
         <w:tc>
           <w:tcPr>
-            <w:tcW w:type="dxa" w:w="9005"/>
+            <w:tcW w:w="9005" w:type="dxa"/>
             <w:tcBorders>
-              <w:top w:val="single" w:color="000000" w:sz="4" w:space="0" w:shadow="0" w:frame="0"/>
-              <w:left w:val="single" w:color="000000" w:sz="4" w:space="0" w:shadow="0" w:frame="0"/>
-              <w:bottom w:val="single" w:color="000000" w:sz="4" w:space="0" w:shadow="0" w:frame="0"/>
-              <w:right w:val="single" w:color="000000" w:sz="4" w:space="0" w:shadow="0" w:frame="0"/>
+              <w:top w:val="single" w:color="000000" w:themeColor="text1" w:sz="4" w:space="0" w:shadow="0" w:frame="0"/>
+              <w:left w:val="single" w:color="000000" w:themeColor="text1" w:sz="4" w:space="0" w:shadow="0" w:frame="0"/>
+              <w:bottom w:val="single" w:color="000000" w:themeColor="text1" w:sz="4" w:space="0" w:shadow="0" w:frame="0"/>
+              <w:right w:val="single" w:color="000000" w:themeColor="text1" w:sz="4" w:space="0" w:shadow="0" w:frame="0"/>
             </w:tcBorders>
             <w:shd w:val="clear" w:color="auto" w:fill="auto"/>
             <w:tcMar>
-              <w:top w:type="dxa" w:w="80"/>
-              <w:left w:type="dxa" w:w="80"/>
-              <w:bottom w:type="dxa" w:w="80"/>
-              <w:right w:type="dxa" w:w="80"/>
+              <w:top w:w="80" w:type="dxa"/>
+              <w:left w:w="80" w:type="dxa"/>
+              <w:bottom w:w="80" w:type="dxa"/>
+              <w:right w:w="80" w:type="dxa"/>
             </w:tcMar>
             <w:vAlign w:val="top"/>
           </w:tcPr>
-          <w:p>
+          <w:p wp14:textId="77777777">
             <w:pPr>
               <w:pStyle w:val="Body A"/>
               <w:spacing w:line="240" w:lineRule="auto"/>
@@ -1038,7 +1038,7 @@
             <w:r>
               <w:rPr>
                 <w:rStyle w:val="None"/>
-                <w:rFonts w:ascii="Roboto" w:cs="Roboto" w:hAnsi="Roboto" w:eastAsia="Roboto"/>
+                <w:rFonts w:ascii="Roboto" w:hAnsi="Roboto" w:eastAsia="Roboto" w:cs="Roboto"/>
                 <w:b w:val="1"/>
                 <w:bCs w:val="1"/>
                 <w:outline w:val="0"/>
@@ -1061,26 +1061,26 @@
         </w:tc>
         <w:tc>
           <w:tcPr>
-            <w:tcW w:type="dxa" w:w="355"/>
+            <w:tcW w:w="355" w:type="dxa"/>
             <w:tcBorders>
-              <w:top w:val="single" w:color="000000" w:sz="4" w:space="0" w:shadow="0" w:frame="0"/>
-              <w:left w:val="single" w:color="000000" w:sz="4" w:space="0" w:shadow="0" w:frame="0"/>
+              <w:top w:val="single" w:color="000000" w:themeColor="text1" w:sz="4" w:space="0" w:shadow="0" w:frame="0"/>
+              <w:left w:val="single" w:color="000000" w:themeColor="text1" w:sz="4" w:space="0" w:shadow="0" w:frame="0"/>
               <w:bottom w:val="nil"/>
               <w:right w:val="nil"/>
             </w:tcBorders>
             <w:shd w:val="clear" w:color="auto" w:fill="auto"/>
             <w:tcMar>
-              <w:top w:type="dxa" w:w="80"/>
-              <w:left w:type="dxa" w:w="80"/>
-              <w:bottom w:type="dxa" w:w="80"/>
-              <w:right w:type="dxa" w:w="80"/>
+              <w:top w:w="80" w:type="dxa"/>
+              <w:left w:w="80" w:type="dxa"/>
+              <w:bottom w:w="80" w:type="dxa"/>
+              <w:right w:w="80" w:type="dxa"/>
             </w:tcMar>
             <w:vAlign w:val="top"/>
           </w:tcPr>
-          <w:p/>
+          <w:p wp14:textId="77777777"/>
         </w:tc>
       </w:tr>
-      <w:tr>
+      <w:tr xmlns:wp14="http://schemas.microsoft.com/office/word/2010/wordml" wp14:textId="77777777">
         <w:tblPrEx>
           <w:shd w:val="clear" w:color="auto" w:fill="ced7e7"/>
         </w:tblPrEx>
@@ -1089,29 +1089,29 @@
         </w:trPr>
         <w:tc>
           <w:tcPr>
-            <w:tcW w:type="dxa" w:w="9005"/>
+            <w:tcW w:w="9005" w:type="dxa"/>
             <w:tcBorders>
-              <w:top w:val="single" w:color="000000" w:sz="4" w:space="0" w:shadow="0" w:frame="0"/>
-              <w:left w:val="single" w:color="000000" w:sz="4" w:space="0" w:shadow="0" w:frame="0"/>
-              <w:bottom w:val="single" w:color="000000" w:sz="4" w:space="0" w:shadow="0" w:frame="0"/>
-              <w:right w:val="single" w:color="000000" w:sz="4" w:space="0" w:shadow="0" w:frame="0"/>
+              <w:top w:val="single" w:color="000000" w:themeColor="text1" w:sz="4" w:space="0" w:shadow="0" w:frame="0"/>
+              <w:left w:val="single" w:color="000000" w:themeColor="text1" w:sz="4" w:space="0" w:shadow="0" w:frame="0"/>
+              <w:bottom w:val="single" w:color="000000" w:themeColor="text1" w:sz="4" w:space="0" w:shadow="0" w:frame="0"/>
+              <w:right w:val="single" w:color="000000" w:themeColor="text1" w:sz="4" w:space="0" w:shadow="0" w:frame="0"/>
             </w:tcBorders>
             <w:shd w:val="clear" w:color="auto" w:fill="auto"/>
             <w:tcMar>
-              <w:top w:type="dxa" w:w="80"/>
-              <w:left w:type="dxa" w:w="80"/>
-              <w:bottom w:type="dxa" w:w="80"/>
-              <w:right w:type="dxa" w:w="80"/>
+              <w:top w:w="80" w:type="dxa"/>
+              <w:left w:w="80" w:type="dxa"/>
+              <w:bottom w:w="80" w:type="dxa"/>
+              <w:right w:w="80" w:type="dxa"/>
             </w:tcMar>
             <w:vAlign w:val="top"/>
           </w:tcPr>
-          <w:p>
+          <w:p wp14:textId="77777777">
             <w:pPr>
               <w:pStyle w:val="Body A"/>
               <w:spacing w:line="240" w:lineRule="auto"/>
               <w:rPr>
                 <w:rStyle w:val="None"/>
-                <w:rFonts w:ascii="Roboto" w:cs="Roboto" w:hAnsi="Roboto" w:eastAsia="Roboto"/>
+                <w:rFonts w:ascii="Roboto" w:hAnsi="Roboto" w:eastAsia="Roboto" w:cs="Roboto"/>
                 <w:b w:val="1"/>
                 <w:bCs w:val="1"/>
                 <w:outline w:val="0"/>
@@ -1130,7 +1130,7 @@
             <w:r>
               <w:rPr>
                 <w:rStyle w:val="None"/>
-                <w:rFonts w:ascii="Roboto" w:cs="Roboto" w:hAnsi="Roboto" w:eastAsia="Roboto"/>
+                <w:rFonts w:ascii="Roboto" w:hAnsi="Roboto" w:eastAsia="Roboto" w:cs="Roboto"/>
                 <w:b w:val="1"/>
                 <w:bCs w:val="1"/>
                 <w:outline w:val="0"/>
@@ -1150,7 +1150,7 @@
               <w:t xml:space="preserve">Pages: </w:t>
             </w:r>
           </w:p>
-          <w:p>
+          <w:p wp14:textId="77777777">
             <w:pPr>
               <w:pStyle w:val="Body A"/>
               <w:bidi w:val="0"/>
@@ -1159,7 +1159,7 @@
               <w:jc w:val="left"/>
               <w:rPr>
                 <w:rStyle w:val="None"/>
-                <w:rFonts w:ascii="Roboto" w:cs="Roboto" w:hAnsi="Roboto" w:eastAsia="Roboto"/>
+                <w:rFonts w:ascii="Roboto" w:hAnsi="Roboto" w:eastAsia="Roboto" w:cs="Roboto"/>
                 <w:outline w:val="0"/>
                 <w:color w:val="1d2125"/>
                 <w:sz w:val="24"/>
@@ -1177,7 +1177,7 @@
             <w:r>
               <w:rPr>
                 <w:rStyle w:val="None"/>
-                <w:rFonts w:ascii="Roboto" w:cs="Roboto" w:hAnsi="Roboto" w:eastAsia="Roboto"/>
+                <w:rFonts w:ascii="Roboto" w:hAnsi="Roboto" w:eastAsia="Roboto" w:cs="Roboto"/>
                 <w:outline w:val="0"/>
                 <w:color w:val="1d2125"/>
                 <w:sz w:val="24"/>
@@ -1197,7 +1197,7 @@
             <w:r>
               <w:rPr>
                 <w:rStyle w:val="None"/>
-                <w:rFonts w:ascii="Arial" w:cs="Arial" w:hAnsi="Arial" w:eastAsia="Arial"/>
+                <w:rFonts w:ascii="Arial" w:hAnsi="Arial" w:eastAsia="Arial" w:cs="Arial"/>
                 <w:outline w:val="0"/>
                 <w:color w:val="000000"/>
                 <w:sz w:val="22"/>
@@ -1216,7 +1216,7 @@
             <w:r>
               <w:rPr>
                 <w:rStyle w:val="None"/>
-                <w:rFonts w:ascii="Roboto" w:cs="Roboto" w:hAnsi="Roboto" w:eastAsia="Roboto"/>
+                <w:rFonts w:ascii="Roboto" w:hAnsi="Roboto" w:eastAsia="Roboto" w:cs="Roboto"/>
                 <w:b w:val="1"/>
                 <w:bCs w:val="1"/>
                 <w:outline w:val="0"/>
@@ -1238,7 +1238,7 @@
             <w:r>
               <w:rPr>
                 <w:rStyle w:val="None"/>
-                <w:rFonts w:ascii="Arial" w:cs="Arial" w:hAnsi="Arial" w:eastAsia="Arial"/>
+                <w:rFonts w:ascii="Arial" w:hAnsi="Arial" w:eastAsia="Arial" w:cs="Arial"/>
                 <w:outline w:val="0"/>
                 <w:color w:val="000000"/>
                 <w:sz w:val="22"/>
@@ -1257,7 +1257,7 @@
             <w:r>
               <w:rPr>
                 <w:rStyle w:val="None"/>
-                <w:rFonts w:ascii="Roboto" w:cs="Roboto" w:hAnsi="Roboto" w:eastAsia="Roboto"/>
+                <w:rFonts w:ascii="Roboto" w:hAnsi="Roboto" w:eastAsia="Roboto" w:cs="Roboto"/>
                 <w:outline w:val="0"/>
                 <w:color w:val="1d2125"/>
                 <w:sz w:val="24"/>
@@ -1277,7 +1277,7 @@
             <w:r>
               <w:rPr>
                 <w:rStyle w:val="None"/>
-                <w:rFonts w:ascii="Arial" w:cs="Arial" w:hAnsi="Arial" w:eastAsia="Arial"/>
+                <w:rFonts w:ascii="Arial" w:hAnsi="Arial" w:eastAsia="Arial" w:cs="Arial"/>
                 <w:outline w:val="0"/>
                 <w:color w:val="000000"/>
                 <w:sz w:val="22"/>
@@ -1296,7 +1296,7 @@
             <w:r>
               <w:rPr>
                 <w:rStyle w:val="None"/>
-                <w:rFonts w:ascii="Roboto" w:cs="Roboto" w:hAnsi="Roboto" w:eastAsia="Roboto"/>
+                <w:rFonts w:ascii="Roboto" w:hAnsi="Roboto" w:eastAsia="Roboto" w:cs="Roboto"/>
                 <w:b w:val="1"/>
                 <w:bCs w:val="1"/>
                 <w:outline w:val="0"/>
@@ -1316,7 +1316,7 @@
               <w:t xml:space="preserve">Accessibility Features: </w:t>
             </w:r>
           </w:p>
-          <w:p>
+          <w:p wp14:textId="77777777">
             <w:pPr>
               <w:pStyle w:val="Body A"/>
               <w:bidi w:val="0"/>
@@ -1325,7 +1325,7 @@
               <w:jc w:val="left"/>
               <w:rPr>
                 <w:rStyle w:val="None"/>
-                <w:rFonts w:ascii="Roboto" w:cs="Roboto" w:hAnsi="Roboto" w:eastAsia="Roboto"/>
+                <w:rFonts w:ascii="Roboto" w:hAnsi="Roboto" w:eastAsia="Roboto" w:cs="Roboto"/>
                 <w:outline w:val="0"/>
                 <w:color w:val="1d2125"/>
                 <w:sz w:val="24"/>
@@ -1343,7 +1343,7 @@
             <w:r>
               <w:rPr>
                 <w:rStyle w:val="None"/>
-                <w:rFonts w:ascii="Roboto" w:cs="Roboto" w:hAnsi="Roboto" w:eastAsia="Roboto"/>
+                <w:rFonts w:ascii="Roboto" w:hAnsi="Roboto" w:eastAsia="Roboto" w:cs="Roboto"/>
                 <w:outline w:val="0"/>
                 <w:color w:val="1d2125"/>
                 <w:sz w:val="24"/>
@@ -1361,7 +1361,7 @@
               <w:t>Adjustable text size, Light mode/Dark mode, Keyboard navigations, Simple structure, Screen reader</w:t>
             </w:r>
           </w:p>
-          <w:p>
+          <w:p wp14:textId="77777777">
             <w:pPr>
               <w:pStyle w:val="Body A"/>
               <w:bidi w:val="0"/>
@@ -1370,7 +1370,7 @@
               <w:jc w:val="left"/>
               <w:rPr>
                 <w:rStyle w:val="None"/>
-                <w:rFonts w:ascii="Roboto" w:cs="Roboto" w:hAnsi="Roboto" w:eastAsia="Roboto"/>
+                <w:rFonts w:ascii="Roboto" w:hAnsi="Roboto" w:eastAsia="Roboto" w:cs="Roboto"/>
                 <w:b w:val="1"/>
                 <w:bCs w:val="1"/>
                 <w:outline w:val="0"/>
@@ -1390,7 +1390,7 @@
             <w:r>
               <w:rPr>
                 <w:rStyle w:val="None"/>
-                <w:rFonts w:ascii="Roboto" w:cs="Roboto" w:hAnsi="Roboto" w:eastAsia="Roboto"/>
+                <w:rFonts w:ascii="Roboto" w:hAnsi="Roboto" w:eastAsia="Roboto" w:cs="Roboto"/>
                 <w:b w:val="1"/>
                 <w:bCs w:val="1"/>
                 <w:outline w:val="0"/>
@@ -1410,7 +1410,7 @@
               <w:t>Emergency Services:</w:t>
             </w:r>
           </w:p>
-          <w:p>
+          <w:p wp14:textId="77777777">
             <w:pPr>
               <w:pStyle w:val="Body A"/>
               <w:bidi w:val="0"/>
@@ -1419,7 +1419,7 @@
               <w:jc w:val="left"/>
               <w:rPr>
                 <w:rStyle w:val="None"/>
-                <w:rFonts w:ascii="Roboto" w:cs="Roboto" w:hAnsi="Roboto" w:eastAsia="Roboto"/>
+                <w:rFonts w:ascii="Roboto" w:hAnsi="Roboto" w:eastAsia="Roboto" w:cs="Roboto"/>
                 <w:b w:val="1"/>
                 <w:bCs w:val="1"/>
                 <w:outline w:val="0"/>
@@ -1439,7 +1439,7 @@
             <w:r>
               <w:rPr>
                 <w:rStyle w:val="None"/>
-                <w:rFonts w:ascii="Roboto" w:cs="Roboto" w:hAnsi="Roboto" w:eastAsia="Roboto"/>
+                <w:rFonts w:ascii="Roboto" w:hAnsi="Roboto" w:eastAsia="Roboto" w:cs="Roboto"/>
                 <w:b w:val="0"/>
                 <w:bCs w:val="0"/>
                 <w:outline w:val="0"/>
@@ -1461,7 +1461,7 @@
             <w:r>
               <w:rPr>
                 <w:rStyle w:val="None"/>
-                <w:rFonts w:ascii="Arial" w:cs="Arial" w:hAnsi="Arial" w:eastAsia="Arial"/>
+                <w:rFonts w:ascii="Arial" w:hAnsi="Arial" w:eastAsia="Arial" w:cs="Arial"/>
                 <w:b w:val="0"/>
                 <w:bCs w:val="0"/>
                 <w:outline w:val="0"/>
@@ -1482,7 +1482,7 @@
             <w:r>
               <w:rPr>
                 <w:rStyle w:val="None"/>
-                <w:rFonts w:ascii="Roboto" w:cs="Roboto" w:hAnsi="Roboto" w:eastAsia="Roboto"/>
+                <w:rFonts w:ascii="Roboto" w:hAnsi="Roboto" w:eastAsia="Roboto" w:cs="Roboto"/>
                 <w:b w:val="1"/>
                 <w:bCs w:val="1"/>
                 <w:outline w:val="0"/>
@@ -1502,7 +1502,7 @@
               <w:t>Mobile Friendly:</w:t>
             </w:r>
           </w:p>
-          <w:p>
+          <w:p wp14:textId="77777777">
             <w:pPr>
               <w:pStyle w:val="Body A"/>
               <w:bidi w:val="0"/>
@@ -1516,7 +1516,7 @@
             <w:r>
               <w:rPr>
                 <w:rStyle w:val="None"/>
-                <w:rFonts w:ascii="Roboto" w:cs="Roboto" w:hAnsi="Roboto" w:eastAsia="Roboto"/>
+                <w:rFonts w:ascii="Roboto" w:hAnsi="Roboto" w:eastAsia="Roboto" w:cs="Roboto"/>
                 <w:outline w:val="0"/>
                 <w:color w:val="1d2125"/>
                 <w:sz w:val="24"/>
@@ -1537,26 +1537,26 @@
         </w:tc>
         <w:tc>
           <w:tcPr>
-            <w:tcW w:type="dxa" w:w="355"/>
+            <w:tcW w:w="355" w:type="dxa"/>
             <w:tcBorders>
               <w:top w:val="nil"/>
-              <w:left w:val="single" w:color="000000" w:sz="4" w:space="0" w:shadow="0" w:frame="0"/>
+              <w:left w:val="single" w:color="000000" w:themeColor="text1" w:sz="4" w:space="0" w:shadow="0" w:frame="0"/>
               <w:bottom w:val="nil"/>
               <w:right w:val="nil"/>
             </w:tcBorders>
             <w:shd w:val="clear" w:color="auto" w:fill="auto"/>
             <w:tcMar>
-              <w:top w:type="dxa" w:w="80"/>
-              <w:left w:type="dxa" w:w="80"/>
-              <w:bottom w:type="dxa" w:w="80"/>
-              <w:right w:type="dxa" w:w="80"/>
+              <w:top w:w="80" w:type="dxa"/>
+              <w:left w:w="80" w:type="dxa"/>
+              <w:bottom w:w="80" w:type="dxa"/>
+              <w:right w:w="80" w:type="dxa"/>
             </w:tcMar>
             <w:vAlign w:val="top"/>
           </w:tcPr>
-          <w:p/>
+          <w:p wp14:textId="77777777"/>
         </w:tc>
       </w:tr>
-      <w:tr>
+      <w:tr xmlns:wp14="http://schemas.microsoft.com/office/word/2010/wordml" wp14:textId="77777777">
         <w:tblPrEx>
           <w:shd w:val="clear" w:color="auto" w:fill="ced7e7"/>
         </w:tblPrEx>
@@ -1565,23 +1565,23 @@
         </w:trPr>
         <w:tc>
           <w:tcPr>
-            <w:tcW w:type="dxa" w:w="9005"/>
+            <w:tcW w:w="9005" w:type="dxa"/>
             <w:tcBorders>
-              <w:top w:val="single" w:color="000000" w:sz="4" w:space="0" w:shadow="0" w:frame="0"/>
-              <w:left w:val="single" w:color="000000" w:sz="4" w:space="0" w:shadow="0" w:frame="0"/>
-              <w:bottom w:val="single" w:color="000000" w:sz="4" w:space="0" w:shadow="0" w:frame="0"/>
-              <w:right w:val="single" w:color="000000" w:sz="4" w:space="0" w:shadow="0" w:frame="0"/>
+              <w:top w:val="single" w:color="000000" w:themeColor="text1" w:sz="4" w:space="0" w:shadow="0" w:frame="0"/>
+              <w:left w:val="single" w:color="000000" w:themeColor="text1" w:sz="4" w:space="0" w:shadow="0" w:frame="0"/>
+              <w:bottom w:val="single" w:color="000000" w:themeColor="text1" w:sz="4" w:space="0" w:shadow="0" w:frame="0"/>
+              <w:right w:val="single" w:color="000000" w:themeColor="text1" w:sz="4" w:space="0" w:shadow="0" w:frame="0"/>
             </w:tcBorders>
             <w:shd w:val="clear" w:color="auto" w:fill="auto"/>
             <w:tcMar>
-              <w:top w:type="dxa" w:w="80"/>
-              <w:left w:type="dxa" w:w="80"/>
-              <w:bottom w:type="dxa" w:w="80"/>
-              <w:right w:type="dxa" w:w="80"/>
+              <w:top w:w="80" w:type="dxa"/>
+              <w:left w:w="80" w:type="dxa"/>
+              <w:bottom w:w="80" w:type="dxa"/>
+              <w:right w:w="80" w:type="dxa"/>
             </w:tcMar>
             <w:vAlign w:val="top"/>
           </w:tcPr>
-          <w:p>
+          <w:p wp14:textId="77777777">
             <w:pPr>
               <w:pStyle w:val="Body A"/>
               <w:spacing w:line="240" w:lineRule="auto"/>
@@ -1590,7 +1590,7 @@
             <w:r>
               <w:rPr>
                 <w:rStyle w:val="None"/>
-                <w:rFonts w:ascii="Roboto" w:cs="Roboto" w:hAnsi="Roboto" w:eastAsia="Roboto"/>
+                <w:rFonts w:ascii="Roboto" w:hAnsi="Roboto" w:eastAsia="Roboto" w:cs="Roboto"/>
                 <w:b w:val="1"/>
                 <w:bCs w:val="1"/>
                 <w:outline w:val="0"/>
@@ -1613,26 +1613,26 @@
         </w:tc>
         <w:tc>
           <w:tcPr>
-            <w:tcW w:type="dxa" w:w="355"/>
+            <w:tcW w:w="355" w:type="dxa"/>
             <w:tcBorders>
               <w:top w:val="nil"/>
-              <w:left w:val="single" w:color="000000" w:sz="4" w:space="0" w:shadow="0" w:frame="0"/>
-              <w:bottom w:val="single" w:color="000000" w:sz="4" w:space="0" w:shadow="0" w:frame="0"/>
+              <w:left w:val="single" w:color="000000" w:themeColor="text1" w:sz="4" w:space="0" w:shadow="0" w:frame="0"/>
+              <w:bottom w:val="single" w:color="000000" w:themeColor="text1" w:sz="4" w:space="0" w:shadow="0" w:frame="0"/>
               <w:right w:val="nil"/>
             </w:tcBorders>
             <w:shd w:val="clear" w:color="auto" w:fill="auto"/>
             <w:tcMar>
-              <w:top w:type="dxa" w:w="80"/>
-              <w:left w:type="dxa" w:w="80"/>
-              <w:bottom w:type="dxa" w:w="80"/>
-              <w:right w:type="dxa" w:w="80"/>
+              <w:top w:w="80" w:type="dxa"/>
+              <w:left w:w="80" w:type="dxa"/>
+              <w:bottom w:w="80" w:type="dxa"/>
+              <w:right w:w="80" w:type="dxa"/>
             </w:tcMar>
             <w:vAlign w:val="top"/>
           </w:tcPr>
-          <w:p/>
+          <w:p wp14:textId="77777777"/>
         </w:tc>
       </w:tr>
-      <w:tr>
+      <w:tr xmlns:wp14="http://schemas.microsoft.com/office/word/2010/wordml" wp14:textId="77777777">
         <w:tblPrEx>
           <w:shd w:val="clear" w:color="auto" w:fill="ced7e7"/>
         </w:tblPrEx>
@@ -1641,29 +1641,29 @@
         </w:trPr>
         <w:tc>
           <w:tcPr>
-            <w:tcW w:type="dxa" w:w="9005"/>
+            <w:tcW w:w="9005" w:type="dxa"/>
             <w:tcBorders>
-              <w:top w:val="single" w:color="000000" w:sz="4" w:space="0" w:shadow="0" w:frame="0"/>
-              <w:left w:val="single" w:color="000000" w:sz="4" w:space="0" w:shadow="0" w:frame="0"/>
-              <w:bottom w:val="single" w:color="000000" w:sz="4" w:space="0" w:shadow="0" w:frame="0"/>
-              <w:right w:val="single" w:color="000000" w:sz="4" w:space="0" w:shadow="0" w:frame="0"/>
+              <w:top w:val="single" w:color="000000" w:themeColor="text1" w:sz="4" w:space="0" w:shadow="0" w:frame="0"/>
+              <w:left w:val="single" w:color="000000" w:themeColor="text1" w:sz="4" w:space="0" w:shadow="0" w:frame="0"/>
+              <w:bottom w:val="single" w:color="000000" w:themeColor="text1" w:sz="4" w:space="0" w:shadow="0" w:frame="0"/>
+              <w:right w:val="single" w:color="000000" w:themeColor="text1" w:sz="4" w:space="0" w:shadow="0" w:frame="0"/>
             </w:tcBorders>
             <w:shd w:val="clear" w:color="auto" w:fill="auto"/>
             <w:tcMar>
-              <w:top w:type="dxa" w:w="80"/>
-              <w:left w:type="dxa" w:w="80"/>
-              <w:bottom w:type="dxa" w:w="80"/>
-              <w:right w:type="dxa" w:w="80"/>
+              <w:top w:w="80" w:type="dxa"/>
+              <w:left w:w="80" w:type="dxa"/>
+              <w:bottom w:w="80" w:type="dxa"/>
+              <w:right w:w="80" w:type="dxa"/>
             </w:tcMar>
             <w:vAlign w:val="top"/>
           </w:tcPr>
-          <w:p>
+          <w:p wp14:textId="77777777">
             <w:pPr>
               <w:pStyle w:val="Body A"/>
               <w:spacing w:line="240" w:lineRule="auto"/>
               <w:rPr>
                 <w:rStyle w:val="None"/>
-                <w:rFonts w:ascii="Roboto" w:cs="Roboto" w:hAnsi="Roboto" w:eastAsia="Roboto"/>
+                <w:rFonts w:ascii="Roboto" w:hAnsi="Roboto" w:eastAsia="Roboto" w:cs="Roboto"/>
                 <w:i w:val="1"/>
                 <w:iCs w:val="1"/>
                 <w:outline w:val="0"/>
@@ -1682,7 +1682,7 @@
             <w:r>
               <w:rPr>
                 <w:rStyle w:val="None"/>
-                <w:rFonts w:ascii="Roboto" w:cs="Roboto" w:hAnsi="Roboto" w:eastAsia="Roboto"/>
+                <w:rFonts w:ascii="Roboto" w:hAnsi="Roboto" w:eastAsia="Roboto" w:cs="Roboto"/>
                 <w:i w:val="1"/>
                 <w:iCs w:val="1"/>
                 <w:outline w:val="0"/>
@@ -1702,7 +1702,7 @@
               <w:t>Pages:</w:t>
             </w:r>
           </w:p>
-          <w:p>
+          <w:p wp14:textId="77777777">
             <w:pPr>
               <w:pStyle w:val="Body A"/>
               <w:bidi w:val="0"/>
@@ -1711,7 +1711,7 @@
               <w:jc w:val="left"/>
               <w:rPr>
                 <w:rStyle w:val="None"/>
-                <w:rFonts w:ascii="Roboto" w:cs="Roboto" w:hAnsi="Roboto" w:eastAsia="Roboto"/>
+                <w:rFonts w:ascii="Roboto" w:hAnsi="Roboto" w:eastAsia="Roboto" w:cs="Roboto"/>
                 <w:i w:val="1"/>
                 <w:iCs w:val="1"/>
                 <w:outline w:val="0"/>
@@ -1731,7 +1731,7 @@
             <w:r>
               <w:rPr>
                 <w:rStyle w:val="None"/>
-                <w:rFonts w:ascii="Roboto" w:cs="Roboto" w:hAnsi="Roboto" w:eastAsia="Roboto"/>
+                <w:rFonts w:ascii="Roboto" w:hAnsi="Roboto" w:eastAsia="Roboto" w:cs="Roboto"/>
                 <w:i w:val="1"/>
                 <w:iCs w:val="1"/>
                 <w:outline w:val="0"/>
@@ -1753,7 +1753,7 @@
             <w:r>
               <w:rPr>
                 <w:rStyle w:val="None"/>
-                <w:rFonts w:ascii="Roboto" w:cs="Roboto" w:hAnsi="Roboto" w:eastAsia="Roboto"/>
+                <w:rFonts w:ascii="Roboto" w:hAnsi="Roboto" w:eastAsia="Roboto" w:cs="Roboto"/>
                 <w:i w:val="1"/>
                 <w:iCs w:val="1"/>
                 <w:outline w:val="0"/>
@@ -1774,7 +1774,7 @@
             <w:r>
               <w:rPr>
                 <w:rStyle w:val="None"/>
-                <w:rFonts w:ascii="Roboto" w:cs="Roboto" w:hAnsi="Roboto" w:eastAsia="Roboto"/>
+                <w:rFonts w:ascii="Roboto" w:hAnsi="Roboto" w:eastAsia="Roboto" w:cs="Roboto"/>
                 <w:i w:val="1"/>
                 <w:iCs w:val="1"/>
                 <w:outline w:val="0"/>
@@ -1796,7 +1796,7 @@
             <w:r>
               <w:rPr>
                 <w:rStyle w:val="None"/>
-                <w:rFonts w:ascii="Roboto" w:cs="Roboto" w:hAnsi="Roboto" w:eastAsia="Roboto"/>
+                <w:rFonts w:ascii="Roboto" w:hAnsi="Roboto" w:eastAsia="Roboto" w:cs="Roboto"/>
                 <w:i w:val="1"/>
                 <w:iCs w:val="1"/>
                 <w:outline w:val="0"/>
@@ -1817,7 +1817,7 @@
             <w:r>
               <w:rPr>
                 <w:rStyle w:val="None"/>
-                <w:rFonts w:ascii="Roboto" w:cs="Roboto" w:hAnsi="Roboto" w:eastAsia="Roboto"/>
+                <w:rFonts w:ascii="Roboto" w:hAnsi="Roboto" w:eastAsia="Roboto" w:cs="Roboto"/>
                 <w:i w:val="1"/>
                 <w:iCs w:val="1"/>
                 <w:outline w:val="0"/>
@@ -1837,7 +1837,7 @@
               <w:t xml:space="preserve">Search Bar, Filter by Primary Care Physician, Specialty, distance, ratings  </w:t>
             </w:r>
           </w:p>
-          <w:p>
+          <w:p wp14:textId="77777777">
             <w:pPr>
               <w:pStyle w:val="Body A"/>
               <w:bidi w:val="0"/>
@@ -1846,7 +1846,7 @@
               <w:jc w:val="left"/>
               <w:rPr>
                 <w:rStyle w:val="None"/>
-                <w:rFonts w:ascii="Roboto" w:cs="Roboto" w:hAnsi="Roboto" w:eastAsia="Roboto"/>
+                <w:rFonts w:ascii="Roboto" w:hAnsi="Roboto" w:eastAsia="Roboto" w:cs="Roboto"/>
                 <w:i w:val="1"/>
                 <w:iCs w:val="1"/>
                 <w:outline w:val="0"/>
@@ -1866,7 +1866,7 @@
             <w:r>
               <w:rPr>
                 <w:rStyle w:val="None"/>
-                <w:rFonts w:ascii="Roboto" w:cs="Roboto" w:hAnsi="Roboto" w:eastAsia="Roboto"/>
+                <w:rFonts w:ascii="Roboto" w:hAnsi="Roboto" w:eastAsia="Roboto" w:cs="Roboto"/>
                 <w:i w:val="1"/>
                 <w:iCs w:val="1"/>
                 <w:outline w:val="0"/>
@@ -1886,7 +1886,7 @@
               <w:t>Accessibility Features:</w:t>
             </w:r>
           </w:p>
-          <w:p>
+          <w:p wp14:textId="77777777">
             <w:pPr>
               <w:pStyle w:val="Body A"/>
               <w:bidi w:val="0"/>
@@ -1895,7 +1895,7 @@
               <w:jc w:val="left"/>
               <w:rPr>
                 <w:rStyle w:val="None"/>
-                <w:rFonts w:ascii="Roboto" w:cs="Roboto" w:hAnsi="Roboto" w:eastAsia="Roboto"/>
+                <w:rFonts w:ascii="Roboto" w:hAnsi="Roboto" w:eastAsia="Roboto" w:cs="Roboto"/>
                 <w:i w:val="1"/>
                 <w:iCs w:val="1"/>
                 <w:outline w:val="0"/>
@@ -1915,7 +1915,7 @@
             <w:r>
               <w:rPr>
                 <w:rStyle w:val="None"/>
-                <w:rFonts w:ascii="Roboto" w:cs="Roboto" w:hAnsi="Roboto" w:eastAsia="Roboto"/>
+                <w:rFonts w:ascii="Roboto" w:hAnsi="Roboto" w:eastAsia="Roboto" w:cs="Roboto"/>
                 <w:i w:val="1"/>
                 <w:iCs w:val="1"/>
                 <w:outline w:val="0"/>
@@ -1935,7 +1935,7 @@
               <w:t>Adjustable text size, different color modes, keyboard navigation, screen reader</w:t>
             </w:r>
           </w:p>
-          <w:p>
+          <w:p wp14:textId="77777777">
             <w:pPr>
               <w:pStyle w:val="Body A"/>
               <w:bidi w:val="0"/>
@@ -1944,7 +1944,7 @@
               <w:jc w:val="left"/>
               <w:rPr>
                 <w:rStyle w:val="None"/>
-                <w:rFonts w:ascii="Roboto" w:cs="Roboto" w:hAnsi="Roboto" w:eastAsia="Roboto"/>
+                <w:rFonts w:ascii="Roboto" w:hAnsi="Roboto" w:eastAsia="Roboto" w:cs="Roboto"/>
                 <w:i w:val="1"/>
                 <w:iCs w:val="1"/>
                 <w:outline w:val="0"/>
@@ -1964,7 +1964,7 @@
             <w:r>
               <w:rPr>
                 <w:rStyle w:val="None"/>
-                <w:rFonts w:ascii="Roboto" w:cs="Roboto" w:hAnsi="Roboto" w:eastAsia="Roboto"/>
+                <w:rFonts w:ascii="Roboto" w:hAnsi="Roboto" w:eastAsia="Roboto" w:cs="Roboto"/>
                 <w:i w:val="1"/>
                 <w:iCs w:val="1"/>
                 <w:outline w:val="0"/>
@@ -1984,7 +1984,7 @@
               <w:t>Emergency Services:</w:t>
             </w:r>
           </w:p>
-          <w:p>
+          <w:p wp14:textId="77777777">
             <w:pPr>
               <w:pStyle w:val="Body A"/>
               <w:bidi w:val="0"/>
@@ -1998,7 +1998,7 @@
             <w:r>
               <w:rPr>
                 <w:rStyle w:val="None"/>
-                <w:rFonts w:ascii="Roboto" w:cs="Roboto" w:hAnsi="Roboto" w:eastAsia="Roboto"/>
+                <w:rFonts w:ascii="Roboto" w:hAnsi="Roboto" w:eastAsia="Roboto" w:cs="Roboto"/>
                 <w:i w:val="1"/>
                 <w:iCs w:val="1"/>
                 <w:outline w:val="0"/>
@@ -2021,26 +2021,26 @@
         </w:tc>
         <w:tc>
           <w:tcPr>
-            <w:tcW w:type="dxa" w:w="355"/>
+            <w:tcW w:w="355" w:type="dxa"/>
             <w:tcBorders>
-              <w:top w:val="single" w:color="000000" w:sz="4" w:space="0" w:shadow="0" w:frame="0"/>
-              <w:left w:val="single" w:color="000000" w:sz="4" w:space="0" w:shadow="0" w:frame="0"/>
-              <w:bottom w:val="single" w:color="000000" w:sz="4" w:space="0" w:shadow="0" w:frame="0"/>
-              <w:right w:val="single" w:color="000000" w:sz="4" w:space="0" w:shadow="0" w:frame="0"/>
+              <w:top w:val="single" w:color="000000" w:themeColor="text1" w:sz="4" w:space="0" w:shadow="0" w:frame="0"/>
+              <w:left w:val="single" w:color="000000" w:themeColor="text1" w:sz="4" w:space="0" w:shadow="0" w:frame="0"/>
+              <w:bottom w:val="single" w:color="000000" w:themeColor="text1" w:sz="4" w:space="0" w:shadow="0" w:frame="0"/>
+              <w:right w:val="single" w:color="000000" w:themeColor="text1" w:sz="4" w:space="0" w:shadow="0" w:frame="0"/>
             </w:tcBorders>
             <w:shd w:val="clear" w:color="auto" w:fill="auto"/>
             <w:tcMar>
-              <w:top w:type="dxa" w:w="80"/>
-              <w:left w:type="dxa" w:w="80"/>
-              <w:bottom w:type="dxa" w:w="80"/>
-              <w:right w:type="dxa" w:w="80"/>
+              <w:top w:w="80" w:type="dxa"/>
+              <w:left w:w="80" w:type="dxa"/>
+              <w:bottom w:w="80" w:type="dxa"/>
+              <w:right w:w="80" w:type="dxa"/>
             </w:tcMar>
             <w:vAlign w:val="top"/>
           </w:tcPr>
-          <w:p/>
+          <w:p wp14:textId="77777777"/>
         </w:tc>
       </w:tr>
-      <w:tr>
+      <w:tr xmlns:wp14="http://schemas.microsoft.com/office/word/2010/wordml" wp14:textId="77777777">
         <w:tblPrEx>
           <w:shd w:val="clear" w:color="auto" w:fill="ced7e7"/>
         </w:tblPrEx>
@@ -2049,23 +2049,23 @@
         </w:trPr>
         <w:tc>
           <w:tcPr>
-            <w:tcW w:type="dxa" w:w="9005"/>
+            <w:tcW w:w="9005" w:type="dxa"/>
             <w:tcBorders>
-              <w:top w:val="single" w:color="000000" w:sz="4" w:space="0" w:shadow="0" w:frame="0"/>
-              <w:left w:val="single" w:color="000000" w:sz="4" w:space="0" w:shadow="0" w:frame="0"/>
-              <w:bottom w:val="single" w:color="000000" w:sz="4" w:space="0" w:shadow="0" w:frame="0"/>
-              <w:right w:val="single" w:color="000000" w:sz="4" w:space="0" w:shadow="0" w:frame="0"/>
+              <w:top w:val="single" w:color="000000" w:themeColor="text1" w:sz="4" w:space="0" w:shadow="0" w:frame="0"/>
+              <w:left w:val="single" w:color="000000" w:themeColor="text1" w:sz="4" w:space="0" w:shadow="0" w:frame="0"/>
+              <w:bottom w:val="single" w:color="000000" w:themeColor="text1" w:sz="4" w:space="0" w:shadow="0" w:frame="0"/>
+              <w:right w:val="single" w:color="000000" w:themeColor="text1" w:sz="4" w:space="0" w:shadow="0" w:frame="0"/>
             </w:tcBorders>
             <w:shd w:val="clear" w:color="auto" w:fill="auto"/>
             <w:tcMar>
-              <w:top w:type="dxa" w:w="80"/>
-              <w:left w:type="dxa" w:w="80"/>
-              <w:bottom w:type="dxa" w:w="80"/>
-              <w:right w:type="dxa" w:w="80"/>
+              <w:top w:w="80" w:type="dxa"/>
+              <w:left w:w="80" w:type="dxa"/>
+              <w:bottom w:w="80" w:type="dxa"/>
+              <w:right w:w="80" w:type="dxa"/>
             </w:tcMar>
             <w:vAlign w:val="top"/>
           </w:tcPr>
-          <w:p>
+          <w:p wp14:textId="77777777">
             <w:pPr>
               <w:pStyle w:val="Body A"/>
               <w:spacing w:line="240" w:lineRule="auto"/>
@@ -2074,7 +2074,7 @@
             <w:r>
               <w:rPr>
                 <w:rStyle w:val="None"/>
-                <w:rFonts w:ascii="Roboto" w:cs="Roboto" w:hAnsi="Roboto" w:eastAsia="Roboto"/>
+                <w:rFonts w:ascii="Roboto" w:hAnsi="Roboto" w:eastAsia="Roboto" w:cs="Roboto"/>
                 <w:b w:val="1"/>
                 <w:bCs w:val="1"/>
                 <w:outline w:val="0"/>
@@ -2097,26 +2097,26 @@
         </w:tc>
         <w:tc>
           <w:tcPr>
-            <w:tcW w:type="dxa" w:w="355"/>
+            <w:tcW w:w="355" w:type="dxa"/>
             <w:tcBorders>
-              <w:top w:val="single" w:color="000000" w:sz="4" w:space="0" w:shadow="0" w:frame="0"/>
-              <w:left w:val="single" w:color="000000" w:sz="4" w:space="0" w:shadow="0" w:frame="0"/>
-              <w:bottom w:val="single" w:color="000000" w:sz="4" w:space="0" w:shadow="0" w:frame="0"/>
-              <w:right w:val="single" w:color="000000" w:sz="4" w:space="0" w:shadow="0" w:frame="0"/>
+              <w:top w:val="single" w:color="000000" w:themeColor="text1" w:sz="4" w:space="0" w:shadow="0" w:frame="0"/>
+              <w:left w:val="single" w:color="000000" w:themeColor="text1" w:sz="4" w:space="0" w:shadow="0" w:frame="0"/>
+              <w:bottom w:val="single" w:color="000000" w:themeColor="text1" w:sz="4" w:space="0" w:shadow="0" w:frame="0"/>
+              <w:right w:val="single" w:color="000000" w:themeColor="text1" w:sz="4" w:space="0" w:shadow="0" w:frame="0"/>
             </w:tcBorders>
             <w:shd w:val="clear" w:color="auto" w:fill="auto"/>
             <w:tcMar>
-              <w:top w:type="dxa" w:w="80"/>
-              <w:left w:type="dxa" w:w="80"/>
-              <w:bottom w:type="dxa" w:w="80"/>
-              <w:right w:type="dxa" w:w="80"/>
+              <w:top w:w="80" w:type="dxa"/>
+              <w:left w:w="80" w:type="dxa"/>
+              <w:bottom w:w="80" w:type="dxa"/>
+              <w:right w:w="80" w:type="dxa"/>
             </w:tcMar>
             <w:vAlign w:val="top"/>
           </w:tcPr>
-          <w:p/>
+          <w:p wp14:textId="77777777"/>
         </w:tc>
       </w:tr>
-      <w:tr>
+      <w:tr xmlns:wp14="http://schemas.microsoft.com/office/word/2010/wordml" wp14:textId="77777777">
         <w:tblPrEx>
           <w:shd w:val="clear" w:color="auto" w:fill="ced7e7"/>
         </w:tblPrEx>
@@ -2125,29 +2125,29 @@
         </w:trPr>
         <w:tc>
           <w:tcPr>
-            <w:tcW w:type="dxa" w:w="9005"/>
+            <w:tcW w:w="9005" w:type="dxa"/>
             <w:tcBorders>
-              <w:top w:val="single" w:color="000000" w:sz="4" w:space="0" w:shadow="0" w:frame="0"/>
-              <w:left w:val="single" w:color="000000" w:sz="4" w:space="0" w:shadow="0" w:frame="0"/>
-              <w:bottom w:val="single" w:color="000000" w:sz="4" w:space="0" w:shadow="0" w:frame="0"/>
-              <w:right w:val="single" w:color="000000" w:sz="4" w:space="0" w:shadow="0" w:frame="0"/>
+              <w:top w:val="single" w:color="000000" w:themeColor="text1" w:sz="4" w:space="0" w:shadow="0" w:frame="0"/>
+              <w:left w:val="single" w:color="000000" w:themeColor="text1" w:sz="4" w:space="0" w:shadow="0" w:frame="0"/>
+              <w:bottom w:val="single" w:color="000000" w:themeColor="text1" w:sz="4" w:space="0" w:shadow="0" w:frame="0"/>
+              <w:right w:val="single" w:color="000000" w:themeColor="text1" w:sz="4" w:space="0" w:shadow="0" w:frame="0"/>
             </w:tcBorders>
             <w:shd w:val="clear" w:color="auto" w:fill="auto"/>
             <w:tcMar>
-              <w:top w:type="dxa" w:w="80"/>
-              <w:left w:type="dxa" w:w="80"/>
-              <w:bottom w:type="dxa" w:w="80"/>
-              <w:right w:type="dxa" w:w="80"/>
+              <w:top w:w="80" w:type="dxa"/>
+              <w:left w:w="80" w:type="dxa"/>
+              <w:bottom w:w="80" w:type="dxa"/>
+              <w:right w:w="80" w:type="dxa"/>
             </w:tcMar>
             <w:vAlign w:val="top"/>
           </w:tcPr>
-          <w:p>
+          <w:p wp14:textId="77777777">
             <w:pPr>
               <w:pStyle w:val="Default"/>
               <w:spacing w:before="0" w:after="281" w:line="240" w:lineRule="auto"/>
               <w:rPr>
                 <w:rStyle w:val="None"/>
-                <w:rFonts w:ascii="Helvetica" w:cs="Helvetica" w:hAnsi="Helvetica" w:eastAsia="Helvetica"/>
+                <w:rFonts w:ascii="Helvetica" w:hAnsi="Helvetica" w:eastAsia="Helvetica" w:cs="Helvetica"/>
                 <w:b w:val="1"/>
                 <w:bCs w:val="1"/>
                 <w:shd w:val="nil" w:color="auto" w:fill="auto"/>
@@ -2166,7 +2166,7 @@
               <w:t>Pages</w:t>
             </w:r>
           </w:p>
-          <w:p>
+          <w:p wp14:textId="77777777">
             <w:pPr>
               <w:pStyle w:val="Default"/>
               <w:bidi w:val="0"/>
@@ -2175,7 +2175,7 @@
               <w:jc w:val="left"/>
               <w:rPr>
                 <w:rStyle w:val="None"/>
-                <w:rFonts w:ascii="Helvetica" w:cs="Helvetica" w:hAnsi="Helvetica" w:eastAsia="Helvetica"/>
+                <w:rFonts w:ascii="Helvetica" w:hAnsi="Helvetica" w:eastAsia="Helvetica" w:cs="Helvetica"/>
                 <w:shd w:val="nil" w:color="auto" w:fill="auto"/>
                 <w:rtl w:val="0"/>
               </w:rPr>
@@ -2191,7 +2191,7 @@
               <w:t>Home, About, Contact, FAQ, Accessibility Statement, Community Health Resources, Insurance Information</w:t>
             </w:r>
           </w:p>
-          <w:p>
+          <w:p wp14:textId="77777777">
             <w:pPr>
               <w:pStyle w:val="Default"/>
               <w:bidi w:val="0"/>
@@ -2200,7 +2200,7 @@
               <w:jc w:val="left"/>
               <w:rPr>
                 <w:rStyle w:val="None"/>
-                <w:rFonts w:ascii="Helvetica" w:cs="Helvetica" w:hAnsi="Helvetica" w:eastAsia="Helvetica"/>
+                <w:rFonts w:ascii="Helvetica" w:hAnsi="Helvetica" w:eastAsia="Helvetica" w:cs="Helvetica"/>
                 <w:b w:val="1"/>
                 <w:bCs w:val="1"/>
                 <w:shd w:val="nil" w:color="auto" w:fill="auto"/>
@@ -2220,7 +2220,7 @@
               <w:t>Provider Categories</w:t>
             </w:r>
           </w:p>
-          <w:p>
+          <w:p wp14:textId="77777777">
             <w:pPr>
               <w:pStyle w:val="Default"/>
               <w:bidi w:val="0"/>
@@ -2229,7 +2229,7 @@
               <w:jc w:val="left"/>
               <w:rPr>
                 <w:rStyle w:val="None"/>
-                <w:rFonts w:ascii="Helvetica" w:cs="Helvetica" w:hAnsi="Helvetica" w:eastAsia="Helvetica"/>
+                <w:rFonts w:ascii="Helvetica" w:hAnsi="Helvetica" w:eastAsia="Helvetica" w:cs="Helvetica"/>
                 <w:shd w:val="nil" w:color="auto" w:fill="auto"/>
                 <w:rtl w:val="0"/>
               </w:rPr>
@@ -2245,7 +2245,7 @@
               <w:t>Hospitals, Urgent Care Centers, Dental Clinics, Eye Doctors, Mental Health Services, Primary Care Physicians, Specialty Doctors</w:t>
             </w:r>
           </w:p>
-          <w:p>
+          <w:p wp14:textId="77777777">
             <w:pPr>
               <w:pStyle w:val="Default"/>
               <w:bidi w:val="0"/>
@@ -2254,7 +2254,7 @@
               <w:jc w:val="left"/>
               <w:rPr>
                 <w:rStyle w:val="None"/>
-                <w:rFonts w:ascii="Helvetica" w:cs="Helvetica" w:hAnsi="Helvetica" w:eastAsia="Helvetica"/>
+                <w:rFonts w:ascii="Helvetica" w:hAnsi="Helvetica" w:eastAsia="Helvetica" w:cs="Helvetica"/>
                 <w:b w:val="1"/>
                 <w:bCs w:val="1"/>
                 <w:shd w:val="nil" w:color="auto" w:fill="auto"/>
@@ -2274,7 +2274,7 @@
               <w:t>Provider Information</w:t>
             </w:r>
           </w:p>
-          <w:p>
+          <w:p wp14:textId="77777777">
             <w:pPr>
               <w:pStyle w:val="Default"/>
               <w:bidi w:val="0"/>
@@ -2283,7 +2283,7 @@
               <w:jc w:val="left"/>
               <w:rPr>
                 <w:rStyle w:val="None"/>
-                <w:rFonts w:ascii="Helvetica" w:cs="Helvetica" w:hAnsi="Helvetica" w:eastAsia="Helvetica"/>
+                <w:rFonts w:ascii="Helvetica" w:hAnsi="Helvetica" w:eastAsia="Helvetica" w:cs="Helvetica"/>
                 <w:shd w:val="nil" w:color="auto" w:fill="auto"/>
                 <w:rtl w:val="0"/>
               </w:rPr>
@@ -2299,7 +2299,7 @@
               <w:t>Provider profile pages, Services offered, Office hours, Accepted insurance plans, Provider credentials, Phone number and contact information, Location and directions</w:t>
             </w:r>
           </w:p>
-          <w:p>
+          <w:p wp14:textId="77777777">
             <w:pPr>
               <w:pStyle w:val="Default"/>
               <w:bidi w:val="0"/>
@@ -2308,7 +2308,7 @@
               <w:jc w:val="left"/>
               <w:rPr>
                 <w:rStyle w:val="None"/>
-                <w:rFonts w:ascii="Helvetica" w:cs="Helvetica" w:hAnsi="Helvetica" w:eastAsia="Helvetica"/>
+                <w:rFonts w:ascii="Helvetica" w:hAnsi="Helvetica" w:eastAsia="Helvetica" w:cs="Helvetica"/>
                 <w:b w:val="1"/>
                 <w:bCs w:val="1"/>
                 <w:shd w:val="nil" w:color="auto" w:fill="auto"/>
@@ -2328,7 +2328,7 @@
               <w:t>Search and Discovery</w:t>
             </w:r>
           </w:p>
-          <w:p>
+          <w:p wp14:textId="77777777">
             <w:pPr>
               <w:pStyle w:val="Default"/>
               <w:bidi w:val="0"/>
@@ -2337,7 +2337,7 @@
               <w:jc w:val="left"/>
               <w:rPr>
                 <w:rStyle w:val="None"/>
-                <w:rFonts w:ascii="Helvetica" w:cs="Helvetica" w:hAnsi="Helvetica" w:eastAsia="Helvetica"/>
+                <w:rFonts w:ascii="Helvetica" w:hAnsi="Helvetica" w:eastAsia="Helvetica" w:cs="Helvetica"/>
                 <w:shd w:val="nil" w:color="auto" w:fill="auto"/>
                 <w:rtl w:val="0"/>
               </w:rPr>
@@ -2353,7 +2353,7 @@
               <w:t>Search bar, Filter by healthcare category, Filter by insurance accepted, Filter by ratings, Filter by distance/location, Alphabetical provider directory, Map of healthcare locations</w:t>
             </w:r>
           </w:p>
-          <w:p>
+          <w:p wp14:textId="77777777">
             <w:pPr>
               <w:pStyle w:val="Default"/>
               <w:bidi w:val="0"/>
@@ -2362,7 +2362,7 @@
               <w:jc w:val="left"/>
               <w:rPr>
                 <w:rStyle w:val="None"/>
-                <w:rFonts w:ascii="Helvetica" w:cs="Helvetica" w:hAnsi="Helvetica" w:eastAsia="Helvetica"/>
+                <w:rFonts w:ascii="Helvetica" w:hAnsi="Helvetica" w:eastAsia="Helvetica" w:cs="Helvetica"/>
                 <w:b w:val="1"/>
                 <w:bCs w:val="1"/>
                 <w:shd w:val="nil" w:color="auto" w:fill="auto"/>
@@ -2382,7 +2382,7 @@
               <w:t>Patient Support Features</w:t>
             </w:r>
           </w:p>
-          <w:p>
+          <w:p wp14:textId="77777777">
             <w:pPr>
               <w:pStyle w:val="Default"/>
               <w:bidi w:val="0"/>
@@ -2391,7 +2391,7 @@
               <w:jc w:val="left"/>
               <w:rPr>
                 <w:rStyle w:val="None"/>
-                <w:rFonts w:ascii="Helvetica" w:cs="Helvetica" w:hAnsi="Helvetica" w:eastAsia="Helvetica"/>
+                <w:rFonts w:ascii="Helvetica" w:hAnsi="Helvetica" w:eastAsia="Helvetica" w:cs="Helvetica"/>
                 <w:shd w:val="nil" w:color="auto" w:fill="auto"/>
                 <w:rtl w:val="0"/>
               </w:rPr>
@@ -2407,7 +2407,7 @@
               <w:t>Appointment scheduling links, Telehealth availability information, Patient reviews and ratings, Printable provider information pages, Directions to healthcare facilities</w:t>
             </w:r>
           </w:p>
-          <w:p>
+          <w:p wp14:textId="77777777">
             <w:pPr>
               <w:pStyle w:val="Default"/>
               <w:bidi w:val="0"/>
@@ -2416,7 +2416,7 @@
               <w:jc w:val="left"/>
               <w:rPr>
                 <w:rStyle w:val="None"/>
-                <w:rFonts w:ascii="Helvetica" w:cs="Helvetica" w:hAnsi="Helvetica" w:eastAsia="Helvetica"/>
+                <w:rFonts w:ascii="Helvetica" w:hAnsi="Helvetica" w:eastAsia="Helvetica" w:cs="Helvetica"/>
                 <w:b w:val="1"/>
                 <w:bCs w:val="1"/>
                 <w:shd w:val="nil" w:color="auto" w:fill="auto"/>
@@ -2436,7 +2436,7 @@
               <w:t>Accessibility Features</w:t>
             </w:r>
           </w:p>
-          <w:p>
+          <w:p wp14:textId="77777777">
             <w:pPr>
               <w:pStyle w:val="Default"/>
               <w:bidi w:val="0"/>
@@ -2445,7 +2445,7 @@
               <w:jc w:val="left"/>
               <w:rPr>
                 <w:rStyle w:val="None"/>
-                <w:rFonts w:ascii="Helvetica" w:cs="Helvetica" w:hAnsi="Helvetica" w:eastAsia="Helvetica"/>
+                <w:rFonts w:ascii="Helvetica" w:hAnsi="Helvetica" w:eastAsia="Helvetica" w:cs="Helvetica"/>
                 <w:shd w:val="nil" w:color="auto" w:fill="auto"/>
                 <w:rtl w:val="0"/>
               </w:rPr>
@@ -2461,7 +2461,7 @@
               <w:t>Adjustable text size, High contrast mode, Light mode/Dark mode, Screen reader compatibility, Keyboard navigation support</w:t>
             </w:r>
           </w:p>
-          <w:p>
+          <w:p wp14:textId="77777777">
             <w:pPr>
               <w:pStyle w:val="Default"/>
               <w:bidi w:val="0"/>
@@ -2470,7 +2470,7 @@
               <w:jc w:val="left"/>
               <w:rPr>
                 <w:rStyle w:val="None"/>
-                <w:rFonts w:ascii="Helvetica" w:cs="Helvetica" w:hAnsi="Helvetica" w:eastAsia="Helvetica"/>
+                <w:rFonts w:ascii="Helvetica" w:hAnsi="Helvetica" w:eastAsia="Helvetica" w:cs="Helvetica"/>
                 <w:b w:val="1"/>
                 <w:bCs w:val="1"/>
                 <w:shd w:val="nil" w:color="auto" w:fill="auto"/>
@@ -2490,7 +2490,7 @@
               <w:t>Emergency Services</w:t>
             </w:r>
           </w:p>
-          <w:p>
+          <w:p wp14:textId="77777777">
             <w:pPr>
               <w:pStyle w:val="Default"/>
               <w:bidi w:val="0"/>
@@ -2515,26 +2515,26 @@
         </w:tc>
         <w:tc>
           <w:tcPr>
-            <w:tcW w:type="dxa" w:w="355"/>
+            <w:tcW w:w="355" w:type="dxa"/>
             <w:tcBorders>
-              <w:top w:val="single" w:color="000000" w:sz="4" w:space="0" w:shadow="0" w:frame="0"/>
-              <w:left w:val="single" w:color="000000" w:sz="4" w:space="0" w:shadow="0" w:frame="0"/>
-              <w:bottom w:val="single" w:color="000000" w:sz="4" w:space="0" w:shadow="0" w:frame="0"/>
-              <w:right w:val="single" w:color="000000" w:sz="4" w:space="0" w:shadow="0" w:frame="0"/>
+              <w:top w:val="single" w:color="000000" w:themeColor="text1" w:sz="4" w:space="0" w:shadow="0" w:frame="0"/>
+              <w:left w:val="single" w:color="000000" w:themeColor="text1" w:sz="4" w:space="0" w:shadow="0" w:frame="0"/>
+              <w:bottom w:val="single" w:color="000000" w:themeColor="text1" w:sz="4" w:space="0" w:shadow="0" w:frame="0"/>
+              <w:right w:val="single" w:color="000000" w:themeColor="text1" w:sz="4" w:space="0" w:shadow="0" w:frame="0"/>
             </w:tcBorders>
             <w:shd w:val="clear" w:color="auto" w:fill="auto"/>
             <w:tcMar>
-              <w:top w:type="dxa" w:w="80"/>
-              <w:left w:type="dxa" w:w="80"/>
-              <w:bottom w:type="dxa" w:w="80"/>
-              <w:right w:type="dxa" w:w="80"/>
+              <w:top w:w="80" w:type="dxa"/>
+              <w:left w:w="80" w:type="dxa"/>
+              <w:bottom w:w="80" w:type="dxa"/>
+              <w:right w:w="80" w:type="dxa"/>
             </w:tcMar>
             <w:vAlign w:val="top"/>
           </w:tcPr>
-          <w:p/>
+          <w:p wp14:textId="77777777"/>
         </w:tc>
       </w:tr>
-      <w:tr>
+      <w:tr xmlns:wp14="http://schemas.microsoft.com/office/word/2010/wordml" wp14:textId="77777777">
         <w:tblPrEx>
           <w:shd w:val="clear" w:color="auto" w:fill="ced7e7"/>
         </w:tblPrEx>
@@ -2543,23 +2543,23 @@
         </w:trPr>
         <w:tc>
           <w:tcPr>
-            <w:tcW w:type="dxa" w:w="9005"/>
+            <w:tcW w:w="9005" w:type="dxa"/>
             <w:tcBorders>
-              <w:top w:val="single" w:color="000000" w:sz="4" w:space="0" w:shadow="0" w:frame="0"/>
-              <w:left w:val="single" w:color="000000" w:sz="4" w:space="0" w:shadow="0" w:frame="0"/>
-              <w:bottom w:val="single" w:color="000000" w:sz="4" w:space="0" w:shadow="0" w:frame="0"/>
-              <w:right w:val="single" w:color="000000" w:sz="4" w:space="0" w:shadow="0" w:frame="0"/>
+              <w:top w:val="single" w:color="000000" w:themeColor="text1" w:sz="4" w:space="0" w:shadow="0" w:frame="0"/>
+              <w:left w:val="single" w:color="000000" w:themeColor="text1" w:sz="4" w:space="0" w:shadow="0" w:frame="0"/>
+              <w:bottom w:val="single" w:color="000000" w:themeColor="text1" w:sz="4" w:space="0" w:shadow="0" w:frame="0"/>
+              <w:right w:val="single" w:color="000000" w:themeColor="text1" w:sz="4" w:space="0" w:shadow="0" w:frame="0"/>
             </w:tcBorders>
             <w:shd w:val="clear" w:color="auto" w:fill="auto"/>
             <w:tcMar>
-              <w:top w:type="dxa" w:w="80"/>
-              <w:left w:type="dxa" w:w="80"/>
-              <w:bottom w:type="dxa" w:w="80"/>
-              <w:right w:type="dxa" w:w="80"/>
+              <w:top w:w="80" w:type="dxa"/>
+              <w:left w:w="80" w:type="dxa"/>
+              <w:bottom w:w="80" w:type="dxa"/>
+              <w:right w:w="80" w:type="dxa"/>
             </w:tcMar>
             <w:vAlign w:val="top"/>
           </w:tcPr>
-          <w:p>
+          <w:p wp14:textId="77777777">
             <w:pPr>
               <w:pStyle w:val="Body A"/>
               <w:spacing w:line="240" w:lineRule="auto"/>
@@ -2568,7 +2568,7 @@
             <w:r>
               <w:rPr>
                 <w:rStyle w:val="None"/>
-                <w:rFonts w:ascii="Roboto" w:cs="Roboto" w:hAnsi="Roboto" w:eastAsia="Roboto"/>
+                <w:rFonts w:ascii="Roboto" w:hAnsi="Roboto" w:eastAsia="Roboto" w:cs="Roboto"/>
                 <w:b w:val="1"/>
                 <w:bCs w:val="1"/>
                 <w:outline w:val="0"/>
@@ -2591,26 +2591,26 @@
         </w:tc>
         <w:tc>
           <w:tcPr>
-            <w:tcW w:type="dxa" w:w="355"/>
+            <w:tcW w:w="355" w:type="dxa"/>
             <w:tcBorders>
-              <w:top w:val="single" w:color="000000" w:sz="4" w:space="0" w:shadow="0" w:frame="0"/>
-              <w:left w:val="single" w:color="000000" w:sz="4" w:space="0" w:shadow="0" w:frame="0"/>
-              <w:bottom w:val="single" w:color="000000" w:sz="4" w:space="0" w:shadow="0" w:frame="0"/>
-              <w:right w:val="single" w:color="000000" w:sz="4" w:space="0" w:shadow="0" w:frame="0"/>
+              <w:top w:val="single" w:color="000000" w:themeColor="text1" w:sz="4" w:space="0" w:shadow="0" w:frame="0"/>
+              <w:left w:val="single" w:color="000000" w:themeColor="text1" w:sz="4" w:space="0" w:shadow="0" w:frame="0"/>
+              <w:bottom w:val="single" w:color="000000" w:themeColor="text1" w:sz="4" w:space="0" w:shadow="0" w:frame="0"/>
+              <w:right w:val="single" w:color="000000" w:themeColor="text1" w:sz="4" w:space="0" w:shadow="0" w:frame="0"/>
             </w:tcBorders>
             <w:shd w:val="clear" w:color="auto" w:fill="auto"/>
             <w:tcMar>
-              <w:top w:type="dxa" w:w="80"/>
-              <w:left w:type="dxa" w:w="80"/>
-              <w:bottom w:type="dxa" w:w="80"/>
-              <w:right w:type="dxa" w:w="80"/>
+              <w:top w:w="80" w:type="dxa"/>
+              <w:left w:w="80" w:type="dxa"/>
+              <w:bottom w:w="80" w:type="dxa"/>
+              <w:right w:w="80" w:type="dxa"/>
             </w:tcMar>
             <w:vAlign w:val="top"/>
           </w:tcPr>
-          <w:p/>
+          <w:p wp14:textId="77777777"/>
         </w:tc>
       </w:tr>
-      <w:tr>
+      <w:tr xmlns:wp14="http://schemas.microsoft.com/office/word/2010/wordml" wp14:textId="77777777">
         <w:tblPrEx>
           <w:shd w:val="clear" w:color="auto" w:fill="ced7e7"/>
         </w:tblPrEx>
@@ -2619,29 +2619,29 @@
         </w:trPr>
         <w:tc>
           <w:tcPr>
-            <w:tcW w:type="dxa" w:w="9005"/>
+            <w:tcW w:w="9005" w:type="dxa"/>
             <w:tcBorders>
-              <w:top w:val="single" w:color="000000" w:sz="4" w:space="0" w:shadow="0" w:frame="0"/>
-              <w:left w:val="single" w:color="000000" w:sz="4" w:space="0" w:shadow="0" w:frame="0"/>
-              <w:bottom w:val="single" w:color="000000" w:sz="4" w:space="0" w:shadow="0" w:frame="0"/>
-              <w:right w:val="single" w:color="000000" w:sz="4" w:space="0" w:shadow="0" w:frame="0"/>
+              <w:top w:val="single" w:color="000000" w:themeColor="text1" w:sz="4" w:space="0" w:shadow="0" w:frame="0"/>
+              <w:left w:val="single" w:color="000000" w:themeColor="text1" w:sz="4" w:space="0" w:shadow="0" w:frame="0"/>
+              <w:bottom w:val="single" w:color="000000" w:themeColor="text1" w:sz="4" w:space="0" w:shadow="0" w:frame="0"/>
+              <w:right w:val="single" w:color="000000" w:themeColor="text1" w:sz="4" w:space="0" w:shadow="0" w:frame="0"/>
             </w:tcBorders>
             <w:shd w:val="clear" w:color="auto" w:fill="auto"/>
             <w:tcMar>
-              <w:top w:type="dxa" w:w="80"/>
-              <w:left w:type="dxa" w:w="80"/>
-              <w:bottom w:type="dxa" w:w="80"/>
-              <w:right w:type="dxa" w:w="80"/>
+              <w:top w:w="80" w:type="dxa"/>
+              <w:left w:w="80" w:type="dxa"/>
+              <w:bottom w:w="80" w:type="dxa"/>
+              <w:right w:w="80" w:type="dxa"/>
             </w:tcMar>
             <w:vAlign w:val="top"/>
           </w:tcPr>
-          <w:p>
+          <w:p wp14:textId="77777777">
             <w:pPr>
               <w:pStyle w:val="Body A"/>
               <w:spacing w:line="240" w:lineRule="auto"/>
               <w:rPr>
                 <w:rStyle w:val="None"/>
-                <w:rFonts w:ascii="Roboto" w:cs="Roboto" w:hAnsi="Roboto" w:eastAsia="Roboto"/>
+                <w:rFonts w:ascii="Roboto" w:hAnsi="Roboto" w:eastAsia="Roboto" w:cs="Roboto"/>
                 <w:i w:val="1"/>
                 <w:iCs w:val="1"/>
                 <w:outline w:val="0"/>
@@ -2660,7 +2660,7 @@
             <w:r>
               <w:rPr>
                 <w:rStyle w:val="None"/>
-                <w:rFonts w:ascii="Roboto" w:cs="Roboto" w:hAnsi="Roboto" w:eastAsia="Roboto"/>
+                <w:rFonts w:ascii="Roboto" w:hAnsi="Roboto" w:eastAsia="Roboto" w:cs="Roboto"/>
                 <w:i w:val="1"/>
                 <w:iCs w:val="1"/>
                 <w:outline w:val="0"/>
@@ -2680,7 +2680,7 @@
               <w:t>Pages:</w:t>
             </w:r>
           </w:p>
-          <w:p>
+          <w:p wp14:textId="77777777">
             <w:pPr>
               <w:pStyle w:val="Body A"/>
               <w:bidi w:val="0"/>
@@ -2689,7 +2689,7 @@
               <w:jc w:val="left"/>
               <w:rPr>
                 <w:rStyle w:val="None"/>
-                <w:rFonts w:ascii="Roboto" w:cs="Roboto" w:hAnsi="Roboto" w:eastAsia="Roboto"/>
+                <w:rFonts w:ascii="Roboto" w:hAnsi="Roboto" w:eastAsia="Roboto" w:cs="Roboto"/>
                 <w:i w:val="1"/>
                 <w:iCs w:val="1"/>
                 <w:outline w:val="0"/>
@@ -2709,7 +2709,7 @@
             <w:r>
               <w:rPr>
                 <w:rStyle w:val="None"/>
-                <w:rFonts w:ascii="Roboto" w:cs="Roboto" w:hAnsi="Roboto" w:eastAsia="Roboto"/>
+                <w:rFonts w:ascii="Roboto" w:hAnsi="Roboto" w:eastAsia="Roboto" w:cs="Roboto"/>
                 <w:i w:val="1"/>
                 <w:iCs w:val="1"/>
                 <w:outline w:val="0"/>
@@ -2729,7 +2729,7 @@
               <w:t>Home, About, Contact, FAQ, Accessibility Statement, Community Health Resources</w:t>
             </w:r>
           </w:p>
-          <w:p>
+          <w:p wp14:textId="77777777">
             <w:pPr>
               <w:pStyle w:val="Body A"/>
               <w:bidi w:val="0"/>
@@ -2738,7 +2738,7 @@
               <w:jc w:val="left"/>
               <w:rPr>
                 <w:rStyle w:val="None"/>
-                <w:rFonts w:ascii="Roboto" w:cs="Roboto" w:hAnsi="Roboto" w:eastAsia="Roboto"/>
+                <w:rFonts w:ascii="Roboto" w:hAnsi="Roboto" w:eastAsia="Roboto" w:cs="Roboto"/>
                 <w:i w:val="1"/>
                 <w:iCs w:val="1"/>
                 <w:outline w:val="0"/>
@@ -2758,7 +2758,7 @@
             <w:r>
               <w:rPr>
                 <w:rStyle w:val="None"/>
-                <w:rFonts w:ascii="Roboto" w:cs="Roboto" w:hAnsi="Roboto" w:eastAsia="Roboto"/>
+                <w:rFonts w:ascii="Roboto" w:hAnsi="Roboto" w:eastAsia="Roboto" w:cs="Roboto"/>
                 <w:i w:val="1"/>
                 <w:iCs w:val="1"/>
                 <w:outline w:val="0"/>
@@ -2779,7 +2779,7 @@
             <w:r>
               <w:rPr>
                 <w:rStyle w:val="None"/>
-                <w:rFonts w:ascii="Roboto" w:cs="Roboto" w:hAnsi="Roboto" w:eastAsia="Roboto"/>
+                <w:rFonts w:ascii="Roboto" w:hAnsi="Roboto" w:eastAsia="Roboto" w:cs="Roboto"/>
                 <w:i w:val="1"/>
                 <w:iCs w:val="1"/>
                 <w:outline w:val="0"/>
@@ -2801,7 +2801,7 @@
             <w:r>
               <w:rPr>
                 <w:rStyle w:val="None"/>
-                <w:rFonts w:ascii="Roboto" w:cs="Roboto" w:hAnsi="Roboto" w:eastAsia="Roboto"/>
+                <w:rFonts w:ascii="Roboto" w:hAnsi="Roboto" w:eastAsia="Roboto" w:cs="Roboto"/>
                 <w:i w:val="1"/>
                 <w:iCs w:val="1"/>
                 <w:outline w:val="0"/>
@@ -2822,7 +2822,7 @@
             <w:r>
               <w:rPr>
                 <w:rStyle w:val="None"/>
-                <w:rFonts w:ascii="Roboto" w:cs="Roboto" w:hAnsi="Roboto" w:eastAsia="Roboto"/>
+                <w:rFonts w:ascii="Roboto" w:hAnsi="Roboto" w:eastAsia="Roboto" w:cs="Roboto"/>
                 <w:i w:val="1"/>
                 <w:iCs w:val="1"/>
                 <w:outline w:val="0"/>
@@ -2842,7 +2842,7 @@
               <w:t>Primary Care Physicians, Hospitals, Urgent Care Centers, Specialties, Providers, Mental health Services</w:t>
             </w:r>
           </w:p>
-          <w:p>
+          <w:p wp14:textId="77777777">
             <w:pPr>
               <w:pStyle w:val="Body A"/>
               <w:bidi w:val="0"/>
@@ -2851,7 +2851,7 @@
               <w:jc w:val="left"/>
               <w:rPr>
                 <w:rStyle w:val="None"/>
-                <w:rFonts w:ascii="Roboto" w:cs="Roboto" w:hAnsi="Roboto" w:eastAsia="Roboto"/>
+                <w:rFonts w:ascii="Roboto" w:hAnsi="Roboto" w:eastAsia="Roboto" w:cs="Roboto"/>
                 <w:i w:val="1"/>
                 <w:iCs w:val="1"/>
                 <w:outline w:val="0"/>
@@ -2871,7 +2871,7 @@
             <w:r>
               <w:rPr>
                 <w:rStyle w:val="None"/>
-                <w:rFonts w:ascii="Roboto" w:cs="Roboto" w:hAnsi="Roboto" w:eastAsia="Roboto"/>
+                <w:rFonts w:ascii="Roboto" w:hAnsi="Roboto" w:eastAsia="Roboto" w:cs="Roboto"/>
                 <w:i w:val="1"/>
                 <w:iCs w:val="1"/>
                 <w:outline w:val="0"/>
@@ -2892,7 +2892,7 @@
             <w:r>
               <w:rPr>
                 <w:rStyle w:val="None"/>
-                <w:rFonts w:ascii="Roboto" w:cs="Roboto" w:hAnsi="Roboto" w:eastAsia="Roboto"/>
+                <w:rFonts w:ascii="Roboto" w:hAnsi="Roboto" w:eastAsia="Roboto" w:cs="Roboto"/>
                 <w:i w:val="1"/>
                 <w:iCs w:val="1"/>
                 <w:outline w:val="0"/>
@@ -2914,7 +2914,7 @@
             <w:r>
               <w:rPr>
                 <w:rStyle w:val="None"/>
-                <w:rFonts w:ascii="Roboto" w:cs="Roboto" w:hAnsi="Roboto" w:eastAsia="Roboto"/>
+                <w:rFonts w:ascii="Roboto" w:hAnsi="Roboto" w:eastAsia="Roboto" w:cs="Roboto"/>
                 <w:i w:val="1"/>
                 <w:iCs w:val="1"/>
                 <w:outline w:val="0"/>
@@ -2935,7 +2935,7 @@
             <w:r>
               <w:rPr>
                 <w:rStyle w:val="None"/>
-                <w:rFonts w:ascii="Roboto" w:cs="Roboto" w:hAnsi="Roboto" w:eastAsia="Roboto"/>
+                <w:rFonts w:ascii="Roboto" w:hAnsi="Roboto" w:eastAsia="Roboto" w:cs="Roboto"/>
                 <w:i w:val="1"/>
                 <w:iCs w:val="1"/>
                 <w:outline w:val="0"/>
@@ -2955,7 +2955,7 @@
               <w:t>Provider profile page, services offered, office hours, accepted insurance, provider credentials, phone number and contact information, location and directions</w:t>
             </w:r>
           </w:p>
-          <w:p>
+          <w:p wp14:textId="77777777">
             <w:pPr>
               <w:pStyle w:val="Body A"/>
               <w:bidi w:val="0"/>
@@ -2969,7 +2969,7 @@
             <w:r>
               <w:rPr>
                 <w:rStyle w:val="None"/>
-                <w:rFonts w:ascii="Roboto" w:cs="Roboto" w:hAnsi="Roboto" w:eastAsia="Roboto"/>
+                <w:rFonts w:ascii="Roboto" w:hAnsi="Roboto" w:eastAsia="Roboto" w:cs="Roboto"/>
                 <w:i w:val="1"/>
                 <w:iCs w:val="1"/>
                 <w:outline w:val="0"/>
@@ -2990,7 +2990,7 @@
             <w:r>
               <w:rPr>
                 <w:rStyle w:val="None"/>
-                <w:rFonts w:ascii="Roboto" w:cs="Roboto" w:hAnsi="Roboto" w:eastAsia="Roboto"/>
+                <w:rFonts w:ascii="Roboto" w:hAnsi="Roboto" w:eastAsia="Roboto" w:cs="Roboto"/>
                 <w:i w:val="1"/>
                 <w:iCs w:val="1"/>
                 <w:outline w:val="0"/>
@@ -3012,7 +3012,7 @@
             <w:r>
               <w:rPr>
                 <w:rStyle w:val="None"/>
-                <w:rFonts w:ascii="Roboto" w:cs="Roboto" w:hAnsi="Roboto" w:eastAsia="Roboto"/>
+                <w:rFonts w:ascii="Roboto" w:hAnsi="Roboto" w:eastAsia="Roboto" w:cs="Roboto"/>
                 <w:i w:val="1"/>
                 <w:iCs w:val="1"/>
                 <w:outline w:val="0"/>
@@ -3033,7 +3033,7 @@
             <w:r>
               <w:rPr>
                 <w:rStyle w:val="None"/>
-                <w:rFonts w:ascii="Roboto" w:cs="Roboto" w:hAnsi="Roboto" w:eastAsia="Roboto"/>
+                <w:rFonts w:ascii="Roboto" w:hAnsi="Roboto" w:eastAsia="Roboto" w:cs="Roboto"/>
                 <w:i w:val="1"/>
                 <w:iCs w:val="1"/>
                 <w:outline w:val="0"/>
@@ -3055,7 +3055,7 @@
             <w:r>
               <w:rPr>
                 <w:rStyle w:val="None"/>
-                <w:rFonts w:ascii="Roboto" w:cs="Roboto" w:hAnsi="Roboto" w:eastAsia="Roboto"/>
+                <w:rFonts w:ascii="Roboto" w:hAnsi="Roboto" w:eastAsia="Roboto" w:cs="Roboto"/>
                 <w:i w:val="1"/>
                 <w:iCs w:val="1"/>
                 <w:outline w:val="0"/>
@@ -3072,12 +3072,11 @@
                 </w14:textFill>
               </w:rPr>
               <w:br w:type="textWrapping"/>
-              <w:br w:type="textWrapping"/>
-            </w:r>
-            <w:r>
-              <w:rPr>
-                <w:rStyle w:val="None"/>
-                <w:rFonts w:ascii="Roboto" w:cs="Roboto" w:hAnsi="Roboto" w:eastAsia="Roboto"/>
+            </w:r>
+            <w:r>
+              <w:rPr>
+                <w:rStyle w:val="None"/>
+                <w:rFonts w:ascii="Roboto" w:hAnsi="Roboto" w:eastAsia="Roboto" w:cs="Roboto"/>
                 <w:i w:val="1"/>
                 <w:iCs w:val="1"/>
                 <w:outline w:val="0"/>
@@ -3086,20 +3085,19 @@
                 <w:szCs w:val="24"/>
                 <w:u w:color="1d2125"/>
                 <w:shd w:val="nil" w:color="auto" w:fill="auto"/>
-                <w:rtl w:val="0"/>
-                <w:lang w:val="en-US"/>
-                <w14:textFill>
-                  <w14:solidFill>
-                    <w14:srgbClr w14:val="1D2125"/>
-                  </w14:solidFill>
-                </w14:textFill>
-              </w:rPr>
-              <w:t>Emergency Services</w:t>
-            </w:r>
-            <w:r>
-              <w:rPr>
-                <w:rStyle w:val="None"/>
-                <w:rFonts w:ascii="Roboto" w:cs="Roboto" w:hAnsi="Roboto" w:eastAsia="Roboto"/>
+                <w:lang w:val="en-US"/>
+                <w14:textFill>
+                  <w14:solidFill>
+                    <w14:srgbClr w14:val="1D2125"/>
+                  </w14:solidFill>
+                </w14:textFill>
+              </w:rPr>
+              <w:br w:type="textWrapping"/>
+            </w:r>
+            <w:r>
+              <w:rPr>
+                <w:rStyle w:val="None"/>
+                <w:rFonts w:ascii="Roboto" w:hAnsi="Roboto" w:eastAsia="Roboto" w:cs="Roboto"/>
                 <w:i w:val="1"/>
                 <w:iCs w:val="1"/>
                 <w:outline w:val="0"/>
@@ -3108,19 +3106,20 @@
                 <w:szCs w:val="24"/>
                 <w:u w:color="1d2125"/>
                 <w:shd w:val="nil" w:color="auto" w:fill="auto"/>
-                <w:lang w:val="en-US"/>
-                <w14:textFill>
-                  <w14:solidFill>
-                    <w14:srgbClr w14:val="1D2125"/>
-                  </w14:solidFill>
-                </w14:textFill>
-              </w:rPr>
-              <w:br w:type="textWrapping"/>
-            </w:r>
-            <w:r>
-              <w:rPr>
-                <w:rStyle w:val="None"/>
-                <w:rFonts w:ascii="Roboto" w:cs="Roboto" w:hAnsi="Roboto" w:eastAsia="Roboto"/>
+                <w:rtl w:val="0"/>
+                <w:lang w:val="en-US"/>
+                <w14:textFill>
+                  <w14:solidFill>
+                    <w14:srgbClr w14:val="1D2125"/>
+                  </w14:solidFill>
+                </w14:textFill>
+              </w:rPr>
+              <w:t>Emergency Services</w:t>
+            </w:r>
+            <w:r>
+              <w:rPr>
+                <w:rStyle w:val="None"/>
+                <w:rFonts w:ascii="Roboto" w:hAnsi="Roboto" w:eastAsia="Roboto" w:cs="Roboto"/>
                 <w:i w:val="1"/>
                 <w:iCs w:val="1"/>
                 <w:outline w:val="0"/>
@@ -3129,6 +3128,27 @@
                 <w:szCs w:val="24"/>
                 <w:u w:color="1d2125"/>
                 <w:shd w:val="nil" w:color="auto" w:fill="auto"/>
+                <w:lang w:val="en-US"/>
+                <w14:textFill>
+                  <w14:solidFill>
+                    <w14:srgbClr w14:val="1D2125"/>
+                  </w14:solidFill>
+                </w14:textFill>
+              </w:rPr>
+              <w:br w:type="textWrapping"/>
+            </w:r>
+            <w:r>
+              <w:rPr>
+                <w:rStyle w:val="None"/>
+                <w:rFonts w:ascii="Roboto" w:hAnsi="Roboto" w:eastAsia="Roboto" w:cs="Roboto"/>
+                <w:i w:val="1"/>
+                <w:iCs w:val="1"/>
+                <w:outline w:val="0"/>
+                <w:color w:val="1d2125"/>
+                <w:sz w:val="24"/>
+                <w:szCs w:val="24"/>
+                <w:u w:color="1d2125"/>
+                <w:shd w:val="nil" w:color="auto" w:fill="auto"/>
                 <w:rtl w:val="0"/>
                 <w:lang w:val="en-US"/>
                 <w14:textFill>
@@ -3142,7 +3162,7 @@
             <w:r>
               <w:rPr>
                 <w:rStyle w:val="None"/>
-                <w:rFonts w:ascii="Roboto" w:cs="Roboto" w:hAnsi="Roboto" w:eastAsia="Roboto"/>
+                <w:rFonts w:ascii="Roboto" w:hAnsi="Roboto" w:eastAsia="Roboto" w:cs="Roboto"/>
                 <w:i w:val="1"/>
                 <w:iCs w:val="1"/>
                 <w:outline w:val="0"/>
@@ -3162,26 +3182,26 @@
         </w:tc>
         <w:tc>
           <w:tcPr>
-            <w:tcW w:type="dxa" w:w="355"/>
+            <w:tcW w:w="355" w:type="dxa"/>
             <w:tcBorders>
-              <w:top w:val="single" w:color="000000" w:sz="4" w:space="0" w:shadow="0" w:frame="0"/>
-              <w:left w:val="single" w:color="000000" w:sz="4" w:space="0" w:shadow="0" w:frame="0"/>
-              <w:bottom w:val="single" w:color="000000" w:sz="4" w:space="0" w:shadow="0" w:frame="0"/>
-              <w:right w:val="single" w:color="000000" w:sz="4" w:space="0" w:shadow="0" w:frame="0"/>
+              <w:top w:val="single" w:color="000000" w:themeColor="text1" w:sz="4" w:space="0" w:shadow="0" w:frame="0"/>
+              <w:left w:val="single" w:color="000000" w:themeColor="text1" w:sz="4" w:space="0" w:shadow="0" w:frame="0"/>
+              <w:bottom w:val="single" w:color="000000" w:themeColor="text1" w:sz="4" w:space="0" w:shadow="0" w:frame="0"/>
+              <w:right w:val="single" w:color="000000" w:themeColor="text1" w:sz="4" w:space="0" w:shadow="0" w:frame="0"/>
             </w:tcBorders>
             <w:shd w:val="clear" w:color="auto" w:fill="auto"/>
             <w:tcMar>
-              <w:top w:type="dxa" w:w="80"/>
-              <w:left w:type="dxa" w:w="80"/>
-              <w:bottom w:type="dxa" w:w="80"/>
-              <w:right w:type="dxa" w:w="80"/>
+              <w:top w:w="80" w:type="dxa"/>
+              <w:left w:w="80" w:type="dxa"/>
+              <w:bottom w:w="80" w:type="dxa"/>
+              <w:right w:w="80" w:type="dxa"/>
             </w:tcMar>
             <w:vAlign w:val="top"/>
           </w:tcPr>
-          <w:p/>
+          <w:p wp14:textId="77777777"/>
         </w:tc>
       </w:tr>
-      <w:tr>
+      <w:tr xmlns:wp14="http://schemas.microsoft.com/office/word/2010/wordml" wp14:textId="77777777">
         <w:tblPrEx>
           <w:shd w:val="clear" w:color="auto" w:fill="ced7e7"/>
         </w:tblPrEx>
@@ -3190,23 +3210,23 @@
         </w:trPr>
         <w:tc>
           <w:tcPr>
-            <w:tcW w:type="dxa" w:w="9005"/>
+            <w:tcW w:w="9005" w:type="dxa"/>
             <w:tcBorders>
-              <w:top w:val="single" w:color="000000" w:sz="4" w:space="0" w:shadow="0" w:frame="0"/>
-              <w:left w:val="single" w:color="000000" w:sz="4" w:space="0" w:shadow="0" w:frame="0"/>
-              <w:bottom w:val="single" w:color="000000" w:sz="4" w:space="0" w:shadow="0" w:frame="0"/>
-              <w:right w:val="single" w:color="000000" w:sz="4" w:space="0" w:shadow="0" w:frame="0"/>
+              <w:top w:val="single" w:color="000000" w:themeColor="text1" w:sz="4" w:space="0" w:shadow="0" w:frame="0"/>
+              <w:left w:val="single" w:color="000000" w:themeColor="text1" w:sz="4" w:space="0" w:shadow="0" w:frame="0"/>
+              <w:bottom w:val="single" w:color="000000" w:themeColor="text1" w:sz="4" w:space="0" w:shadow="0" w:frame="0"/>
+              <w:right w:val="single" w:color="000000" w:themeColor="text1" w:sz="4" w:space="0" w:shadow="0" w:frame="0"/>
             </w:tcBorders>
             <w:shd w:val="clear" w:color="auto" w:fill="auto"/>
             <w:tcMar>
-              <w:top w:type="dxa" w:w="80"/>
-              <w:left w:type="dxa" w:w="80"/>
-              <w:bottom w:type="dxa" w:w="80"/>
-              <w:right w:type="dxa" w:w="80"/>
+              <w:top w:w="80" w:type="dxa"/>
+              <w:left w:w="80" w:type="dxa"/>
+              <w:bottom w:w="80" w:type="dxa"/>
+              <w:right w:w="80" w:type="dxa"/>
             </w:tcMar>
             <w:vAlign w:val="top"/>
           </w:tcPr>
-          <w:p>
+          <w:p wp14:textId="77777777">
             <w:pPr>
               <w:pStyle w:val="Body A"/>
               <w:spacing w:line="240" w:lineRule="auto"/>
@@ -3215,7 +3235,7 @@
             <w:r>
               <w:rPr>
                 <w:rStyle w:val="None"/>
-                <w:rFonts w:ascii="Roboto" w:cs="Roboto" w:hAnsi="Roboto" w:eastAsia="Roboto"/>
+                <w:rFonts w:ascii="Roboto" w:hAnsi="Roboto" w:eastAsia="Roboto" w:cs="Roboto"/>
                 <w:b w:val="1"/>
                 <w:bCs w:val="1"/>
                 <w:outline w:val="0"/>
@@ -3238,26 +3258,26 @@
         </w:tc>
         <w:tc>
           <w:tcPr>
-            <w:tcW w:type="dxa" w:w="355"/>
+            <w:tcW w:w="355" w:type="dxa"/>
             <w:tcBorders>
-              <w:top w:val="single" w:color="000000" w:sz="4" w:space="0" w:shadow="0" w:frame="0"/>
-              <w:left w:val="single" w:color="000000" w:sz="4" w:space="0" w:shadow="0" w:frame="0"/>
+              <w:top w:val="single" w:color="000000" w:themeColor="text1" w:sz="4" w:space="0" w:shadow="0" w:frame="0"/>
+              <w:left w:val="single" w:color="000000" w:themeColor="text1" w:sz="4" w:space="0" w:shadow="0" w:frame="0"/>
               <w:bottom w:val="nil"/>
               <w:right w:val="nil"/>
             </w:tcBorders>
             <w:shd w:val="clear" w:color="auto" w:fill="auto"/>
             <w:tcMar>
-              <w:top w:type="dxa" w:w="80"/>
-              <w:left w:type="dxa" w:w="80"/>
-              <w:bottom w:type="dxa" w:w="80"/>
-              <w:right w:type="dxa" w:w="80"/>
+              <w:top w:w="80" w:type="dxa"/>
+              <w:left w:w="80" w:type="dxa"/>
+              <w:bottom w:w="80" w:type="dxa"/>
+              <w:right w:w="80" w:type="dxa"/>
             </w:tcMar>
             <w:vAlign w:val="top"/>
           </w:tcPr>
-          <w:p/>
+          <w:p wp14:textId="77777777"/>
         </w:tc>
       </w:tr>
-      <w:tr>
+      <w:tr xmlns:wp14="http://schemas.microsoft.com/office/word/2010/wordml" wp14:textId="77777777">
         <w:tblPrEx>
           <w:shd w:val="clear" w:color="auto" w:fill="ced7e7"/>
         </w:tblPrEx>
@@ -3266,23 +3286,23 @@
         </w:trPr>
         <w:tc>
           <w:tcPr>
-            <w:tcW w:type="dxa" w:w="9005"/>
+            <w:tcW w:w="9005" w:type="dxa"/>
             <w:tcBorders>
-              <w:top w:val="single" w:color="000000" w:sz="4" w:space="0" w:shadow="0" w:frame="0"/>
-              <w:left w:val="single" w:color="000000" w:sz="4" w:space="0" w:shadow="0" w:frame="0"/>
-              <w:bottom w:val="single" w:color="000000" w:sz="4" w:space="0" w:shadow="0" w:frame="0"/>
-              <w:right w:val="single" w:color="000000" w:sz="4" w:space="0" w:shadow="0" w:frame="0"/>
+              <w:top w:val="single" w:color="000000" w:themeColor="text1" w:sz="4" w:space="0" w:shadow="0" w:frame="0"/>
+              <w:left w:val="single" w:color="000000" w:themeColor="text1" w:sz="4" w:space="0" w:shadow="0" w:frame="0"/>
+              <w:bottom w:val="single" w:color="000000" w:themeColor="text1" w:sz="4" w:space="0" w:shadow="0" w:frame="0"/>
+              <w:right w:val="single" w:color="000000" w:themeColor="text1" w:sz="4" w:space="0" w:shadow="0" w:frame="0"/>
             </w:tcBorders>
             <w:shd w:val="clear" w:color="auto" w:fill="auto"/>
             <w:tcMar>
-              <w:top w:type="dxa" w:w="80"/>
-              <w:left w:type="dxa" w:w="800"/>
-              <w:bottom w:type="dxa" w:w="80"/>
-              <w:right w:type="dxa" w:w="80"/>
+              <w:top w:w="80" w:type="dxa"/>
+              <w:left w:w="800" w:type="dxa"/>
+              <w:bottom w:w="80" w:type="dxa"/>
+              <w:right w:w="80" w:type="dxa"/>
             </w:tcMar>
             <w:vAlign w:val="top"/>
           </w:tcPr>
-          <w:p>
+          <w:p wp14:textId="77777777">
             <w:pPr>
               <w:pStyle w:val="Body A"/>
               <w:spacing w:line="240" w:lineRule="auto"/>
@@ -3291,14 +3311,14 @@
             <w:r>
               <w:rPr>
                 <w:rStyle w:val="None"/>
-                <w:rFonts w:ascii="Times New Roman" w:cs="Times New Roman" w:hAnsi="Times New Roman" w:eastAsia="Times New Roman"/>
+                <w:rFonts w:ascii="Times New Roman" w:hAnsi="Times New Roman" w:eastAsia="Times New Roman" w:cs="Times New Roman"/>
                 <w:sz w:val="24"/>
                 <w:szCs w:val="24"/>
                 <w:shd w:val="nil" w:color="auto" w:fill="auto"/>
                 <w:lang w:val="en-US"/>
               </w:rPr>
               <w:drawing xmlns:a="http://schemas.openxmlformats.org/drawingml/2006/main">
-                <wp:inline distT="0" distB="0" distL="0" distR="0">
+                <wp:inline xmlns:wp14="http://schemas.microsoft.com/office/word/2010/wordprocessingDrawing" distT="0" distB="0" distL="0" distR="0" wp14:anchorId="027118B5" wp14:editId="7777777">
                   <wp:extent cx="3409950" cy="5610225"/>
                   <wp:effectExtent l="0" t="0" r="0" b="0"/>
                   <wp:docPr id="1073741825" name="officeArt object" descr="drawing"/>
@@ -3344,26 +3364,26 @@
         </w:tc>
         <w:tc>
           <w:tcPr>
-            <w:tcW w:type="dxa" w:w="355"/>
+            <w:tcW w:w="355" w:type="dxa"/>
             <w:tcBorders>
               <w:top w:val="nil"/>
-              <w:left w:val="single" w:color="000000" w:sz="4" w:space="0" w:shadow="0" w:frame="0"/>
+              <w:left w:val="single" w:color="000000" w:themeColor="text1" w:sz="4" w:space="0" w:shadow="0" w:frame="0"/>
               <w:bottom w:val="nil"/>
               <w:right w:val="nil"/>
             </w:tcBorders>
             <w:shd w:val="clear" w:color="auto" w:fill="auto"/>
             <w:tcMar>
-              <w:top w:type="dxa" w:w="80"/>
-              <w:left w:type="dxa" w:w="80"/>
-              <w:bottom w:type="dxa" w:w="80"/>
-              <w:right w:type="dxa" w:w="80"/>
+              <w:top w:w="80" w:type="dxa"/>
+              <w:left w:w="80" w:type="dxa"/>
+              <w:bottom w:w="80" w:type="dxa"/>
+              <w:right w:w="80" w:type="dxa"/>
             </w:tcMar>
             <w:vAlign w:val="top"/>
           </w:tcPr>
-          <w:p/>
+          <w:p wp14:textId="77777777"/>
         </w:tc>
       </w:tr>
-      <w:tr>
+      <w:tr xmlns:wp14="http://schemas.microsoft.com/office/word/2010/wordml" wp14:textId="77777777">
         <w:tblPrEx>
           <w:shd w:val="clear" w:color="auto" w:fill="ced7e7"/>
         </w:tblPrEx>
@@ -3372,23 +3392,23 @@
         </w:trPr>
         <w:tc>
           <w:tcPr>
-            <w:tcW w:type="dxa" w:w="9005"/>
+            <w:tcW w:w="9005" w:type="dxa"/>
             <w:tcBorders>
-              <w:top w:val="single" w:color="000000" w:sz="4" w:space="0" w:shadow="0" w:frame="0"/>
-              <w:left w:val="single" w:color="000000" w:sz="4" w:space="0" w:shadow="0" w:frame="0"/>
-              <w:bottom w:val="single" w:color="000000" w:sz="4" w:space="0" w:shadow="0" w:frame="0"/>
-              <w:right w:val="single" w:color="000000" w:sz="4" w:space="0" w:shadow="0" w:frame="0"/>
+              <w:top w:val="single" w:color="000000" w:themeColor="text1" w:sz="4" w:space="0" w:shadow="0" w:frame="0"/>
+              <w:left w:val="single" w:color="000000" w:themeColor="text1" w:sz="4" w:space="0" w:shadow="0" w:frame="0"/>
+              <w:bottom w:val="single" w:color="000000" w:themeColor="text1" w:sz="4" w:space="0" w:shadow="0" w:frame="0"/>
+              <w:right w:val="single" w:color="000000" w:themeColor="text1" w:sz="4" w:space="0" w:shadow="0" w:frame="0"/>
             </w:tcBorders>
             <w:shd w:val="clear" w:color="auto" w:fill="auto"/>
             <w:tcMar>
-              <w:top w:type="dxa" w:w="80"/>
-              <w:left w:type="dxa" w:w="80"/>
-              <w:bottom w:type="dxa" w:w="80"/>
-              <w:right w:type="dxa" w:w="80"/>
+              <w:top w:w="80" w:type="dxa"/>
+              <w:left w:w="80" w:type="dxa"/>
+              <w:bottom w:w="80" w:type="dxa"/>
+              <w:right w:w="80" w:type="dxa"/>
             </w:tcMar>
             <w:vAlign w:val="top"/>
           </w:tcPr>
-          <w:p>
+          <w:p wp14:textId="77777777">
             <w:pPr>
               <w:pStyle w:val="Body A"/>
               <w:spacing w:line="240" w:lineRule="auto"/>
@@ -3397,7 +3417,7 @@
             <w:r>
               <w:rPr>
                 <w:rStyle w:val="None"/>
-                <w:rFonts w:ascii="Roboto" w:cs="Roboto" w:hAnsi="Roboto" w:eastAsia="Roboto"/>
+                <w:rFonts w:ascii="Roboto" w:hAnsi="Roboto" w:eastAsia="Roboto" w:cs="Roboto"/>
                 <w:b w:val="1"/>
                 <w:bCs w:val="1"/>
                 <w:outline w:val="0"/>
@@ -3420,26 +3440,26 @@
         </w:tc>
         <w:tc>
           <w:tcPr>
-            <w:tcW w:type="dxa" w:w="355"/>
+            <w:tcW w:w="355" w:type="dxa"/>
             <w:tcBorders>
               <w:top w:val="nil"/>
-              <w:left w:val="single" w:color="000000" w:sz="4" w:space="0" w:shadow="0" w:frame="0"/>
+              <w:left w:val="single" w:color="000000" w:themeColor="text1" w:sz="4" w:space="0" w:shadow="0" w:frame="0"/>
               <w:bottom w:val="nil"/>
               <w:right w:val="nil"/>
             </w:tcBorders>
             <w:shd w:val="clear" w:color="auto" w:fill="auto"/>
             <w:tcMar>
-              <w:top w:type="dxa" w:w="80"/>
-              <w:left w:type="dxa" w:w="80"/>
-              <w:bottom w:type="dxa" w:w="80"/>
-              <w:right w:type="dxa" w:w="80"/>
+              <w:top w:w="80" w:type="dxa"/>
+              <w:left w:w="80" w:type="dxa"/>
+              <w:bottom w:w="80" w:type="dxa"/>
+              <w:right w:w="80" w:type="dxa"/>
             </w:tcMar>
             <w:vAlign w:val="top"/>
           </w:tcPr>
-          <w:p/>
+          <w:p wp14:textId="77777777"/>
         </w:tc>
       </w:tr>
-      <w:tr>
+      <w:tr xmlns:wp14="http://schemas.microsoft.com/office/word/2010/wordml" wp14:textId="77777777">
         <w:tblPrEx>
           <w:shd w:val="clear" w:color="auto" w:fill="ced7e7"/>
         </w:tblPrEx>
@@ -3448,33 +3468,33 @@
         </w:trPr>
         <w:tc>
           <w:tcPr>
-            <w:tcW w:type="dxa" w:w="9005"/>
+            <w:tcW w:w="9005" w:type="dxa"/>
             <w:tcBorders>
-              <w:top w:val="single" w:color="000000" w:sz="4" w:space="0" w:shadow="0" w:frame="0"/>
-              <w:left w:val="single" w:color="000000" w:sz="4" w:space="0" w:shadow="0" w:frame="0"/>
-              <w:bottom w:val="single" w:color="000000" w:sz="4" w:space="0" w:shadow="0" w:frame="0"/>
-              <w:right w:val="single" w:color="000000" w:sz="4" w:space="0" w:shadow="0" w:frame="0"/>
+              <w:top w:val="single" w:color="000000" w:themeColor="text1" w:sz="4" w:space="0" w:shadow="0" w:frame="0"/>
+              <w:left w:val="single" w:color="000000" w:themeColor="text1" w:sz="4" w:space="0" w:shadow="0" w:frame="0"/>
+              <w:bottom w:val="single" w:color="000000" w:themeColor="text1" w:sz="4" w:space="0" w:shadow="0" w:frame="0"/>
+              <w:right w:val="single" w:color="000000" w:themeColor="text1" w:sz="4" w:space="0" w:shadow="0" w:frame="0"/>
             </w:tcBorders>
             <w:shd w:val="clear" w:color="auto" w:fill="auto"/>
             <w:tcMar>
-              <w:top w:type="dxa" w:w="80"/>
-              <w:left w:type="dxa" w:w="80"/>
-              <w:bottom w:type="dxa" w:w="80"/>
-              <w:right w:type="dxa" w:w="80"/>
+              <w:top w:w="80" w:type="dxa"/>
+              <w:left w:w="80" w:type="dxa"/>
+              <w:bottom w:w="80" w:type="dxa"/>
+              <w:right w:w="80" w:type="dxa"/>
             </w:tcMar>
             <w:vAlign w:val="top"/>
           </w:tcPr>
-          <w:p>
+          <w:p wp14:textId="77777777">
             <w:pPr>
               <w:pStyle w:val="Default"/>
               <w:spacing w:before="0" w:after="322" w:line="240" w:lineRule="auto"/>
               <w:jc w:val="left"/>
               <w:rPr>
-                <w:rFonts w:ascii="Roboto" w:cs="Roboto" w:hAnsi="Roboto" w:eastAsia="Roboto"/>
-              </w:rPr>
-            </w:pPr>
-          </w:p>
-          <w:p>
+                <w:rFonts w:ascii="Roboto" w:hAnsi="Roboto" w:eastAsia="Roboto" w:cs="Roboto"/>
+              </w:rPr>
+            </w:pPr>
+          </w:p>
+          <w:p wp14:textId="77777777">
             <w:pPr>
               <w:pStyle w:val="Default"/>
               <w:numPr>
@@ -3483,20 +3503,20 @@
               </w:numPr>
               <w:spacing w:before="0" w:after="240" w:line="240" w:lineRule="auto"/>
               <w:rPr>
-                <w:rFonts w:ascii="Roboto" w:cs="Roboto" w:hAnsi="Roboto" w:eastAsia="Roboto"/>
-                <w:lang w:val="en-US"/>
-              </w:rPr>
-            </w:pPr>
-            <w:r>
-              <w:rPr>
-                <w:rFonts w:ascii="Roboto" w:cs="Roboto" w:hAnsi="Roboto" w:eastAsia="Roboto"/>
+                <w:rFonts w:ascii="Roboto" w:hAnsi="Roboto" w:eastAsia="Roboto" w:cs="Roboto"/>
+                <w:lang w:val="en-US"/>
+              </w:rPr>
+            </w:pPr>
+            <w:r>
+              <w:rPr>
+                <w:rFonts w:ascii="Roboto" w:hAnsi="Roboto" w:eastAsia="Roboto" w:cs="Roboto"/>
                 <w:rtl w:val="0"/>
                 <w:lang w:val="en-US"/>
               </w:rPr>
               <w:t>Find a hospital in Carrollton where you could receive medical treatment.</w:t>
             </w:r>
           </w:p>
-          <w:p>
+          <w:p wp14:textId="77777777">
             <w:pPr>
               <w:pStyle w:val="Default"/>
               <w:numPr>
@@ -3505,20 +3525,20 @@
               </w:numPr>
               <w:spacing w:before="0" w:after="240" w:line="240" w:lineRule="auto"/>
               <w:rPr>
-                <w:rFonts w:ascii="Roboto" w:cs="Roboto" w:hAnsi="Roboto" w:eastAsia="Roboto"/>
-                <w:lang w:val="en-US"/>
-              </w:rPr>
-            </w:pPr>
-            <w:r>
-              <w:rPr>
-                <w:rFonts w:ascii="Roboto" w:cs="Roboto" w:hAnsi="Roboto" w:eastAsia="Roboto"/>
+                <w:rFonts w:ascii="Roboto" w:hAnsi="Roboto" w:eastAsia="Roboto" w:cs="Roboto"/>
+                <w:lang w:val="en-US"/>
+              </w:rPr>
+            </w:pPr>
+            <w:r>
+              <w:rPr>
+                <w:rFonts w:ascii="Roboto" w:hAnsi="Roboto" w:eastAsia="Roboto" w:cs="Roboto"/>
                 <w:rtl w:val="0"/>
                 <w:lang w:val="en-US"/>
               </w:rPr>
               <w:t>Find a primary care physician that you could visit for a general health checkup.</w:t>
             </w:r>
           </w:p>
-          <w:p>
+          <w:p wp14:textId="77777777">
             <w:pPr>
               <w:pStyle w:val="Default"/>
               <w:numPr>
@@ -3527,13 +3547,13 @@
               </w:numPr>
               <w:spacing w:before="0" w:after="240" w:line="240" w:lineRule="auto"/>
               <w:rPr>
-                <w:rFonts w:ascii="Roboto" w:cs="Roboto" w:hAnsi="Roboto" w:eastAsia="Roboto"/>
-                <w:lang w:val="en-US"/>
-              </w:rPr>
-            </w:pPr>
-            <w:r>
-              <w:rPr>
-                <w:rFonts w:ascii="Roboto" w:cs="Roboto" w:hAnsi="Roboto" w:eastAsia="Roboto"/>
+                <w:rFonts w:ascii="Roboto" w:hAnsi="Roboto" w:eastAsia="Roboto" w:cs="Roboto"/>
+                <w:lang w:val="en-US"/>
+              </w:rPr>
+            </w:pPr>
+            <w:r>
+              <w:rPr>
+                <w:rFonts w:ascii="Roboto" w:hAnsi="Roboto" w:eastAsia="Roboto" w:cs="Roboto"/>
                 <w:rtl w:val="0"/>
                 <w:lang w:val="en-US"/>
               </w:rPr>
@@ -3541,7 +3561,7 @@
             </w:r>
             <w:r>
               <w:rPr>
-                <w:rFonts w:ascii="Roboto" w:cs="Roboto" w:hAnsi="Roboto" w:eastAsia="Roboto"/>
+                <w:rFonts w:ascii="Roboto" w:hAnsi="Roboto" w:eastAsia="Roboto" w:cs="Roboto"/>
                 <w:rtl w:val="0"/>
                 <w:lang w:val="en-US"/>
               </w:rPr>
@@ -3549,14 +3569,14 @@
             </w:r>
             <w:r>
               <w:rPr>
-                <w:rFonts w:ascii="Roboto" w:cs="Roboto" w:hAnsi="Roboto" w:eastAsia="Roboto"/>
+                <w:rFonts w:ascii="Roboto" w:hAnsi="Roboto" w:eastAsia="Roboto" w:cs="Roboto"/>
                 <w:rtl w:val="0"/>
                 <w:lang w:val="en-US"/>
               </w:rPr>
               <w:t>s office hours and contact information.</w:t>
             </w:r>
           </w:p>
-          <w:p>
+          <w:p wp14:textId="77777777">
             <w:pPr>
               <w:pStyle w:val="Default"/>
               <w:numPr>
@@ -3565,20 +3585,20 @@
               </w:numPr>
               <w:spacing w:before="0" w:after="240" w:line="240" w:lineRule="auto"/>
               <w:rPr>
-                <w:rFonts w:ascii="Roboto" w:cs="Roboto" w:hAnsi="Roboto" w:eastAsia="Roboto"/>
-                <w:lang w:val="en-US"/>
-              </w:rPr>
-            </w:pPr>
-            <w:r>
-              <w:rPr>
-                <w:rFonts w:ascii="Roboto" w:cs="Roboto" w:hAnsi="Roboto" w:eastAsia="Roboto"/>
+                <w:rFonts w:ascii="Roboto" w:hAnsi="Roboto" w:eastAsia="Roboto" w:cs="Roboto"/>
+                <w:lang w:val="en-US"/>
+              </w:rPr>
+            </w:pPr>
+            <w:r>
+              <w:rPr>
+                <w:rFonts w:ascii="Roboto" w:hAnsi="Roboto" w:eastAsia="Roboto" w:cs="Roboto"/>
                 <w:rtl w:val="0"/>
                 <w:lang w:val="en-US"/>
               </w:rPr>
               <w:t>Find the nearest emergency room if someone needs urgent medical attention.</w:t>
             </w:r>
           </w:p>
-          <w:p>
+          <w:p wp14:textId="77777777">
             <w:pPr>
               <w:pStyle w:val="Default"/>
               <w:numPr>
@@ -3587,13 +3607,13 @@
               </w:numPr>
               <w:spacing w:before="0" w:after="240" w:line="240" w:lineRule="auto"/>
               <w:rPr>
-                <w:rFonts w:ascii="Roboto" w:cs="Roboto" w:hAnsi="Roboto" w:eastAsia="Roboto"/>
-                <w:lang w:val="en-US"/>
-              </w:rPr>
-            </w:pPr>
-            <w:r>
-              <w:rPr>
-                <w:rFonts w:ascii="Roboto" w:cs="Roboto" w:hAnsi="Roboto" w:eastAsia="Roboto"/>
+                <w:rFonts w:ascii="Roboto" w:hAnsi="Roboto" w:eastAsia="Roboto" w:cs="Roboto"/>
+                <w:lang w:val="en-US"/>
+              </w:rPr>
+            </w:pPr>
+            <w:r>
+              <w:rPr>
+                <w:rFonts w:ascii="Roboto" w:hAnsi="Roboto" w:eastAsia="Roboto" w:cs="Roboto"/>
                 <w:rtl w:val="0"/>
                 <w:lang w:val="en-US"/>
               </w:rPr>
@@ -3602,33 +3622,33 @@
             <w:r>
               <w:rPr>
                 <w:rStyle w:val="None"/>
-                <w:rFonts w:ascii="Roboto" w:cs="Roboto" w:hAnsi="Roboto" w:eastAsia="Roboto"/>
+                <w:rFonts w:ascii="Roboto" w:hAnsi="Roboto" w:eastAsia="Roboto" w:cs="Roboto"/>
               </w:rPr>
             </w:r>
           </w:p>
         </w:tc>
         <w:tc>
           <w:tcPr>
-            <w:tcW w:type="dxa" w:w="355"/>
+            <w:tcW w:w="355" w:type="dxa"/>
             <w:tcBorders>
               <w:top w:val="nil"/>
-              <w:left w:val="single" w:color="000000" w:sz="4" w:space="0" w:shadow="0" w:frame="0"/>
+              <w:left w:val="single" w:color="000000" w:themeColor="text1" w:sz="4" w:space="0" w:shadow="0" w:frame="0"/>
               <w:bottom w:val="nil"/>
               <w:right w:val="nil"/>
             </w:tcBorders>
             <w:shd w:val="clear" w:color="auto" w:fill="auto"/>
             <w:tcMar>
-              <w:top w:type="dxa" w:w="80"/>
-              <w:left w:type="dxa" w:w="80"/>
-              <w:bottom w:type="dxa" w:w="80"/>
-              <w:right w:type="dxa" w:w="80"/>
+              <w:top w:w="80" w:type="dxa"/>
+              <w:left w:w="80" w:type="dxa"/>
+              <w:bottom w:w="80" w:type="dxa"/>
+              <w:right w:w="80" w:type="dxa"/>
             </w:tcMar>
             <w:vAlign w:val="top"/>
           </w:tcPr>
-          <w:p/>
+          <w:p wp14:textId="77777777"/>
         </w:tc>
       </w:tr>
-      <w:tr>
+      <w:tr xmlns:wp14="http://schemas.microsoft.com/office/word/2010/wordml" wp14:textId="77777777">
         <w:tblPrEx>
           <w:shd w:val="clear" w:color="auto" w:fill="ced7e7"/>
         </w:tblPrEx>
@@ -3637,23 +3657,23 @@
         </w:trPr>
         <w:tc>
           <w:tcPr>
-            <w:tcW w:type="dxa" w:w="9005"/>
+            <w:tcW w:w="9005" w:type="dxa"/>
             <w:tcBorders>
-              <w:top w:val="single" w:color="000000" w:sz="4" w:space="0" w:shadow="0" w:frame="0"/>
-              <w:left w:val="single" w:color="000000" w:sz="4" w:space="0" w:shadow="0" w:frame="0"/>
-              <w:bottom w:val="single" w:color="000000" w:sz="4" w:space="0" w:shadow="0" w:frame="0"/>
-              <w:right w:val="single" w:color="000000" w:sz="4" w:space="0" w:shadow="0" w:frame="0"/>
+              <w:top w:val="single" w:color="000000" w:themeColor="text1" w:sz="4" w:space="0" w:shadow="0" w:frame="0"/>
+              <w:left w:val="single" w:color="000000" w:themeColor="text1" w:sz="4" w:space="0" w:shadow="0" w:frame="0"/>
+              <w:bottom w:val="single" w:color="000000" w:themeColor="text1" w:sz="4" w:space="0" w:shadow="0" w:frame="0"/>
+              <w:right w:val="single" w:color="000000" w:themeColor="text1" w:sz="4" w:space="0" w:shadow="0" w:frame="0"/>
             </w:tcBorders>
             <w:shd w:val="clear" w:color="auto" w:fill="auto"/>
             <w:tcMar>
-              <w:top w:type="dxa" w:w="80"/>
-              <w:left w:type="dxa" w:w="80"/>
-              <w:bottom w:type="dxa" w:w="80"/>
-              <w:right w:type="dxa" w:w="80"/>
+              <w:top w:w="80" w:type="dxa"/>
+              <w:left w:w="80" w:type="dxa"/>
+              <w:bottom w:w="80" w:type="dxa"/>
+              <w:right w:w="80" w:type="dxa"/>
             </w:tcMar>
             <w:vAlign w:val="top"/>
           </w:tcPr>
-          <w:p>
+          <w:p wp14:textId="77777777">
             <w:pPr>
               <w:pStyle w:val="Body A"/>
               <w:spacing w:line="240" w:lineRule="auto"/>
@@ -3662,7 +3682,7 @@
             <w:r>
               <w:rPr>
                 <w:rStyle w:val="None"/>
-                <w:rFonts w:ascii="Roboto" w:cs="Roboto" w:hAnsi="Roboto" w:eastAsia="Roboto"/>
+                <w:rFonts w:ascii="Roboto" w:hAnsi="Roboto" w:eastAsia="Roboto" w:cs="Roboto"/>
                 <w:b w:val="1"/>
                 <w:bCs w:val="1"/>
                 <w:outline w:val="0"/>
@@ -3685,26 +3705,26 @@
         </w:tc>
         <w:tc>
           <w:tcPr>
-            <w:tcW w:type="dxa" w:w="355"/>
+            <w:tcW w:w="355" w:type="dxa"/>
             <w:tcBorders>
               <w:top w:val="nil"/>
-              <w:left w:val="single" w:color="000000" w:sz="4" w:space="0" w:shadow="0" w:frame="0"/>
+              <w:left w:val="single" w:color="000000" w:themeColor="text1" w:sz="4" w:space="0" w:shadow="0" w:frame="0"/>
               <w:bottom w:val="nil"/>
               <w:right w:val="nil"/>
             </w:tcBorders>
             <w:shd w:val="clear" w:color="auto" w:fill="auto"/>
             <w:tcMar>
-              <w:top w:type="dxa" w:w="80"/>
-              <w:left w:type="dxa" w:w="80"/>
-              <w:bottom w:type="dxa" w:w="80"/>
-              <w:right w:type="dxa" w:w="80"/>
+              <w:top w:w="80" w:type="dxa"/>
+              <w:left w:w="80" w:type="dxa"/>
+              <w:bottom w:w="80" w:type="dxa"/>
+              <w:right w:w="80" w:type="dxa"/>
             </w:tcMar>
             <w:vAlign w:val="top"/>
           </w:tcPr>
-          <w:p/>
+          <w:p wp14:textId="77777777"/>
         </w:tc>
       </w:tr>
-      <w:tr>
+      <w:tr xmlns:wp14="http://schemas.microsoft.com/office/word/2010/wordml" wp14:textId="77777777">
         <w:tblPrEx>
           <w:shd w:val="clear" w:color="auto" w:fill="ced7e7"/>
         </w:tblPrEx>
@@ -3713,23 +3733,23 @@
         </w:trPr>
         <w:tc>
           <w:tcPr>
-            <w:tcW w:type="dxa" w:w="9005"/>
+            <w:tcW w:w="9005" w:type="dxa"/>
             <w:tcBorders>
-              <w:top w:val="single" w:color="000000" w:sz="4" w:space="0" w:shadow="0" w:frame="0"/>
-              <w:left w:val="single" w:color="000000" w:sz="4" w:space="0" w:shadow="0" w:frame="0"/>
-              <w:bottom w:val="single" w:color="000000" w:sz="4" w:space="0" w:shadow="0" w:frame="0"/>
-              <w:right w:val="single" w:color="000000" w:sz="4" w:space="0" w:shadow="0" w:frame="0"/>
+              <w:top w:val="single" w:color="000000" w:themeColor="text1" w:sz="4" w:space="0" w:shadow="0" w:frame="0"/>
+              <w:left w:val="single" w:color="000000" w:themeColor="text1" w:sz="4" w:space="0" w:shadow="0" w:frame="0"/>
+              <w:bottom w:val="single" w:color="000000" w:themeColor="text1" w:sz="4" w:space="0" w:shadow="0" w:frame="0"/>
+              <w:right w:val="single" w:color="000000" w:themeColor="text1" w:sz="4" w:space="0" w:shadow="0" w:frame="0"/>
             </w:tcBorders>
             <w:shd w:val="clear" w:color="auto" w:fill="auto"/>
             <w:tcMar>
-              <w:top w:type="dxa" w:w="80"/>
-              <w:left w:type="dxa" w:w="80"/>
-              <w:bottom w:type="dxa" w:w="80"/>
-              <w:right w:type="dxa" w:w="80"/>
+              <w:top w:w="80" w:type="dxa"/>
+              <w:left w:w="80" w:type="dxa"/>
+              <w:bottom w:w="80" w:type="dxa"/>
+              <w:right w:w="80" w:type="dxa"/>
             </w:tcMar>
             <w:vAlign w:val="top"/>
           </w:tcPr>
-          <w:p>
+          <w:p wp14:textId="77777777">
             <w:pPr>
               <w:pStyle w:val="Body A"/>
               <w:spacing w:line="240" w:lineRule="auto"/>
@@ -3738,7 +3758,7 @@
             <w:r>
               <w:rPr>
                 <w:rStyle w:val="None"/>
-                <w:rFonts w:ascii="Roboto" w:cs="Roboto" w:hAnsi="Roboto" w:eastAsia="Roboto"/>
+                <w:rFonts w:ascii="Roboto" w:hAnsi="Roboto" w:eastAsia="Roboto" w:cs="Roboto"/>
                 <w:b w:val="1"/>
                 <w:bCs w:val="1"/>
                 <w:outline w:val="0"/>
@@ -3761,26 +3781,26 @@
         </w:tc>
         <w:tc>
           <w:tcPr>
-            <w:tcW w:type="dxa" w:w="355"/>
+            <w:tcW w:w="355" w:type="dxa"/>
             <w:tcBorders>
               <w:top w:val="nil"/>
-              <w:left w:val="single" w:color="000000" w:sz="4" w:space="0" w:shadow="0" w:frame="0"/>
+              <w:left w:val="single" w:color="000000" w:themeColor="text1" w:sz="4" w:space="0" w:shadow="0" w:frame="0"/>
               <w:bottom w:val="nil"/>
               <w:right w:val="nil"/>
             </w:tcBorders>
             <w:shd w:val="clear" w:color="auto" w:fill="auto"/>
             <w:tcMar>
-              <w:top w:type="dxa" w:w="80"/>
-              <w:left w:type="dxa" w:w="80"/>
-              <w:bottom w:type="dxa" w:w="80"/>
-              <w:right w:type="dxa" w:w="80"/>
+              <w:top w:w="80" w:type="dxa"/>
+              <w:left w:w="80" w:type="dxa"/>
+              <w:bottom w:w="80" w:type="dxa"/>
+              <w:right w:w="80" w:type="dxa"/>
             </w:tcMar>
             <w:vAlign w:val="top"/>
           </w:tcPr>
-          <w:p/>
+          <w:p wp14:textId="77777777"/>
         </w:tc>
       </w:tr>
-      <w:tr>
+      <w:tr xmlns:wp14="http://schemas.microsoft.com/office/word/2010/wordml" wp14:textId="77777777">
         <w:tblPrEx>
           <w:shd w:val="clear" w:color="auto" w:fill="ced7e7"/>
         </w:tblPrEx>
@@ -3789,73 +3809,217 @@
         </w:trPr>
         <w:tc>
           <w:tcPr>
-            <w:tcW w:type="dxa" w:w="9005"/>
+            <w:tcW w:w="9005" w:type="dxa"/>
             <w:tcBorders>
-              <w:top w:val="single" w:color="000000" w:sz="4" w:space="0" w:shadow="0" w:frame="0"/>
-              <w:left w:val="single" w:color="000000" w:sz="4" w:space="0" w:shadow="0" w:frame="0"/>
-              <w:bottom w:val="single" w:color="000000" w:sz="4" w:space="0" w:shadow="0" w:frame="0"/>
-              <w:right w:val="single" w:color="000000" w:sz="4" w:space="0" w:shadow="0" w:frame="0"/>
+              <w:top w:val="single" w:color="000000" w:themeColor="text1" w:sz="4" w:space="0" w:shadow="0" w:frame="0"/>
+              <w:left w:val="single" w:color="000000" w:themeColor="text1" w:sz="4" w:space="0" w:shadow="0" w:frame="0"/>
+              <w:bottom w:val="single" w:color="000000" w:themeColor="text1" w:sz="4" w:space="0" w:shadow="0" w:frame="0"/>
+              <w:right w:val="single" w:color="000000" w:themeColor="text1" w:sz="4" w:space="0" w:shadow="0" w:frame="0"/>
             </w:tcBorders>
             <w:shd w:val="clear" w:color="auto" w:fill="auto"/>
             <w:tcMar>
-              <w:top w:type="dxa" w:w="80"/>
-              <w:left w:type="dxa" w:w="80"/>
-              <w:bottom w:type="dxa" w:w="80"/>
-              <w:right w:type="dxa" w:w="80"/>
+              <w:top w:w="80" w:type="dxa"/>
+              <w:left w:w="80" w:type="dxa"/>
+              <w:bottom w:w="80" w:type="dxa"/>
+              <w:right w:w="80" w:type="dxa"/>
             </w:tcMar>
             <w:vAlign w:val="top"/>
           </w:tcPr>
-          <w:p>
+          <w:p wp14:textId="1FFBED40">
+            <w:pPr>
+              <w:pStyle w:val="Default"/>
+              <w:numPr>
+                <w:ilvl w:val="0"/>
+                <w:numId w:val="5"/>
+              </w:numPr>
+              <w:spacing w:before="0" w:after="240" w:line="240" w:lineRule="auto"/>
+              <w:rPr>
+                <w:rFonts w:ascii="Roboto" w:hAnsi="Roboto" w:eastAsia="Roboto" w:cs="Roboto"/>
+                <w:lang w:val="en-US"/>
+              </w:rPr>
+            </w:pPr>
+            <w:r>
+              <w:rPr>
+                <w:rFonts w:ascii="Roboto" w:hAnsi="Roboto" w:eastAsia="Roboto" w:cs="Roboto"/>
+                <w:lang w:val="en-US"/>
+              </w:rPr>
+              <w:t xml:space="preserve">Find a hospital in Carrollton where you could receive medical treatment: </w:t>
+            </w:r>
+            <w:r>
+              <w:rPr>
+                <w:rFonts w:ascii="Roboto" w:hAnsi="Roboto" w:eastAsia="Roboto" w:cs="Roboto"/>
+                <w:lang w:val="en-US"/>
+              </w:rPr>
+              <w:t>6</w:t>
+            </w:r>
+            <w:r>
+              <w:rPr>
+                <w:rFonts w:ascii="Roboto" w:hAnsi="Roboto" w:eastAsia="Roboto" w:cs="Roboto"/>
+                <w:lang w:val="en-US"/>
+              </w:rPr>
+              <w:t xml:space="preserve"> seconds</w:t>
+            </w:r>
+          </w:p>
+          <w:p wp14:textId="05D1294F">
+            <w:pPr>
+              <w:pStyle w:val="Default"/>
+              <w:numPr>
+                <w:ilvl w:val="0"/>
+                <w:numId w:val="5"/>
+              </w:numPr>
+              <w:spacing w:before="0" w:after="240" w:line="240" w:lineRule="auto"/>
+              <w:rPr>
+                <w:rFonts w:ascii="Roboto" w:hAnsi="Roboto" w:eastAsia="Roboto" w:cs="Roboto"/>
+                <w:rtl w:val="0"/>
+                <w:lang w:val="en-US"/>
+              </w:rPr>
+            </w:pPr>
+            <w:r>
+              <w:rPr>
+                <w:rFonts w:ascii="Roboto" w:hAnsi="Roboto" w:eastAsia="Roboto" w:cs="Roboto"/>
+                <w:lang w:val="en-US"/>
+              </w:rPr>
+              <w:t xml:space="preserve">Find a primary care physician that you </w:t>
+            </w:r>
+            <w:r>
+              <w:rPr>
+                <w:rFonts w:ascii="Roboto" w:hAnsi="Roboto" w:eastAsia="Roboto" w:cs="Roboto"/>
+                <w:lang w:val="en-US"/>
+              </w:rPr>
+              <w:t>could visit for a general health checkup</w:t>
+            </w:r>
+            <w:r>
+              <w:rPr>
+                <w:rFonts w:ascii="Roboto" w:hAnsi="Roboto" w:eastAsia="Roboto" w:cs="Roboto"/>
+                <w:lang w:val="en-US"/>
+              </w:rPr>
+              <w:t>: 10 seconds</w:t>
+            </w:r>
+          </w:p>
+          <w:p wp14:textId="0F5AFBFB">
+            <w:pPr>
+              <w:pStyle w:val="Default"/>
+              <w:numPr>
+                <w:ilvl w:val="0"/>
+                <w:numId w:val="5"/>
+              </w:numPr>
+              <w:spacing w:before="0" w:after="240" w:line="240" w:lineRule="auto"/>
+              <w:rPr>
+                <w:rFonts w:ascii="Roboto" w:hAnsi="Roboto" w:eastAsia="Roboto" w:cs="Roboto"/>
+                <w:rtl w:val="0"/>
+                <w:lang w:val="en-US"/>
+              </w:rPr>
+            </w:pPr>
+            <w:r>
+              <w:rPr>
+                <w:rFonts w:ascii="Roboto" w:hAnsi="Roboto" w:eastAsia="Roboto" w:cs="Roboto"/>
+                <w:lang w:val="en-US"/>
+              </w:rPr>
+              <w:t>Find information about a provider’s office hours and contact information</w:t>
+            </w:r>
+            <w:r>
+              <w:rPr>
+                <w:rFonts w:ascii="Roboto" w:hAnsi="Roboto" w:eastAsia="Roboto" w:cs="Roboto"/>
+                <w:lang w:val="en-US"/>
+              </w:rPr>
+              <w:t>: 2 seconds.</w:t>
+            </w:r>
+          </w:p>
+          <w:p wp14:textId="227428FD">
+            <w:pPr>
+              <w:pStyle w:val="Default"/>
+              <w:numPr>
+                <w:ilvl w:val="0"/>
+                <w:numId w:val="5"/>
+              </w:numPr>
+              <w:spacing w:before="0" w:after="240" w:line="240" w:lineRule="auto"/>
+              <w:rPr>
+                <w:rFonts w:ascii="Roboto" w:hAnsi="Roboto" w:eastAsia="Roboto" w:cs="Roboto"/>
+                <w:rtl w:val="0"/>
+                <w:lang w:val="en-US"/>
+              </w:rPr>
+            </w:pPr>
+            <w:r>
+              <w:rPr>
+                <w:rFonts w:ascii="Roboto" w:hAnsi="Roboto" w:eastAsia="Roboto" w:cs="Roboto"/>
+                <w:lang w:val="en-US"/>
+              </w:rPr>
+              <w:t>Find the nearest emergency room if someone needs urgent medical attention</w:t>
+            </w:r>
+            <w:r>
+              <w:rPr>
+                <w:rFonts w:ascii="Roboto" w:hAnsi="Roboto" w:eastAsia="Roboto" w:cs="Roboto"/>
+                <w:lang w:val="en-US"/>
+              </w:rPr>
+              <w:t>: 5 seconds</w:t>
+            </w:r>
+          </w:p>
+          <w:p wp14:textId="069AE53A">
+            <w:pPr>
+              <w:pStyle w:val="Default"/>
+              <w:numPr>
+                <w:ilvl w:val="0"/>
+                <w:numId w:val="5"/>
+              </w:numPr>
+              <w:spacing w:before="0" w:after="240" w:line="240" w:lineRule="auto"/>
+              <w:rPr>
+                <w:rFonts w:ascii="Roboto" w:hAnsi="Roboto" w:eastAsia="Roboto" w:cs="Roboto"/>
+                <w:lang w:val="en-US"/>
+              </w:rPr>
+            </w:pPr>
+            <w:r>
+              <w:rPr>
+                <w:rFonts w:ascii="Roboto" w:hAnsi="Roboto" w:eastAsia="Roboto" w:cs="Roboto"/>
+                <w:lang w:val="en-US"/>
+              </w:rPr>
+              <w:t xml:space="preserve">Find a healthcare provider that accepts your insurance using the </w:t>
+            </w:r>
+            <w:r>
+              <w:rPr>
+                <w:rFonts w:ascii="Roboto" w:hAnsi="Roboto" w:eastAsia="Roboto" w:cs="Roboto"/>
+                <w:lang w:val="en-US"/>
+              </w:rPr>
+              <w:t>provider search tools</w:t>
+            </w:r>
+            <w:r>
+              <w:rPr>
+                <w:rFonts w:ascii="Roboto" w:hAnsi="Roboto" w:eastAsia="Roboto" w:cs="Roboto"/>
+                <w:lang w:val="en-US"/>
+              </w:rPr>
+              <w:t xml:space="preserve">: 7 seconds </w:t>
+            </w:r>
+          </w:p>
+          <w:p wp14:textId="21C6EF93">
             <w:pPr>
               <w:pStyle w:val="Body A"/>
-              <w:spacing w:line="240" w:lineRule="auto"/>
-            </w:pPr>
-            <w:r>
-              <w:rPr>
-                <w:rStyle w:val="None"/>
-                <w:rFonts w:ascii="Roboto" w:cs="Roboto" w:hAnsi="Roboto" w:eastAsia="Roboto"/>
-                <w:i w:val="1"/>
-                <w:iCs w:val="1"/>
-                <w:outline w:val="0"/>
-                <w:color w:val="1d2125"/>
-                <w:sz w:val="24"/>
-                <w:szCs w:val="24"/>
-                <w:u w:color="1d2125"/>
-                <w:shd w:val="nil" w:color="auto" w:fill="auto"/>
-                <w:rtl w:val="0"/>
-                <w:lang w:val="en-US"/>
-                <w14:textFill>
-                  <w14:solidFill>
-                    <w14:srgbClr w14:val="1D2125"/>
-                  </w14:solidFill>
-                </w14:textFill>
-              </w:rPr>
-              <w:t>Insert the time taken for each of the 5 tasks here</w:t>
-            </w:r>
+              <w:rPr>
+                <w:lang w:val="en-US"/>
+              </w:rPr>
+            </w:pPr>
           </w:p>
         </w:tc>
         <w:tc>
           <w:tcPr>
-            <w:tcW w:type="dxa" w:w="355"/>
+            <w:tcW w:w="355" w:type="dxa"/>
             <w:tcBorders>
               <w:top w:val="nil"/>
-              <w:left w:val="single" w:color="000000" w:sz="4" w:space="0" w:shadow="0" w:frame="0"/>
+              <w:left w:val="single" w:color="000000" w:themeColor="text1" w:sz="4" w:space="0" w:shadow="0" w:frame="0"/>
               <w:bottom w:val="nil"/>
               <w:right w:val="nil"/>
             </w:tcBorders>
             <w:shd w:val="clear" w:color="auto" w:fill="auto"/>
             <w:tcMar>
-              <w:top w:type="dxa" w:w="80"/>
-              <w:left w:type="dxa" w:w="80"/>
-              <w:bottom w:type="dxa" w:w="80"/>
-              <w:right w:type="dxa" w:w="80"/>
+              <w:top w:w="80" w:type="dxa"/>
+              <w:left w:w="80" w:type="dxa"/>
+              <w:bottom w:w="80" w:type="dxa"/>
+              <w:right w:w="80" w:type="dxa"/>
             </w:tcMar>
             <w:vAlign w:val="top"/>
           </w:tcPr>
-          <w:p/>
+          <w:p wp14:textId="77777777"/>
         </w:tc>
       </w:tr>
-      <w:tr>
+      <w:tr xmlns:wp14="http://schemas.microsoft.com/office/word/2010/wordml" wp14:textId="77777777">
         <w:tblPrEx>
           <w:shd w:val="clear" w:color="auto" w:fill="ced7e7"/>
         </w:tblPrEx>
@@ -3864,23 +4028,23 @@
         </w:trPr>
         <w:tc>
           <w:tcPr>
-            <w:tcW w:type="dxa" w:w="9005"/>
+            <w:tcW w:w="9005" w:type="dxa"/>
             <w:tcBorders>
-              <w:top w:val="single" w:color="000000" w:sz="4" w:space="0" w:shadow="0" w:frame="0"/>
-              <w:left w:val="single" w:color="000000" w:sz="4" w:space="0" w:shadow="0" w:frame="0"/>
-              <w:bottom w:val="single" w:color="000000" w:sz="4" w:space="0" w:shadow="0" w:frame="0"/>
-              <w:right w:val="single" w:color="000000" w:sz="4" w:space="0" w:shadow="0" w:frame="0"/>
+              <w:top w:val="single" w:color="000000" w:themeColor="text1" w:sz="4" w:space="0" w:shadow="0" w:frame="0"/>
+              <w:left w:val="single" w:color="000000" w:themeColor="text1" w:sz="4" w:space="0" w:shadow="0" w:frame="0"/>
+              <w:bottom w:val="single" w:color="000000" w:themeColor="text1" w:sz="4" w:space="0" w:shadow="0" w:frame="0"/>
+              <w:right w:val="single" w:color="000000" w:themeColor="text1" w:sz="4" w:space="0" w:shadow="0" w:frame="0"/>
             </w:tcBorders>
             <w:shd w:val="clear" w:color="auto" w:fill="auto"/>
             <w:tcMar>
-              <w:top w:type="dxa" w:w="80"/>
-              <w:left w:type="dxa" w:w="80"/>
-              <w:bottom w:type="dxa" w:w="80"/>
-              <w:right w:type="dxa" w:w="80"/>
+              <w:top w:w="80" w:type="dxa"/>
+              <w:left w:w="80" w:type="dxa"/>
+              <w:bottom w:w="80" w:type="dxa"/>
+              <w:right w:w="80" w:type="dxa"/>
             </w:tcMar>
             <w:vAlign w:val="top"/>
           </w:tcPr>
-          <w:p>
+          <w:p wp14:textId="77777777">
             <w:pPr>
               <w:pStyle w:val="Body A"/>
               <w:spacing w:line="240" w:lineRule="auto"/>
@@ -3889,7 +4053,7 @@
             <w:r>
               <w:rPr>
                 <w:rStyle w:val="None"/>
-                <w:rFonts w:ascii="Roboto" w:cs="Roboto" w:hAnsi="Roboto" w:eastAsia="Roboto"/>
+                <w:rFonts w:ascii="Roboto" w:hAnsi="Roboto" w:eastAsia="Roboto" w:cs="Roboto"/>
                 <w:b w:val="1"/>
                 <w:bCs w:val="1"/>
                 <w:outline w:val="0"/>
@@ -3912,26 +4076,26 @@
         </w:tc>
         <w:tc>
           <w:tcPr>
-            <w:tcW w:type="dxa" w:w="355"/>
+            <w:tcW w:w="355" w:type="dxa"/>
             <w:tcBorders>
               <w:top w:val="nil"/>
-              <w:left w:val="single" w:color="000000" w:sz="4" w:space="0" w:shadow="0" w:frame="0"/>
+              <w:left w:val="single" w:color="000000" w:themeColor="text1" w:sz="4" w:space="0" w:shadow="0" w:frame="0"/>
               <w:bottom w:val="nil"/>
               <w:right w:val="nil"/>
             </w:tcBorders>
             <w:shd w:val="clear" w:color="auto" w:fill="auto"/>
             <w:tcMar>
-              <w:top w:type="dxa" w:w="80"/>
-              <w:left w:type="dxa" w:w="80"/>
-              <w:bottom w:type="dxa" w:w="80"/>
-              <w:right w:type="dxa" w:w="80"/>
+              <w:top w:w="80" w:type="dxa"/>
+              <w:left w:w="80" w:type="dxa"/>
+              <w:bottom w:w="80" w:type="dxa"/>
+              <w:right w:w="80" w:type="dxa"/>
             </w:tcMar>
             <w:vAlign w:val="top"/>
           </w:tcPr>
-          <w:p/>
+          <w:p wp14:textId="77777777"/>
         </w:tc>
       </w:tr>
-      <w:tr>
+      <w:tr xmlns:wp14="http://schemas.microsoft.com/office/word/2010/wordml" wp14:textId="77777777">
         <w:tblPrEx>
           <w:shd w:val="clear" w:color="auto" w:fill="ced7e7"/>
         </w:tblPrEx>
@@ -3940,73 +4104,191 @@
         </w:trPr>
         <w:tc>
           <w:tcPr>
-            <w:tcW w:type="dxa" w:w="9005"/>
+            <w:tcW w:w="9005" w:type="dxa"/>
             <w:tcBorders>
-              <w:top w:val="single" w:color="000000" w:sz="4" w:space="0" w:shadow="0" w:frame="0"/>
-              <w:left w:val="single" w:color="000000" w:sz="4" w:space="0" w:shadow="0" w:frame="0"/>
-              <w:bottom w:val="single" w:color="000000" w:sz="4" w:space="0" w:shadow="0" w:frame="0"/>
-              <w:right w:val="single" w:color="000000" w:sz="4" w:space="0" w:shadow="0" w:frame="0"/>
+              <w:top w:val="single" w:color="000000" w:themeColor="text1" w:sz="4" w:space="0" w:shadow="0" w:frame="0"/>
+              <w:left w:val="single" w:color="000000" w:themeColor="text1" w:sz="4" w:space="0" w:shadow="0" w:frame="0"/>
+              <w:bottom w:val="single" w:color="000000" w:themeColor="text1" w:sz="4" w:space="0" w:shadow="0" w:frame="0"/>
+              <w:right w:val="single" w:color="000000" w:themeColor="text1" w:sz="4" w:space="0" w:shadow="0" w:frame="0"/>
             </w:tcBorders>
             <w:shd w:val="clear" w:color="auto" w:fill="auto"/>
             <w:tcMar>
-              <w:top w:type="dxa" w:w="80"/>
-              <w:left w:type="dxa" w:w="80"/>
-              <w:bottom w:type="dxa" w:w="80"/>
-              <w:right w:type="dxa" w:w="80"/>
+              <w:top w:w="80" w:type="dxa"/>
+              <w:left w:w="80" w:type="dxa"/>
+              <w:bottom w:w="80" w:type="dxa"/>
+              <w:right w:w="80" w:type="dxa"/>
             </w:tcMar>
             <w:vAlign w:val="top"/>
           </w:tcPr>
-          <w:p>
+          <w:p wp14:textId="338EA632">
+            <w:pPr>
+              <w:pStyle w:val="Default"/>
+              <w:numPr>
+                <w:ilvl w:val="0"/>
+                <w:numId w:val="6"/>
+              </w:numPr>
+              <w:spacing w:before="0" w:after="240" w:line="240" w:lineRule="auto"/>
+              <w:rPr>
+                <w:rFonts w:ascii="Roboto" w:hAnsi="Roboto" w:eastAsia="Roboto" w:cs="Roboto"/>
+                <w:rtl w:val="0"/>
+                <w:lang w:val="en-US"/>
+              </w:rPr>
+            </w:pPr>
+            <w:r>
+              <w:rPr>
+                <w:rFonts w:ascii="Roboto" w:hAnsi="Roboto" w:eastAsia="Roboto" w:cs="Roboto"/>
+                <w:lang w:val="en-US"/>
+              </w:rPr>
+              <w:t>Find a hospital in Carrollton where you could receive medical treatment</w:t>
+            </w:r>
+            <w:r>
+              <w:rPr>
+                <w:rFonts w:ascii="Roboto" w:hAnsi="Roboto" w:eastAsia="Roboto" w:cs="Roboto"/>
+                <w:lang w:val="en-US"/>
+              </w:rPr>
+              <w:t>: 2 seconds</w:t>
+            </w:r>
+          </w:p>
+          <w:p wp14:textId="7ACFC1C8">
+            <w:pPr>
+              <w:pStyle w:val="Default"/>
+              <w:numPr>
+                <w:ilvl w:val="0"/>
+                <w:numId w:val="6"/>
+              </w:numPr>
+              <w:spacing w:before="0" w:after="240" w:line="240" w:lineRule="auto"/>
+              <w:rPr>
+                <w:rFonts w:ascii="Roboto" w:hAnsi="Roboto" w:eastAsia="Roboto" w:cs="Roboto"/>
+                <w:rtl w:val="0"/>
+                <w:lang w:val="en-US"/>
+              </w:rPr>
+            </w:pPr>
+            <w:r>
+              <w:rPr>
+                <w:rFonts w:ascii="Roboto" w:hAnsi="Roboto" w:eastAsia="Roboto" w:cs="Roboto"/>
+                <w:lang w:val="en-US"/>
+              </w:rPr>
+              <w:t>Find a primary care physician that you could visit for a general health checkup: 15 seconds</w:t>
+            </w:r>
+          </w:p>
+          <w:p wp14:textId="41F3ACA9">
+            <w:pPr>
+              <w:pStyle w:val="Default"/>
+              <w:numPr>
+                <w:ilvl w:val="0"/>
+                <w:numId w:val="6"/>
+              </w:numPr>
+              <w:spacing w:before="0" w:after="240" w:line="240" w:lineRule="auto"/>
+              <w:rPr>
+                <w:rFonts w:ascii="Roboto" w:hAnsi="Roboto" w:eastAsia="Roboto" w:cs="Roboto"/>
+                <w:rtl w:val="0"/>
+                <w:lang w:val="en-US"/>
+              </w:rPr>
+            </w:pPr>
+            <w:r>
+              <w:rPr>
+                <w:rFonts w:ascii="Roboto" w:hAnsi="Roboto" w:eastAsia="Roboto" w:cs="Roboto"/>
+                <w:lang w:val="en-US"/>
+              </w:rPr>
+              <w:t xml:space="preserve">Find information about a provider’s office hours and contact information: 15 seconds </w:t>
+            </w:r>
+          </w:p>
+          <w:p wp14:textId="5EB3D1DF">
+            <w:pPr>
+              <w:pStyle w:val="Default"/>
+              <w:numPr>
+                <w:ilvl w:val="0"/>
+                <w:numId w:val="6"/>
+              </w:numPr>
+              <w:spacing w:before="0" w:after="240" w:line="240" w:lineRule="auto"/>
+              <w:rPr>
+                <w:rFonts w:ascii="Roboto" w:hAnsi="Roboto" w:eastAsia="Roboto" w:cs="Roboto"/>
+                <w:rtl w:val="0"/>
+                <w:lang w:val="en-US"/>
+              </w:rPr>
+            </w:pPr>
+            <w:r>
+              <w:rPr>
+                <w:rFonts w:ascii="Roboto" w:hAnsi="Roboto" w:eastAsia="Roboto" w:cs="Roboto"/>
+                <w:lang w:val="en-US"/>
+              </w:rPr>
+              <w:t>Find the nearest emergency room if someone needs urgent medical attention</w:t>
+            </w:r>
+            <w:r>
+              <w:rPr>
+                <w:rFonts w:ascii="Roboto" w:hAnsi="Roboto" w:eastAsia="Roboto" w:cs="Roboto"/>
+                <w:lang w:val="en-US"/>
+              </w:rPr>
+              <w:t>: 4 seconds</w:t>
+            </w:r>
+          </w:p>
+          <w:p wp14:textId="0B59A5D7">
+            <w:pPr>
+              <w:pStyle w:val="Default"/>
+              <w:numPr>
+                <w:ilvl w:val="0"/>
+                <w:numId w:val="6"/>
+              </w:numPr>
+              <w:spacing w:before="0" w:after="240" w:line="240" w:lineRule="auto"/>
+              <w:rPr>
+                <w:rFonts w:ascii="Roboto" w:hAnsi="Roboto" w:eastAsia="Roboto" w:cs="Roboto"/>
+                <w:rtl w:val="0"/>
+                <w:lang w:val="en-US"/>
+              </w:rPr>
+            </w:pPr>
+            <w:r>
+              <w:rPr>
+                <w:rFonts w:ascii="Roboto" w:hAnsi="Roboto" w:eastAsia="Roboto" w:cs="Roboto"/>
+                <w:lang w:val="en-US"/>
+              </w:rPr>
+              <w:t xml:space="preserve">Find a healthcare provider that accepts your insurance using the </w:t>
+            </w:r>
+            <w:r>
+              <w:rPr>
+                <w:rFonts w:ascii="Roboto" w:hAnsi="Roboto" w:eastAsia="Roboto" w:cs="Roboto"/>
+                <w:lang w:val="en-US"/>
+              </w:rPr>
+              <w:t>provider search tools</w:t>
+            </w:r>
+            <w:r>
+              <w:rPr>
+                <w:rFonts w:ascii="Roboto" w:hAnsi="Roboto" w:eastAsia="Roboto" w:cs="Roboto"/>
+                <w:lang w:val="en-US"/>
+              </w:rPr>
+              <w:t>: 11 seconds</w:t>
+            </w:r>
+          </w:p>
+          <w:p wp14:textId="29A4BC9A">
             <w:pPr>
               <w:pStyle w:val="Body A"/>
-              <w:spacing w:line="240" w:lineRule="auto"/>
-            </w:pPr>
-            <w:r>
-              <w:rPr>
-                <w:rStyle w:val="None"/>
-                <w:rFonts w:ascii="Roboto" w:cs="Roboto" w:hAnsi="Roboto" w:eastAsia="Roboto"/>
-                <w:i w:val="1"/>
-                <w:iCs w:val="1"/>
-                <w:outline w:val="0"/>
-                <w:color w:val="1d2125"/>
-                <w:sz w:val="24"/>
-                <w:szCs w:val="24"/>
-                <w:u w:color="1d2125"/>
-                <w:shd w:val="nil" w:color="auto" w:fill="auto"/>
-                <w:rtl w:val="0"/>
-                <w:lang w:val="en-US"/>
-                <w14:textFill>
-                  <w14:solidFill>
-                    <w14:srgbClr w14:val="1D2125"/>
-                  </w14:solidFill>
-                </w14:textFill>
-              </w:rPr>
-              <w:t>Insert the time taken for each of the 5 tasks here</w:t>
-            </w:r>
+              <w:rPr>
+                <w:lang w:val="en-US"/>
+              </w:rPr>
+            </w:pPr>
           </w:p>
         </w:tc>
         <w:tc>
           <w:tcPr>
-            <w:tcW w:type="dxa" w:w="355"/>
+            <w:tcW w:w="355" w:type="dxa"/>
             <w:tcBorders>
               <w:top w:val="nil"/>
-              <w:left w:val="single" w:color="000000" w:sz="4" w:space="0" w:shadow="0" w:frame="0"/>
+              <w:left w:val="single" w:color="000000" w:themeColor="text1" w:sz="4" w:space="0" w:shadow="0" w:frame="0"/>
               <w:bottom w:val="nil"/>
               <w:right w:val="nil"/>
             </w:tcBorders>
             <w:shd w:val="clear" w:color="auto" w:fill="auto"/>
             <w:tcMar>
-              <w:top w:type="dxa" w:w="80"/>
-              <w:left w:type="dxa" w:w="80"/>
-              <w:bottom w:type="dxa" w:w="80"/>
-              <w:right w:type="dxa" w:w="80"/>
+              <w:top w:w="80" w:type="dxa"/>
+              <w:left w:w="80" w:type="dxa"/>
+              <w:bottom w:w="80" w:type="dxa"/>
+              <w:right w:w="80" w:type="dxa"/>
             </w:tcMar>
             <w:vAlign w:val="top"/>
           </w:tcPr>
-          <w:p/>
+          <w:p wp14:textId="77777777"/>
         </w:tc>
       </w:tr>
-      <w:tr>
+      <w:tr xmlns:wp14="http://schemas.microsoft.com/office/word/2010/wordml" wp14:textId="77777777">
         <w:tblPrEx>
           <w:shd w:val="clear" w:color="auto" w:fill="ced7e7"/>
         </w:tblPrEx>
@@ -4015,23 +4297,23 @@
         </w:trPr>
         <w:tc>
           <w:tcPr>
-            <w:tcW w:type="dxa" w:w="9005"/>
+            <w:tcW w:w="9005" w:type="dxa"/>
             <w:tcBorders>
-              <w:top w:val="single" w:color="000000" w:sz="4" w:space="0" w:shadow="0" w:frame="0"/>
-              <w:left w:val="single" w:color="000000" w:sz="4" w:space="0" w:shadow="0" w:frame="0"/>
-              <w:bottom w:val="single" w:color="000000" w:sz="4" w:space="0" w:shadow="0" w:frame="0"/>
-              <w:right w:val="single" w:color="000000" w:sz="4" w:space="0" w:shadow="0" w:frame="0"/>
+              <w:top w:val="single" w:color="000000" w:themeColor="text1" w:sz="4" w:space="0" w:shadow="0" w:frame="0"/>
+              <w:left w:val="single" w:color="000000" w:themeColor="text1" w:sz="4" w:space="0" w:shadow="0" w:frame="0"/>
+              <w:bottom w:val="single" w:color="000000" w:themeColor="text1" w:sz="4" w:space="0" w:shadow="0" w:frame="0"/>
+              <w:right w:val="single" w:color="000000" w:themeColor="text1" w:sz="4" w:space="0" w:shadow="0" w:frame="0"/>
             </w:tcBorders>
             <w:shd w:val="clear" w:color="auto" w:fill="auto"/>
             <w:tcMar>
-              <w:top w:type="dxa" w:w="80"/>
-              <w:left w:type="dxa" w:w="80"/>
-              <w:bottom w:type="dxa" w:w="80"/>
-              <w:right w:type="dxa" w:w="80"/>
+              <w:top w:w="80" w:type="dxa"/>
+              <w:left w:w="80" w:type="dxa"/>
+              <w:bottom w:w="80" w:type="dxa"/>
+              <w:right w:w="80" w:type="dxa"/>
             </w:tcMar>
             <w:vAlign w:val="top"/>
           </w:tcPr>
-          <w:p>
+          <w:p wp14:textId="77777777">
             <w:pPr>
               <w:pStyle w:val="Body A"/>
               <w:spacing w:line="240" w:lineRule="auto"/>
@@ -4040,7 +4322,7 @@
             <w:r>
               <w:rPr>
                 <w:rStyle w:val="None"/>
-                <w:rFonts w:ascii="Roboto" w:cs="Roboto" w:hAnsi="Roboto" w:eastAsia="Roboto"/>
+                <w:rFonts w:ascii="Roboto" w:hAnsi="Roboto" w:eastAsia="Roboto" w:cs="Roboto"/>
                 <w:b w:val="1"/>
                 <w:bCs w:val="1"/>
                 <w:outline w:val="0"/>
@@ -4063,26 +4345,26 @@
         </w:tc>
         <w:tc>
           <w:tcPr>
-            <w:tcW w:type="dxa" w:w="355"/>
+            <w:tcW w:w="355" w:type="dxa"/>
             <w:tcBorders>
               <w:top w:val="nil"/>
-              <w:left w:val="single" w:color="000000" w:sz="4" w:space="0" w:shadow="0" w:frame="0"/>
+              <w:left w:val="single" w:color="000000" w:themeColor="text1" w:sz="4" w:space="0" w:shadow="0" w:frame="0"/>
               <w:bottom w:val="nil"/>
               <w:right w:val="nil"/>
             </w:tcBorders>
             <w:shd w:val="clear" w:color="auto" w:fill="auto"/>
             <w:tcMar>
-              <w:top w:type="dxa" w:w="80"/>
-              <w:left w:type="dxa" w:w="80"/>
-              <w:bottom w:type="dxa" w:w="80"/>
-              <w:right w:type="dxa" w:w="80"/>
+              <w:top w:w="80" w:type="dxa"/>
+              <w:left w:w="80" w:type="dxa"/>
+              <w:bottom w:w="80" w:type="dxa"/>
+              <w:right w:w="80" w:type="dxa"/>
             </w:tcMar>
             <w:vAlign w:val="top"/>
           </w:tcPr>
-          <w:p/>
+          <w:p wp14:textId="77777777"/>
         </w:tc>
       </w:tr>
-      <w:tr>
+      <w:tr xmlns:wp14="http://schemas.microsoft.com/office/word/2010/wordml" wp14:textId="77777777">
         <w:tblPrEx>
           <w:shd w:val="clear" w:color="auto" w:fill="ced7e7"/>
         </w:tblPrEx>
@@ -4091,73 +4373,191 @@
         </w:trPr>
         <w:tc>
           <w:tcPr>
-            <w:tcW w:type="dxa" w:w="9005"/>
+            <w:tcW w:w="9005" w:type="dxa"/>
             <w:tcBorders>
-              <w:top w:val="single" w:color="000000" w:sz="4" w:space="0" w:shadow="0" w:frame="0"/>
-              <w:left w:val="single" w:color="000000" w:sz="4" w:space="0" w:shadow="0" w:frame="0"/>
-              <w:bottom w:val="single" w:color="000000" w:sz="4" w:space="0" w:shadow="0" w:frame="0"/>
-              <w:right w:val="single" w:color="000000" w:sz="4" w:space="0" w:shadow="0" w:frame="0"/>
+              <w:top w:val="single" w:color="000000" w:themeColor="text1" w:sz="4" w:space="0" w:shadow="0" w:frame="0"/>
+              <w:left w:val="single" w:color="000000" w:themeColor="text1" w:sz="4" w:space="0" w:shadow="0" w:frame="0"/>
+              <w:bottom w:val="single" w:color="000000" w:themeColor="text1" w:sz="4" w:space="0" w:shadow="0" w:frame="0"/>
+              <w:right w:val="single" w:color="000000" w:themeColor="text1" w:sz="4" w:space="0" w:shadow="0" w:frame="0"/>
             </w:tcBorders>
             <w:shd w:val="clear" w:color="auto" w:fill="auto"/>
             <w:tcMar>
-              <w:top w:type="dxa" w:w="80"/>
-              <w:left w:type="dxa" w:w="80"/>
-              <w:bottom w:type="dxa" w:w="80"/>
-              <w:right w:type="dxa" w:w="80"/>
+              <w:top w:w="80" w:type="dxa"/>
+              <w:left w:w="80" w:type="dxa"/>
+              <w:bottom w:w="80" w:type="dxa"/>
+              <w:right w:w="80" w:type="dxa"/>
             </w:tcMar>
             <w:vAlign w:val="top"/>
           </w:tcPr>
-          <w:p>
+          <w:p wp14:textId="53527CA7">
+            <w:pPr>
+              <w:pStyle w:val="Default"/>
+              <w:numPr>
+                <w:ilvl w:val="0"/>
+                <w:numId w:val="7"/>
+              </w:numPr>
+              <w:spacing w:before="0" w:after="240" w:line="240" w:lineRule="auto"/>
+              <w:rPr>
+                <w:rFonts w:ascii="Roboto" w:hAnsi="Roboto" w:eastAsia="Roboto" w:cs="Roboto"/>
+                <w:rtl w:val="0"/>
+                <w:lang w:val="en-US"/>
+              </w:rPr>
+            </w:pPr>
+            <w:r>
+              <w:rPr>
+                <w:rFonts w:ascii="Roboto" w:hAnsi="Roboto" w:eastAsia="Roboto" w:cs="Roboto"/>
+                <w:lang w:val="en-US"/>
+              </w:rPr>
+              <w:t>Find a hospital in Carrollton where you could receive medical treatment: 2 seconds</w:t>
+            </w:r>
+          </w:p>
+          <w:p wp14:textId="32AA94E1">
+            <w:pPr>
+              <w:pStyle w:val="Default"/>
+              <w:numPr>
+                <w:ilvl w:val="0"/>
+                <w:numId w:val="7"/>
+              </w:numPr>
+              <w:spacing w:before="0" w:after="240" w:line="240" w:lineRule="auto"/>
+              <w:rPr>
+                <w:rFonts w:ascii="Roboto" w:hAnsi="Roboto" w:eastAsia="Roboto" w:cs="Roboto"/>
+                <w:rtl w:val="0"/>
+                <w:lang w:val="en-US"/>
+              </w:rPr>
+            </w:pPr>
+            <w:r>
+              <w:rPr>
+                <w:rFonts w:ascii="Roboto" w:hAnsi="Roboto" w:eastAsia="Roboto" w:cs="Roboto"/>
+                <w:lang w:val="en-US"/>
+              </w:rPr>
+              <w:t>Find a primary care physician that you could visit for a general health checkup</w:t>
+            </w:r>
+            <w:r>
+              <w:rPr>
+                <w:rFonts w:ascii="Roboto" w:hAnsi="Roboto" w:eastAsia="Roboto" w:cs="Roboto"/>
+                <w:lang w:val="en-US"/>
+              </w:rPr>
+              <w:t>: 8 seconds</w:t>
+            </w:r>
+          </w:p>
+          <w:p wp14:textId="2ED2D5C8">
+            <w:pPr>
+              <w:pStyle w:val="Default"/>
+              <w:numPr>
+                <w:ilvl w:val="0"/>
+                <w:numId w:val="7"/>
+              </w:numPr>
+              <w:spacing w:before="0" w:after="240" w:line="240" w:lineRule="auto"/>
+              <w:rPr>
+                <w:rFonts w:ascii="Roboto" w:hAnsi="Roboto" w:eastAsia="Roboto" w:cs="Roboto"/>
+                <w:rtl w:val="0"/>
+                <w:lang w:val="en-US"/>
+              </w:rPr>
+            </w:pPr>
+            <w:r>
+              <w:rPr>
+                <w:rFonts w:ascii="Roboto" w:hAnsi="Roboto" w:eastAsia="Roboto" w:cs="Roboto"/>
+                <w:lang w:val="en-US"/>
+              </w:rPr>
+              <w:t>Find information about a provider’s office hours and contact information</w:t>
+            </w:r>
+            <w:r>
+              <w:rPr>
+                <w:rFonts w:ascii="Roboto" w:hAnsi="Roboto" w:eastAsia="Roboto" w:cs="Roboto"/>
+                <w:lang w:val="en-US"/>
+              </w:rPr>
+              <w:t>: 4 seconds</w:t>
+            </w:r>
+          </w:p>
+          <w:p wp14:textId="6AFB3A9D">
+            <w:pPr>
+              <w:pStyle w:val="Default"/>
+              <w:numPr>
+                <w:ilvl w:val="0"/>
+                <w:numId w:val="7"/>
+              </w:numPr>
+              <w:spacing w:before="0" w:after="240" w:line="240" w:lineRule="auto"/>
+              <w:rPr>
+                <w:rFonts w:ascii="Roboto" w:hAnsi="Roboto" w:eastAsia="Roboto" w:cs="Roboto"/>
+                <w:rtl w:val="0"/>
+                <w:lang w:val="en-US"/>
+              </w:rPr>
+            </w:pPr>
+            <w:r>
+              <w:rPr>
+                <w:rFonts w:ascii="Roboto" w:hAnsi="Roboto" w:eastAsia="Roboto" w:cs="Roboto"/>
+                <w:lang w:val="en-US"/>
+              </w:rPr>
+              <w:t>Find the nearest emergency room if someone needs urgent medical attention</w:t>
+            </w:r>
+            <w:r>
+              <w:rPr>
+                <w:rFonts w:ascii="Roboto" w:hAnsi="Roboto" w:eastAsia="Roboto" w:cs="Roboto"/>
+                <w:lang w:val="en-US"/>
+              </w:rPr>
+              <w:t>: 5 seconds</w:t>
+            </w:r>
+          </w:p>
+          <w:p wp14:textId="549D7630">
+            <w:pPr>
+              <w:pStyle w:val="Default"/>
+              <w:numPr>
+                <w:ilvl w:val="0"/>
+                <w:numId w:val="7"/>
+              </w:numPr>
+              <w:spacing w:before="0" w:after="240" w:line="240" w:lineRule="auto"/>
+              <w:rPr>
+                <w:rFonts w:ascii="Roboto" w:hAnsi="Roboto" w:eastAsia="Roboto" w:cs="Roboto"/>
+                <w:rtl w:val="0"/>
+                <w:lang w:val="en-US"/>
+              </w:rPr>
+            </w:pPr>
+            <w:r>
+              <w:rPr>
+                <w:rFonts w:ascii="Roboto" w:hAnsi="Roboto" w:eastAsia="Roboto" w:cs="Roboto"/>
+                <w:lang w:val="en-US"/>
+              </w:rPr>
+              <w:t>Find a healthcare provider that accepts your insurance using the provider search tools</w:t>
+            </w:r>
+            <w:r>
+              <w:rPr>
+                <w:rFonts w:ascii="Roboto" w:hAnsi="Roboto" w:eastAsia="Roboto" w:cs="Roboto"/>
+                <w:lang w:val="en-US"/>
+              </w:rPr>
+              <w:t>: 9 seconds</w:t>
+            </w:r>
+          </w:p>
+          <w:p wp14:textId="77777777">
             <w:pPr>
               <w:pStyle w:val="Body A"/>
-              <w:spacing w:line="240" w:lineRule="auto"/>
-            </w:pPr>
-            <w:r>
-              <w:rPr>
-                <w:rStyle w:val="None"/>
-                <w:rFonts w:ascii="Roboto" w:cs="Roboto" w:hAnsi="Roboto" w:eastAsia="Roboto"/>
-                <w:i w:val="1"/>
-                <w:iCs w:val="1"/>
-                <w:outline w:val="0"/>
-                <w:color w:val="1d2125"/>
-                <w:sz w:val="24"/>
-                <w:szCs w:val="24"/>
-                <w:u w:color="1d2125"/>
-                <w:shd w:val="nil" w:color="auto" w:fill="auto"/>
-                <w:rtl w:val="0"/>
-                <w:lang w:val="en-US"/>
-                <w14:textFill>
-                  <w14:solidFill>
-                    <w14:srgbClr w14:val="1D2125"/>
-                  </w14:solidFill>
-                </w14:textFill>
-              </w:rPr>
-              <w:t>Insert the time taken for each of the 5 tasks here</w:t>
-            </w:r>
+              <w:rPr>
+                <w:lang w:val="en-US"/>
+              </w:rPr>
+            </w:pPr>
           </w:p>
         </w:tc>
         <w:tc>
           <w:tcPr>
-            <w:tcW w:type="dxa" w:w="355"/>
+            <w:tcW w:w="355" w:type="dxa"/>
             <w:tcBorders>
               <w:top w:val="nil"/>
-              <w:left w:val="single" w:color="000000" w:sz="4" w:space="0" w:shadow="0" w:frame="0"/>
+              <w:left w:val="single" w:color="000000" w:themeColor="text1" w:sz="4" w:space="0" w:shadow="0" w:frame="0"/>
               <w:bottom w:val="nil"/>
               <w:right w:val="nil"/>
             </w:tcBorders>
             <w:shd w:val="clear" w:color="auto" w:fill="auto"/>
             <w:tcMar>
-              <w:top w:type="dxa" w:w="80"/>
-              <w:left w:type="dxa" w:w="80"/>
-              <w:bottom w:type="dxa" w:w="80"/>
-              <w:right w:type="dxa" w:w="80"/>
+              <w:top w:w="80" w:type="dxa"/>
+              <w:left w:w="80" w:type="dxa"/>
+              <w:bottom w:w="80" w:type="dxa"/>
+              <w:right w:w="80" w:type="dxa"/>
             </w:tcMar>
             <w:vAlign w:val="top"/>
           </w:tcPr>
-          <w:p/>
+          <w:p wp14:textId="77777777"/>
         </w:tc>
       </w:tr>
-      <w:tr>
+      <w:tr xmlns:wp14="http://schemas.microsoft.com/office/word/2010/wordml" wp14:textId="77777777">
         <w:tblPrEx>
           <w:shd w:val="clear" w:color="auto" w:fill="ced7e7"/>
         </w:tblPrEx>
@@ -4166,23 +4566,23 @@
         </w:trPr>
         <w:tc>
           <w:tcPr>
-            <w:tcW w:type="dxa" w:w="9005"/>
+            <w:tcW w:w="9005" w:type="dxa"/>
             <w:tcBorders>
-              <w:top w:val="single" w:color="000000" w:sz="4" w:space="0" w:shadow="0" w:frame="0"/>
-              <w:left w:val="single" w:color="000000" w:sz="4" w:space="0" w:shadow="0" w:frame="0"/>
-              <w:bottom w:val="single" w:color="000000" w:sz="4" w:space="0" w:shadow="0" w:frame="0"/>
-              <w:right w:val="single" w:color="000000" w:sz="4" w:space="0" w:shadow="0" w:frame="0"/>
+              <w:top w:val="single" w:color="000000" w:themeColor="text1" w:sz="4" w:space="0" w:shadow="0" w:frame="0"/>
+              <w:left w:val="single" w:color="000000" w:themeColor="text1" w:sz="4" w:space="0" w:shadow="0" w:frame="0"/>
+              <w:bottom w:val="single" w:color="000000" w:themeColor="text1" w:sz="4" w:space="0" w:shadow="0" w:frame="0"/>
+              <w:right w:val="single" w:color="000000" w:themeColor="text1" w:sz="4" w:space="0" w:shadow="0" w:frame="0"/>
             </w:tcBorders>
             <w:shd w:val="clear" w:color="auto" w:fill="auto"/>
             <w:tcMar>
-              <w:top w:type="dxa" w:w="80"/>
-              <w:left w:type="dxa" w:w="80"/>
-              <w:bottom w:type="dxa" w:w="80"/>
-              <w:right w:type="dxa" w:w="80"/>
+              <w:top w:w="80" w:type="dxa"/>
+              <w:left w:w="80" w:type="dxa"/>
+              <w:bottom w:w="80" w:type="dxa"/>
+              <w:right w:w="80" w:type="dxa"/>
             </w:tcMar>
             <w:vAlign w:val="top"/>
           </w:tcPr>
-          <w:p>
+          <w:p wp14:textId="77777777">
             <w:pPr>
               <w:pStyle w:val="Body A"/>
               <w:spacing w:line="240" w:lineRule="auto"/>
@@ -4191,7 +4591,7 @@
             <w:r>
               <w:rPr>
                 <w:rStyle w:val="None"/>
-                <w:rFonts w:ascii="Roboto" w:cs="Roboto" w:hAnsi="Roboto" w:eastAsia="Roboto"/>
+                <w:rFonts w:ascii="Roboto" w:hAnsi="Roboto" w:eastAsia="Roboto" w:cs="Roboto"/>
                 <w:b w:val="1"/>
                 <w:bCs w:val="1"/>
                 <w:outline w:val="0"/>
@@ -4214,26 +4614,26 @@
         </w:tc>
         <w:tc>
           <w:tcPr>
-            <w:tcW w:type="dxa" w:w="355"/>
+            <w:tcW w:w="355" w:type="dxa"/>
             <w:tcBorders>
               <w:top w:val="nil"/>
-              <w:left w:val="single" w:color="000000" w:sz="4" w:space="0" w:shadow="0" w:frame="0"/>
+              <w:left w:val="single" w:color="000000" w:themeColor="text1" w:sz="4" w:space="0" w:shadow="0" w:frame="0"/>
               <w:bottom w:val="nil"/>
               <w:right w:val="nil"/>
             </w:tcBorders>
             <w:shd w:val="clear" w:color="auto" w:fill="auto"/>
             <w:tcMar>
-              <w:top w:type="dxa" w:w="80"/>
-              <w:left w:type="dxa" w:w="80"/>
-              <w:bottom w:type="dxa" w:w="80"/>
-              <w:right w:type="dxa" w:w="80"/>
+              <w:top w:w="80" w:type="dxa"/>
+              <w:left w:w="80" w:type="dxa"/>
+              <w:bottom w:w="80" w:type="dxa"/>
+              <w:right w:w="80" w:type="dxa"/>
             </w:tcMar>
             <w:vAlign w:val="top"/>
           </w:tcPr>
-          <w:p/>
+          <w:p wp14:textId="77777777"/>
         </w:tc>
       </w:tr>
-      <w:tr>
+      <w:tr xmlns:wp14="http://schemas.microsoft.com/office/word/2010/wordml" wp14:textId="77777777">
         <w:tblPrEx>
           <w:shd w:val="clear" w:color="auto" w:fill="ced7e7"/>
         </w:tblPrEx>
@@ -4242,23 +4642,23 @@
         </w:trPr>
         <w:tc>
           <w:tcPr>
-            <w:tcW w:type="dxa" w:w="9005"/>
+            <w:tcW w:w="9005" w:type="dxa"/>
             <w:tcBorders>
-              <w:top w:val="single" w:color="000000" w:sz="4" w:space="0" w:shadow="0" w:frame="0"/>
-              <w:left w:val="single" w:color="000000" w:sz="4" w:space="0" w:shadow="0" w:frame="0"/>
-              <w:bottom w:val="single" w:color="000000" w:sz="4" w:space="0" w:shadow="0" w:frame="0"/>
-              <w:right w:val="single" w:color="000000" w:sz="4" w:space="0" w:shadow="0" w:frame="0"/>
+              <w:top w:val="single" w:color="000000" w:themeColor="text1" w:sz="4" w:space="0" w:shadow="0" w:frame="0"/>
+              <w:left w:val="single" w:color="000000" w:themeColor="text1" w:sz="4" w:space="0" w:shadow="0" w:frame="0"/>
+              <w:bottom w:val="single" w:color="000000" w:themeColor="text1" w:sz="4" w:space="0" w:shadow="0" w:frame="0"/>
+              <w:right w:val="single" w:color="000000" w:themeColor="text1" w:sz="4" w:space="0" w:shadow="0" w:frame="0"/>
             </w:tcBorders>
             <w:shd w:val="clear" w:color="auto" w:fill="auto"/>
             <w:tcMar>
-              <w:top w:type="dxa" w:w="80"/>
-              <w:left w:type="dxa" w:w="80"/>
-              <w:bottom w:type="dxa" w:w="80"/>
-              <w:right w:type="dxa" w:w="80"/>
+              <w:top w:w="80" w:type="dxa"/>
+              <w:left w:w="80" w:type="dxa"/>
+              <w:bottom w:w="80" w:type="dxa"/>
+              <w:right w:w="80" w:type="dxa"/>
             </w:tcMar>
             <w:vAlign w:val="top"/>
           </w:tcPr>
-          <w:p>
+          <w:p wp14:textId="77777777">
             <w:pPr>
               <w:pStyle w:val="Body A"/>
               <w:spacing w:line="240" w:lineRule="auto"/>
@@ -4267,7 +4667,7 @@
             <w:r>
               <w:rPr>
                 <w:rStyle w:val="None"/>
-                <w:rFonts w:ascii="Roboto" w:cs="Roboto" w:hAnsi="Roboto" w:eastAsia="Roboto"/>
+                <w:rFonts w:ascii="Roboto" w:hAnsi="Roboto" w:eastAsia="Roboto" w:cs="Roboto"/>
                 <w:b w:val="1"/>
                 <w:bCs w:val="1"/>
                 <w:outline w:val="0"/>
@@ -4290,26 +4690,26 @@
         </w:tc>
         <w:tc>
           <w:tcPr>
-            <w:tcW w:type="dxa" w:w="355"/>
+            <w:tcW w:w="355" w:type="dxa"/>
             <w:tcBorders>
               <w:top w:val="nil"/>
-              <w:left w:val="single" w:color="000000" w:sz="4" w:space="0" w:shadow="0" w:frame="0"/>
+              <w:left w:val="single" w:color="000000" w:themeColor="text1" w:sz="4" w:space="0" w:shadow="0" w:frame="0"/>
               <w:bottom w:val="nil"/>
               <w:right w:val="nil"/>
             </w:tcBorders>
             <w:shd w:val="clear" w:color="auto" w:fill="auto"/>
             <w:tcMar>
-              <w:top w:type="dxa" w:w="80"/>
-              <w:left w:type="dxa" w:w="80"/>
-              <w:bottom w:type="dxa" w:w="80"/>
-              <w:right w:type="dxa" w:w="80"/>
+              <w:top w:w="80" w:type="dxa"/>
+              <w:left w:w="80" w:type="dxa"/>
+              <w:bottom w:w="80" w:type="dxa"/>
+              <w:right w:w="80" w:type="dxa"/>
             </w:tcMar>
             <w:vAlign w:val="top"/>
           </w:tcPr>
-          <w:p/>
+          <w:p wp14:textId="77777777"/>
         </w:tc>
       </w:tr>
-      <w:tr>
+      <w:tr xmlns:wp14="http://schemas.microsoft.com/office/word/2010/wordml" wp14:textId="77777777">
         <w:tblPrEx>
           <w:shd w:val="clear" w:color="auto" w:fill="ced7e7"/>
         </w:tblPrEx>
@@ -4318,29 +4718,29 @@
         </w:trPr>
         <w:tc>
           <w:tcPr>
-            <w:tcW w:type="dxa" w:w="9005"/>
+            <w:tcW w:w="9005" w:type="dxa"/>
             <w:tcBorders>
-              <w:top w:val="single" w:color="000000" w:sz="4" w:space="0" w:shadow="0" w:frame="0"/>
-              <w:left w:val="single" w:color="000000" w:sz="4" w:space="0" w:shadow="0" w:frame="0"/>
-              <w:bottom w:val="single" w:color="000000" w:sz="4" w:space="0" w:shadow="0" w:frame="0"/>
-              <w:right w:val="single" w:color="000000" w:sz="4" w:space="0" w:shadow="0" w:frame="0"/>
+              <w:top w:val="single" w:color="000000" w:themeColor="text1" w:sz="4" w:space="0" w:shadow="0" w:frame="0"/>
+              <w:left w:val="single" w:color="000000" w:themeColor="text1" w:sz="4" w:space="0" w:shadow="0" w:frame="0"/>
+              <w:bottom w:val="single" w:color="000000" w:themeColor="text1" w:sz="4" w:space="0" w:shadow="0" w:frame="0"/>
+              <w:right w:val="single" w:color="000000" w:themeColor="text1" w:sz="4" w:space="0" w:shadow="0" w:frame="0"/>
             </w:tcBorders>
             <w:shd w:val="clear" w:color="auto" w:fill="auto"/>
             <w:tcMar>
-              <w:top w:type="dxa" w:w="80"/>
-              <w:left w:type="dxa" w:w="80"/>
-              <w:bottom w:type="dxa" w:w="80"/>
-              <w:right w:type="dxa" w:w="80"/>
+              <w:top w:w="80" w:type="dxa"/>
+              <w:left w:w="80" w:type="dxa"/>
+              <w:bottom w:w="80" w:type="dxa"/>
+              <w:right w:w="80" w:type="dxa"/>
             </w:tcMar>
             <w:vAlign w:val="top"/>
           </w:tcPr>
-          <w:p>
+          <w:p wp14:textId="77777777">
             <w:pPr>
               <w:pStyle w:val="Body A"/>
               <w:spacing w:line="240" w:lineRule="auto"/>
               <w:rPr>
                 <w:rStyle w:val="None"/>
-                <w:rFonts w:ascii="Roboto" w:cs="Roboto" w:hAnsi="Roboto" w:eastAsia="Roboto"/>
+                <w:rFonts w:ascii="Roboto" w:hAnsi="Roboto" w:eastAsia="Roboto" w:cs="Roboto"/>
                 <w:i w:val="1"/>
                 <w:iCs w:val="1"/>
                 <w:outline w:val="0"/>
@@ -4359,7 +4759,7 @@
             <w:r>
               <w:rPr>
                 <w:rStyle w:val="None"/>
-                <w:rFonts w:ascii="Roboto" w:cs="Roboto" w:hAnsi="Roboto" w:eastAsia="Roboto"/>
+                <w:rFonts w:ascii="Roboto" w:hAnsi="Roboto" w:eastAsia="Roboto" w:cs="Roboto"/>
                 <w:i w:val="1"/>
                 <w:iCs w:val="1"/>
                 <w:outline w:val="0"/>
@@ -4379,67 +4779,116 @@
               <w:t xml:space="preserve">List the answers you received from the user after Tree test below - </w:t>
             </w:r>
           </w:p>
-          <w:p>
+          <w:p wp14:textId="04EF538A">
             <w:pPr>
               <w:pStyle w:val="List Paragraph"/>
               <w:numPr>
                 <w:ilvl w:val="0"/>
                 <w:numId w:val="2"/>
               </w:numPr>
-              <w:shd w:val="clear" w:color="auto" w:fill="f8f9fa"/>
+              <w:shd w:val="clear" w:color="auto" w:fill="F8F9FA"/>
               <w:bidi w:val="0"/>
               <w:spacing w:line="240" w:lineRule="auto"/>
               <w:ind w:right="0"/>
               <w:jc w:val="both"/>
               <w:rPr>
-                <w:rFonts w:ascii="Roboto" w:cs="Roboto" w:hAnsi="Roboto" w:eastAsia="Roboto"/>
-                <w:outline w:val="0"/>
-                <w:color w:val="1d2125"/>
-                <w:sz w:val="24"/>
-                <w:szCs w:val="24"/>
-                <w:u w:color="1d2125"/>
-                <w:rtl w:val="0"/>
-                <w:lang w:val="en-US"/>
-                <w14:textFill>
-                  <w14:solidFill>
-                    <w14:srgbClr w14:val="1D2125"/>
-                  </w14:solidFill>
-                </w14:textFill>
-              </w:rPr>
-            </w:pPr>
-            <w:r>
-              <w:rPr>
-                <w:rStyle w:val="None"/>
-                <w:rFonts w:ascii="Roboto" w:cs="Roboto" w:hAnsi="Roboto" w:eastAsia="Roboto"/>
-                <w:outline w:val="0"/>
-                <w:color w:val="1d2125"/>
-                <w:sz w:val="24"/>
-                <w:szCs w:val="24"/>
-                <w:u w:color="1d2125"/>
-                <w:shd w:val="nil" w:color="auto" w:fill="auto"/>
-                <w:rtl w:val="0"/>
-                <w:lang w:val="en-US"/>
-                <w14:textFill>
-                  <w14:solidFill>
-                    <w14:srgbClr w14:val="1D2125"/>
-                  </w14:solidFill>
-                </w14:textFill>
-              </w:rPr>
-              <w:t xml:space="preserve">Did you find the pages where you thought they should?  If not, which pages were not where you expected them to be in the menu hierarchy?  </w:t>
-            </w:r>
-            <w:r>
-              <w:rPr>
-                <w:rStyle w:val="None"/>
-                <w:rFonts w:ascii="Roboto" w:cs="Roboto" w:hAnsi="Roboto" w:eastAsia="Roboto"/>
+                <w:rFonts w:ascii="Roboto" w:hAnsi="Roboto" w:eastAsia="Roboto" w:cs="Roboto"/>
+                <w:outline w:val="0"/>
+                <w:color w:val="1d2125"/>
+                <w:sz w:val="24"/>
+                <w:szCs w:val="24"/>
+                <w:rtl w:val="0"/>
+                <w:lang w:val="en-US"/>
+                <w14:textFill>
+                  <w14:solidFill>
+                    <w14:srgbClr w14:val="1D2125"/>
+                  </w14:solidFill>
+                </w14:textFill>
+              </w:rPr>
+            </w:pPr>
+            <w:r>
+              <w:rPr>
+                <w:rStyle w:val="None"/>
+                <w:rFonts w:ascii="Roboto" w:hAnsi="Roboto" w:eastAsia="Roboto" w:cs="Roboto"/>
+                <w:outline w:val="0"/>
+                <w:color w:val="1d2125"/>
+                <w:sz w:val="24"/>
+                <w:szCs w:val="24"/>
+                <w:shd w:val="nil" w:color="auto" w:fill="auto"/>
+                <w:lang w:val="en-US"/>
+                <w14:textFill>
+                  <w14:solidFill>
+                    <w14:srgbClr w14:val="1D2125"/>
+                  </w14:solidFill>
+                </w14:textFill>
+              </w:rPr>
+              <w:t xml:space="preserve">Did you find the pages where you thought they should</w:t>
+            </w:r>
+            <w:r>
+              <w:rPr>
+                <w:rStyle w:val="None"/>
+                <w:rFonts w:ascii="Roboto" w:hAnsi="Roboto" w:eastAsia="Roboto" w:cs="Roboto"/>
+                <w:outline w:val="0"/>
+                <w:color w:val="1d2125"/>
+                <w:sz w:val="24"/>
+                <w:szCs w:val="24"/>
+                <w:shd w:val="nil" w:color="auto" w:fill="auto"/>
+                <w:lang w:val="en-US"/>
+                <w14:textFill>
+                  <w14:solidFill>
+                    <w14:srgbClr w14:val="1D2125"/>
+                  </w14:solidFill>
+                </w14:textFill>
+              </w:rPr>
+              <w:t xml:space="preserve">?  </w:t>
+            </w:r>
+            <w:r>
+              <w:rPr>
+                <w:rStyle w:val="None"/>
+                <w:rFonts w:ascii="Roboto" w:hAnsi="Roboto" w:eastAsia="Roboto" w:cs="Roboto"/>
+                <w:outline w:val="0"/>
+                <w:color w:val="1d2125"/>
+                <w:sz w:val="24"/>
+                <w:szCs w:val="24"/>
+                <w:shd w:val="nil" w:color="auto" w:fill="auto"/>
+                <w:lang w:val="en-US"/>
+                <w14:textFill>
+                  <w14:solidFill>
+                    <w14:srgbClr w14:val="1D2125"/>
+                  </w14:solidFill>
+                </w14:textFill>
+              </w:rPr>
+              <w:t xml:space="preserve">If not, which pages were not where you expected them to be in the menu hierarchy</w:t>
+            </w:r>
+            <w:r>
+              <w:rPr>
+                <w:rStyle w:val="None"/>
+                <w:rFonts w:ascii="Roboto" w:hAnsi="Roboto" w:eastAsia="Roboto" w:cs="Roboto"/>
+                <w:outline w:val="0"/>
+                <w:color w:val="1d2125"/>
+                <w:sz w:val="24"/>
+                <w:szCs w:val="24"/>
+                <w:shd w:val="nil" w:color="auto" w:fill="auto"/>
+                <w:lang w:val="en-US"/>
+                <w14:textFill>
+                  <w14:solidFill>
+                    <w14:srgbClr w14:val="1D2125"/>
+                  </w14:solidFill>
+                </w14:textFill>
+              </w:rPr>
+              <w:t xml:space="preserve">?  </w:t>
+            </w:r>
+            <w:r>
+              <w:rPr>
+                <w:rStyle w:val="None"/>
+                <w:rFonts w:ascii="Roboto" w:hAnsi="Roboto" w:eastAsia="Roboto" w:cs="Roboto"/>
                 <w:b w:val="1"/>
                 <w:bCs w:val="1"/>
                 <w:outline w:val="0"/>
                 <w:color w:val="1d2125"/>
                 <w:sz w:val="24"/>
                 <w:szCs w:val="24"/>
-                <w:u w:color="1d2125"/>
-                <w:shd w:val="nil" w:color="auto" w:fill="auto"/>
-                <w:rtl w:val="0"/>
+                <w:shd w:val="nil" w:color="auto" w:fill="auto"/>
                 <w:lang w:val="en-US"/>
                 <w14:textFill>
                   <w14:solidFill>
@@ -4449,68 +4898,139 @@
               </w:rPr>
               <w:t>ANS:</w:t>
             </w:r>
-          </w:p>
-          <w:p>
+            <w:r>
+              <w:rPr>
+                <w:rStyle w:val="None"/>
+                <w:rFonts w:ascii="Roboto" w:hAnsi="Roboto" w:eastAsia="Roboto" w:cs="Roboto"/>
+                <w:b w:val="1"/>
+                <w:bCs w:val="1"/>
+                <w:outline w:val="0"/>
+                <w:color w:val="1d2125"/>
+                <w:sz w:val="24"/>
+                <w:szCs w:val="24"/>
+                <w:shd w:val="nil" w:color="auto" w:fill="auto"/>
+                <w:lang w:val="en-US"/>
+                <w14:textFill>
+                  <w14:solidFill>
+                    <w14:srgbClr w14:val="1D2125"/>
+                  </w14:solidFill>
+                </w14:textFill>
+              </w:rPr>
+              <w:t xml:space="preserve"> </w:t>
+            </w:r>
+            <w:r>
+              <w:rPr>
+                <w:rStyle w:val="None"/>
+                <w:rFonts w:ascii="Roboto" w:hAnsi="Roboto" w:eastAsia="Roboto" w:cs="Roboto"/>
+                <w:b w:val="1"/>
+                <w:bCs w:val="1"/>
+                <w:outline w:val="0"/>
+                <w:color w:val="1d2125"/>
+                <w:sz w:val="24"/>
+                <w:szCs w:val="24"/>
+                <w:shd w:val="nil" w:color="auto" w:fill="auto"/>
+                <w:lang w:val="en-US"/>
+                <w14:textFill>
+                  <w14:solidFill>
+                    <w14:srgbClr w14:val="1D2125"/>
+                  </w14:solidFill>
+                </w14:textFill>
+              </w:rPr>
+              <w:t>Yes, I found the pages easily. The pages and flow of the site makes sense.</w:t>
+            </w:r>
+          </w:p>
+          <w:p wp14:textId="1FADEAA6">
             <w:pPr>
               <w:pStyle w:val="List Paragraph"/>
               <w:numPr>
                 <w:ilvl w:val="0"/>
                 <w:numId w:val="2"/>
               </w:numPr>
-              <w:shd w:val="clear" w:color="auto" w:fill="f8f9fa"/>
+              <w:shd w:val="clear" w:color="auto" w:fill="F8F9FA"/>
               <w:bidi w:val="0"/>
               <w:spacing w:line="240" w:lineRule="auto"/>
               <w:ind w:right="0"/>
               <w:jc w:val="both"/>
               <w:rPr>
-                <w:rFonts w:ascii="Roboto" w:cs="Roboto" w:hAnsi="Roboto" w:eastAsia="Roboto"/>
-                <w:outline w:val="0"/>
-                <w:color w:val="1d2125"/>
-                <w:sz w:val="24"/>
-                <w:szCs w:val="24"/>
-                <w:u w:color="1d2125"/>
-                <w:rtl w:val="0"/>
-                <w:lang w:val="en-US"/>
-                <w14:textFill>
-                  <w14:solidFill>
-                    <w14:srgbClr w14:val="1D2125"/>
-                  </w14:solidFill>
-                </w14:textFill>
-              </w:rPr>
-            </w:pPr>
-            <w:r>
-              <w:rPr>
-                <w:rStyle w:val="None"/>
-                <w:rFonts w:ascii="Roboto" w:cs="Roboto" w:hAnsi="Roboto" w:eastAsia="Roboto"/>
-                <w:outline w:val="0"/>
-                <w:color w:val="1d2125"/>
-                <w:sz w:val="24"/>
-                <w:szCs w:val="24"/>
-                <w:u w:color="1d2125"/>
-                <w:shd w:val="nil" w:color="auto" w:fill="auto"/>
-                <w:rtl w:val="0"/>
-                <w:lang w:val="en-US"/>
-                <w14:textFill>
-                  <w14:solidFill>
-                    <w14:srgbClr w14:val="1D2125"/>
-                  </w14:solidFill>
-                </w14:textFill>
-              </w:rPr>
-              <w:t>Did it take more time than you thought it would take?  If so, why do you think it took longer?</w:t>
-            </w:r>
-            <w:r>
-              <w:rPr>
-                <w:rStyle w:val="None"/>
-                <w:rFonts w:ascii="Roboto" w:cs="Roboto" w:hAnsi="Roboto" w:eastAsia="Roboto"/>
+                <w:rFonts w:ascii="Roboto" w:hAnsi="Roboto" w:eastAsia="Roboto" w:cs="Roboto"/>
+                <w:outline w:val="0"/>
+                <w:color w:val="1d2125"/>
+                <w:sz w:val="24"/>
+                <w:szCs w:val="24"/>
+                <w:rtl w:val="0"/>
+                <w:lang w:val="en-US"/>
+                <w14:textFill>
+                  <w14:solidFill>
+                    <w14:srgbClr w14:val="1D2125"/>
+                  </w14:solidFill>
+                </w14:textFill>
+              </w:rPr>
+            </w:pPr>
+            <w:r>
+              <w:rPr>
+                <w:rStyle w:val="None"/>
+                <w:rFonts w:ascii="Roboto" w:hAnsi="Roboto" w:eastAsia="Roboto" w:cs="Roboto"/>
+                <w:outline w:val="0"/>
+                <w:color w:val="1d2125"/>
+                <w:sz w:val="24"/>
+                <w:szCs w:val="24"/>
+                <w:shd w:val="nil" w:color="auto" w:fill="auto"/>
+                <w:lang w:val="en-US"/>
+                <w14:textFill>
+                  <w14:solidFill>
+                    <w14:srgbClr w14:val="1D2125"/>
+                  </w14:solidFill>
+                </w14:textFill>
+              </w:rPr>
+              <w:t>Did it take more time than you thought it would take</w:t>
+            </w:r>
+            <w:r>
+              <w:rPr>
+                <w:rStyle w:val="None"/>
+                <w:rFonts w:ascii="Roboto" w:hAnsi="Roboto" w:eastAsia="Roboto" w:cs="Roboto"/>
+                <w:outline w:val="0"/>
+                <w:color w:val="1d2125"/>
+                <w:sz w:val="24"/>
+                <w:szCs w:val="24"/>
+                <w:shd w:val="nil" w:color="auto" w:fill="auto"/>
+                <w:lang w:val="en-US"/>
+                <w14:textFill>
+                  <w14:solidFill>
+                    <w14:srgbClr w14:val="1D2125"/>
+                  </w14:solidFill>
+                </w14:textFill>
+              </w:rPr>
+              <w:t xml:space="preserve">?  </w:t>
+            </w:r>
+            <w:r>
+              <w:rPr>
+                <w:rStyle w:val="None"/>
+                <w:rFonts w:ascii="Roboto" w:hAnsi="Roboto" w:eastAsia="Roboto" w:cs="Roboto"/>
+                <w:outline w:val="0"/>
+                <w:color w:val="1d2125"/>
+                <w:sz w:val="24"/>
+                <w:szCs w:val="24"/>
+                <w:shd w:val="nil" w:color="auto" w:fill="auto"/>
+                <w:lang w:val="en-US"/>
+                <w14:textFill>
+                  <w14:solidFill>
+                    <w14:srgbClr w14:val="1D2125"/>
+                  </w14:solidFill>
+                </w14:textFill>
+              </w:rPr>
+              <w:t>If so, why do you think it took longer?</w:t>
+            </w:r>
+            <w:r>
+              <w:rPr>
+                <w:rStyle w:val="None"/>
+                <w:rFonts w:ascii="Roboto" w:hAnsi="Roboto" w:eastAsia="Roboto" w:cs="Roboto"/>
                 <w:b w:val="1"/>
                 <w:bCs w:val="1"/>
                 <w:outline w:val="0"/>
                 <w:color w:val="1d2125"/>
                 <w:sz w:val="24"/>
                 <w:szCs w:val="24"/>
-                <w:u w:color="1d2125"/>
-                <w:shd w:val="nil" w:color="auto" w:fill="auto"/>
-                <w:rtl w:val="0"/>
+                <w:shd w:val="nil" w:color="auto" w:fill="auto"/>
                 <w:lang w:val="en-US"/>
                 <w14:textFill>
                   <w14:solidFill>
@@ -4520,68 +5040,198 @@
               </w:rPr>
               <w:t xml:space="preserve"> ANS:</w:t>
             </w:r>
-          </w:p>
-          <w:p>
+            <w:r>
+              <w:rPr>
+                <w:rStyle w:val="None"/>
+                <w:rFonts w:ascii="Roboto" w:hAnsi="Roboto" w:eastAsia="Roboto" w:cs="Roboto"/>
+                <w:b w:val="1"/>
+                <w:bCs w:val="1"/>
+                <w:outline w:val="0"/>
+                <w:color w:val="1d2125"/>
+                <w:sz w:val="24"/>
+                <w:szCs w:val="24"/>
+                <w:shd w:val="nil" w:color="auto" w:fill="auto"/>
+                <w:lang w:val="en-US"/>
+                <w14:textFill>
+                  <w14:solidFill>
+                    <w14:srgbClr w14:val="1D2125"/>
+                  </w14:solidFill>
+                </w14:textFill>
+              </w:rPr>
+              <w:t xml:space="preserve"> It </w:t>
+            </w:r>
+            <w:r>
+              <w:rPr>
+                <w:rStyle w:val="None"/>
+                <w:rFonts w:ascii="Roboto" w:hAnsi="Roboto" w:eastAsia="Roboto" w:cs="Roboto"/>
+                <w:b w:val="1"/>
+                <w:bCs w:val="1"/>
+                <w:outline w:val="0"/>
+                <w:color w:val="1d2125"/>
+                <w:sz w:val="24"/>
+                <w:szCs w:val="24"/>
+                <w:shd w:val="nil" w:color="auto" w:fill="auto"/>
+                <w:lang w:val="en-US"/>
+                <w14:textFill>
+                  <w14:solidFill>
+                    <w14:srgbClr w14:val="1D2125"/>
+                  </w14:solidFill>
+                </w14:textFill>
+              </w:rPr>
+              <w:t xml:space="preserve">wasn’t</w:t>
+            </w:r>
+            <w:r>
+              <w:rPr>
+                <w:rStyle w:val="None"/>
+                <w:rFonts w:ascii="Roboto" w:hAnsi="Roboto" w:eastAsia="Roboto" w:cs="Roboto"/>
+                <w:b w:val="1"/>
+                <w:bCs w:val="1"/>
+                <w:outline w:val="0"/>
+                <w:color w:val="1d2125"/>
+                <w:sz w:val="24"/>
+                <w:szCs w:val="24"/>
+                <w:shd w:val="nil" w:color="auto" w:fill="auto"/>
+                <w:lang w:val="en-US"/>
+                <w14:textFill>
+                  <w14:solidFill>
+                    <w14:srgbClr w14:val="1D2125"/>
+                  </w14:solidFill>
+                </w14:textFill>
+              </w:rPr>
+              <w:t xml:space="preserve"> hard to find the right page for the questions.</w:t>
+            </w:r>
+          </w:p>
+          <w:p wp14:textId="59F75FE4">
             <w:pPr>
               <w:pStyle w:val="List Paragraph"/>
               <w:numPr>
                 <w:ilvl w:val="0"/>
                 <w:numId w:val="2"/>
               </w:numPr>
-              <w:shd w:val="clear" w:color="auto" w:fill="f8f9fa"/>
+              <w:shd w:val="clear" w:color="auto" w:fill="F8F9FA"/>
               <w:bidi w:val="0"/>
               <w:spacing w:line="240" w:lineRule="auto"/>
               <w:ind w:right="0"/>
               <w:jc w:val="both"/>
               <w:rPr>
-                <w:rFonts w:ascii="Roboto" w:cs="Roboto" w:hAnsi="Roboto" w:eastAsia="Roboto"/>
-                <w:outline w:val="0"/>
-                <w:color w:val="1d2125"/>
-                <w:sz w:val="24"/>
-                <w:szCs w:val="24"/>
-                <w:u w:color="1d2125"/>
-                <w:rtl w:val="0"/>
-                <w:lang w:val="en-US"/>
-                <w14:textFill>
-                  <w14:solidFill>
-                    <w14:srgbClr w14:val="1D2125"/>
-                  </w14:solidFill>
-                </w14:textFill>
-              </w:rPr>
-            </w:pPr>
-            <w:r>
-              <w:rPr>
-                <w:rStyle w:val="None"/>
-                <w:rFonts w:ascii="Roboto" w:cs="Roboto" w:hAnsi="Roboto" w:eastAsia="Roboto"/>
-                <w:outline w:val="0"/>
-                <w:color w:val="1d2125"/>
-                <w:sz w:val="24"/>
-                <w:szCs w:val="24"/>
-                <w:u w:color="1d2125"/>
-                <w:shd w:val="nil" w:color="auto" w:fill="auto"/>
-                <w:rtl w:val="0"/>
-                <w:lang w:val="en-US"/>
-                <w14:textFill>
-                  <w14:solidFill>
-                    <w14:srgbClr w14:val="1D2125"/>
-                  </w14:solidFill>
-                </w14:textFill>
-              </w:rPr>
-              <w:t>Were menu items labeled properly to indicate relevant resources?  If not, what was mislabeled and how would you correct it?</w:t>
-            </w:r>
-            <w:r>
-              <w:rPr>
-                <w:rStyle w:val="None"/>
-                <w:rFonts w:ascii="Roboto" w:cs="Roboto" w:hAnsi="Roboto" w:eastAsia="Roboto"/>
+                <w:rStyle w:val="None"/>
+                <w:rFonts w:ascii="Roboto" w:hAnsi="Roboto" w:eastAsia="Roboto" w:cs="Roboto"/>
                 <w:b w:val="1"/>
                 <w:bCs w:val="1"/>
                 <w:outline w:val="0"/>
                 <w:color w:val="1d2125"/>
                 <w:sz w:val="24"/>
                 <w:szCs w:val="24"/>
-                <w:u w:color="1d2125"/>
-                <w:shd w:val="nil" w:color="auto" w:fill="auto"/>
-                <w:rtl w:val="0"/>
+                <w:rtl w:val="0"/>
+                <w:lang w:val="en-US"/>
+                <w14:textFill>
+                  <w14:solidFill>
+                    <w14:srgbClr w14:val="1D2125"/>
+                  </w14:solidFill>
+                </w14:textFill>
+              </w:rPr>
+            </w:pPr>
+            <w:r>
+              <w:rPr>
+                <w:rStyle w:val="None"/>
+                <w:rFonts w:ascii="Roboto" w:hAnsi="Roboto" w:eastAsia="Roboto" w:cs="Roboto"/>
+                <w:outline w:val="0"/>
+                <w:color w:val="1d2125"/>
+                <w:sz w:val="24"/>
+                <w:szCs w:val="24"/>
+                <w:shd w:val="nil" w:color="auto" w:fill="auto"/>
+                <w:lang w:val="en-US"/>
+                <w14:textFill>
+                  <w14:solidFill>
+                    <w14:srgbClr w14:val="1D2125"/>
+                  </w14:solidFill>
+                </w14:textFill>
+              </w:rPr>
+              <w:t xml:space="preserve">Were menu items labeled properly to </w:t>
+            </w:r>
+            <w:r>
+              <w:rPr>
+                <w:rStyle w:val="None"/>
+                <w:rFonts w:ascii="Roboto" w:hAnsi="Roboto" w:eastAsia="Roboto" w:cs="Roboto"/>
+                <w:outline w:val="0"/>
+                <w:color w:val="1d2125"/>
+                <w:sz w:val="24"/>
+                <w:szCs w:val="24"/>
+                <w:shd w:val="nil" w:color="auto" w:fill="auto"/>
+                <w:lang w:val="en-US"/>
+                <w14:textFill>
+                  <w14:solidFill>
+                    <w14:srgbClr w14:val="1D2125"/>
+                  </w14:solidFill>
+                </w14:textFill>
+              </w:rPr>
+              <w:t>indicate</w:t>
+            </w:r>
+            <w:r>
+              <w:rPr>
+                <w:rStyle w:val="None"/>
+                <w:rFonts w:ascii="Roboto" w:hAnsi="Roboto" w:eastAsia="Roboto" w:cs="Roboto"/>
+                <w:outline w:val="0"/>
+                <w:color w:val="1d2125"/>
+                <w:sz w:val="24"/>
+                <w:szCs w:val="24"/>
+                <w:shd w:val="nil" w:color="auto" w:fill="auto"/>
+                <w:lang w:val="en-US"/>
+                <w14:textFill>
+                  <w14:solidFill>
+                    <w14:srgbClr w14:val="1D2125"/>
+                  </w14:solidFill>
+                </w14:textFill>
+              </w:rPr>
+              <w:t xml:space="preserve"> relevant resources</w:t>
+            </w:r>
+            <w:r>
+              <w:rPr>
+                <w:rStyle w:val="None"/>
+                <w:rFonts w:ascii="Roboto" w:hAnsi="Roboto" w:eastAsia="Roboto" w:cs="Roboto"/>
+                <w:outline w:val="0"/>
+                <w:color w:val="1d2125"/>
+                <w:sz w:val="24"/>
+                <w:szCs w:val="24"/>
+                <w:shd w:val="nil" w:color="auto" w:fill="auto"/>
+                <w:lang w:val="en-US"/>
+                <w14:textFill>
+                  <w14:solidFill>
+                    <w14:srgbClr w14:val="1D2125"/>
+                  </w14:solidFill>
+                </w14:textFill>
+              </w:rPr>
+              <w:t xml:space="preserve">?  </w:t>
+            </w:r>
+            <w:r>
+              <w:rPr>
+                <w:rStyle w:val="None"/>
+                <w:rFonts w:ascii="Roboto" w:hAnsi="Roboto" w:eastAsia="Roboto" w:cs="Roboto"/>
+                <w:outline w:val="0"/>
+                <w:color w:val="1d2125"/>
+                <w:sz w:val="24"/>
+                <w:szCs w:val="24"/>
+                <w:shd w:val="nil" w:color="auto" w:fill="auto"/>
+                <w:lang w:val="en-US"/>
+                <w14:textFill>
+                  <w14:solidFill>
+                    <w14:srgbClr w14:val="1D2125"/>
+                  </w14:solidFill>
+                </w14:textFill>
+              </w:rPr>
+              <w:t>If not, what was mislabeled and how would you correct it?</w:t>
+            </w:r>
+            <w:r>
+              <w:rPr>
+                <w:rStyle w:val="None"/>
+                <w:rFonts w:ascii="Roboto" w:hAnsi="Roboto" w:eastAsia="Roboto" w:cs="Roboto"/>
+                <w:b w:val="1"/>
+                <w:bCs w:val="1"/>
+                <w:outline w:val="0"/>
+                <w:color w:val="1d2125"/>
+                <w:sz w:val="24"/>
+                <w:szCs w:val="24"/>
+                <w:shd w:val="nil" w:color="auto" w:fill="auto"/>
                 <w:lang w:val="en-US"/>
                 <w14:textFill>
                   <w14:solidFill>
@@ -4591,68 +5241,142 @@
               </w:rPr>
               <w:t xml:space="preserve"> ANS:</w:t>
             </w:r>
-          </w:p>
-          <w:p>
+            <w:r>
+              <w:rPr>
+                <w:rStyle w:val="None"/>
+                <w:rFonts w:ascii="Roboto" w:hAnsi="Roboto" w:eastAsia="Roboto" w:cs="Roboto"/>
+                <w:b w:val="1"/>
+                <w:bCs w:val="1"/>
+                <w:outline w:val="0"/>
+                <w:color w:val="1d2125"/>
+                <w:sz w:val="24"/>
+                <w:szCs w:val="24"/>
+                <w:shd w:val="nil" w:color="auto" w:fill="auto"/>
+                <w:lang w:val="en-US"/>
+                <w14:textFill>
+                  <w14:solidFill>
+                    <w14:srgbClr w14:val="1D2125"/>
+                  </w14:solidFill>
+                </w14:textFill>
+              </w:rPr>
+              <w:t xml:space="preserve"> </w:t>
+            </w:r>
+            <w:r>
+              <w:rPr>
+                <w:rStyle w:val="None"/>
+                <w:rFonts w:ascii="Roboto" w:hAnsi="Roboto" w:eastAsia="Roboto" w:cs="Roboto"/>
+                <w:b w:val="1"/>
+                <w:bCs w:val="1"/>
+                <w:outline w:val="0"/>
+                <w:color w:val="1d2125"/>
+                <w:sz w:val="24"/>
+                <w:szCs w:val="24"/>
+                <w:shd w:val="nil" w:color="auto" w:fill="auto"/>
+                <w:lang w:val="en-US"/>
+                <w14:textFill>
+                  <w14:solidFill>
+                    <w14:srgbClr w14:val="1D2125"/>
+                  </w14:solidFill>
+                </w14:textFill>
+              </w:rPr>
+              <w:t xml:space="preserve">Provider information was confusing but can be fixed easily by being before Find A Provider.</w:t>
+            </w:r>
+          </w:p>
+          <w:p wp14:textId="019BF5E3">
             <w:pPr>
               <w:pStyle w:val="List Paragraph"/>
               <w:numPr>
                 <w:ilvl w:val="0"/>
                 <w:numId w:val="2"/>
               </w:numPr>
-              <w:shd w:val="clear" w:color="auto" w:fill="f8f9fa"/>
+              <w:shd w:val="clear" w:color="auto" w:fill="F8F9FA"/>
               <w:bidi w:val="0"/>
               <w:spacing w:line="240" w:lineRule="auto"/>
               <w:ind w:right="0"/>
               <w:jc w:val="both"/>
               <w:rPr>
-                <w:rFonts w:ascii="Roboto" w:cs="Roboto" w:hAnsi="Roboto" w:eastAsia="Roboto"/>
-                <w:outline w:val="0"/>
-                <w:color w:val="1d2125"/>
-                <w:sz w:val="24"/>
-                <w:szCs w:val="24"/>
-                <w:u w:color="1d2125"/>
-                <w:rtl w:val="0"/>
-                <w:lang w:val="en-US"/>
-                <w14:textFill>
-                  <w14:solidFill>
-                    <w14:srgbClr w14:val="1D2125"/>
-                  </w14:solidFill>
-                </w14:textFill>
-              </w:rPr>
-            </w:pPr>
-            <w:r>
-              <w:rPr>
-                <w:rStyle w:val="None"/>
-                <w:rFonts w:ascii="Roboto" w:cs="Roboto" w:hAnsi="Roboto" w:eastAsia="Roboto"/>
-                <w:outline w:val="0"/>
-                <w:color w:val="1d2125"/>
-                <w:sz w:val="24"/>
-                <w:szCs w:val="24"/>
-                <w:u w:color="1d2125"/>
-                <w:shd w:val="nil" w:color="auto" w:fill="auto"/>
-                <w:rtl w:val="0"/>
-                <w:lang w:val="en-US"/>
-                <w14:textFill>
-                  <w14:solidFill>
-                    <w14:srgbClr w14:val="1D2125"/>
-                  </w14:solidFill>
-                </w14:textFill>
-              </w:rPr>
-              <w:t>Do you have any suggestions to make the site navigation easier?</w:t>
-            </w:r>
-            <w:r>
-              <w:rPr>
-                <w:rStyle w:val="None"/>
-                <w:rFonts w:ascii="Roboto" w:cs="Roboto" w:hAnsi="Roboto" w:eastAsia="Roboto"/>
+                <w:rStyle w:val="None"/>
+                <w:rFonts w:ascii="Roboto" w:hAnsi="Roboto" w:eastAsia="Roboto" w:cs="Roboto"/>
                 <w:b w:val="1"/>
                 <w:bCs w:val="1"/>
                 <w:outline w:val="0"/>
                 <w:color w:val="1d2125"/>
                 <w:sz w:val="24"/>
                 <w:szCs w:val="24"/>
-                <w:u w:color="1d2125"/>
-                <w:shd w:val="nil" w:color="auto" w:fill="auto"/>
-                <w:rtl w:val="0"/>
+                <w:rtl w:val="0"/>
+                <w:lang w:val="en-US"/>
+                <w14:textFill>
+                  <w14:solidFill>
+                    <w14:srgbClr w14:val="1D2125"/>
+                  </w14:solidFill>
+                </w14:textFill>
+              </w:rPr>
+            </w:pPr>
+            <w:r>
+              <w:rPr>
+                <w:rStyle w:val="None"/>
+                <w:rFonts w:ascii="Roboto" w:hAnsi="Roboto" w:eastAsia="Roboto" w:cs="Roboto"/>
+                <w:outline w:val="0"/>
+                <w:color w:val="1d2125"/>
+                <w:sz w:val="24"/>
+                <w:szCs w:val="24"/>
+                <w:shd w:val="nil" w:color="auto" w:fill="auto"/>
+                <w:lang w:val="en-US"/>
+                <w14:textFill>
+                  <w14:solidFill>
+                    <w14:srgbClr w14:val="1D2125"/>
+                  </w14:solidFill>
+                </w14:textFill>
+              </w:rPr>
+              <w:t xml:space="preserve">Do you have any suggestions to make </w:t>
+            </w:r>
+            <w:r>
+              <w:rPr>
+                <w:rStyle w:val="None"/>
+                <w:rFonts w:ascii="Roboto" w:hAnsi="Roboto" w:eastAsia="Roboto" w:cs="Roboto"/>
+                <w:outline w:val="0"/>
+                <w:color w:val="1d2125"/>
+                <w:sz w:val="24"/>
+                <w:szCs w:val="24"/>
+                <w:shd w:val="nil" w:color="auto" w:fill="auto"/>
+                <w:lang w:val="en-US"/>
+                <w14:textFill>
+                  <w14:solidFill>
+                    <w14:srgbClr w14:val="1D2125"/>
+                  </w14:solidFill>
+                </w14:textFill>
+              </w:rPr>
+              <w:t>the site</w:t>
+            </w:r>
+            <w:r>
+              <w:rPr>
+                <w:rStyle w:val="None"/>
+                <w:rFonts w:ascii="Roboto" w:hAnsi="Roboto" w:eastAsia="Roboto" w:cs="Roboto"/>
+                <w:outline w:val="0"/>
+                <w:color w:val="1d2125"/>
+                <w:sz w:val="24"/>
+                <w:szCs w:val="24"/>
+                <w:shd w:val="nil" w:color="auto" w:fill="auto"/>
+                <w:lang w:val="en-US"/>
+                <w14:textFill>
+                  <w14:solidFill>
+                    <w14:srgbClr w14:val="1D2125"/>
+                  </w14:solidFill>
+                </w14:textFill>
+              </w:rPr>
+              <w:t xml:space="preserve"> navigation easier?</w:t>
+            </w:r>
+            <w:r>
+              <w:rPr>
+                <w:rStyle w:val="None"/>
+                <w:rFonts w:ascii="Roboto" w:hAnsi="Roboto" w:eastAsia="Roboto" w:cs="Roboto"/>
+                <w:b w:val="1"/>
+                <w:bCs w:val="1"/>
+                <w:outline w:val="0"/>
+                <w:color w:val="1d2125"/>
+                <w:sz w:val="24"/>
+                <w:szCs w:val="24"/>
+                <w:shd w:val="nil" w:color="auto" w:fill="auto"/>
                 <w:lang w:val="en-US"/>
                 <w14:textFill>
                   <w14:solidFill>
@@ -4661,31 +5385,51 @@
                 </w14:textFill>
               </w:rPr>
               <w:t xml:space="preserve"> ANS:</w:t>
+            </w:r>
+            <w:r>
+              <w:rPr>
+                <w:rStyle w:val="None"/>
+                <w:rFonts w:ascii="Roboto" w:hAnsi="Roboto" w:eastAsia="Roboto" w:cs="Roboto"/>
+                <w:b w:val="1"/>
+                <w:bCs w:val="1"/>
+                <w:outline w:val="0"/>
+                <w:color w:val="1d2125"/>
+                <w:sz w:val="24"/>
+                <w:szCs w:val="24"/>
+                <w:shd w:val="nil" w:color="auto" w:fill="auto"/>
+                <w:lang w:val="en-US"/>
+                <w14:textFill>
+                  <w14:solidFill>
+                    <w14:srgbClr w14:val="1D2125"/>
+                  </w14:solidFill>
+                </w14:textFill>
+              </w:rPr>
+              <w:t xml:space="preserve"> Accessibility Features site wide could be more clear.</w:t>
             </w:r>
           </w:p>
         </w:tc>
         <w:tc>
           <w:tcPr>
-            <w:tcW w:type="dxa" w:w="355"/>
+            <w:tcW w:w="355" w:type="dxa"/>
             <w:tcBorders>
               <w:top w:val="nil"/>
-              <w:left w:val="single" w:color="000000" w:sz="4" w:space="0" w:shadow="0" w:frame="0"/>
+              <w:left w:val="single" w:color="000000" w:themeColor="text1" w:sz="4" w:space="0" w:shadow="0" w:frame="0"/>
               <w:bottom w:val="nil"/>
               <w:right w:val="nil"/>
             </w:tcBorders>
             <w:shd w:val="clear" w:color="auto" w:fill="auto"/>
             <w:tcMar>
-              <w:top w:type="dxa" w:w="80"/>
-              <w:left w:type="dxa" w:w="80"/>
-              <w:bottom w:type="dxa" w:w="80"/>
-              <w:right w:type="dxa" w:w="80"/>
+              <w:top w:w="80" w:type="dxa"/>
+              <w:left w:w="80" w:type="dxa"/>
+              <w:bottom w:w="80" w:type="dxa"/>
+              <w:right w:w="80" w:type="dxa"/>
             </w:tcMar>
             <w:vAlign w:val="top"/>
           </w:tcPr>
-          <w:p/>
+          <w:p wp14:textId="77777777"/>
         </w:tc>
       </w:tr>
-      <w:tr>
+      <w:tr xmlns:wp14="http://schemas.microsoft.com/office/word/2010/wordml" wp14:textId="77777777">
         <w:tblPrEx>
           <w:shd w:val="clear" w:color="auto" w:fill="ced7e7"/>
         </w:tblPrEx>
@@ -4694,23 +5438,23 @@
         </w:trPr>
         <w:tc>
           <w:tcPr>
-            <w:tcW w:type="dxa" w:w="9005"/>
+            <w:tcW w:w="9005" w:type="dxa"/>
             <w:tcBorders>
-              <w:top w:val="single" w:color="000000" w:sz="4" w:space="0" w:shadow="0" w:frame="0"/>
-              <w:left w:val="single" w:color="000000" w:sz="4" w:space="0" w:shadow="0" w:frame="0"/>
-              <w:bottom w:val="single" w:color="000000" w:sz="4" w:space="0" w:shadow="0" w:frame="0"/>
-              <w:right w:val="single" w:color="000000" w:sz="4" w:space="0" w:shadow="0" w:frame="0"/>
+              <w:top w:val="single" w:color="000000" w:themeColor="text1" w:sz="4" w:space="0" w:shadow="0" w:frame="0"/>
+              <w:left w:val="single" w:color="000000" w:themeColor="text1" w:sz="4" w:space="0" w:shadow="0" w:frame="0"/>
+              <w:bottom w:val="single" w:color="000000" w:themeColor="text1" w:sz="4" w:space="0" w:shadow="0" w:frame="0"/>
+              <w:right w:val="single" w:color="000000" w:themeColor="text1" w:sz="4" w:space="0" w:shadow="0" w:frame="0"/>
             </w:tcBorders>
             <w:shd w:val="clear" w:color="auto" w:fill="auto"/>
             <w:tcMar>
-              <w:top w:type="dxa" w:w="80"/>
-              <w:left w:type="dxa" w:w="80"/>
-              <w:bottom w:type="dxa" w:w="80"/>
-              <w:right w:type="dxa" w:w="80"/>
+              <w:top w:w="80" w:type="dxa"/>
+              <w:left w:w="80" w:type="dxa"/>
+              <w:bottom w:w="80" w:type="dxa"/>
+              <w:right w:w="80" w:type="dxa"/>
             </w:tcMar>
             <w:vAlign w:val="top"/>
           </w:tcPr>
-          <w:p>
+          <w:p wp14:textId="77777777">
             <w:pPr>
               <w:pStyle w:val="Body A"/>
               <w:spacing w:line="240" w:lineRule="auto"/>
@@ -4719,7 +5463,7 @@
             <w:r>
               <w:rPr>
                 <w:rStyle w:val="None"/>
-                <w:rFonts w:ascii="Roboto" w:cs="Roboto" w:hAnsi="Roboto" w:eastAsia="Roboto"/>
+                <w:rFonts w:ascii="Roboto" w:hAnsi="Roboto" w:eastAsia="Roboto" w:cs="Roboto"/>
                 <w:b w:val="1"/>
                 <w:bCs w:val="1"/>
                 <w:outline w:val="0"/>
@@ -4742,26 +5486,26 @@
         </w:tc>
         <w:tc>
           <w:tcPr>
-            <w:tcW w:type="dxa" w:w="355"/>
+            <w:tcW w:w="355" w:type="dxa"/>
             <w:tcBorders>
               <w:top w:val="nil"/>
-              <w:left w:val="single" w:color="000000" w:sz="4" w:space="0" w:shadow="0" w:frame="0"/>
+              <w:left w:val="single" w:color="000000" w:themeColor="text1" w:sz="4" w:space="0" w:shadow="0" w:frame="0"/>
               <w:bottom w:val="nil"/>
               <w:right w:val="nil"/>
             </w:tcBorders>
             <w:shd w:val="clear" w:color="auto" w:fill="auto"/>
             <w:tcMar>
-              <w:top w:type="dxa" w:w="80"/>
-              <w:left w:type="dxa" w:w="80"/>
-              <w:bottom w:type="dxa" w:w="80"/>
-              <w:right w:type="dxa" w:w="80"/>
+              <w:top w:w="80" w:type="dxa"/>
+              <w:left w:w="80" w:type="dxa"/>
+              <w:bottom w:w="80" w:type="dxa"/>
+              <w:right w:w="80" w:type="dxa"/>
             </w:tcMar>
             <w:vAlign w:val="top"/>
           </w:tcPr>
-          <w:p/>
+          <w:p wp14:textId="77777777"/>
         </w:tc>
       </w:tr>
-      <w:tr>
+      <w:tr xmlns:wp14="http://schemas.microsoft.com/office/word/2010/wordml" wp14:textId="77777777">
         <w:tblPrEx>
           <w:shd w:val="clear" w:color="auto" w:fill="ced7e7"/>
         </w:tblPrEx>
@@ -4770,29 +5514,29 @@
         </w:trPr>
         <w:tc>
           <w:tcPr>
-            <w:tcW w:type="dxa" w:w="9005"/>
+            <w:tcW w:w="9005" w:type="dxa"/>
             <w:tcBorders>
-              <w:top w:val="single" w:color="000000" w:sz="4" w:space="0" w:shadow="0" w:frame="0"/>
-              <w:left w:val="single" w:color="000000" w:sz="4" w:space="0" w:shadow="0" w:frame="0"/>
-              <w:bottom w:val="single" w:color="000000" w:sz="4" w:space="0" w:shadow="0" w:frame="0"/>
-              <w:right w:val="single" w:color="000000" w:sz="4" w:space="0" w:shadow="0" w:frame="0"/>
+              <w:top w:val="single" w:color="000000" w:themeColor="text1" w:sz="4" w:space="0" w:shadow="0" w:frame="0"/>
+              <w:left w:val="single" w:color="000000" w:themeColor="text1" w:sz="4" w:space="0" w:shadow="0" w:frame="0"/>
+              <w:bottom w:val="single" w:color="000000" w:themeColor="text1" w:sz="4" w:space="0" w:shadow="0" w:frame="0"/>
+              <w:right w:val="single" w:color="000000" w:themeColor="text1" w:sz="4" w:space="0" w:shadow="0" w:frame="0"/>
             </w:tcBorders>
             <w:shd w:val="clear" w:color="auto" w:fill="auto"/>
             <w:tcMar>
-              <w:top w:type="dxa" w:w="80"/>
-              <w:left w:type="dxa" w:w="80"/>
-              <w:bottom w:type="dxa" w:w="80"/>
-              <w:right w:type="dxa" w:w="80"/>
+              <w:top w:w="80" w:type="dxa"/>
+              <w:left w:w="80" w:type="dxa"/>
+              <w:bottom w:w="80" w:type="dxa"/>
+              <w:right w:w="80" w:type="dxa"/>
             </w:tcMar>
             <w:vAlign w:val="top"/>
           </w:tcPr>
-          <w:p>
+          <w:p wp14:textId="77777777">
             <w:pPr>
               <w:pStyle w:val="Body A"/>
               <w:spacing w:line="240" w:lineRule="auto"/>
               <w:rPr>
                 <w:rStyle w:val="None"/>
-                <w:rFonts w:ascii="Roboto" w:cs="Roboto" w:hAnsi="Roboto" w:eastAsia="Roboto"/>
+                <w:rFonts w:ascii="Roboto" w:hAnsi="Roboto" w:eastAsia="Roboto" w:cs="Roboto"/>
                 <w:i w:val="1"/>
                 <w:iCs w:val="1"/>
                 <w:outline w:val="0"/>
@@ -4811,7 +5555,7 @@
             <w:r>
               <w:rPr>
                 <w:rStyle w:val="None"/>
-                <w:rFonts w:ascii="Roboto" w:cs="Roboto" w:hAnsi="Roboto" w:eastAsia="Roboto"/>
+                <w:rFonts w:ascii="Roboto" w:hAnsi="Roboto" w:eastAsia="Roboto" w:cs="Roboto"/>
                 <w:i w:val="1"/>
                 <w:iCs w:val="1"/>
                 <w:outline w:val="0"/>
@@ -4831,67 +5575,116 @@
               <w:t xml:space="preserve">List the answers you received from the user after Tree test below - </w:t>
             </w:r>
           </w:p>
-          <w:p>
+          <w:p wp14:textId="1032AC90">
             <w:pPr>
               <w:pStyle w:val="List Paragraph"/>
               <w:numPr>
                 <w:ilvl w:val="0"/>
                 <w:numId w:val="3"/>
               </w:numPr>
-              <w:shd w:val="clear" w:color="auto" w:fill="f8f9fa"/>
+              <w:shd w:val="clear" w:color="auto" w:fill="F8F9FA"/>
               <w:bidi w:val="0"/>
               <w:spacing w:line="240" w:lineRule="auto"/>
               <w:ind w:right="0"/>
               <w:jc w:val="both"/>
               <w:rPr>
-                <w:rFonts w:ascii="Roboto" w:cs="Roboto" w:hAnsi="Roboto" w:eastAsia="Roboto"/>
-                <w:outline w:val="0"/>
-                <w:color w:val="1d2125"/>
-                <w:sz w:val="24"/>
-                <w:szCs w:val="24"/>
-                <w:u w:color="1d2125"/>
-                <w:rtl w:val="0"/>
-                <w:lang w:val="en-US"/>
-                <w14:textFill>
-                  <w14:solidFill>
-                    <w14:srgbClr w14:val="1D2125"/>
-                  </w14:solidFill>
-                </w14:textFill>
-              </w:rPr>
-            </w:pPr>
-            <w:r>
-              <w:rPr>
-                <w:rStyle w:val="None"/>
-                <w:rFonts w:ascii="Roboto" w:cs="Roboto" w:hAnsi="Roboto" w:eastAsia="Roboto"/>
-                <w:outline w:val="0"/>
-                <w:color w:val="1d2125"/>
-                <w:sz w:val="24"/>
-                <w:szCs w:val="24"/>
-                <w:u w:color="1d2125"/>
-                <w:shd w:val="nil" w:color="auto" w:fill="auto"/>
-                <w:rtl w:val="0"/>
-                <w:lang w:val="en-US"/>
-                <w14:textFill>
-                  <w14:solidFill>
-                    <w14:srgbClr w14:val="1D2125"/>
-                  </w14:solidFill>
-                </w14:textFill>
-              </w:rPr>
-              <w:t xml:space="preserve">Did you find the pages where you thought they should?  If not, which pages were not where you expected them to be in the menu hierarchy?  </w:t>
-            </w:r>
-            <w:r>
-              <w:rPr>
-                <w:rStyle w:val="None"/>
-                <w:rFonts w:ascii="Roboto" w:cs="Roboto" w:hAnsi="Roboto" w:eastAsia="Roboto"/>
+                <w:rFonts w:ascii="Roboto" w:hAnsi="Roboto" w:eastAsia="Roboto" w:cs="Roboto"/>
+                <w:outline w:val="0"/>
+                <w:color w:val="1d2125"/>
+                <w:sz w:val="24"/>
+                <w:szCs w:val="24"/>
+                <w:rtl w:val="0"/>
+                <w:lang w:val="en-US"/>
+                <w14:textFill>
+                  <w14:solidFill>
+                    <w14:srgbClr w14:val="1D2125"/>
+                  </w14:solidFill>
+                </w14:textFill>
+              </w:rPr>
+            </w:pPr>
+            <w:r>
+              <w:rPr>
+                <w:rStyle w:val="None"/>
+                <w:rFonts w:ascii="Roboto" w:hAnsi="Roboto" w:eastAsia="Roboto" w:cs="Roboto"/>
+                <w:outline w:val="0"/>
+                <w:color w:val="1d2125"/>
+                <w:sz w:val="24"/>
+                <w:szCs w:val="24"/>
+                <w:shd w:val="nil" w:color="auto" w:fill="auto"/>
+                <w:lang w:val="en-US"/>
+                <w14:textFill>
+                  <w14:solidFill>
+                    <w14:srgbClr w14:val="1D2125"/>
+                  </w14:solidFill>
+                </w14:textFill>
+              </w:rPr>
+              <w:t xml:space="preserve">Did you find the pages where you thought they should</w:t>
+            </w:r>
+            <w:r>
+              <w:rPr>
+                <w:rStyle w:val="None"/>
+                <w:rFonts w:ascii="Roboto" w:hAnsi="Roboto" w:eastAsia="Roboto" w:cs="Roboto"/>
+                <w:outline w:val="0"/>
+                <w:color w:val="1d2125"/>
+                <w:sz w:val="24"/>
+                <w:szCs w:val="24"/>
+                <w:shd w:val="nil" w:color="auto" w:fill="auto"/>
+                <w:lang w:val="en-US"/>
+                <w14:textFill>
+                  <w14:solidFill>
+                    <w14:srgbClr w14:val="1D2125"/>
+                  </w14:solidFill>
+                </w14:textFill>
+              </w:rPr>
+              <w:t xml:space="preserve">?  </w:t>
+            </w:r>
+            <w:r>
+              <w:rPr>
+                <w:rStyle w:val="None"/>
+                <w:rFonts w:ascii="Roboto" w:hAnsi="Roboto" w:eastAsia="Roboto" w:cs="Roboto"/>
+                <w:outline w:val="0"/>
+                <w:color w:val="1d2125"/>
+                <w:sz w:val="24"/>
+                <w:szCs w:val="24"/>
+                <w:shd w:val="nil" w:color="auto" w:fill="auto"/>
+                <w:lang w:val="en-US"/>
+                <w14:textFill>
+                  <w14:solidFill>
+                    <w14:srgbClr w14:val="1D2125"/>
+                  </w14:solidFill>
+                </w14:textFill>
+              </w:rPr>
+              <w:t xml:space="preserve">If not, which pages were not where you expected them to be in the menu hierarchy</w:t>
+            </w:r>
+            <w:r>
+              <w:rPr>
+                <w:rStyle w:val="None"/>
+                <w:rFonts w:ascii="Roboto" w:hAnsi="Roboto" w:eastAsia="Roboto" w:cs="Roboto"/>
+                <w:outline w:val="0"/>
+                <w:color w:val="1d2125"/>
+                <w:sz w:val="24"/>
+                <w:szCs w:val="24"/>
+                <w:shd w:val="nil" w:color="auto" w:fill="auto"/>
+                <w:lang w:val="en-US"/>
+                <w14:textFill>
+                  <w14:solidFill>
+                    <w14:srgbClr w14:val="1D2125"/>
+                  </w14:solidFill>
+                </w14:textFill>
+              </w:rPr>
+              <w:t xml:space="preserve">?  </w:t>
+            </w:r>
+            <w:r>
+              <w:rPr>
+                <w:rStyle w:val="None"/>
+                <w:rFonts w:ascii="Roboto" w:hAnsi="Roboto" w:eastAsia="Roboto" w:cs="Roboto"/>
                 <w:b w:val="1"/>
                 <w:bCs w:val="1"/>
                 <w:outline w:val="0"/>
                 <w:color w:val="1d2125"/>
                 <w:sz w:val="24"/>
                 <w:szCs w:val="24"/>
-                <w:u w:color="1d2125"/>
-                <w:shd w:val="nil" w:color="auto" w:fill="auto"/>
-                <w:rtl w:val="0"/>
+                <w:shd w:val="nil" w:color="auto" w:fill="auto"/>
                 <w:lang w:val="en-US"/>
                 <w14:textFill>
                   <w14:solidFill>
@@ -4901,68 +5694,119 @@
               </w:rPr>
               <w:t>ANS:</w:t>
             </w:r>
-          </w:p>
-          <w:p>
+            <w:r>
+              <w:rPr>
+                <w:rStyle w:val="None"/>
+                <w:rFonts w:ascii="Roboto" w:hAnsi="Roboto" w:eastAsia="Roboto" w:cs="Roboto"/>
+                <w:b w:val="1"/>
+                <w:bCs w:val="1"/>
+                <w:outline w:val="0"/>
+                <w:color w:val="1d2125"/>
+                <w:sz w:val="24"/>
+                <w:szCs w:val="24"/>
+                <w:shd w:val="nil" w:color="auto" w:fill="auto"/>
+                <w:lang w:val="en-US"/>
+                <w14:textFill>
+                  <w14:solidFill>
+                    <w14:srgbClr w14:val="1D2125"/>
+                  </w14:solidFill>
+                </w14:textFill>
+              </w:rPr>
+              <w:t xml:space="preserve"> Yes found the pages easily</w:t>
+            </w:r>
+          </w:p>
+          <w:p wp14:textId="5CF8B558">
             <w:pPr>
               <w:pStyle w:val="List Paragraph"/>
               <w:numPr>
                 <w:ilvl w:val="0"/>
                 <w:numId w:val="3"/>
               </w:numPr>
-              <w:shd w:val="clear" w:color="auto" w:fill="f8f9fa"/>
+              <w:shd w:val="clear" w:color="auto" w:fill="F8F9FA"/>
               <w:bidi w:val="0"/>
               <w:spacing w:line="240" w:lineRule="auto"/>
               <w:ind w:right="0"/>
               <w:jc w:val="both"/>
               <w:rPr>
-                <w:rFonts w:ascii="Roboto" w:cs="Roboto" w:hAnsi="Roboto" w:eastAsia="Roboto"/>
-                <w:outline w:val="0"/>
-                <w:color w:val="1d2125"/>
-                <w:sz w:val="24"/>
-                <w:szCs w:val="24"/>
-                <w:u w:color="1d2125"/>
-                <w:rtl w:val="0"/>
-                <w:lang w:val="en-US"/>
-                <w14:textFill>
-                  <w14:solidFill>
-                    <w14:srgbClr w14:val="1D2125"/>
-                  </w14:solidFill>
-                </w14:textFill>
-              </w:rPr>
-            </w:pPr>
-            <w:r>
-              <w:rPr>
-                <w:rStyle w:val="None"/>
-                <w:rFonts w:ascii="Roboto" w:cs="Roboto" w:hAnsi="Roboto" w:eastAsia="Roboto"/>
-                <w:outline w:val="0"/>
-                <w:color w:val="1d2125"/>
-                <w:sz w:val="24"/>
-                <w:szCs w:val="24"/>
-                <w:u w:color="1d2125"/>
-                <w:shd w:val="nil" w:color="auto" w:fill="auto"/>
-                <w:rtl w:val="0"/>
-                <w:lang w:val="en-US"/>
-                <w14:textFill>
-                  <w14:solidFill>
-                    <w14:srgbClr w14:val="1D2125"/>
-                  </w14:solidFill>
-                </w14:textFill>
-              </w:rPr>
-              <w:t>Did it take more time than you thought it would take?  If so, why do you think it took longer?</w:t>
-            </w:r>
-            <w:r>
-              <w:rPr>
-                <w:rStyle w:val="None"/>
-                <w:rFonts w:ascii="Roboto" w:cs="Roboto" w:hAnsi="Roboto" w:eastAsia="Roboto"/>
+                <w:rFonts w:ascii="Roboto" w:hAnsi="Roboto" w:eastAsia="Roboto" w:cs="Roboto"/>
+                <w:outline w:val="0"/>
+                <w:color w:val="1d2125"/>
+                <w:sz w:val="24"/>
+                <w:szCs w:val="24"/>
+                <w:rtl w:val="0"/>
+                <w:lang w:val="en-US"/>
+                <w14:textFill>
+                  <w14:solidFill>
+                    <w14:srgbClr w14:val="1D2125"/>
+                  </w14:solidFill>
+                </w14:textFill>
+              </w:rPr>
+            </w:pPr>
+            <w:r>
+              <w:rPr>
+                <w:rStyle w:val="None"/>
+                <w:rFonts w:ascii="Roboto" w:hAnsi="Roboto" w:eastAsia="Roboto" w:cs="Roboto"/>
+                <w:outline w:val="0"/>
+                <w:color w:val="1d2125"/>
+                <w:sz w:val="24"/>
+                <w:szCs w:val="24"/>
+                <w:shd w:val="nil" w:color="auto" w:fill="auto"/>
+                <w:lang w:val="en-US"/>
+                <w14:textFill>
+                  <w14:solidFill>
+                    <w14:srgbClr w14:val="1D2125"/>
+                  </w14:solidFill>
+                </w14:textFill>
+              </w:rPr>
+              <w:t>Did it take more time than you thought it would take</w:t>
+            </w:r>
+            <w:r>
+              <w:rPr>
+                <w:rStyle w:val="None"/>
+                <w:rFonts w:ascii="Roboto" w:hAnsi="Roboto" w:eastAsia="Roboto" w:cs="Roboto"/>
+                <w:outline w:val="0"/>
+                <w:color w:val="1d2125"/>
+                <w:sz w:val="24"/>
+                <w:szCs w:val="24"/>
+                <w:shd w:val="nil" w:color="auto" w:fill="auto"/>
+                <w:lang w:val="en-US"/>
+                <w14:textFill>
+                  <w14:solidFill>
+                    <w14:srgbClr w14:val="1D2125"/>
+                  </w14:solidFill>
+                </w14:textFill>
+              </w:rPr>
+              <w:t xml:space="preserve">?  </w:t>
+            </w:r>
+            <w:r>
+              <w:rPr>
+                <w:rStyle w:val="None"/>
+                <w:rFonts w:ascii="Roboto" w:hAnsi="Roboto" w:eastAsia="Roboto" w:cs="Roboto"/>
+                <w:outline w:val="0"/>
+                <w:color w:val="1d2125"/>
+                <w:sz w:val="24"/>
+                <w:szCs w:val="24"/>
+                <w:shd w:val="nil" w:color="auto" w:fill="auto"/>
+                <w:lang w:val="en-US"/>
+                <w14:textFill>
+                  <w14:solidFill>
+                    <w14:srgbClr w14:val="1D2125"/>
+                  </w14:solidFill>
+                </w14:textFill>
+              </w:rPr>
+              <w:t>If so, why do you think it took longer?</w:t>
+            </w:r>
+            <w:r>
+              <w:rPr>
+                <w:rStyle w:val="None"/>
+                <w:rFonts w:ascii="Roboto" w:hAnsi="Roboto" w:eastAsia="Roboto" w:cs="Roboto"/>
                 <w:b w:val="1"/>
                 <w:bCs w:val="1"/>
                 <w:outline w:val="0"/>
                 <w:color w:val="1d2125"/>
                 <w:sz w:val="24"/>
                 <w:szCs w:val="24"/>
-                <w:u w:color="1d2125"/>
-                <w:shd w:val="nil" w:color="auto" w:fill="auto"/>
-                <w:rtl w:val="0"/>
+                <w:shd w:val="nil" w:color="auto" w:fill="auto"/>
                 <w:lang w:val="en-US"/>
                 <w14:textFill>
                   <w14:solidFill>
@@ -4972,68 +5816,158 @@
               </w:rPr>
               <w:t xml:space="preserve"> ANS:</w:t>
             </w:r>
-          </w:p>
-          <w:p>
+            <w:r>
+              <w:rPr>
+                <w:rStyle w:val="None"/>
+                <w:rFonts w:ascii="Roboto" w:hAnsi="Roboto" w:eastAsia="Roboto" w:cs="Roboto"/>
+                <w:b w:val="1"/>
+                <w:bCs w:val="1"/>
+                <w:outline w:val="0"/>
+                <w:color w:val="1d2125"/>
+                <w:sz w:val="24"/>
+                <w:szCs w:val="24"/>
+                <w:shd w:val="nil" w:color="auto" w:fill="auto"/>
+                <w:lang w:val="en-US"/>
+                <w14:textFill>
+                  <w14:solidFill>
+                    <w14:srgbClr w14:val="1D2125"/>
+                  </w14:solidFill>
+                </w14:textFill>
+              </w:rPr>
+              <w:t xml:space="preserve"> It did not much take much time, it was logical</w:t>
+            </w:r>
+          </w:p>
+          <w:p wp14:textId="7A4AC82B">
             <w:pPr>
               <w:pStyle w:val="List Paragraph"/>
               <w:numPr>
                 <w:ilvl w:val="0"/>
                 <w:numId w:val="3"/>
               </w:numPr>
-              <w:shd w:val="clear" w:color="auto" w:fill="f8f9fa"/>
+              <w:shd w:val="clear" w:color="auto" w:fill="F8F9FA"/>
               <w:bidi w:val="0"/>
               <w:spacing w:line="240" w:lineRule="auto"/>
               <w:ind w:right="0"/>
               <w:jc w:val="both"/>
               <w:rPr>
-                <w:rFonts w:ascii="Roboto" w:cs="Roboto" w:hAnsi="Roboto" w:eastAsia="Roboto"/>
-                <w:outline w:val="0"/>
-                <w:color w:val="1d2125"/>
-                <w:sz w:val="24"/>
-                <w:szCs w:val="24"/>
-                <w:u w:color="1d2125"/>
-                <w:rtl w:val="0"/>
-                <w:lang w:val="en-US"/>
-                <w14:textFill>
-                  <w14:solidFill>
-                    <w14:srgbClr w14:val="1D2125"/>
-                  </w14:solidFill>
-                </w14:textFill>
-              </w:rPr>
-            </w:pPr>
-            <w:r>
-              <w:rPr>
-                <w:rStyle w:val="None"/>
-                <w:rFonts w:ascii="Roboto" w:cs="Roboto" w:hAnsi="Roboto" w:eastAsia="Roboto"/>
-                <w:outline w:val="0"/>
-                <w:color w:val="1d2125"/>
-                <w:sz w:val="24"/>
-                <w:szCs w:val="24"/>
-                <w:u w:color="1d2125"/>
-                <w:shd w:val="nil" w:color="auto" w:fill="auto"/>
-                <w:rtl w:val="0"/>
-                <w:lang w:val="en-US"/>
-                <w14:textFill>
-                  <w14:solidFill>
-                    <w14:srgbClr w14:val="1D2125"/>
-                  </w14:solidFill>
-                </w14:textFill>
-              </w:rPr>
-              <w:t>Were menu items labeled properly to indicate relevant resources?  If not, what was mislabeled and how would you correct it?</w:t>
-            </w:r>
-            <w:r>
-              <w:rPr>
-                <w:rStyle w:val="None"/>
-                <w:rFonts w:ascii="Roboto" w:cs="Roboto" w:hAnsi="Roboto" w:eastAsia="Roboto"/>
+                <w:rStyle w:val="None"/>
+                <w:rFonts w:ascii="Roboto" w:hAnsi="Roboto" w:eastAsia="Roboto" w:cs="Roboto"/>
                 <w:b w:val="1"/>
                 <w:bCs w:val="1"/>
                 <w:outline w:val="0"/>
                 <w:color w:val="1d2125"/>
                 <w:sz w:val="24"/>
                 <w:szCs w:val="24"/>
-                <w:u w:color="1d2125"/>
-                <w:shd w:val="nil" w:color="auto" w:fill="auto"/>
-                <w:rtl w:val="0"/>
+                <w:rtl w:val="0"/>
+                <w:lang w:val="en-US"/>
+                <w14:textFill>
+                  <w14:solidFill>
+                    <w14:srgbClr w14:val="1D2125"/>
+                  </w14:solidFill>
+                </w14:textFill>
+              </w:rPr>
+            </w:pPr>
+            <w:r>
+              <w:rPr>
+                <w:rStyle w:val="None"/>
+                <w:rFonts w:ascii="Roboto" w:hAnsi="Roboto" w:eastAsia="Roboto" w:cs="Roboto"/>
+                <w:outline w:val="0"/>
+                <w:color w:val="1d2125"/>
+                <w:sz w:val="24"/>
+                <w:szCs w:val="24"/>
+                <w:shd w:val="nil" w:color="auto" w:fill="auto"/>
+                <w:lang w:val="en-US"/>
+                <w14:textFill>
+                  <w14:solidFill>
+                    <w14:srgbClr w14:val="1D2125"/>
+                  </w14:solidFill>
+                </w14:textFill>
+              </w:rPr>
+              <w:t xml:space="preserve">Were menu items labeled properly to </w:t>
+            </w:r>
+            <w:r>
+              <w:rPr>
+                <w:rStyle w:val="None"/>
+                <w:rFonts w:ascii="Roboto" w:hAnsi="Roboto" w:eastAsia="Roboto" w:cs="Roboto"/>
+                <w:outline w:val="0"/>
+                <w:color w:val="1d2125"/>
+                <w:sz w:val="24"/>
+                <w:szCs w:val="24"/>
+                <w:shd w:val="nil" w:color="auto" w:fill="auto"/>
+                <w:lang w:val="en-US"/>
+                <w14:textFill>
+                  <w14:solidFill>
+                    <w14:srgbClr w14:val="1D2125"/>
+                  </w14:solidFill>
+                </w14:textFill>
+              </w:rPr>
+              <w:t>indicate</w:t>
+            </w:r>
+            <w:r>
+              <w:rPr>
+                <w:rStyle w:val="None"/>
+                <w:rFonts w:ascii="Roboto" w:hAnsi="Roboto" w:eastAsia="Roboto" w:cs="Roboto"/>
+                <w:outline w:val="0"/>
+                <w:color w:val="1d2125"/>
+                <w:sz w:val="24"/>
+                <w:szCs w:val="24"/>
+                <w:shd w:val="nil" w:color="auto" w:fill="auto"/>
+                <w:lang w:val="en-US"/>
+                <w14:textFill>
+                  <w14:solidFill>
+                    <w14:srgbClr w14:val="1D2125"/>
+                  </w14:solidFill>
+                </w14:textFill>
+              </w:rPr>
+              <w:t xml:space="preserve"> relevant resources</w:t>
+            </w:r>
+            <w:r>
+              <w:rPr>
+                <w:rStyle w:val="None"/>
+                <w:rFonts w:ascii="Roboto" w:hAnsi="Roboto" w:eastAsia="Roboto" w:cs="Roboto"/>
+                <w:outline w:val="0"/>
+                <w:color w:val="1d2125"/>
+                <w:sz w:val="24"/>
+                <w:szCs w:val="24"/>
+                <w:shd w:val="nil" w:color="auto" w:fill="auto"/>
+                <w:lang w:val="en-US"/>
+                <w14:textFill>
+                  <w14:solidFill>
+                    <w14:srgbClr w14:val="1D2125"/>
+                  </w14:solidFill>
+                </w14:textFill>
+              </w:rPr>
+              <w:t xml:space="preserve">?  </w:t>
+            </w:r>
+            <w:r>
+              <w:rPr>
+                <w:rStyle w:val="None"/>
+                <w:rFonts w:ascii="Roboto" w:hAnsi="Roboto" w:eastAsia="Roboto" w:cs="Roboto"/>
+                <w:outline w:val="0"/>
+                <w:color w:val="1d2125"/>
+                <w:sz w:val="24"/>
+                <w:szCs w:val="24"/>
+                <w:shd w:val="nil" w:color="auto" w:fill="auto"/>
+                <w:lang w:val="en-US"/>
+                <w14:textFill>
+                  <w14:solidFill>
+                    <w14:srgbClr w14:val="1D2125"/>
+                  </w14:solidFill>
+                </w14:textFill>
+              </w:rPr>
+              <w:t>If not, what was mislabeled and how would you correct it?</w:t>
+            </w:r>
+            <w:r>
+              <w:rPr>
+                <w:rStyle w:val="None"/>
+                <w:rFonts w:ascii="Roboto" w:hAnsi="Roboto" w:eastAsia="Roboto" w:cs="Roboto"/>
+                <w:b w:val="1"/>
+                <w:bCs w:val="1"/>
+                <w:outline w:val="0"/>
+                <w:color w:val="1d2125"/>
+                <w:sz w:val="24"/>
+                <w:szCs w:val="24"/>
+                <w:shd w:val="nil" w:color="auto" w:fill="auto"/>
                 <w:lang w:val="en-US"/>
                 <w14:textFill>
                   <w14:solidFill>
@@ -5043,68 +5977,142 @@
               </w:rPr>
               <w:t xml:space="preserve"> ANS:</w:t>
             </w:r>
-          </w:p>
-          <w:p>
+            <w:r>
+              <w:rPr>
+                <w:rStyle w:val="None"/>
+                <w:rFonts w:ascii="Roboto" w:hAnsi="Roboto" w:eastAsia="Roboto" w:cs="Roboto"/>
+                <w:b w:val="1"/>
+                <w:bCs w:val="1"/>
+                <w:outline w:val="0"/>
+                <w:color w:val="1d2125"/>
+                <w:sz w:val="24"/>
+                <w:szCs w:val="24"/>
+                <w:shd w:val="nil" w:color="auto" w:fill="auto"/>
+                <w:lang w:val="en-US"/>
+                <w14:textFill>
+                  <w14:solidFill>
+                    <w14:srgbClr w14:val="1D2125"/>
+                  </w14:solidFill>
+                </w14:textFill>
+              </w:rPr>
+              <w:t xml:space="preserve"> </w:t>
+            </w:r>
+            <w:r>
+              <w:rPr>
+                <w:rStyle w:val="None"/>
+                <w:rFonts w:ascii="Roboto" w:hAnsi="Roboto" w:eastAsia="Roboto" w:cs="Roboto"/>
+                <w:b w:val="1"/>
+                <w:bCs w:val="1"/>
+                <w:outline w:val="0"/>
+                <w:color w:val="1d2125"/>
+                <w:sz w:val="24"/>
+                <w:szCs w:val="24"/>
+                <w:shd w:val="nil" w:color="auto" w:fill="auto"/>
+                <w:lang w:val="en-US"/>
+                <w14:textFill>
+                  <w14:solidFill>
+                    <w14:srgbClr w14:val="1D2125"/>
+                  </w14:solidFill>
+                </w14:textFill>
+              </w:rPr>
+              <w:t xml:space="preserve">Provider information was before “Find a Provider.” </w:t>
+            </w:r>
+          </w:p>
+          <w:p wp14:textId="33FFA4F2">
             <w:pPr>
               <w:pStyle w:val="List Paragraph"/>
               <w:numPr>
                 <w:ilvl w:val="0"/>
                 <w:numId w:val="3"/>
               </w:numPr>
-              <w:shd w:val="clear" w:color="auto" w:fill="f8f9fa"/>
+              <w:shd w:val="clear" w:color="auto" w:fill="F8F9FA"/>
               <w:bidi w:val="0"/>
               <w:spacing w:line="240" w:lineRule="auto"/>
               <w:ind w:right="0"/>
               <w:jc w:val="both"/>
               <w:rPr>
-                <w:rFonts w:ascii="Roboto" w:cs="Roboto" w:hAnsi="Roboto" w:eastAsia="Roboto"/>
-                <w:outline w:val="0"/>
-                <w:color w:val="1d2125"/>
-                <w:sz w:val="24"/>
-                <w:szCs w:val="24"/>
-                <w:u w:color="1d2125"/>
-                <w:rtl w:val="0"/>
-                <w:lang w:val="en-US"/>
-                <w14:textFill>
-                  <w14:solidFill>
-                    <w14:srgbClr w14:val="1D2125"/>
-                  </w14:solidFill>
-                </w14:textFill>
-              </w:rPr>
-            </w:pPr>
-            <w:r>
-              <w:rPr>
-                <w:rStyle w:val="None"/>
-                <w:rFonts w:ascii="Roboto" w:cs="Roboto" w:hAnsi="Roboto" w:eastAsia="Roboto"/>
-                <w:outline w:val="0"/>
-                <w:color w:val="1d2125"/>
-                <w:sz w:val="24"/>
-                <w:szCs w:val="24"/>
-                <w:u w:color="1d2125"/>
-                <w:shd w:val="nil" w:color="auto" w:fill="auto"/>
-                <w:rtl w:val="0"/>
-                <w:lang w:val="en-US"/>
-                <w14:textFill>
-                  <w14:solidFill>
-                    <w14:srgbClr w14:val="1D2125"/>
-                  </w14:solidFill>
-                </w14:textFill>
-              </w:rPr>
-              <w:t>Do you have any suggestions to make the site navigation easier?</w:t>
-            </w:r>
-            <w:r>
-              <w:rPr>
-                <w:rStyle w:val="None"/>
-                <w:rFonts w:ascii="Roboto" w:cs="Roboto" w:hAnsi="Roboto" w:eastAsia="Roboto"/>
+                <w:rStyle w:val="None"/>
+                <w:rFonts w:ascii="Roboto" w:hAnsi="Roboto" w:eastAsia="Roboto" w:cs="Roboto"/>
                 <w:b w:val="1"/>
                 <w:bCs w:val="1"/>
                 <w:outline w:val="0"/>
                 <w:color w:val="1d2125"/>
                 <w:sz w:val="24"/>
                 <w:szCs w:val="24"/>
-                <w:u w:color="1d2125"/>
-                <w:shd w:val="nil" w:color="auto" w:fill="auto"/>
-                <w:rtl w:val="0"/>
+                <w:rtl w:val="0"/>
+                <w:lang w:val="en-US"/>
+                <w14:textFill>
+                  <w14:solidFill>
+                    <w14:srgbClr w14:val="1D2125"/>
+                  </w14:solidFill>
+                </w14:textFill>
+              </w:rPr>
+            </w:pPr>
+            <w:r>
+              <w:rPr>
+                <w:rStyle w:val="None"/>
+                <w:rFonts w:ascii="Roboto" w:hAnsi="Roboto" w:eastAsia="Roboto" w:cs="Roboto"/>
+                <w:outline w:val="0"/>
+                <w:color w:val="1d2125"/>
+                <w:sz w:val="24"/>
+                <w:szCs w:val="24"/>
+                <w:shd w:val="nil" w:color="auto" w:fill="auto"/>
+                <w:lang w:val="en-US"/>
+                <w14:textFill>
+                  <w14:solidFill>
+                    <w14:srgbClr w14:val="1D2125"/>
+                  </w14:solidFill>
+                </w14:textFill>
+              </w:rPr>
+              <w:t xml:space="preserve">Do you have any suggestions to make </w:t>
+            </w:r>
+            <w:r>
+              <w:rPr>
+                <w:rStyle w:val="None"/>
+                <w:rFonts w:ascii="Roboto" w:hAnsi="Roboto" w:eastAsia="Roboto" w:cs="Roboto"/>
+                <w:outline w:val="0"/>
+                <w:color w:val="1d2125"/>
+                <w:sz w:val="24"/>
+                <w:szCs w:val="24"/>
+                <w:shd w:val="nil" w:color="auto" w:fill="auto"/>
+                <w:lang w:val="en-US"/>
+                <w14:textFill>
+                  <w14:solidFill>
+                    <w14:srgbClr w14:val="1D2125"/>
+                  </w14:solidFill>
+                </w14:textFill>
+              </w:rPr>
+              <w:t>the site</w:t>
+            </w:r>
+            <w:r>
+              <w:rPr>
+                <w:rStyle w:val="None"/>
+                <w:rFonts w:ascii="Roboto" w:hAnsi="Roboto" w:eastAsia="Roboto" w:cs="Roboto"/>
+                <w:outline w:val="0"/>
+                <w:color w:val="1d2125"/>
+                <w:sz w:val="24"/>
+                <w:szCs w:val="24"/>
+                <w:shd w:val="nil" w:color="auto" w:fill="auto"/>
+                <w:lang w:val="en-US"/>
+                <w14:textFill>
+                  <w14:solidFill>
+                    <w14:srgbClr w14:val="1D2125"/>
+                  </w14:solidFill>
+                </w14:textFill>
+              </w:rPr>
+              <w:t xml:space="preserve"> navigation easier?</w:t>
+            </w:r>
+            <w:r>
+              <w:rPr>
+                <w:rStyle w:val="None"/>
+                <w:rFonts w:ascii="Roboto" w:hAnsi="Roboto" w:eastAsia="Roboto" w:cs="Roboto"/>
+                <w:b w:val="1"/>
+                <w:bCs w:val="1"/>
+                <w:outline w:val="0"/>
+                <w:color w:val="1d2125"/>
+                <w:sz w:val="24"/>
+                <w:szCs w:val="24"/>
+                <w:shd w:val="nil" w:color="auto" w:fill="auto"/>
                 <w:lang w:val="en-US"/>
                 <w14:textFill>
                   <w14:solidFill>
@@ -5113,31 +6121,71 @@
                 </w14:textFill>
               </w:rPr>
               <w:t xml:space="preserve"> ANS:</w:t>
+            </w:r>
+            <w:r>
+              <w:rPr>
+                <w:rStyle w:val="None"/>
+                <w:rFonts w:ascii="Roboto" w:hAnsi="Roboto" w:eastAsia="Roboto" w:cs="Roboto"/>
+                <w:b w:val="1"/>
+                <w:bCs w:val="1"/>
+                <w:outline w:val="0"/>
+                <w:color w:val="1d2125"/>
+                <w:sz w:val="24"/>
+                <w:szCs w:val="24"/>
+                <w:shd w:val="nil" w:color="auto" w:fill="auto"/>
+                <w:lang w:val="en-US"/>
+                <w14:textFill>
+                  <w14:solidFill>
+                    <w14:srgbClr w14:val="1D2125"/>
+                  </w14:solidFill>
+                </w14:textFill>
+              </w:rPr>
+              <w:t xml:space="preserve"> </w:t>
+            </w:r>
+            <w:r>
+              <w:rPr>
+                <w:rStyle w:val="None"/>
+                <w:rFonts w:ascii="Roboto" w:hAnsi="Roboto" w:eastAsia="Roboto" w:cs="Roboto"/>
+                <w:b w:val="1"/>
+                <w:bCs w:val="1"/>
+                <w:outline w:val="0"/>
+                <w:color w:val="1d2125"/>
+                <w:sz w:val="24"/>
+                <w:szCs w:val="24"/>
+                <w:shd w:val="nil" w:color="auto" w:fill="auto"/>
+                <w:lang w:val="en-US"/>
+                <w14:textFill>
+                  <w14:solidFill>
+                    <w14:srgbClr w14:val="1D2125"/>
+                  </w14:solidFill>
+                </w14:textFill>
+              </w:rPr>
+              <w:t xml:space="preserve">Find a Provider should be before Provider information.</w:t>
             </w:r>
           </w:p>
         </w:tc>
         <w:tc>
           <w:tcPr>
-            <w:tcW w:type="dxa" w:w="355"/>
+            <w:tcW w:w="355" w:type="dxa"/>
             <w:tcBorders>
               <w:top w:val="nil"/>
-              <w:left w:val="single" w:color="000000" w:sz="4" w:space="0" w:shadow="0" w:frame="0"/>
+              <w:left w:val="single" w:color="000000" w:themeColor="text1" w:sz="4" w:space="0" w:shadow="0" w:frame="0"/>
               <w:bottom w:val="nil"/>
               <w:right w:val="nil"/>
             </w:tcBorders>
             <w:shd w:val="clear" w:color="auto" w:fill="auto"/>
             <w:tcMar>
-              <w:top w:type="dxa" w:w="80"/>
-              <w:left w:type="dxa" w:w="80"/>
-              <w:bottom w:type="dxa" w:w="80"/>
-              <w:right w:type="dxa" w:w="80"/>
+              <w:top w:w="80" w:type="dxa"/>
+              <w:left w:w="80" w:type="dxa"/>
+              <w:bottom w:w="80" w:type="dxa"/>
+              <w:right w:w="80" w:type="dxa"/>
             </w:tcMar>
             <w:vAlign w:val="top"/>
           </w:tcPr>
-          <w:p/>
+          <w:p wp14:textId="77777777"/>
         </w:tc>
       </w:tr>
-      <w:tr>
+      <w:tr xmlns:wp14="http://schemas.microsoft.com/office/word/2010/wordml" wp14:textId="77777777">
         <w:tblPrEx>
           <w:shd w:val="clear" w:color="auto" w:fill="ced7e7"/>
         </w:tblPrEx>
@@ -5146,23 +6194,23 @@
         </w:trPr>
         <w:tc>
           <w:tcPr>
-            <w:tcW w:type="dxa" w:w="9005"/>
+            <w:tcW w:w="9005" w:type="dxa"/>
             <w:tcBorders>
-              <w:top w:val="single" w:color="000000" w:sz="4" w:space="0" w:shadow="0" w:frame="0"/>
-              <w:left w:val="single" w:color="000000" w:sz="4" w:space="0" w:shadow="0" w:frame="0"/>
-              <w:bottom w:val="single" w:color="000000" w:sz="4" w:space="0" w:shadow="0" w:frame="0"/>
-              <w:right w:val="single" w:color="000000" w:sz="4" w:space="0" w:shadow="0" w:frame="0"/>
+              <w:top w:val="single" w:color="000000" w:themeColor="text1" w:sz="4" w:space="0" w:shadow="0" w:frame="0"/>
+              <w:left w:val="single" w:color="000000" w:themeColor="text1" w:sz="4" w:space="0" w:shadow="0" w:frame="0"/>
+              <w:bottom w:val="single" w:color="000000" w:themeColor="text1" w:sz="4" w:space="0" w:shadow="0" w:frame="0"/>
+              <w:right w:val="single" w:color="000000" w:themeColor="text1" w:sz="4" w:space="0" w:shadow="0" w:frame="0"/>
             </w:tcBorders>
             <w:shd w:val="clear" w:color="auto" w:fill="auto"/>
             <w:tcMar>
-              <w:top w:type="dxa" w:w="80"/>
-              <w:left w:type="dxa" w:w="80"/>
-              <w:bottom w:type="dxa" w:w="80"/>
-              <w:right w:type="dxa" w:w="80"/>
+              <w:top w:w="80" w:type="dxa"/>
+              <w:left w:w="80" w:type="dxa"/>
+              <w:bottom w:w="80" w:type="dxa"/>
+              <w:right w:w="80" w:type="dxa"/>
             </w:tcMar>
             <w:vAlign w:val="top"/>
           </w:tcPr>
-          <w:p>
+          <w:p wp14:textId="77777777">
             <w:pPr>
               <w:pStyle w:val="Body A"/>
               <w:spacing w:line="240" w:lineRule="auto"/>
@@ -5171,7 +6219,7 @@
             <w:r>
               <w:rPr>
                 <w:rStyle w:val="None"/>
-                <w:rFonts w:ascii="Roboto" w:cs="Roboto" w:hAnsi="Roboto" w:eastAsia="Roboto"/>
+                <w:rFonts w:ascii="Roboto" w:hAnsi="Roboto" w:eastAsia="Roboto" w:cs="Roboto"/>
                 <w:b w:val="1"/>
                 <w:bCs w:val="1"/>
                 <w:outline w:val="0"/>
@@ -5194,26 +6242,26 @@
         </w:tc>
         <w:tc>
           <w:tcPr>
-            <w:tcW w:type="dxa" w:w="355"/>
+            <w:tcW w:w="355" w:type="dxa"/>
             <w:tcBorders>
               <w:top w:val="nil"/>
-              <w:left w:val="single" w:color="000000" w:sz="4" w:space="0" w:shadow="0" w:frame="0"/>
+              <w:left w:val="single" w:color="000000" w:themeColor="text1" w:sz="4" w:space="0" w:shadow="0" w:frame="0"/>
               <w:bottom w:val="nil"/>
               <w:right w:val="nil"/>
             </w:tcBorders>
             <w:shd w:val="clear" w:color="auto" w:fill="auto"/>
             <w:tcMar>
-              <w:top w:type="dxa" w:w="80"/>
-              <w:left w:type="dxa" w:w="80"/>
-              <w:bottom w:type="dxa" w:w="80"/>
-              <w:right w:type="dxa" w:w="80"/>
+              <w:top w:w="80" w:type="dxa"/>
+              <w:left w:w="80" w:type="dxa"/>
+              <w:bottom w:w="80" w:type="dxa"/>
+              <w:right w:w="80" w:type="dxa"/>
             </w:tcMar>
             <w:vAlign w:val="top"/>
           </w:tcPr>
-          <w:p/>
+          <w:p wp14:textId="77777777"/>
         </w:tc>
       </w:tr>
-      <w:tr>
+      <w:tr xmlns:wp14="http://schemas.microsoft.com/office/word/2010/wordml" wp14:textId="77777777">
         <w:tblPrEx>
           <w:shd w:val="clear" w:color="auto" w:fill="ced7e7"/>
         </w:tblPrEx>
@@ -5222,29 +6270,29 @@
         </w:trPr>
         <w:tc>
           <w:tcPr>
-            <w:tcW w:type="dxa" w:w="9005"/>
+            <w:tcW w:w="9005" w:type="dxa"/>
             <w:tcBorders>
-              <w:top w:val="single" w:color="000000" w:sz="4" w:space="0" w:shadow="0" w:frame="0"/>
-              <w:left w:val="single" w:color="000000" w:sz="4" w:space="0" w:shadow="0" w:frame="0"/>
-              <w:bottom w:val="single" w:color="000000" w:sz="4" w:space="0" w:shadow="0" w:frame="0"/>
-              <w:right w:val="single" w:color="000000" w:sz="4" w:space="0" w:shadow="0" w:frame="0"/>
+              <w:top w:val="single" w:color="000000" w:themeColor="text1" w:sz="4" w:space="0" w:shadow="0" w:frame="0"/>
+              <w:left w:val="single" w:color="000000" w:themeColor="text1" w:sz="4" w:space="0" w:shadow="0" w:frame="0"/>
+              <w:bottom w:val="single" w:color="000000" w:themeColor="text1" w:sz="4" w:space="0" w:shadow="0" w:frame="0"/>
+              <w:right w:val="single" w:color="000000" w:themeColor="text1" w:sz="4" w:space="0" w:shadow="0" w:frame="0"/>
             </w:tcBorders>
             <w:shd w:val="clear" w:color="auto" w:fill="auto"/>
             <w:tcMar>
-              <w:top w:type="dxa" w:w="80"/>
-              <w:left w:type="dxa" w:w="80"/>
-              <w:bottom w:type="dxa" w:w="80"/>
-              <w:right w:type="dxa" w:w="80"/>
+              <w:top w:w="80" w:type="dxa"/>
+              <w:left w:w="80" w:type="dxa"/>
+              <w:bottom w:w="80" w:type="dxa"/>
+              <w:right w:w="80" w:type="dxa"/>
             </w:tcMar>
             <w:vAlign w:val="top"/>
           </w:tcPr>
-          <w:p>
+          <w:p wp14:textId="77777777">
             <w:pPr>
               <w:pStyle w:val="Body A"/>
               <w:spacing w:line="240" w:lineRule="auto"/>
               <w:rPr>
                 <w:rStyle w:val="None"/>
-                <w:rFonts w:ascii="Roboto" w:cs="Roboto" w:hAnsi="Roboto" w:eastAsia="Roboto"/>
+                <w:rFonts w:ascii="Roboto" w:hAnsi="Roboto" w:eastAsia="Roboto" w:cs="Roboto"/>
                 <w:i w:val="1"/>
                 <w:iCs w:val="1"/>
                 <w:outline w:val="0"/>
@@ -5263,7 +6311,7 @@
             <w:r>
               <w:rPr>
                 <w:rStyle w:val="None"/>
-                <w:rFonts w:ascii="Roboto" w:cs="Roboto" w:hAnsi="Roboto" w:eastAsia="Roboto"/>
+                <w:rFonts w:ascii="Roboto" w:hAnsi="Roboto" w:eastAsia="Roboto" w:cs="Roboto"/>
                 <w:i w:val="1"/>
                 <w:iCs w:val="1"/>
                 <w:outline w:val="0"/>
@@ -5283,67 +6331,116 @@
               <w:t xml:space="preserve">List the answers you received from the user after Tree test below - </w:t>
             </w:r>
           </w:p>
-          <w:p>
+          <w:p wp14:textId="3131ED84">
             <w:pPr>
               <w:pStyle w:val="List Paragraph"/>
               <w:numPr>
                 <w:ilvl w:val="0"/>
                 <w:numId w:val="4"/>
               </w:numPr>
-              <w:shd w:val="clear" w:color="auto" w:fill="f8f9fa"/>
+              <w:shd w:val="clear" w:color="auto" w:fill="F8F9FA"/>
               <w:bidi w:val="0"/>
               <w:spacing w:line="240" w:lineRule="auto"/>
               <w:ind w:right="0"/>
               <w:jc w:val="both"/>
               <w:rPr>
-                <w:rFonts w:ascii="Roboto" w:cs="Roboto" w:hAnsi="Roboto" w:eastAsia="Roboto"/>
-                <w:outline w:val="0"/>
-                <w:color w:val="1d2125"/>
-                <w:sz w:val="24"/>
-                <w:szCs w:val="24"/>
-                <w:u w:color="1d2125"/>
-                <w:rtl w:val="0"/>
-                <w:lang w:val="en-US"/>
-                <w14:textFill>
-                  <w14:solidFill>
-                    <w14:srgbClr w14:val="1D2125"/>
-                  </w14:solidFill>
-                </w14:textFill>
-              </w:rPr>
-            </w:pPr>
-            <w:r>
-              <w:rPr>
-                <w:rStyle w:val="None"/>
-                <w:rFonts w:ascii="Roboto" w:cs="Roboto" w:hAnsi="Roboto" w:eastAsia="Roboto"/>
-                <w:outline w:val="0"/>
-                <w:color w:val="1d2125"/>
-                <w:sz w:val="24"/>
-                <w:szCs w:val="24"/>
-                <w:u w:color="1d2125"/>
-                <w:shd w:val="nil" w:color="auto" w:fill="auto"/>
-                <w:rtl w:val="0"/>
-                <w:lang w:val="en-US"/>
-                <w14:textFill>
-                  <w14:solidFill>
-                    <w14:srgbClr w14:val="1D2125"/>
-                  </w14:solidFill>
-                </w14:textFill>
-              </w:rPr>
-              <w:t xml:space="preserve">Did you find the pages where you thought they should?  If not, which pages were not where you expected them to be in the menu hierarchy?  </w:t>
-            </w:r>
-            <w:r>
-              <w:rPr>
-                <w:rStyle w:val="None"/>
-                <w:rFonts w:ascii="Roboto" w:cs="Roboto" w:hAnsi="Roboto" w:eastAsia="Roboto"/>
+                <w:rFonts w:ascii="Roboto" w:hAnsi="Roboto" w:eastAsia="Roboto" w:cs="Roboto"/>
+                <w:outline w:val="0"/>
+                <w:color w:val="1d2125"/>
+                <w:sz w:val="24"/>
+                <w:szCs w:val="24"/>
+                <w:rtl w:val="0"/>
+                <w:lang w:val="en-US"/>
+                <w14:textFill>
+                  <w14:solidFill>
+                    <w14:srgbClr w14:val="1D2125"/>
+                  </w14:solidFill>
+                </w14:textFill>
+              </w:rPr>
+            </w:pPr>
+            <w:r>
+              <w:rPr>
+                <w:rStyle w:val="None"/>
+                <w:rFonts w:ascii="Roboto" w:hAnsi="Roboto" w:eastAsia="Roboto" w:cs="Roboto"/>
+                <w:outline w:val="0"/>
+                <w:color w:val="1d2125"/>
+                <w:sz w:val="24"/>
+                <w:szCs w:val="24"/>
+                <w:shd w:val="nil" w:color="auto" w:fill="auto"/>
+                <w:lang w:val="en-US"/>
+                <w14:textFill>
+                  <w14:solidFill>
+                    <w14:srgbClr w14:val="1D2125"/>
+                  </w14:solidFill>
+                </w14:textFill>
+              </w:rPr>
+              <w:t xml:space="preserve">Did you find the pages where you thought they should</w:t>
+            </w:r>
+            <w:r>
+              <w:rPr>
+                <w:rStyle w:val="None"/>
+                <w:rFonts w:ascii="Roboto" w:hAnsi="Roboto" w:eastAsia="Roboto" w:cs="Roboto"/>
+                <w:outline w:val="0"/>
+                <w:color w:val="1d2125"/>
+                <w:sz w:val="24"/>
+                <w:szCs w:val="24"/>
+                <w:shd w:val="nil" w:color="auto" w:fill="auto"/>
+                <w:lang w:val="en-US"/>
+                <w14:textFill>
+                  <w14:solidFill>
+                    <w14:srgbClr w14:val="1D2125"/>
+                  </w14:solidFill>
+                </w14:textFill>
+              </w:rPr>
+              <w:t xml:space="preserve">?  </w:t>
+            </w:r>
+            <w:r>
+              <w:rPr>
+                <w:rStyle w:val="None"/>
+                <w:rFonts w:ascii="Roboto" w:hAnsi="Roboto" w:eastAsia="Roboto" w:cs="Roboto"/>
+                <w:outline w:val="0"/>
+                <w:color w:val="1d2125"/>
+                <w:sz w:val="24"/>
+                <w:szCs w:val="24"/>
+                <w:shd w:val="nil" w:color="auto" w:fill="auto"/>
+                <w:lang w:val="en-US"/>
+                <w14:textFill>
+                  <w14:solidFill>
+                    <w14:srgbClr w14:val="1D2125"/>
+                  </w14:solidFill>
+                </w14:textFill>
+              </w:rPr>
+              <w:t xml:space="preserve">If not, which pages were not where you expected them to be in the menu hierarchy</w:t>
+            </w:r>
+            <w:r>
+              <w:rPr>
+                <w:rStyle w:val="None"/>
+                <w:rFonts w:ascii="Roboto" w:hAnsi="Roboto" w:eastAsia="Roboto" w:cs="Roboto"/>
+                <w:outline w:val="0"/>
+                <w:color w:val="1d2125"/>
+                <w:sz w:val="24"/>
+                <w:szCs w:val="24"/>
+                <w:shd w:val="nil" w:color="auto" w:fill="auto"/>
+                <w:lang w:val="en-US"/>
+                <w14:textFill>
+                  <w14:solidFill>
+                    <w14:srgbClr w14:val="1D2125"/>
+                  </w14:solidFill>
+                </w14:textFill>
+              </w:rPr>
+              <w:t xml:space="preserve">?  </w:t>
+            </w:r>
+            <w:r>
+              <w:rPr>
+                <w:rStyle w:val="None"/>
+                <w:rFonts w:ascii="Roboto" w:hAnsi="Roboto" w:eastAsia="Roboto" w:cs="Roboto"/>
                 <w:b w:val="1"/>
                 <w:bCs w:val="1"/>
                 <w:outline w:val="0"/>
                 <w:color w:val="1d2125"/>
                 <w:sz w:val="24"/>
                 <w:szCs w:val="24"/>
-                <w:u w:color="1d2125"/>
-                <w:shd w:val="nil" w:color="auto" w:fill="auto"/>
-                <w:rtl w:val="0"/>
+                <w:shd w:val="nil" w:color="auto" w:fill="auto"/>
                 <w:lang w:val="en-US"/>
                 <w14:textFill>
                   <w14:solidFill>
@@ -5353,68 +6450,159 @@
               </w:rPr>
               <w:t>ANS:</w:t>
             </w:r>
-          </w:p>
-          <w:p>
+            <w:r>
+              <w:rPr>
+                <w:rStyle w:val="None"/>
+                <w:rFonts w:ascii="Roboto" w:hAnsi="Roboto" w:eastAsia="Roboto" w:cs="Roboto"/>
+                <w:b w:val="1"/>
+                <w:bCs w:val="1"/>
+                <w:outline w:val="0"/>
+                <w:color w:val="1d2125"/>
+                <w:sz w:val="24"/>
+                <w:szCs w:val="24"/>
+                <w:shd w:val="nil" w:color="auto" w:fill="auto"/>
+                <w:lang w:val="en-US"/>
+                <w14:textFill>
+                  <w14:solidFill>
+                    <w14:srgbClr w14:val="1D2125"/>
+                  </w14:solidFill>
+                </w14:textFill>
+              </w:rPr>
+              <w:t xml:space="preserve"> The site hierarchy makes </w:t>
+            </w:r>
+            <w:r>
+              <w:rPr>
+                <w:rStyle w:val="None"/>
+                <w:rFonts w:ascii="Roboto" w:hAnsi="Roboto" w:eastAsia="Roboto" w:cs="Roboto"/>
+                <w:b w:val="1"/>
+                <w:bCs w:val="1"/>
+                <w:outline w:val="0"/>
+                <w:color w:val="1d2125"/>
+                <w:sz w:val="24"/>
+                <w:szCs w:val="24"/>
+                <w:shd w:val="nil" w:color="auto" w:fill="auto"/>
+                <w:lang w:val="en-US"/>
+                <w14:textFill>
+                  <w14:solidFill>
+                    <w14:srgbClr w14:val="1D2125"/>
+                  </w14:solidFill>
+                </w14:textFill>
+              </w:rPr>
+              <w:t>sense,</w:t>
+            </w:r>
+            <w:r>
+              <w:rPr>
+                <w:rStyle w:val="None"/>
+                <w:rFonts w:ascii="Roboto" w:hAnsi="Roboto" w:eastAsia="Roboto" w:cs="Roboto"/>
+                <w:b w:val="1"/>
+                <w:bCs w:val="1"/>
+                <w:outline w:val="0"/>
+                <w:color w:val="1d2125"/>
+                <w:sz w:val="24"/>
+                <w:szCs w:val="24"/>
+                <w:shd w:val="nil" w:color="auto" w:fill="auto"/>
+                <w:lang w:val="en-US"/>
+                <w14:textFill>
+                  <w14:solidFill>
+                    <w14:srgbClr w14:val="1D2125"/>
+                  </w14:solidFill>
+                </w14:textFill>
+              </w:rPr>
+              <w:t xml:space="preserve"> information would be easy to find.</w:t>
+            </w:r>
+          </w:p>
+          <w:p wp14:textId="036531EF">
             <w:pPr>
               <w:pStyle w:val="List Paragraph"/>
               <w:numPr>
                 <w:ilvl w:val="0"/>
                 <w:numId w:val="4"/>
               </w:numPr>
-              <w:shd w:val="clear" w:color="auto" w:fill="f8f9fa"/>
+              <w:shd w:val="clear" w:color="auto" w:fill="F8F9FA"/>
               <w:bidi w:val="0"/>
               <w:spacing w:line="240" w:lineRule="auto"/>
               <w:ind w:right="0"/>
               <w:jc w:val="both"/>
               <w:rPr>
-                <w:rFonts w:ascii="Roboto" w:cs="Roboto" w:hAnsi="Roboto" w:eastAsia="Roboto"/>
-                <w:outline w:val="0"/>
-                <w:color w:val="1d2125"/>
-                <w:sz w:val="24"/>
-                <w:szCs w:val="24"/>
-                <w:u w:color="1d2125"/>
-                <w:rtl w:val="0"/>
-                <w:lang w:val="en-US"/>
-                <w14:textFill>
-                  <w14:solidFill>
-                    <w14:srgbClr w14:val="1D2125"/>
-                  </w14:solidFill>
-                </w14:textFill>
-              </w:rPr>
-            </w:pPr>
-            <w:r>
-              <w:rPr>
-                <w:rStyle w:val="None"/>
-                <w:rFonts w:ascii="Roboto" w:cs="Roboto" w:hAnsi="Roboto" w:eastAsia="Roboto"/>
-                <w:outline w:val="0"/>
-                <w:color w:val="1d2125"/>
-                <w:sz w:val="24"/>
-                <w:szCs w:val="24"/>
-                <w:u w:color="1d2125"/>
-                <w:shd w:val="nil" w:color="auto" w:fill="auto"/>
-                <w:rtl w:val="0"/>
-                <w:lang w:val="en-US"/>
-                <w14:textFill>
-                  <w14:solidFill>
-                    <w14:srgbClr w14:val="1D2125"/>
-                  </w14:solidFill>
-                </w14:textFill>
-              </w:rPr>
-              <w:t>Did it take more time than you thought it would take?  If so, why do you think it took longer?</w:t>
-            </w:r>
-            <w:r>
-              <w:rPr>
-                <w:rStyle w:val="None"/>
-                <w:rFonts w:ascii="Roboto" w:cs="Roboto" w:hAnsi="Roboto" w:eastAsia="Roboto"/>
+                <w:rFonts w:ascii="Roboto" w:hAnsi="Roboto" w:eastAsia="Roboto" w:cs="Roboto"/>
+                <w:outline w:val="0"/>
+                <w:color w:val="1d2125"/>
+                <w:sz w:val="24"/>
+                <w:szCs w:val="24"/>
+                <w:rtl w:val="0"/>
+                <w:lang w:val="en-US"/>
+                <w14:textFill>
+                  <w14:solidFill>
+                    <w14:srgbClr w14:val="1D2125"/>
+                  </w14:solidFill>
+                </w14:textFill>
+              </w:rPr>
+            </w:pPr>
+            <w:r>
+              <w:rPr>
+                <w:rStyle w:val="None"/>
+                <w:rFonts w:ascii="Roboto" w:hAnsi="Roboto" w:eastAsia="Roboto" w:cs="Roboto"/>
+                <w:outline w:val="0"/>
+                <w:color w:val="1d2125"/>
+                <w:sz w:val="24"/>
+                <w:szCs w:val="24"/>
+                <w:shd w:val="nil" w:color="auto" w:fill="auto"/>
+                <w:lang w:val="en-US"/>
+                <w14:textFill>
+                  <w14:solidFill>
+                    <w14:srgbClr w14:val="1D2125"/>
+                  </w14:solidFill>
+                </w14:textFill>
+              </w:rPr>
+              <w:t>Did it take more time than you thought it would take</w:t>
+            </w:r>
+            <w:r>
+              <w:rPr>
+                <w:rStyle w:val="None"/>
+                <w:rFonts w:ascii="Roboto" w:hAnsi="Roboto" w:eastAsia="Roboto" w:cs="Roboto"/>
+                <w:outline w:val="0"/>
+                <w:color w:val="1d2125"/>
+                <w:sz w:val="24"/>
+                <w:szCs w:val="24"/>
+                <w:shd w:val="nil" w:color="auto" w:fill="auto"/>
+                <w:lang w:val="en-US"/>
+                <w14:textFill>
+                  <w14:solidFill>
+                    <w14:srgbClr w14:val="1D2125"/>
+                  </w14:solidFill>
+                </w14:textFill>
+              </w:rPr>
+              <w:t xml:space="preserve">?  </w:t>
+            </w:r>
+            <w:r>
+              <w:rPr>
+                <w:rStyle w:val="None"/>
+                <w:rFonts w:ascii="Roboto" w:hAnsi="Roboto" w:eastAsia="Roboto" w:cs="Roboto"/>
+                <w:outline w:val="0"/>
+                <w:color w:val="1d2125"/>
+                <w:sz w:val="24"/>
+                <w:szCs w:val="24"/>
+                <w:shd w:val="nil" w:color="auto" w:fill="auto"/>
+                <w:lang w:val="en-US"/>
+                <w14:textFill>
+                  <w14:solidFill>
+                    <w14:srgbClr w14:val="1D2125"/>
+                  </w14:solidFill>
+                </w14:textFill>
+              </w:rPr>
+              <w:t>If so, why do you think it took longer?</w:t>
+            </w:r>
+            <w:r>
+              <w:rPr>
+                <w:rStyle w:val="None"/>
+                <w:rFonts w:ascii="Roboto" w:hAnsi="Roboto" w:eastAsia="Roboto" w:cs="Roboto"/>
                 <w:b w:val="1"/>
                 <w:bCs w:val="1"/>
                 <w:outline w:val="0"/>
                 <w:color w:val="1d2125"/>
                 <w:sz w:val="24"/>
                 <w:szCs w:val="24"/>
-                <w:u w:color="1d2125"/>
-                <w:shd w:val="nil" w:color="auto" w:fill="auto"/>
-                <w:rtl w:val="0"/>
+                <w:shd w:val="nil" w:color="auto" w:fill="auto"/>
                 <w:lang w:val="en-US"/>
                 <w14:textFill>
                   <w14:solidFill>
@@ -5424,68 +6612,158 @@
               </w:rPr>
               <w:t xml:space="preserve"> ANS:</w:t>
             </w:r>
-          </w:p>
-          <w:p>
+            <w:r>
+              <w:rPr>
+                <w:rStyle w:val="None"/>
+                <w:rFonts w:ascii="Roboto" w:hAnsi="Roboto" w:eastAsia="Roboto" w:cs="Roboto"/>
+                <w:b w:val="1"/>
+                <w:bCs w:val="1"/>
+                <w:outline w:val="0"/>
+                <w:color w:val="1d2125"/>
+                <w:sz w:val="24"/>
+                <w:szCs w:val="24"/>
+                <w:shd w:val="nil" w:color="auto" w:fill="auto"/>
+                <w:lang w:val="en-US"/>
+                <w14:textFill>
+                  <w14:solidFill>
+                    <w14:srgbClr w14:val="1D2125"/>
+                  </w14:solidFill>
+                </w14:textFill>
+              </w:rPr>
+              <w:t xml:space="preserve"> It took less time! Just following the structure of the site map.</w:t>
+            </w:r>
+          </w:p>
+          <w:p wp14:textId="6AB342D0">
             <w:pPr>
               <w:pStyle w:val="List Paragraph"/>
               <w:numPr>
                 <w:ilvl w:val="0"/>
                 <w:numId w:val="4"/>
               </w:numPr>
-              <w:shd w:val="clear" w:color="auto" w:fill="f8f9fa"/>
+              <w:shd w:val="clear" w:color="auto" w:fill="F8F9FA"/>
               <w:bidi w:val="0"/>
               <w:spacing w:line="240" w:lineRule="auto"/>
               <w:ind w:right="0"/>
               <w:jc w:val="both"/>
               <w:rPr>
-                <w:rFonts w:ascii="Roboto" w:cs="Roboto" w:hAnsi="Roboto" w:eastAsia="Roboto"/>
-                <w:outline w:val="0"/>
-                <w:color w:val="1d2125"/>
-                <w:sz w:val="24"/>
-                <w:szCs w:val="24"/>
-                <w:u w:color="1d2125"/>
-                <w:rtl w:val="0"/>
-                <w:lang w:val="en-US"/>
-                <w14:textFill>
-                  <w14:solidFill>
-                    <w14:srgbClr w14:val="1D2125"/>
-                  </w14:solidFill>
-                </w14:textFill>
-              </w:rPr>
-            </w:pPr>
-            <w:r>
-              <w:rPr>
-                <w:rStyle w:val="None"/>
-                <w:rFonts w:ascii="Roboto" w:cs="Roboto" w:hAnsi="Roboto" w:eastAsia="Roboto"/>
-                <w:outline w:val="0"/>
-                <w:color w:val="1d2125"/>
-                <w:sz w:val="24"/>
-                <w:szCs w:val="24"/>
-                <w:u w:color="1d2125"/>
-                <w:shd w:val="nil" w:color="auto" w:fill="auto"/>
-                <w:rtl w:val="0"/>
-                <w:lang w:val="en-US"/>
-                <w14:textFill>
-                  <w14:solidFill>
-                    <w14:srgbClr w14:val="1D2125"/>
-                  </w14:solidFill>
-                </w14:textFill>
-              </w:rPr>
-              <w:t>Were menu items labeled properly to indicate relevant resources?  If not, what was mislabeled and how would you correct it?</w:t>
-            </w:r>
-            <w:r>
-              <w:rPr>
-                <w:rStyle w:val="None"/>
-                <w:rFonts w:ascii="Roboto" w:cs="Roboto" w:hAnsi="Roboto" w:eastAsia="Roboto"/>
+                <w:rStyle w:val="None"/>
+                <w:rFonts w:ascii="Roboto" w:hAnsi="Roboto" w:eastAsia="Roboto" w:cs="Roboto"/>
                 <w:b w:val="1"/>
                 <w:bCs w:val="1"/>
                 <w:outline w:val="0"/>
                 <w:color w:val="1d2125"/>
                 <w:sz w:val="24"/>
                 <w:szCs w:val="24"/>
-                <w:u w:color="1d2125"/>
-                <w:shd w:val="nil" w:color="auto" w:fill="auto"/>
-                <w:rtl w:val="0"/>
+                <w:rtl w:val="0"/>
+                <w:lang w:val="en-US"/>
+                <w14:textFill>
+                  <w14:solidFill>
+                    <w14:srgbClr w14:val="1D2125"/>
+                  </w14:solidFill>
+                </w14:textFill>
+              </w:rPr>
+            </w:pPr>
+            <w:r>
+              <w:rPr>
+                <w:rStyle w:val="None"/>
+                <w:rFonts w:ascii="Roboto" w:hAnsi="Roboto" w:eastAsia="Roboto" w:cs="Roboto"/>
+                <w:outline w:val="0"/>
+                <w:color w:val="1d2125"/>
+                <w:sz w:val="24"/>
+                <w:szCs w:val="24"/>
+                <w:shd w:val="nil" w:color="auto" w:fill="auto"/>
+                <w:lang w:val="en-US"/>
+                <w14:textFill>
+                  <w14:solidFill>
+                    <w14:srgbClr w14:val="1D2125"/>
+                  </w14:solidFill>
+                </w14:textFill>
+              </w:rPr>
+              <w:t xml:space="preserve">Were menu items labeled properly to </w:t>
+            </w:r>
+            <w:r>
+              <w:rPr>
+                <w:rStyle w:val="None"/>
+                <w:rFonts w:ascii="Roboto" w:hAnsi="Roboto" w:eastAsia="Roboto" w:cs="Roboto"/>
+                <w:outline w:val="0"/>
+                <w:color w:val="1d2125"/>
+                <w:sz w:val="24"/>
+                <w:szCs w:val="24"/>
+                <w:shd w:val="nil" w:color="auto" w:fill="auto"/>
+                <w:lang w:val="en-US"/>
+                <w14:textFill>
+                  <w14:solidFill>
+                    <w14:srgbClr w14:val="1D2125"/>
+                  </w14:solidFill>
+                </w14:textFill>
+              </w:rPr>
+              <w:t>indicate</w:t>
+            </w:r>
+            <w:r>
+              <w:rPr>
+                <w:rStyle w:val="None"/>
+                <w:rFonts w:ascii="Roboto" w:hAnsi="Roboto" w:eastAsia="Roboto" w:cs="Roboto"/>
+                <w:outline w:val="0"/>
+                <w:color w:val="1d2125"/>
+                <w:sz w:val="24"/>
+                <w:szCs w:val="24"/>
+                <w:shd w:val="nil" w:color="auto" w:fill="auto"/>
+                <w:lang w:val="en-US"/>
+                <w14:textFill>
+                  <w14:solidFill>
+                    <w14:srgbClr w14:val="1D2125"/>
+                  </w14:solidFill>
+                </w14:textFill>
+              </w:rPr>
+              <w:t xml:space="preserve"> relevant resources</w:t>
+            </w:r>
+            <w:r>
+              <w:rPr>
+                <w:rStyle w:val="None"/>
+                <w:rFonts w:ascii="Roboto" w:hAnsi="Roboto" w:eastAsia="Roboto" w:cs="Roboto"/>
+                <w:outline w:val="0"/>
+                <w:color w:val="1d2125"/>
+                <w:sz w:val="24"/>
+                <w:szCs w:val="24"/>
+                <w:shd w:val="nil" w:color="auto" w:fill="auto"/>
+                <w:lang w:val="en-US"/>
+                <w14:textFill>
+                  <w14:solidFill>
+                    <w14:srgbClr w14:val="1D2125"/>
+                  </w14:solidFill>
+                </w14:textFill>
+              </w:rPr>
+              <w:t xml:space="preserve">?  </w:t>
+            </w:r>
+            <w:r>
+              <w:rPr>
+                <w:rStyle w:val="None"/>
+                <w:rFonts w:ascii="Roboto" w:hAnsi="Roboto" w:eastAsia="Roboto" w:cs="Roboto"/>
+                <w:outline w:val="0"/>
+                <w:color w:val="1d2125"/>
+                <w:sz w:val="24"/>
+                <w:szCs w:val="24"/>
+                <w:shd w:val="nil" w:color="auto" w:fill="auto"/>
+                <w:lang w:val="en-US"/>
+                <w14:textFill>
+                  <w14:solidFill>
+                    <w14:srgbClr w14:val="1D2125"/>
+                  </w14:solidFill>
+                </w14:textFill>
+              </w:rPr>
+              <w:t>If not, what was mislabeled and how would you correct it?</w:t>
+            </w:r>
+            <w:r>
+              <w:rPr>
+                <w:rStyle w:val="None"/>
+                <w:rFonts w:ascii="Roboto" w:hAnsi="Roboto" w:eastAsia="Roboto" w:cs="Roboto"/>
+                <w:b w:val="1"/>
+                <w:bCs w:val="1"/>
+                <w:outline w:val="0"/>
+                <w:color w:val="1d2125"/>
+                <w:sz w:val="24"/>
+                <w:szCs w:val="24"/>
+                <w:shd w:val="nil" w:color="auto" w:fill="auto"/>
                 <w:lang w:val="en-US"/>
                 <w14:textFill>
                   <w14:solidFill>
@@ -5495,68 +6773,142 @@
               </w:rPr>
               <w:t xml:space="preserve"> ANS:</w:t>
             </w:r>
-          </w:p>
-          <w:p>
+            <w:r>
+              <w:rPr>
+                <w:rStyle w:val="None"/>
+                <w:rFonts w:ascii="Roboto" w:hAnsi="Roboto" w:eastAsia="Roboto" w:cs="Roboto"/>
+                <w:b w:val="1"/>
+                <w:bCs w:val="1"/>
+                <w:outline w:val="0"/>
+                <w:color w:val="1d2125"/>
+                <w:sz w:val="24"/>
+                <w:szCs w:val="24"/>
+                <w:shd w:val="nil" w:color="auto" w:fill="auto"/>
+                <w:lang w:val="en-US"/>
+                <w14:textFill>
+                  <w14:solidFill>
+                    <w14:srgbClr w14:val="1D2125"/>
+                  </w14:solidFill>
+                </w14:textFill>
+              </w:rPr>
+              <w:t xml:space="preserve"> </w:t>
+            </w:r>
+            <w:r>
+              <w:rPr>
+                <w:rStyle w:val="None"/>
+                <w:rFonts w:ascii="Roboto" w:hAnsi="Roboto" w:eastAsia="Roboto" w:cs="Roboto"/>
+                <w:b w:val="1"/>
+                <w:bCs w:val="1"/>
+                <w:outline w:val="0"/>
+                <w:color w:val="1d2125"/>
+                <w:sz w:val="24"/>
+                <w:szCs w:val="24"/>
+                <w:shd w:val="nil" w:color="auto" w:fill="auto"/>
+                <w:lang w:val="en-US"/>
+                <w14:textFill>
+                  <w14:solidFill>
+                    <w14:srgbClr w14:val="1D2125"/>
+                  </w14:solidFill>
+                </w14:textFill>
+              </w:rPr>
+              <w:t xml:space="preserve">Accessibility Features was confusing, but it makes sense that it can be noted in FAQ.</w:t>
+            </w:r>
+          </w:p>
+          <w:p wp14:textId="5AF88388">
             <w:pPr>
               <w:pStyle w:val="List Paragraph"/>
               <w:numPr>
                 <w:ilvl w:val="0"/>
                 <w:numId w:val="4"/>
               </w:numPr>
-              <w:shd w:val="clear" w:color="auto" w:fill="f8f9fa"/>
+              <w:shd w:val="clear" w:color="auto" w:fill="F8F9FA"/>
               <w:bidi w:val="0"/>
               <w:spacing w:line="240" w:lineRule="auto"/>
               <w:ind w:right="0"/>
               <w:jc w:val="both"/>
               <w:rPr>
-                <w:rFonts w:ascii="Roboto" w:cs="Roboto" w:hAnsi="Roboto" w:eastAsia="Roboto"/>
-                <w:outline w:val="0"/>
-                <w:color w:val="1d2125"/>
-                <w:sz w:val="24"/>
-                <w:szCs w:val="24"/>
-                <w:u w:color="1d2125"/>
-                <w:rtl w:val="0"/>
-                <w:lang w:val="en-US"/>
-                <w14:textFill>
-                  <w14:solidFill>
-                    <w14:srgbClr w14:val="1D2125"/>
-                  </w14:solidFill>
-                </w14:textFill>
-              </w:rPr>
-            </w:pPr>
-            <w:r>
-              <w:rPr>
-                <w:rStyle w:val="None"/>
-                <w:rFonts w:ascii="Roboto" w:cs="Roboto" w:hAnsi="Roboto" w:eastAsia="Roboto"/>
-                <w:outline w:val="0"/>
-                <w:color w:val="1d2125"/>
-                <w:sz w:val="24"/>
-                <w:szCs w:val="24"/>
-                <w:u w:color="1d2125"/>
-                <w:shd w:val="nil" w:color="auto" w:fill="auto"/>
-                <w:rtl w:val="0"/>
-                <w:lang w:val="en-US"/>
-                <w14:textFill>
-                  <w14:solidFill>
-                    <w14:srgbClr w14:val="1D2125"/>
-                  </w14:solidFill>
-                </w14:textFill>
-              </w:rPr>
-              <w:t>Do you have any suggestions to make the site navigation easier?</w:t>
-            </w:r>
-            <w:r>
-              <w:rPr>
-                <w:rStyle w:val="None"/>
-                <w:rFonts w:ascii="Roboto" w:cs="Roboto" w:hAnsi="Roboto" w:eastAsia="Roboto"/>
+                <w:rStyle w:val="None"/>
+                <w:rFonts w:ascii="Roboto" w:hAnsi="Roboto" w:eastAsia="Roboto" w:cs="Roboto"/>
                 <w:b w:val="1"/>
                 <w:bCs w:val="1"/>
                 <w:outline w:val="0"/>
                 <w:color w:val="1d2125"/>
                 <w:sz w:val="24"/>
                 <w:szCs w:val="24"/>
-                <w:u w:color="1d2125"/>
-                <w:shd w:val="nil" w:color="auto" w:fill="auto"/>
-                <w:rtl w:val="0"/>
+                <w:rtl w:val="0"/>
+                <w:lang w:val="en-US"/>
+                <w14:textFill>
+                  <w14:solidFill>
+                    <w14:srgbClr w14:val="1D2125"/>
+                  </w14:solidFill>
+                </w14:textFill>
+              </w:rPr>
+            </w:pPr>
+            <w:r>
+              <w:rPr>
+                <w:rStyle w:val="None"/>
+                <w:rFonts w:ascii="Roboto" w:hAnsi="Roboto" w:eastAsia="Roboto" w:cs="Roboto"/>
+                <w:outline w:val="0"/>
+                <w:color w:val="1d2125"/>
+                <w:sz w:val="24"/>
+                <w:szCs w:val="24"/>
+                <w:shd w:val="nil" w:color="auto" w:fill="auto"/>
+                <w:lang w:val="en-US"/>
+                <w14:textFill>
+                  <w14:solidFill>
+                    <w14:srgbClr w14:val="1D2125"/>
+                  </w14:solidFill>
+                </w14:textFill>
+              </w:rPr>
+              <w:t xml:space="preserve">Do you have any suggestions to make </w:t>
+            </w:r>
+            <w:r>
+              <w:rPr>
+                <w:rStyle w:val="None"/>
+                <w:rFonts w:ascii="Roboto" w:hAnsi="Roboto" w:eastAsia="Roboto" w:cs="Roboto"/>
+                <w:outline w:val="0"/>
+                <w:color w:val="1d2125"/>
+                <w:sz w:val="24"/>
+                <w:szCs w:val="24"/>
+                <w:shd w:val="nil" w:color="auto" w:fill="auto"/>
+                <w:lang w:val="en-US"/>
+                <w14:textFill>
+                  <w14:solidFill>
+                    <w14:srgbClr w14:val="1D2125"/>
+                  </w14:solidFill>
+                </w14:textFill>
+              </w:rPr>
+              <w:t>the site</w:t>
+            </w:r>
+            <w:r>
+              <w:rPr>
+                <w:rStyle w:val="None"/>
+                <w:rFonts w:ascii="Roboto" w:hAnsi="Roboto" w:eastAsia="Roboto" w:cs="Roboto"/>
+                <w:outline w:val="0"/>
+                <w:color w:val="1d2125"/>
+                <w:sz w:val="24"/>
+                <w:szCs w:val="24"/>
+                <w:shd w:val="nil" w:color="auto" w:fill="auto"/>
+                <w:lang w:val="en-US"/>
+                <w14:textFill>
+                  <w14:solidFill>
+                    <w14:srgbClr w14:val="1D2125"/>
+                  </w14:solidFill>
+                </w14:textFill>
+              </w:rPr>
+              <w:t xml:space="preserve"> navigation easier?</w:t>
+            </w:r>
+            <w:r>
+              <w:rPr>
+                <w:rStyle w:val="None"/>
+                <w:rFonts w:ascii="Roboto" w:hAnsi="Roboto" w:eastAsia="Roboto" w:cs="Roboto"/>
+                <w:b w:val="1"/>
+                <w:bCs w:val="1"/>
+                <w:outline w:val="0"/>
+                <w:color w:val="1d2125"/>
+                <w:sz w:val="24"/>
+                <w:szCs w:val="24"/>
+                <w:shd w:val="nil" w:color="auto" w:fill="auto"/>
                 <w:lang w:val="en-US"/>
                 <w14:textFill>
                   <w14:solidFill>
@@ -5565,32 +6917,72 @@
                 </w14:textFill>
               </w:rPr>
               <w:t xml:space="preserve"> ANS:</w:t>
+            </w:r>
+            <w:r>
+              <w:rPr>
+                <w:rStyle w:val="None"/>
+                <w:rFonts w:ascii="Roboto" w:hAnsi="Roboto" w:eastAsia="Roboto" w:cs="Roboto"/>
+                <w:b w:val="1"/>
+                <w:bCs w:val="1"/>
+                <w:outline w:val="0"/>
+                <w:color w:val="1d2125"/>
+                <w:sz w:val="24"/>
+                <w:szCs w:val="24"/>
+                <w:shd w:val="nil" w:color="auto" w:fill="auto"/>
+                <w:lang w:val="en-US"/>
+                <w14:textFill>
+                  <w14:solidFill>
+                    <w14:srgbClr w14:val="1D2125"/>
+                  </w14:solidFill>
+                </w14:textFill>
+              </w:rPr>
+              <w:t xml:space="preserve"> </w:t>
+            </w:r>
+            <w:r>
+              <w:rPr>
+                <w:rStyle w:val="None"/>
+                <w:rFonts w:ascii="Roboto" w:hAnsi="Roboto" w:eastAsia="Roboto" w:cs="Roboto"/>
+                <w:b w:val="1"/>
+                <w:bCs w:val="1"/>
+                <w:outline w:val="0"/>
+                <w:color w:val="1d2125"/>
+                <w:sz w:val="24"/>
+                <w:szCs w:val="24"/>
+                <w:shd w:val="nil" w:color="auto" w:fill="auto"/>
+                <w:lang w:val="en-US"/>
+                <w14:textFill>
+                  <w14:solidFill>
+                    <w14:srgbClr w14:val="1D2125"/>
+                  </w14:solidFill>
+                </w14:textFill>
+              </w:rPr>
+              <w:t xml:space="preserve">Provider information should be after Find a provider, logically.</w:t>
             </w:r>
           </w:p>
         </w:tc>
         <w:tc>
           <w:tcPr>
-            <w:tcW w:type="dxa" w:w="355"/>
+            <w:tcW w:w="355" w:type="dxa"/>
             <w:tcBorders>
               <w:top w:val="nil"/>
-              <w:left w:val="single" w:color="000000" w:sz="4" w:space="0" w:shadow="0" w:frame="0"/>
+              <w:left w:val="single" w:color="000000" w:themeColor="text1" w:sz="4" w:space="0" w:shadow="0" w:frame="0"/>
               <w:bottom w:val="nil"/>
               <w:right w:val="nil"/>
             </w:tcBorders>
             <w:shd w:val="clear" w:color="auto" w:fill="auto"/>
             <w:tcMar>
-              <w:top w:type="dxa" w:w="80"/>
-              <w:left w:type="dxa" w:w="80"/>
-              <w:bottom w:type="dxa" w:w="80"/>
-              <w:right w:type="dxa" w:w="80"/>
+              <w:top w:w="80" w:type="dxa"/>
+              <w:left w:w="80" w:type="dxa"/>
+              <w:bottom w:w="80" w:type="dxa"/>
+              <w:right w:w="80" w:type="dxa"/>
             </w:tcMar>
             <w:vAlign w:val="top"/>
           </w:tcPr>
-          <w:p/>
+          <w:p wp14:textId="77777777"/>
         </w:tc>
       </w:tr>
     </w:tbl>
-    <w:p>
+    <w:p xmlns:wp14="http://schemas.microsoft.com/office/word/2010/wordml" wp14:textId="77777777">
       <w:pPr>
         <w:pStyle w:val="Body A"/>
         <w:widowControl w:val="0"/>
@@ -5598,7 +6990,7 @@
         <w:ind w:left="108" w:hanging="108"/>
         <w:rPr>
           <w:rStyle w:val="None"/>
-          <w:rFonts w:ascii="Roboto" w:cs="Roboto" w:hAnsi="Roboto" w:eastAsia="Roboto"/>
+          <w:rFonts w:ascii="Roboto" w:hAnsi="Roboto" w:eastAsia="Roboto" w:cs="Roboto"/>
           <w:b w:val="1"/>
           <w:bCs w:val="1"/>
           <w:outline w:val="0"/>
@@ -5614,14 +7006,14 @@
         </w:rPr>
       </w:pPr>
     </w:p>
-    <w:p>
+    <w:p xmlns:wp14="http://schemas.microsoft.com/office/word/2010/wordml" wp14:textId="77777777">
       <w:pPr>
         <w:pStyle w:val="Body A"/>
         <w:widowControl w:val="0"/>
         <w:spacing w:line="240" w:lineRule="auto"/>
         <w:rPr>
           <w:rStyle w:val="None"/>
-          <w:rFonts w:ascii="Roboto" w:cs="Roboto" w:hAnsi="Roboto" w:eastAsia="Roboto"/>
+          <w:rFonts w:ascii="Roboto" w:hAnsi="Roboto" w:eastAsia="Roboto" w:cs="Roboto"/>
           <w:b w:val="1"/>
           <w:bCs w:val="1"/>
           <w:outline w:val="0"/>
@@ -5637,18 +7029,18 @@
         </w:rPr>
       </w:pPr>
     </w:p>
-    <w:p>
+    <w:p xmlns:wp14="http://schemas.microsoft.com/office/word/2010/wordml" wp14:textId="77777777">
       <w:pPr>
         <w:pStyle w:val="Body A"/>
       </w:pPr>
     </w:p>
-    <w:p>
+    <w:p xmlns:wp14="http://schemas.microsoft.com/office/word/2010/wordml" wp14:textId="77777777">
       <w:pPr>
         <w:pStyle w:val="Body A"/>
         <w:shd w:val="clear" w:color="auto" w:fill="f8f9fa"/>
         <w:rPr>
           <w:rStyle w:val="None"/>
-          <w:rFonts w:ascii="Roboto" w:cs="Roboto" w:hAnsi="Roboto" w:eastAsia="Roboto"/>
+          <w:rFonts w:ascii="Roboto" w:hAnsi="Roboto" w:eastAsia="Roboto" w:cs="Roboto"/>
           <w:b w:val="1"/>
           <w:bCs w:val="1"/>
           <w:outline w:val="0"/>
@@ -5683,7 +7075,7 @@
       <w:tblGrid>
         <w:gridCol w:w="9360"/>
       </w:tblGrid>
-      <w:tr>
+      <w:tr xmlns:wp14="http://schemas.microsoft.com/office/word/2010/wordml" wp14:textId="77777777">
         <w:tblPrEx>
           <w:shd w:val="clear" w:color="auto" w:fill="ced7e7"/>
         </w:tblPrEx>
@@ -5692,23 +7084,23 @@
         </w:trPr>
         <w:tc>
           <w:tcPr>
-            <w:tcW w:type="dxa" w:w="9360"/>
+            <w:tcW w:w="9360" w:type="dxa"/>
             <w:tcBorders>
-              <w:top w:val="single" w:color="000000" w:sz="4" w:space="0" w:shadow="0" w:frame="0"/>
-              <w:left w:val="single" w:color="000000" w:sz="4" w:space="0" w:shadow="0" w:frame="0"/>
-              <w:bottom w:val="single" w:color="000000" w:sz="4" w:space="0" w:shadow="0" w:frame="0"/>
-              <w:right w:val="single" w:color="000000" w:sz="4" w:space="0" w:shadow="0" w:frame="0"/>
+              <w:top w:val="single" w:color="000000" w:themeColor="text1" w:sz="4" w:space="0" w:shadow="0" w:frame="0"/>
+              <w:left w:val="single" w:color="000000" w:themeColor="text1" w:sz="4" w:space="0" w:shadow="0" w:frame="0"/>
+              <w:bottom w:val="single" w:color="000000" w:themeColor="text1" w:sz="4" w:space="0" w:shadow="0" w:frame="0"/>
+              <w:right w:val="single" w:color="000000" w:themeColor="text1" w:sz="4" w:space="0" w:shadow="0" w:frame="0"/>
             </w:tcBorders>
             <w:shd w:val="clear" w:color="auto" w:fill="auto"/>
             <w:tcMar>
-              <w:top w:type="dxa" w:w="80"/>
-              <w:left w:type="dxa" w:w="80"/>
-              <w:bottom w:type="dxa" w:w="80"/>
-              <w:right w:type="dxa" w:w="80"/>
+              <w:top w:w="80" w:type="dxa"/>
+              <w:left w:w="80" w:type="dxa"/>
+              <w:bottom w:w="80" w:type="dxa"/>
+              <w:right w:w="80" w:type="dxa"/>
             </w:tcMar>
             <w:vAlign w:val="top"/>
           </w:tcPr>
-          <w:p>
+          <w:p wp14:textId="77777777">
             <w:pPr>
               <w:pStyle w:val="Body A"/>
               <w:jc w:val="center"/>
@@ -5716,7 +7108,7 @@
             <w:r>
               <w:rPr>
                 <w:rStyle w:val="None"/>
-                <w:rFonts w:ascii="Roboto" w:cs="Roboto" w:hAnsi="Roboto" w:eastAsia="Roboto"/>
+                <w:rFonts w:ascii="Roboto" w:hAnsi="Roboto" w:eastAsia="Roboto" w:cs="Roboto"/>
                 <w:b w:val="1"/>
                 <w:bCs w:val="1"/>
                 <w:outline w:val="0"/>
@@ -5738,7 +7130,7 @@
             <w:r>
               <w:rPr>
                 <w:rStyle w:val="None"/>
-                <w:rFonts w:ascii="Roboto" w:cs="Roboto" w:hAnsi="Roboto" w:eastAsia="Roboto"/>
+                <w:rFonts w:ascii="Roboto" w:hAnsi="Roboto" w:eastAsia="Roboto" w:cs="Roboto"/>
                 <w:b w:val="1"/>
                 <w:bCs w:val="1"/>
                 <w:outline w:val="0"/>
@@ -5760,7 +7152,7 @@
             <w:r>
               <w:rPr>
                 <w:rStyle w:val="None"/>
-                <w:rFonts w:ascii="Roboto" w:cs="Roboto" w:hAnsi="Roboto" w:eastAsia="Roboto"/>
+                <w:rFonts w:ascii="Roboto" w:hAnsi="Roboto" w:eastAsia="Roboto" w:cs="Roboto"/>
                 <w:b w:val="1"/>
                 <w:bCs w:val="1"/>
                 <w:outline w:val="0"/>
@@ -5782,7 +7174,7 @@
           </w:p>
         </w:tc>
       </w:tr>
-      <w:tr>
+      <w:tr xmlns:wp14="http://schemas.microsoft.com/office/word/2010/wordml" wp14:textId="77777777">
         <w:tblPrEx>
           <w:shd w:val="clear" w:color="auto" w:fill="ced7e7"/>
         </w:tblPrEx>
@@ -5791,97 +7183,149 @@
         </w:trPr>
         <w:tc>
           <w:tcPr>
-            <w:tcW w:type="dxa" w:w="9360"/>
+            <w:tcW w:w="9360" w:type="dxa"/>
             <w:tcBorders>
-              <w:top w:val="single" w:color="000000" w:sz="4" w:space="0" w:shadow="0" w:frame="0"/>
-              <w:left w:val="single" w:color="000000" w:sz="4" w:space="0" w:shadow="0" w:frame="0"/>
-              <w:bottom w:val="single" w:color="000000" w:sz="4" w:space="0" w:shadow="0" w:frame="0"/>
-              <w:right w:val="single" w:color="000000" w:sz="4" w:space="0" w:shadow="0" w:frame="0"/>
+              <w:top w:val="single" w:color="000000" w:themeColor="text1" w:sz="4" w:space="0" w:shadow="0" w:frame="0"/>
+              <w:left w:val="single" w:color="000000" w:themeColor="text1" w:sz="4" w:space="0" w:shadow="0" w:frame="0"/>
+              <w:bottom w:val="single" w:color="000000" w:themeColor="text1" w:sz="4" w:space="0" w:shadow="0" w:frame="0"/>
+              <w:right w:val="single" w:color="000000" w:themeColor="text1" w:sz="4" w:space="0" w:shadow="0" w:frame="0"/>
             </w:tcBorders>
             <w:shd w:val="clear" w:color="auto" w:fill="auto"/>
             <w:tcMar>
-              <w:top w:type="dxa" w:w="80"/>
-              <w:left w:type="dxa" w:w="80"/>
-              <w:bottom w:type="dxa" w:w="80"/>
-              <w:right w:type="dxa" w:w="80"/>
+              <w:top w:w="80" w:type="dxa"/>
+              <w:left w:w="80" w:type="dxa"/>
+              <w:bottom w:w="80" w:type="dxa"/>
+              <w:right w:w="80" w:type="dxa"/>
             </w:tcMar>
             <w:vAlign w:val="top"/>
           </w:tcPr>
-          <w:p>
+          <w:p wp14:textId="3F6E5BF3">
             <w:pPr>
               <w:pStyle w:val="Body A"/>
-              <w:spacing w:line="240" w:lineRule="auto"/>
-            </w:pPr>
-            <w:r>
-              <w:rPr>
-                <w:rStyle w:val="None"/>
-                <w:rFonts w:ascii="Roboto" w:cs="Roboto" w:hAnsi="Roboto" w:eastAsia="Roboto"/>
+              <w:suppressLineNumbers w:val="0"/>
+              <w:bidi w:val="0"/>
+              <w:rPr>
+                <w:rFonts w:ascii="Roboto" w:hAnsi="Roboto" w:eastAsia="Roboto" w:cs="Roboto"/>
                 <w:i w:val="1"/>
                 <w:iCs w:val="1"/>
-                <w:outline w:val="0"/>
-                <w:color w:val="1d2125"/>
-                <w:sz w:val="24"/>
-                <w:szCs w:val="24"/>
-                <w:u w:color="1d2125"/>
-                <w:shd w:val="nil" w:color="auto" w:fill="auto"/>
-                <w:rtl w:val="0"/>
-                <w:lang w:val="en-US"/>
-                <w14:textFill>
-                  <w14:solidFill>
-                    <w14:srgbClr w14:val="1D2125"/>
-                  </w14:solidFill>
-                </w14:textFill>
-              </w:rPr>
-              <w:t>Insert the team</w:t>
-            </w:r>
-            <w:r>
-              <w:rPr>
-                <w:rStyle w:val="None"/>
-                <w:rFonts w:ascii="Roboto" w:cs="Roboto" w:hAnsi="Roboto" w:eastAsia="Roboto"/>
+                <w:noProof w:val="0"/>
+                <w:sz w:val="24"/>
+                <w:szCs w:val="24"/>
+                <w:lang w:val="en-US"/>
+              </w:rPr>
+            </w:pPr>
+            <w:r>
+              <w:rPr>
+                <w:rFonts w:ascii="Roboto" w:hAnsi="Roboto" w:eastAsia="Roboto" w:cs="Roboto"/>
                 <w:i w:val="1"/>
                 <w:iCs w:val="1"/>
-                <w:outline w:val="0"/>
-                <w:color w:val="1d2125"/>
-                <w:sz w:val="24"/>
-                <w:szCs w:val="24"/>
-                <w:u w:color="1d2125"/>
-                <w:shd w:val="nil" w:color="auto" w:fill="auto"/>
-                <w:rtl w:val="0"/>
-                <w:lang w:val="en-US"/>
-                <w14:textFill>
-                  <w14:solidFill>
-                    <w14:srgbClr w14:val="1D2125"/>
-                  </w14:solidFill>
-                </w14:textFill>
-              </w:rPr>
-              <w:t>’</w:t>
-            </w:r>
-            <w:r>
-              <w:rPr>
-                <w:rStyle w:val="None"/>
-                <w:rFonts w:ascii="Roboto" w:cs="Roboto" w:hAnsi="Roboto" w:eastAsia="Roboto"/>
+                <w:noProof w:val="0"/>
+                <w:sz w:val="24"/>
+                <w:szCs w:val="24"/>
+                <w:lang w:val="en-US"/>
+              </w:rPr>
+              <w:t xml:space="preserve">One strength of our sitemap is that the main sections are organized in a way that makes it easier for users to find healthcare information quickly. </w:t>
+            </w:r>
+            <w:r>
+              <w:rPr>
+                <w:rFonts w:ascii="Roboto" w:hAnsi="Roboto" w:eastAsia="Roboto" w:cs="Roboto"/>
                 <w:i w:val="1"/>
                 <w:iCs w:val="1"/>
-                <w:outline w:val="0"/>
-                <w:color w:val="1d2125"/>
-                <w:sz w:val="24"/>
-                <w:szCs w:val="24"/>
-                <w:u w:color="1d2125"/>
-                <w:shd w:val="nil" w:color="auto" w:fill="auto"/>
-                <w:rtl w:val="0"/>
-                <w:lang w:val="en-US"/>
-                <w14:textFill>
-                  <w14:solidFill>
-                    <w14:srgbClr w14:val="1D2125"/>
-                  </w14:solidFill>
-                </w14:textFill>
-              </w:rPr>
-              <w:t>s assessment of the sitemap generated based on the Tree Testing.  Include any weaknesses, strengths, and any possible modifications here.</w:t>
+                <w:noProof w:val="0"/>
+                <w:sz w:val="24"/>
+                <w:szCs w:val="24"/>
+                <w:lang w:val="en-US"/>
+              </w:rPr>
+              <w:t xml:space="preserve">The sitemap also includes important accessibility features and emergency resources, which helps support users with </w:t>
+            </w:r>
+            <w:r>
+              <w:rPr>
+                <w:rFonts w:ascii="Roboto" w:hAnsi="Roboto" w:eastAsia="Roboto" w:cs="Roboto"/>
+                <w:i w:val="1"/>
+                <w:iCs w:val="1"/>
+                <w:noProof w:val="0"/>
+                <w:sz w:val="24"/>
+                <w:szCs w:val="24"/>
+                <w:lang w:val="en-US"/>
+              </w:rPr>
+              <w:t>different needs</w:t>
+            </w:r>
+            <w:r>
+              <w:rPr>
+                <w:rFonts w:ascii="Roboto" w:hAnsi="Roboto" w:eastAsia="Roboto" w:cs="Roboto"/>
+                <w:i w:val="1"/>
+                <w:iCs w:val="1"/>
+                <w:noProof w:val="0"/>
+                <w:sz w:val="24"/>
+                <w:szCs w:val="24"/>
+                <w:lang w:val="en-US"/>
+              </w:rPr>
+              <w:t>. Based on user feedback from the tree testing, the sitemap structure or labeling may need small adjustments to improve navigation and make information easier to find.</w:t>
+            </w:r>
+            <w:r>
+              <w:rPr>
+                <w:rFonts w:ascii="Roboto" w:hAnsi="Roboto" w:eastAsia="Roboto" w:cs="Roboto"/>
+                <w:i w:val="1"/>
+                <w:iCs w:val="1"/>
+                <w:noProof w:val="0"/>
+                <w:sz w:val="24"/>
+                <w:szCs w:val="24"/>
+                <w:lang w:val="en-US"/>
+              </w:rPr>
+              <w:t xml:space="preserve"> (</w:t>
+            </w:r>
+            <w:r>
+              <w:rPr>
+                <w:rFonts w:ascii="Roboto" w:hAnsi="Roboto" w:eastAsia="Roboto" w:cs="Roboto"/>
+                <w:i w:val="1"/>
+                <w:iCs w:val="1"/>
+                <w:noProof w:val="0"/>
+                <w:sz w:val="24"/>
+                <w:szCs w:val="24"/>
+                <w:lang w:val="en-US"/>
+              </w:rPr>
+              <w:t>the</w:t>
+            </w:r>
+            <w:r>
+              <w:rPr>
+                <w:rFonts w:ascii="Roboto" w:hAnsi="Roboto" w:eastAsia="Roboto" w:cs="Roboto"/>
+                <w:i w:val="1"/>
+                <w:iCs w:val="1"/>
+                <w:noProof w:val="0"/>
+                <w:sz w:val="24"/>
+                <w:szCs w:val="24"/>
+                <w:lang w:val="en-US"/>
+              </w:rPr>
+              <w:t xml:space="preserve"> sitemap you see on here is fully revised from the </w:t>
+            </w:r>
+            <w:r>
+              <w:rPr>
+                <w:rFonts w:ascii="Roboto" w:hAnsi="Roboto" w:eastAsia="Roboto" w:cs="Roboto"/>
+                <w:i w:val="1"/>
+                <w:iCs w:val="1"/>
+                <w:noProof w:val="0"/>
+                <w:sz w:val="24"/>
+                <w:szCs w:val="24"/>
+                <w:lang w:val="en-US"/>
+              </w:rPr>
+              <w:t>feeedback</w:t>
+            </w:r>
+            <w:r>
+              <w:rPr>
+                <w:rFonts w:ascii="Roboto" w:hAnsi="Roboto" w:eastAsia="Roboto" w:cs="Roboto"/>
+                <w:i w:val="1"/>
+                <w:iCs w:val="1"/>
+                <w:noProof w:val="0"/>
+                <w:sz w:val="24"/>
+                <w:szCs w:val="24"/>
+                <w:lang w:val="en-US"/>
+              </w:rPr>
+              <w:t xml:space="preserve"> as a team and the people we interviewed)</w:t>
             </w:r>
           </w:p>
         </w:tc>
       </w:tr>
-      <w:tr>
+      <w:tr xmlns:wp14="http://schemas.microsoft.com/office/word/2010/wordml" wp14:textId="77777777">
         <w:tblPrEx>
           <w:shd w:val="clear" w:color="auto" w:fill="ced7e7"/>
         </w:tblPrEx>
@@ -5890,23 +7334,23 @@
         </w:trPr>
         <w:tc>
           <w:tcPr>
-            <w:tcW w:type="dxa" w:w="9360"/>
+            <w:tcW w:w="9360" w:type="dxa"/>
             <w:tcBorders>
-              <w:top w:val="single" w:color="000000" w:sz="4" w:space="0" w:shadow="0" w:frame="0"/>
-              <w:left w:val="single" w:color="000000" w:sz="4" w:space="0" w:shadow="0" w:frame="0"/>
-              <w:bottom w:val="single" w:color="000000" w:sz="4" w:space="0" w:shadow="0" w:frame="0"/>
-              <w:right w:val="single" w:color="000000" w:sz="4" w:space="0" w:shadow="0" w:frame="0"/>
+              <w:top w:val="single" w:color="000000" w:themeColor="text1" w:sz="4" w:space="0" w:shadow="0" w:frame="0"/>
+              <w:left w:val="single" w:color="000000" w:themeColor="text1" w:sz="4" w:space="0" w:shadow="0" w:frame="0"/>
+              <w:bottom w:val="single" w:color="000000" w:themeColor="text1" w:sz="4" w:space="0" w:shadow="0" w:frame="0"/>
+              <w:right w:val="single" w:color="000000" w:themeColor="text1" w:sz="4" w:space="0" w:shadow="0" w:frame="0"/>
             </w:tcBorders>
             <w:shd w:val="clear" w:color="auto" w:fill="auto"/>
             <w:tcMar>
-              <w:top w:type="dxa" w:w="80"/>
-              <w:left w:type="dxa" w:w="80"/>
-              <w:bottom w:type="dxa" w:w="80"/>
-              <w:right w:type="dxa" w:w="80"/>
+              <w:top w:w="80" w:type="dxa"/>
+              <w:left w:w="80" w:type="dxa"/>
+              <w:bottom w:w="80" w:type="dxa"/>
+              <w:right w:w="80" w:type="dxa"/>
             </w:tcMar>
             <w:vAlign w:val="top"/>
           </w:tcPr>
-          <w:p>
+          <w:p wp14:textId="77777777">
             <w:pPr>
               <w:pStyle w:val="Body A"/>
               <w:spacing w:line="240" w:lineRule="auto"/>
@@ -5915,7 +7359,7 @@
             <w:r>
               <w:rPr>
                 <w:rStyle w:val="None"/>
-                <w:rFonts w:ascii="Roboto" w:cs="Roboto" w:hAnsi="Roboto" w:eastAsia="Roboto"/>
+                <w:rFonts w:ascii="Roboto" w:hAnsi="Roboto" w:eastAsia="Roboto" w:cs="Roboto"/>
                 <w:b w:val="1"/>
                 <w:bCs w:val="1"/>
                 <w:outline w:val="0"/>
@@ -5937,7 +7381,7 @@
           </w:p>
         </w:tc>
       </w:tr>
-      <w:tr>
+      <w:tr xmlns:wp14="http://schemas.microsoft.com/office/word/2010/wordml" wp14:textId="77777777">
         <w:tblPrEx>
           <w:shd w:val="clear" w:color="auto" w:fill="ced7e7"/>
         </w:tblPrEx>
@@ -5946,78 +7390,379 @@
         </w:trPr>
         <w:tc>
           <w:tcPr>
-            <w:tcW w:type="dxa" w:w="9360"/>
+            <w:tcW w:w="9360" w:type="dxa"/>
             <w:tcBorders>
-              <w:top w:val="single" w:color="000000" w:sz="4" w:space="0" w:shadow="0" w:frame="0"/>
-              <w:left w:val="single" w:color="000000" w:sz="4" w:space="0" w:shadow="0" w:frame="0"/>
-              <w:bottom w:val="single" w:color="000000" w:sz="4" w:space="0" w:shadow="0" w:frame="0"/>
-              <w:right w:val="single" w:color="000000" w:sz="4" w:space="0" w:shadow="0" w:frame="0"/>
+              <w:top w:val="single" w:color="000000" w:themeColor="text1" w:sz="4" w:space="0" w:shadow="0" w:frame="0"/>
+              <w:left w:val="single" w:color="000000" w:themeColor="text1" w:sz="4" w:space="0" w:shadow="0" w:frame="0"/>
+              <w:bottom w:val="single" w:color="000000" w:themeColor="text1" w:sz="4" w:space="0" w:shadow="0" w:frame="0"/>
+              <w:right w:val="single" w:color="000000" w:themeColor="text1" w:sz="4" w:space="0" w:shadow="0" w:frame="0"/>
             </w:tcBorders>
             <w:shd w:val="clear" w:color="auto" w:fill="auto"/>
             <w:tcMar>
-              <w:top w:type="dxa" w:w="80"/>
-              <w:left w:type="dxa" w:w="80"/>
-              <w:bottom w:type="dxa" w:w="80"/>
-              <w:right w:type="dxa" w:w="80"/>
+              <w:top w:w="80" w:type="dxa"/>
+              <w:left w:w="80" w:type="dxa"/>
+              <w:bottom w:w="80" w:type="dxa"/>
+              <w:right w:w="80" w:type="dxa"/>
             </w:tcMar>
             <w:vAlign w:val="top"/>
           </w:tcPr>
-          <w:p>
-            <w:pPr>
-              <w:pStyle w:val="Body A"/>
-              <w:spacing w:line="240" w:lineRule="auto"/>
-            </w:pPr>
-            <w:r>
-              <w:rPr>
-                <w:rStyle w:val="None"/>
-                <w:rFonts w:ascii="Roboto" w:cs="Roboto" w:hAnsi="Roboto" w:eastAsia="Roboto"/>
-                <w:i w:val="1"/>
-                <w:iCs w:val="1"/>
-                <w:outline w:val="0"/>
-                <w:color w:val="1d2125"/>
-                <w:sz w:val="24"/>
-                <w:szCs w:val="24"/>
-                <w:u w:color="1d2125"/>
-                <w:shd w:val="nil" w:color="auto" w:fill="auto"/>
-                <w:rtl w:val="0"/>
-                <w:lang w:val="en-US"/>
-                <w14:textFill>
-                  <w14:solidFill>
-                    <w14:srgbClr w14:val="1D2125"/>
-                  </w14:solidFill>
-                </w14:textFill>
-              </w:rPr>
-              <w:t xml:space="preserve">List the labels/titles the final list content/services/menu items here. </w:t>
+          <w:p wp14:textId="7698D17A">
+            <w:pPr>
+              <w:pStyle w:val="Normal"/>
+              <w:bidi w:val="0"/>
+              <w:spacing w:before="281" w:beforeAutospacing="off" w:after="281" w:afterAutospacing="off" w:line="240" w:lineRule="auto"/>
+              <w:rPr>
+                <w:b w:val="1"/>
+                <w:bCs w:val="1"/>
+                <w:noProof w:val="0"/>
+                <w:sz w:val="28"/>
+                <w:szCs w:val="28"/>
+                <w:lang w:val="en-US"/>
+              </w:rPr>
+            </w:pPr>
+            <w:r>
+              <w:rPr>
+                <w:noProof w:val="0"/>
+                <w:lang w:val="en-US"/>
+              </w:rPr>
+              <w:t>Home</w:t>
+            </w:r>
+          </w:p>
+          <w:p wp14:textId="430FC147">
+            <w:pPr>
+              <w:bidi w:val="0"/>
+              <w:spacing w:before="240" w:beforeAutospacing="off" w:after="240" w:afterAutospacing="off" w:line="240" w:lineRule="auto"/>
+            </w:pPr>
+            <w:r>
+              <w:rPr>
+                <w:noProof w:val="0"/>
+                <w:lang w:val="en-US"/>
+              </w:rPr>
+              <w:t>Search / Find a Provider</w:t>
+            </w:r>
+          </w:p>
+          <w:p wp14:textId="26440552">
+            <w:pPr>
+              <w:bidi w:val="0"/>
+              <w:spacing w:before="240" w:beforeAutospacing="off" w:after="240" w:afterAutospacing="off" w:line="240" w:lineRule="auto"/>
+            </w:pPr>
+            <w:r>
+              <w:rPr>
+                <w:noProof w:val="0"/>
+                <w:lang w:val="en-US"/>
+              </w:rPr>
+              <w:t>Emergency Services</w:t>
+            </w:r>
+          </w:p>
+          <w:p wp14:textId="450A9FF4">
+            <w:pPr>
+              <w:bidi w:val="0"/>
+              <w:spacing w:before="240" w:beforeAutospacing="off" w:after="240" w:afterAutospacing="off" w:line="240" w:lineRule="auto"/>
+            </w:pPr>
+            <w:r>
+              <w:rPr>
+                <w:noProof w:val="0"/>
+                <w:lang w:val="en-US"/>
+              </w:rPr>
+              <w:t>FAQ</w:t>
+            </w:r>
+          </w:p>
+          <w:p wp14:textId="4E8285F8">
+            <w:pPr>
+              <w:bidi w:val="0"/>
+              <w:spacing w:before="240" w:beforeAutospacing="off" w:after="240" w:afterAutospacing="off" w:line="240" w:lineRule="auto"/>
+            </w:pPr>
+            <w:r>
+              <w:rPr>
+                <w:noProof w:val="0"/>
+                <w:lang w:val="en-US"/>
+              </w:rPr>
+              <w:t>Contact</w:t>
+            </w:r>
+          </w:p>
+          <w:p wp14:textId="7F0069FE">
+            <w:pPr>
+              <w:bidi w:val="0"/>
+              <w:spacing w:before="240" w:beforeAutospacing="off" w:after="240" w:afterAutospacing="off" w:line="240" w:lineRule="auto"/>
+            </w:pPr>
+            <w:r>
+              <w:rPr>
+                <w:noProof w:val="0"/>
+                <w:lang w:val="en-US"/>
+              </w:rPr>
+              <w:t>Accessibility Features</w:t>
+            </w:r>
+          </w:p>
+          <w:p wp14:textId="1ACEEDCF">
+            <w:pPr>
+              <w:bidi w:val="0"/>
+              <w:spacing w:before="240" w:beforeAutospacing="off" w:after="240" w:afterAutospacing="off" w:line="240" w:lineRule="auto"/>
+            </w:pPr>
+            <w:r>
+              <w:rPr>
+                <w:noProof w:val="0"/>
+                <w:lang w:val="en-US"/>
+              </w:rPr>
+              <w:t>Provider Information</w:t>
+            </w:r>
+          </w:p>
+          <w:p wp14:textId="17FD6568">
+            <w:pPr>
+              <w:bidi w:val="0"/>
+              <w:spacing w:before="240" w:beforeAutospacing="off" w:after="240" w:afterAutospacing="off" w:line="240" w:lineRule="auto"/>
+            </w:pPr>
+            <w:r>
+              <w:rPr>
+                <w:noProof w:val="0"/>
+                <w:lang w:val="en-US"/>
+              </w:rPr>
+              <w:t>Provider Profile</w:t>
+            </w:r>
+          </w:p>
+          <w:p wp14:textId="738210DA">
+            <w:pPr>
+              <w:bidi w:val="0"/>
+              <w:spacing w:before="240" w:beforeAutospacing="off" w:after="240" w:afterAutospacing="off" w:line="240" w:lineRule="auto"/>
+            </w:pPr>
+            <w:r>
+              <w:rPr>
+                <w:noProof w:val="0"/>
+                <w:lang w:val="en-US"/>
+              </w:rPr>
+              <w:t>Services Offered</w:t>
+            </w:r>
+          </w:p>
+          <w:p wp14:textId="68DFFC13">
+            <w:pPr>
+              <w:bidi w:val="0"/>
+              <w:spacing w:before="240" w:beforeAutospacing="off" w:after="240" w:afterAutospacing="off" w:line="240" w:lineRule="auto"/>
+            </w:pPr>
+            <w:r>
+              <w:rPr>
+                <w:noProof w:val="0"/>
+                <w:lang w:val="en-US"/>
+              </w:rPr>
+              <w:t>Office Hours</w:t>
+            </w:r>
+          </w:p>
+          <w:p wp14:textId="50214B37">
+            <w:pPr>
+              <w:bidi w:val="0"/>
+              <w:spacing w:before="240" w:beforeAutospacing="off" w:after="240" w:afterAutospacing="off" w:line="240" w:lineRule="auto"/>
+            </w:pPr>
+            <w:r>
+              <w:rPr>
+                <w:noProof w:val="0"/>
+                <w:lang w:val="en-US"/>
+              </w:rPr>
+              <w:t>Accepted Insurance</w:t>
+            </w:r>
+          </w:p>
+          <w:p wp14:textId="623100A2">
+            <w:pPr>
+              <w:bidi w:val="0"/>
+              <w:spacing w:before="240" w:beforeAutospacing="off" w:after="240" w:afterAutospacing="off" w:line="240" w:lineRule="auto"/>
+            </w:pPr>
+            <w:r>
+              <w:rPr>
+                <w:noProof w:val="0"/>
+                <w:lang w:val="en-US"/>
+              </w:rPr>
+              <w:t>Provider Credentials</w:t>
+            </w:r>
+          </w:p>
+          <w:p wp14:textId="38ECBE76">
+            <w:pPr>
+              <w:bidi w:val="0"/>
+              <w:spacing w:before="240" w:beforeAutospacing="off" w:after="240" w:afterAutospacing="off" w:line="240" w:lineRule="auto"/>
+            </w:pPr>
+            <w:r>
+              <w:rPr>
+                <w:noProof w:val="0"/>
+                <w:lang w:val="en-US"/>
+              </w:rPr>
+              <w:t>Phone and Contact Information</w:t>
+            </w:r>
+          </w:p>
+          <w:p wp14:textId="60048721">
+            <w:pPr>
+              <w:bidi w:val="0"/>
+              <w:spacing w:before="240" w:beforeAutospacing="off" w:after="240" w:afterAutospacing="off" w:line="240" w:lineRule="auto"/>
+            </w:pPr>
+            <w:r>
+              <w:rPr>
+                <w:noProof w:val="0"/>
+                <w:lang w:val="en-US"/>
+              </w:rPr>
+              <w:t>Location and Directions</w:t>
+            </w:r>
+          </w:p>
+          <w:p wp14:textId="3A8E213F">
+            <w:pPr>
+              <w:bidi w:val="0"/>
+              <w:spacing w:before="240" w:beforeAutospacing="off" w:after="240" w:afterAutospacing="off" w:line="240" w:lineRule="auto"/>
+            </w:pPr>
+            <w:r>
+              <w:rPr>
+                <w:noProof w:val="0"/>
+                <w:lang w:val="en-US"/>
+              </w:rPr>
+              <w:t>Appointment Scheduling</w:t>
+            </w:r>
+          </w:p>
+          <w:p wp14:textId="60959267">
+            <w:pPr>
+              <w:bidi w:val="0"/>
+              <w:spacing w:before="240" w:beforeAutospacing="off" w:after="240" w:afterAutospacing="off" w:line="240" w:lineRule="auto"/>
+            </w:pPr>
+            <w:r>
+              <w:rPr>
+                <w:noProof w:val="0"/>
+                <w:lang w:val="en-US"/>
+              </w:rPr>
+              <w:t>Telehealth Information</w:t>
+            </w:r>
+          </w:p>
+          <w:p wp14:textId="7AA960AE">
+            <w:pPr>
+              <w:bidi w:val="0"/>
+              <w:spacing w:before="240" w:beforeAutospacing="off" w:after="240" w:afterAutospacing="off" w:line="240" w:lineRule="auto"/>
+            </w:pPr>
+            <w:r>
+              <w:rPr>
+                <w:noProof w:val="0"/>
+                <w:lang w:val="en-US"/>
+              </w:rPr>
+              <w:t>Patient Reviews and Ratings</w:t>
+            </w:r>
+          </w:p>
+          <w:p wp14:textId="02036C50">
+            <w:pPr>
+              <w:bidi w:val="0"/>
+              <w:spacing w:before="240" w:beforeAutospacing="off" w:after="240" w:afterAutospacing="off" w:line="240" w:lineRule="auto"/>
+            </w:pPr>
+            <w:r>
+              <w:rPr>
+                <w:noProof w:val="0"/>
+                <w:lang w:val="en-US"/>
+              </w:rPr>
+              <w:t>Search Bar</w:t>
+            </w:r>
+          </w:p>
+          <w:p wp14:textId="3A5DB7D6">
+            <w:pPr>
+              <w:bidi w:val="0"/>
+              <w:spacing w:before="240" w:beforeAutospacing="off" w:after="240" w:afterAutospacing="off" w:line="240" w:lineRule="auto"/>
+            </w:pPr>
+            <w:r>
+              <w:rPr>
+                <w:noProof w:val="0"/>
+                <w:lang w:val="en-US"/>
+              </w:rPr>
+              <w:t>Filter by Specialty</w:t>
+            </w:r>
+          </w:p>
+          <w:p wp14:textId="075DB0F1">
+            <w:pPr>
+              <w:bidi w:val="0"/>
+              <w:spacing w:before="240" w:beforeAutospacing="off" w:after="240" w:afterAutospacing="off" w:line="240" w:lineRule="auto"/>
+            </w:pPr>
+            <w:r>
+              <w:rPr>
+                <w:noProof w:val="0"/>
+                <w:lang w:val="en-US"/>
+              </w:rPr>
+              <w:t>Filter by Insurance</w:t>
+            </w:r>
+          </w:p>
+          <w:p wp14:textId="34107433">
+            <w:pPr>
+              <w:bidi w:val="0"/>
+              <w:spacing w:before="240" w:beforeAutospacing="off" w:after="240" w:afterAutospacing="off" w:line="240" w:lineRule="auto"/>
+            </w:pPr>
+            <w:r>
+              <w:rPr>
+                <w:noProof w:val="0"/>
+                <w:lang w:val="en-US"/>
+              </w:rPr>
+              <w:t>Filter by Ratings</w:t>
+            </w:r>
+          </w:p>
+          <w:p wp14:textId="5AB790AE">
+            <w:pPr>
+              <w:bidi w:val="0"/>
+              <w:spacing w:before="240" w:beforeAutospacing="off" w:after="240" w:afterAutospacing="off" w:line="240" w:lineRule="auto"/>
+            </w:pPr>
+            <w:r>
+              <w:rPr>
+                <w:noProof w:val="0"/>
+                <w:lang w:val="en-US"/>
+              </w:rPr>
+              <w:t>Filter by Location</w:t>
+            </w:r>
+          </w:p>
+          <w:p wp14:textId="4179A546">
+            <w:pPr>
+              <w:bidi w:val="0"/>
+              <w:spacing w:before="240" w:beforeAutospacing="off" w:after="240" w:afterAutospacing="off" w:line="240" w:lineRule="auto"/>
+            </w:pPr>
+            <w:r>
+              <w:rPr>
+                <w:noProof w:val="0"/>
+                <w:lang w:val="en-US"/>
+              </w:rPr>
+              <w:t>Map of Healthcare Locations</w:t>
+            </w:r>
+          </w:p>
+          <w:p wp14:textId="0A5C3F95">
+            <w:pPr>
+              <w:bidi w:val="0"/>
+              <w:spacing w:before="240" w:beforeAutospacing="off" w:after="240" w:afterAutospacing="off" w:line="240" w:lineRule="auto"/>
+            </w:pPr>
+            <w:r>
+              <w:rPr>
+                <w:noProof w:val="0"/>
+                <w:lang w:val="en-US"/>
+              </w:rPr>
+              <w:t>911 Guidance</w:t>
+            </w:r>
+          </w:p>
+          <w:p wp14:textId="36303BD9">
+            <w:pPr>
+              <w:bidi w:val="0"/>
+              <w:spacing w:before="240" w:beforeAutospacing="off" w:after="240" w:afterAutospacing="off" w:line="240" w:lineRule="auto"/>
+            </w:pPr>
+            <w:r>
+              <w:rPr>
+                <w:noProof w:val="0"/>
+                <w:lang w:val="en-US"/>
+              </w:rPr>
+              <w:t>Nearest Emergency Rooms</w:t>
+            </w:r>
+          </w:p>
+          <w:p wp14:textId="66B50C95">
+            <w:pPr>
+              <w:bidi w:val="0"/>
+              <w:spacing w:before="240" w:beforeAutospacing="off" w:after="240" w:afterAutospacing="off" w:line="240" w:lineRule="auto"/>
+            </w:pPr>
+            <w:r>
+              <w:rPr>
+                <w:noProof w:val="0"/>
+                <w:lang w:val="en-US"/>
+              </w:rPr>
+              <w:t>Nearest Urgent Care Centers</w:t>
             </w:r>
           </w:p>
         </w:tc>
       </w:tr>
     </w:tbl>
-    <w:p>
+    <w:p xmlns:wp14="http://schemas.microsoft.com/office/word/2010/wordml" wp14:textId="77777777">
       <w:pPr>
         <w:pStyle w:val="Body A"/>
         <w:widowControl w:val="0"/>
         <w:spacing w:line="240" w:lineRule="auto"/>
-        <w:ind w:left="108" w:hanging="108"/>
+        <w:ind w:left="0" w:hanging="0"/>
       </w:pPr>
-      <w:r>
-        <w:rPr>
-          <w:rStyle w:val="None"/>
-          <w:rFonts w:ascii="Roboto" w:cs="Roboto" w:hAnsi="Roboto" w:eastAsia="Roboto"/>
-          <w:b w:val="1"/>
-          <w:bCs w:val="1"/>
-          <w:outline w:val="0"/>
-          <w:color w:val="1d2125"/>
-          <w:sz w:val="24"/>
-          <w:szCs w:val="24"/>
-          <w:u w:color="1d2125"/>
-          <w14:textFill>
-            <w14:solidFill>
-              <w14:srgbClr w14:val="1D2125"/>
-            </w14:solidFill>
-          </w14:textFill>
-        </w:rPr>
-      </w:r>
     </w:p>
     <w:sectPr>
       <w:headerReference w:type="default" r:id="rId5"/>
@@ -6026,14 +7771,15 @@
       <w:pgMar w:top="1152" w:right="1440" w:bottom="1152" w:left="1440" w:header="720" w:footer="720"/>
       <w:pgNumType w:start="1"/>
       <w:bidi w:val="0"/>
+      <w:cols w:num="1"/>
     </w:sectPr>
   </w:body>
 </w:document>
 </file>
 
 <file path=word/footer1.xml><?xml version="1.0" encoding="utf-8"?>
-<w:ftr xmlns:r="http://schemas.openxmlformats.org/officeDocument/2006/relationships" xmlns:wp="http://schemas.openxmlformats.org/drawingml/2006/wordprocessingDrawing" xmlns:w="http://schemas.openxmlformats.org/wordprocessingml/2006/main" xmlns:w10="urn:schemas-microsoft-com:office:word" xmlns:w14="http://schemas.microsoft.com/office/word/2010/wordml" xmlns:wps="http://schemas.microsoft.com/office/word/2010/wordprocessingShape" xmlns:wpg="http://schemas.microsoft.com/office/word/2010/wordprocessingGroup" xmlns:mc="http://schemas.openxmlformats.org/markup-compatibility/2006" xmlns:v="urn:schemas-microsoft-com:vml" xmlns:o="urn:schemas-microsoft-com:office:office" xmlns:m="http://schemas.openxmlformats.org/officeDocument/2006/math" mc:Ignorable="w14">
-  <w:p>
+<w:ftr xmlns:wp14="http://schemas.microsoft.com/office/word/2010/wordprocessingDrawing" xmlns:r="http://schemas.openxmlformats.org/officeDocument/2006/relationships" xmlns:wp="http://schemas.openxmlformats.org/drawingml/2006/wordprocessingDrawing" xmlns:w="http://schemas.openxmlformats.org/wordprocessingml/2006/main" xmlns:w10="urn:schemas-microsoft-com:office:word" xmlns:w14="http://schemas.microsoft.com/office/word/2010/wordml" xmlns:wps="http://schemas.microsoft.com/office/word/2010/wordprocessingShape" xmlns:wpg="http://schemas.microsoft.com/office/word/2010/wordprocessingGroup" xmlns:mc="http://schemas.openxmlformats.org/markup-compatibility/2006" xmlns:v="urn:schemas-microsoft-com:vml" xmlns:o="urn:schemas-microsoft-com:office:office" xmlns:m="http://schemas.openxmlformats.org/officeDocument/2006/math" mc:Ignorable="w14 wp14">
+  <w:p xmlns:wp14="http://schemas.microsoft.com/office/word/2010/wordml" wp14:textId="77777777">
     <w:pPr>
       <w:pStyle w:val="Header &amp; Footer"/>
       <w:bidi w:val="0"/>
@@ -6044,8 +7790,8 @@
 </file>
 
 <file path=word/header1.xml><?xml version="1.0" encoding="utf-8"?>
-<w:hdr xmlns:r="http://schemas.openxmlformats.org/officeDocument/2006/relationships" xmlns:wp="http://schemas.openxmlformats.org/drawingml/2006/wordprocessingDrawing" xmlns:w="http://schemas.openxmlformats.org/wordprocessingml/2006/main" xmlns:w10="urn:schemas-microsoft-com:office:word" xmlns:w14="http://schemas.microsoft.com/office/word/2010/wordml" xmlns:wps="http://schemas.microsoft.com/office/word/2010/wordprocessingShape" xmlns:wpg="http://schemas.microsoft.com/office/word/2010/wordprocessingGroup" xmlns:mc="http://schemas.openxmlformats.org/markup-compatibility/2006" xmlns:v="urn:schemas-microsoft-com:vml" xmlns:o="urn:schemas-microsoft-com:office:office" xmlns:m="http://schemas.openxmlformats.org/officeDocument/2006/math" mc:Ignorable="w14">
-  <w:p>
+<w:hdr xmlns:wp14="http://schemas.microsoft.com/office/word/2010/wordprocessingDrawing" xmlns:r="http://schemas.openxmlformats.org/officeDocument/2006/relationships" xmlns:wp="http://schemas.openxmlformats.org/drawingml/2006/wordprocessingDrawing" xmlns:w="http://schemas.openxmlformats.org/wordprocessingml/2006/main" xmlns:w10="urn:schemas-microsoft-com:office:word" xmlns:w14="http://schemas.microsoft.com/office/word/2010/wordml" xmlns:wps="http://schemas.microsoft.com/office/word/2010/wordprocessingShape" xmlns:wpg="http://schemas.microsoft.com/office/word/2010/wordprocessingGroup" xmlns:mc="http://schemas.openxmlformats.org/markup-compatibility/2006" xmlns:v="urn:schemas-microsoft-com:vml" xmlns:o="urn:schemas-microsoft-com:office:office" xmlns:m="http://schemas.openxmlformats.org/officeDocument/2006/math" mc:Ignorable="w14 wp14">
+  <w:p xmlns:wp14="http://schemas.microsoft.com/office/word/2010/wordml" wp14:textId="77777777">
     <w:pPr>
       <w:pStyle w:val="Header &amp; Footer"/>
       <w:bidi w:val="0"/>
@@ -6057,7 +7803,263 @@
 
 <file path=word/numbering.xml><?xml version="1.0" encoding="utf-8"?>
 <w:numbering xmlns:w="http://schemas.openxmlformats.org/wordprocessingml/2006/main" xmlns:wp="http://schemas.openxmlformats.org/drawingml/2006/wordprocessingDrawing" xmlns:w14="http://schemas.microsoft.com/office/word/2010/wordml" xmlns:r="http://schemas.openxmlformats.org/officeDocument/2006/relationships" xmlns:v="urn:schemas-microsoft-com:vml" xmlns:o="urn:schemas-microsoft-com:office:office">
+  <w:abstractNum xmlns:w="http://schemas.openxmlformats.org/wordprocessingml/2006/main" w:abstractNumId="6">
+    <w:nsid w:val="1a13bbd8"/>
+    <w:multiLevelType xmlns:w="http://schemas.openxmlformats.org/wordprocessingml/2006/main" w:val="hybridMultilevel"/>
+    <w:lvl xmlns:w="http://schemas.openxmlformats.org/wordprocessingml/2006/main" w:ilvl="0">
+      <w:start w:val="1"/>
+      <w:numFmt w:val="decimal"/>
+      <w:lvlText w:val="%1."/>
+      <w:lvlJc w:val="left"/>
+      <w:pPr>
+        <w:ind w:left="1440" w:hanging="360"/>
+      </w:pPr>
+    </w:lvl>
+    <w:lvl xmlns:w="http://schemas.openxmlformats.org/wordprocessingml/2006/main" w:ilvl="1">
+      <w:start w:val="1"/>
+      <w:numFmt w:val="lowerLetter"/>
+      <w:lvlText w:val="%2."/>
+      <w:lvlJc w:val="left"/>
+      <w:pPr>
+        <w:ind w:left="2160" w:hanging="360"/>
+      </w:pPr>
+    </w:lvl>
+    <w:lvl xmlns:w="http://schemas.openxmlformats.org/wordprocessingml/2006/main" w:ilvl="2">
+      <w:start w:val="1"/>
+      <w:numFmt w:val="lowerRoman"/>
+      <w:lvlText w:val="%3."/>
+      <w:lvlJc w:val="right"/>
+      <w:pPr>
+        <w:ind w:left="2880" w:hanging="180"/>
+      </w:pPr>
+    </w:lvl>
+    <w:lvl xmlns:w="http://schemas.openxmlformats.org/wordprocessingml/2006/main" w:ilvl="3">
+      <w:start w:val="1"/>
+      <w:numFmt w:val="decimal"/>
+      <w:lvlText w:val="%4."/>
+      <w:lvlJc w:val="left"/>
+      <w:pPr>
+        <w:ind w:left="3600" w:hanging="360"/>
+      </w:pPr>
+    </w:lvl>
+    <w:lvl xmlns:w="http://schemas.openxmlformats.org/wordprocessingml/2006/main" w:ilvl="4">
+      <w:start w:val="1"/>
+      <w:numFmt w:val="lowerLetter"/>
+      <w:lvlText w:val="%5."/>
+      <w:lvlJc w:val="left"/>
+      <w:pPr>
+        <w:ind w:left="4320" w:hanging="360"/>
+      </w:pPr>
+    </w:lvl>
+    <w:lvl xmlns:w="http://schemas.openxmlformats.org/wordprocessingml/2006/main" w:ilvl="5">
+      <w:start w:val="1"/>
+      <w:numFmt w:val="lowerRoman"/>
+      <w:lvlText w:val="%6."/>
+      <w:lvlJc w:val="right"/>
+      <w:pPr>
+        <w:ind w:left="5040" w:hanging="180"/>
+      </w:pPr>
+    </w:lvl>
+    <w:lvl xmlns:w="http://schemas.openxmlformats.org/wordprocessingml/2006/main" w:ilvl="6">
+      <w:start w:val="1"/>
+      <w:numFmt w:val="decimal"/>
+      <w:lvlText w:val="%7."/>
+      <w:lvlJc w:val="left"/>
+      <w:pPr>
+        <w:ind w:left="5760" w:hanging="360"/>
+      </w:pPr>
+    </w:lvl>
+    <w:lvl xmlns:w="http://schemas.openxmlformats.org/wordprocessingml/2006/main" w:ilvl="7">
+      <w:start w:val="1"/>
+      <w:numFmt w:val="lowerLetter"/>
+      <w:lvlText w:val="%8."/>
+      <w:lvlJc w:val="left"/>
+      <w:pPr>
+        <w:ind w:left="6480" w:hanging="360"/>
+      </w:pPr>
+    </w:lvl>
+    <w:lvl xmlns:w="http://schemas.openxmlformats.org/wordprocessingml/2006/main" w:ilvl="8">
+      <w:start w:val="1"/>
+      <w:numFmt w:val="lowerRoman"/>
+      <w:lvlText w:val="%9."/>
+      <w:lvlJc w:val="right"/>
+      <w:pPr>
+        <w:ind w:left="7200" w:hanging="180"/>
+      </w:pPr>
+    </w:lvl>
+  </w:abstractNum>
+  <w:abstractNum xmlns:w="http://schemas.openxmlformats.org/wordprocessingml/2006/main" w:abstractNumId="5">
+    <w:nsid w:val="3c7f34f8"/>
+    <w:multiLevelType xmlns:w="http://schemas.openxmlformats.org/wordprocessingml/2006/main" w:val="hybridMultilevel"/>
+    <w:lvl xmlns:w="http://schemas.openxmlformats.org/wordprocessingml/2006/main" w:ilvl="0">
+      <w:start w:val="1"/>
+      <w:numFmt w:val="decimal"/>
+      <w:lvlText w:val="%1."/>
+      <w:lvlJc w:val="left"/>
+      <w:pPr>
+        <w:ind w:left="1080" w:hanging="360"/>
+      </w:pPr>
+    </w:lvl>
+    <w:lvl xmlns:w="http://schemas.openxmlformats.org/wordprocessingml/2006/main" w:ilvl="1">
+      <w:start w:val="1"/>
+      <w:numFmt w:val="lowerLetter"/>
+      <w:lvlText w:val="%2."/>
+      <w:lvlJc w:val="left"/>
+      <w:pPr>
+        <w:ind w:left="1800" w:hanging="360"/>
+      </w:pPr>
+    </w:lvl>
+    <w:lvl xmlns:w="http://schemas.openxmlformats.org/wordprocessingml/2006/main" w:ilvl="2">
+      <w:start w:val="1"/>
+      <w:numFmt w:val="lowerRoman"/>
+      <w:lvlText w:val="%3."/>
+      <w:lvlJc w:val="right"/>
+      <w:pPr>
+        <w:ind w:left="2520" w:hanging="180"/>
+      </w:pPr>
+    </w:lvl>
+    <w:lvl xmlns:w="http://schemas.openxmlformats.org/wordprocessingml/2006/main" w:ilvl="3">
+      <w:start w:val="1"/>
+      <w:numFmt w:val="decimal"/>
+      <w:lvlText w:val="%4."/>
+      <w:lvlJc w:val="left"/>
+      <w:pPr>
+        <w:ind w:left="3240" w:hanging="360"/>
+      </w:pPr>
+    </w:lvl>
+    <w:lvl xmlns:w="http://schemas.openxmlformats.org/wordprocessingml/2006/main" w:ilvl="4">
+      <w:start w:val="1"/>
+      <w:numFmt w:val="lowerLetter"/>
+      <w:lvlText w:val="%5."/>
+      <w:lvlJc w:val="left"/>
+      <w:pPr>
+        <w:ind w:left="3960" w:hanging="360"/>
+      </w:pPr>
+    </w:lvl>
+    <w:lvl xmlns:w="http://schemas.openxmlformats.org/wordprocessingml/2006/main" w:ilvl="5">
+      <w:start w:val="1"/>
+      <w:numFmt w:val="lowerRoman"/>
+      <w:lvlText w:val="%6."/>
+      <w:lvlJc w:val="right"/>
+      <w:pPr>
+        <w:ind w:left="4680" w:hanging="180"/>
+      </w:pPr>
+    </w:lvl>
+    <w:lvl xmlns:w="http://schemas.openxmlformats.org/wordprocessingml/2006/main" w:ilvl="6">
+      <w:start w:val="1"/>
+      <w:numFmt w:val="decimal"/>
+      <w:lvlText w:val="%7."/>
+      <w:lvlJc w:val="left"/>
+      <w:pPr>
+        <w:ind w:left="5400" w:hanging="360"/>
+      </w:pPr>
+    </w:lvl>
+    <w:lvl xmlns:w="http://schemas.openxmlformats.org/wordprocessingml/2006/main" w:ilvl="7">
+      <w:start w:val="1"/>
+      <w:numFmt w:val="lowerLetter"/>
+      <w:lvlText w:val="%8."/>
+      <w:lvlJc w:val="left"/>
+      <w:pPr>
+        <w:ind w:left="6120" w:hanging="360"/>
+      </w:pPr>
+    </w:lvl>
+    <w:lvl xmlns:w="http://schemas.openxmlformats.org/wordprocessingml/2006/main" w:ilvl="8">
+      <w:start w:val="1"/>
+      <w:numFmt w:val="lowerRoman"/>
+      <w:lvlText w:val="%9."/>
+      <w:lvlJc w:val="right"/>
+      <w:pPr>
+        <w:ind w:left="6840" w:hanging="180"/>
+      </w:pPr>
+    </w:lvl>
+  </w:abstractNum>
+  <w:abstractNum xmlns:w="http://schemas.openxmlformats.org/wordprocessingml/2006/main" w:abstractNumId="4">
+    <w:nsid w:val="53b307ee"/>
+    <w:multiLevelType xmlns:w="http://schemas.openxmlformats.org/wordprocessingml/2006/main" w:val="hybridMultilevel"/>
+    <w:lvl xmlns:w="http://schemas.openxmlformats.org/wordprocessingml/2006/main" w:ilvl="0">
+      <w:start w:val="1"/>
+      <w:numFmt w:val="decimal"/>
+      <w:lvlText w:val="%1."/>
+      <w:lvlJc w:val="left"/>
+      <w:pPr>
+        <w:ind w:left="1080" w:hanging="360"/>
+      </w:pPr>
+    </w:lvl>
+    <w:lvl xmlns:w="http://schemas.openxmlformats.org/wordprocessingml/2006/main" w:ilvl="1">
+      <w:start w:val="1"/>
+      <w:numFmt w:val="lowerLetter"/>
+      <w:lvlText w:val="%2."/>
+      <w:lvlJc w:val="left"/>
+      <w:pPr>
+        <w:ind w:left="1800" w:hanging="360"/>
+      </w:pPr>
+    </w:lvl>
+    <w:lvl xmlns:w="http://schemas.openxmlformats.org/wordprocessingml/2006/main" w:ilvl="2">
+      <w:start w:val="1"/>
+      <w:numFmt w:val="lowerRoman"/>
+      <w:lvlText w:val="%3."/>
+      <w:lvlJc w:val="right"/>
+      <w:pPr>
+        <w:ind w:left="2520" w:hanging="180"/>
+      </w:pPr>
+    </w:lvl>
+    <w:lvl xmlns:w="http://schemas.openxmlformats.org/wordprocessingml/2006/main" w:ilvl="3">
+      <w:start w:val="1"/>
+      <w:numFmt w:val="decimal"/>
+      <w:lvlText w:val="%4."/>
+      <w:lvlJc w:val="left"/>
+      <w:pPr>
+        <w:ind w:left="3240" w:hanging="360"/>
+      </w:pPr>
+    </w:lvl>
+    <w:lvl xmlns:w="http://schemas.openxmlformats.org/wordprocessingml/2006/main" w:ilvl="4">
+      <w:start w:val="1"/>
+      <w:numFmt w:val="lowerLetter"/>
+      <w:lvlText w:val="%5."/>
+      <w:lvlJc w:val="left"/>
+      <w:pPr>
+        <w:ind w:left="3960" w:hanging="360"/>
+      </w:pPr>
+    </w:lvl>
+    <w:lvl xmlns:w="http://schemas.openxmlformats.org/wordprocessingml/2006/main" w:ilvl="5">
+      <w:start w:val="1"/>
+      <w:numFmt w:val="lowerRoman"/>
+      <w:lvlText w:val="%6."/>
+      <w:lvlJc w:val="right"/>
+      <w:pPr>
+        <w:ind w:left="4680" w:hanging="180"/>
+      </w:pPr>
+    </w:lvl>
+    <w:lvl xmlns:w="http://schemas.openxmlformats.org/wordprocessingml/2006/main" w:ilvl="6">
+      <w:start w:val="1"/>
+      <w:numFmt w:val="decimal"/>
+      <w:lvlText w:val="%7."/>
+      <w:lvlJc w:val="left"/>
+      <w:pPr>
+        <w:ind w:left="5400" w:hanging="360"/>
+      </w:pPr>
+    </w:lvl>
+    <w:lvl xmlns:w="http://schemas.openxmlformats.org/wordprocessingml/2006/main" w:ilvl="7">
+      <w:start w:val="1"/>
+      <w:numFmt w:val="lowerLetter"/>
+      <w:lvlText w:val="%8."/>
+      <w:lvlJc w:val="left"/>
+      <w:pPr>
+        <w:ind w:left="6120" w:hanging="360"/>
+      </w:pPr>
+    </w:lvl>
+    <w:lvl xmlns:w="http://schemas.openxmlformats.org/wordprocessingml/2006/main" w:ilvl="8">
+      <w:start w:val="1"/>
+      <w:numFmt w:val="lowerRoman"/>
+      <w:lvlText w:val="%9."/>
+      <w:lvlJc w:val="right"/>
+      <w:pPr>
+        <w:ind w:left="6840" w:hanging="180"/>
+      </w:pPr>
+    </w:lvl>
+  </w:abstractNum>
   <w:abstractNum w:abstractNumId="0">
+    <w:nsid w:val="6bb16579"/>
     <w:multiLevelType w:val="hybridMultilevel"/>
     <w:lvl w:ilvl="0">
       <w:start w:val="1"/>
@@ -6069,7 +8071,7 @@
         <w:ind w:left="720" w:hanging="500"/>
       </w:pPr>
       <w:rPr>
-        <w:rFonts w:ascii="Times Roman" w:cs="Times Roman" w:hAnsi="Times Roman" w:eastAsia="Times Roman"/>
+        <w:rFonts w:ascii="Times Roman" w:hAnsi="Times Roman" w:eastAsia="Times Roman" w:cs="Times Roman"/>
         <w:b w:val="1"/>
         <w:bCs w:val="1"/>
         <w:i w:val="0"/>
@@ -6099,7 +8101,7 @@
         <w:ind w:left="940" w:hanging="500"/>
       </w:pPr>
       <w:rPr>
-        <w:rFonts w:ascii="Times Roman" w:cs="Times Roman" w:hAnsi="Times Roman" w:eastAsia="Times Roman"/>
+        <w:rFonts w:ascii="Times Roman" w:hAnsi="Times Roman" w:eastAsia="Times Roman" w:cs="Times Roman"/>
         <w:b w:val="1"/>
         <w:bCs w:val="1"/>
         <w:i w:val="0"/>
@@ -6129,7 +8131,7 @@
         <w:ind w:left="1160" w:hanging="500"/>
       </w:pPr>
       <w:rPr>
-        <w:rFonts w:ascii="Times Roman" w:cs="Times Roman" w:hAnsi="Times Roman" w:eastAsia="Times Roman"/>
+        <w:rFonts w:ascii="Times Roman" w:hAnsi="Times Roman" w:eastAsia="Times Roman" w:cs="Times Roman"/>
         <w:b w:val="1"/>
         <w:bCs w:val="1"/>
         <w:i w:val="0"/>
@@ -6159,7 +8161,7 @@
         <w:ind w:left="1380" w:hanging="500"/>
       </w:pPr>
       <w:rPr>
-        <w:rFonts w:ascii="Times Roman" w:cs="Times Roman" w:hAnsi="Times Roman" w:eastAsia="Times Roman"/>
+        <w:rFonts w:ascii="Times Roman" w:hAnsi="Times Roman" w:eastAsia="Times Roman" w:cs="Times Roman"/>
         <w:b w:val="1"/>
         <w:bCs w:val="1"/>
         <w:i w:val="0"/>
@@ -6189,7 +8191,7 @@
         <w:ind w:left="1600" w:hanging="500"/>
       </w:pPr>
       <w:rPr>
-        <w:rFonts w:ascii="Times Roman" w:cs="Times Roman" w:hAnsi="Times Roman" w:eastAsia="Times Roman"/>
+        <w:rFonts w:ascii="Times Roman" w:hAnsi="Times Roman" w:eastAsia="Times Roman" w:cs="Times Roman"/>
         <w:b w:val="1"/>
         <w:bCs w:val="1"/>
         <w:i w:val="0"/>
@@ -6219,7 +8221,7 @@
         <w:ind w:left="1820" w:hanging="500"/>
       </w:pPr>
       <w:rPr>
-        <w:rFonts w:ascii="Times Roman" w:cs="Times Roman" w:hAnsi="Times Roman" w:eastAsia="Times Roman"/>
+        <w:rFonts w:ascii="Times Roman" w:hAnsi="Times Roman" w:eastAsia="Times Roman" w:cs="Times Roman"/>
         <w:b w:val="1"/>
         <w:bCs w:val="1"/>
         <w:i w:val="0"/>
@@ -6249,7 +8251,7 @@
         <w:ind w:left="2040" w:hanging="500"/>
       </w:pPr>
       <w:rPr>
-        <w:rFonts w:ascii="Times Roman" w:cs="Times Roman" w:hAnsi="Times Roman" w:eastAsia="Times Roman"/>
+        <w:rFonts w:ascii="Times Roman" w:hAnsi="Times Roman" w:eastAsia="Times Roman" w:cs="Times Roman"/>
         <w:b w:val="1"/>
         <w:bCs w:val="1"/>
         <w:i w:val="0"/>
@@ -6279,7 +8281,7 @@
         <w:ind w:left="2260" w:hanging="500"/>
       </w:pPr>
       <w:rPr>
-        <w:rFonts w:ascii="Times Roman" w:cs="Times Roman" w:hAnsi="Times Roman" w:eastAsia="Times Roman"/>
+        <w:rFonts w:ascii="Times Roman" w:hAnsi="Times Roman" w:eastAsia="Times Roman" w:cs="Times Roman"/>
         <w:b w:val="1"/>
         <w:bCs w:val="1"/>
         <w:i w:val="0"/>
@@ -6309,7 +8311,7 @@
         <w:ind w:left="2480" w:hanging="500"/>
       </w:pPr>
       <w:rPr>
-        <w:rFonts w:ascii="Times Roman" w:cs="Times Roman" w:hAnsi="Times Roman" w:eastAsia="Times Roman"/>
+        <w:rFonts w:ascii="Times Roman" w:hAnsi="Times Roman" w:eastAsia="Times Roman" w:cs="Times Roman"/>
         <w:b w:val="1"/>
         <w:bCs w:val="1"/>
         <w:i w:val="0"/>
@@ -6331,6 +8333,7 @@
     </w:lvl>
   </w:abstractNum>
   <w:abstractNum w:abstractNumId="1">
+    <w:nsid w:val="23855609"/>
     <w:multiLevelType w:val="hybridMultilevel"/>
     <w:lvl w:ilvl="0">
       <w:start w:val="1"/>
@@ -6586,6 +8589,7 @@
     </w:lvl>
   </w:abstractNum>
   <w:abstractNum w:abstractNumId="2">
+    <w:nsid w:val="6a974ca1"/>
     <w:multiLevelType w:val="hybridMultilevel"/>
     <w:lvl w:ilvl="0">
       <w:start w:val="1"/>
@@ -6841,6 +8845,7 @@
     </w:lvl>
   </w:abstractNum>
   <w:abstractNum w:abstractNumId="3">
+    <w:nsid w:val="1444a9f"/>
     <w:multiLevelType w:val="hybridMultilevel"/>
     <w:lvl w:ilvl="0">
       <w:start w:val="1"/>
@@ -7095,6 +9100,15 @@
       </w:rPr>
     </w:lvl>
   </w:abstractNum>
+  <w:num w:numId="7">
+    <w:abstractNumId w:val="6"/>
+  </w:num>
+  <w:num w:numId="6">
+    <w:abstractNumId w:val="5"/>
+  </w:num>
+  <w:num w:numId="5">
+    <w:abstractNumId w:val="4"/>
+  </w:num>
   <w:num w:numId="1">
     <w:abstractNumId w:val="0"/>
   </w:num>
@@ -7111,11 +9125,11 @@
 </file>
 
 <file path=word/styles.xml><?xml version="1.0" encoding="utf-8"?>
-<w:styles xmlns:w="http://schemas.openxmlformats.org/wordprocessingml/2006/main" xmlns:mc="http://schemas.openxmlformats.org/markup-compatibility/2006" xmlns:w14="http://schemas.microsoft.com/office/word/2010/wordml" mc:Ignorable="w14">
+<w:styles xmlns:wp14="http://schemas.microsoft.com/office/word/2010/wordprocessingDrawing" xmlns:w="http://schemas.openxmlformats.org/wordprocessingml/2006/main" xmlns:mc="http://schemas.openxmlformats.org/markup-compatibility/2006" xmlns:w14="http://schemas.microsoft.com/office/word/2010/wordml" mc:Ignorable="w14 wp14">
   <w:docDefaults>
     <w:rPrDefault>
       <w:rPr>
-        <w:rFonts w:ascii="Times New Roman" w:cs="Times New Roman" w:hAnsi="Times New Roman" w:eastAsia="Arial Unicode MS"/>
+        <w:rFonts w:ascii="Times New Roman" w:hAnsi="Times New Roman" w:eastAsia="Arial Unicode MS" w:cs="Times New Roman"/>
         <w:b w:val="0"/>
         <w:bCs w:val="0"/>
         <w:i w:val="0"/>
@@ -7146,7 +9160,7 @@
         <w:keepNext w:val="0"/>
         <w:keepLines w:val="0"/>
         <w:pageBreakBefore w:val="0"/>
-        <w:framePr w:anchorLock="0" w:w="0" w:h="0" w:vSpace="0" w:hSpace="0" w:xAlign="left" w:y="0" w:hRule="exact" w:vAnchor="margin"/>
+        <w:framePr w:w="0" w:h="0" w:vSpace="0" w:hSpace="0" w:vAnchor="margin" w:xAlign="left" w:y="0" w:hRule="exact" w:anchorLock="0"/>
         <w:widowControl w:val="1"/>
         <w:numPr>
           <w:ilvl w:val="0"/>
@@ -7170,7 +9184,7 @@
       </w:pPr>
     </w:pPrDefault>
   </w:docDefaults>
-  <w:style w:type="paragraph" w:default="1" w:styleId="Normal">
+  <w:style w:type="paragraph" w:styleId="Normal" w:default="1">
     <w:name w:val="Normal"/>
     <w:next w:val="Normal"/>
     <w:pPr/>
@@ -7180,7 +9194,7 @@
       <w:lang w:val="en-US" w:eastAsia="en-US" w:bidi="ar-SA"/>
     </w:rPr>
   </w:style>
-  <w:style w:type="character" w:default="1" w:styleId="Default Paragraph Font">
+  <w:style w:type="character" w:styleId="Default Paragraph Font" w:default="1">
     <w:name w:val="Default Paragraph Font"/>
     <w:next w:val="Default Paragraph Font"/>
   </w:style>
@@ -7190,7 +9204,7 @@
       <w:u w:val="single"/>
     </w:rPr>
   </w:style>
-  <w:style w:type="table" w:default="1" w:styleId="Table Normal">
+  <w:style w:type="table" w:styleId="Table Normal" w:default="1">
     <w:name w:val="Table Normal"/>
     <w:next w:val="Table Normal"/>
     <w:pPr/>
@@ -7212,7 +9226,7 @@
     <w:tblStylePr w:type="seCell"/>
     <w:tblStylePr w:type="swCell"/>
   </w:style>
-  <w:style w:type="numbering" w:default="1" w:styleId="No List">
+  <w:style w:type="numbering" w:styleId="No List" w:default="1">
     <w:name w:val="No List"/>
     <w:next w:val="No List"/>
     <w:pPr/>
@@ -7237,7 +9251,7 @@
       <w:outlineLvl w:val="9"/>
     </w:pPr>
     <w:rPr>
-      <w:rFonts w:ascii="Helvetica Neue" w:cs="Arial Unicode MS" w:hAnsi="Helvetica Neue" w:eastAsia="Arial Unicode MS"/>
+      <w:rFonts w:ascii="Helvetica Neue" w:hAnsi="Helvetica Neue" w:eastAsia="Arial Unicode MS" w:cs="Arial Unicode MS"/>
       <w:b w:val="0"/>
       <w:bCs w:val="0"/>
       <w:i w:val="0"/>
@@ -7283,7 +9297,7 @@
       <w:outlineLvl w:val="9"/>
     </w:pPr>
     <w:rPr>
-      <w:rFonts w:ascii="Arial" w:cs="Arial Unicode MS" w:hAnsi="Arial" w:eastAsia="Arial Unicode MS"/>
+      <w:rFonts w:ascii="Arial" w:hAnsi="Arial" w:eastAsia="Arial Unicode MS" w:cs="Arial Unicode MS"/>
       <w:b w:val="0"/>
       <w:bCs w:val="0"/>
       <w:i w:val="0"/>
@@ -7331,7 +9345,7 @@
       <w:outlineLvl w:val="9"/>
     </w:pPr>
     <w:rPr>
-      <w:rFonts w:ascii="Arial" w:cs="Arial Unicode MS" w:hAnsi="Arial" w:eastAsia="Arial Unicode MS"/>
+      <w:rFonts w:ascii="Arial" w:hAnsi="Arial" w:eastAsia="Arial Unicode MS" w:cs="Arial Unicode MS"/>
       <w:b w:val="0"/>
       <w:bCs w:val="0"/>
       <w:i w:val="0"/>
@@ -7370,7 +9384,7 @@
     <w:basedOn w:val="None"/>
     <w:next w:val="Hyperlink.0"/>
     <w:rPr>
-      <w:rFonts w:ascii="Roboto" w:cs="Roboto" w:hAnsi="Roboto" w:eastAsia="Roboto"/>
+      <w:rFonts w:ascii="Roboto" w:hAnsi="Roboto" w:eastAsia="Roboto" w:cs="Roboto"/>
       <w:b w:val="1"/>
       <w:bCs w:val="1"/>
       <w:outline w:val="0"/>
@@ -7405,7 +9419,7 @@
       <w:outlineLvl w:val="9"/>
     </w:pPr>
     <w:rPr>
-      <w:rFonts w:ascii="Times New Roman" w:cs="Arial Unicode MS" w:hAnsi="Times New Roman" w:eastAsia="Arial Unicode MS"/>
+      <w:rFonts w:ascii="Times New Roman" w:hAnsi="Times New Roman" w:eastAsia="Arial Unicode MS" w:cs="Arial Unicode MS"/>
       <w:b w:val="0"/>
       <w:bCs w:val="0"/>
       <w:i w:val="0"/>
@@ -7452,7 +9466,7 @@
       <w:outlineLvl w:val="9"/>
     </w:pPr>
     <w:rPr>
-      <w:rFonts w:ascii="Helvetica Neue" w:cs="Arial Unicode MS" w:hAnsi="Helvetica Neue" w:eastAsia="Arial Unicode MS"/>
+      <w:rFonts w:ascii="Helvetica Neue" w:hAnsi="Helvetica Neue" w:eastAsia="Arial Unicode MS" w:cs="Arial Unicode MS"/>
       <w:b w:val="0"/>
       <w:bCs w:val="0"/>
       <w:i w:val="0"/>
@@ -7500,7 +9514,7 @@
       <w:outlineLvl w:val="9"/>
     </w:pPr>
     <w:rPr>
-      <w:rFonts w:ascii="Arial" w:cs="Arial Unicode MS" w:hAnsi="Arial" w:eastAsia="Arial Unicode MS"/>
+      <w:rFonts w:ascii="Arial" w:hAnsi="Arial" w:eastAsia="Arial Unicode MS" w:cs="Arial Unicode MS"/>
       <w:b w:val="0"/>
       <w:bCs w:val="0"/>
       <w:i w:val="0"/>
@@ -7526,6 +9540,27 @@
         </w14:solidFill>
       </w14:textFill>
     </w:rPr>
+  </w:style>
+  <w:style w:type="paragraph" w:styleId="Heading3">
+    <w:uiPriority w:val="9"/>
+    <w:name w:val="heading 3"/>
+    <w:basedOn w:val="Normal"/>
+    <w:next w:val="Normal"/>
+    <w:unhideWhenUsed/>
+    <w:qFormat/>
+    <w:rsid w:val="0DA4B22B"/>
+    <w:rPr>
+      <w:rFonts w:eastAsia="Helvetica Neue" w:cs="Helvetica Neue" w:eastAsiaTheme="majorEastAsia" w:cstheme="majorBidi"/>
+      <w:color w:val="365F91" w:themeColor="accent1" w:themeTint="FF" w:themeShade="BF"/>
+      <w:sz w:val="28"/>
+      <w:szCs w:val="28"/>
+    </w:rPr>
+    <w:pPr>
+      <w:keepNext w:val="1"/>
+      <w:keepLines w:val="1"/>
+      <w:spacing w:before="160" w:after="80"/>
+      <w:outlineLvl w:val="2"/>
+    </w:pPr>
   </w:style>
 </w:styles>
 </file>
@@ -7657,7 +9692,7 @@
       <a:effectStyleLst>
         <a:effectStyle>
           <a:effectLst>
-            <a:outerShdw sx="100000" sy="100000" kx="0" ky="0" algn="b" rotWithShape="0" blurRad="38100" dist="23000" dir="5400000">
+            <a:outerShdw blurRad="38100" dist="23000" dir="5400000" sx="100000" sy="100000" kx="0" ky="0" algn="b" rotWithShape="0">
               <a:srgbClr val="000000">
                 <a:alpha val="35000"/>
               </a:srgbClr>
@@ -7666,7 +9701,7 @@
         </a:effectStyle>
         <a:effectStyle>
           <a:effectLst>
-            <a:outerShdw sx="100000" sy="100000" kx="0" ky="0" algn="b" rotWithShape="0" blurRad="38100" dist="23000" dir="5400000">
+            <a:outerShdw blurRad="38100" dist="23000" dir="5400000" sx="100000" sy="100000" kx="0" ky="0" algn="b" rotWithShape="0">
               <a:srgbClr val="000000">
                 <a:alpha val="35000"/>
               </a:srgbClr>
@@ -7675,7 +9710,7 @@
         </a:effectStyle>
         <a:effectStyle>
           <a:effectLst>
-            <a:outerShdw sx="100000" sy="100000" kx="0" ky="0" algn="b" rotWithShape="0" blurRad="38100" dist="23000" dir="5400000">
+            <a:outerShdw blurRad="38100" dist="23000" dir="5400000" sx="100000" sy="100000" kx="0" ky="0" algn="b" rotWithShape="0">
               <a:srgbClr val="000000">
                 <a:alpha val="35000"/>
               </a:srgbClr>
@@ -7749,7 +9784,7 @@
           <a:round/>
         </a:ln>
         <a:effectLst>
-          <a:outerShdw sx="100000" sy="100000" kx="0" ky="0" algn="b" rotWithShape="0" blurRad="38100" dist="23000" dir="5400000">
+          <a:outerShdw blurRad="38100" dist="23000" dir="5400000" sx="100000" sy="100000" kx="0" ky="0" algn="b" rotWithShape="0">
             <a:srgbClr val="000000">
               <a:alpha val="35000"/>
             </a:srgbClr>
@@ -7776,7 +9811,7 @@
           <a:buFontTx/>
           <a:buNone/>
           <a:tabLst/>
-          <a:defRPr b="0" baseline="0" cap="none" i="0" spc="0" strike="noStrike" sz="1800" u="none" kumimoji="0" normalizeH="0">
+          <a:defRPr kumimoji="0" sz="1800" b="0" i="0" u="none" strike="noStrike" cap="none" spc="0" normalizeH="0" baseline="0">
             <a:ln>
               <a:noFill/>
             </a:ln>
@@ -7806,7 +9841,7 @@
           <a:buFontTx/>
           <a:buNone/>
           <a:tabLst/>
-          <a:defRPr b="0" baseline="0" cap="none" i="0" spc="0" strike="noStrike" sz="1800" u="none" kumimoji="0" normalizeH="0">
+          <a:defRPr kumimoji="0" sz="1800" b="0" i="0" u="none" strike="noStrike" cap="none" spc="0" normalizeH="0" baseline="0">
             <a:ln>
               <a:noFill/>
             </a:ln>
@@ -7832,7 +9867,7 @@
           <a:buFontTx/>
           <a:buNone/>
           <a:tabLst/>
-          <a:defRPr b="0" baseline="0" cap="none" i="0" spc="0" strike="noStrike" sz="1800" u="none" kumimoji="0" normalizeH="0">
+          <a:defRPr kumimoji="0" sz="1800" b="0" i="0" u="none" strike="noStrike" cap="none" spc="0" normalizeH="0" baseline="0">
             <a:ln>
               <a:noFill/>
             </a:ln>
@@ -7858,7 +9893,7 @@
           <a:buFontTx/>
           <a:buNone/>
           <a:tabLst/>
-          <a:defRPr b="0" baseline="0" cap="none" i="0" spc="0" strike="noStrike" sz="1800" u="none" kumimoji="0" normalizeH="0">
+          <a:defRPr kumimoji="0" sz="1800" b="0" i="0" u="none" strike="noStrike" cap="none" spc="0" normalizeH="0" baseline="0">
             <a:ln>
               <a:noFill/>
             </a:ln>
@@ -7884,7 +9919,7 @@
           <a:buFontTx/>
           <a:buNone/>
           <a:tabLst/>
-          <a:defRPr b="0" baseline="0" cap="none" i="0" spc="0" strike="noStrike" sz="1800" u="none" kumimoji="0" normalizeH="0">
+          <a:defRPr kumimoji="0" sz="1800" b="0" i="0" u="none" strike="noStrike" cap="none" spc="0" normalizeH="0" baseline="0">
             <a:ln>
               <a:noFill/>
             </a:ln>
@@ -7910,7 +9945,7 @@
           <a:buFontTx/>
           <a:buNone/>
           <a:tabLst/>
-          <a:defRPr b="0" baseline="0" cap="none" i="0" spc="0" strike="noStrike" sz="1800" u="none" kumimoji="0" normalizeH="0">
+          <a:defRPr kumimoji="0" sz="1800" b="0" i="0" u="none" strike="noStrike" cap="none" spc="0" normalizeH="0" baseline="0">
             <a:ln>
               <a:noFill/>
             </a:ln>
@@ -7936,7 +9971,7 @@
           <a:buFontTx/>
           <a:buNone/>
           <a:tabLst/>
-          <a:defRPr b="0" baseline="0" cap="none" i="0" spc="0" strike="noStrike" sz="1800" u="none" kumimoji="0" normalizeH="0">
+          <a:defRPr kumimoji="0" sz="1800" b="0" i="0" u="none" strike="noStrike" cap="none" spc="0" normalizeH="0" baseline="0">
             <a:ln>
               <a:noFill/>
             </a:ln>
@@ -7962,7 +9997,7 @@
           <a:buFontTx/>
           <a:buNone/>
           <a:tabLst/>
-          <a:defRPr b="0" baseline="0" cap="none" i="0" spc="0" strike="noStrike" sz="1800" u="none" kumimoji="0" normalizeH="0">
+          <a:defRPr kumimoji="0" sz="1800" b="0" i="0" u="none" strike="noStrike" cap="none" spc="0" normalizeH="0" baseline="0">
             <a:ln>
               <a:noFill/>
             </a:ln>
@@ -7988,7 +10023,7 @@
           <a:buFontTx/>
           <a:buNone/>
           <a:tabLst/>
-          <a:defRPr b="0" baseline="0" cap="none" i="0" spc="0" strike="noStrike" sz="1800" u="none" kumimoji="0" normalizeH="0">
+          <a:defRPr kumimoji="0" sz="1800" b="0" i="0" u="none" strike="noStrike" cap="none" spc="0" normalizeH="0" baseline="0">
             <a:ln>
               <a:noFill/>
             </a:ln>
@@ -8014,7 +10049,7 @@
           <a:buFontTx/>
           <a:buNone/>
           <a:tabLst/>
-          <a:defRPr b="0" baseline="0" cap="none" i="0" spc="0" strike="noStrike" sz="1800" u="none" kumimoji="0" normalizeH="0">
+          <a:defRPr kumimoji="0" sz="1800" b="0" i="0" u="none" strike="noStrike" cap="none" spc="0" normalizeH="0" baseline="0">
             <a:ln>
               <a:noFill/>
             </a:ln>
@@ -8044,7 +10079,7 @@
           <a:round/>
         </a:ln>
         <a:effectLst>
-          <a:outerShdw sx="100000" sy="100000" kx="0" ky="0" algn="b" rotWithShape="0" blurRad="38100" dist="23000" dir="5400000">
+          <a:outerShdw blurRad="38100" dist="23000" dir="5400000" sx="100000" sy="100000" kx="0" ky="0" algn="b" rotWithShape="0">
             <a:srgbClr val="000000">
               <a:alpha val="35000"/>
             </a:srgbClr>
@@ -8071,7 +10106,7 @@
           <a:buFontTx/>
           <a:buNone/>
           <a:tabLst/>
-          <a:defRPr b="0" baseline="0" cap="none" i="0" spc="0" strike="noStrike" sz="1800" u="none" kumimoji="0" normalizeH="0">
+          <a:defRPr kumimoji="0" sz="1800" b="0" i="0" u="none" strike="noStrike" cap="none" spc="0" normalizeH="0" baseline="0">
             <a:ln>
               <a:noFill/>
             </a:ln>
@@ -8097,7 +10132,7 @@
           <a:buFontTx/>
           <a:buNone/>
           <a:tabLst/>
-          <a:defRPr b="0" baseline="0" cap="none" i="0" spc="0" strike="noStrike" sz="1800" u="none" kumimoji="0" normalizeH="0">
+          <a:defRPr kumimoji="0" sz="1800" b="0" i="0" u="none" strike="noStrike" cap="none" spc="0" normalizeH="0" baseline="0">
             <a:ln>
               <a:noFill/>
             </a:ln>
@@ -8123,7 +10158,7 @@
           <a:buFontTx/>
           <a:buNone/>
           <a:tabLst/>
-          <a:defRPr b="0" baseline="0" cap="none" i="0" spc="0" strike="noStrike" sz="1800" u="none" kumimoji="0" normalizeH="0">
+          <a:defRPr kumimoji="0" sz="1800" b="0" i="0" u="none" strike="noStrike" cap="none" spc="0" normalizeH="0" baseline="0">
             <a:ln>
               <a:noFill/>
             </a:ln>
@@ -8149,7 +10184,7 @@
           <a:buFontTx/>
           <a:buNone/>
           <a:tabLst/>
-          <a:defRPr b="0" baseline="0" cap="none" i="0" spc="0" strike="noStrike" sz="1800" u="none" kumimoji="0" normalizeH="0">
+          <a:defRPr kumimoji="0" sz="1800" b="0" i="0" u="none" strike="noStrike" cap="none" spc="0" normalizeH="0" baseline="0">
             <a:ln>
               <a:noFill/>
             </a:ln>
@@ -8175,7 +10210,7 @@
           <a:buFontTx/>
           <a:buNone/>
           <a:tabLst/>
-          <a:defRPr b="0" baseline="0" cap="none" i="0" spc="0" strike="noStrike" sz="1800" u="none" kumimoji="0" normalizeH="0">
+          <a:defRPr kumimoji="0" sz="1800" b="0" i="0" u="none" strike="noStrike" cap="none" spc="0" normalizeH="0" baseline="0">
             <a:ln>
               <a:noFill/>
             </a:ln>
@@ -8201,7 +10236,7 @@
           <a:buFontTx/>
           <a:buNone/>
           <a:tabLst/>
-          <a:defRPr b="0" baseline="0" cap="none" i="0" spc="0" strike="noStrike" sz="1800" u="none" kumimoji="0" normalizeH="0">
+          <a:defRPr kumimoji="0" sz="1800" b="0" i="0" u="none" strike="noStrike" cap="none" spc="0" normalizeH="0" baseline="0">
             <a:ln>
               <a:noFill/>
             </a:ln>
@@ -8227,7 +10262,7 @@
           <a:buFontTx/>
           <a:buNone/>
           <a:tabLst/>
-          <a:defRPr b="0" baseline="0" cap="none" i="0" spc="0" strike="noStrike" sz="1800" u="none" kumimoji="0" normalizeH="0">
+          <a:defRPr kumimoji="0" sz="1800" b="0" i="0" u="none" strike="noStrike" cap="none" spc="0" normalizeH="0" baseline="0">
             <a:ln>
               <a:noFill/>
             </a:ln>
@@ -8253,7 +10288,7 @@
           <a:buFontTx/>
           <a:buNone/>
           <a:tabLst/>
-          <a:defRPr b="0" baseline="0" cap="none" i="0" spc="0" strike="noStrike" sz="1800" u="none" kumimoji="0" normalizeH="0">
+          <a:defRPr kumimoji="0" sz="1800" b="0" i="0" u="none" strike="noStrike" cap="none" spc="0" normalizeH="0" baseline="0">
             <a:ln>
               <a:noFill/>
             </a:ln>
@@ -8279,7 +10314,7 @@
           <a:buFontTx/>
           <a:buNone/>
           <a:tabLst/>
-          <a:defRPr b="0" baseline="0" cap="none" i="0" spc="0" strike="noStrike" sz="1800" u="none" kumimoji="0" normalizeH="0">
+          <a:defRPr kumimoji="0" sz="1800" b="0" i="0" u="none" strike="noStrike" cap="none" spc="0" normalizeH="0" baseline="0">
             <a:ln>
               <a:noFill/>
             </a:ln>
@@ -8305,7 +10340,7 @@
           <a:buFontTx/>
           <a:buNone/>
           <a:tabLst/>
-          <a:defRPr b="0" baseline="0" cap="none" i="0" spc="0" strike="noStrike" sz="1800" u="none" kumimoji="0" normalizeH="0">
+          <a:defRPr kumimoji="0" sz="1800" b="0" i="0" u="none" strike="noStrike" cap="none" spc="0" normalizeH="0" baseline="0">
             <a:ln>
               <a:noFill/>
             </a:ln>
@@ -8353,7 +10388,7 @@
           <a:buFontTx/>
           <a:buNone/>
           <a:tabLst/>
-          <a:defRPr b="0" baseline="0" cap="none" i="0" spc="0" strike="noStrike" sz="1800" u="none" kumimoji="0" normalizeH="0">
+          <a:defRPr kumimoji="0" sz="1800" b="0" i="0" u="none" strike="noStrike" cap="none" spc="0" normalizeH="0" baseline="0">
             <a:ln>
               <a:noFill/>
             </a:ln>
@@ -8383,7 +10418,7 @@
           <a:buFontTx/>
           <a:buNone/>
           <a:tabLst/>
-          <a:defRPr b="0" baseline="0" cap="none" i="0" spc="0" strike="noStrike" sz="1800" u="none" kumimoji="0" normalizeH="0">
+          <a:defRPr kumimoji="0" sz="1800" b="0" i="0" u="none" strike="noStrike" cap="none" spc="0" normalizeH="0" baseline="0">
             <a:ln>
               <a:noFill/>
             </a:ln>
@@ -8409,7 +10444,7 @@
           <a:buFontTx/>
           <a:buNone/>
           <a:tabLst/>
-          <a:defRPr b="0" baseline="0" cap="none" i="0" spc="0" strike="noStrike" sz="1800" u="none" kumimoji="0" normalizeH="0">
+          <a:defRPr kumimoji="0" sz="1800" b="0" i="0" u="none" strike="noStrike" cap="none" spc="0" normalizeH="0" baseline="0">
             <a:ln>
               <a:noFill/>
             </a:ln>
@@ -8435,7 +10470,7 @@
           <a:buFontTx/>
           <a:buNone/>
           <a:tabLst/>
-          <a:defRPr b="0" baseline="0" cap="none" i="0" spc="0" strike="noStrike" sz="1800" u="none" kumimoji="0" normalizeH="0">
+          <a:defRPr kumimoji="0" sz="1800" b="0" i="0" u="none" strike="noStrike" cap="none" spc="0" normalizeH="0" baseline="0">
             <a:ln>
               <a:noFill/>
             </a:ln>
@@ -8461,7 +10496,7 @@
           <a:buFontTx/>
           <a:buNone/>
           <a:tabLst/>
-          <a:defRPr b="0" baseline="0" cap="none" i="0" spc="0" strike="noStrike" sz="1800" u="none" kumimoji="0" normalizeH="0">
+          <a:defRPr kumimoji="0" sz="1800" b="0" i="0" u="none" strike="noStrike" cap="none" spc="0" normalizeH="0" baseline="0">
             <a:ln>
               <a:noFill/>
             </a:ln>
@@ -8487,7 +10522,7 @@
           <a:buFontTx/>
           <a:buNone/>
           <a:tabLst/>
-          <a:defRPr b="0" baseline="0" cap="none" i="0" spc="0" strike="noStrike" sz="1800" u="none" kumimoji="0" normalizeH="0">
+          <a:defRPr kumimoji="0" sz="1800" b="0" i="0" u="none" strike="noStrike" cap="none" spc="0" normalizeH="0" baseline="0">
             <a:ln>
               <a:noFill/>
             </a:ln>
@@ -8513,7 +10548,7 @@
           <a:buFontTx/>
           <a:buNone/>
           <a:tabLst/>
-          <a:defRPr b="0" baseline="0" cap="none" i="0" spc="0" strike="noStrike" sz="1800" u="none" kumimoji="0" normalizeH="0">
+          <a:defRPr kumimoji="0" sz="1800" b="0" i="0" u="none" strike="noStrike" cap="none" spc="0" normalizeH="0" baseline="0">
             <a:ln>
               <a:noFill/>
             </a:ln>
@@ -8539,7 +10574,7 @@
           <a:buFontTx/>
           <a:buNone/>
           <a:tabLst/>
-          <a:defRPr b="0" baseline="0" cap="none" i="0" spc="0" strike="noStrike" sz="1800" u="none" kumimoji="0" normalizeH="0">
+          <a:defRPr kumimoji="0" sz="1800" b="0" i="0" u="none" strike="noStrike" cap="none" spc="0" normalizeH="0" baseline="0">
             <a:ln>
               <a:noFill/>
             </a:ln>
@@ -8565,7 +10600,7 @@
           <a:buFontTx/>
           <a:buNone/>
           <a:tabLst/>
-          <a:defRPr b="0" baseline="0" cap="none" i="0" spc="0" strike="noStrike" sz="1800" u="none" kumimoji="0" normalizeH="0">
+          <a:defRPr kumimoji="0" sz="1800" b="0" i="0" u="none" strike="noStrike" cap="none" spc="0" normalizeH="0" baseline="0">
             <a:ln>
               <a:noFill/>
             </a:ln>
@@ -8591,7 +10626,7 @@
           <a:buFontTx/>
           <a:buNone/>
           <a:tabLst/>
-          <a:defRPr b="0" baseline="0" cap="none" i="0" spc="0" strike="noStrike" sz="1800" u="none" kumimoji="0" normalizeH="0">
+          <a:defRPr kumimoji="0" sz="1800" b="0" i="0" u="none" strike="noStrike" cap="none" spc="0" normalizeH="0" baseline="0">
             <a:ln>
               <a:noFill/>
             </a:ln>
